--- a/data/outputs/docx/Grade 10 Bio/Bio 1.1/Biology_Introduction_CBE_LessonSequence.docx
+++ b/data/outputs/docx/Grade 10 Bio/Bio 1.1/Biology_Introduction_CBE_LessonSequence.docx
@@ -4,7 +4,7 @@
   <w:body>
     <w:p>
       <w:pPr>
-        <w:spacing w:after="80" w:before="0"/>
+        <w:spacing w:after="30" w:before="0"/>
         <w:jc w:val="center"/>
       </w:pPr>
       <w:r>
@@ -18,12 +18,11 @@
           <w:sz w:val="28"/>
           <w:szCs w:val="28"/>
         </w:rPr>
-        <w:t xml:space="preserve">BIOLOGY GRADE 10: INTRODUCTION TO BIOLOGY</w:t>
       </w:r>
     </w:p>
     <w:p>
       <w:pPr>
-        <w:spacing w:after="160" w:before="0"/>
+        <w:spacing w:after="60" w:before="0"/>
         <w:jc w:val="center"/>
       </w:pPr>
       <w:r>
@@ -31,31 +30,19 @@
           <w:rFonts w:ascii="Arial" w:cs="Arial" w:eastAsia="Arial" w:hAnsi="Arial"/>
           <w:b w:val="false"/>
           <w:bCs w:val="false"/>
-          <w:i w:val="false"/>
-          <w:iCs w:val="false"/>
+          <w:i/>
+          <w:iCs/>
           <w:color w:val="1F6B75"/>
           <w:sz w:val="22"/>
           <w:szCs w:val="22"/>
         </w:rPr>
-        <w:t xml:space="preserve">CBE Phenomenon-Driven Lesson Sequence — Sub-Strand 1.1 (6 Lessons)</w:t>
       </w:r>
     </w:p>
     <w:p>
       <w:pPr>
-        <w:spacing w:after="120" w:before="0"/>
-        <w:jc w:val="left"/>
+        <w:spacing w:after="120"/>
       </w:pPr>
       <w:r>
-        <w:rPr>
-          <w:rFonts w:ascii="Arial" w:cs="Arial" w:eastAsia="Arial" w:hAnsi="Arial"/>
-          <w:b w:val="false"/>
-          <w:bCs w:val="false"/>
-          <w:i w:val="false"/>
-          <w:iCs w:val="false"/>
-          <w:color w:val="000000"/>
-          <w:sz w:val="18"/>
-          <w:szCs w:val="18"/>
-        </w:rPr>
         <w:t xml:space="preserve"/>
       </w:r>
     </w:p>
@@ -404,7 +391,7 @@
                 <w:sz w:val="18"/>
                 <w:szCs w:val="18"/>
               </w:rPr>
-              <w:t xml:space="preserve">Learning Outcomes</w:t>
+              <w:t xml:space="preserve">Total Duration</w:t>
             </w:r>
           </w:p>
         </w:tc>
@@ -436,6 +423,72 @@
                 <w:sz w:val="18"/>
                 <w:szCs w:val="18"/>
               </w:rPr>
+              <w:t xml:space="preserve">6 lessons (approximately 6 periods × 40 minutes = 240 minutes)</w:t>
+            </w:r>
+          </w:p>
+        </w:tc>
+      </w:tr>
+      <w:tr>
+        <w:tc>
+          <w:tcPr>
+            <w:tcW w:type="dxa" w:w="3000"/>
+            <w:shd w:fill="D5E8F0" w:color="auto" w:val="clear"/>
+            <w:tcMar>
+              <w:top w:type="dxa" w:w="60"/>
+              <w:left w:type="dxa" w:w="120"/>
+              <w:bottom w:type="dxa" w:w="60"/>
+              <w:right w:type="dxa" w:w="120"/>
+            </w:tcMar>
+            <w:vAlign w:val="top"/>
+          </w:tcPr>
+          <w:p>
+            <w:pPr>
+              <w:spacing w:after="40" w:before="0"/>
+              <w:jc w:val="left"/>
+            </w:pPr>
+            <w:r>
+              <w:rPr>
+                <w:rFonts w:ascii="Arial" w:cs="Arial" w:eastAsia="Arial" w:hAnsi="Arial"/>
+                <w:b/>
+                <w:bCs/>
+                <w:i w:val="false"/>
+                <w:iCs w:val="false"/>
+                <w:color w:val="000000"/>
+                <w:sz w:val="18"/>
+                <w:szCs w:val="18"/>
+              </w:rPr>
+              <w:t xml:space="preserve">Learning Outcomes</w:t>
+            </w:r>
+          </w:p>
+        </w:tc>
+        <w:tc>
+          <w:tcPr>
+            <w:tcW w:type="dxa" w:w="10680"/>
+            <w:shd w:fill="FFFFFF" w:color="auto" w:val="clear"/>
+            <w:tcMar>
+              <w:top w:type="dxa" w:w="60"/>
+              <w:left w:type="dxa" w:w="120"/>
+              <w:bottom w:type="dxa" w:w="60"/>
+              <w:right w:type="dxa" w:w="120"/>
+            </w:tcMar>
+            <w:vAlign w:val="top"/>
+          </w:tcPr>
+          <w:p>
+            <w:pPr>
+              <w:spacing w:after="40" w:before="0"/>
+              <w:jc w:val="left"/>
+            </w:pPr>
+            <w:r>
+              <w:rPr>
+                <w:rFonts w:ascii="Arial" w:cs="Arial" w:eastAsia="Arial" w:hAnsi="Arial"/>
+                <w:b w:val="false"/>
+                <w:bCs w:val="false"/>
+                <w:i w:val="false"/>
+                <w:iCs w:val="false"/>
+                <w:color w:val="000000"/>
+                <w:sz w:val="18"/>
+                <w:szCs w:val="18"/>
+              </w:rPr>
               <w:t xml:space="preserve">By the end of this sub-strand, the learner should be able to:</w:t>
             </w:r>
           </w:p>
@@ -450,6 +503,8 @@
                 <w:rFonts w:ascii="Arial" w:cs="Arial" w:eastAsia="Arial" w:hAnsi="Arial"/>
                 <w:b w:val="false"/>
                 <w:bCs w:val="false"/>
+                <w:i w:val="false"/>
+                <w:iCs w:val="false"/>
                 <w:color w:val="000000"/>
                 <w:sz w:val="18"/>
                 <w:szCs w:val="18"/>
@@ -468,6 +523,8 @@
                 <w:rFonts w:ascii="Arial" w:cs="Arial" w:eastAsia="Arial" w:hAnsi="Arial"/>
                 <w:b w:val="false"/>
                 <w:bCs w:val="false"/>
+                <w:i w:val="false"/>
+                <w:iCs w:val="false"/>
                 <w:color w:val="000000"/>
                 <w:sz w:val="18"/>
                 <w:szCs w:val="18"/>
@@ -486,6 +543,8 @@
                 <w:rFonts w:ascii="Arial" w:cs="Arial" w:eastAsia="Arial" w:hAnsi="Arial"/>
                 <w:b w:val="false"/>
                 <w:bCs w:val="false"/>
+                <w:i w:val="false"/>
+                <w:iCs w:val="false"/>
                 <w:color w:val="000000"/>
                 <w:sz w:val="18"/>
                 <w:szCs w:val="18"/>
@@ -504,6 +563,8 @@
                 <w:rFonts w:ascii="Arial" w:cs="Arial" w:eastAsia="Arial" w:hAnsi="Arial"/>
                 <w:b w:val="false"/>
                 <w:bCs w:val="false"/>
+                <w:i w:val="false"/>
+                <w:iCs w:val="false"/>
                 <w:color w:val="000000"/>
                 <w:sz w:val="18"/>
                 <w:szCs w:val="18"/>
@@ -569,6 +630,8 @@
                 <w:rFonts w:ascii="Arial" w:cs="Arial" w:eastAsia="Arial" w:hAnsi="Arial"/>
                 <w:b w:val="false"/>
                 <w:bCs w:val="false"/>
+                <w:i w:val="false"/>
+                <w:iCs w:val="false"/>
                 <w:color w:val="000000"/>
                 <w:sz w:val="18"/>
                 <w:szCs w:val="18"/>
@@ -587,6 +650,8 @@
                 <w:rFonts w:ascii="Arial" w:cs="Arial" w:eastAsia="Arial" w:hAnsi="Arial"/>
                 <w:b w:val="false"/>
                 <w:bCs w:val="false"/>
+                <w:i w:val="false"/>
+                <w:iCs w:val="false"/>
                 <w:color w:val="000000"/>
                 <w:sz w:val="18"/>
                 <w:szCs w:val="18"/>
@@ -605,6 +670,8 @@
                 <w:rFonts w:ascii="Arial" w:cs="Arial" w:eastAsia="Arial" w:hAnsi="Arial"/>
                 <w:b w:val="false"/>
                 <w:bCs w:val="false"/>
+                <w:i w:val="false"/>
+                <w:iCs w:val="false"/>
                 <w:color w:val="000000"/>
                 <w:sz w:val="18"/>
                 <w:szCs w:val="18"/>
@@ -623,6 +690,8 @@
                 <w:rFonts w:ascii="Arial" w:cs="Arial" w:eastAsia="Arial" w:hAnsi="Arial"/>
                 <w:b w:val="false"/>
                 <w:bCs w:val="false"/>
+                <w:i w:val="false"/>
+                <w:iCs w:val="false"/>
                 <w:color w:val="000000"/>
                 <w:sz w:val="18"/>
                 <w:szCs w:val="18"/>
@@ -641,6 +710,8 @@
                 <w:rFonts w:ascii="Arial" w:cs="Arial" w:eastAsia="Arial" w:hAnsi="Arial"/>
                 <w:b w:val="false"/>
                 <w:bCs w:val="false"/>
+                <w:i w:val="false"/>
+                <w:iCs w:val="false"/>
                 <w:color w:val="000000"/>
                 <w:sz w:val="18"/>
                 <w:szCs w:val="18"/>
@@ -679,7 +750,7 @@
                 <w:sz w:val="18"/>
                 <w:szCs w:val="18"/>
               </w:rPr>
-              <w:t xml:space="preserve">Values</w:t>
+              <w:t xml:space="preserve">Core Values</w:t>
             </w:r>
           </w:p>
         </w:tc>
@@ -706,6 +777,8 @@
                 <w:rFonts w:ascii="Arial" w:cs="Arial" w:eastAsia="Arial" w:hAnsi="Arial"/>
                 <w:b w:val="false"/>
                 <w:bCs w:val="false"/>
+                <w:i w:val="false"/>
+                <w:iCs w:val="false"/>
                 <w:color w:val="000000"/>
                 <w:sz w:val="18"/>
                 <w:szCs w:val="18"/>
@@ -724,6 +797,8 @@
                 <w:rFonts w:ascii="Arial" w:cs="Arial" w:eastAsia="Arial" w:hAnsi="Arial"/>
                 <w:b w:val="false"/>
                 <w:bCs w:val="false"/>
+                <w:i w:val="false"/>
+                <w:iCs w:val="false"/>
                 <w:color w:val="000000"/>
                 <w:sz w:val="18"/>
                 <w:szCs w:val="18"/>
@@ -742,6 +817,8 @@
                 <w:rFonts w:ascii="Arial" w:cs="Arial" w:eastAsia="Arial" w:hAnsi="Arial"/>
                 <w:b w:val="false"/>
                 <w:bCs w:val="false"/>
+                <w:i w:val="false"/>
+                <w:iCs w:val="false"/>
                 <w:color w:val="000000"/>
                 <w:sz w:val="18"/>
                 <w:szCs w:val="18"/>
@@ -760,6 +837,8 @@
                 <w:rFonts w:ascii="Arial" w:cs="Arial" w:eastAsia="Arial" w:hAnsi="Arial"/>
                 <w:b w:val="false"/>
                 <w:bCs w:val="false"/>
+                <w:i w:val="false"/>
+                <w:iCs w:val="false"/>
                 <w:color w:val="000000"/>
                 <w:sz w:val="18"/>
                 <w:szCs w:val="18"/>
@@ -773,7 +852,7 @@
         <w:tc>
           <w:tcPr>
             <w:tcW w:type="dxa" w:w="3000"/>
-            <w:shd w:fill="D9EEF1" w:color="auto" w:val="clear"/>
+            <w:shd w:fill="D5E8F0" w:color="auto" w:val="clear"/>
             <w:tcMar>
               <w:top w:type="dxa" w:w="60"/>
               <w:left w:type="dxa" w:w="120"/>
@@ -825,6 +904,8 @@
                 <w:rFonts w:ascii="Arial" w:cs="Arial" w:eastAsia="Arial" w:hAnsi="Arial"/>
                 <w:b w:val="false"/>
                 <w:bCs w:val="false"/>
+                <w:i w:val="false"/>
+                <w:iCs w:val="false"/>
                 <w:color w:val="000000"/>
                 <w:sz w:val="18"/>
                 <w:szCs w:val="18"/>
@@ -843,6 +924,8 @@
                 <w:rFonts w:ascii="Arial" w:cs="Arial" w:eastAsia="Arial" w:hAnsi="Arial"/>
                 <w:b w:val="false"/>
                 <w:bCs w:val="false"/>
+                <w:i w:val="false"/>
+                <w:iCs w:val="false"/>
                 <w:color w:val="000000"/>
                 <w:sz w:val="18"/>
                 <w:szCs w:val="18"/>
@@ -861,6 +944,8 @@
                 <w:rFonts w:ascii="Arial" w:cs="Arial" w:eastAsia="Arial" w:hAnsi="Arial"/>
                 <w:b w:val="false"/>
                 <w:bCs w:val="false"/>
+                <w:i w:val="false"/>
+                <w:iCs w:val="false"/>
                 <w:color w:val="000000"/>
                 <w:sz w:val="18"/>
                 <w:szCs w:val="18"/>
@@ -879,6 +964,8 @@
                 <w:rFonts w:ascii="Arial" w:cs="Arial" w:eastAsia="Arial" w:hAnsi="Arial"/>
                 <w:b w:val="false"/>
                 <w:bCs w:val="false"/>
+                <w:i w:val="false"/>
+                <w:iCs w:val="false"/>
                 <w:color w:val="000000"/>
                 <w:sz w:val="18"/>
                 <w:szCs w:val="18"/>
@@ -944,6 +1031,8 @@
                 <w:rFonts w:ascii="Arial" w:cs="Arial" w:eastAsia="Arial" w:hAnsi="Arial"/>
                 <w:b w:val="false"/>
                 <w:bCs w:val="false"/>
+                <w:i w:val="false"/>
+                <w:iCs w:val="false"/>
                 <w:color w:val="000000"/>
                 <w:sz w:val="18"/>
                 <w:szCs w:val="18"/>
@@ -962,6 +1051,8 @@
                 <w:rFonts w:ascii="Arial" w:cs="Arial" w:eastAsia="Arial" w:hAnsi="Arial"/>
                 <w:b w:val="false"/>
                 <w:bCs w:val="false"/>
+                <w:i w:val="false"/>
+                <w:iCs w:val="false"/>
                 <w:color w:val="000000"/>
                 <w:sz w:val="18"/>
                 <w:szCs w:val="18"/>
@@ -980,6 +1071,8 @@
                 <w:rFonts w:ascii="Arial" w:cs="Arial" w:eastAsia="Arial" w:hAnsi="Arial"/>
                 <w:b w:val="false"/>
                 <w:bCs w:val="false"/>
+                <w:i w:val="false"/>
+                <w:iCs w:val="false"/>
                 <w:color w:val="000000"/>
                 <w:sz w:val="18"/>
                 <w:szCs w:val="18"/>
@@ -998,6 +1091,8 @@
                 <w:rFonts w:ascii="Arial" w:cs="Arial" w:eastAsia="Arial" w:hAnsi="Arial"/>
                 <w:b w:val="false"/>
                 <w:bCs w:val="false"/>
+                <w:i w:val="false"/>
+                <w:iCs w:val="false"/>
                 <w:color w:val="000000"/>
                 <w:sz w:val="18"/>
                 <w:szCs w:val="18"/>
@@ -1011,7 +1106,7 @@
         <w:tc>
           <w:tcPr>
             <w:tcW w:type="dxa" w:w="3000"/>
-            <w:shd w:fill="D5E8F0" w:color="auto" w:val="clear"/>
+            <w:shd w:fill="D9EEF1" w:color="auto" w:val="clear"/>
             <w:tcMar>
               <w:top w:type="dxa" w:w="60"/>
               <w:left w:type="dxa" w:w="120"/>
@@ -1063,6 +1158,8 @@
                 <w:rFonts w:ascii="Arial" w:cs="Arial" w:eastAsia="Arial" w:hAnsi="Arial"/>
                 <w:b w:val="false"/>
                 <w:bCs w:val="false"/>
+                <w:i w:val="false"/>
+                <w:iCs w:val="false"/>
                 <w:color w:val="000000"/>
                 <w:sz w:val="18"/>
                 <w:szCs w:val="18"/>
@@ -1081,6 +1178,8 @@
                 <w:rFonts w:ascii="Arial" w:cs="Arial" w:eastAsia="Arial" w:hAnsi="Arial"/>
                 <w:b w:val="false"/>
                 <w:bCs w:val="false"/>
+                <w:i w:val="false"/>
+                <w:iCs w:val="false"/>
                 <w:color w:val="000000"/>
                 <w:sz w:val="18"/>
                 <w:szCs w:val="18"/>
@@ -1099,6 +1198,8 @@
                 <w:rFonts w:ascii="Arial" w:cs="Arial" w:eastAsia="Arial" w:hAnsi="Arial"/>
                 <w:b w:val="false"/>
                 <w:bCs w:val="false"/>
+                <w:i w:val="false"/>
+                <w:iCs w:val="false"/>
                 <w:color w:val="000000"/>
                 <w:sz w:val="18"/>
                 <w:szCs w:val="18"/>
@@ -1117,6 +1218,8 @@
                 <w:rFonts w:ascii="Arial" w:cs="Arial" w:eastAsia="Arial" w:hAnsi="Arial"/>
                 <w:b w:val="false"/>
                 <w:bCs w:val="false"/>
+                <w:i w:val="false"/>
+                <w:iCs w:val="false"/>
                 <w:color w:val="000000"/>
                 <w:sz w:val="18"/>
                 <w:szCs w:val="18"/>
@@ -1135,6 +1238,8 @@
                 <w:rFonts w:ascii="Arial" w:cs="Arial" w:eastAsia="Arial" w:hAnsi="Arial"/>
                 <w:b w:val="false"/>
                 <w:bCs w:val="false"/>
+                <w:i w:val="false"/>
+                <w:iCs w:val="false"/>
                 <w:color w:val="000000"/>
                 <w:sz w:val="18"/>
                 <w:szCs w:val="18"/>
@@ -1153,6 +1258,8 @@
                 <w:rFonts w:ascii="Arial" w:cs="Arial" w:eastAsia="Arial" w:hAnsi="Arial"/>
                 <w:b w:val="false"/>
                 <w:bCs w:val="false"/>
+                <w:i w:val="false"/>
+                <w:iCs w:val="false"/>
                 <w:color w:val="000000"/>
                 <w:sz w:val="18"/>
                 <w:szCs w:val="18"/>
@@ -1171,6 +1278,8 @@
                 <w:rFonts w:ascii="Arial" w:cs="Arial" w:eastAsia="Arial" w:hAnsi="Arial"/>
                 <w:b w:val="false"/>
                 <w:bCs w:val="false"/>
+                <w:i w:val="false"/>
+                <w:iCs w:val="false"/>
                 <w:color w:val="000000"/>
                 <w:sz w:val="18"/>
                 <w:szCs w:val="18"/>
@@ -1189,6 +1298,8 @@
                 <w:rFonts w:ascii="Arial" w:cs="Arial" w:eastAsia="Arial" w:hAnsi="Arial"/>
                 <w:b w:val="false"/>
                 <w:bCs w:val="false"/>
+                <w:i w:val="false"/>
+                <w:iCs w:val="false"/>
                 <w:color w:val="000000"/>
                 <w:sz w:val="18"/>
                 <w:szCs w:val="18"/>
@@ -1268,7 +1379,7 @@
         <w:tc>
           <w:tcPr>
             <w:tcW w:type="dxa" w:w="3000"/>
-            <w:shd w:fill="D5E8F0" w:color="auto" w:val="clear"/>
+            <w:shd w:fill="EAD1F5" w:color="auto" w:val="clear"/>
             <w:tcMar>
               <w:top w:type="dxa" w:w="60"/>
               <w:left w:type="dxa" w:w="120"/>
@@ -1293,7 +1404,7 @@
                 <w:sz w:val="18"/>
                 <w:szCs w:val="18"/>
               </w:rPr>
-              <w:t xml:space="preserve">Total Duration</w:t>
+              <w:t xml:space="preserve">Driving Question / Key Inquiry Questions</w:t>
             </w:r>
           </w:p>
         </w:tc>
@@ -1325,7 +1436,64 @@
                 <w:sz w:val="18"/>
                 <w:szCs w:val="18"/>
               </w:rPr>
-              <w:t xml:space="preserve">6 lessons (approximately 6 periods × 40 minutes = 240 minutes)</w:t>
+              <w:t xml:space="preserve">DRIVING QUESTION (invented): Why did a tiny caterpillar threaten Kenya's food supply — and what do biologists know that can help?</w:t>
+            </w:r>
+          </w:p>
+          <w:p>
+            <w:pPr>
+              <w:spacing w:after="40" w:before="0"/>
+              <w:jc w:val="left"/>
+            </w:pPr>
+            <w:r>
+              <w:rPr>
+                <w:rFonts w:ascii="Arial" w:cs="Arial" w:eastAsia="Arial" w:hAnsi="Arial"/>
+                <w:b w:val="false"/>
+                <w:bCs w:val="false"/>
+                <w:i w:val="false"/>
+                <w:iCs w:val="false"/>
+                <w:color w:val="000000"/>
+                <w:sz w:val="18"/>
+                <w:szCs w:val="18"/>
+              </w:rPr>
+              <w:t xml:space="preserve"/>
+            </w:r>
+          </w:p>
+          <w:p>
+            <w:pPr>
+              <w:spacing w:after="40" w:before="0"/>
+              <w:jc w:val="left"/>
+            </w:pPr>
+            <w:r>
+              <w:rPr>
+                <w:rFonts w:ascii="Arial" w:cs="Arial" w:eastAsia="Arial" w:hAnsi="Arial"/>
+                <w:b w:val="false"/>
+                <w:bCs w:val="false"/>
+                <w:i w:val="false"/>
+                <w:iCs w:val="false"/>
+                <w:color w:val="000000"/>
+                <w:sz w:val="18"/>
+                <w:szCs w:val="18"/>
+              </w:rPr>
+              <w:t xml:space="preserve">KICD KEY INQUIRY QUESTION:</w:t>
+            </w:r>
+          </w:p>
+          <w:p>
+            <w:pPr>
+              <w:spacing w:after="40" w:before="0"/>
+              <w:jc w:val="left"/>
+            </w:pPr>
+            <w:r>
+              <w:rPr>
+                <w:rFonts w:ascii="Arial" w:cs="Arial" w:eastAsia="Arial" w:hAnsi="Arial"/>
+                <w:b w:val="false"/>
+                <w:bCs w:val="false"/>
+                <w:i w:val="false"/>
+                <w:iCs w:val="false"/>
+                <w:color w:val="000000"/>
+                <w:sz w:val="18"/>
+                <w:szCs w:val="18"/>
+              </w:rPr>
+              <w:t xml:space="preserve">1. Why is it important to study Biology?</w:t>
             </w:r>
           </w:p>
         </w:tc>
@@ -1481,6 +1649,8 @@
                 <w:rFonts w:ascii="Arial" w:cs="Arial" w:eastAsia="Arial" w:hAnsi="Arial"/>
                 <w:b w:val="false"/>
                 <w:bCs w:val="false"/>
+                <w:i w:val="false"/>
+                <w:iCs w:val="false"/>
                 <w:color w:val="000000"/>
                 <w:sz w:val="18"/>
                 <w:szCs w:val="18"/>
@@ -1499,6 +1669,8 @@
                 <w:rFonts w:ascii="Arial" w:cs="Arial" w:eastAsia="Arial" w:hAnsi="Arial"/>
                 <w:b w:val="false"/>
                 <w:bCs w:val="false"/>
+                <w:i w:val="false"/>
+                <w:iCs w:val="false"/>
                 <w:color w:val="000000"/>
                 <w:sz w:val="18"/>
                 <w:szCs w:val="18"/>
@@ -1517,6 +1689,8 @@
                 <w:rFonts w:ascii="Arial" w:cs="Arial" w:eastAsia="Arial" w:hAnsi="Arial"/>
                 <w:b w:val="false"/>
                 <w:bCs w:val="false"/>
+                <w:i w:val="false"/>
+                <w:iCs w:val="false"/>
                 <w:color w:val="000000"/>
                 <w:sz w:val="18"/>
                 <w:szCs w:val="18"/>
@@ -1535,6 +1709,8 @@
                 <w:rFonts w:ascii="Arial" w:cs="Arial" w:eastAsia="Arial" w:hAnsi="Arial"/>
                 <w:b w:val="false"/>
                 <w:bCs w:val="false"/>
+                <w:i w:val="false"/>
+                <w:iCs w:val="false"/>
                 <w:color w:val="000000"/>
                 <w:sz w:val="18"/>
                 <w:szCs w:val="18"/>
@@ -1553,6 +1729,8 @@
                 <w:rFonts w:ascii="Arial" w:cs="Arial" w:eastAsia="Arial" w:hAnsi="Arial"/>
                 <w:b w:val="false"/>
                 <w:bCs w:val="false"/>
+                <w:i w:val="false"/>
+                <w:iCs w:val="false"/>
                 <w:color w:val="000000"/>
                 <w:sz w:val="18"/>
                 <w:szCs w:val="18"/>
@@ -1571,6 +1749,8 @@
                 <w:rFonts w:ascii="Arial" w:cs="Arial" w:eastAsia="Arial" w:hAnsi="Arial"/>
                 <w:b w:val="false"/>
                 <w:bCs w:val="false"/>
+                <w:i w:val="false"/>
+                <w:iCs w:val="false"/>
                 <w:color w:val="000000"/>
                 <w:sz w:val="18"/>
                 <w:szCs w:val="18"/>
@@ -1622,7 +1802,7 @@
         <w:tc>
           <w:tcPr>
             <w:tcW w:type="dxa" w:w="3000"/>
-            <w:shd w:fill="EAD1F5" w:color="auto" w:val="clear"/>
+            <w:shd w:fill="D9EEF1" w:color="auto" w:val="clear"/>
             <w:tcMar>
               <w:top w:type="dxa" w:w="60"/>
               <w:left w:type="dxa" w:w="120"/>
@@ -1647,7 +1827,7 @@
                 <w:sz w:val="18"/>
                 <w:szCs w:val="18"/>
               </w:rPr>
-              <w:t xml:space="preserve">Supporting Phenomena</w:t>
+              <w:t xml:space="preserve">Storyline Thread</w:t>
             </w:r>
           </w:p>
         </w:tc>
@@ -1665,6 +1845,262 @@
           </w:tcPr>
           <w:p>
             <w:pPr>
+              <w:spacing w:after="40" w:before="0"/>
+              <w:jc w:val="left"/>
+            </w:pPr>
+            <w:r>
+              <w:rPr>
+                <w:rFonts w:ascii="Arial" w:cs="Arial" w:eastAsia="Arial" w:hAnsi="Arial"/>
+                <w:b w:val="false"/>
+                <w:bCs w:val="false"/>
+                <w:i w:val="false"/>
+                <w:iCs w:val="false"/>
+                <w:color w:val="000000"/>
+                <w:sz w:val="18"/>
+                <w:szCs w:val="18"/>
+              </w:rPr>
+              <w:t xml:space="preserve">Lesson 1: Students observe images and video of armyworm damage. They cannot explain it yet. DQB launched. Initial model drawn: "What do I think biology is?"</w:t>
+            </w:r>
+          </w:p>
+          <w:p>
+            <w:pPr>
+              <w:spacing w:after="40" w:before="0"/>
+              <w:jc w:val="left"/>
+            </w:pPr>
+            <w:r>
+              <w:rPr>
+                <w:rFonts w:ascii="Arial" w:cs="Arial" w:eastAsia="Arial" w:hAnsi="Arial"/>
+                <w:b w:val="false"/>
+                <w:bCs w:val="false"/>
+                <w:i w:val="false"/>
+                <w:iCs w:val="false"/>
+                <w:color w:val="000000"/>
+                <w:sz w:val="18"/>
+                <w:szCs w:val="18"/>
+              </w:rPr>
+              <w:t xml:space="preserve"/>
+            </w:r>
+          </w:p>
+          <w:p>
+            <w:pPr>
+              <w:spacing w:after="40" w:before="0"/>
+              <w:jc w:val="left"/>
+            </w:pPr>
+            <w:r>
+              <w:rPr>
+                <w:rFonts w:ascii="Arial" w:cs="Arial" w:eastAsia="Arial" w:hAnsi="Arial"/>
+                <w:b w:val="false"/>
+                <w:bCs w:val="false"/>
+                <w:i w:val="false"/>
+                <w:iCs w:val="false"/>
+                <w:color w:val="000000"/>
+                <w:sz w:val="18"/>
+                <w:szCs w:val="18"/>
+              </w:rPr>
+              <w:t xml:space="preserve">Lesson 2: Students discover the 12 major fields of biology and map them to the armyworm problem — which field does which job?</w:t>
+            </w:r>
+          </w:p>
+          <w:p>
+            <w:pPr>
+              <w:spacing w:after="40" w:before="0"/>
+              <w:jc w:val="left"/>
+            </w:pPr>
+            <w:r>
+              <w:rPr>
+                <w:rFonts w:ascii="Arial" w:cs="Arial" w:eastAsia="Arial" w:hAnsi="Arial"/>
+                <w:b w:val="false"/>
+                <w:bCs w:val="false"/>
+                <w:i w:val="false"/>
+                <w:iCs w:val="false"/>
+                <w:color w:val="000000"/>
+                <w:sz w:val="18"/>
+                <w:szCs w:val="18"/>
+              </w:rPr>
+              <w:t xml:space="preserve"/>
+            </w:r>
+          </w:p>
+          <w:p>
+            <w:pPr>
+              <w:spacing w:after="40" w:before="0"/>
+              <w:jc w:val="left"/>
+            </w:pPr>
+            <w:r>
+              <w:rPr>
+                <w:rFonts w:ascii="Arial" w:cs="Arial" w:eastAsia="Arial" w:hAnsi="Arial"/>
+                <w:b w:val="false"/>
+                <w:bCs w:val="false"/>
+                <w:i w:val="false"/>
+                <w:iCs w:val="false"/>
+                <w:color w:val="000000"/>
+                <w:sz w:val="18"/>
+                <w:szCs w:val="18"/>
+              </w:rPr>
+              <w:t xml:space="preserve">Lesson 3: Students explore how biology appears in their own everyday lives — from the food they eat to the medicines they take.</w:t>
+            </w:r>
+          </w:p>
+          <w:p>
+            <w:pPr>
+              <w:spacing w:after="40" w:before="0"/>
+              <w:jc w:val="left"/>
+            </w:pPr>
+            <w:r>
+              <w:rPr>
+                <w:rFonts w:ascii="Arial" w:cs="Arial" w:eastAsia="Arial" w:hAnsi="Arial"/>
+                <w:b w:val="false"/>
+                <w:bCs w:val="false"/>
+                <w:i w:val="false"/>
+                <w:iCs w:val="false"/>
+                <w:color w:val="000000"/>
+                <w:sz w:val="18"/>
+                <w:szCs w:val="18"/>
+              </w:rPr>
+              <w:t xml:space="preserve"/>
+            </w:r>
+          </w:p>
+          <w:p>
+            <w:pPr>
+              <w:spacing w:after="40" w:before="0"/>
+              <w:jc w:val="left"/>
+            </w:pPr>
+            <w:r>
+              <w:rPr>
+                <w:rFonts w:ascii="Arial" w:cs="Arial" w:eastAsia="Arial" w:hAnsi="Arial"/>
+                <w:b w:val="false"/>
+                <w:bCs w:val="false"/>
+                <w:i w:val="false"/>
+                <w:iCs w:val="false"/>
+                <w:color w:val="000000"/>
+                <w:sz w:val="18"/>
+                <w:szCs w:val="18"/>
+              </w:rPr>
+              <w:t xml:space="preserve">Lesson 4: Students investigate careers in biology — real Kenyan scientists, what they studied, and how they ended up helping with the armyworm crisis. Challenge to gender/culture stereotypes.</w:t>
+            </w:r>
+          </w:p>
+          <w:p>
+            <w:pPr>
+              <w:spacing w:after="40" w:before="0"/>
+              <w:jc w:val="left"/>
+            </w:pPr>
+            <w:r>
+              <w:rPr>
+                <w:rFonts w:ascii="Arial" w:cs="Arial" w:eastAsia="Arial" w:hAnsi="Arial"/>
+                <w:b w:val="false"/>
+                <w:bCs w:val="false"/>
+                <w:i w:val="false"/>
+                <w:iCs w:val="false"/>
+                <w:color w:val="000000"/>
+                <w:sz w:val="18"/>
+                <w:szCs w:val="18"/>
+              </w:rPr>
+              <w:t xml:space="preserve"/>
+            </w:r>
+          </w:p>
+          <w:p>
+            <w:pPr>
+              <w:spacing w:after="40" w:before="0"/>
+              <w:jc w:val="left"/>
+            </w:pPr>
+            <w:r>
+              <w:rPr>
+                <w:rFonts w:ascii="Arial" w:cs="Arial" w:eastAsia="Arial" w:hAnsi="Arial"/>
+                <w:b w:val="false"/>
+                <w:bCs w:val="false"/>
+                <w:i w:val="false"/>
+                <w:iCs w:val="false"/>
+                <w:color w:val="000000"/>
+                <w:sz w:val="18"/>
+                <w:szCs w:val="18"/>
+              </w:rPr>
+              <w:t xml:space="preserve">Lesson 5: Students explore how technology amplifies biology — apps, biotechnology, data science — and how Kenyan farmers now use digital tools to report and manage armyworm.</w:t>
+            </w:r>
+          </w:p>
+          <w:p>
+            <w:pPr>
+              <w:spacing w:after="40" w:before="0"/>
+              <w:jc w:val="left"/>
+            </w:pPr>
+            <w:r>
+              <w:rPr>
+                <w:rFonts w:ascii="Arial" w:cs="Arial" w:eastAsia="Arial" w:hAnsi="Arial"/>
+                <w:b w:val="false"/>
+                <w:bCs w:val="false"/>
+                <w:i w:val="false"/>
+                <w:iCs w:val="false"/>
+                <w:color w:val="000000"/>
+                <w:sz w:val="18"/>
+                <w:szCs w:val="18"/>
+              </w:rPr>
+              <w:t xml:space="preserve"/>
+            </w:r>
+          </w:p>
+          <w:p>
+            <w:pPr>
+              <w:spacing w:after="40" w:before="0"/>
+              <w:jc w:val="left"/>
+            </w:pPr>
+            <w:r>
+              <w:rPr>
+                <w:rFonts w:ascii="Arial" w:cs="Arial" w:eastAsia="Arial" w:hAnsi="Arial"/>
+                <w:b w:val="false"/>
+                <w:bCs w:val="false"/>
+                <w:i w:val="false"/>
+                <w:iCs w:val="false"/>
+                <w:color w:val="000000"/>
+                <w:sz w:val="18"/>
+                <w:szCs w:val="18"/>
+              </w:rPr>
+              <w:t xml:space="preserve">Lesson 6: Students synthesise everything: map all 6+ biology fields that addressed the armyworm crisis, write their final explanation of "Why study Biology?", and present their career wheel.</w:t>
+            </w:r>
+          </w:p>
+        </w:tc>
+      </w:tr>
+      <w:tr>
+        <w:tc>
+          <w:tcPr>
+            <w:tcW w:type="dxa" w:w="3000"/>
+            <w:shd w:fill="EAD1F5" w:color="auto" w:val="clear"/>
+            <w:tcMar>
+              <w:top w:type="dxa" w:w="60"/>
+              <w:left w:type="dxa" w:w="120"/>
+              <w:bottom w:type="dxa" w:w="60"/>
+              <w:right w:type="dxa" w:w="120"/>
+            </w:tcMar>
+            <w:vAlign w:val="top"/>
+          </w:tcPr>
+          <w:p>
+            <w:pPr>
+              <w:spacing w:after="40" w:before="0"/>
+              <w:jc w:val="left"/>
+            </w:pPr>
+            <w:r>
+              <w:rPr>
+                <w:rFonts w:ascii="Arial" w:cs="Arial" w:eastAsia="Arial" w:hAnsi="Arial"/>
+                <w:b/>
+                <w:bCs/>
+                <w:i w:val="false"/>
+                <w:iCs w:val="false"/>
+                <w:color w:val="000000"/>
+                <w:sz w:val="18"/>
+                <w:szCs w:val="18"/>
+              </w:rPr>
+              <w:t xml:space="preserve">Supporting Phenomena</w:t>
+            </w:r>
+          </w:p>
+        </w:tc>
+        <w:tc>
+          <w:tcPr>
+            <w:tcW w:type="dxa" w:w="10680"/>
+            <w:shd w:fill="FFFFFF" w:color="auto" w:val="clear"/>
+            <w:tcMar>
+              <w:top w:type="dxa" w:w="60"/>
+              <w:left w:type="dxa" w:w="120"/>
+              <w:bottom w:type="dxa" w:w="60"/>
+              <w:right w:type="dxa" w:w="120"/>
+            </w:tcMar>
+            <w:vAlign w:val="top"/>
+          </w:tcPr>
+          <w:p>
+            <w:pPr>
               <w:spacing w:after="30" w:before="0"/>
               <w:ind w:left="360" w:hanging="180"/>
               <w:jc w:val="left"/>
@@ -1674,6 +2110,8 @@
                 <w:rFonts w:ascii="Arial" w:cs="Arial" w:eastAsia="Arial" w:hAnsi="Arial"/>
                 <w:b w:val="false"/>
                 <w:bCs w:val="false"/>
+                <w:i w:val="false"/>
+                <w:iCs w:val="false"/>
                 <w:color w:val="000000"/>
                 <w:sz w:val="18"/>
                 <w:szCs w:val="18"/>
@@ -1692,6 +2130,8 @@
                 <w:rFonts w:ascii="Arial" w:cs="Arial" w:eastAsia="Arial" w:hAnsi="Arial"/>
                 <w:b w:val="false"/>
                 <w:bCs w:val="false"/>
+                <w:i w:val="false"/>
+                <w:iCs w:val="false"/>
                 <w:color w:val="000000"/>
                 <w:sz w:val="18"/>
                 <w:szCs w:val="18"/>
@@ -1710,6 +2150,8 @@
                 <w:rFonts w:ascii="Arial" w:cs="Arial" w:eastAsia="Arial" w:hAnsi="Arial"/>
                 <w:b w:val="false"/>
                 <w:bCs w:val="false"/>
+                <w:i w:val="false"/>
+                <w:iCs w:val="false"/>
                 <w:color w:val="000000"/>
                 <w:sz w:val="18"/>
                 <w:szCs w:val="18"/>
@@ -1728,6 +2170,8 @@
                 <w:rFonts w:ascii="Arial" w:cs="Arial" w:eastAsia="Arial" w:hAnsi="Arial"/>
                 <w:b w:val="false"/>
                 <w:bCs w:val="false"/>
+                <w:i w:val="false"/>
+                <w:iCs w:val="false"/>
                 <w:color w:val="000000"/>
                 <w:sz w:val="18"/>
                 <w:szCs w:val="18"/>
@@ -1746,390 +2190,13 @@
                 <w:rFonts w:ascii="Arial" w:cs="Arial" w:eastAsia="Arial" w:hAnsi="Arial"/>
                 <w:b w:val="false"/>
                 <w:bCs w:val="false"/>
+                <w:i w:val="false"/>
+                <w:iCs w:val="false"/>
                 <w:color w:val="000000"/>
                 <w:sz w:val="18"/>
                 <w:szCs w:val="18"/>
               </w:rPr>
               <w:t xml:space="preserve">–  How does eating armyworm-damaged maize affect human nutrition? (Mycotoxins — biochemistry/public health)</w:t>
-            </w:r>
-          </w:p>
-        </w:tc>
-      </w:tr>
-      <w:tr>
-        <w:tc>
-          <w:tcPr>
-            <w:tcW w:type="dxa" w:w="3000"/>
-            <w:shd w:fill="D9EEF1" w:color="auto" w:val="clear"/>
-            <w:tcMar>
-              <w:top w:type="dxa" w:w="60"/>
-              <w:left w:type="dxa" w:w="120"/>
-              <w:bottom w:type="dxa" w:w="60"/>
-              <w:right w:type="dxa" w:w="120"/>
-            </w:tcMar>
-            <w:vAlign w:val="top"/>
-          </w:tcPr>
-          <w:p>
-            <w:pPr>
-              <w:spacing w:after="40" w:before="0"/>
-              <w:jc w:val="left"/>
-            </w:pPr>
-            <w:r>
-              <w:rPr>
-                <w:rFonts w:ascii="Arial" w:cs="Arial" w:eastAsia="Arial" w:hAnsi="Arial"/>
-                <w:b/>
-                <w:bCs/>
-                <w:i w:val="false"/>
-                <w:iCs w:val="false"/>
-                <w:color w:val="000000"/>
-                <w:sz w:val="18"/>
-                <w:szCs w:val="18"/>
-              </w:rPr>
-              <w:t xml:space="preserve">Storyline Thread</w:t>
-            </w:r>
-          </w:p>
-        </w:tc>
-        <w:tc>
-          <w:tcPr>
-            <w:tcW w:type="dxa" w:w="10680"/>
-            <w:shd w:fill="FFFFFF" w:color="auto" w:val="clear"/>
-            <w:tcMar>
-              <w:top w:type="dxa" w:w="60"/>
-              <w:left w:type="dxa" w:w="120"/>
-              <w:bottom w:type="dxa" w:w="60"/>
-              <w:right w:type="dxa" w:w="120"/>
-            </w:tcMar>
-            <w:vAlign w:val="top"/>
-          </w:tcPr>
-          <w:p>
-            <w:pPr>
-              <w:spacing w:after="40" w:before="0"/>
-              <w:jc w:val="left"/>
-            </w:pPr>
-            <w:r>
-              <w:rPr>
-                <w:rFonts w:ascii="Arial" w:cs="Arial" w:eastAsia="Arial" w:hAnsi="Arial"/>
-                <w:b w:val="false"/>
-                <w:bCs w:val="false"/>
-                <w:i w:val="false"/>
-                <w:iCs w:val="false"/>
-                <w:color w:val="000000"/>
-                <w:sz w:val="18"/>
-                <w:szCs w:val="18"/>
-              </w:rPr>
-              <w:t xml:space="preserve">Lesson 1: Students observe images and video of armyworm damage. They cannot explain it yet. DQB launched. Initial model drawn: "What do I think biology is?"</w:t>
-            </w:r>
-          </w:p>
-          <w:p>
-            <w:pPr>
-              <w:spacing w:after="40" w:before="0"/>
-              <w:jc w:val="left"/>
-            </w:pPr>
-            <w:r>
-              <w:rPr>
-                <w:rFonts w:ascii="Arial" w:cs="Arial" w:eastAsia="Arial" w:hAnsi="Arial"/>
-                <w:b w:val="false"/>
-                <w:bCs w:val="false"/>
-                <w:i w:val="false"/>
-                <w:iCs w:val="false"/>
-                <w:color w:val="000000"/>
-                <w:sz w:val="18"/>
-                <w:szCs w:val="18"/>
-              </w:rPr>
-              <w:t xml:space="preserve"/>
-            </w:r>
-          </w:p>
-          <w:p>
-            <w:pPr>
-              <w:spacing w:after="40" w:before="0"/>
-              <w:jc w:val="left"/>
-            </w:pPr>
-            <w:r>
-              <w:rPr>
-                <w:rFonts w:ascii="Arial" w:cs="Arial" w:eastAsia="Arial" w:hAnsi="Arial"/>
-                <w:b w:val="false"/>
-                <w:bCs w:val="false"/>
-                <w:i w:val="false"/>
-                <w:iCs w:val="false"/>
-                <w:color w:val="000000"/>
-                <w:sz w:val="18"/>
-                <w:szCs w:val="18"/>
-              </w:rPr>
-              <w:t xml:space="preserve">Lesson 2: Students discover the 12 major fields of biology and map them to the armyworm problem — which field does which job?</w:t>
-            </w:r>
-          </w:p>
-          <w:p>
-            <w:pPr>
-              <w:spacing w:after="40" w:before="0"/>
-              <w:jc w:val="left"/>
-            </w:pPr>
-            <w:r>
-              <w:rPr>
-                <w:rFonts w:ascii="Arial" w:cs="Arial" w:eastAsia="Arial" w:hAnsi="Arial"/>
-                <w:b w:val="false"/>
-                <w:bCs w:val="false"/>
-                <w:i w:val="false"/>
-                <w:iCs w:val="false"/>
-                <w:color w:val="000000"/>
-                <w:sz w:val="18"/>
-                <w:szCs w:val="18"/>
-              </w:rPr>
-              <w:t xml:space="preserve"/>
-            </w:r>
-          </w:p>
-          <w:p>
-            <w:pPr>
-              <w:spacing w:after="40" w:before="0"/>
-              <w:jc w:val="left"/>
-            </w:pPr>
-            <w:r>
-              <w:rPr>
-                <w:rFonts w:ascii="Arial" w:cs="Arial" w:eastAsia="Arial" w:hAnsi="Arial"/>
-                <w:b w:val="false"/>
-                <w:bCs w:val="false"/>
-                <w:i w:val="false"/>
-                <w:iCs w:val="false"/>
-                <w:color w:val="000000"/>
-                <w:sz w:val="18"/>
-                <w:szCs w:val="18"/>
-              </w:rPr>
-              <w:t xml:space="preserve">Lesson 3: Students explore how biology appears in their own everyday lives — from the food they eat to the medicines they take.</w:t>
-            </w:r>
-          </w:p>
-          <w:p>
-            <w:pPr>
-              <w:spacing w:after="40" w:before="0"/>
-              <w:jc w:val="left"/>
-            </w:pPr>
-            <w:r>
-              <w:rPr>
-                <w:rFonts w:ascii="Arial" w:cs="Arial" w:eastAsia="Arial" w:hAnsi="Arial"/>
-                <w:b w:val="false"/>
-                <w:bCs w:val="false"/>
-                <w:i w:val="false"/>
-                <w:iCs w:val="false"/>
-                <w:color w:val="000000"/>
-                <w:sz w:val="18"/>
-                <w:szCs w:val="18"/>
-              </w:rPr>
-              <w:t xml:space="preserve"/>
-            </w:r>
-          </w:p>
-          <w:p>
-            <w:pPr>
-              <w:spacing w:after="40" w:before="0"/>
-              <w:jc w:val="left"/>
-            </w:pPr>
-            <w:r>
-              <w:rPr>
-                <w:rFonts w:ascii="Arial" w:cs="Arial" w:eastAsia="Arial" w:hAnsi="Arial"/>
-                <w:b w:val="false"/>
-                <w:bCs w:val="false"/>
-                <w:i w:val="false"/>
-                <w:iCs w:val="false"/>
-                <w:color w:val="000000"/>
-                <w:sz w:val="18"/>
-                <w:szCs w:val="18"/>
-              </w:rPr>
-              <w:t xml:space="preserve">Lesson 4: Students investigate careers in biology — real Kenyan scientists, what they studied, and how they ended up helping with the armyworm crisis. Challenge to gender/culture stereotypes.</w:t>
-            </w:r>
-          </w:p>
-          <w:p>
-            <w:pPr>
-              <w:spacing w:after="40" w:before="0"/>
-              <w:jc w:val="left"/>
-            </w:pPr>
-            <w:r>
-              <w:rPr>
-                <w:rFonts w:ascii="Arial" w:cs="Arial" w:eastAsia="Arial" w:hAnsi="Arial"/>
-                <w:b w:val="false"/>
-                <w:bCs w:val="false"/>
-                <w:i w:val="false"/>
-                <w:iCs w:val="false"/>
-                <w:color w:val="000000"/>
-                <w:sz w:val="18"/>
-                <w:szCs w:val="18"/>
-              </w:rPr>
-              <w:t xml:space="preserve"/>
-            </w:r>
-          </w:p>
-          <w:p>
-            <w:pPr>
-              <w:spacing w:after="40" w:before="0"/>
-              <w:jc w:val="left"/>
-            </w:pPr>
-            <w:r>
-              <w:rPr>
-                <w:rFonts w:ascii="Arial" w:cs="Arial" w:eastAsia="Arial" w:hAnsi="Arial"/>
-                <w:b w:val="false"/>
-                <w:bCs w:val="false"/>
-                <w:i w:val="false"/>
-                <w:iCs w:val="false"/>
-                <w:color w:val="000000"/>
-                <w:sz w:val="18"/>
-                <w:szCs w:val="18"/>
-              </w:rPr>
-              <w:t xml:space="preserve">Lesson 5: Students explore how technology amplifies biology — apps, biotechnology, data science — and how Kenyan farmers now use digital tools to report and manage armyworm.</w:t>
-            </w:r>
-          </w:p>
-          <w:p>
-            <w:pPr>
-              <w:spacing w:after="40" w:before="0"/>
-              <w:jc w:val="left"/>
-            </w:pPr>
-            <w:r>
-              <w:rPr>
-                <w:rFonts w:ascii="Arial" w:cs="Arial" w:eastAsia="Arial" w:hAnsi="Arial"/>
-                <w:b w:val="false"/>
-                <w:bCs w:val="false"/>
-                <w:i w:val="false"/>
-                <w:iCs w:val="false"/>
-                <w:color w:val="000000"/>
-                <w:sz w:val="18"/>
-                <w:szCs w:val="18"/>
-              </w:rPr>
-              <w:t xml:space="preserve"/>
-            </w:r>
-          </w:p>
-          <w:p>
-            <w:pPr>
-              <w:spacing w:after="40" w:before="0"/>
-              <w:jc w:val="left"/>
-            </w:pPr>
-            <w:r>
-              <w:rPr>
-                <w:rFonts w:ascii="Arial" w:cs="Arial" w:eastAsia="Arial" w:hAnsi="Arial"/>
-                <w:b w:val="false"/>
-                <w:bCs w:val="false"/>
-                <w:i w:val="false"/>
-                <w:iCs w:val="false"/>
-                <w:color w:val="000000"/>
-                <w:sz w:val="18"/>
-                <w:szCs w:val="18"/>
-              </w:rPr>
-              <w:t xml:space="preserve">Lesson 6: Students synthesise everything: map all 6+ biology fields that addressed the armyworm crisis, write their final explanation of "Why study Biology?", and present their career wheel.</w:t>
-            </w:r>
-          </w:p>
-        </w:tc>
-      </w:tr>
-      <w:tr>
-        <w:tc>
-          <w:tcPr>
-            <w:tcW w:type="dxa" w:w="3000"/>
-            <w:shd w:fill="EAD1F5" w:color="auto" w:val="clear"/>
-            <w:tcMar>
-              <w:top w:type="dxa" w:w="60"/>
-              <w:left w:type="dxa" w:w="120"/>
-              <w:bottom w:type="dxa" w:w="60"/>
-              <w:right w:type="dxa" w:w="120"/>
-            </w:tcMar>
-            <w:vAlign w:val="top"/>
-          </w:tcPr>
-          <w:p>
-            <w:pPr>
-              <w:spacing w:after="40" w:before="0"/>
-              <w:jc w:val="left"/>
-            </w:pPr>
-            <w:r>
-              <w:rPr>
-                <w:rFonts w:ascii="Arial" w:cs="Arial" w:eastAsia="Arial" w:hAnsi="Arial"/>
-                <w:b/>
-                <w:bCs/>
-                <w:i w:val="false"/>
-                <w:iCs w:val="false"/>
-                <w:color w:val="000000"/>
-                <w:sz w:val="18"/>
-                <w:szCs w:val="18"/>
-              </w:rPr>
-              <w:t xml:space="preserve">Key Inquiry Questions / Driving Question</w:t>
-            </w:r>
-          </w:p>
-        </w:tc>
-        <w:tc>
-          <w:tcPr>
-            <w:tcW w:type="dxa" w:w="10680"/>
-            <w:shd w:fill="FFFFFF" w:color="auto" w:val="clear"/>
-            <w:tcMar>
-              <w:top w:type="dxa" w:w="60"/>
-              <w:left w:type="dxa" w:w="120"/>
-              <w:bottom w:type="dxa" w:w="60"/>
-              <w:right w:type="dxa" w:w="120"/>
-            </w:tcMar>
-            <w:vAlign w:val="top"/>
-          </w:tcPr>
-          <w:p>
-            <w:pPr>
-              <w:spacing w:after="40" w:before="0"/>
-              <w:jc w:val="left"/>
-            </w:pPr>
-            <w:r>
-              <w:rPr>
-                <w:rFonts w:ascii="Arial" w:cs="Arial" w:eastAsia="Arial" w:hAnsi="Arial"/>
-                <w:b w:val="false"/>
-                <w:bCs w:val="false"/>
-                <w:i w:val="false"/>
-                <w:iCs w:val="false"/>
-                <w:color w:val="000000"/>
-                <w:sz w:val="18"/>
-                <w:szCs w:val="18"/>
-              </w:rPr>
-              <w:t xml:space="preserve">DRIVING QUESTION (invented): Why did a tiny caterpillar threaten Kenya's food supply — and what do biologists know that can help?</w:t>
-            </w:r>
-          </w:p>
-          <w:p>
-            <w:pPr>
-              <w:spacing w:after="40" w:before="0"/>
-              <w:jc w:val="left"/>
-            </w:pPr>
-            <w:r>
-              <w:rPr>
-                <w:rFonts w:ascii="Arial" w:cs="Arial" w:eastAsia="Arial" w:hAnsi="Arial"/>
-                <w:b w:val="false"/>
-                <w:bCs w:val="false"/>
-                <w:i w:val="false"/>
-                <w:iCs w:val="false"/>
-                <w:color w:val="000000"/>
-                <w:sz w:val="18"/>
-                <w:szCs w:val="18"/>
-              </w:rPr>
-              <w:t xml:space="preserve"/>
-            </w:r>
-          </w:p>
-          <w:p>
-            <w:pPr>
-              <w:spacing w:after="40" w:before="0"/>
-              <w:jc w:val="left"/>
-            </w:pPr>
-            <w:r>
-              <w:rPr>
-                <w:rFonts w:ascii="Arial" w:cs="Arial" w:eastAsia="Arial" w:hAnsi="Arial"/>
-                <w:b w:val="false"/>
-                <w:bCs w:val="false"/>
-                <w:i w:val="false"/>
-                <w:iCs w:val="false"/>
-                <w:color w:val="000000"/>
-                <w:sz w:val="18"/>
-                <w:szCs w:val="18"/>
-              </w:rPr>
-              <w:t xml:space="preserve">KICD KEY INQUIRY QUESTION:</w:t>
-            </w:r>
-          </w:p>
-          <w:p>
-            <w:pPr>
-              <w:spacing w:after="40" w:before="0"/>
-              <w:jc w:val="left"/>
-            </w:pPr>
-            <w:r>
-              <w:rPr>
-                <w:rFonts w:ascii="Arial" w:cs="Arial" w:eastAsia="Arial" w:hAnsi="Arial"/>
-                <w:b w:val="false"/>
-                <w:bCs w:val="false"/>
-                <w:i w:val="false"/>
-                <w:iCs w:val="false"/>
-                <w:color w:val="000000"/>
-                <w:sz w:val="18"/>
-                <w:szCs w:val="18"/>
-              </w:rPr>
-              <w:t xml:space="preserve">1. Why is it important to study Biology?</w:t>
             </w:r>
           </w:p>
         </w:tc>
@@ -2137,39 +2204,17 @@
     </w:tbl>
     <w:p>
       <w:pPr>
-        <w:spacing w:after="120" w:before="0"/>
-        <w:jc w:val="left"/>
+        <w:spacing w:after="120"/>
       </w:pPr>
       <w:r>
-        <w:rPr>
-          <w:rFonts w:ascii="Arial" w:cs="Arial" w:eastAsia="Arial" w:hAnsi="Arial"/>
-          <w:b w:val="false"/>
-          <w:bCs w:val="false"/>
-          <w:i w:val="false"/>
-          <w:iCs w:val="false"/>
-          <w:color w:val="000000"/>
-          <w:sz w:val="18"/>
-          <w:szCs w:val="18"/>
-        </w:rPr>
         <w:t xml:space="preserve"/>
       </w:r>
     </w:p>
     <w:p>
       <w:pPr>
-        <w:spacing w:after="120" w:before="0"/>
-        <w:jc w:val="left"/>
+        <w:spacing w:after="120"/>
       </w:pPr>
       <w:r>
-        <w:rPr>
-          <w:rFonts w:ascii="Arial" w:cs="Arial" w:eastAsia="Arial" w:hAnsi="Arial"/>
-          <w:b w:val="false"/>
-          <w:bCs w:val="false"/>
-          <w:i w:val="false"/>
-          <w:iCs w:val="false"/>
-          <w:color w:val="000000"/>
-          <w:sz w:val="18"/>
-          <w:szCs w:val="18"/>
-        </w:rPr>
         <w:t xml:space="preserve"/>
       </w:r>
     </w:p>
@@ -2448,6 +2493,8 @@
                 <w:rFonts w:ascii="Arial" w:cs="Arial" w:eastAsia="Arial" w:hAnsi="Arial"/>
                 <w:b w:val="false"/>
                 <w:bCs w:val="false"/>
+                <w:i w:val="false"/>
+                <w:iCs w:val="false"/>
                 <w:color w:val="000000"/>
                 <w:sz w:val="18"/>
                 <w:szCs w:val="18"/>
@@ -2466,6 +2513,8 @@
                 <w:rFonts w:ascii="Arial" w:cs="Arial" w:eastAsia="Arial" w:hAnsi="Arial"/>
                 <w:b w:val="false"/>
                 <w:bCs w:val="false"/>
+                <w:i w:val="false"/>
+                <w:iCs w:val="false"/>
                 <w:color w:val="000000"/>
                 <w:sz w:val="18"/>
                 <w:szCs w:val="18"/>
@@ -2484,6 +2533,8 @@
                 <w:rFonts w:ascii="Arial" w:cs="Arial" w:eastAsia="Arial" w:hAnsi="Arial"/>
                 <w:b w:val="false"/>
                 <w:bCs w:val="false"/>
+                <w:i w:val="false"/>
+                <w:iCs w:val="false"/>
                 <w:color w:val="000000"/>
                 <w:sz w:val="18"/>
                 <w:szCs w:val="18"/>
@@ -2549,6 +2600,8 @@
                 <w:rFonts w:ascii="Arial" w:cs="Arial" w:eastAsia="Arial" w:hAnsi="Arial"/>
                 <w:b w:val="false"/>
                 <w:bCs w:val="false"/>
+                <w:i w:val="false"/>
+                <w:iCs w:val="false"/>
                 <w:color w:val="000000"/>
                 <w:sz w:val="18"/>
                 <w:szCs w:val="18"/>
@@ -2567,6 +2620,8 @@
                 <w:rFonts w:ascii="Arial" w:cs="Arial" w:eastAsia="Arial" w:hAnsi="Arial"/>
                 <w:b w:val="false"/>
                 <w:bCs w:val="false"/>
+                <w:i w:val="false"/>
+                <w:iCs w:val="false"/>
                 <w:color w:val="000000"/>
                 <w:sz w:val="18"/>
                 <w:szCs w:val="18"/>
@@ -2585,6 +2640,8 @@
                 <w:rFonts w:ascii="Arial" w:cs="Arial" w:eastAsia="Arial" w:hAnsi="Arial"/>
                 <w:b w:val="false"/>
                 <w:bCs w:val="false"/>
+                <w:i w:val="false"/>
+                <w:iCs w:val="false"/>
                 <w:color w:val="000000"/>
                 <w:sz w:val="18"/>
                 <w:szCs w:val="18"/>
@@ -2650,6 +2707,8 @@
                 <w:rFonts w:ascii="Arial" w:cs="Arial" w:eastAsia="Arial" w:hAnsi="Arial"/>
                 <w:b w:val="false"/>
                 <w:bCs w:val="false"/>
+                <w:i w:val="false"/>
+                <w:iCs w:val="false"/>
                 <w:color w:val="000000"/>
                 <w:sz w:val="18"/>
                 <w:szCs w:val="18"/>
@@ -2668,6 +2727,8 @@
                 <w:rFonts w:ascii="Arial" w:cs="Arial" w:eastAsia="Arial" w:hAnsi="Arial"/>
                 <w:b w:val="false"/>
                 <w:bCs w:val="false"/>
+                <w:i w:val="false"/>
+                <w:iCs w:val="false"/>
                 <w:color w:val="000000"/>
                 <w:sz w:val="18"/>
                 <w:szCs w:val="18"/>
@@ -2686,6 +2747,8 @@
                 <w:rFonts w:ascii="Arial" w:cs="Arial" w:eastAsia="Arial" w:hAnsi="Arial"/>
                 <w:b w:val="false"/>
                 <w:bCs w:val="false"/>
+                <w:i w:val="false"/>
+                <w:iCs w:val="false"/>
                 <w:color w:val="000000"/>
                 <w:sz w:val="18"/>
                 <w:szCs w:val="18"/>
@@ -2896,20 +2959,9 @@
     </w:tbl>
     <w:p>
       <w:pPr>
-        <w:spacing w:after="120" w:before="0"/>
-        <w:jc w:val="left"/>
+        <w:spacing w:after="120"/>
       </w:pPr>
       <w:r>
-        <w:rPr>
-          <w:rFonts w:ascii="Arial" w:cs="Arial" w:eastAsia="Arial" w:hAnsi="Arial"/>
-          <w:b w:val="false"/>
-          <w:bCs w:val="false"/>
-          <w:i w:val="false"/>
-          <w:iCs w:val="false"/>
-          <w:color w:val="000000"/>
-          <w:sz w:val="18"/>
-          <w:szCs w:val="18"/>
-        </w:rPr>
         <w:t xml:space="preserve"/>
       </w:r>
     </w:p>
@@ -3038,20 +3090,9 @@
     </w:tbl>
     <w:p>
       <w:pPr>
-        <w:spacing w:after="120" w:before="0"/>
-        <w:jc w:val="left"/>
+        <w:spacing w:after="120"/>
       </w:pPr>
       <w:r>
-        <w:rPr>
-          <w:rFonts w:ascii="Arial" w:cs="Arial" w:eastAsia="Arial" w:hAnsi="Arial"/>
-          <w:b w:val="false"/>
-          <w:bCs w:val="false"/>
-          <w:i w:val="false"/>
-          <w:iCs w:val="false"/>
-          <w:color w:val="000000"/>
-          <w:sz w:val="18"/>
-          <w:szCs w:val="18"/>
-        </w:rPr>
         <w:t xml:space="preserve"/>
       </w:r>
     </w:p>
@@ -3402,7 +3443,7 @@
             <w:pPr>
               <w:spacing w:after="20" w:before="0"/>
             </w:pPr>
-            <w:hyperlink w:history="1" r:id="rIdh7vkuz_nczooq0iykupuc">
+            <w:hyperlink w:history="1" r:id="rIdk4c6kjgazgm6-hjnbkmt5">
               <w:r>
                 <w:rPr>
                   <w:rFonts w:ascii="Arial" w:cs="Arial" w:eastAsia="Arial" w:hAnsi="Arial"/>
@@ -3435,7 +3476,7 @@
               <w:spacing w:after="10" w:before="0"/>
               <w:ind w:left="120"/>
             </w:pPr>
-            <w:hyperlink w:history="1" r:id="rIdezg1nartn31klz4q0zqzq">
+            <w:hyperlink w:history="1" r:id="rId061_30kqo1qvl_eoibhks">
               <w:r>
                 <w:rPr>
                   <w:rFonts w:ascii="Arial" w:cs="Arial" w:eastAsia="Arial" w:hAnsi="Arial"/>
@@ -3480,7 +3521,7 @@
             <w:pPr>
               <w:spacing w:after="20" w:before="0"/>
             </w:pPr>
-            <w:hyperlink w:history="1" r:id="rId3srcnbb6vemqp241_svik">
+            <w:hyperlink w:history="1" r:id="rIdvawagbqba1avzyxhqzp-r">
               <w:r>
                 <w:rPr>
                   <w:rFonts w:ascii="Arial" w:cs="Arial" w:eastAsia="Arial" w:hAnsi="Arial"/>
@@ -3513,7 +3554,7 @@
               <w:spacing w:after="10" w:before="0"/>
               <w:ind w:left="120"/>
             </w:pPr>
-            <w:hyperlink w:history="1" r:id="rIdwamemywzqhmrhnehozp3d">
+            <w:hyperlink w:history="1" r:id="rId56oasvckbu3awxxeesgxj">
               <w:r>
                 <w:rPr>
                   <w:rFonts w:ascii="Arial" w:cs="Arial" w:eastAsia="Arial" w:hAnsi="Arial"/>
@@ -3816,7 +3857,7 @@
             <w:pPr>
               <w:spacing w:after="20" w:before="0"/>
             </w:pPr>
-            <w:hyperlink w:history="1" r:id="rIdcirtsh60cmvhl2z-r9wjg">
+            <w:hyperlink w:history="1" r:id="rIdvw7zjriifwtotqvqz9-ha">
               <w:r>
                 <w:rPr>
                   <w:rFonts w:ascii="Arial" w:cs="Arial" w:eastAsia="Arial" w:hAnsi="Arial"/>
@@ -3849,7 +3890,7 @@
               <w:spacing w:after="10" w:before="0"/>
               <w:ind w:left="120"/>
             </w:pPr>
-            <w:hyperlink w:history="1" r:id="rId8rqciyu5cc6qzobuaecxn">
+            <w:hyperlink w:history="1" r:id="rIdmdaxlmpvookemlqdbfu3v">
               <w:r>
                 <w:rPr>
                   <w:rFonts w:ascii="Arial" w:cs="Arial" w:eastAsia="Arial" w:hAnsi="Arial"/>
@@ -3894,7 +3935,7 @@
             <w:pPr>
               <w:spacing w:after="20" w:before="0"/>
             </w:pPr>
-            <w:hyperlink w:history="1" r:id="rId3n7yqfp03fmm6esd1irwv">
+            <w:hyperlink w:history="1" r:id="rIdi69w4jtmbn4s_tbo4t1qk">
               <w:r>
                 <w:rPr>
                   <w:rFonts w:ascii="Arial" w:cs="Arial" w:eastAsia="Arial" w:hAnsi="Arial"/>
@@ -3927,7 +3968,7 @@
               <w:spacing w:after="10" w:before="0"/>
               <w:ind w:left="120"/>
             </w:pPr>
-            <w:hyperlink w:history="1" r:id="rIdxkfkcak6jmzoicpw7-ovj">
+            <w:hyperlink w:history="1" r:id="rIdbsftdjhwjif67-2tey2b8">
               <w:r>
                 <w:rPr>
                   <w:rFonts w:ascii="Arial" w:cs="Arial" w:eastAsia="Arial" w:hAnsi="Arial"/>
@@ -4230,7 +4271,7 @@
             <w:pPr>
               <w:spacing w:after="20" w:before="0"/>
             </w:pPr>
-            <w:hyperlink w:history="1" r:id="rIdvcjxwddglqc-_f2sbgznx">
+            <w:hyperlink w:history="1" r:id="rIdq8i9cerroykhm3fzodbc1">
               <w:r>
                 <w:rPr>
                   <w:rFonts w:ascii="Arial" w:cs="Arial" w:eastAsia="Arial" w:hAnsi="Arial"/>
@@ -4263,7 +4304,7 @@
               <w:spacing w:after="10" w:before="0"/>
               <w:ind w:left="120"/>
             </w:pPr>
-            <w:hyperlink w:history="1" r:id="rIdms0fkje-zbwx5dbamboer">
+            <w:hyperlink w:history="1" r:id="rIdau8wx7jltnji8-vg1xbzi">
               <w:r>
                 <w:rPr>
                   <w:rFonts w:ascii="Arial" w:cs="Arial" w:eastAsia="Arial" w:hAnsi="Arial"/>
@@ -4308,7 +4349,7 @@
             <w:pPr>
               <w:spacing w:after="20" w:before="0"/>
             </w:pPr>
-            <w:hyperlink w:history="1" r:id="rIdihmhqy7d6il0cuczsolf1">
+            <w:hyperlink w:history="1" r:id="rIdj1stmhlka1xytsw3peybg">
               <w:r>
                 <w:rPr>
                   <w:rFonts w:ascii="Arial" w:cs="Arial" w:eastAsia="Arial" w:hAnsi="Arial"/>
@@ -4341,7 +4382,7 @@
               <w:spacing w:after="10" w:before="0"/>
               <w:ind w:left="120"/>
             </w:pPr>
-            <w:hyperlink w:history="1" r:id="rIdwpvbs7lrd0ews2_xdojgj">
+            <w:hyperlink w:history="1" r:id="rId7hjq0zjup6z0ipokxvlxk">
               <w:r>
                 <w:rPr>
                   <w:rFonts w:ascii="Arial" w:cs="Arial" w:eastAsia="Arial" w:hAnsi="Arial"/>
@@ -4625,7 +4666,7 @@
             <w:pPr>
               <w:spacing w:after="20" w:before="0"/>
             </w:pPr>
-            <w:hyperlink w:history="1" r:id="rIdmjxvgvcyljfcfk74oazj9">
+            <w:hyperlink w:history="1" r:id="rIdysvvjbdcrwkkfrduzk2qk">
               <w:r>
                 <w:rPr>
                   <w:rFonts w:ascii="Arial" w:cs="Arial" w:eastAsia="Arial" w:hAnsi="Arial"/>
@@ -4658,7 +4699,7 @@
               <w:spacing w:after="10" w:before="0"/>
               <w:ind w:left="120"/>
             </w:pPr>
-            <w:hyperlink w:history="1" r:id="rIdkshiz1caaexjeaqposxyl">
+            <w:hyperlink w:history="1" r:id="rIdyxtcvodtajxzom3syts99">
               <w:r>
                 <w:rPr>
                   <w:rFonts w:ascii="Arial" w:cs="Arial" w:eastAsia="Arial" w:hAnsi="Arial"/>
@@ -4703,7 +4744,7 @@
             <w:pPr>
               <w:spacing w:after="20" w:before="0"/>
             </w:pPr>
-            <w:hyperlink w:history="1" r:id="rIdm_moeole8d-eeeca5paaj">
+            <w:hyperlink w:history="1" r:id="rIdaf8lequzd7ira-wxiiwez">
               <w:r>
                 <w:rPr>
                   <w:rFonts w:ascii="Arial" w:cs="Arial" w:eastAsia="Arial" w:hAnsi="Arial"/>
@@ -4736,7 +4777,7 @@
               <w:spacing w:after="10" w:before="0"/>
               <w:ind w:left="120"/>
             </w:pPr>
-            <w:hyperlink w:history="1" r:id="rId-n28kajemc3kchxrtdyue">
+            <w:hyperlink w:history="1" r:id="rId-rjaf4tlv_yyb7ujcxofe">
               <w:r>
                 <w:rPr>
                   <w:rFonts w:ascii="Arial" w:cs="Arial" w:eastAsia="Arial" w:hAnsi="Arial"/>
@@ -5058,7 +5099,7 @@
             <w:pPr>
               <w:spacing w:after="20" w:before="0"/>
             </w:pPr>
-            <w:hyperlink w:history="1" r:id="rIddhsckf4aj7qzugzovuu26">
+            <w:hyperlink w:history="1" r:id="rIdjehzhmnfyujkevvmdyisw">
               <w:r>
                 <w:rPr>
                   <w:rFonts w:ascii="Arial" w:cs="Arial" w:eastAsia="Arial" w:hAnsi="Arial"/>
@@ -5091,7 +5132,7 @@
               <w:spacing w:after="10" w:before="0"/>
               <w:ind w:left="120"/>
             </w:pPr>
-            <w:hyperlink w:history="1" r:id="rIdh3myh9oed6xdojbabwkso">
+            <w:hyperlink w:history="1" r:id="rIdeicu8lufnbgwz2wnkqnl9">
               <w:r>
                 <w:rPr>
                   <w:rFonts w:ascii="Arial" w:cs="Arial" w:eastAsia="Arial" w:hAnsi="Arial"/>
@@ -5136,7 +5177,7 @@
             <w:pPr>
               <w:spacing w:after="20" w:before="0"/>
             </w:pPr>
-            <w:hyperlink w:history="1" r:id="rIdnsqw2ov6a71ob3zmg7dub">
+            <w:hyperlink w:history="1" r:id="rId-lud64wodrulkfwxnu9y-">
               <w:r>
                 <w:rPr>
                   <w:rFonts w:ascii="Arial" w:cs="Arial" w:eastAsia="Arial" w:hAnsi="Arial"/>
@@ -5169,7 +5210,7 @@
               <w:spacing w:after="10" w:before="0"/>
               <w:ind w:left="120"/>
             </w:pPr>
-            <w:hyperlink w:history="1" r:id="rIdy-h35wdq-9u56-meen_dl">
+            <w:hyperlink w:history="1" r:id="rIdo9f8jwikqhxwtun3iq2ex">
               <w:r>
                 <w:rPr>
                   <w:rFonts w:ascii="Arial" w:cs="Arial" w:eastAsia="Arial" w:hAnsi="Arial"/>
@@ -5359,20 +5400,9 @@
     </w:tbl>
     <w:p>
       <w:pPr>
-        <w:spacing w:after="120" w:before="0"/>
-        <w:jc w:val="left"/>
+        <w:spacing w:after="120"/>
       </w:pPr>
       <w:r>
-        <w:rPr>
-          <w:rFonts w:ascii="Arial" w:cs="Arial" w:eastAsia="Arial" w:hAnsi="Arial"/>
-          <w:b w:val="false"/>
-          <w:bCs w:val="false"/>
-          <w:i w:val="false"/>
-          <w:iCs w:val="false"/>
-          <w:color w:val="000000"/>
-          <w:sz w:val="18"/>
-          <w:szCs w:val="18"/>
-        </w:rPr>
         <w:t xml:space="preserve"/>
       </w:r>
     </w:p>
@@ -5691,20 +5721,9 @@
     </w:tbl>
     <w:p>
       <w:pPr>
-        <w:spacing w:after="120" w:before="0"/>
-        <w:jc w:val="left"/>
+        <w:spacing w:after="120"/>
       </w:pPr>
       <w:r>
-        <w:rPr>
-          <w:rFonts w:ascii="Arial" w:cs="Arial" w:eastAsia="Arial" w:hAnsi="Arial"/>
-          <w:b w:val="false"/>
-          <w:bCs w:val="false"/>
-          <w:i w:val="false"/>
-          <w:iCs w:val="false"/>
-          <w:color w:val="000000"/>
-          <w:sz w:val="18"/>
-          <w:szCs w:val="18"/>
-        </w:rPr>
         <w:t xml:space="preserve"/>
       </w:r>
     </w:p>
@@ -5961,39 +5980,17 @@
     </w:tbl>
     <w:p>
       <w:pPr>
-        <w:spacing w:after="120" w:before="0"/>
-        <w:jc w:val="left"/>
+        <w:spacing w:after="120"/>
       </w:pPr>
       <w:r>
-        <w:rPr>
-          <w:rFonts w:ascii="Arial" w:cs="Arial" w:eastAsia="Arial" w:hAnsi="Arial"/>
-          <w:b w:val="false"/>
-          <w:bCs w:val="false"/>
-          <w:i w:val="false"/>
-          <w:iCs w:val="false"/>
-          <w:color w:val="000000"/>
-          <w:sz w:val="18"/>
-          <w:szCs w:val="18"/>
-        </w:rPr>
         <w:t xml:space="preserve"/>
       </w:r>
     </w:p>
     <w:p>
       <w:pPr>
-        <w:spacing w:after="120" w:before="0"/>
-        <w:jc w:val="left"/>
+        <w:spacing w:after="120"/>
       </w:pPr>
       <w:r>
-        <w:rPr>
-          <w:rFonts w:ascii="Arial" w:cs="Arial" w:eastAsia="Arial" w:hAnsi="Arial"/>
-          <w:b w:val="false"/>
-          <w:bCs w:val="false"/>
-          <w:i w:val="false"/>
-          <w:iCs w:val="false"/>
-          <w:color w:val="000000"/>
-          <w:sz w:val="18"/>
-          <w:szCs w:val="18"/>
-        </w:rPr>
         <w:t xml:space="preserve"/>
       </w:r>
     </w:p>
@@ -6272,6 +6269,8 @@
                 <w:rFonts w:ascii="Arial" w:cs="Arial" w:eastAsia="Arial" w:hAnsi="Arial"/>
                 <w:b w:val="false"/>
                 <w:bCs w:val="false"/>
+                <w:i w:val="false"/>
+                <w:iCs w:val="false"/>
                 <w:color w:val="000000"/>
                 <w:sz w:val="18"/>
                 <w:szCs w:val="18"/>
@@ -6290,6 +6289,8 @@
                 <w:rFonts w:ascii="Arial" w:cs="Arial" w:eastAsia="Arial" w:hAnsi="Arial"/>
                 <w:b w:val="false"/>
                 <w:bCs w:val="false"/>
+                <w:i w:val="false"/>
+                <w:iCs w:val="false"/>
                 <w:color w:val="000000"/>
                 <w:sz w:val="18"/>
                 <w:szCs w:val="18"/>
@@ -6308,6 +6309,8 @@
                 <w:rFonts w:ascii="Arial" w:cs="Arial" w:eastAsia="Arial" w:hAnsi="Arial"/>
                 <w:b w:val="false"/>
                 <w:bCs w:val="false"/>
+                <w:i w:val="false"/>
+                <w:iCs w:val="false"/>
                 <w:color w:val="000000"/>
                 <w:sz w:val="18"/>
                 <w:szCs w:val="18"/>
@@ -6373,6 +6376,8 @@
                 <w:rFonts w:ascii="Arial" w:cs="Arial" w:eastAsia="Arial" w:hAnsi="Arial"/>
                 <w:b w:val="false"/>
                 <w:bCs w:val="false"/>
+                <w:i w:val="false"/>
+                <w:iCs w:val="false"/>
                 <w:color w:val="000000"/>
                 <w:sz w:val="18"/>
                 <w:szCs w:val="18"/>
@@ -6391,6 +6396,8 @@
                 <w:rFonts w:ascii="Arial" w:cs="Arial" w:eastAsia="Arial" w:hAnsi="Arial"/>
                 <w:b w:val="false"/>
                 <w:bCs w:val="false"/>
+                <w:i w:val="false"/>
+                <w:iCs w:val="false"/>
                 <w:color w:val="000000"/>
                 <w:sz w:val="18"/>
                 <w:szCs w:val="18"/>
@@ -6409,6 +6416,8 @@
                 <w:rFonts w:ascii="Arial" w:cs="Arial" w:eastAsia="Arial" w:hAnsi="Arial"/>
                 <w:b w:val="false"/>
                 <w:bCs w:val="false"/>
+                <w:i w:val="false"/>
+                <w:iCs w:val="false"/>
                 <w:color w:val="000000"/>
                 <w:sz w:val="18"/>
                 <w:szCs w:val="18"/>
@@ -6474,6 +6483,8 @@
                 <w:rFonts w:ascii="Arial" w:cs="Arial" w:eastAsia="Arial" w:hAnsi="Arial"/>
                 <w:b w:val="false"/>
                 <w:bCs w:val="false"/>
+                <w:i w:val="false"/>
+                <w:iCs w:val="false"/>
                 <w:color w:val="000000"/>
                 <w:sz w:val="18"/>
                 <w:szCs w:val="18"/>
@@ -6492,6 +6503,8 @@
                 <w:rFonts w:ascii="Arial" w:cs="Arial" w:eastAsia="Arial" w:hAnsi="Arial"/>
                 <w:b w:val="false"/>
                 <w:bCs w:val="false"/>
+                <w:i w:val="false"/>
+                <w:iCs w:val="false"/>
                 <w:color w:val="000000"/>
                 <w:sz w:val="18"/>
                 <w:szCs w:val="18"/>
@@ -6510,6 +6523,8 @@
                 <w:rFonts w:ascii="Arial" w:cs="Arial" w:eastAsia="Arial" w:hAnsi="Arial"/>
                 <w:b w:val="false"/>
                 <w:bCs w:val="false"/>
+                <w:i w:val="false"/>
+                <w:iCs w:val="false"/>
                 <w:color w:val="000000"/>
                 <w:sz w:val="18"/>
                 <w:szCs w:val="18"/>
@@ -6720,20 +6735,9 @@
     </w:tbl>
     <w:p>
       <w:pPr>
-        <w:spacing w:after="120" w:before="0"/>
-        <w:jc w:val="left"/>
+        <w:spacing w:after="120"/>
       </w:pPr>
       <w:r>
-        <w:rPr>
-          <w:rFonts w:ascii="Arial" w:cs="Arial" w:eastAsia="Arial" w:hAnsi="Arial"/>
-          <w:b w:val="false"/>
-          <w:bCs w:val="false"/>
-          <w:i w:val="false"/>
-          <w:iCs w:val="false"/>
-          <w:color w:val="000000"/>
-          <w:sz w:val="18"/>
-          <w:szCs w:val="18"/>
-        </w:rPr>
         <w:t xml:space="preserve"/>
       </w:r>
     </w:p>
@@ -6862,20 +6866,9 @@
     </w:tbl>
     <w:p>
       <w:pPr>
-        <w:spacing w:after="120" w:before="0"/>
-        <w:jc w:val="left"/>
+        <w:spacing w:after="120"/>
       </w:pPr>
       <w:r>
-        <w:rPr>
-          <w:rFonts w:ascii="Arial" w:cs="Arial" w:eastAsia="Arial" w:hAnsi="Arial"/>
-          <w:b w:val="false"/>
-          <w:bCs w:val="false"/>
-          <w:i w:val="false"/>
-          <w:iCs w:val="false"/>
-          <w:color w:val="000000"/>
-          <w:sz w:val="18"/>
-          <w:szCs w:val="18"/>
-        </w:rPr>
         <w:t xml:space="preserve"/>
       </w:r>
     </w:p>
@@ -7226,7 +7219,7 @@
             <w:pPr>
               <w:spacing w:after="20" w:before="0"/>
             </w:pPr>
-            <w:hyperlink w:history="1" r:id="rIdozvsvzevunndtanesf2pf">
+            <w:hyperlink w:history="1" r:id="rIdwm8ekfezwk9_hkfdxttoe">
               <w:r>
                 <w:rPr>
                   <w:rFonts w:ascii="Arial" w:cs="Arial" w:eastAsia="Arial" w:hAnsi="Arial"/>
@@ -7259,7 +7252,7 @@
               <w:spacing w:after="10" w:before="0"/>
               <w:ind w:left="120"/>
             </w:pPr>
-            <w:hyperlink w:history="1" r:id="rIdwcwncnvvkr9_klisgbixw">
+            <w:hyperlink w:history="1" r:id="rIdof8maxv9k1n20qkaxcopl">
               <w:r>
                 <w:rPr>
                   <w:rFonts w:ascii="Arial" w:cs="Arial" w:eastAsia="Arial" w:hAnsi="Arial"/>
@@ -7304,7 +7297,7 @@
             <w:pPr>
               <w:spacing w:after="20" w:before="0"/>
             </w:pPr>
-            <w:hyperlink w:history="1" r:id="rIdkeq11eb7z1n4jrlvsslji">
+            <w:hyperlink w:history="1" r:id="rIdbghickliwljh8fyxz9vv1">
               <w:r>
                 <w:rPr>
                   <w:rFonts w:ascii="Arial" w:cs="Arial" w:eastAsia="Arial" w:hAnsi="Arial"/>
@@ -7337,7 +7330,7 @@
               <w:spacing w:after="10" w:before="0"/>
               <w:ind w:left="120"/>
             </w:pPr>
-            <w:hyperlink w:history="1" r:id="rId8okajkgwzwtzt4docuy6p">
+            <w:hyperlink w:history="1" r:id="rIdptggatrnhowjuwwojwask">
               <w:r>
                 <w:rPr>
                   <w:rFonts w:ascii="Arial" w:cs="Arial" w:eastAsia="Arial" w:hAnsi="Arial"/>
@@ -7621,7 +7614,7 @@
             <w:pPr>
               <w:spacing w:after="20" w:before="0"/>
             </w:pPr>
-            <w:hyperlink w:history="1" r:id="rIdskl21w42_1ijh1aui5p2p">
+            <w:hyperlink w:history="1" r:id="rId3iwyjrz_imtkrot8olpiu">
               <w:r>
                 <w:rPr>
                   <w:rFonts w:ascii="Arial" w:cs="Arial" w:eastAsia="Arial" w:hAnsi="Arial"/>
@@ -7654,7 +7647,7 @@
               <w:spacing w:after="10" w:before="0"/>
               <w:ind w:left="120"/>
             </w:pPr>
-            <w:hyperlink w:history="1" r:id="rIdomya4ug-8j6c19vwe2o9o">
+            <w:hyperlink w:history="1" r:id="rIdu6i19lobbitk8ciw03mkc">
               <w:r>
                 <w:rPr>
                   <w:rFonts w:ascii="Arial" w:cs="Arial" w:eastAsia="Arial" w:hAnsi="Arial"/>
@@ -7699,7 +7692,7 @@
             <w:pPr>
               <w:spacing w:after="20" w:before="0"/>
             </w:pPr>
-            <w:hyperlink w:history="1" r:id="rIdv7um5xa_edqupuetqpeao">
+            <w:hyperlink w:history="1" r:id="rId8hvzernrhdj_rptx2c-zy">
               <w:r>
                 <w:rPr>
                   <w:rFonts w:ascii="Arial" w:cs="Arial" w:eastAsia="Arial" w:hAnsi="Arial"/>
@@ -7732,7 +7725,7 @@
               <w:spacing w:after="10" w:before="0"/>
               <w:ind w:left="120"/>
             </w:pPr>
-            <w:hyperlink w:history="1" r:id="rId8jmyqfxdx3btqtojbxpsx">
+            <w:hyperlink w:history="1" r:id="rId9okjzo-pfszb_kb9cl1zs">
               <w:r>
                 <w:rPr>
                   <w:rFonts w:ascii="Arial" w:cs="Arial" w:eastAsia="Arial" w:hAnsi="Arial"/>
@@ -8035,7 +8028,7 @@
             <w:pPr>
               <w:spacing w:after="20" w:before="0"/>
             </w:pPr>
-            <w:hyperlink w:history="1" r:id="rIdgjsv3lx8h0czpigk9q2my">
+            <w:hyperlink w:history="1" r:id="rIdgxsep6uj9qs65ndq9o02c">
               <w:r>
                 <w:rPr>
                   <w:rFonts w:ascii="Arial" w:cs="Arial" w:eastAsia="Arial" w:hAnsi="Arial"/>
@@ -8068,7 +8061,7 @@
               <w:spacing w:after="10" w:before="0"/>
               <w:ind w:left="120"/>
             </w:pPr>
-            <w:hyperlink w:history="1" r:id="rIdbrc1f3lpz7trmscx9rvu3">
+            <w:hyperlink w:history="1" r:id="rIdcvk-xf95jhwlhtj5pt6pz">
               <w:r>
                 <w:rPr>
                   <w:rFonts w:ascii="Arial" w:cs="Arial" w:eastAsia="Arial" w:hAnsi="Arial"/>
@@ -8113,7 +8106,7 @@
             <w:pPr>
               <w:spacing w:after="20" w:before="0"/>
             </w:pPr>
-            <w:hyperlink w:history="1" r:id="rIdukbnvidlmz9sy06clcrnk">
+            <w:hyperlink w:history="1" r:id="rId4lz77fg1t2nfwvhlrepef">
               <w:r>
                 <w:rPr>
                   <w:rFonts w:ascii="Arial" w:cs="Arial" w:eastAsia="Arial" w:hAnsi="Arial"/>
@@ -8146,7 +8139,7 @@
               <w:spacing w:after="10" w:before="0"/>
               <w:ind w:left="120"/>
             </w:pPr>
-            <w:hyperlink w:history="1" r:id="rId_k1sr1mpbjrdyqcvoaiug">
+            <w:hyperlink w:history="1" r:id="rIdiewpbgh1w4fuvx4rwlyhd">
               <w:r>
                 <w:rPr>
                   <w:rFonts w:ascii="Arial" w:cs="Arial" w:eastAsia="Arial" w:hAnsi="Arial"/>
@@ -8449,7 +8442,7 @@
             <w:pPr>
               <w:spacing w:after="20" w:before="0"/>
             </w:pPr>
-            <w:hyperlink w:history="1" r:id="rIdyliygh3koeucaell74fpo">
+            <w:hyperlink w:history="1" r:id="rIdz1hb_sq1867dniib2ux2w">
               <w:r>
                 <w:rPr>
                   <w:rFonts w:ascii="Arial" w:cs="Arial" w:eastAsia="Arial" w:hAnsi="Arial"/>
@@ -8482,7 +8475,7 @@
               <w:spacing w:after="10" w:before="0"/>
               <w:ind w:left="120"/>
             </w:pPr>
-            <w:hyperlink w:history="1" r:id="rId28ruq2thyq_bapopzbyct">
+            <w:hyperlink w:history="1" r:id="rIdiulndz2wgnietsm26nynv">
               <w:r>
                 <w:rPr>
                   <w:rFonts w:ascii="Arial" w:cs="Arial" w:eastAsia="Arial" w:hAnsi="Arial"/>
@@ -8527,7 +8520,7 @@
             <w:pPr>
               <w:spacing w:after="20" w:before="0"/>
             </w:pPr>
-            <w:hyperlink w:history="1" r:id="rIdac11ufv2mbddior5d9qg_">
+            <w:hyperlink w:history="1" r:id="rIdcjqhp9z5wwvtvam9cpyck">
               <w:r>
                 <w:rPr>
                   <w:rFonts w:ascii="Arial" w:cs="Arial" w:eastAsia="Arial" w:hAnsi="Arial"/>
@@ -8560,7 +8553,7 @@
               <w:spacing w:after="10" w:before="0"/>
               <w:ind w:left="120"/>
             </w:pPr>
-            <w:hyperlink w:history="1" r:id="rId1mjypdeh1x3jlpnesqkb0">
+            <w:hyperlink w:history="1" r:id="rIdhvgsjohxtaugmawbqoq3_">
               <w:r>
                 <w:rPr>
                   <w:rFonts w:ascii="Arial" w:cs="Arial" w:eastAsia="Arial" w:hAnsi="Arial"/>
@@ -8787,7 +8780,7 @@
             <w:pPr>
               <w:spacing w:after="20" w:before="0"/>
             </w:pPr>
-            <w:hyperlink w:history="1" r:id="rIdycb0sb8zcsfepdlqyopdk">
+            <w:hyperlink w:history="1" r:id="rIdcyneirhtgzgnvuuhk7dtc">
               <w:r>
                 <w:rPr>
                   <w:rFonts w:ascii="Arial" w:cs="Arial" w:eastAsia="Arial" w:hAnsi="Arial"/>
@@ -8820,7 +8813,7 @@
               <w:spacing w:after="10" w:before="0"/>
               <w:ind w:left="120"/>
             </w:pPr>
-            <w:hyperlink w:history="1" r:id="rIdb5wsm9np1xzcpizasmcku">
+            <w:hyperlink w:history="1" r:id="rIdcsg318ulr7ofp6_wxfccp">
               <w:r>
                 <w:rPr>
                   <w:rFonts w:ascii="Arial" w:cs="Arial" w:eastAsia="Arial" w:hAnsi="Arial"/>
@@ -8865,7 +8858,7 @@
             <w:pPr>
               <w:spacing w:after="20" w:before="0"/>
             </w:pPr>
-            <w:hyperlink w:history="1" r:id="rIdg5vkwanwvw0uw2fimum0v">
+            <w:hyperlink w:history="1" r:id="rId8ctaxh6am4wtpbdzt8sgz">
               <w:r>
                 <w:rPr>
                   <w:rFonts w:ascii="Arial" w:cs="Arial" w:eastAsia="Arial" w:hAnsi="Arial"/>
@@ -8898,7 +8891,7 @@
               <w:spacing w:after="10" w:before="0"/>
               <w:ind w:left="120"/>
             </w:pPr>
-            <w:hyperlink w:history="1" r:id="rIdbj9egk1xs7w3dtpqcsoyy">
+            <w:hyperlink w:history="1" r:id="rIdt974b3zkq6cbvcdx2luov">
               <w:r>
                 <w:rPr>
                   <w:rFonts w:ascii="Arial" w:cs="Arial" w:eastAsia="Arial" w:hAnsi="Arial"/>
@@ -9069,20 +9062,9 @@
     </w:tbl>
     <w:p>
       <w:pPr>
-        <w:spacing w:after="120" w:before="0"/>
-        <w:jc w:val="left"/>
+        <w:spacing w:after="120"/>
       </w:pPr>
       <w:r>
-        <w:rPr>
-          <w:rFonts w:ascii="Arial" w:cs="Arial" w:eastAsia="Arial" w:hAnsi="Arial"/>
-          <w:b w:val="false"/>
-          <w:bCs w:val="false"/>
-          <w:i w:val="false"/>
-          <w:iCs w:val="false"/>
-          <w:color w:val="000000"/>
-          <w:sz w:val="18"/>
-          <w:szCs w:val="18"/>
-        </w:rPr>
         <w:t xml:space="preserve"/>
       </w:r>
     </w:p>
@@ -9401,20 +9383,9 @@
     </w:tbl>
     <w:p>
       <w:pPr>
-        <w:spacing w:after="120" w:before="0"/>
-        <w:jc w:val="left"/>
+        <w:spacing w:after="120"/>
       </w:pPr>
       <w:r>
-        <w:rPr>
-          <w:rFonts w:ascii="Arial" w:cs="Arial" w:eastAsia="Arial" w:hAnsi="Arial"/>
-          <w:b w:val="false"/>
-          <w:bCs w:val="false"/>
-          <w:i w:val="false"/>
-          <w:iCs w:val="false"/>
-          <w:color w:val="000000"/>
-          <w:sz w:val="18"/>
-          <w:szCs w:val="18"/>
-        </w:rPr>
         <w:t xml:space="preserve"/>
       </w:r>
     </w:p>
@@ -9671,39 +9642,17 @@
     </w:tbl>
     <w:p>
       <w:pPr>
-        <w:spacing w:after="120" w:before="0"/>
-        <w:jc w:val="left"/>
+        <w:spacing w:after="120"/>
       </w:pPr>
       <w:r>
-        <w:rPr>
-          <w:rFonts w:ascii="Arial" w:cs="Arial" w:eastAsia="Arial" w:hAnsi="Arial"/>
-          <w:b w:val="false"/>
-          <w:bCs w:val="false"/>
-          <w:i w:val="false"/>
-          <w:iCs w:val="false"/>
-          <w:color w:val="000000"/>
-          <w:sz w:val="18"/>
-          <w:szCs w:val="18"/>
-        </w:rPr>
         <w:t xml:space="preserve"/>
       </w:r>
     </w:p>
     <w:p>
       <w:pPr>
-        <w:spacing w:after="120" w:before="0"/>
-        <w:jc w:val="left"/>
+        <w:spacing w:after="120"/>
       </w:pPr>
       <w:r>
-        <w:rPr>
-          <w:rFonts w:ascii="Arial" w:cs="Arial" w:eastAsia="Arial" w:hAnsi="Arial"/>
-          <w:b w:val="false"/>
-          <w:bCs w:val="false"/>
-          <w:i w:val="false"/>
-          <w:iCs w:val="false"/>
-          <w:color w:val="000000"/>
-          <w:sz w:val="18"/>
-          <w:szCs w:val="18"/>
-        </w:rPr>
         <w:t xml:space="preserve"/>
       </w:r>
     </w:p>
@@ -9982,6 +9931,8 @@
                 <w:rFonts w:ascii="Arial" w:cs="Arial" w:eastAsia="Arial" w:hAnsi="Arial"/>
                 <w:b w:val="false"/>
                 <w:bCs w:val="false"/>
+                <w:i w:val="false"/>
+                <w:iCs w:val="false"/>
                 <w:color w:val="000000"/>
                 <w:sz w:val="18"/>
                 <w:szCs w:val="18"/>
@@ -10000,6 +9951,8 @@
                 <w:rFonts w:ascii="Arial" w:cs="Arial" w:eastAsia="Arial" w:hAnsi="Arial"/>
                 <w:b w:val="false"/>
                 <w:bCs w:val="false"/>
+                <w:i w:val="false"/>
+                <w:iCs w:val="false"/>
                 <w:color w:val="000000"/>
                 <w:sz w:val="18"/>
                 <w:szCs w:val="18"/>
@@ -10018,6 +9971,8 @@
                 <w:rFonts w:ascii="Arial" w:cs="Arial" w:eastAsia="Arial" w:hAnsi="Arial"/>
                 <w:b w:val="false"/>
                 <w:bCs w:val="false"/>
+                <w:i w:val="false"/>
+                <w:iCs w:val="false"/>
                 <w:color w:val="000000"/>
                 <w:sz w:val="18"/>
                 <w:szCs w:val="18"/>
@@ -10036,6 +9991,8 @@
                 <w:rFonts w:ascii="Arial" w:cs="Arial" w:eastAsia="Arial" w:hAnsi="Arial"/>
                 <w:b w:val="false"/>
                 <w:bCs w:val="false"/>
+                <w:i w:val="false"/>
+                <w:iCs w:val="false"/>
                 <w:color w:val="000000"/>
                 <w:sz w:val="18"/>
                 <w:szCs w:val="18"/>
@@ -10101,6 +10058,8 @@
                 <w:rFonts w:ascii="Arial" w:cs="Arial" w:eastAsia="Arial" w:hAnsi="Arial"/>
                 <w:b w:val="false"/>
                 <w:bCs w:val="false"/>
+                <w:i w:val="false"/>
+                <w:iCs w:val="false"/>
                 <w:color w:val="000000"/>
                 <w:sz w:val="18"/>
                 <w:szCs w:val="18"/>
@@ -10119,6 +10078,8 @@
                 <w:rFonts w:ascii="Arial" w:cs="Arial" w:eastAsia="Arial" w:hAnsi="Arial"/>
                 <w:b w:val="false"/>
                 <w:bCs w:val="false"/>
+                <w:i w:val="false"/>
+                <w:iCs w:val="false"/>
                 <w:color w:val="000000"/>
                 <w:sz w:val="18"/>
                 <w:szCs w:val="18"/>
@@ -10137,6 +10098,8 @@
                 <w:rFonts w:ascii="Arial" w:cs="Arial" w:eastAsia="Arial" w:hAnsi="Arial"/>
                 <w:b w:val="false"/>
                 <w:bCs w:val="false"/>
+                <w:i w:val="false"/>
+                <w:iCs w:val="false"/>
                 <w:color w:val="000000"/>
                 <w:sz w:val="18"/>
                 <w:szCs w:val="18"/>
@@ -10202,6 +10165,8 @@
                 <w:rFonts w:ascii="Arial" w:cs="Arial" w:eastAsia="Arial" w:hAnsi="Arial"/>
                 <w:b w:val="false"/>
                 <w:bCs w:val="false"/>
+                <w:i w:val="false"/>
+                <w:iCs w:val="false"/>
                 <w:color w:val="000000"/>
                 <w:sz w:val="18"/>
                 <w:szCs w:val="18"/>
@@ -10220,6 +10185,8 @@
                 <w:rFonts w:ascii="Arial" w:cs="Arial" w:eastAsia="Arial" w:hAnsi="Arial"/>
                 <w:b w:val="false"/>
                 <w:bCs w:val="false"/>
+                <w:i w:val="false"/>
+                <w:iCs w:val="false"/>
                 <w:color w:val="000000"/>
                 <w:sz w:val="18"/>
                 <w:szCs w:val="18"/>
@@ -10238,6 +10205,8 @@
                 <w:rFonts w:ascii="Arial" w:cs="Arial" w:eastAsia="Arial" w:hAnsi="Arial"/>
                 <w:b w:val="false"/>
                 <w:bCs w:val="false"/>
+                <w:i w:val="false"/>
+                <w:iCs w:val="false"/>
                 <w:color w:val="000000"/>
                 <w:sz w:val="18"/>
                 <w:szCs w:val="18"/>
@@ -10448,20 +10417,9 @@
     </w:tbl>
     <w:p>
       <w:pPr>
-        <w:spacing w:after="120" w:before="0"/>
-        <w:jc w:val="left"/>
+        <w:spacing w:after="120"/>
       </w:pPr>
       <w:r>
-        <w:rPr>
-          <w:rFonts w:ascii="Arial" w:cs="Arial" w:eastAsia="Arial" w:hAnsi="Arial"/>
-          <w:b w:val="false"/>
-          <w:bCs w:val="false"/>
-          <w:i w:val="false"/>
-          <w:iCs w:val="false"/>
-          <w:color w:val="000000"/>
-          <w:sz w:val="18"/>
-          <w:szCs w:val="18"/>
-        </w:rPr>
         <w:t xml:space="preserve"/>
       </w:r>
     </w:p>
@@ -10590,20 +10548,9 @@
     </w:tbl>
     <w:p>
       <w:pPr>
-        <w:spacing w:after="120" w:before="0"/>
-        <w:jc w:val="left"/>
+        <w:spacing w:after="120"/>
       </w:pPr>
       <w:r>
-        <w:rPr>
-          <w:rFonts w:ascii="Arial" w:cs="Arial" w:eastAsia="Arial" w:hAnsi="Arial"/>
-          <w:b w:val="false"/>
-          <w:bCs w:val="false"/>
-          <w:i w:val="false"/>
-          <w:iCs w:val="false"/>
-          <w:color w:val="000000"/>
-          <w:sz w:val="18"/>
-          <w:szCs w:val="18"/>
-        </w:rPr>
         <w:t xml:space="preserve"/>
       </w:r>
     </w:p>
@@ -10954,7 +10901,7 @@
             <w:pPr>
               <w:spacing w:after="20" w:before="0"/>
             </w:pPr>
-            <w:hyperlink w:history="1" r:id="rIdbfthjmh_mgronxbv02tu6">
+            <w:hyperlink w:history="1" r:id="rId--kmvd8w8jcqmhgyotss_">
               <w:r>
                 <w:rPr>
                   <w:rFonts w:ascii="Arial" w:cs="Arial" w:eastAsia="Arial" w:hAnsi="Arial"/>
@@ -10987,7 +10934,7 @@
               <w:spacing w:after="10" w:before="0"/>
               <w:ind w:left="120"/>
             </w:pPr>
-            <w:hyperlink w:history="1" r:id="rIdro2kmyis5pvmvattcws6y">
+            <w:hyperlink w:history="1" r:id="rIdjqrun6x-rc-eg7aoggpkc">
               <w:r>
                 <w:rPr>
                   <w:rFonts w:ascii="Arial" w:cs="Arial" w:eastAsia="Arial" w:hAnsi="Arial"/>
@@ -11032,7 +10979,7 @@
             <w:pPr>
               <w:spacing w:after="20" w:before="0"/>
             </w:pPr>
-            <w:hyperlink w:history="1" r:id="rIdvo_ikjqyqgg700dq3bcai">
+            <w:hyperlink w:history="1" r:id="rId6babs1z_xm_ll0gfzk1yz">
               <w:r>
                 <w:rPr>
                   <w:rFonts w:ascii="Arial" w:cs="Arial" w:eastAsia="Arial" w:hAnsi="Arial"/>
@@ -11065,7 +11012,7 @@
               <w:spacing w:after="10" w:before="0"/>
               <w:ind w:left="120"/>
             </w:pPr>
-            <w:hyperlink w:history="1" r:id="rIdg5xli98tukcp4q5z-97fx">
+            <w:hyperlink w:history="1" r:id="rIdyvdnvr4ao4uozmhzq5ay6">
               <w:r>
                 <w:rPr>
                   <w:rFonts w:ascii="Arial" w:cs="Arial" w:eastAsia="Arial" w:hAnsi="Arial"/>
@@ -11406,7 +11353,7 @@
             <w:pPr>
               <w:spacing w:after="20" w:before="0"/>
             </w:pPr>
-            <w:hyperlink w:history="1" r:id="rIdjtv9kggqsbbxmh3nnniu-">
+            <w:hyperlink w:history="1" r:id="rIdperoulfyf0ilkrpqmbyfn">
               <w:r>
                 <w:rPr>
                   <w:rFonts w:ascii="Arial" w:cs="Arial" w:eastAsia="Arial" w:hAnsi="Arial"/>
@@ -11439,7 +11386,7 @@
               <w:spacing w:after="10" w:before="0"/>
               <w:ind w:left="120"/>
             </w:pPr>
-            <w:hyperlink w:history="1" r:id="rIdshjckyflh960e4fimtse2">
+            <w:hyperlink w:history="1" r:id="rIdmiqdfwttv8eymeg-vtwe4">
               <w:r>
                 <w:rPr>
                   <w:rFonts w:ascii="Arial" w:cs="Arial" w:eastAsia="Arial" w:hAnsi="Arial"/>
@@ -11484,7 +11431,7 @@
             <w:pPr>
               <w:spacing w:after="20" w:before="0"/>
             </w:pPr>
-            <w:hyperlink w:history="1" r:id="rIdmvmahiteyzkkxj4femfgo">
+            <w:hyperlink w:history="1" r:id="rIdhwicko3tzotw7-lotahyr">
               <w:r>
                 <w:rPr>
                   <w:rFonts w:ascii="Arial" w:cs="Arial" w:eastAsia="Arial" w:hAnsi="Arial"/>
@@ -11517,7 +11464,7 @@
               <w:spacing w:after="10" w:before="0"/>
               <w:ind w:left="120"/>
             </w:pPr>
-            <w:hyperlink w:history="1" r:id="rIdxwa4ncusw7b4gl0de5mck">
+            <w:hyperlink w:history="1" r:id="rIds-1zcd-xl7mqgckv9n75q">
               <w:r>
                 <w:rPr>
                   <w:rFonts w:ascii="Arial" w:cs="Arial" w:eastAsia="Arial" w:hAnsi="Arial"/>
@@ -11801,7 +11748,7 @@
             <w:pPr>
               <w:spacing w:after="20" w:before="0"/>
             </w:pPr>
-            <w:hyperlink w:history="1" r:id="rIdpasov2bhiolxbi3lwp44x">
+            <w:hyperlink w:history="1" r:id="rIdag3mojodgmu-nyiad-obs">
               <w:r>
                 <w:rPr>
                   <w:rFonts w:ascii="Arial" w:cs="Arial" w:eastAsia="Arial" w:hAnsi="Arial"/>
@@ -11834,7 +11781,7 @@
               <w:spacing w:after="10" w:before="0"/>
               <w:ind w:left="120"/>
             </w:pPr>
-            <w:hyperlink w:history="1" r:id="rIdkcztenn9bvoyuowwyki1v">
+            <w:hyperlink w:history="1" r:id="rId0rkc0qyludtfdys5l95ma">
               <w:r>
                 <w:rPr>
                   <w:rFonts w:ascii="Arial" w:cs="Arial" w:eastAsia="Arial" w:hAnsi="Arial"/>
@@ -11879,7 +11826,7 @@
             <w:pPr>
               <w:spacing w:after="20" w:before="0"/>
             </w:pPr>
-            <w:hyperlink w:history="1" r:id="rIdronvpv71irhrqag2nvd9s">
+            <w:hyperlink w:history="1" r:id="rId058l4svaeev8fk0qfmpxy">
               <w:r>
                 <w:rPr>
                   <w:rFonts w:ascii="Arial" w:cs="Arial" w:eastAsia="Arial" w:hAnsi="Arial"/>
@@ -11912,7 +11859,7 @@
               <w:spacing w:after="10" w:before="0"/>
               <w:ind w:left="120"/>
             </w:pPr>
-            <w:hyperlink w:history="1" r:id="rIdsqafwgeazzxqjx8cxbb8t">
+            <w:hyperlink w:history="1" r:id="rIdehs_f_bm8kg1gwqiokaiy">
               <w:r>
                 <w:rPr>
                   <w:rFonts w:ascii="Arial" w:cs="Arial" w:eastAsia="Arial" w:hAnsi="Arial"/>
@@ -12196,7 +12143,7 @@
             <w:pPr>
               <w:spacing w:after="20" w:before="0"/>
             </w:pPr>
-            <w:hyperlink w:history="1" r:id="rId4wenbggsx5ebu2z1kkfu7">
+            <w:hyperlink w:history="1" r:id="rIdrvyjs5lhqlx2yptox-lvv">
               <w:r>
                 <w:rPr>
                   <w:rFonts w:ascii="Arial" w:cs="Arial" w:eastAsia="Arial" w:hAnsi="Arial"/>
@@ -12229,7 +12176,7 @@
               <w:spacing w:after="10" w:before="0"/>
               <w:ind w:left="120"/>
             </w:pPr>
-            <w:hyperlink w:history="1" r:id="rIdq37ae619rpgqyviebkf2h">
+            <w:hyperlink w:history="1" r:id="rIdhw5ca6gsvto_unbh1b2yp">
               <w:r>
                 <w:rPr>
                   <w:rFonts w:ascii="Arial" w:cs="Arial" w:eastAsia="Arial" w:hAnsi="Arial"/>
@@ -12274,7 +12221,7 @@
             <w:pPr>
               <w:spacing w:after="20" w:before="0"/>
             </w:pPr>
-            <w:hyperlink w:history="1" r:id="rIdwkn38imckuz47cnl9sc5f">
+            <w:hyperlink w:history="1" r:id="rIdvrmyfgr0flvhggifyce2m">
               <w:r>
                 <w:rPr>
                   <w:rFonts w:ascii="Arial" w:cs="Arial" w:eastAsia="Arial" w:hAnsi="Arial"/>
@@ -12307,7 +12254,7 @@
               <w:spacing w:after="10" w:before="0"/>
               <w:ind w:left="120"/>
             </w:pPr>
-            <w:hyperlink w:history="1" r:id="rIdzy6vtfww0hahwiw6aghxh">
+            <w:hyperlink w:history="1" r:id="rIdwqfu9_bbp3kr8mgbj_uyd">
               <w:r>
                 <w:rPr>
                   <w:rFonts w:ascii="Arial" w:cs="Arial" w:eastAsia="Arial" w:hAnsi="Arial"/>
@@ -12534,7 +12481,7 @@
             <w:pPr>
               <w:spacing w:after="20" w:before="0"/>
             </w:pPr>
-            <w:hyperlink w:history="1" r:id="rIdlbwxun1bntnddu6trvr2z">
+            <w:hyperlink w:history="1" r:id="rIdsx-oquqcbs9sgllkr4qul">
               <w:r>
                 <w:rPr>
                   <w:rFonts w:ascii="Arial" w:cs="Arial" w:eastAsia="Arial" w:hAnsi="Arial"/>
@@ -12567,7 +12514,7 @@
               <w:spacing w:after="10" w:before="0"/>
               <w:ind w:left="120"/>
             </w:pPr>
-            <w:hyperlink w:history="1" r:id="rIdqlzwkqsitoogb0rw93u9w">
+            <w:hyperlink w:history="1" r:id="rId3r6iwdqlmish0rv-7qedr">
               <w:r>
                 <w:rPr>
                   <w:rFonts w:ascii="Arial" w:cs="Arial" w:eastAsia="Arial" w:hAnsi="Arial"/>
@@ -12612,7 +12559,7 @@
             <w:pPr>
               <w:spacing w:after="20" w:before="0"/>
             </w:pPr>
-            <w:hyperlink w:history="1" r:id="rIdqjj1fsnc-5xxtg4gpeyss">
+            <w:hyperlink w:history="1" r:id="rIdmgtcb9hdwgpu8swodhhc1">
               <w:r>
                 <w:rPr>
                   <w:rFonts w:ascii="Arial" w:cs="Arial" w:eastAsia="Arial" w:hAnsi="Arial"/>
@@ -12645,7 +12592,7 @@
               <w:spacing w:after="10" w:before="0"/>
               <w:ind w:left="120"/>
             </w:pPr>
-            <w:hyperlink w:history="1" r:id="rIdah8z3kap0fhctqsylzjkq">
+            <w:hyperlink w:history="1" r:id="rIdzfd2z1wbtlwdjjwabocab">
               <w:r>
                 <w:rPr>
                   <w:rFonts w:ascii="Arial" w:cs="Arial" w:eastAsia="Arial" w:hAnsi="Arial"/>
@@ -12778,20 +12725,9 @@
     </w:tbl>
     <w:p>
       <w:pPr>
-        <w:spacing w:after="120" w:before="0"/>
-        <w:jc w:val="left"/>
+        <w:spacing w:after="120"/>
       </w:pPr>
       <w:r>
-        <w:rPr>
-          <w:rFonts w:ascii="Arial" w:cs="Arial" w:eastAsia="Arial" w:hAnsi="Arial"/>
-          <w:b w:val="false"/>
-          <w:bCs w:val="false"/>
-          <w:i w:val="false"/>
-          <w:iCs w:val="false"/>
-          <w:color w:val="000000"/>
-          <w:sz w:val="18"/>
-          <w:szCs w:val="18"/>
-        </w:rPr>
         <w:t xml:space="preserve"/>
       </w:r>
     </w:p>
@@ -13110,20 +13046,9 @@
     </w:tbl>
     <w:p>
       <w:pPr>
-        <w:spacing w:after="120" w:before="0"/>
-        <w:jc w:val="left"/>
+        <w:spacing w:after="120"/>
       </w:pPr>
       <w:r>
-        <w:rPr>
-          <w:rFonts w:ascii="Arial" w:cs="Arial" w:eastAsia="Arial" w:hAnsi="Arial"/>
-          <w:b w:val="false"/>
-          <w:bCs w:val="false"/>
-          <w:i w:val="false"/>
-          <w:iCs w:val="false"/>
-          <w:color w:val="000000"/>
-          <w:sz w:val="18"/>
-          <w:szCs w:val="18"/>
-        </w:rPr>
         <w:t xml:space="preserve"/>
       </w:r>
     </w:p>
@@ -13380,39 +13305,17 @@
     </w:tbl>
     <w:p>
       <w:pPr>
-        <w:spacing w:after="120" w:before="0"/>
-        <w:jc w:val="left"/>
+        <w:spacing w:after="120"/>
       </w:pPr>
       <w:r>
-        <w:rPr>
-          <w:rFonts w:ascii="Arial" w:cs="Arial" w:eastAsia="Arial" w:hAnsi="Arial"/>
-          <w:b w:val="false"/>
-          <w:bCs w:val="false"/>
-          <w:i w:val="false"/>
-          <w:iCs w:val="false"/>
-          <w:color w:val="000000"/>
-          <w:sz w:val="18"/>
-          <w:szCs w:val="18"/>
-        </w:rPr>
         <w:t xml:space="preserve"/>
       </w:r>
     </w:p>
     <w:p>
       <w:pPr>
-        <w:spacing w:after="120" w:before="0"/>
-        <w:jc w:val="left"/>
+        <w:spacing w:after="120"/>
       </w:pPr>
       <w:r>
-        <w:rPr>
-          <w:rFonts w:ascii="Arial" w:cs="Arial" w:eastAsia="Arial" w:hAnsi="Arial"/>
-          <w:b w:val="false"/>
-          <w:bCs w:val="false"/>
-          <w:i w:val="false"/>
-          <w:iCs w:val="false"/>
-          <w:color w:val="000000"/>
-          <w:sz w:val="18"/>
-          <w:szCs w:val="18"/>
-        </w:rPr>
         <w:t xml:space="preserve"/>
       </w:r>
     </w:p>
@@ -13691,6 +13594,8 @@
                 <w:rFonts w:ascii="Arial" w:cs="Arial" w:eastAsia="Arial" w:hAnsi="Arial"/>
                 <w:b w:val="false"/>
                 <w:bCs w:val="false"/>
+                <w:i w:val="false"/>
+                <w:iCs w:val="false"/>
                 <w:color w:val="000000"/>
                 <w:sz w:val="18"/>
                 <w:szCs w:val="18"/>
@@ -13709,6 +13614,8 @@
                 <w:rFonts w:ascii="Arial" w:cs="Arial" w:eastAsia="Arial" w:hAnsi="Arial"/>
                 <w:b w:val="false"/>
                 <w:bCs w:val="false"/>
+                <w:i w:val="false"/>
+                <w:iCs w:val="false"/>
                 <w:color w:val="000000"/>
                 <w:sz w:val="18"/>
                 <w:szCs w:val="18"/>
@@ -13727,6 +13634,8 @@
                 <w:rFonts w:ascii="Arial" w:cs="Arial" w:eastAsia="Arial" w:hAnsi="Arial"/>
                 <w:b w:val="false"/>
                 <w:bCs w:val="false"/>
+                <w:i w:val="false"/>
+                <w:iCs w:val="false"/>
                 <w:color w:val="000000"/>
                 <w:sz w:val="18"/>
                 <w:szCs w:val="18"/>
@@ -13792,6 +13701,8 @@
                 <w:rFonts w:ascii="Arial" w:cs="Arial" w:eastAsia="Arial" w:hAnsi="Arial"/>
                 <w:b w:val="false"/>
                 <w:bCs w:val="false"/>
+                <w:i w:val="false"/>
+                <w:iCs w:val="false"/>
                 <w:color w:val="000000"/>
                 <w:sz w:val="18"/>
                 <w:szCs w:val="18"/>
@@ -13810,6 +13721,8 @@
                 <w:rFonts w:ascii="Arial" w:cs="Arial" w:eastAsia="Arial" w:hAnsi="Arial"/>
                 <w:b w:val="false"/>
                 <w:bCs w:val="false"/>
+                <w:i w:val="false"/>
+                <w:iCs w:val="false"/>
                 <w:color w:val="000000"/>
                 <w:sz w:val="18"/>
                 <w:szCs w:val="18"/>
@@ -13828,6 +13741,8 @@
                 <w:rFonts w:ascii="Arial" w:cs="Arial" w:eastAsia="Arial" w:hAnsi="Arial"/>
                 <w:b w:val="false"/>
                 <w:bCs w:val="false"/>
+                <w:i w:val="false"/>
+                <w:iCs w:val="false"/>
                 <w:color w:val="000000"/>
                 <w:sz w:val="18"/>
                 <w:szCs w:val="18"/>
@@ -13893,6 +13808,8 @@
                 <w:rFonts w:ascii="Arial" w:cs="Arial" w:eastAsia="Arial" w:hAnsi="Arial"/>
                 <w:b w:val="false"/>
                 <w:bCs w:val="false"/>
+                <w:i w:val="false"/>
+                <w:iCs w:val="false"/>
                 <w:color w:val="000000"/>
                 <w:sz w:val="18"/>
                 <w:szCs w:val="18"/>
@@ -13911,6 +13828,8 @@
                 <w:rFonts w:ascii="Arial" w:cs="Arial" w:eastAsia="Arial" w:hAnsi="Arial"/>
                 <w:b w:val="false"/>
                 <w:bCs w:val="false"/>
+                <w:i w:val="false"/>
+                <w:iCs w:val="false"/>
                 <w:color w:val="000000"/>
                 <w:sz w:val="18"/>
                 <w:szCs w:val="18"/>
@@ -13929,6 +13848,8 @@
                 <w:rFonts w:ascii="Arial" w:cs="Arial" w:eastAsia="Arial" w:hAnsi="Arial"/>
                 <w:b w:val="false"/>
                 <w:bCs w:val="false"/>
+                <w:i w:val="false"/>
+                <w:iCs w:val="false"/>
                 <w:color w:val="000000"/>
                 <w:sz w:val="18"/>
                 <w:szCs w:val="18"/>
@@ -14139,20 +14060,9 @@
     </w:tbl>
     <w:p>
       <w:pPr>
-        <w:spacing w:after="120" w:before="0"/>
-        <w:jc w:val="left"/>
+        <w:spacing w:after="120"/>
       </w:pPr>
       <w:r>
-        <w:rPr>
-          <w:rFonts w:ascii="Arial" w:cs="Arial" w:eastAsia="Arial" w:hAnsi="Arial"/>
-          <w:b w:val="false"/>
-          <w:bCs w:val="false"/>
-          <w:i w:val="false"/>
-          <w:iCs w:val="false"/>
-          <w:color w:val="000000"/>
-          <w:sz w:val="18"/>
-          <w:szCs w:val="18"/>
-        </w:rPr>
         <w:t xml:space="preserve"/>
       </w:r>
     </w:p>
@@ -14281,20 +14191,9 @@
     </w:tbl>
     <w:p>
       <w:pPr>
-        <w:spacing w:after="120" w:before="0"/>
-        <w:jc w:val="left"/>
+        <w:spacing w:after="120"/>
       </w:pPr>
       <w:r>
-        <w:rPr>
-          <w:rFonts w:ascii="Arial" w:cs="Arial" w:eastAsia="Arial" w:hAnsi="Arial"/>
-          <w:b w:val="false"/>
-          <w:bCs w:val="false"/>
-          <w:i w:val="false"/>
-          <w:iCs w:val="false"/>
-          <w:color w:val="000000"/>
-          <w:sz w:val="18"/>
-          <w:szCs w:val="18"/>
-        </w:rPr>
         <w:t xml:space="preserve"/>
       </w:r>
     </w:p>
@@ -14683,7 +14582,7 @@
             <w:pPr>
               <w:spacing w:after="20" w:before="0"/>
             </w:pPr>
-            <w:hyperlink w:history="1" r:id="rIdc50xshuukxk57sjhl8sk5">
+            <w:hyperlink w:history="1" r:id="rId4g7jrtpfp32xncu-e4nr3">
               <w:r>
                 <w:rPr>
                   <w:rFonts w:ascii="Arial" w:cs="Arial" w:eastAsia="Arial" w:hAnsi="Arial"/>
@@ -14716,7 +14615,7 @@
               <w:spacing w:after="10" w:before="0"/>
               <w:ind w:left="120"/>
             </w:pPr>
-            <w:hyperlink w:history="1" r:id="rId_qyagbs5bjchfchr0zvob">
+            <w:hyperlink w:history="1" r:id="rIdier7m5zusuuzicwunas6g">
               <w:r>
                 <w:rPr>
                   <w:rFonts w:ascii="Arial" w:cs="Arial" w:eastAsia="Arial" w:hAnsi="Arial"/>
@@ -14761,7 +14660,7 @@
             <w:pPr>
               <w:spacing w:after="20" w:before="0"/>
             </w:pPr>
-            <w:hyperlink w:history="1" r:id="rIdf6q1izauhvfq5ca7zkfjn">
+            <w:hyperlink w:history="1" r:id="rIdj3h2bffhr_ubcko3dzts9">
               <w:r>
                 <w:rPr>
                   <w:rFonts w:ascii="Arial" w:cs="Arial" w:eastAsia="Arial" w:hAnsi="Arial"/>
@@ -14794,7 +14693,7 @@
               <w:spacing w:after="10" w:before="0"/>
               <w:ind w:left="120"/>
             </w:pPr>
-            <w:hyperlink w:history="1" r:id="rIdghyicelsq3si7beo_szjx">
+            <w:hyperlink w:history="1" r:id="rIdzmvyr8vmjobrb_6l1n92o">
               <w:r>
                 <w:rPr>
                   <w:rFonts w:ascii="Arial" w:cs="Arial" w:eastAsia="Arial" w:hAnsi="Arial"/>
@@ -15173,7 +15072,7 @@
             <w:pPr>
               <w:spacing w:after="20" w:before="0"/>
             </w:pPr>
-            <w:hyperlink w:history="1" r:id="rId2hazhqeokpcfqxew-t6bj">
+            <w:hyperlink w:history="1" r:id="rIdzw4mt7v11o2o8_b55x9sd">
               <w:r>
                 <w:rPr>
                   <w:rFonts w:ascii="Arial" w:cs="Arial" w:eastAsia="Arial" w:hAnsi="Arial"/>
@@ -15206,7 +15105,7 @@
               <w:spacing w:after="10" w:before="0"/>
               <w:ind w:left="120"/>
             </w:pPr>
-            <w:hyperlink w:history="1" r:id="rIdjnouf_8ecvimzhqoxrzg6">
+            <w:hyperlink w:history="1" r:id="rIdikdcigg4_hni3jdk5vpnp">
               <w:r>
                 <w:rPr>
                   <w:rFonts w:ascii="Arial" w:cs="Arial" w:eastAsia="Arial" w:hAnsi="Arial"/>
@@ -15251,7 +15150,7 @@
             <w:pPr>
               <w:spacing w:after="20" w:before="0"/>
             </w:pPr>
-            <w:hyperlink w:history="1" r:id="rId1z9jzdauy9--cyb7zxruw">
+            <w:hyperlink w:history="1" r:id="rIdzctg6g0z4znptmlatx3uo">
               <w:r>
                 <w:rPr>
                   <w:rFonts w:ascii="Arial" w:cs="Arial" w:eastAsia="Arial" w:hAnsi="Arial"/>
@@ -15284,7 +15183,7 @@
               <w:spacing w:after="10" w:before="0"/>
               <w:ind w:left="120"/>
             </w:pPr>
-            <w:hyperlink w:history="1" r:id="rId3cjqw1kyirywm1nixabpc">
+            <w:hyperlink w:history="1" r:id="rIdxggk3vhij56wp4xk5ystw">
               <w:r>
                 <w:rPr>
                   <w:rFonts w:ascii="Arial" w:cs="Arial" w:eastAsia="Arial" w:hAnsi="Arial"/>
@@ -15644,7 +15543,7 @@
             <w:pPr>
               <w:spacing w:after="20" w:before="0"/>
             </w:pPr>
-            <w:hyperlink w:history="1" r:id="rIdmvgzr9r4ygxr4jux6amqf">
+            <w:hyperlink w:history="1" r:id="rIdxboogq1gzimvlakqadsqb">
               <w:r>
                 <w:rPr>
                   <w:rFonts w:ascii="Arial" w:cs="Arial" w:eastAsia="Arial" w:hAnsi="Arial"/>
@@ -15677,7 +15576,7 @@
               <w:spacing w:after="10" w:before="0"/>
               <w:ind w:left="120"/>
             </w:pPr>
-            <w:hyperlink w:history="1" r:id="rIdkbvtlbp8bgcimorronjwf">
+            <w:hyperlink w:history="1" r:id="rIdxn7lws0anwrqrqkpwx0w_">
               <w:r>
                 <w:rPr>
                   <w:rFonts w:ascii="Arial" w:cs="Arial" w:eastAsia="Arial" w:hAnsi="Arial"/>
@@ -15722,7 +15621,7 @@
             <w:pPr>
               <w:spacing w:after="20" w:before="0"/>
             </w:pPr>
-            <w:hyperlink w:history="1" r:id="rIdry9niceronlvjaq6t91cr">
+            <w:hyperlink w:history="1" r:id="rIdxicrxljvu4kaj_ysy3a7c">
               <w:r>
                 <w:rPr>
                   <w:rFonts w:ascii="Arial" w:cs="Arial" w:eastAsia="Arial" w:hAnsi="Arial"/>
@@ -15755,7 +15654,7 @@
               <w:spacing w:after="10" w:before="0"/>
               <w:ind w:left="120"/>
             </w:pPr>
-            <w:hyperlink w:history="1" r:id="rIdjcdfuef6skgox8epiwfh4">
+            <w:hyperlink w:history="1" r:id="rIdt3zdy5yw60ep173prfbbn">
               <w:r>
                 <w:rPr>
                   <w:rFonts w:ascii="Arial" w:cs="Arial" w:eastAsia="Arial" w:hAnsi="Arial"/>
@@ -16077,7 +15976,7 @@
             <w:pPr>
               <w:spacing w:after="20" w:before="0"/>
             </w:pPr>
-            <w:hyperlink w:history="1" r:id="rIda2i8tsdxk8eb_1bki2gfm">
+            <w:hyperlink w:history="1" r:id="rIdwdrreoufvn5x4b67j8ixi">
               <w:r>
                 <w:rPr>
                   <w:rFonts w:ascii="Arial" w:cs="Arial" w:eastAsia="Arial" w:hAnsi="Arial"/>
@@ -16110,7 +16009,7 @@
               <w:spacing w:after="10" w:before="0"/>
               <w:ind w:left="120"/>
             </w:pPr>
-            <w:hyperlink w:history="1" r:id="rIdv1j6wvnx5hnhxamgeodd2">
+            <w:hyperlink w:history="1" r:id="rIdyxg76d9hjs0uplls6s16_">
               <w:r>
                 <w:rPr>
                   <w:rFonts w:ascii="Arial" w:cs="Arial" w:eastAsia="Arial" w:hAnsi="Arial"/>
@@ -16155,7 +16054,7 @@
             <w:pPr>
               <w:spacing w:after="20" w:before="0"/>
             </w:pPr>
-            <w:hyperlink w:history="1" r:id="rIdxxh4kcuj_te-nxjzxj7ur">
+            <w:hyperlink w:history="1" r:id="rIdbqshdlrarxvtut-an4r3j">
               <w:r>
                 <w:rPr>
                   <w:rFonts w:ascii="Arial" w:cs="Arial" w:eastAsia="Arial" w:hAnsi="Arial"/>
@@ -16188,7 +16087,7 @@
               <w:spacing w:after="10" w:before="0"/>
               <w:ind w:left="120"/>
             </w:pPr>
-            <w:hyperlink w:history="1" r:id="rIdcl8xbiinnq46tfl-1ie64">
+            <w:hyperlink w:history="1" r:id="rIdrlypyisxe53fcwjzgudwi">
               <w:r>
                 <w:rPr>
                   <w:rFonts w:ascii="Arial" w:cs="Arial" w:eastAsia="Arial" w:hAnsi="Arial"/>
@@ -16415,7 +16314,7 @@
             <w:pPr>
               <w:spacing w:after="20" w:before="0"/>
             </w:pPr>
-            <w:hyperlink w:history="1" r:id="rIdyvafckbacrghszaau1uc-">
+            <w:hyperlink w:history="1" r:id="rIdikm820xdvzwo9ol26sjgs">
               <w:r>
                 <w:rPr>
                   <w:rFonts w:ascii="Arial" w:cs="Arial" w:eastAsia="Arial" w:hAnsi="Arial"/>
@@ -16448,7 +16347,7 @@
               <w:spacing w:after="10" w:before="0"/>
               <w:ind w:left="120"/>
             </w:pPr>
-            <w:hyperlink w:history="1" r:id="rIdnjpzyzmporbnqfpb9amx7">
+            <w:hyperlink w:history="1" r:id="rId05wcniolwdz17-mtinja8">
               <w:r>
                 <w:rPr>
                   <w:rFonts w:ascii="Arial" w:cs="Arial" w:eastAsia="Arial" w:hAnsi="Arial"/>
@@ -16493,7 +16392,7 @@
             <w:pPr>
               <w:spacing w:after="20" w:before="0"/>
             </w:pPr>
-            <w:hyperlink w:history="1" r:id="rIdcenf8fq1p_i6n_ezlebxx">
+            <w:hyperlink w:history="1" r:id="rIdflrogzznj7rdcsq0uovpx">
               <w:r>
                 <w:rPr>
                   <w:rFonts w:ascii="Arial" w:cs="Arial" w:eastAsia="Arial" w:hAnsi="Arial"/>
@@ -16526,7 +16425,7 @@
               <w:spacing w:after="10" w:before="0"/>
               <w:ind w:left="120"/>
             </w:pPr>
-            <w:hyperlink w:history="1" r:id="rIdsllhijkuh4gjb_bc3rrpx">
+            <w:hyperlink w:history="1" r:id="rIdwavgq41dirqxgpi9zqrc_">
               <w:r>
                 <w:rPr>
                   <w:rFonts w:ascii="Arial" w:cs="Arial" w:eastAsia="Arial" w:hAnsi="Arial"/>
@@ -16678,20 +16577,9 @@
     </w:tbl>
     <w:p>
       <w:pPr>
-        <w:spacing w:after="120" w:before="0"/>
-        <w:jc w:val="left"/>
+        <w:spacing w:after="120"/>
       </w:pPr>
       <w:r>
-        <w:rPr>
-          <w:rFonts w:ascii="Arial" w:cs="Arial" w:eastAsia="Arial" w:hAnsi="Arial"/>
-          <w:b w:val="false"/>
-          <w:bCs w:val="false"/>
-          <w:i w:val="false"/>
-          <w:iCs w:val="false"/>
-          <w:color w:val="000000"/>
-          <w:sz w:val="18"/>
-          <w:szCs w:val="18"/>
-        </w:rPr>
         <w:t xml:space="preserve"/>
       </w:r>
     </w:p>
@@ -17010,20 +16898,9 @@
     </w:tbl>
     <w:p>
       <w:pPr>
-        <w:spacing w:after="120" w:before="0"/>
-        <w:jc w:val="left"/>
+        <w:spacing w:after="120"/>
       </w:pPr>
       <w:r>
-        <w:rPr>
-          <w:rFonts w:ascii="Arial" w:cs="Arial" w:eastAsia="Arial" w:hAnsi="Arial"/>
-          <w:b w:val="false"/>
-          <w:bCs w:val="false"/>
-          <w:i w:val="false"/>
-          <w:iCs w:val="false"/>
-          <w:color w:val="000000"/>
-          <w:sz w:val="18"/>
-          <w:szCs w:val="18"/>
-        </w:rPr>
         <w:t xml:space="preserve"/>
       </w:r>
     </w:p>
@@ -17280,39 +17157,17 @@
     </w:tbl>
     <w:p>
       <w:pPr>
-        <w:spacing w:after="120" w:before="0"/>
-        <w:jc w:val="left"/>
+        <w:spacing w:after="120"/>
       </w:pPr>
       <w:r>
-        <w:rPr>
-          <w:rFonts w:ascii="Arial" w:cs="Arial" w:eastAsia="Arial" w:hAnsi="Arial"/>
-          <w:b w:val="false"/>
-          <w:bCs w:val="false"/>
-          <w:i w:val="false"/>
-          <w:iCs w:val="false"/>
-          <w:color w:val="000000"/>
-          <w:sz w:val="18"/>
-          <w:szCs w:val="18"/>
-        </w:rPr>
         <w:t xml:space="preserve"/>
       </w:r>
     </w:p>
     <w:p>
       <w:pPr>
-        <w:spacing w:after="120" w:before="0"/>
-        <w:jc w:val="left"/>
+        <w:spacing w:after="120"/>
       </w:pPr>
       <w:r>
-        <w:rPr>
-          <w:rFonts w:ascii="Arial" w:cs="Arial" w:eastAsia="Arial" w:hAnsi="Arial"/>
-          <w:b w:val="false"/>
-          <w:bCs w:val="false"/>
-          <w:i w:val="false"/>
-          <w:iCs w:val="false"/>
-          <w:color w:val="000000"/>
-          <w:sz w:val="18"/>
-          <w:szCs w:val="18"/>
-        </w:rPr>
         <w:t xml:space="preserve"/>
       </w:r>
     </w:p>
@@ -17591,6 +17446,8 @@
                 <w:rFonts w:ascii="Arial" w:cs="Arial" w:eastAsia="Arial" w:hAnsi="Arial"/>
                 <w:b w:val="false"/>
                 <w:bCs w:val="false"/>
+                <w:i w:val="false"/>
+                <w:iCs w:val="false"/>
                 <w:color w:val="000000"/>
                 <w:sz w:val="18"/>
                 <w:szCs w:val="18"/>
@@ -17609,6 +17466,8 @@
                 <w:rFonts w:ascii="Arial" w:cs="Arial" w:eastAsia="Arial" w:hAnsi="Arial"/>
                 <w:b w:val="false"/>
                 <w:bCs w:val="false"/>
+                <w:i w:val="false"/>
+                <w:iCs w:val="false"/>
                 <w:color w:val="000000"/>
                 <w:sz w:val="18"/>
                 <w:szCs w:val="18"/>
@@ -17627,6 +17486,8 @@
                 <w:rFonts w:ascii="Arial" w:cs="Arial" w:eastAsia="Arial" w:hAnsi="Arial"/>
                 <w:b w:val="false"/>
                 <w:bCs w:val="false"/>
+                <w:i w:val="false"/>
+                <w:iCs w:val="false"/>
                 <w:color w:val="000000"/>
                 <w:sz w:val="18"/>
                 <w:szCs w:val="18"/>
@@ -17645,6 +17506,8 @@
                 <w:rFonts w:ascii="Arial" w:cs="Arial" w:eastAsia="Arial" w:hAnsi="Arial"/>
                 <w:b w:val="false"/>
                 <w:bCs w:val="false"/>
+                <w:i w:val="false"/>
+                <w:iCs w:val="false"/>
                 <w:color w:val="000000"/>
                 <w:sz w:val="18"/>
                 <w:szCs w:val="18"/>
@@ -17710,6 +17573,8 @@
                 <w:rFonts w:ascii="Arial" w:cs="Arial" w:eastAsia="Arial" w:hAnsi="Arial"/>
                 <w:b w:val="false"/>
                 <w:bCs w:val="false"/>
+                <w:i w:val="false"/>
+                <w:iCs w:val="false"/>
                 <w:color w:val="000000"/>
                 <w:sz w:val="18"/>
                 <w:szCs w:val="18"/>
@@ -17728,6 +17593,8 @@
                 <w:rFonts w:ascii="Arial" w:cs="Arial" w:eastAsia="Arial" w:hAnsi="Arial"/>
                 <w:b w:val="false"/>
                 <w:bCs w:val="false"/>
+                <w:i w:val="false"/>
+                <w:iCs w:val="false"/>
                 <w:color w:val="000000"/>
                 <w:sz w:val="18"/>
                 <w:szCs w:val="18"/>
@@ -17746,6 +17613,8 @@
                 <w:rFonts w:ascii="Arial" w:cs="Arial" w:eastAsia="Arial" w:hAnsi="Arial"/>
                 <w:b w:val="false"/>
                 <w:bCs w:val="false"/>
+                <w:i w:val="false"/>
+                <w:iCs w:val="false"/>
                 <w:color w:val="000000"/>
                 <w:sz w:val="18"/>
                 <w:szCs w:val="18"/>
@@ -17811,6 +17680,8 @@
                 <w:rFonts w:ascii="Arial" w:cs="Arial" w:eastAsia="Arial" w:hAnsi="Arial"/>
                 <w:b w:val="false"/>
                 <w:bCs w:val="false"/>
+                <w:i w:val="false"/>
+                <w:iCs w:val="false"/>
                 <w:color w:val="000000"/>
                 <w:sz w:val="18"/>
                 <w:szCs w:val="18"/>
@@ -17829,6 +17700,8 @@
                 <w:rFonts w:ascii="Arial" w:cs="Arial" w:eastAsia="Arial" w:hAnsi="Arial"/>
                 <w:b w:val="false"/>
                 <w:bCs w:val="false"/>
+                <w:i w:val="false"/>
+                <w:iCs w:val="false"/>
                 <w:color w:val="000000"/>
                 <w:sz w:val="18"/>
                 <w:szCs w:val="18"/>
@@ -17847,6 +17720,8 @@
                 <w:rFonts w:ascii="Arial" w:cs="Arial" w:eastAsia="Arial" w:hAnsi="Arial"/>
                 <w:b w:val="false"/>
                 <w:bCs w:val="false"/>
+                <w:i w:val="false"/>
+                <w:iCs w:val="false"/>
                 <w:color w:val="000000"/>
                 <w:sz w:val="18"/>
                 <w:szCs w:val="18"/>
@@ -18057,20 +17932,9 @@
     </w:tbl>
     <w:p>
       <w:pPr>
-        <w:spacing w:after="120" w:before="0"/>
-        <w:jc w:val="left"/>
+        <w:spacing w:after="120"/>
       </w:pPr>
       <w:r>
-        <w:rPr>
-          <w:rFonts w:ascii="Arial" w:cs="Arial" w:eastAsia="Arial" w:hAnsi="Arial"/>
-          <w:b w:val="false"/>
-          <w:bCs w:val="false"/>
-          <w:i w:val="false"/>
-          <w:iCs w:val="false"/>
-          <w:color w:val="000000"/>
-          <w:sz w:val="18"/>
-          <w:szCs w:val="18"/>
-        </w:rPr>
         <w:t xml:space="preserve"/>
       </w:r>
     </w:p>
@@ -18199,20 +18063,9 @@
     </w:tbl>
     <w:p>
       <w:pPr>
-        <w:spacing w:after="120" w:before="0"/>
-        <w:jc w:val="left"/>
+        <w:spacing w:after="120"/>
       </w:pPr>
       <w:r>
-        <w:rPr>
-          <w:rFonts w:ascii="Arial" w:cs="Arial" w:eastAsia="Arial" w:hAnsi="Arial"/>
-          <w:b w:val="false"/>
-          <w:bCs w:val="false"/>
-          <w:i w:val="false"/>
-          <w:iCs w:val="false"/>
-          <w:color w:val="000000"/>
-          <w:sz w:val="18"/>
-          <w:szCs w:val="18"/>
-        </w:rPr>
         <w:t xml:space="preserve"/>
       </w:r>
     </w:p>
@@ -18563,7 +18416,7 @@
             <w:pPr>
               <w:spacing w:after="20" w:before="0"/>
             </w:pPr>
-            <w:hyperlink w:history="1" r:id="rIdyyaitficdnwrwccqrbg_z">
+            <w:hyperlink w:history="1" r:id="rIdnx-bo33pkyeyvpdma3z7s">
               <w:r>
                 <w:rPr>
                   <w:rFonts w:ascii="Arial" w:cs="Arial" w:eastAsia="Arial" w:hAnsi="Arial"/>
@@ -18596,7 +18449,7 @@
               <w:spacing w:after="10" w:before="0"/>
               <w:ind w:left="120"/>
             </w:pPr>
-            <w:hyperlink w:history="1" r:id="rId2o6qtjxlhsahafjn2s-4p">
+            <w:hyperlink w:history="1" r:id="rIdwhl26etzkngjgqvwex8ku">
               <w:r>
                 <w:rPr>
                   <w:rFonts w:ascii="Arial" w:cs="Arial" w:eastAsia="Arial" w:hAnsi="Arial"/>
@@ -18641,7 +18494,7 @@
             <w:pPr>
               <w:spacing w:after="20" w:before="0"/>
             </w:pPr>
-            <w:hyperlink w:history="1" r:id="rIdx9nez4xgn9dc7z0m020k0">
+            <w:hyperlink w:history="1" r:id="rIdnrnkcm1lhfsxnxyojkxui">
               <w:r>
                 <w:rPr>
                   <w:rFonts w:ascii="Arial" w:cs="Arial" w:eastAsia="Arial" w:hAnsi="Arial"/>
@@ -18674,7 +18527,7 @@
               <w:spacing w:after="10" w:before="0"/>
               <w:ind w:left="120"/>
             </w:pPr>
-            <w:hyperlink w:history="1" r:id="rIdrrl2bvbiuawld4inp75vo">
+            <w:hyperlink w:history="1" r:id="rIdahgfk2trcbb0qobj_n2sc">
               <w:r>
                 <w:rPr>
                   <w:rFonts w:ascii="Arial" w:cs="Arial" w:eastAsia="Arial" w:hAnsi="Arial"/>
@@ -18996,7 +18849,7 @@
             <w:pPr>
               <w:spacing w:after="20" w:before="0"/>
             </w:pPr>
-            <w:hyperlink w:history="1" r:id="rId3ncd0h6srnicpsi0zhz8z">
+            <w:hyperlink w:history="1" r:id="rIdob-3tkvkx-ccn7a6vobe4">
               <w:r>
                 <w:rPr>
                   <w:rFonts w:ascii="Arial" w:cs="Arial" w:eastAsia="Arial" w:hAnsi="Arial"/>
@@ -19029,7 +18882,7 @@
               <w:spacing w:after="10" w:before="0"/>
               <w:ind w:left="120"/>
             </w:pPr>
-            <w:hyperlink w:history="1" r:id="rId9xsm8-y_o5n7ofreyzvcg">
+            <w:hyperlink w:history="1" r:id="rIdxjeavu5jc8zxw6_ieovok">
               <w:r>
                 <w:rPr>
                   <w:rFonts w:ascii="Arial" w:cs="Arial" w:eastAsia="Arial" w:hAnsi="Arial"/>
@@ -19074,7 +18927,7 @@
             <w:pPr>
               <w:spacing w:after="20" w:before="0"/>
             </w:pPr>
-            <w:hyperlink w:history="1" r:id="rIdvyfspjdfbup7xrnikp6g3">
+            <w:hyperlink w:history="1" r:id="rId9mzldzyq-1npotbyqkh5h">
               <w:r>
                 <w:rPr>
                   <w:rFonts w:ascii="Arial" w:cs="Arial" w:eastAsia="Arial" w:hAnsi="Arial"/>
@@ -19107,7 +18960,7 @@
               <w:spacing w:after="10" w:before="0"/>
               <w:ind w:left="120"/>
             </w:pPr>
-            <w:hyperlink w:history="1" r:id="rIdmukrkll-az076mqdyw3m2">
+            <w:hyperlink w:history="1" r:id="rId0go64tbzgrxoysapr9wy0">
               <w:r>
                 <w:rPr>
                   <w:rFonts w:ascii="Arial" w:cs="Arial" w:eastAsia="Arial" w:hAnsi="Arial"/>
@@ -19410,7 +19263,7 @@
             <w:pPr>
               <w:spacing w:after="20" w:before="0"/>
             </w:pPr>
-            <w:hyperlink w:history="1" r:id="rIdf_iegm4oy0qdgdpvh2wdx">
+            <w:hyperlink w:history="1" r:id="rIdevbmaq8zlx_qg1v_8zkdj">
               <w:r>
                 <w:rPr>
                   <w:rFonts w:ascii="Arial" w:cs="Arial" w:eastAsia="Arial" w:hAnsi="Arial"/>
@@ -19443,7 +19296,7 @@
               <w:spacing w:after="10" w:before="0"/>
               <w:ind w:left="120"/>
             </w:pPr>
-            <w:hyperlink w:history="1" r:id="rIdcviu1ct-bbcmvofmqyz5q">
+            <w:hyperlink w:history="1" r:id="rId5m0m0a8eksogs-4ew7i6j">
               <w:r>
                 <w:rPr>
                   <w:rFonts w:ascii="Arial" w:cs="Arial" w:eastAsia="Arial" w:hAnsi="Arial"/>
@@ -19488,7 +19341,7 @@
             <w:pPr>
               <w:spacing w:after="20" w:before="0"/>
             </w:pPr>
-            <w:hyperlink w:history="1" r:id="rId8_u-xnct2edcswjcjp5pl">
+            <w:hyperlink w:history="1" r:id="rIdqom6bfi_7bv8z49rsehdh">
               <w:r>
                 <w:rPr>
                   <w:rFonts w:ascii="Arial" w:cs="Arial" w:eastAsia="Arial" w:hAnsi="Arial"/>
@@ -19521,7 +19374,7 @@
               <w:spacing w:after="10" w:before="0"/>
               <w:ind w:left="120"/>
             </w:pPr>
-            <w:hyperlink w:history="1" r:id="rIdh6h7ldmyrdxuqd-qbw8iz">
+            <w:hyperlink w:history="1" r:id="rIdzzpo-bzh0eh1nqa_e15uw">
               <w:r>
                 <w:rPr>
                   <w:rFonts w:ascii="Arial" w:cs="Arial" w:eastAsia="Arial" w:hAnsi="Arial"/>
@@ -19805,7 +19658,7 @@
             <w:pPr>
               <w:spacing w:after="20" w:before="0"/>
             </w:pPr>
-            <w:hyperlink w:history="1" r:id="rIdily1izaua-py49chbtr8y">
+            <w:hyperlink w:history="1" r:id="rIdm6ezo6przs8vpavrm81wt">
               <w:r>
                 <w:rPr>
                   <w:rFonts w:ascii="Arial" w:cs="Arial" w:eastAsia="Arial" w:hAnsi="Arial"/>
@@ -19838,7 +19691,7 @@
               <w:spacing w:after="10" w:before="0"/>
               <w:ind w:left="120"/>
             </w:pPr>
-            <w:hyperlink w:history="1" r:id="rIdqkwmvaw5nqfhdm383piih">
+            <w:hyperlink w:history="1" r:id="rIdtjiztddwrferv_nqv1fan">
               <w:r>
                 <w:rPr>
                   <w:rFonts w:ascii="Arial" w:cs="Arial" w:eastAsia="Arial" w:hAnsi="Arial"/>
@@ -19883,7 +19736,7 @@
             <w:pPr>
               <w:spacing w:after="20" w:before="0"/>
             </w:pPr>
-            <w:hyperlink w:history="1" r:id="rIdmbx1mpkymfn9othc7rtgn">
+            <w:hyperlink w:history="1" r:id="rIdsi68rtmnbjcg77vpk0iwf">
               <w:r>
                 <w:rPr>
                   <w:rFonts w:ascii="Arial" w:cs="Arial" w:eastAsia="Arial" w:hAnsi="Arial"/>
@@ -19916,7 +19769,7 @@
               <w:spacing w:after="10" w:before="0"/>
               <w:ind w:left="120"/>
             </w:pPr>
-            <w:hyperlink w:history="1" r:id="rIdpla3cejvuxrvhogoydf4n">
+            <w:hyperlink w:history="1" r:id="rId3gu5vt9gxofc8bnmjep9b">
               <w:r>
                 <w:rPr>
                   <w:rFonts w:ascii="Arial" w:cs="Arial" w:eastAsia="Arial" w:hAnsi="Arial"/>
@@ -20143,7 +19996,7 @@
             <w:pPr>
               <w:spacing w:after="20" w:before="0"/>
             </w:pPr>
-            <w:hyperlink w:history="1" r:id="rIdeccskjrf3jap-mq4tmxnn">
+            <w:hyperlink w:history="1" r:id="rIdoefls4tj1cls5lntjcora">
               <w:r>
                 <w:rPr>
                   <w:rFonts w:ascii="Arial" w:cs="Arial" w:eastAsia="Arial" w:hAnsi="Arial"/>
@@ -20176,7 +20029,7 @@
               <w:spacing w:after="10" w:before="0"/>
               <w:ind w:left="120"/>
             </w:pPr>
-            <w:hyperlink w:history="1" r:id="rId7uudnwd0gr4oicekbqspw">
+            <w:hyperlink w:history="1" r:id="rIdmdn74768w7b6nk2jpz77r">
               <w:r>
                 <w:rPr>
                   <w:rFonts w:ascii="Arial" w:cs="Arial" w:eastAsia="Arial" w:hAnsi="Arial"/>
@@ -20221,7 +20074,7 @@
             <w:pPr>
               <w:spacing w:after="20" w:before="0"/>
             </w:pPr>
-            <w:hyperlink w:history="1" r:id="rIdifk0dcupiisme4igq5lv1">
+            <w:hyperlink w:history="1" r:id="rId1excwsp9smai5sqfdgimq">
               <w:r>
                 <w:rPr>
                   <w:rFonts w:ascii="Arial" w:cs="Arial" w:eastAsia="Arial" w:hAnsi="Arial"/>
@@ -20254,7 +20107,7 @@
               <w:spacing w:after="10" w:before="0"/>
               <w:ind w:left="120"/>
             </w:pPr>
-            <w:hyperlink w:history="1" r:id="rIddtadff2v3q_edfjikmqbq">
+            <w:hyperlink w:history="1" r:id="rIdugjjz8mpsfhzsoucbobgt">
               <w:r>
                 <w:rPr>
                   <w:rFonts w:ascii="Arial" w:cs="Arial" w:eastAsia="Arial" w:hAnsi="Arial"/>
@@ -20387,20 +20240,9 @@
     </w:tbl>
     <w:p>
       <w:pPr>
-        <w:spacing w:after="120" w:before="0"/>
-        <w:jc w:val="left"/>
+        <w:spacing w:after="120"/>
       </w:pPr>
       <w:r>
-        <w:rPr>
-          <w:rFonts w:ascii="Arial" w:cs="Arial" w:eastAsia="Arial" w:hAnsi="Arial"/>
-          <w:b w:val="false"/>
-          <w:bCs w:val="false"/>
-          <w:i w:val="false"/>
-          <w:iCs w:val="false"/>
-          <w:color w:val="000000"/>
-          <w:sz w:val="18"/>
-          <w:szCs w:val="18"/>
-        </w:rPr>
         <w:t xml:space="preserve"/>
       </w:r>
     </w:p>
@@ -20719,20 +20561,9 @@
     </w:tbl>
     <w:p>
       <w:pPr>
-        <w:spacing w:after="120" w:before="0"/>
-        <w:jc w:val="left"/>
+        <w:spacing w:after="120"/>
       </w:pPr>
       <w:r>
-        <w:rPr>
-          <w:rFonts w:ascii="Arial" w:cs="Arial" w:eastAsia="Arial" w:hAnsi="Arial"/>
-          <w:b w:val="false"/>
-          <w:bCs w:val="false"/>
-          <w:i w:val="false"/>
-          <w:iCs w:val="false"/>
-          <w:color w:val="000000"/>
-          <w:sz w:val="18"/>
-          <w:szCs w:val="18"/>
-        </w:rPr>
         <w:t xml:space="preserve"/>
       </w:r>
     </w:p>
@@ -20989,39 +20820,17 @@
     </w:tbl>
     <w:p>
       <w:pPr>
-        <w:spacing w:after="120" w:before="0"/>
-        <w:jc w:val="left"/>
+        <w:spacing w:after="120"/>
       </w:pPr>
       <w:r>
-        <w:rPr>
-          <w:rFonts w:ascii="Arial" w:cs="Arial" w:eastAsia="Arial" w:hAnsi="Arial"/>
-          <w:b w:val="false"/>
-          <w:bCs w:val="false"/>
-          <w:i w:val="false"/>
-          <w:iCs w:val="false"/>
-          <w:color w:val="000000"/>
-          <w:sz w:val="18"/>
-          <w:szCs w:val="18"/>
-        </w:rPr>
         <w:t xml:space="preserve"/>
       </w:r>
     </w:p>
     <w:p>
       <w:pPr>
-        <w:spacing w:after="120" w:before="0"/>
-        <w:jc w:val="left"/>
+        <w:spacing w:after="120"/>
       </w:pPr>
       <w:r>
-        <w:rPr>
-          <w:rFonts w:ascii="Arial" w:cs="Arial" w:eastAsia="Arial" w:hAnsi="Arial"/>
-          <w:b w:val="false"/>
-          <w:bCs w:val="false"/>
-          <w:i w:val="false"/>
-          <w:iCs w:val="false"/>
-          <w:color w:val="000000"/>
-          <w:sz w:val="18"/>
-          <w:szCs w:val="18"/>
-        </w:rPr>
         <w:t xml:space="preserve"/>
       </w:r>
     </w:p>
@@ -21300,6 +21109,8 @@
                 <w:rFonts w:ascii="Arial" w:cs="Arial" w:eastAsia="Arial" w:hAnsi="Arial"/>
                 <w:b w:val="false"/>
                 <w:bCs w:val="false"/>
+                <w:i w:val="false"/>
+                <w:iCs w:val="false"/>
                 <w:color w:val="000000"/>
                 <w:sz w:val="18"/>
                 <w:szCs w:val="18"/>
@@ -21318,6 +21129,8 @@
                 <w:rFonts w:ascii="Arial" w:cs="Arial" w:eastAsia="Arial" w:hAnsi="Arial"/>
                 <w:b w:val="false"/>
                 <w:bCs w:val="false"/>
+                <w:i w:val="false"/>
+                <w:iCs w:val="false"/>
                 <w:color w:val="000000"/>
                 <w:sz w:val="18"/>
                 <w:szCs w:val="18"/>
@@ -21336,6 +21149,8 @@
                 <w:rFonts w:ascii="Arial" w:cs="Arial" w:eastAsia="Arial" w:hAnsi="Arial"/>
                 <w:b w:val="false"/>
                 <w:bCs w:val="false"/>
+                <w:i w:val="false"/>
+                <w:iCs w:val="false"/>
                 <w:color w:val="000000"/>
                 <w:sz w:val="18"/>
                 <w:szCs w:val="18"/>
@@ -21354,6 +21169,8 @@
                 <w:rFonts w:ascii="Arial" w:cs="Arial" w:eastAsia="Arial" w:hAnsi="Arial"/>
                 <w:b w:val="false"/>
                 <w:bCs w:val="false"/>
+                <w:i w:val="false"/>
+                <w:iCs w:val="false"/>
                 <w:color w:val="000000"/>
                 <w:sz w:val="18"/>
                 <w:szCs w:val="18"/>
@@ -21419,6 +21236,8 @@
                 <w:rFonts w:ascii="Arial" w:cs="Arial" w:eastAsia="Arial" w:hAnsi="Arial"/>
                 <w:b w:val="false"/>
                 <w:bCs w:val="false"/>
+                <w:i w:val="false"/>
+                <w:iCs w:val="false"/>
                 <w:color w:val="000000"/>
                 <w:sz w:val="18"/>
                 <w:szCs w:val="18"/>
@@ -21437,6 +21256,8 @@
                 <w:rFonts w:ascii="Arial" w:cs="Arial" w:eastAsia="Arial" w:hAnsi="Arial"/>
                 <w:b w:val="false"/>
                 <w:bCs w:val="false"/>
+                <w:i w:val="false"/>
+                <w:iCs w:val="false"/>
                 <w:color w:val="000000"/>
                 <w:sz w:val="18"/>
                 <w:szCs w:val="18"/>
@@ -21455,6 +21276,8 @@
                 <w:rFonts w:ascii="Arial" w:cs="Arial" w:eastAsia="Arial" w:hAnsi="Arial"/>
                 <w:b w:val="false"/>
                 <w:bCs w:val="false"/>
+                <w:i w:val="false"/>
+                <w:iCs w:val="false"/>
                 <w:color w:val="000000"/>
                 <w:sz w:val="18"/>
                 <w:szCs w:val="18"/>
@@ -21520,6 +21343,8 @@
                 <w:rFonts w:ascii="Arial" w:cs="Arial" w:eastAsia="Arial" w:hAnsi="Arial"/>
                 <w:b w:val="false"/>
                 <w:bCs w:val="false"/>
+                <w:i w:val="false"/>
+                <w:iCs w:val="false"/>
                 <w:color w:val="000000"/>
                 <w:sz w:val="18"/>
                 <w:szCs w:val="18"/>
@@ -21538,6 +21363,8 @@
                 <w:rFonts w:ascii="Arial" w:cs="Arial" w:eastAsia="Arial" w:hAnsi="Arial"/>
                 <w:b w:val="false"/>
                 <w:bCs w:val="false"/>
+                <w:i w:val="false"/>
+                <w:iCs w:val="false"/>
                 <w:color w:val="000000"/>
                 <w:sz w:val="18"/>
                 <w:szCs w:val="18"/>
@@ -21556,6 +21383,8 @@
                 <w:rFonts w:ascii="Arial" w:cs="Arial" w:eastAsia="Arial" w:hAnsi="Arial"/>
                 <w:b w:val="false"/>
                 <w:bCs w:val="false"/>
+                <w:i w:val="false"/>
+                <w:iCs w:val="false"/>
                 <w:color w:val="000000"/>
                 <w:sz w:val="18"/>
                 <w:szCs w:val="18"/>
@@ -21766,20 +21595,9 @@
     </w:tbl>
     <w:p>
       <w:pPr>
-        <w:spacing w:after="120" w:before="0"/>
-        <w:jc w:val="left"/>
+        <w:spacing w:after="120"/>
       </w:pPr>
       <w:r>
-        <w:rPr>
-          <w:rFonts w:ascii="Arial" w:cs="Arial" w:eastAsia="Arial" w:hAnsi="Arial"/>
-          <w:b w:val="false"/>
-          <w:bCs w:val="false"/>
-          <w:i w:val="false"/>
-          <w:iCs w:val="false"/>
-          <w:color w:val="000000"/>
-          <w:sz w:val="18"/>
-          <w:szCs w:val="18"/>
-        </w:rPr>
         <w:t xml:space="preserve"/>
       </w:r>
     </w:p>
@@ -21908,20 +21726,9 @@
     </w:tbl>
     <w:p>
       <w:pPr>
-        <w:spacing w:after="120" w:before="0"/>
-        <w:jc w:val="left"/>
+        <w:spacing w:after="120"/>
       </w:pPr>
       <w:r>
-        <w:rPr>
-          <w:rFonts w:ascii="Arial" w:cs="Arial" w:eastAsia="Arial" w:hAnsi="Arial"/>
-          <w:b w:val="false"/>
-          <w:bCs w:val="false"/>
-          <w:i w:val="false"/>
-          <w:iCs w:val="false"/>
-          <w:color w:val="000000"/>
-          <w:sz w:val="18"/>
-          <w:szCs w:val="18"/>
-        </w:rPr>
         <w:t xml:space="preserve"/>
       </w:r>
     </w:p>
@@ -22310,7 +22117,7 @@
             <w:pPr>
               <w:spacing w:after="20" w:before="0"/>
             </w:pPr>
-            <w:hyperlink w:history="1" r:id="rId-yp-m-jluyikw92basm1k">
+            <w:hyperlink w:history="1" r:id="rIdiovy0ghxwqdzkkt52-cdb">
               <w:r>
                 <w:rPr>
                   <w:rFonts w:ascii="Arial" w:cs="Arial" w:eastAsia="Arial" w:hAnsi="Arial"/>
@@ -22343,7 +22150,7 @@
               <w:spacing w:after="10" w:before="0"/>
               <w:ind w:left="120"/>
             </w:pPr>
-            <w:hyperlink w:history="1" r:id="rId6yzdbjyahbwuki3d8sbe1">
+            <w:hyperlink w:history="1" r:id="rIdlm8k2gqsj4_8cjrbkeuzp">
               <w:r>
                 <w:rPr>
                   <w:rFonts w:ascii="Arial" w:cs="Arial" w:eastAsia="Arial" w:hAnsi="Arial"/>
@@ -22388,7 +22195,7 @@
             <w:pPr>
               <w:spacing w:after="20" w:before="0"/>
             </w:pPr>
-            <w:hyperlink w:history="1" r:id="rIdlqpswhtdilyvltl58_w2n">
+            <w:hyperlink w:history="1" r:id="rIdiydz6pfoaw5dj0k5oyh9x">
               <w:r>
                 <w:rPr>
                   <w:rFonts w:ascii="Arial" w:cs="Arial" w:eastAsia="Arial" w:hAnsi="Arial"/>
@@ -22421,7 +22228,7 @@
               <w:spacing w:after="10" w:before="0"/>
               <w:ind w:left="120"/>
             </w:pPr>
-            <w:hyperlink w:history="1" r:id="rId_yme667vjaugmzvrs84-b">
+            <w:hyperlink w:history="1" r:id="rIdomyiijc69-pquwhdezgfm">
               <w:r>
                 <w:rPr>
                   <w:rFonts w:ascii="Arial" w:cs="Arial" w:eastAsia="Arial" w:hAnsi="Arial"/>
@@ -22702,6 +22509,8 @@
                 <w:rFonts w:ascii="Arial" w:cs="Arial" w:eastAsia="Arial" w:hAnsi="Arial"/>
                 <w:b w:val="false"/>
                 <w:bCs w:val="false"/>
+                <w:i w:val="false"/>
+                <w:iCs w:val="false"/>
                 <w:color w:val="000000"/>
                 <w:sz w:val="18"/>
                 <w:szCs w:val="18"/>
@@ -22720,6 +22529,8 @@
                 <w:rFonts w:ascii="Arial" w:cs="Arial" w:eastAsia="Arial" w:hAnsi="Arial"/>
                 <w:b w:val="false"/>
                 <w:bCs w:val="false"/>
+                <w:i w:val="false"/>
+                <w:iCs w:val="false"/>
                 <w:color w:val="000000"/>
                 <w:sz w:val="18"/>
                 <w:szCs w:val="18"/>
@@ -22738,6 +22549,8 @@
                 <w:rFonts w:ascii="Arial" w:cs="Arial" w:eastAsia="Arial" w:hAnsi="Arial"/>
                 <w:b w:val="false"/>
                 <w:bCs w:val="false"/>
+                <w:i w:val="false"/>
+                <w:iCs w:val="false"/>
                 <w:color w:val="000000"/>
                 <w:sz w:val="18"/>
                 <w:szCs w:val="18"/>
@@ -22756,6 +22569,8 @@
                 <w:rFonts w:ascii="Arial" w:cs="Arial" w:eastAsia="Arial" w:hAnsi="Arial"/>
                 <w:b w:val="false"/>
                 <w:bCs w:val="false"/>
+                <w:i w:val="false"/>
+                <w:iCs w:val="false"/>
                 <w:color w:val="000000"/>
                 <w:sz w:val="18"/>
                 <w:szCs w:val="18"/>
@@ -22815,7 +22630,7 @@
             <w:pPr>
               <w:spacing w:after="20" w:before="0"/>
             </w:pPr>
-            <w:hyperlink w:history="1" r:id="rIdenv7hleckwew2cyl2e0wv">
+            <w:hyperlink w:history="1" r:id="rIdct-1sfssztvlxh589wicj">
               <w:r>
                 <w:rPr>
                   <w:rFonts w:ascii="Arial" w:cs="Arial" w:eastAsia="Arial" w:hAnsi="Arial"/>
@@ -22848,7 +22663,7 @@
               <w:spacing w:after="10" w:before="0"/>
               <w:ind w:left="120"/>
             </w:pPr>
-            <w:hyperlink w:history="1" r:id="rIdto56sjsqqlhpckc4ziaia">
+            <w:hyperlink w:history="1" r:id="rId2bt_92iaqukankjwsak_b">
               <w:r>
                 <w:rPr>
                   <w:rFonts w:ascii="Arial" w:cs="Arial" w:eastAsia="Arial" w:hAnsi="Arial"/>
@@ -22893,7 +22708,7 @@
             <w:pPr>
               <w:spacing w:after="20" w:before="0"/>
             </w:pPr>
-            <w:hyperlink w:history="1" r:id="rIdacl9e9rorrzgcoz65anbj">
+            <w:hyperlink w:history="1" r:id="rIdybkq6gnx4lwvzc_8mnl8q">
               <w:r>
                 <w:rPr>
                   <w:rFonts w:ascii="Arial" w:cs="Arial" w:eastAsia="Arial" w:hAnsi="Arial"/>
@@ -22926,7 +22741,7 @@
               <w:spacing w:after="10" w:before="0"/>
               <w:ind w:left="120"/>
             </w:pPr>
-            <w:hyperlink w:history="1" r:id="rIdkk1ohryjksmvrae2d__uo">
+            <w:hyperlink w:history="1" r:id="rIdg4i4hd4e9uubt3oqaxqtk">
               <w:r>
                 <w:rPr>
                   <w:rFonts w:ascii="Arial" w:cs="Arial" w:eastAsia="Arial" w:hAnsi="Arial"/>
@@ -23286,7 +23101,7 @@
             <w:pPr>
               <w:spacing w:after="20" w:before="0"/>
             </w:pPr>
-            <w:hyperlink w:history="1" r:id="rId2zcg_vsxqu88ftffs0-sn">
+            <w:hyperlink w:history="1" r:id="rId_dbdhkdak9hoqkqtpe4iq">
               <w:r>
                 <w:rPr>
                   <w:rFonts w:ascii="Arial" w:cs="Arial" w:eastAsia="Arial" w:hAnsi="Arial"/>
@@ -23319,7 +23134,7 @@
               <w:spacing w:after="10" w:before="0"/>
               <w:ind w:left="120"/>
             </w:pPr>
-            <w:hyperlink w:history="1" r:id="rId8q6aefioduc-e0baa1kah">
+            <w:hyperlink w:history="1" r:id="rId9dze--gonlrao19re1yqc">
               <w:r>
                 <w:rPr>
                   <w:rFonts w:ascii="Arial" w:cs="Arial" w:eastAsia="Arial" w:hAnsi="Arial"/>
@@ -23364,7 +23179,7 @@
             <w:pPr>
               <w:spacing w:after="20" w:before="0"/>
             </w:pPr>
-            <w:hyperlink w:history="1" r:id="rIdrzgir6p5bqd8iksyka-nu">
+            <w:hyperlink w:history="1" r:id="rIdju48dhtay6k3m4oraivyy">
               <w:r>
                 <w:rPr>
                   <w:rFonts w:ascii="Arial" w:cs="Arial" w:eastAsia="Arial" w:hAnsi="Arial"/>
@@ -23397,7 +23212,7 @@
               <w:spacing w:after="10" w:before="0"/>
               <w:ind w:left="120"/>
             </w:pPr>
-            <w:hyperlink w:history="1" r:id="rId02wo-fws9oty1wslzmt-u">
+            <w:hyperlink w:history="1" r:id="rIdhfvmnmcu6y5xfk1-bsyer">
               <w:r>
                 <w:rPr>
                   <w:rFonts w:ascii="Arial" w:cs="Arial" w:eastAsia="Arial" w:hAnsi="Arial"/>
@@ -23738,7 +23553,7 @@
             <w:pPr>
               <w:spacing w:after="20" w:before="0"/>
             </w:pPr>
-            <w:hyperlink w:history="1" r:id="rIdei56tkcsbaw_mdlw5mbav">
+            <w:hyperlink w:history="1" r:id="rIddkzkhivyiss7ogx9x5pdv">
               <w:r>
                 <w:rPr>
                   <w:rFonts w:ascii="Arial" w:cs="Arial" w:eastAsia="Arial" w:hAnsi="Arial"/>
@@ -23771,7 +23586,7 @@
               <w:spacing w:after="10" w:before="0"/>
               <w:ind w:left="120"/>
             </w:pPr>
-            <w:hyperlink w:history="1" r:id="rIdtvya8h0aws9it2iunu1hx">
+            <w:hyperlink w:history="1" r:id="rId7oql3erpvaz6mrpklc0su">
               <w:r>
                 <w:rPr>
                   <w:rFonts w:ascii="Arial" w:cs="Arial" w:eastAsia="Arial" w:hAnsi="Arial"/>
@@ -23816,7 +23631,7 @@
             <w:pPr>
               <w:spacing w:after="20" w:before="0"/>
             </w:pPr>
-            <w:hyperlink w:history="1" r:id="rIdtpwiue1fwfwwghesf9dyj">
+            <w:hyperlink w:history="1" r:id="rIdd0cwmukizr8q16r-pt8tl">
               <w:r>
                 <w:rPr>
                   <w:rFonts w:ascii="Arial" w:cs="Arial" w:eastAsia="Arial" w:hAnsi="Arial"/>
@@ -23849,7 +23664,7 @@
               <w:spacing w:after="10" w:before="0"/>
               <w:ind w:left="120"/>
             </w:pPr>
-            <w:hyperlink w:history="1" r:id="rId0z7akuclxnwu59c8a22u7">
+            <w:hyperlink w:history="1" r:id="rId5d-vcu_fznuxzsawktggs">
               <w:r>
                 <w:rPr>
                   <w:rFonts w:ascii="Arial" w:cs="Arial" w:eastAsia="Arial" w:hAnsi="Arial"/>
@@ -24133,7 +23948,7 @@
             <w:pPr>
               <w:spacing w:after="20" w:before="0"/>
             </w:pPr>
-            <w:hyperlink w:history="1" r:id="rIdgvgfkzkyjc6tjggwlptya">
+            <w:hyperlink w:history="1" r:id="rIdofoxahjsxd2cvjsn7gijd">
               <w:r>
                 <w:rPr>
                   <w:rFonts w:ascii="Arial" w:cs="Arial" w:eastAsia="Arial" w:hAnsi="Arial"/>
@@ -24166,7 +23981,7 @@
               <w:spacing w:after="10" w:before="0"/>
               <w:ind w:left="120"/>
             </w:pPr>
-            <w:hyperlink w:history="1" r:id="rId0bl5sgq-x8ebazosw5hgh">
+            <w:hyperlink w:history="1" r:id="rIdmcqt2oi-yxmxq9oa1a-y5">
               <w:r>
                 <w:rPr>
                   <w:rFonts w:ascii="Arial" w:cs="Arial" w:eastAsia="Arial" w:hAnsi="Arial"/>
@@ -24211,7 +24026,7 @@
             <w:pPr>
               <w:spacing w:after="20" w:before="0"/>
             </w:pPr>
-            <w:hyperlink w:history="1" r:id="rIdhydpeirxpnnonqlo1n-g7">
+            <w:hyperlink w:history="1" r:id="rId4d4sboocgwagpkzlnlhtj">
               <w:r>
                 <w:rPr>
                   <w:rFonts w:ascii="Arial" w:cs="Arial" w:eastAsia="Arial" w:hAnsi="Arial"/>
@@ -24244,7 +24059,7 @@
               <w:spacing w:after="10" w:before="0"/>
               <w:ind w:left="120"/>
             </w:pPr>
-            <w:hyperlink w:history="1" r:id="rIdqwneu4z3njqvdksnkiy1t">
+            <w:hyperlink w:history="1" r:id="rIdfdjsxlcsuv98zchxeoymi">
               <w:r>
                 <w:rPr>
                   <w:rFonts w:ascii="Arial" w:cs="Arial" w:eastAsia="Arial" w:hAnsi="Arial"/>
@@ -24415,20 +24230,9 @@
     </w:tbl>
     <w:p>
       <w:pPr>
-        <w:spacing w:after="120" w:before="0"/>
-        <w:jc w:val="left"/>
+        <w:spacing w:after="120"/>
       </w:pPr>
       <w:r>
-        <w:rPr>
-          <w:rFonts w:ascii="Arial" w:cs="Arial" w:eastAsia="Arial" w:hAnsi="Arial"/>
-          <w:b w:val="false"/>
-          <w:bCs w:val="false"/>
-          <w:i w:val="false"/>
-          <w:iCs w:val="false"/>
-          <w:color w:val="000000"/>
-          <w:sz w:val="18"/>
-          <w:szCs w:val="18"/>
-        </w:rPr>
         <w:t xml:space="preserve"/>
       </w:r>
     </w:p>
@@ -24747,20 +24551,9 @@
     </w:tbl>
     <w:p>
       <w:pPr>
-        <w:spacing w:after="120" w:before="0"/>
-        <w:jc w:val="left"/>
+        <w:spacing w:after="120"/>
       </w:pPr>
       <w:r>
-        <w:rPr>
-          <w:rFonts w:ascii="Arial" w:cs="Arial" w:eastAsia="Arial" w:hAnsi="Arial"/>
-          <w:b w:val="false"/>
-          <w:bCs w:val="false"/>
-          <w:i w:val="false"/>
-          <w:iCs w:val="false"/>
-          <w:color w:val="000000"/>
-          <w:sz w:val="18"/>
-          <w:szCs w:val="18"/>
-        </w:rPr>
         <w:t xml:space="preserve"/>
       </w:r>
     </w:p>
@@ -25017,39 +24810,17 @@
     </w:tbl>
     <w:p>
       <w:pPr>
-        <w:spacing w:after="120" w:before="0"/>
-        <w:jc w:val="left"/>
+        <w:spacing w:after="120"/>
       </w:pPr>
       <w:r>
-        <w:rPr>
-          <w:rFonts w:ascii="Arial" w:cs="Arial" w:eastAsia="Arial" w:hAnsi="Arial"/>
-          <w:b w:val="false"/>
-          <w:bCs w:val="false"/>
-          <w:i w:val="false"/>
-          <w:iCs w:val="false"/>
-          <w:color w:val="000000"/>
-          <w:sz w:val="18"/>
-          <w:szCs w:val="18"/>
-        </w:rPr>
         <w:t xml:space="preserve"/>
       </w:r>
     </w:p>
     <w:p>
       <w:pPr>
-        <w:spacing w:after="120" w:before="0"/>
-        <w:jc w:val="left"/>
+        <w:spacing w:after="120"/>
       </w:pPr>
       <w:r>
-        <w:rPr>
-          <w:rFonts w:ascii="Arial" w:cs="Arial" w:eastAsia="Arial" w:hAnsi="Arial"/>
-          <w:b w:val="false"/>
-          <w:bCs w:val="false"/>
-          <w:i w:val="false"/>
-          <w:iCs w:val="false"/>
-          <w:color w:val="000000"/>
-          <w:sz w:val="18"/>
-          <w:szCs w:val="18"/>
-        </w:rPr>
         <w:t xml:space="preserve"/>
       </w:r>
     </w:p>
@@ -25233,7 +25004,7 @@
                 <w:sz w:val="18"/>
                 <w:szCs w:val="18"/>
               </w:rPr>
-              <w:t xml:space="preserve">Learners with limited literacy or English proficiency</w:t>
+              <w:t xml:space="preserve">English Language Learners</w:t>
             </w:r>
           </w:p>
         </w:tc>
@@ -25251,74 +25022,21 @@
           </w:tcPr>
           <w:p>
             <w:pPr>
-              <w:spacing w:after="30" w:before="0"/>
-              <w:ind w:left="360" w:hanging="180"/>
-              <w:jc w:val="left"/>
-            </w:pPr>
-            <w:r>
-              <w:rPr>
-                <w:rFonts w:ascii="Arial" w:cs="Arial" w:eastAsia="Arial" w:hAnsi="Arial"/>
-                <w:b w:val="false"/>
-                <w:bCs w:val="false"/>
-                <w:color w:val="000000"/>
-                <w:sz w:val="18"/>
-                <w:szCs w:val="18"/>
-              </w:rPr>
-              <w:t xml:space="preserve">–  Use images and visual career cards instead of text-heavy research</w:t>
-            </w:r>
-          </w:p>
-          <w:p>
-            <w:pPr>
-              <w:spacing w:after="30" w:before="0"/>
-              <w:ind w:left="360" w:hanging="180"/>
-              <w:jc w:val="left"/>
-            </w:pPr>
-            <w:r>
-              <w:rPr>
-                <w:rFonts w:ascii="Arial" w:cs="Arial" w:eastAsia="Arial" w:hAnsi="Arial"/>
-                <w:b w:val="false"/>
-                <w:bCs w:val="false"/>
-                <w:color w:val="000000"/>
-                <w:sz w:val="18"/>
-                <w:szCs w:val="18"/>
-              </w:rPr>
-              <w:t xml:space="preserve">–  Provide a bilingual (English/Swahili) glossary of biology field names</w:t>
-            </w:r>
-          </w:p>
-          <w:p>
-            <w:pPr>
-              <w:spacing w:after="30" w:before="0"/>
-              <w:ind w:left="360" w:hanging="180"/>
-              <w:jc w:val="left"/>
-            </w:pPr>
-            <w:r>
-              <w:rPr>
-                <w:rFonts w:ascii="Arial" w:cs="Arial" w:eastAsia="Arial" w:hAnsi="Arial"/>
-                <w:b w:val="false"/>
-                <w:bCs w:val="false"/>
-                <w:color w:val="000000"/>
-                <w:sz w:val="18"/>
-                <w:szCs w:val="18"/>
-              </w:rPr>
-              <w:t xml:space="preserve">–  Allow group discussion in Swahili before presenting in English</w:t>
-            </w:r>
-          </w:p>
-          <w:p>
-            <w:pPr>
-              <w:spacing w:after="30" w:before="0"/>
-              <w:ind w:left="360" w:hanging="180"/>
-              <w:jc w:val="left"/>
-            </w:pPr>
-            <w:r>
-              <w:rPr>
-                <w:rFonts w:ascii="Arial" w:cs="Arial" w:eastAsia="Arial" w:hAnsi="Arial"/>
-                <w:b w:val="false"/>
-                <w:bCs w:val="false"/>
-                <w:color w:val="000000"/>
-                <w:sz w:val="18"/>
-                <w:szCs w:val="18"/>
-              </w:rPr>
-              <w:t xml:space="preserve">–  Pre-fill part of the career wheel with examples</w:t>
+              <w:spacing w:after="40" w:before="0"/>
+              <w:jc w:val="left"/>
+            </w:pPr>
+            <w:r>
+              <w:rPr>
+                <w:rFonts w:ascii="Arial" w:cs="Arial" w:eastAsia="Arial" w:hAnsi="Arial"/>
+                <w:b w:val="false"/>
+                <w:bCs w:val="false"/>
+                <w:i w:val="false"/>
+                <w:iCs w:val="false"/>
+                <w:color w:val="000000"/>
+                <w:sz w:val="18"/>
+                <w:szCs w:val="18"/>
+              </w:rPr>
+              <w:t xml:space="preserve">Provide bilingual glossaries; allow use of first language for initial model drawing.</w:t>
             </w:r>
           </w:p>
         </w:tc>
@@ -25336,38 +25054,21 @@
           </w:tcPr>
           <w:p>
             <w:pPr>
-              <w:spacing w:after="30" w:before="0"/>
-              <w:ind w:left="360" w:hanging="180"/>
-              <w:jc w:val="left"/>
-            </w:pPr>
-            <w:r>
-              <w:rPr>
-                <w:rFonts w:ascii="Arial" w:cs="Arial" w:eastAsia="Arial" w:hAnsi="Arial"/>
-                <w:b w:val="false"/>
-                <w:bCs w:val="false"/>
-                <w:color w:val="000000"/>
-                <w:sz w:val="18"/>
-                <w:szCs w:val="18"/>
-              </w:rPr>
-              <w:t xml:space="preserve">–  Research a Kenyan biologist and present a short biography to the class</w:t>
-            </w:r>
-          </w:p>
-          <w:p>
-            <w:pPr>
-              <w:spacing w:after="30" w:before="0"/>
-              <w:ind w:left="360" w:hanging="180"/>
-              <w:jc w:val="left"/>
-            </w:pPr>
-            <w:r>
-              <w:rPr>
-                <w:rFonts w:ascii="Arial" w:cs="Arial" w:eastAsia="Arial" w:hAnsi="Arial"/>
-                <w:b w:val="false"/>
-                <w:bCs w:val="false"/>
-                <w:color w:val="000000"/>
-                <w:sz w:val="18"/>
-                <w:szCs w:val="18"/>
-              </w:rPr>
-              <w:t xml:space="preserve">–  Write a persuasive essay: "Why every student should study Biology"</w:t>
+              <w:spacing w:after="40" w:before="0"/>
+              <w:jc w:val="left"/>
+            </w:pPr>
+            <w:r>
+              <w:rPr>
+                <w:rFonts w:ascii="Arial" w:cs="Arial" w:eastAsia="Arial" w:hAnsi="Arial"/>
+                <w:b w:val="false"/>
+                <w:bCs w:val="false"/>
+                <w:i w:val="false"/>
+                <w:iCs w:val="false"/>
+                <w:color w:val="000000"/>
+                <w:sz w:val="18"/>
+                <w:szCs w:val="18"/>
+              </w:rPr>
+              <w:t xml:space="preserve">Write extended explanations of observations; lead group discussions in English.</w:t>
             </w:r>
           </w:p>
         </w:tc>
@@ -25401,7 +25102,7 @@
                 <w:sz w:val="18"/>
                 <w:szCs w:val="18"/>
               </w:rPr>
-              <w:t xml:space="preserve">Learners who are uncertain about career choices</w:t>
+              <w:t xml:space="preserve">Students with learning difficulties</w:t>
             </w:r>
           </w:p>
         </w:tc>
@@ -25419,56 +25120,21 @@
           </w:tcPr>
           <w:p>
             <w:pPr>
-              <w:spacing w:after="30" w:before="0"/>
-              <w:ind w:left="360" w:hanging="180"/>
-              <w:jc w:val="left"/>
-            </w:pPr>
-            <w:r>
-              <w:rPr>
-                <w:rFonts w:ascii="Arial" w:cs="Arial" w:eastAsia="Arial" w:hAnsi="Arial"/>
-                <w:b w:val="false"/>
-                <w:bCs w:val="false"/>
-                <w:color w:val="000000"/>
-                <w:sz w:val="18"/>
-                <w:szCs w:val="18"/>
-              </w:rPr>
-              <w:t xml:space="preserve">–  Provide a career interest checklist with biology-related roles</w:t>
-            </w:r>
-          </w:p>
-          <w:p>
-            <w:pPr>
-              <w:spacing w:after="30" w:before="0"/>
-              <w:ind w:left="360" w:hanging="180"/>
-              <w:jc w:val="left"/>
-            </w:pPr>
-            <w:r>
-              <w:rPr>
-                <w:rFonts w:ascii="Arial" w:cs="Arial" w:eastAsia="Arial" w:hAnsi="Arial"/>
-                <w:b w:val="false"/>
-                <w:bCs w:val="false"/>
-                <w:color w:val="000000"/>
-                <w:sz w:val="18"/>
-                <w:szCs w:val="18"/>
-              </w:rPr>
-              <w:t xml:space="preserve">–  Focus on a single biology field per discussion (not all 12 at once)</w:t>
-            </w:r>
-          </w:p>
-          <w:p>
-            <w:pPr>
-              <w:spacing w:after="30" w:before="0"/>
-              <w:ind w:left="360" w:hanging="180"/>
-              <w:jc w:val="left"/>
-            </w:pPr>
-            <w:r>
-              <w:rPr>
-                <w:rFonts w:ascii="Arial" w:cs="Arial" w:eastAsia="Arial" w:hAnsi="Arial"/>
-                <w:b w:val="false"/>
-                <w:bCs w:val="false"/>
-                <w:color w:val="000000"/>
-                <w:sz w:val="18"/>
-                <w:szCs w:val="18"/>
-              </w:rPr>
-              <w:t xml:space="preserve">–  Use the armyworm case study as a concrete context for each career</w:t>
+              <w:spacing w:after="40" w:before="0"/>
+              <w:jc w:val="left"/>
+            </w:pPr>
+            <w:r>
+              <w:rPr>
+                <w:rFonts w:ascii="Arial" w:cs="Arial" w:eastAsia="Arial" w:hAnsi="Arial"/>
+                <w:b w:val="false"/>
+                <w:bCs w:val="false"/>
+                <w:i w:val="false"/>
+                <w:iCs w:val="false"/>
+                <w:color w:val="000000"/>
+                <w:sz w:val="18"/>
+                <w:szCs w:val="18"/>
+              </w:rPr>
+              <w:t xml:space="preserve">Provide structured note frames; pair with a supportive partner during investigations.</w:t>
             </w:r>
           </w:p>
         </w:tc>
@@ -25486,38 +25152,21 @@
           </w:tcPr>
           <w:p>
             <w:pPr>
-              <w:spacing w:after="30" w:before="0"/>
-              <w:ind w:left="360" w:hanging="180"/>
-              <w:jc w:val="left"/>
-            </w:pPr>
-            <w:r>
-              <w:rPr>
-                <w:rFonts w:ascii="Arial" w:cs="Arial" w:eastAsia="Arial" w:hAnsi="Arial"/>
-                <w:b w:val="false"/>
-                <w:bCs w:val="false"/>
-                <w:color w:val="000000"/>
-                <w:sz w:val="18"/>
-                <w:szCs w:val="18"/>
-              </w:rPr>
-              <w:t xml:space="preserve">–  Map out a full career pathway: secondary school → university → career</w:t>
-            </w:r>
-          </w:p>
-          <w:p>
-            <w:pPr>
-              <w:spacing w:after="30" w:before="0"/>
-              <w:ind w:left="360" w:hanging="180"/>
-              <w:jc w:val="left"/>
-            </w:pPr>
-            <w:r>
-              <w:rPr>
-                <w:rFonts w:ascii="Arial" w:cs="Arial" w:eastAsia="Arial" w:hAnsi="Arial"/>
-                <w:b w:val="false"/>
-                <w:bCs w:val="false"/>
-                <w:color w:val="000000"/>
-                <w:sz w:val="18"/>
-                <w:szCs w:val="18"/>
-              </w:rPr>
-              <w:t xml:space="preserve">–  Interview a community member with a biology-related career</w:t>
+              <w:spacing w:after="40" w:before="0"/>
+              <w:jc w:val="left"/>
+            </w:pPr>
+            <w:r>
+              <w:rPr>
+                <w:rFonts w:ascii="Arial" w:cs="Arial" w:eastAsia="Arial" w:hAnsi="Arial"/>
+                <w:b w:val="false"/>
+                <w:bCs w:val="false"/>
+                <w:i w:val="false"/>
+                <w:iCs w:val="false"/>
+                <w:color w:val="000000"/>
+                <w:sz w:val="18"/>
+                <w:szCs w:val="18"/>
+              </w:rPr>
+              <w:t xml:space="preserve">Mentor peers; create additional visual models to explain concepts.</w:t>
             </w:r>
           </w:p>
         </w:tc>
@@ -25551,7 +25200,7 @@
                 <w:sz w:val="18"/>
                 <w:szCs w:val="18"/>
               </w:rPr>
-              <w:t xml:space="preserve">Advanced learners</w:t>
+              <w:t xml:space="preserve">Gifted and advanced learners</w:t>
             </w:r>
           </w:p>
         </w:tc>
@@ -25569,38 +25218,21 @@
           </w:tcPr>
           <w:p>
             <w:pPr>
-              <w:spacing w:after="30" w:before="0"/>
-              <w:ind w:left="360" w:hanging="180"/>
-              <w:jc w:val="left"/>
-            </w:pPr>
-            <w:r>
-              <w:rPr>
-                <w:rFonts w:ascii="Arial" w:cs="Arial" w:eastAsia="Arial" w:hAnsi="Arial"/>
-                <w:b w:val="false"/>
-                <w:bCs w:val="false"/>
-                <w:color w:val="000000"/>
-                <w:sz w:val="18"/>
-                <w:szCs w:val="18"/>
-              </w:rPr>
-              <w:t xml:space="preserve">–  Peer-mentor groups during the career wheel activity</w:t>
-            </w:r>
-          </w:p>
-          <w:p>
-            <w:pPr>
-              <w:spacing w:after="30" w:before="0"/>
-              <w:ind w:left="360" w:hanging="180"/>
-              <w:jc w:val="left"/>
-            </w:pPr>
-            <w:r>
-              <w:rPr>
-                <w:rFonts w:ascii="Arial" w:cs="Arial" w:eastAsia="Arial" w:hAnsi="Arial"/>
-                <w:b w:val="false"/>
-                <w:bCs w:val="false"/>
-                <w:color w:val="000000"/>
-                <w:sz w:val="18"/>
-                <w:szCs w:val="18"/>
-              </w:rPr>
-              <w:t xml:space="preserve">–  Act as discussion facilitator during the resource person session</w:t>
+              <w:spacing w:after="40" w:before="0"/>
+              <w:jc w:val="left"/>
+            </w:pPr>
+            <w:r>
+              <w:rPr>
+                <w:rFonts w:ascii="Arial" w:cs="Arial" w:eastAsia="Arial" w:hAnsi="Arial"/>
+                <w:b w:val="false"/>
+                <w:bCs w:val="false"/>
+                <w:i w:val="false"/>
+                <w:iCs w:val="false"/>
+                <w:color w:val="000000"/>
+                <w:sz w:val="18"/>
+                <w:szCs w:val="18"/>
+              </w:rPr>
+              <w:t xml:space="preserve">Access to additional reading materials; challenge questions during DQB.</w:t>
             </w:r>
           </w:p>
         </w:tc>
@@ -25618,56 +25250,21 @@
           </w:tcPr>
           <w:p>
             <w:pPr>
-              <w:spacing w:after="30" w:before="0"/>
-              <w:ind w:left="360" w:hanging="180"/>
-              <w:jc w:val="left"/>
-            </w:pPr>
-            <w:r>
-              <w:rPr>
-                <w:rFonts w:ascii="Arial" w:cs="Arial" w:eastAsia="Arial" w:hAnsi="Arial"/>
-                <w:b w:val="false"/>
-                <w:bCs w:val="false"/>
-                <w:color w:val="000000"/>
-                <w:sz w:val="18"/>
-                <w:szCs w:val="18"/>
-              </w:rPr>
-              <w:t xml:space="preserve">–  Research the latest fall armyworm biological control methods in Kenya</w:t>
-            </w:r>
-          </w:p>
-          <w:p>
-            <w:pPr>
-              <w:spacing w:after="30" w:before="0"/>
-              <w:ind w:left="360" w:hanging="180"/>
-              <w:jc w:val="left"/>
-            </w:pPr>
-            <w:r>
-              <w:rPr>
-                <w:rFonts w:ascii="Arial" w:cs="Arial" w:eastAsia="Arial" w:hAnsi="Arial"/>
-                <w:b w:val="false"/>
-                <w:bCs w:val="false"/>
-                <w:color w:val="000000"/>
-                <w:sz w:val="18"/>
-                <w:szCs w:val="18"/>
-              </w:rPr>
-              <w:t xml:space="preserve">–  Design a "Biology Response Team" for a new pest or disease outbreak</w:t>
-            </w:r>
-          </w:p>
-          <w:p>
-            <w:pPr>
-              <w:spacing w:after="30" w:before="0"/>
-              <w:ind w:left="360" w:hanging="180"/>
-              <w:jc w:val="left"/>
-            </w:pPr>
-            <w:r>
-              <w:rPr>
-                <w:rFonts w:ascii="Arial" w:cs="Arial" w:eastAsia="Arial" w:hAnsi="Arial"/>
-                <w:b w:val="false"/>
-                <w:bCs w:val="false"/>
-                <w:color w:val="000000"/>
-                <w:sz w:val="18"/>
-                <w:szCs w:val="18"/>
-              </w:rPr>
-              <w:t xml:space="preserve">–  Investigate a Kenyan biology career not covered in class</w:t>
+              <w:spacing w:after="40" w:before="0"/>
+              <w:jc w:val="left"/>
+            </w:pPr>
+            <w:r>
+              <w:rPr>
+                <w:rFonts w:ascii="Arial" w:cs="Arial" w:eastAsia="Arial" w:hAnsi="Arial"/>
+                <w:b w:val="false"/>
+                <w:bCs w:val="false"/>
+                <w:i w:val="false"/>
+                <w:iCs w:val="false"/>
+                <w:color w:val="000000"/>
+                <w:sz w:val="18"/>
+                <w:szCs w:val="18"/>
+              </w:rPr>
+              <w:t xml:space="preserve">Lead model-building discussions; research and present extension topics to class.</w:t>
             </w:r>
           </w:p>
         </w:tc>

--- a/data/outputs/docx/Grade 10 Bio/Bio 1.1/Biology_Introduction_CBE_LessonSequence.docx
+++ b/data/outputs/docx/Grade 10 Bio/Bio 1.1/Biology_Introduction_CBE_LessonSequence.docx
@@ -18,6 +18,7 @@
           <w:sz w:val="28"/>
           <w:szCs w:val="28"/>
         </w:rPr>
+        <w:t xml:space="preserve">BIOLOGY GRADE 10: INTRODUCTION TO BIOLOGY</w:t>
       </w:r>
     </w:p>
     <w:p>
@@ -36,6 +37,7 @@
           <w:sz w:val="22"/>
           <w:szCs w:val="22"/>
         </w:rPr>
+        <w:t xml:space="preserve">CBE Phenomenon-Driven Lesson Sequence - Sub-Strand 1.1 (6 Lessons)</w:t>
       </w:r>
     </w:p>
     <w:p>
@@ -3111,11 +3113,11 @@
       </w:tblPr>
       <w:tblGrid>
         <w:gridCol w:w="900"/>
+        <w:gridCol w:w="2300"/>
         <w:gridCol w:w="2556"/>
-        <w:gridCol w:w="2556"/>
-        <w:gridCol w:w="2556"/>
-        <w:gridCol w:w="2556"/>
-        <w:gridCol w:w="2556"/>
+        <w:gridCol w:w="3324"/>
+        <w:gridCol w:w="2300"/>
+        <w:gridCol w:w="2300"/>
       </w:tblGrid>
       <w:tr>
         <w:tc>
@@ -3187,7 +3189,7 @@
         </w:tc>
         <w:tc>
           <w:tcPr>
-            <w:tcW w:type="dxa" w:w="2556"/>
+            <w:tcW w:type="dxa" w:w="2300"/>
             <w:shd w:fill="2E75B6" w:color="auto" w:val="clear"/>
             <w:tcMar>
               <w:top w:type="dxa" w:w="60"/>
@@ -3251,7 +3253,7 @@
         </w:tc>
         <w:tc>
           <w:tcPr>
-            <w:tcW w:type="dxa" w:w="2556"/>
+            <w:tcW w:type="dxa" w:w="3324"/>
             <w:shd w:fill="2E75B6" w:color="auto" w:val="clear"/>
             <w:tcMar>
               <w:top w:type="dxa" w:w="60"/>
@@ -3283,7 +3285,7 @@
         </w:tc>
         <w:tc>
           <w:tcPr>
-            <w:tcW w:type="dxa" w:w="2556"/>
+            <w:tcW w:type="dxa" w:w="2300"/>
             <w:shd w:fill="1F6B75" w:color="auto" w:val="clear"/>
             <w:tcMar>
               <w:top w:type="dxa" w:w="60"/>
@@ -3315,7 +3317,7 @@
         </w:tc>
         <w:tc>
           <w:tcPr>
-            <w:tcW w:type="dxa" w:w="2556"/>
+            <w:tcW w:type="dxa" w:w="2300"/>
             <w:shd w:fill="2E75B6" w:color="auto" w:val="clear"/>
             <w:tcMar>
               <w:top w:type="dxa" w:w="60"/>
@@ -3381,7 +3383,7 @@
         </w:tc>
         <w:tc>
           <w:tcPr>
-            <w:tcW w:type="dxa" w:w="2556"/>
+            <w:tcW w:type="dxa" w:w="2300"/>
             <w:shd w:fill="FFFFFF" w:color="auto" w:val="clear"/>
             <w:tcMar>
               <w:top w:type="dxa" w:w="60"/>
@@ -3443,7 +3445,7 @@
             <w:pPr>
               <w:spacing w:after="20" w:before="0"/>
             </w:pPr>
-            <w:hyperlink w:history="1" r:id="rIdk4c6kjgazgm6-hjnbkmt5">
+            <w:hyperlink w:history="1" r:id="rId75u4rl8sr9cou3oeyxrzw">
               <w:r>
                 <w:rPr>
                   <w:rFonts w:ascii="Arial" w:cs="Arial" w:eastAsia="Arial" w:hAnsi="Arial"/>
@@ -3476,7 +3478,7 @@
               <w:spacing w:after="10" w:before="0"/>
               <w:ind w:left="120"/>
             </w:pPr>
-            <w:hyperlink w:history="1" r:id="rId061_30kqo1qvl_eoibhks">
+            <w:hyperlink w:history="1" r:id="rIdeg3etec0i1aoco_9irlfn">
               <w:r>
                 <w:rPr>
                   <w:rFonts w:ascii="Arial" w:cs="Arial" w:eastAsia="Arial" w:hAnsi="Arial"/>
@@ -3521,7 +3523,7 @@
             <w:pPr>
               <w:spacing w:after="20" w:before="0"/>
             </w:pPr>
-            <w:hyperlink w:history="1" r:id="rIdvawagbqba1avzyxhqzp-r">
+            <w:hyperlink w:history="1" r:id="rIdu2rliwm71r-twmgt4brhy">
               <w:r>
                 <w:rPr>
                   <w:rFonts w:ascii="Arial" w:cs="Arial" w:eastAsia="Arial" w:hAnsi="Arial"/>
@@ -3554,7 +3556,7 @@
               <w:spacing w:after="10" w:before="0"/>
               <w:ind w:left="120"/>
             </w:pPr>
-            <w:hyperlink w:history="1" r:id="rId56oasvckbu3awxxeesgxj">
+            <w:hyperlink w:history="1" r:id="rIdxqphn2wslp9trbyetml_f">
               <w:r>
                 <w:rPr>
                   <w:rFonts w:ascii="Arial" w:cs="Arial" w:eastAsia="Arial" w:hAnsi="Arial"/>
@@ -3570,7 +3572,7 @@
         </w:tc>
         <w:tc>
           <w:tcPr>
-            <w:tcW w:type="dxa" w:w="2556"/>
+            <w:tcW w:type="dxa" w:w="3324"/>
             <w:shd w:fill="FFFFFF" w:color="auto" w:val="clear"/>
             <w:tcMar>
               <w:top w:type="dxa" w:w="60"/>
@@ -3659,7 +3661,7 @@
         </w:tc>
         <w:tc>
           <w:tcPr>
-            <w:tcW w:type="dxa" w:w="2556"/>
+            <w:tcW w:type="dxa" w:w="2300"/>
             <w:shd w:fill="F2F2F2" w:color="auto" w:val="clear"/>
             <w:tcMar>
               <w:top w:type="dxa" w:w="60"/>
@@ -3710,7 +3712,7 @@
         </w:tc>
         <w:tc>
           <w:tcPr>
-            <w:tcW w:type="dxa" w:w="2556"/>
+            <w:tcW w:type="dxa" w:w="2300"/>
             <w:shd w:fill="FFFFFF" w:color="auto" w:val="clear"/>
             <w:tcMar>
               <w:top w:type="dxa" w:w="60"/>
@@ -3795,7 +3797,7 @@
         </w:tc>
         <w:tc>
           <w:tcPr>
-            <w:tcW w:type="dxa" w:w="2556"/>
+            <w:tcW w:type="dxa" w:w="2300"/>
             <w:shd w:fill="FFFFFF" w:color="auto" w:val="clear"/>
             <w:tcMar>
               <w:top w:type="dxa" w:w="60"/>
@@ -3857,7 +3859,7 @@
             <w:pPr>
               <w:spacing w:after="20" w:before="0"/>
             </w:pPr>
-            <w:hyperlink w:history="1" r:id="rIdvw7zjriifwtotqvqz9-ha">
+            <w:hyperlink w:history="1" r:id="rIdek9qf22ga3z3p1wrfkfn0">
               <w:r>
                 <w:rPr>
                   <w:rFonts w:ascii="Arial" w:cs="Arial" w:eastAsia="Arial" w:hAnsi="Arial"/>
@@ -3890,7 +3892,7 @@
               <w:spacing w:after="10" w:before="0"/>
               <w:ind w:left="120"/>
             </w:pPr>
-            <w:hyperlink w:history="1" r:id="rIdmdaxlmpvookemlqdbfu3v">
+            <w:hyperlink w:history="1" r:id="rIdourdqfokmnb5prvn87ozr">
               <w:r>
                 <w:rPr>
                   <w:rFonts w:ascii="Arial" w:cs="Arial" w:eastAsia="Arial" w:hAnsi="Arial"/>
@@ -3935,7 +3937,7 @@
             <w:pPr>
               <w:spacing w:after="20" w:before="0"/>
             </w:pPr>
-            <w:hyperlink w:history="1" r:id="rIdi69w4jtmbn4s_tbo4t1qk">
+            <w:hyperlink w:history="1" r:id="rIdrvnrb6b_dnwrfl048jgek">
               <w:r>
                 <w:rPr>
                   <w:rFonts w:ascii="Arial" w:cs="Arial" w:eastAsia="Arial" w:hAnsi="Arial"/>
@@ -3968,7 +3970,7 @@
               <w:spacing w:after="10" w:before="0"/>
               <w:ind w:left="120"/>
             </w:pPr>
-            <w:hyperlink w:history="1" r:id="rIdbsftdjhwjif67-2tey2b8">
+            <w:hyperlink w:history="1" r:id="rIdrcspb3mh_adqovuf5bwcm">
               <w:r>
                 <w:rPr>
                   <w:rFonts w:ascii="Arial" w:cs="Arial" w:eastAsia="Arial" w:hAnsi="Arial"/>
@@ -3984,7 +3986,7 @@
         </w:tc>
         <w:tc>
           <w:tcPr>
-            <w:tcW w:type="dxa" w:w="2556"/>
+            <w:tcW w:type="dxa" w:w="3324"/>
             <w:shd w:fill="FFFFFF" w:color="auto" w:val="clear"/>
             <w:tcMar>
               <w:top w:type="dxa" w:w="60"/>
@@ -4073,7 +4075,7 @@
         </w:tc>
         <w:tc>
           <w:tcPr>
-            <w:tcW w:type="dxa" w:w="2556"/>
+            <w:tcW w:type="dxa" w:w="2300"/>
             <w:shd w:fill="F2F2F2" w:color="auto" w:val="clear"/>
             <w:tcMar>
               <w:top w:type="dxa" w:w="60"/>
@@ -4124,7 +4126,7 @@
         </w:tc>
         <w:tc>
           <w:tcPr>
-            <w:tcW w:type="dxa" w:w="2556"/>
+            <w:tcW w:type="dxa" w:w="2300"/>
             <w:shd w:fill="FFFFFF" w:color="auto" w:val="clear"/>
             <w:tcMar>
               <w:top w:type="dxa" w:w="60"/>
@@ -4209,7 +4211,7 @@
         </w:tc>
         <w:tc>
           <w:tcPr>
-            <w:tcW w:type="dxa" w:w="2556"/>
+            <w:tcW w:type="dxa" w:w="2300"/>
             <w:shd w:fill="FFFFFF" w:color="auto" w:val="clear"/>
             <w:tcMar>
               <w:top w:type="dxa" w:w="60"/>
@@ -4271,7 +4273,7 @@
             <w:pPr>
               <w:spacing w:after="20" w:before="0"/>
             </w:pPr>
-            <w:hyperlink w:history="1" r:id="rIdq8i9cerroykhm3fzodbc1">
+            <w:hyperlink w:history="1" r:id="rIdlu64mbaa6ilhyaf3dgbv0">
               <w:r>
                 <w:rPr>
                   <w:rFonts w:ascii="Arial" w:cs="Arial" w:eastAsia="Arial" w:hAnsi="Arial"/>
@@ -4304,7 +4306,7 @@
               <w:spacing w:after="10" w:before="0"/>
               <w:ind w:left="120"/>
             </w:pPr>
-            <w:hyperlink w:history="1" r:id="rIdau8wx7jltnji8-vg1xbzi">
+            <w:hyperlink w:history="1" r:id="rIdmeonuaxm0zxvtxkg8-xg7">
               <w:r>
                 <w:rPr>
                   <w:rFonts w:ascii="Arial" w:cs="Arial" w:eastAsia="Arial" w:hAnsi="Arial"/>
@@ -4349,7 +4351,7 @@
             <w:pPr>
               <w:spacing w:after="20" w:before="0"/>
             </w:pPr>
-            <w:hyperlink w:history="1" r:id="rIdj1stmhlka1xytsw3peybg">
+            <w:hyperlink w:history="1" r:id="rIdpyqjvdeeh3whfh6e_zvuv">
               <w:r>
                 <w:rPr>
                   <w:rFonts w:ascii="Arial" w:cs="Arial" w:eastAsia="Arial" w:hAnsi="Arial"/>
@@ -4382,7 +4384,7 @@
               <w:spacing w:after="10" w:before="0"/>
               <w:ind w:left="120"/>
             </w:pPr>
-            <w:hyperlink w:history="1" r:id="rId7hjq0zjup6z0ipokxvlxk">
+            <w:hyperlink w:history="1" r:id="rIdrbjbpowdi_p2qkcxfwxks">
               <w:r>
                 <w:rPr>
                   <w:rFonts w:ascii="Arial" w:cs="Arial" w:eastAsia="Arial" w:hAnsi="Arial"/>
@@ -4398,7 +4400,7 @@
         </w:tc>
         <w:tc>
           <w:tcPr>
-            <w:tcW w:type="dxa" w:w="2556"/>
+            <w:tcW w:type="dxa" w:w="3324"/>
             <w:shd w:fill="FFFFFF" w:color="auto" w:val="clear"/>
             <w:tcMar>
               <w:top w:type="dxa" w:w="60"/>
@@ -4487,7 +4489,7 @@
         </w:tc>
         <w:tc>
           <w:tcPr>
-            <w:tcW w:type="dxa" w:w="2556"/>
+            <w:tcW w:type="dxa" w:w="2300"/>
             <w:shd w:fill="F2F2F2" w:color="auto" w:val="clear"/>
             <w:tcMar>
               <w:top w:type="dxa" w:w="60"/>
@@ -4538,7 +4540,7 @@
         </w:tc>
         <w:tc>
           <w:tcPr>
-            <w:tcW w:type="dxa" w:w="2556"/>
+            <w:tcW w:type="dxa" w:w="2300"/>
             <w:shd w:fill="FFFFFF" w:color="auto" w:val="clear"/>
             <w:tcMar>
               <w:top w:type="dxa" w:w="60"/>
@@ -4604,7 +4606,7 @@
         </w:tc>
         <w:tc>
           <w:tcPr>
-            <w:tcW w:type="dxa" w:w="2556"/>
+            <w:tcW w:type="dxa" w:w="2300"/>
             <w:shd w:fill="FFFFFF" w:color="auto" w:val="clear"/>
             <w:tcMar>
               <w:top w:type="dxa" w:w="60"/>
@@ -4666,7 +4668,7 @@
             <w:pPr>
               <w:spacing w:after="20" w:before="0"/>
             </w:pPr>
-            <w:hyperlink w:history="1" r:id="rIdysvvjbdcrwkkfrduzk2qk">
+            <w:hyperlink w:history="1" r:id="rIdfee_s9kpbbu2j0smrqiqj">
               <w:r>
                 <w:rPr>
                   <w:rFonts w:ascii="Arial" w:cs="Arial" w:eastAsia="Arial" w:hAnsi="Arial"/>
@@ -4699,7 +4701,7 @@
               <w:spacing w:after="10" w:before="0"/>
               <w:ind w:left="120"/>
             </w:pPr>
-            <w:hyperlink w:history="1" r:id="rIdyxtcvodtajxzom3syts99">
+            <w:hyperlink w:history="1" r:id="rIdtzxcy29jb-ht5chdejhlc">
               <w:r>
                 <w:rPr>
                   <w:rFonts w:ascii="Arial" w:cs="Arial" w:eastAsia="Arial" w:hAnsi="Arial"/>
@@ -4744,7 +4746,7 @@
             <w:pPr>
               <w:spacing w:after="20" w:before="0"/>
             </w:pPr>
-            <w:hyperlink w:history="1" r:id="rIdaf8lequzd7ira-wxiiwez">
+            <w:hyperlink w:history="1" r:id="rIdwm5251ypm0cuv73l2zrnt">
               <w:r>
                 <w:rPr>
                   <w:rFonts w:ascii="Arial" w:cs="Arial" w:eastAsia="Arial" w:hAnsi="Arial"/>
@@ -4777,7 +4779,7 @@
               <w:spacing w:after="10" w:before="0"/>
               <w:ind w:left="120"/>
             </w:pPr>
-            <w:hyperlink w:history="1" r:id="rId-rjaf4tlv_yyb7ujcxofe">
+            <w:hyperlink w:history="1" r:id="rIdk9p5y3skx__mpzoqrgkgx">
               <w:r>
                 <w:rPr>
                   <w:rFonts w:ascii="Arial" w:cs="Arial" w:eastAsia="Arial" w:hAnsi="Arial"/>
@@ -4793,7 +4795,7 @@
         </w:tc>
         <w:tc>
           <w:tcPr>
-            <w:tcW w:type="dxa" w:w="2556"/>
+            <w:tcW w:type="dxa" w:w="3324"/>
             <w:shd w:fill="FFFFFF" w:color="auto" w:val="clear"/>
             <w:tcMar>
               <w:top w:type="dxa" w:w="60"/>
@@ -4882,7 +4884,7 @@
         </w:tc>
         <w:tc>
           <w:tcPr>
-            <w:tcW w:type="dxa" w:w="2556"/>
+            <w:tcW w:type="dxa" w:w="2300"/>
             <w:shd w:fill="F2F2F2" w:color="auto" w:val="clear"/>
             <w:tcMar>
               <w:top w:type="dxa" w:w="60"/>
@@ -4933,7 +4935,7 @@
         </w:tc>
         <w:tc>
           <w:tcPr>
-            <w:tcW w:type="dxa" w:w="2556"/>
+            <w:tcW w:type="dxa" w:w="2300"/>
             <w:shd w:fill="FFFFFF" w:color="auto" w:val="clear"/>
             <w:tcMar>
               <w:top w:type="dxa" w:w="60"/>
@@ -5037,7 +5039,7 @@
         </w:tc>
         <w:tc>
           <w:tcPr>
-            <w:tcW w:type="dxa" w:w="2556"/>
+            <w:tcW w:type="dxa" w:w="2300"/>
             <w:shd w:fill="FFFFFF" w:color="auto" w:val="clear"/>
             <w:tcMar>
               <w:top w:type="dxa" w:w="60"/>
@@ -5099,7 +5101,7 @@
             <w:pPr>
               <w:spacing w:after="20" w:before="0"/>
             </w:pPr>
-            <w:hyperlink w:history="1" r:id="rIdjehzhmnfyujkevvmdyisw">
+            <w:hyperlink w:history="1" r:id="rIdg-6aeyij1rih3yiqhjf_q">
               <w:r>
                 <w:rPr>
                   <w:rFonts w:ascii="Arial" w:cs="Arial" w:eastAsia="Arial" w:hAnsi="Arial"/>
@@ -5132,7 +5134,7 @@
               <w:spacing w:after="10" w:before="0"/>
               <w:ind w:left="120"/>
             </w:pPr>
-            <w:hyperlink w:history="1" r:id="rIdeicu8lufnbgwz2wnkqnl9">
+            <w:hyperlink w:history="1" r:id="rId382lgft_j1t6dh-pltu-y">
               <w:r>
                 <w:rPr>
                   <w:rFonts w:ascii="Arial" w:cs="Arial" w:eastAsia="Arial" w:hAnsi="Arial"/>
@@ -5177,7 +5179,7 @@
             <w:pPr>
               <w:spacing w:after="20" w:before="0"/>
             </w:pPr>
-            <w:hyperlink w:history="1" r:id="rId-lud64wodrulkfwxnu9y-">
+            <w:hyperlink w:history="1" r:id="rIdefdrsql6yk-fzxgoayymu">
               <w:r>
                 <w:rPr>
                   <w:rFonts w:ascii="Arial" w:cs="Arial" w:eastAsia="Arial" w:hAnsi="Arial"/>
@@ -5210,7 +5212,7 @@
               <w:spacing w:after="10" w:before="0"/>
               <w:ind w:left="120"/>
             </w:pPr>
-            <w:hyperlink w:history="1" r:id="rIdo9f8jwikqhxwtun3iq2ex">
+            <w:hyperlink w:history="1" r:id="rIdsxjjwtgwt9ckt2vu9ysie">
               <w:r>
                 <w:rPr>
                   <w:rFonts w:ascii="Arial" w:cs="Arial" w:eastAsia="Arial" w:hAnsi="Arial"/>
@@ -5226,7 +5228,7 @@
         </w:tc>
         <w:tc>
           <w:tcPr>
-            <w:tcW w:type="dxa" w:w="2556"/>
+            <w:tcW w:type="dxa" w:w="3324"/>
             <w:shd w:fill="FFFFFF" w:color="auto" w:val="clear"/>
             <w:tcMar>
               <w:top w:type="dxa" w:w="60"/>
@@ -5296,7 +5298,7 @@
         </w:tc>
         <w:tc>
           <w:tcPr>
-            <w:tcW w:type="dxa" w:w="2556"/>
+            <w:tcW w:type="dxa" w:w="2300"/>
             <w:shd w:fill="F2F2F2" w:color="auto" w:val="clear"/>
             <w:tcMar>
               <w:top w:type="dxa" w:w="60"/>
@@ -5347,7 +5349,7 @@
         </w:tc>
         <w:tc>
           <w:tcPr>
-            <w:tcW w:type="dxa" w:w="2556"/>
+            <w:tcW w:type="dxa" w:w="2300"/>
             <w:shd w:fill="FFFFFF" w:color="auto" w:val="clear"/>
             <w:tcMar>
               <w:top w:type="dxa" w:w="60"/>
@@ -6887,11 +6889,11 @@
       </w:tblPr>
       <w:tblGrid>
         <w:gridCol w:w="900"/>
+        <w:gridCol w:w="2300"/>
         <w:gridCol w:w="2556"/>
-        <w:gridCol w:w="2556"/>
-        <w:gridCol w:w="2556"/>
-        <w:gridCol w:w="2556"/>
-        <w:gridCol w:w="2556"/>
+        <w:gridCol w:w="3324"/>
+        <w:gridCol w:w="2300"/>
+        <w:gridCol w:w="2300"/>
       </w:tblGrid>
       <w:tr>
         <w:tc>
@@ -6963,7 +6965,7 @@
         </w:tc>
         <w:tc>
           <w:tcPr>
-            <w:tcW w:type="dxa" w:w="2556"/>
+            <w:tcW w:type="dxa" w:w="2300"/>
             <w:shd w:fill="2E75B6" w:color="auto" w:val="clear"/>
             <w:tcMar>
               <w:top w:type="dxa" w:w="60"/>
@@ -7027,7 +7029,7 @@
         </w:tc>
         <w:tc>
           <w:tcPr>
-            <w:tcW w:type="dxa" w:w="2556"/>
+            <w:tcW w:type="dxa" w:w="3324"/>
             <w:shd w:fill="2E75B6" w:color="auto" w:val="clear"/>
             <w:tcMar>
               <w:top w:type="dxa" w:w="60"/>
@@ -7059,7 +7061,7 @@
         </w:tc>
         <w:tc>
           <w:tcPr>
-            <w:tcW w:type="dxa" w:w="2556"/>
+            <w:tcW w:type="dxa" w:w="2300"/>
             <w:shd w:fill="1F6B75" w:color="auto" w:val="clear"/>
             <w:tcMar>
               <w:top w:type="dxa" w:w="60"/>
@@ -7091,7 +7093,7 @@
         </w:tc>
         <w:tc>
           <w:tcPr>
-            <w:tcW w:type="dxa" w:w="2556"/>
+            <w:tcW w:type="dxa" w:w="2300"/>
             <w:shd w:fill="2E75B6" w:color="auto" w:val="clear"/>
             <w:tcMar>
               <w:top w:type="dxa" w:w="60"/>
@@ -7157,7 +7159,7 @@
         </w:tc>
         <w:tc>
           <w:tcPr>
-            <w:tcW w:type="dxa" w:w="2556"/>
+            <w:tcW w:type="dxa" w:w="2300"/>
             <w:shd w:fill="FFFFFF" w:color="auto" w:val="clear"/>
             <w:tcMar>
               <w:top w:type="dxa" w:w="60"/>
@@ -7219,7 +7221,7 @@
             <w:pPr>
               <w:spacing w:after="20" w:before="0"/>
             </w:pPr>
-            <w:hyperlink w:history="1" r:id="rIdwm8ekfezwk9_hkfdxttoe">
+            <w:hyperlink w:history="1" r:id="rId3bqprx7_k1bzfv4bgwzok">
               <w:r>
                 <w:rPr>
                   <w:rFonts w:ascii="Arial" w:cs="Arial" w:eastAsia="Arial" w:hAnsi="Arial"/>
@@ -7252,7 +7254,7 @@
               <w:spacing w:after="10" w:before="0"/>
               <w:ind w:left="120"/>
             </w:pPr>
-            <w:hyperlink w:history="1" r:id="rIdof8maxv9k1n20qkaxcopl">
+            <w:hyperlink w:history="1" r:id="rIdfb_uxhnip09slozblf-73">
               <w:r>
                 <w:rPr>
                   <w:rFonts w:ascii="Arial" w:cs="Arial" w:eastAsia="Arial" w:hAnsi="Arial"/>
@@ -7297,7 +7299,7 @@
             <w:pPr>
               <w:spacing w:after="20" w:before="0"/>
             </w:pPr>
-            <w:hyperlink w:history="1" r:id="rIdbghickliwljh8fyxz9vv1">
+            <w:hyperlink w:history="1" r:id="rId46jvdsm43cqzhkdwsh-kn">
               <w:r>
                 <w:rPr>
                   <w:rFonts w:ascii="Arial" w:cs="Arial" w:eastAsia="Arial" w:hAnsi="Arial"/>
@@ -7330,7 +7332,7 @@
               <w:spacing w:after="10" w:before="0"/>
               <w:ind w:left="120"/>
             </w:pPr>
-            <w:hyperlink w:history="1" r:id="rIdptggatrnhowjuwwojwask">
+            <w:hyperlink w:history="1" r:id="rIdpfcclgmzeiu2wrtmofrvg">
               <w:r>
                 <w:rPr>
                   <w:rFonts w:ascii="Arial" w:cs="Arial" w:eastAsia="Arial" w:hAnsi="Arial"/>
@@ -7346,7 +7348,7 @@
         </w:tc>
         <w:tc>
           <w:tcPr>
-            <w:tcW w:type="dxa" w:w="2556"/>
+            <w:tcW w:type="dxa" w:w="3324"/>
             <w:shd w:fill="FFFFFF" w:color="auto" w:val="clear"/>
             <w:tcMar>
               <w:top w:type="dxa" w:w="60"/>
@@ -7416,7 +7418,7 @@
         </w:tc>
         <w:tc>
           <w:tcPr>
-            <w:tcW w:type="dxa" w:w="2556"/>
+            <w:tcW w:type="dxa" w:w="2300"/>
             <w:shd w:fill="F2F2F2" w:color="auto" w:val="clear"/>
             <w:tcMar>
               <w:top w:type="dxa" w:w="60"/>
@@ -7467,7 +7469,7 @@
         </w:tc>
         <w:tc>
           <w:tcPr>
-            <w:tcW w:type="dxa" w:w="2556"/>
+            <w:tcW w:type="dxa" w:w="2300"/>
             <w:shd w:fill="FFFFFF" w:color="auto" w:val="clear"/>
             <w:tcMar>
               <w:top w:type="dxa" w:w="60"/>
@@ -7533,7 +7535,7 @@
         </w:tc>
         <w:tc>
           <w:tcPr>
-            <w:tcW w:type="dxa" w:w="2556"/>
+            <w:tcW w:type="dxa" w:w="2300"/>
             <w:shd w:fill="FFFFFF" w:color="auto" w:val="clear"/>
             <w:tcMar>
               <w:top w:type="dxa" w:w="60"/>
@@ -7614,7 +7616,7 @@
             <w:pPr>
               <w:spacing w:after="20" w:before="0"/>
             </w:pPr>
-            <w:hyperlink w:history="1" r:id="rId3iwyjrz_imtkrot8olpiu">
+            <w:hyperlink w:history="1" r:id="rIdnyyzzpvobsq-vfxaa2oca">
               <w:r>
                 <w:rPr>
                   <w:rFonts w:ascii="Arial" w:cs="Arial" w:eastAsia="Arial" w:hAnsi="Arial"/>
@@ -7647,7 +7649,7 @@
               <w:spacing w:after="10" w:before="0"/>
               <w:ind w:left="120"/>
             </w:pPr>
-            <w:hyperlink w:history="1" r:id="rIdu6i19lobbitk8ciw03mkc">
+            <w:hyperlink w:history="1" r:id="rIdfc33waw76ia0-b4qeitgf">
               <w:r>
                 <w:rPr>
                   <w:rFonts w:ascii="Arial" w:cs="Arial" w:eastAsia="Arial" w:hAnsi="Arial"/>
@@ -7692,7 +7694,7 @@
             <w:pPr>
               <w:spacing w:after="20" w:before="0"/>
             </w:pPr>
-            <w:hyperlink w:history="1" r:id="rId8hvzernrhdj_rptx2c-zy">
+            <w:hyperlink w:history="1" r:id="rIdc4arvupctmwwmapjqlqdk">
               <w:r>
                 <w:rPr>
                   <w:rFonts w:ascii="Arial" w:cs="Arial" w:eastAsia="Arial" w:hAnsi="Arial"/>
@@ -7725,7 +7727,7 @@
               <w:spacing w:after="10" w:before="0"/>
               <w:ind w:left="120"/>
             </w:pPr>
-            <w:hyperlink w:history="1" r:id="rId9okjzo-pfszb_kb9cl1zs">
+            <w:hyperlink w:history="1" r:id="rIdkaahwdjrvv_5nbb4vyuf7">
               <w:r>
                 <w:rPr>
                   <w:rFonts w:ascii="Arial" w:cs="Arial" w:eastAsia="Arial" w:hAnsi="Arial"/>
@@ -7741,7 +7743,7 @@
         </w:tc>
         <w:tc>
           <w:tcPr>
-            <w:tcW w:type="dxa" w:w="2556"/>
+            <w:tcW w:type="dxa" w:w="3324"/>
             <w:shd w:fill="FFFFFF" w:color="auto" w:val="clear"/>
             <w:tcMar>
               <w:top w:type="dxa" w:w="60"/>
@@ -7811,7 +7813,7 @@
         </w:tc>
         <w:tc>
           <w:tcPr>
-            <w:tcW w:type="dxa" w:w="2556"/>
+            <w:tcW w:type="dxa" w:w="2300"/>
             <w:shd w:fill="F2F2F2" w:color="auto" w:val="clear"/>
             <w:tcMar>
               <w:top w:type="dxa" w:w="60"/>
@@ -7881,7 +7883,7 @@
         </w:tc>
         <w:tc>
           <w:tcPr>
-            <w:tcW w:type="dxa" w:w="2556"/>
+            <w:tcW w:type="dxa" w:w="2300"/>
             <w:shd w:fill="FFFFFF" w:color="auto" w:val="clear"/>
             <w:tcMar>
               <w:top w:type="dxa" w:w="60"/>
@@ -7966,7 +7968,7 @@
         </w:tc>
         <w:tc>
           <w:tcPr>
-            <w:tcW w:type="dxa" w:w="2556"/>
+            <w:tcW w:type="dxa" w:w="2300"/>
             <w:shd w:fill="FFFFFF" w:color="auto" w:val="clear"/>
             <w:tcMar>
               <w:top w:type="dxa" w:w="60"/>
@@ -8028,7 +8030,7 @@
             <w:pPr>
               <w:spacing w:after="20" w:before="0"/>
             </w:pPr>
-            <w:hyperlink w:history="1" r:id="rIdgxsep6uj9qs65ndq9o02c">
+            <w:hyperlink w:history="1" r:id="rIdx_fdoewewyfou6dtbsjbq">
               <w:r>
                 <w:rPr>
                   <w:rFonts w:ascii="Arial" w:cs="Arial" w:eastAsia="Arial" w:hAnsi="Arial"/>
@@ -8061,7 +8063,7 @@
               <w:spacing w:after="10" w:before="0"/>
               <w:ind w:left="120"/>
             </w:pPr>
-            <w:hyperlink w:history="1" r:id="rIdcvk-xf95jhwlhtj5pt6pz">
+            <w:hyperlink w:history="1" r:id="rIdgjdprx_8mxp_pcuhiflro">
               <w:r>
                 <w:rPr>
                   <w:rFonts w:ascii="Arial" w:cs="Arial" w:eastAsia="Arial" w:hAnsi="Arial"/>
@@ -8106,7 +8108,7 @@
             <w:pPr>
               <w:spacing w:after="20" w:before="0"/>
             </w:pPr>
-            <w:hyperlink w:history="1" r:id="rId4lz77fg1t2nfwvhlrepef">
+            <w:hyperlink w:history="1" r:id="rId0_ce6wazfxy8-whcmgdc5">
               <w:r>
                 <w:rPr>
                   <w:rFonts w:ascii="Arial" w:cs="Arial" w:eastAsia="Arial" w:hAnsi="Arial"/>
@@ -8139,7 +8141,7 @@
               <w:spacing w:after="10" w:before="0"/>
               <w:ind w:left="120"/>
             </w:pPr>
-            <w:hyperlink w:history="1" r:id="rIdiewpbgh1w4fuvx4rwlyhd">
+            <w:hyperlink w:history="1" r:id="rIdor5esnlcvyxkytoo4glee">
               <w:r>
                 <w:rPr>
                   <w:rFonts w:ascii="Arial" w:cs="Arial" w:eastAsia="Arial" w:hAnsi="Arial"/>
@@ -8155,7 +8157,7 @@
         </w:tc>
         <w:tc>
           <w:tcPr>
-            <w:tcW w:type="dxa" w:w="2556"/>
+            <w:tcW w:type="dxa" w:w="3324"/>
             <w:shd w:fill="FFFFFF" w:color="auto" w:val="clear"/>
             <w:tcMar>
               <w:top w:type="dxa" w:w="60"/>
@@ -8225,7 +8227,7 @@
         </w:tc>
         <w:tc>
           <w:tcPr>
-            <w:tcW w:type="dxa" w:w="2556"/>
+            <w:tcW w:type="dxa" w:w="2300"/>
             <w:shd w:fill="F2F2F2" w:color="auto" w:val="clear"/>
             <w:tcMar>
               <w:top w:type="dxa" w:w="60"/>
@@ -8276,7 +8278,7 @@
         </w:tc>
         <w:tc>
           <w:tcPr>
-            <w:tcW w:type="dxa" w:w="2556"/>
+            <w:tcW w:type="dxa" w:w="2300"/>
             <w:shd w:fill="FFFFFF" w:color="auto" w:val="clear"/>
             <w:tcMar>
               <w:top w:type="dxa" w:w="60"/>
@@ -8380,7 +8382,7 @@
         </w:tc>
         <w:tc>
           <w:tcPr>
-            <w:tcW w:type="dxa" w:w="2556"/>
+            <w:tcW w:type="dxa" w:w="2300"/>
             <w:shd w:fill="FFFFFF" w:color="auto" w:val="clear"/>
             <w:tcMar>
               <w:top w:type="dxa" w:w="60"/>
@@ -8442,7 +8444,7 @@
             <w:pPr>
               <w:spacing w:after="20" w:before="0"/>
             </w:pPr>
-            <w:hyperlink w:history="1" r:id="rIdz1hb_sq1867dniib2ux2w">
+            <w:hyperlink w:history="1" r:id="rId7bhonoa_piifawnmpxm4m">
               <w:r>
                 <w:rPr>
                   <w:rFonts w:ascii="Arial" w:cs="Arial" w:eastAsia="Arial" w:hAnsi="Arial"/>
@@ -8475,7 +8477,7 @@
               <w:spacing w:after="10" w:before="0"/>
               <w:ind w:left="120"/>
             </w:pPr>
-            <w:hyperlink w:history="1" r:id="rIdiulndz2wgnietsm26nynv">
+            <w:hyperlink w:history="1" r:id="rIdijezb3xo-yzfvtomkohvh">
               <w:r>
                 <w:rPr>
                   <w:rFonts w:ascii="Arial" w:cs="Arial" w:eastAsia="Arial" w:hAnsi="Arial"/>
@@ -8520,7 +8522,7 @@
             <w:pPr>
               <w:spacing w:after="20" w:before="0"/>
             </w:pPr>
-            <w:hyperlink w:history="1" r:id="rIdcjqhp9z5wwvtvam9cpyck">
+            <w:hyperlink w:history="1" r:id="rId-bkshc-gi6zhjv4pbrdm-">
               <w:r>
                 <w:rPr>
                   <w:rFonts w:ascii="Arial" w:cs="Arial" w:eastAsia="Arial" w:hAnsi="Arial"/>
@@ -8553,7 +8555,7 @@
               <w:spacing w:after="10" w:before="0"/>
               <w:ind w:left="120"/>
             </w:pPr>
-            <w:hyperlink w:history="1" r:id="rIdhvgsjohxtaugmawbqoq3_">
+            <w:hyperlink w:history="1" r:id="rIdiwv9uliu38vke_c7tcwuc">
               <w:r>
                 <w:rPr>
                   <w:rFonts w:ascii="Arial" w:cs="Arial" w:eastAsia="Arial" w:hAnsi="Arial"/>
@@ -8569,7 +8571,7 @@
         </w:tc>
         <w:tc>
           <w:tcPr>
-            <w:tcW w:type="dxa" w:w="2556"/>
+            <w:tcW w:type="dxa" w:w="3324"/>
             <w:shd w:fill="FFFFFF" w:color="auto" w:val="clear"/>
             <w:tcMar>
               <w:top w:type="dxa" w:w="60"/>
@@ -8620,7 +8622,7 @@
         </w:tc>
         <w:tc>
           <w:tcPr>
-            <w:tcW w:type="dxa" w:w="2556"/>
+            <w:tcW w:type="dxa" w:w="2300"/>
             <w:shd w:fill="F2F2F2" w:color="auto" w:val="clear"/>
             <w:tcMar>
               <w:top w:type="dxa" w:w="60"/>
@@ -8652,7 +8654,7 @@
         </w:tc>
         <w:tc>
           <w:tcPr>
-            <w:tcW w:type="dxa" w:w="2556"/>
+            <w:tcW w:type="dxa" w:w="2300"/>
             <w:shd w:fill="FFFFFF" w:color="auto" w:val="clear"/>
             <w:tcMar>
               <w:top w:type="dxa" w:w="60"/>
@@ -8718,7 +8720,7 @@
         </w:tc>
         <w:tc>
           <w:tcPr>
-            <w:tcW w:type="dxa" w:w="2556"/>
+            <w:tcW w:type="dxa" w:w="2300"/>
             <w:shd w:fill="FFFFFF" w:color="auto" w:val="clear"/>
             <w:tcMar>
               <w:top w:type="dxa" w:w="60"/>
@@ -8780,7 +8782,7 @@
             <w:pPr>
               <w:spacing w:after="20" w:before="0"/>
             </w:pPr>
-            <w:hyperlink w:history="1" r:id="rIdcyneirhtgzgnvuuhk7dtc">
+            <w:hyperlink w:history="1" r:id="rIdw0owpwslc9l1hk_4bfwzk">
               <w:r>
                 <w:rPr>
                   <w:rFonts w:ascii="Arial" w:cs="Arial" w:eastAsia="Arial" w:hAnsi="Arial"/>
@@ -8813,7 +8815,7 @@
               <w:spacing w:after="10" w:before="0"/>
               <w:ind w:left="120"/>
             </w:pPr>
-            <w:hyperlink w:history="1" r:id="rIdcsg318ulr7ofp6_wxfccp">
+            <w:hyperlink w:history="1" r:id="rIdnirv5px9k3jiwiklkna8k">
               <w:r>
                 <w:rPr>
                   <w:rFonts w:ascii="Arial" w:cs="Arial" w:eastAsia="Arial" w:hAnsi="Arial"/>
@@ -8858,7 +8860,7 @@
             <w:pPr>
               <w:spacing w:after="20" w:before="0"/>
             </w:pPr>
-            <w:hyperlink w:history="1" r:id="rId8ctaxh6am4wtpbdzt8sgz">
+            <w:hyperlink w:history="1" r:id="rIdnh0fpcej0z8hyaywxxrnf">
               <w:r>
                 <w:rPr>
                   <w:rFonts w:ascii="Arial" w:cs="Arial" w:eastAsia="Arial" w:hAnsi="Arial"/>
@@ -8891,7 +8893,7 @@
               <w:spacing w:after="10" w:before="0"/>
               <w:ind w:left="120"/>
             </w:pPr>
-            <w:hyperlink w:history="1" r:id="rIdt974b3zkq6cbvcdx2luov">
+            <w:hyperlink w:history="1" r:id="rIds99rgzorxeyamvirmiroe">
               <w:r>
                 <w:rPr>
                   <w:rFonts w:ascii="Arial" w:cs="Arial" w:eastAsia="Arial" w:hAnsi="Arial"/>
@@ -8907,7 +8909,7 @@
         </w:tc>
         <w:tc>
           <w:tcPr>
-            <w:tcW w:type="dxa" w:w="2556"/>
+            <w:tcW w:type="dxa" w:w="3324"/>
             <w:shd w:fill="FFFFFF" w:color="auto" w:val="clear"/>
             <w:tcMar>
               <w:top w:type="dxa" w:w="60"/>
@@ -8977,7 +8979,7 @@
         </w:tc>
         <w:tc>
           <w:tcPr>
-            <w:tcW w:type="dxa" w:w="2556"/>
+            <w:tcW w:type="dxa" w:w="2300"/>
             <w:shd w:fill="F2F2F2" w:color="auto" w:val="clear"/>
             <w:tcMar>
               <w:top w:type="dxa" w:w="60"/>
@@ -9009,7 +9011,7 @@
         </w:tc>
         <w:tc>
           <w:tcPr>
-            <w:tcW w:type="dxa" w:w="2556"/>
+            <w:tcW w:type="dxa" w:w="2300"/>
             <w:shd w:fill="FFFFFF" w:color="auto" w:val="clear"/>
             <w:tcMar>
               <w:top w:type="dxa" w:w="60"/>
@@ -10569,11 +10571,11 @@
       </w:tblPr>
       <w:tblGrid>
         <w:gridCol w:w="900"/>
+        <w:gridCol w:w="2300"/>
         <w:gridCol w:w="2556"/>
-        <w:gridCol w:w="2556"/>
-        <w:gridCol w:w="2556"/>
-        <w:gridCol w:w="2556"/>
-        <w:gridCol w:w="2556"/>
+        <w:gridCol w:w="3324"/>
+        <w:gridCol w:w="2300"/>
+        <w:gridCol w:w="2300"/>
       </w:tblGrid>
       <w:tr>
         <w:tc>
@@ -10645,7 +10647,7 @@
         </w:tc>
         <w:tc>
           <w:tcPr>
-            <w:tcW w:type="dxa" w:w="2556"/>
+            <w:tcW w:type="dxa" w:w="2300"/>
             <w:shd w:fill="2E75B6" w:color="auto" w:val="clear"/>
             <w:tcMar>
               <w:top w:type="dxa" w:w="60"/>
@@ -10709,7 +10711,7 @@
         </w:tc>
         <w:tc>
           <w:tcPr>
-            <w:tcW w:type="dxa" w:w="2556"/>
+            <w:tcW w:type="dxa" w:w="3324"/>
             <w:shd w:fill="2E75B6" w:color="auto" w:val="clear"/>
             <w:tcMar>
               <w:top w:type="dxa" w:w="60"/>
@@ -10741,7 +10743,7 @@
         </w:tc>
         <w:tc>
           <w:tcPr>
-            <w:tcW w:type="dxa" w:w="2556"/>
+            <w:tcW w:type="dxa" w:w="2300"/>
             <w:shd w:fill="1F6B75" w:color="auto" w:val="clear"/>
             <w:tcMar>
               <w:top w:type="dxa" w:w="60"/>
@@ -10773,7 +10775,7 @@
         </w:tc>
         <w:tc>
           <w:tcPr>
-            <w:tcW w:type="dxa" w:w="2556"/>
+            <w:tcW w:type="dxa" w:w="2300"/>
             <w:shd w:fill="2E75B6" w:color="auto" w:val="clear"/>
             <w:tcMar>
               <w:top w:type="dxa" w:w="60"/>
@@ -10839,7 +10841,7 @@
         </w:tc>
         <w:tc>
           <w:tcPr>
-            <w:tcW w:type="dxa" w:w="2556"/>
+            <w:tcW w:type="dxa" w:w="2300"/>
             <w:shd w:fill="FFFFFF" w:color="auto" w:val="clear"/>
             <w:tcMar>
               <w:top w:type="dxa" w:w="60"/>
@@ -10901,7 +10903,7 @@
             <w:pPr>
               <w:spacing w:after="20" w:before="0"/>
             </w:pPr>
-            <w:hyperlink w:history="1" r:id="rId--kmvd8w8jcqmhgyotss_">
+            <w:hyperlink w:history="1" r:id="rIdkkjimxkssfkan80yd05fb">
               <w:r>
                 <w:rPr>
                   <w:rFonts w:ascii="Arial" w:cs="Arial" w:eastAsia="Arial" w:hAnsi="Arial"/>
@@ -10934,7 +10936,7 @@
               <w:spacing w:after="10" w:before="0"/>
               <w:ind w:left="120"/>
             </w:pPr>
-            <w:hyperlink w:history="1" r:id="rIdjqrun6x-rc-eg7aoggpkc">
+            <w:hyperlink w:history="1" r:id="rId_cfjw2d1wtbiwifh341ef">
               <w:r>
                 <w:rPr>
                   <w:rFonts w:ascii="Arial" w:cs="Arial" w:eastAsia="Arial" w:hAnsi="Arial"/>
@@ -10979,7 +10981,7 @@
             <w:pPr>
               <w:spacing w:after="20" w:before="0"/>
             </w:pPr>
-            <w:hyperlink w:history="1" r:id="rId6babs1z_xm_ll0gfzk1yz">
+            <w:hyperlink w:history="1" r:id="rId0v9dwonomdzjmjbrgz_oy">
               <w:r>
                 <w:rPr>
                   <w:rFonts w:ascii="Arial" w:cs="Arial" w:eastAsia="Arial" w:hAnsi="Arial"/>
@@ -11012,7 +11014,7 @@
               <w:spacing w:after="10" w:before="0"/>
               <w:ind w:left="120"/>
             </w:pPr>
-            <w:hyperlink w:history="1" r:id="rIdyvdnvr4ao4uozmhzq5ay6">
+            <w:hyperlink w:history="1" r:id="rId5vynvkgj4bzoyz3jg0tiu">
               <w:r>
                 <w:rPr>
                   <w:rFonts w:ascii="Arial" w:cs="Arial" w:eastAsia="Arial" w:hAnsi="Arial"/>
@@ -11028,7 +11030,7 @@
         </w:tc>
         <w:tc>
           <w:tcPr>
-            <w:tcW w:type="dxa" w:w="2556"/>
+            <w:tcW w:type="dxa" w:w="3324"/>
             <w:shd w:fill="FFFFFF" w:color="auto" w:val="clear"/>
             <w:tcMar>
               <w:top w:type="dxa" w:w="60"/>
@@ -11098,7 +11100,7 @@
         </w:tc>
         <w:tc>
           <w:tcPr>
-            <w:tcW w:type="dxa" w:w="2556"/>
+            <w:tcW w:type="dxa" w:w="2300"/>
             <w:shd w:fill="F2F2F2" w:color="auto" w:val="clear"/>
             <w:tcMar>
               <w:top w:type="dxa" w:w="60"/>
@@ -11149,7 +11151,7 @@
         </w:tc>
         <w:tc>
           <w:tcPr>
-            <w:tcW w:type="dxa" w:w="2556"/>
+            <w:tcW w:type="dxa" w:w="2300"/>
             <w:shd w:fill="FFFFFF" w:color="auto" w:val="clear"/>
             <w:tcMar>
               <w:top w:type="dxa" w:w="60"/>
@@ -11215,7 +11217,7 @@
         </w:tc>
         <w:tc>
           <w:tcPr>
-            <w:tcW w:type="dxa" w:w="2556"/>
+            <w:tcW w:type="dxa" w:w="2300"/>
             <w:shd w:fill="FFFFFF" w:color="auto" w:val="clear"/>
             <w:tcMar>
               <w:top w:type="dxa" w:w="60"/>
@@ -11353,7 +11355,7 @@
             <w:pPr>
               <w:spacing w:after="20" w:before="0"/>
             </w:pPr>
-            <w:hyperlink w:history="1" r:id="rIdperoulfyf0ilkrpqmbyfn">
+            <w:hyperlink w:history="1" r:id="rIdm-vardl_ppkrbmmdpjehf">
               <w:r>
                 <w:rPr>
                   <w:rFonts w:ascii="Arial" w:cs="Arial" w:eastAsia="Arial" w:hAnsi="Arial"/>
@@ -11386,7 +11388,7 @@
               <w:spacing w:after="10" w:before="0"/>
               <w:ind w:left="120"/>
             </w:pPr>
-            <w:hyperlink w:history="1" r:id="rIdmiqdfwttv8eymeg-vtwe4">
+            <w:hyperlink w:history="1" r:id="rId1ct9c5ftm6m4qmz8me-aj">
               <w:r>
                 <w:rPr>
                   <w:rFonts w:ascii="Arial" w:cs="Arial" w:eastAsia="Arial" w:hAnsi="Arial"/>
@@ -11431,7 +11433,7 @@
             <w:pPr>
               <w:spacing w:after="20" w:before="0"/>
             </w:pPr>
-            <w:hyperlink w:history="1" r:id="rIdhwicko3tzotw7-lotahyr">
+            <w:hyperlink w:history="1" r:id="rIdybmmqvbk9xog0f3ctap94">
               <w:r>
                 <w:rPr>
                   <w:rFonts w:ascii="Arial" w:cs="Arial" w:eastAsia="Arial" w:hAnsi="Arial"/>
@@ -11464,7 +11466,7 @@
               <w:spacing w:after="10" w:before="0"/>
               <w:ind w:left="120"/>
             </w:pPr>
-            <w:hyperlink w:history="1" r:id="rIds-1zcd-xl7mqgckv9n75q">
+            <w:hyperlink w:history="1" r:id="rIdx9m8pj8saicuwpcf-v-xs">
               <w:r>
                 <w:rPr>
                   <w:rFonts w:ascii="Arial" w:cs="Arial" w:eastAsia="Arial" w:hAnsi="Arial"/>
@@ -11480,7 +11482,7 @@
         </w:tc>
         <w:tc>
           <w:tcPr>
-            <w:tcW w:type="dxa" w:w="2556"/>
+            <w:tcW w:type="dxa" w:w="3324"/>
             <w:shd w:fill="FFFFFF" w:color="auto" w:val="clear"/>
             <w:tcMar>
               <w:top w:type="dxa" w:w="60"/>
@@ -11550,7 +11552,7 @@
         </w:tc>
         <w:tc>
           <w:tcPr>
-            <w:tcW w:type="dxa" w:w="2556"/>
+            <w:tcW w:type="dxa" w:w="2300"/>
             <w:shd w:fill="F2F2F2" w:color="auto" w:val="clear"/>
             <w:tcMar>
               <w:top w:type="dxa" w:w="60"/>
@@ -11601,7 +11603,7 @@
         </w:tc>
         <w:tc>
           <w:tcPr>
-            <w:tcW w:type="dxa" w:w="2556"/>
+            <w:tcW w:type="dxa" w:w="2300"/>
             <w:shd w:fill="FFFFFF" w:color="auto" w:val="clear"/>
             <w:tcMar>
               <w:top w:type="dxa" w:w="60"/>
@@ -11686,7 +11688,7 @@
         </w:tc>
         <w:tc>
           <w:tcPr>
-            <w:tcW w:type="dxa" w:w="2556"/>
+            <w:tcW w:type="dxa" w:w="2300"/>
             <w:shd w:fill="FFFFFF" w:color="auto" w:val="clear"/>
             <w:tcMar>
               <w:top w:type="dxa" w:w="60"/>
@@ -11748,7 +11750,7 @@
             <w:pPr>
               <w:spacing w:after="20" w:before="0"/>
             </w:pPr>
-            <w:hyperlink w:history="1" r:id="rIdag3mojodgmu-nyiad-obs">
+            <w:hyperlink w:history="1" r:id="rId0vhbwkxgzh3gfagcsc2sr">
               <w:r>
                 <w:rPr>
                   <w:rFonts w:ascii="Arial" w:cs="Arial" w:eastAsia="Arial" w:hAnsi="Arial"/>
@@ -11781,7 +11783,7 @@
               <w:spacing w:after="10" w:before="0"/>
               <w:ind w:left="120"/>
             </w:pPr>
-            <w:hyperlink w:history="1" r:id="rId0rkc0qyludtfdys5l95ma">
+            <w:hyperlink w:history="1" r:id="rIdajehck01kquhu4x5tifrv">
               <w:r>
                 <w:rPr>
                   <w:rFonts w:ascii="Arial" w:cs="Arial" w:eastAsia="Arial" w:hAnsi="Arial"/>
@@ -11826,7 +11828,7 @@
             <w:pPr>
               <w:spacing w:after="20" w:before="0"/>
             </w:pPr>
-            <w:hyperlink w:history="1" r:id="rId058l4svaeev8fk0qfmpxy">
+            <w:hyperlink w:history="1" r:id="rIdcw0zk9sxogi6vmz-rjxxx">
               <w:r>
                 <w:rPr>
                   <w:rFonts w:ascii="Arial" w:cs="Arial" w:eastAsia="Arial" w:hAnsi="Arial"/>
@@ -11859,7 +11861,7 @@
               <w:spacing w:after="10" w:before="0"/>
               <w:ind w:left="120"/>
             </w:pPr>
-            <w:hyperlink w:history="1" r:id="rIdehs_f_bm8kg1gwqiokaiy">
+            <w:hyperlink w:history="1" r:id="rIdpvbweitblc7i6opqn5upn">
               <w:r>
                 <w:rPr>
                   <w:rFonts w:ascii="Arial" w:cs="Arial" w:eastAsia="Arial" w:hAnsi="Arial"/>
@@ -11875,7 +11877,7 @@
         </w:tc>
         <w:tc>
           <w:tcPr>
-            <w:tcW w:type="dxa" w:w="2556"/>
+            <w:tcW w:type="dxa" w:w="3324"/>
             <w:shd w:fill="FFFFFF" w:color="auto" w:val="clear"/>
             <w:tcMar>
               <w:top w:type="dxa" w:w="60"/>
@@ -11945,7 +11947,7 @@
         </w:tc>
         <w:tc>
           <w:tcPr>
-            <w:tcW w:type="dxa" w:w="2556"/>
+            <w:tcW w:type="dxa" w:w="2300"/>
             <w:shd w:fill="F2F2F2" w:color="auto" w:val="clear"/>
             <w:tcMar>
               <w:top w:type="dxa" w:w="60"/>
@@ -11996,7 +11998,7 @@
         </w:tc>
         <w:tc>
           <w:tcPr>
-            <w:tcW w:type="dxa" w:w="2556"/>
+            <w:tcW w:type="dxa" w:w="2300"/>
             <w:shd w:fill="FFFFFF" w:color="auto" w:val="clear"/>
             <w:tcMar>
               <w:top w:type="dxa" w:w="60"/>
@@ -12081,7 +12083,7 @@
         </w:tc>
         <w:tc>
           <w:tcPr>
-            <w:tcW w:type="dxa" w:w="2556"/>
+            <w:tcW w:type="dxa" w:w="2300"/>
             <w:shd w:fill="FFFFFF" w:color="auto" w:val="clear"/>
             <w:tcMar>
               <w:top w:type="dxa" w:w="60"/>
@@ -12143,7 +12145,7 @@
             <w:pPr>
               <w:spacing w:after="20" w:before="0"/>
             </w:pPr>
-            <w:hyperlink w:history="1" r:id="rIdrvyjs5lhqlx2yptox-lvv">
+            <w:hyperlink w:history="1" r:id="rIdowsdmlxajpbdydyfyfv7p">
               <w:r>
                 <w:rPr>
                   <w:rFonts w:ascii="Arial" w:cs="Arial" w:eastAsia="Arial" w:hAnsi="Arial"/>
@@ -12176,7 +12178,7 @@
               <w:spacing w:after="10" w:before="0"/>
               <w:ind w:left="120"/>
             </w:pPr>
-            <w:hyperlink w:history="1" r:id="rIdhw5ca6gsvto_unbh1b2yp">
+            <w:hyperlink w:history="1" r:id="rIds7t6ghyj6bpl1dqjpd5d5">
               <w:r>
                 <w:rPr>
                   <w:rFonts w:ascii="Arial" w:cs="Arial" w:eastAsia="Arial" w:hAnsi="Arial"/>
@@ -12221,7 +12223,7 @@
             <w:pPr>
               <w:spacing w:after="20" w:before="0"/>
             </w:pPr>
-            <w:hyperlink w:history="1" r:id="rIdvrmyfgr0flvhggifyce2m">
+            <w:hyperlink w:history="1" r:id="rIdioeh2sc5k--vbd2d9qg_k">
               <w:r>
                 <w:rPr>
                   <w:rFonts w:ascii="Arial" w:cs="Arial" w:eastAsia="Arial" w:hAnsi="Arial"/>
@@ -12254,7 +12256,7 @@
               <w:spacing w:after="10" w:before="0"/>
               <w:ind w:left="120"/>
             </w:pPr>
-            <w:hyperlink w:history="1" r:id="rIdwqfu9_bbp3kr8mgbj_uyd">
+            <w:hyperlink w:history="1" r:id="rId9gkhnlbbx_s6lj-1pgvur">
               <w:r>
                 <w:rPr>
                   <w:rFonts w:ascii="Arial" w:cs="Arial" w:eastAsia="Arial" w:hAnsi="Arial"/>
@@ -12270,7 +12272,7 @@
         </w:tc>
         <w:tc>
           <w:tcPr>
-            <w:tcW w:type="dxa" w:w="2556"/>
+            <w:tcW w:type="dxa" w:w="3324"/>
             <w:shd w:fill="FFFFFF" w:color="auto" w:val="clear"/>
             <w:tcMar>
               <w:top w:type="dxa" w:w="60"/>
@@ -12321,7 +12323,7 @@
         </w:tc>
         <w:tc>
           <w:tcPr>
-            <w:tcW w:type="dxa" w:w="2556"/>
+            <w:tcW w:type="dxa" w:w="2300"/>
             <w:shd w:fill="F2F2F2" w:color="auto" w:val="clear"/>
             <w:tcMar>
               <w:top w:type="dxa" w:w="60"/>
@@ -12353,7 +12355,7 @@
         </w:tc>
         <w:tc>
           <w:tcPr>
-            <w:tcW w:type="dxa" w:w="2556"/>
+            <w:tcW w:type="dxa" w:w="2300"/>
             <w:shd w:fill="FFFFFF" w:color="auto" w:val="clear"/>
             <w:tcMar>
               <w:top w:type="dxa" w:w="60"/>
@@ -12419,7 +12421,7 @@
         </w:tc>
         <w:tc>
           <w:tcPr>
-            <w:tcW w:type="dxa" w:w="2556"/>
+            <w:tcW w:type="dxa" w:w="2300"/>
             <w:shd w:fill="FFFFFF" w:color="auto" w:val="clear"/>
             <w:tcMar>
               <w:top w:type="dxa" w:w="60"/>
@@ -12481,7 +12483,7 @@
             <w:pPr>
               <w:spacing w:after="20" w:before="0"/>
             </w:pPr>
-            <w:hyperlink w:history="1" r:id="rIdsx-oquqcbs9sgllkr4qul">
+            <w:hyperlink w:history="1" r:id="rIduq7y-_hlohoj4w6xaxnrn">
               <w:r>
                 <w:rPr>
                   <w:rFonts w:ascii="Arial" w:cs="Arial" w:eastAsia="Arial" w:hAnsi="Arial"/>
@@ -12514,7 +12516,7 @@
               <w:spacing w:after="10" w:before="0"/>
               <w:ind w:left="120"/>
             </w:pPr>
-            <w:hyperlink w:history="1" r:id="rId3r6iwdqlmish0rv-7qedr">
+            <w:hyperlink w:history="1" r:id="rIdccob1-iw5-sunezuofgxw">
               <w:r>
                 <w:rPr>
                   <w:rFonts w:ascii="Arial" w:cs="Arial" w:eastAsia="Arial" w:hAnsi="Arial"/>
@@ -12559,7 +12561,7 @@
             <w:pPr>
               <w:spacing w:after="20" w:before="0"/>
             </w:pPr>
-            <w:hyperlink w:history="1" r:id="rIdmgtcb9hdwgpu8swodhhc1">
+            <w:hyperlink w:history="1" r:id="rIdwqnb15ilxel7y3doizvba">
               <w:r>
                 <w:rPr>
                   <w:rFonts w:ascii="Arial" w:cs="Arial" w:eastAsia="Arial" w:hAnsi="Arial"/>
@@ -12592,7 +12594,7 @@
               <w:spacing w:after="10" w:before="0"/>
               <w:ind w:left="120"/>
             </w:pPr>
-            <w:hyperlink w:history="1" r:id="rIdzfd2z1wbtlwdjjwabocab">
+            <w:hyperlink w:history="1" r:id="rIdjxzgerqpcmdxeucb3jdua">
               <w:r>
                 <w:rPr>
                   <w:rFonts w:ascii="Arial" w:cs="Arial" w:eastAsia="Arial" w:hAnsi="Arial"/>
@@ -12608,7 +12610,7 @@
         </w:tc>
         <w:tc>
           <w:tcPr>
-            <w:tcW w:type="dxa" w:w="2556"/>
+            <w:tcW w:type="dxa" w:w="3324"/>
             <w:shd w:fill="FFFFFF" w:color="auto" w:val="clear"/>
             <w:tcMar>
               <w:top w:type="dxa" w:w="60"/>
@@ -12659,7 +12661,7 @@
         </w:tc>
         <w:tc>
           <w:tcPr>
-            <w:tcW w:type="dxa" w:w="2556"/>
+            <w:tcW w:type="dxa" w:w="2300"/>
             <w:shd w:fill="F2F2F2" w:color="auto" w:val="clear"/>
             <w:tcMar>
               <w:top w:type="dxa" w:w="60"/>
@@ -12691,7 +12693,7 @@
         </w:tc>
         <w:tc>
           <w:tcPr>
-            <w:tcW w:type="dxa" w:w="2556"/>
+            <w:tcW w:type="dxa" w:w="2300"/>
             <w:shd w:fill="FFFFFF" w:color="auto" w:val="clear"/>
             <w:tcMar>
               <w:top w:type="dxa" w:w="60"/>
@@ -14212,11 +14214,11 @@
       </w:tblPr>
       <w:tblGrid>
         <w:gridCol w:w="900"/>
+        <w:gridCol w:w="2300"/>
         <w:gridCol w:w="2556"/>
-        <w:gridCol w:w="2556"/>
-        <w:gridCol w:w="2556"/>
-        <w:gridCol w:w="2556"/>
-        <w:gridCol w:w="2556"/>
+        <w:gridCol w:w="3324"/>
+        <w:gridCol w:w="2300"/>
+        <w:gridCol w:w="2300"/>
       </w:tblGrid>
       <w:tr>
         <w:tc>
@@ -14288,7 +14290,7 @@
         </w:tc>
         <w:tc>
           <w:tcPr>
-            <w:tcW w:type="dxa" w:w="2556"/>
+            <w:tcW w:type="dxa" w:w="2300"/>
             <w:shd w:fill="2E75B6" w:color="auto" w:val="clear"/>
             <w:tcMar>
               <w:top w:type="dxa" w:w="60"/>
@@ -14352,7 +14354,7 @@
         </w:tc>
         <w:tc>
           <w:tcPr>
-            <w:tcW w:type="dxa" w:w="2556"/>
+            <w:tcW w:type="dxa" w:w="3324"/>
             <w:shd w:fill="2E75B6" w:color="auto" w:val="clear"/>
             <w:tcMar>
               <w:top w:type="dxa" w:w="60"/>
@@ -14384,7 +14386,7 @@
         </w:tc>
         <w:tc>
           <w:tcPr>
-            <w:tcW w:type="dxa" w:w="2556"/>
+            <w:tcW w:type="dxa" w:w="2300"/>
             <w:shd w:fill="1F6B75" w:color="auto" w:val="clear"/>
             <w:tcMar>
               <w:top w:type="dxa" w:w="60"/>
@@ -14416,7 +14418,7 @@
         </w:tc>
         <w:tc>
           <w:tcPr>
-            <w:tcW w:type="dxa" w:w="2556"/>
+            <w:tcW w:type="dxa" w:w="2300"/>
             <w:shd w:fill="2E75B6" w:color="auto" w:val="clear"/>
             <w:tcMar>
               <w:top w:type="dxa" w:w="60"/>
@@ -14482,7 +14484,7 @@
         </w:tc>
         <w:tc>
           <w:tcPr>
-            <w:tcW w:type="dxa" w:w="2556"/>
+            <w:tcW w:type="dxa" w:w="2300"/>
             <w:shd w:fill="FFFFFF" w:color="auto" w:val="clear"/>
             <w:tcMar>
               <w:top w:type="dxa" w:w="60"/>
@@ -14582,7 +14584,7 @@
             <w:pPr>
               <w:spacing w:after="20" w:before="0"/>
             </w:pPr>
-            <w:hyperlink w:history="1" r:id="rId4g7jrtpfp32xncu-e4nr3">
+            <w:hyperlink w:history="1" r:id="rIdny_ihxnw2osqer0kx4v0m">
               <w:r>
                 <w:rPr>
                   <w:rFonts w:ascii="Arial" w:cs="Arial" w:eastAsia="Arial" w:hAnsi="Arial"/>
@@ -14615,7 +14617,7 @@
               <w:spacing w:after="10" w:before="0"/>
               <w:ind w:left="120"/>
             </w:pPr>
-            <w:hyperlink w:history="1" r:id="rIdier7m5zusuuzicwunas6g">
+            <w:hyperlink w:history="1" r:id="rId1vtqsqybjuca6h2saorht">
               <w:r>
                 <w:rPr>
                   <w:rFonts w:ascii="Arial" w:cs="Arial" w:eastAsia="Arial" w:hAnsi="Arial"/>
@@ -14660,7 +14662,7 @@
             <w:pPr>
               <w:spacing w:after="20" w:before="0"/>
             </w:pPr>
-            <w:hyperlink w:history="1" r:id="rIdj3h2bffhr_ubcko3dzts9">
+            <w:hyperlink w:history="1" r:id="rId0rhfwwq5nssm9eoxzbkrp">
               <w:r>
                 <w:rPr>
                   <w:rFonts w:ascii="Arial" w:cs="Arial" w:eastAsia="Arial" w:hAnsi="Arial"/>
@@ -14693,7 +14695,7 @@
               <w:spacing w:after="10" w:before="0"/>
               <w:ind w:left="120"/>
             </w:pPr>
-            <w:hyperlink w:history="1" r:id="rIdzmvyr8vmjobrb_6l1n92o">
+            <w:hyperlink w:history="1" r:id="rIdoubufjwvwsz3djd3p0r-f">
               <w:r>
                 <w:rPr>
                   <w:rFonts w:ascii="Arial" w:cs="Arial" w:eastAsia="Arial" w:hAnsi="Arial"/>
@@ -14709,7 +14711,7 @@
         </w:tc>
         <w:tc>
           <w:tcPr>
-            <w:tcW w:type="dxa" w:w="2556"/>
+            <w:tcW w:type="dxa" w:w="3324"/>
             <w:shd w:fill="FFFFFF" w:color="auto" w:val="clear"/>
             <w:tcMar>
               <w:top w:type="dxa" w:w="60"/>
@@ -14779,7 +14781,7 @@
         </w:tc>
         <w:tc>
           <w:tcPr>
-            <w:tcW w:type="dxa" w:w="2556"/>
+            <w:tcW w:type="dxa" w:w="2300"/>
             <w:shd w:fill="F2F2F2" w:color="auto" w:val="clear"/>
             <w:tcMar>
               <w:top w:type="dxa" w:w="60"/>
@@ -14830,7 +14832,7 @@
         </w:tc>
         <w:tc>
           <w:tcPr>
-            <w:tcW w:type="dxa" w:w="2556"/>
+            <w:tcW w:type="dxa" w:w="2300"/>
             <w:shd w:fill="FFFFFF" w:color="auto" w:val="clear"/>
             <w:tcMar>
               <w:top w:type="dxa" w:w="60"/>
@@ -14915,7 +14917,7 @@
         </w:tc>
         <w:tc>
           <w:tcPr>
-            <w:tcW w:type="dxa" w:w="2556"/>
+            <w:tcW w:type="dxa" w:w="2300"/>
             <w:shd w:fill="FFFFFF" w:color="auto" w:val="clear"/>
             <w:tcMar>
               <w:top w:type="dxa" w:w="60"/>
@@ -15072,7 +15074,7 @@
             <w:pPr>
               <w:spacing w:after="20" w:before="0"/>
             </w:pPr>
-            <w:hyperlink w:history="1" r:id="rIdzw4mt7v11o2o8_b55x9sd">
+            <w:hyperlink w:history="1" r:id="rId5_0jnf_qlgk-ucvuhkrjx">
               <w:r>
                 <w:rPr>
                   <w:rFonts w:ascii="Arial" w:cs="Arial" w:eastAsia="Arial" w:hAnsi="Arial"/>
@@ -15105,7 +15107,7 @@
               <w:spacing w:after="10" w:before="0"/>
               <w:ind w:left="120"/>
             </w:pPr>
-            <w:hyperlink w:history="1" r:id="rIdikdcigg4_hni3jdk5vpnp">
+            <w:hyperlink w:history="1" r:id="rIdwwfkauiqaiyicd_id540y">
               <w:r>
                 <w:rPr>
                   <w:rFonts w:ascii="Arial" w:cs="Arial" w:eastAsia="Arial" w:hAnsi="Arial"/>
@@ -15150,7 +15152,7 @@
             <w:pPr>
               <w:spacing w:after="20" w:before="0"/>
             </w:pPr>
-            <w:hyperlink w:history="1" r:id="rIdzctg6g0z4znptmlatx3uo">
+            <w:hyperlink w:history="1" r:id="rId0bvmeio8xijcsou5f5jwp">
               <w:r>
                 <w:rPr>
                   <w:rFonts w:ascii="Arial" w:cs="Arial" w:eastAsia="Arial" w:hAnsi="Arial"/>
@@ -15183,7 +15185,7 @@
               <w:spacing w:after="10" w:before="0"/>
               <w:ind w:left="120"/>
             </w:pPr>
-            <w:hyperlink w:history="1" r:id="rIdxggk3vhij56wp4xk5ystw">
+            <w:hyperlink w:history="1" r:id="rIdf6eha6qo3km0l1q1a2vk_">
               <w:r>
                 <w:rPr>
                   <w:rFonts w:ascii="Arial" w:cs="Arial" w:eastAsia="Arial" w:hAnsi="Arial"/>
@@ -15199,7 +15201,7 @@
         </w:tc>
         <w:tc>
           <w:tcPr>
-            <w:tcW w:type="dxa" w:w="2556"/>
+            <w:tcW w:type="dxa" w:w="3324"/>
             <w:shd w:fill="FFFFFF" w:color="auto" w:val="clear"/>
             <w:tcMar>
               <w:top w:type="dxa" w:w="60"/>
@@ -15269,7 +15271,7 @@
         </w:tc>
         <w:tc>
           <w:tcPr>
-            <w:tcW w:type="dxa" w:w="2556"/>
+            <w:tcW w:type="dxa" w:w="2300"/>
             <w:shd w:fill="F2F2F2" w:color="auto" w:val="clear"/>
             <w:tcMar>
               <w:top w:type="dxa" w:w="60"/>
@@ -15320,7 +15322,7 @@
         </w:tc>
         <w:tc>
           <w:tcPr>
-            <w:tcW w:type="dxa" w:w="2556"/>
+            <w:tcW w:type="dxa" w:w="2300"/>
             <w:shd w:fill="FFFFFF" w:color="auto" w:val="clear"/>
             <w:tcMar>
               <w:top w:type="dxa" w:w="60"/>
@@ -15405,7 +15407,7 @@
         </w:tc>
         <w:tc>
           <w:tcPr>
-            <w:tcW w:type="dxa" w:w="2556"/>
+            <w:tcW w:type="dxa" w:w="2300"/>
             <w:shd w:fill="FFFFFF" w:color="auto" w:val="clear"/>
             <w:tcMar>
               <w:top w:type="dxa" w:w="60"/>
@@ -15543,7 +15545,7 @@
             <w:pPr>
               <w:spacing w:after="20" w:before="0"/>
             </w:pPr>
-            <w:hyperlink w:history="1" r:id="rIdxboogq1gzimvlakqadsqb">
+            <w:hyperlink w:history="1" r:id="rId1trhep6cwrs7jlieljk6l">
               <w:r>
                 <w:rPr>
                   <w:rFonts w:ascii="Arial" w:cs="Arial" w:eastAsia="Arial" w:hAnsi="Arial"/>
@@ -15576,7 +15578,7 @@
               <w:spacing w:after="10" w:before="0"/>
               <w:ind w:left="120"/>
             </w:pPr>
-            <w:hyperlink w:history="1" r:id="rIdxn7lws0anwrqrqkpwx0w_">
+            <w:hyperlink w:history="1" r:id="rIdlh_oiqhe2v2iz_dm4pcbn">
               <w:r>
                 <w:rPr>
                   <w:rFonts w:ascii="Arial" w:cs="Arial" w:eastAsia="Arial" w:hAnsi="Arial"/>
@@ -15621,7 +15623,7 @@
             <w:pPr>
               <w:spacing w:after="20" w:before="0"/>
             </w:pPr>
-            <w:hyperlink w:history="1" r:id="rIdxicrxljvu4kaj_ysy3a7c">
+            <w:hyperlink w:history="1" r:id="rIdzghzb-voe_geb5ei_cegn">
               <w:r>
                 <w:rPr>
                   <w:rFonts w:ascii="Arial" w:cs="Arial" w:eastAsia="Arial" w:hAnsi="Arial"/>
@@ -15654,7 +15656,7 @@
               <w:spacing w:after="10" w:before="0"/>
               <w:ind w:left="120"/>
             </w:pPr>
-            <w:hyperlink w:history="1" r:id="rIdt3zdy5yw60ep173prfbbn">
+            <w:hyperlink w:history="1" r:id="rIdevegluuyaww7w9l_u1r_l">
               <w:r>
                 <w:rPr>
                   <w:rFonts w:ascii="Arial" w:cs="Arial" w:eastAsia="Arial" w:hAnsi="Arial"/>
@@ -15670,7 +15672,7 @@
         </w:tc>
         <w:tc>
           <w:tcPr>
-            <w:tcW w:type="dxa" w:w="2556"/>
+            <w:tcW w:type="dxa" w:w="3324"/>
             <w:shd w:fill="FFFFFF" w:color="auto" w:val="clear"/>
             <w:tcMar>
               <w:top w:type="dxa" w:w="60"/>
@@ -15778,7 +15780,7 @@
         </w:tc>
         <w:tc>
           <w:tcPr>
-            <w:tcW w:type="dxa" w:w="2556"/>
+            <w:tcW w:type="dxa" w:w="2300"/>
             <w:shd w:fill="F2F2F2" w:color="auto" w:val="clear"/>
             <w:tcMar>
               <w:top w:type="dxa" w:w="60"/>
@@ -15829,7 +15831,7 @@
         </w:tc>
         <w:tc>
           <w:tcPr>
-            <w:tcW w:type="dxa" w:w="2556"/>
+            <w:tcW w:type="dxa" w:w="2300"/>
             <w:shd w:fill="FFFFFF" w:color="auto" w:val="clear"/>
             <w:tcMar>
               <w:top w:type="dxa" w:w="60"/>
@@ -15914,7 +15916,7 @@
         </w:tc>
         <w:tc>
           <w:tcPr>
-            <w:tcW w:type="dxa" w:w="2556"/>
+            <w:tcW w:type="dxa" w:w="2300"/>
             <w:shd w:fill="FFFFFF" w:color="auto" w:val="clear"/>
             <w:tcMar>
               <w:top w:type="dxa" w:w="60"/>
@@ -15976,7 +15978,7 @@
             <w:pPr>
               <w:spacing w:after="20" w:before="0"/>
             </w:pPr>
-            <w:hyperlink w:history="1" r:id="rIdwdrreoufvn5x4b67j8ixi">
+            <w:hyperlink w:history="1" r:id="rId_ng7qxnbb3le-ttqyasv3">
               <w:r>
                 <w:rPr>
                   <w:rFonts w:ascii="Arial" w:cs="Arial" w:eastAsia="Arial" w:hAnsi="Arial"/>
@@ -16009,7 +16011,7 @@
               <w:spacing w:after="10" w:before="0"/>
               <w:ind w:left="120"/>
             </w:pPr>
-            <w:hyperlink w:history="1" r:id="rIdyxg76d9hjs0uplls6s16_">
+            <w:hyperlink w:history="1" r:id="rIdxdggotq9yhscinmxwxrv6">
               <w:r>
                 <w:rPr>
                   <w:rFonts w:ascii="Arial" w:cs="Arial" w:eastAsia="Arial" w:hAnsi="Arial"/>
@@ -16054,7 +16056,7 @@
             <w:pPr>
               <w:spacing w:after="20" w:before="0"/>
             </w:pPr>
-            <w:hyperlink w:history="1" r:id="rIdbqshdlrarxvtut-an4r3j">
+            <w:hyperlink w:history="1" r:id="rId7o3baapn0i0amttq1z8ov">
               <w:r>
                 <w:rPr>
                   <w:rFonts w:ascii="Arial" w:cs="Arial" w:eastAsia="Arial" w:hAnsi="Arial"/>
@@ -16087,7 +16089,7 @@
               <w:spacing w:after="10" w:before="0"/>
               <w:ind w:left="120"/>
             </w:pPr>
-            <w:hyperlink w:history="1" r:id="rIdrlypyisxe53fcwjzgudwi">
+            <w:hyperlink w:history="1" r:id="rIdxzq4in-oxdhhnlt-cv60x">
               <w:r>
                 <w:rPr>
                   <w:rFonts w:ascii="Arial" w:cs="Arial" w:eastAsia="Arial" w:hAnsi="Arial"/>
@@ -16103,7 +16105,7 @@
         </w:tc>
         <w:tc>
           <w:tcPr>
-            <w:tcW w:type="dxa" w:w="2556"/>
+            <w:tcW w:type="dxa" w:w="3324"/>
             <w:shd w:fill="FFFFFF" w:color="auto" w:val="clear"/>
             <w:tcMar>
               <w:top w:type="dxa" w:w="60"/>
@@ -16154,7 +16156,7 @@
         </w:tc>
         <w:tc>
           <w:tcPr>
-            <w:tcW w:type="dxa" w:w="2556"/>
+            <w:tcW w:type="dxa" w:w="2300"/>
             <w:shd w:fill="F2F2F2" w:color="auto" w:val="clear"/>
             <w:tcMar>
               <w:top w:type="dxa" w:w="60"/>
@@ -16186,7 +16188,7 @@
         </w:tc>
         <w:tc>
           <w:tcPr>
-            <w:tcW w:type="dxa" w:w="2556"/>
+            <w:tcW w:type="dxa" w:w="2300"/>
             <w:shd w:fill="FFFFFF" w:color="auto" w:val="clear"/>
             <w:tcMar>
               <w:top w:type="dxa" w:w="60"/>
@@ -16252,7 +16254,7 @@
         </w:tc>
         <w:tc>
           <w:tcPr>
-            <w:tcW w:type="dxa" w:w="2556"/>
+            <w:tcW w:type="dxa" w:w="2300"/>
             <w:shd w:fill="FFFFFF" w:color="auto" w:val="clear"/>
             <w:tcMar>
               <w:top w:type="dxa" w:w="60"/>
@@ -16314,7 +16316,7 @@
             <w:pPr>
               <w:spacing w:after="20" w:before="0"/>
             </w:pPr>
-            <w:hyperlink w:history="1" r:id="rIdikm820xdvzwo9ol26sjgs">
+            <w:hyperlink w:history="1" r:id="rIdmkbkwqhhghlwh9yzcwcvf">
               <w:r>
                 <w:rPr>
                   <w:rFonts w:ascii="Arial" w:cs="Arial" w:eastAsia="Arial" w:hAnsi="Arial"/>
@@ -16347,7 +16349,7 @@
               <w:spacing w:after="10" w:before="0"/>
               <w:ind w:left="120"/>
             </w:pPr>
-            <w:hyperlink w:history="1" r:id="rId05wcniolwdz17-mtinja8">
+            <w:hyperlink w:history="1" r:id="rIdy2rm9xrhvdgxrrxxqgimw">
               <w:r>
                 <w:rPr>
                   <w:rFonts w:ascii="Arial" w:cs="Arial" w:eastAsia="Arial" w:hAnsi="Arial"/>
@@ -16392,7 +16394,7 @@
             <w:pPr>
               <w:spacing w:after="20" w:before="0"/>
             </w:pPr>
-            <w:hyperlink w:history="1" r:id="rIdflrogzznj7rdcsq0uovpx">
+            <w:hyperlink w:history="1" r:id="rId12ug9zajlkztpd9ttws45">
               <w:r>
                 <w:rPr>
                   <w:rFonts w:ascii="Arial" w:cs="Arial" w:eastAsia="Arial" w:hAnsi="Arial"/>
@@ -16425,7 +16427,7 @@
               <w:spacing w:after="10" w:before="0"/>
               <w:ind w:left="120"/>
             </w:pPr>
-            <w:hyperlink w:history="1" r:id="rIdwavgq41dirqxgpi9zqrc_">
+            <w:hyperlink w:history="1" r:id="rIdcpycvqyvgdagx2s2oqwjs">
               <w:r>
                 <w:rPr>
                   <w:rFonts w:ascii="Arial" w:cs="Arial" w:eastAsia="Arial" w:hAnsi="Arial"/>
@@ -16441,7 +16443,7 @@
         </w:tc>
         <w:tc>
           <w:tcPr>
-            <w:tcW w:type="dxa" w:w="2556"/>
+            <w:tcW w:type="dxa" w:w="3324"/>
             <w:shd w:fill="FFFFFF" w:color="auto" w:val="clear"/>
             <w:tcMar>
               <w:top w:type="dxa" w:w="60"/>
@@ -16492,7 +16494,7 @@
         </w:tc>
         <w:tc>
           <w:tcPr>
-            <w:tcW w:type="dxa" w:w="2556"/>
+            <w:tcW w:type="dxa" w:w="2300"/>
             <w:shd w:fill="F2F2F2" w:color="auto" w:val="clear"/>
             <w:tcMar>
               <w:top w:type="dxa" w:w="60"/>
@@ -16524,7 +16526,7 @@
         </w:tc>
         <w:tc>
           <w:tcPr>
-            <w:tcW w:type="dxa" w:w="2556"/>
+            <w:tcW w:type="dxa" w:w="2300"/>
             <w:shd w:fill="FFFFFF" w:color="auto" w:val="clear"/>
             <w:tcMar>
               <w:top w:type="dxa" w:w="60"/>
@@ -18084,11 +18086,11 @@
       </w:tblPr>
       <w:tblGrid>
         <w:gridCol w:w="900"/>
+        <w:gridCol w:w="2300"/>
         <w:gridCol w:w="2556"/>
-        <w:gridCol w:w="2556"/>
-        <w:gridCol w:w="2556"/>
-        <w:gridCol w:w="2556"/>
-        <w:gridCol w:w="2556"/>
+        <w:gridCol w:w="3324"/>
+        <w:gridCol w:w="2300"/>
+        <w:gridCol w:w="2300"/>
       </w:tblGrid>
       <w:tr>
         <w:tc>
@@ -18160,7 +18162,7 @@
         </w:tc>
         <w:tc>
           <w:tcPr>
-            <w:tcW w:type="dxa" w:w="2556"/>
+            <w:tcW w:type="dxa" w:w="2300"/>
             <w:shd w:fill="2E75B6" w:color="auto" w:val="clear"/>
             <w:tcMar>
               <w:top w:type="dxa" w:w="60"/>
@@ -18224,7 +18226,7 @@
         </w:tc>
         <w:tc>
           <w:tcPr>
-            <w:tcW w:type="dxa" w:w="2556"/>
+            <w:tcW w:type="dxa" w:w="3324"/>
             <w:shd w:fill="2E75B6" w:color="auto" w:val="clear"/>
             <w:tcMar>
               <w:top w:type="dxa" w:w="60"/>
@@ -18256,7 +18258,7 @@
         </w:tc>
         <w:tc>
           <w:tcPr>
-            <w:tcW w:type="dxa" w:w="2556"/>
+            <w:tcW w:type="dxa" w:w="2300"/>
             <w:shd w:fill="1F6B75" w:color="auto" w:val="clear"/>
             <w:tcMar>
               <w:top w:type="dxa" w:w="60"/>
@@ -18288,7 +18290,7 @@
         </w:tc>
         <w:tc>
           <w:tcPr>
-            <w:tcW w:type="dxa" w:w="2556"/>
+            <w:tcW w:type="dxa" w:w="2300"/>
             <w:shd w:fill="2E75B6" w:color="auto" w:val="clear"/>
             <w:tcMar>
               <w:top w:type="dxa" w:w="60"/>
@@ -18354,7 +18356,7 @@
         </w:tc>
         <w:tc>
           <w:tcPr>
-            <w:tcW w:type="dxa" w:w="2556"/>
+            <w:tcW w:type="dxa" w:w="2300"/>
             <w:shd w:fill="FFFFFF" w:color="auto" w:val="clear"/>
             <w:tcMar>
               <w:top w:type="dxa" w:w="60"/>
@@ -18416,7 +18418,7 @@
             <w:pPr>
               <w:spacing w:after="20" w:before="0"/>
             </w:pPr>
-            <w:hyperlink w:history="1" r:id="rIdnx-bo33pkyeyvpdma3z7s">
+            <w:hyperlink w:history="1" r:id="rIdwdznop95cgggb8uuluc6f">
               <w:r>
                 <w:rPr>
                   <w:rFonts w:ascii="Arial" w:cs="Arial" w:eastAsia="Arial" w:hAnsi="Arial"/>
@@ -18449,7 +18451,7 @@
               <w:spacing w:after="10" w:before="0"/>
               <w:ind w:left="120"/>
             </w:pPr>
-            <w:hyperlink w:history="1" r:id="rIdwhl26etzkngjgqvwex8ku">
+            <w:hyperlink w:history="1" r:id="rIdj80psqnxdritkpn5esx4l">
               <w:r>
                 <w:rPr>
                   <w:rFonts w:ascii="Arial" w:cs="Arial" w:eastAsia="Arial" w:hAnsi="Arial"/>
@@ -18494,7 +18496,7 @@
             <w:pPr>
               <w:spacing w:after="20" w:before="0"/>
             </w:pPr>
-            <w:hyperlink w:history="1" r:id="rIdnrnkcm1lhfsxnxyojkxui">
+            <w:hyperlink w:history="1" r:id="rIdziar-zk7ocz1b-pikmkik">
               <w:r>
                 <w:rPr>
                   <w:rFonts w:ascii="Arial" w:cs="Arial" w:eastAsia="Arial" w:hAnsi="Arial"/>
@@ -18527,7 +18529,7 @@
               <w:spacing w:after="10" w:before="0"/>
               <w:ind w:left="120"/>
             </w:pPr>
-            <w:hyperlink w:history="1" r:id="rIdahgfk2trcbb0qobj_n2sc">
+            <w:hyperlink w:history="1" r:id="rId_sks82gp3hvy-xfmzqpdh">
               <w:r>
                 <w:rPr>
                   <w:rFonts w:ascii="Arial" w:cs="Arial" w:eastAsia="Arial" w:hAnsi="Arial"/>
@@ -18543,7 +18545,7 @@
         </w:tc>
         <w:tc>
           <w:tcPr>
-            <w:tcW w:type="dxa" w:w="2556"/>
+            <w:tcW w:type="dxa" w:w="3324"/>
             <w:shd w:fill="FFFFFF" w:color="auto" w:val="clear"/>
             <w:tcMar>
               <w:top w:type="dxa" w:w="60"/>
@@ -18613,7 +18615,7 @@
         </w:tc>
         <w:tc>
           <w:tcPr>
-            <w:tcW w:type="dxa" w:w="2556"/>
+            <w:tcW w:type="dxa" w:w="2300"/>
             <w:shd w:fill="F2F2F2" w:color="auto" w:val="clear"/>
             <w:tcMar>
               <w:top w:type="dxa" w:w="60"/>
@@ -18664,7 +18666,7 @@
         </w:tc>
         <w:tc>
           <w:tcPr>
-            <w:tcW w:type="dxa" w:w="2556"/>
+            <w:tcW w:type="dxa" w:w="2300"/>
             <w:shd w:fill="FFFFFF" w:color="auto" w:val="clear"/>
             <w:tcMar>
               <w:top w:type="dxa" w:w="60"/>
@@ -18730,7 +18732,7 @@
         </w:tc>
         <w:tc>
           <w:tcPr>
-            <w:tcW w:type="dxa" w:w="2556"/>
+            <w:tcW w:type="dxa" w:w="2300"/>
             <w:shd w:fill="FFFFFF" w:color="auto" w:val="clear"/>
             <w:tcMar>
               <w:top w:type="dxa" w:w="60"/>
@@ -18849,7 +18851,7 @@
             <w:pPr>
               <w:spacing w:after="20" w:before="0"/>
             </w:pPr>
-            <w:hyperlink w:history="1" r:id="rIdob-3tkvkx-ccn7a6vobe4">
+            <w:hyperlink w:history="1" r:id="rIdp1hzzusryhi7gvfzuyb5j">
               <w:r>
                 <w:rPr>
                   <w:rFonts w:ascii="Arial" w:cs="Arial" w:eastAsia="Arial" w:hAnsi="Arial"/>
@@ -18882,7 +18884,7 @@
               <w:spacing w:after="10" w:before="0"/>
               <w:ind w:left="120"/>
             </w:pPr>
-            <w:hyperlink w:history="1" r:id="rIdxjeavu5jc8zxw6_ieovok">
+            <w:hyperlink w:history="1" r:id="rId89ksztkdkfyb9anfz6tdx">
               <w:r>
                 <w:rPr>
                   <w:rFonts w:ascii="Arial" w:cs="Arial" w:eastAsia="Arial" w:hAnsi="Arial"/>
@@ -18927,7 +18929,7 @@
             <w:pPr>
               <w:spacing w:after="20" w:before="0"/>
             </w:pPr>
-            <w:hyperlink w:history="1" r:id="rId9mzldzyq-1npotbyqkh5h">
+            <w:hyperlink w:history="1" r:id="rIdc3bixi2yfmrhla3rwwdue">
               <w:r>
                 <w:rPr>
                   <w:rFonts w:ascii="Arial" w:cs="Arial" w:eastAsia="Arial" w:hAnsi="Arial"/>
@@ -18960,7 +18962,7 @@
               <w:spacing w:after="10" w:before="0"/>
               <w:ind w:left="120"/>
             </w:pPr>
-            <w:hyperlink w:history="1" r:id="rId0go64tbzgrxoysapr9wy0">
+            <w:hyperlink w:history="1" r:id="rIdty0le6gfghkq-hgibuxnj">
               <w:r>
                 <w:rPr>
                   <w:rFonts w:ascii="Arial" w:cs="Arial" w:eastAsia="Arial" w:hAnsi="Arial"/>
@@ -18976,7 +18978,7 @@
         </w:tc>
         <w:tc>
           <w:tcPr>
-            <w:tcW w:type="dxa" w:w="2556"/>
+            <w:tcW w:type="dxa" w:w="3324"/>
             <w:shd w:fill="FFFFFF" w:color="auto" w:val="clear"/>
             <w:tcMar>
               <w:top w:type="dxa" w:w="60"/>
@@ -19046,7 +19048,7 @@
         </w:tc>
         <w:tc>
           <w:tcPr>
-            <w:tcW w:type="dxa" w:w="2556"/>
+            <w:tcW w:type="dxa" w:w="2300"/>
             <w:shd w:fill="F2F2F2" w:color="auto" w:val="clear"/>
             <w:tcMar>
               <w:top w:type="dxa" w:w="60"/>
@@ -19097,7 +19099,7 @@
         </w:tc>
         <w:tc>
           <w:tcPr>
-            <w:tcW w:type="dxa" w:w="2556"/>
+            <w:tcW w:type="dxa" w:w="2300"/>
             <w:shd w:fill="FFFFFF" w:color="auto" w:val="clear"/>
             <w:tcMar>
               <w:top w:type="dxa" w:w="60"/>
@@ -19182,7 +19184,7 @@
         </w:tc>
         <w:tc>
           <w:tcPr>
-            <w:tcW w:type="dxa" w:w="2556"/>
+            <w:tcW w:type="dxa" w:w="2300"/>
             <w:shd w:fill="FFFFFF" w:color="auto" w:val="clear"/>
             <w:tcMar>
               <w:top w:type="dxa" w:w="60"/>
@@ -19263,7 +19265,7 @@
             <w:pPr>
               <w:spacing w:after="20" w:before="0"/>
             </w:pPr>
-            <w:hyperlink w:history="1" r:id="rIdevbmaq8zlx_qg1v_8zkdj">
+            <w:hyperlink w:history="1" r:id="rIdvtjyypuadwz4irkrau-ak">
               <w:r>
                 <w:rPr>
                   <w:rFonts w:ascii="Arial" w:cs="Arial" w:eastAsia="Arial" w:hAnsi="Arial"/>
@@ -19296,7 +19298,7 @@
               <w:spacing w:after="10" w:before="0"/>
               <w:ind w:left="120"/>
             </w:pPr>
-            <w:hyperlink w:history="1" r:id="rId5m0m0a8eksogs-4ew7i6j">
+            <w:hyperlink w:history="1" r:id="rId9yogydaik6ezcogkjtt4k">
               <w:r>
                 <w:rPr>
                   <w:rFonts w:ascii="Arial" w:cs="Arial" w:eastAsia="Arial" w:hAnsi="Arial"/>
@@ -19341,7 +19343,7 @@
             <w:pPr>
               <w:spacing w:after="20" w:before="0"/>
             </w:pPr>
-            <w:hyperlink w:history="1" r:id="rIdqom6bfi_7bv8z49rsehdh">
+            <w:hyperlink w:history="1" r:id="rIdgex2cqnkwr-wkleitheir">
               <w:r>
                 <w:rPr>
                   <w:rFonts w:ascii="Arial" w:cs="Arial" w:eastAsia="Arial" w:hAnsi="Arial"/>
@@ -19374,7 +19376,7 @@
               <w:spacing w:after="10" w:before="0"/>
               <w:ind w:left="120"/>
             </w:pPr>
-            <w:hyperlink w:history="1" r:id="rIdzzpo-bzh0eh1nqa_e15uw">
+            <w:hyperlink w:history="1" r:id="rIdjzq19v7d_itabqnlljqfc">
               <w:r>
                 <w:rPr>
                   <w:rFonts w:ascii="Arial" w:cs="Arial" w:eastAsia="Arial" w:hAnsi="Arial"/>
@@ -19390,7 +19392,7 @@
         </w:tc>
         <w:tc>
           <w:tcPr>
-            <w:tcW w:type="dxa" w:w="2556"/>
+            <w:tcW w:type="dxa" w:w="3324"/>
             <w:shd w:fill="FFFFFF" w:color="auto" w:val="clear"/>
             <w:tcMar>
               <w:top w:type="dxa" w:w="60"/>
@@ -19460,7 +19462,7 @@
         </w:tc>
         <w:tc>
           <w:tcPr>
-            <w:tcW w:type="dxa" w:w="2556"/>
+            <w:tcW w:type="dxa" w:w="2300"/>
             <w:shd w:fill="F2F2F2" w:color="auto" w:val="clear"/>
             <w:tcMar>
               <w:top w:type="dxa" w:w="60"/>
@@ -19511,7 +19513,7 @@
         </w:tc>
         <w:tc>
           <w:tcPr>
-            <w:tcW w:type="dxa" w:w="2556"/>
+            <w:tcW w:type="dxa" w:w="2300"/>
             <w:shd w:fill="FFFFFF" w:color="auto" w:val="clear"/>
             <w:tcMar>
               <w:top w:type="dxa" w:w="60"/>
@@ -19596,7 +19598,7 @@
         </w:tc>
         <w:tc>
           <w:tcPr>
-            <w:tcW w:type="dxa" w:w="2556"/>
+            <w:tcW w:type="dxa" w:w="2300"/>
             <w:shd w:fill="FFFFFF" w:color="auto" w:val="clear"/>
             <w:tcMar>
               <w:top w:type="dxa" w:w="60"/>
@@ -19658,7 +19660,7 @@
             <w:pPr>
               <w:spacing w:after="20" w:before="0"/>
             </w:pPr>
-            <w:hyperlink w:history="1" r:id="rIdm6ezo6przs8vpavrm81wt">
+            <w:hyperlink w:history="1" r:id="rIduysqjfnqlnts-qybe8aoa">
               <w:r>
                 <w:rPr>
                   <w:rFonts w:ascii="Arial" w:cs="Arial" w:eastAsia="Arial" w:hAnsi="Arial"/>
@@ -19691,7 +19693,7 @@
               <w:spacing w:after="10" w:before="0"/>
               <w:ind w:left="120"/>
             </w:pPr>
-            <w:hyperlink w:history="1" r:id="rIdtjiztddwrferv_nqv1fan">
+            <w:hyperlink w:history="1" r:id="rIdkp6lv-vvwcjxllsy1rhv-">
               <w:r>
                 <w:rPr>
                   <w:rFonts w:ascii="Arial" w:cs="Arial" w:eastAsia="Arial" w:hAnsi="Arial"/>
@@ -19736,7 +19738,7 @@
             <w:pPr>
               <w:spacing w:after="20" w:before="0"/>
             </w:pPr>
-            <w:hyperlink w:history="1" r:id="rIdsi68rtmnbjcg77vpk0iwf">
+            <w:hyperlink w:history="1" r:id="rIdpt5wdmoeimspedd2dicqs">
               <w:r>
                 <w:rPr>
                   <w:rFonts w:ascii="Arial" w:cs="Arial" w:eastAsia="Arial" w:hAnsi="Arial"/>
@@ -19769,7 +19771,7 @@
               <w:spacing w:after="10" w:before="0"/>
               <w:ind w:left="120"/>
             </w:pPr>
-            <w:hyperlink w:history="1" r:id="rId3gu5vt9gxofc8bnmjep9b">
+            <w:hyperlink w:history="1" r:id="rIdatpgwonh6o_2-7iboymyb">
               <w:r>
                 <w:rPr>
                   <w:rFonts w:ascii="Arial" w:cs="Arial" w:eastAsia="Arial" w:hAnsi="Arial"/>
@@ -19785,7 +19787,7 @@
         </w:tc>
         <w:tc>
           <w:tcPr>
-            <w:tcW w:type="dxa" w:w="2556"/>
+            <w:tcW w:type="dxa" w:w="3324"/>
             <w:shd w:fill="FFFFFF" w:color="auto" w:val="clear"/>
             <w:tcMar>
               <w:top w:type="dxa" w:w="60"/>
@@ -19836,7 +19838,7 @@
         </w:tc>
         <w:tc>
           <w:tcPr>
-            <w:tcW w:type="dxa" w:w="2556"/>
+            <w:tcW w:type="dxa" w:w="2300"/>
             <w:shd w:fill="F2F2F2" w:color="auto" w:val="clear"/>
             <w:tcMar>
               <w:top w:type="dxa" w:w="60"/>
@@ -19868,7 +19870,7 @@
         </w:tc>
         <w:tc>
           <w:tcPr>
-            <w:tcW w:type="dxa" w:w="2556"/>
+            <w:tcW w:type="dxa" w:w="2300"/>
             <w:shd w:fill="FFFFFF" w:color="auto" w:val="clear"/>
             <w:tcMar>
               <w:top w:type="dxa" w:w="60"/>
@@ -19934,7 +19936,7 @@
         </w:tc>
         <w:tc>
           <w:tcPr>
-            <w:tcW w:type="dxa" w:w="2556"/>
+            <w:tcW w:type="dxa" w:w="2300"/>
             <w:shd w:fill="FFFFFF" w:color="auto" w:val="clear"/>
             <w:tcMar>
               <w:top w:type="dxa" w:w="60"/>
@@ -19996,7 +19998,7 @@
             <w:pPr>
               <w:spacing w:after="20" w:before="0"/>
             </w:pPr>
-            <w:hyperlink w:history="1" r:id="rIdoefls4tj1cls5lntjcora">
+            <w:hyperlink w:history="1" r:id="rIdot-iafk_bejsklvzphjn9">
               <w:r>
                 <w:rPr>
                   <w:rFonts w:ascii="Arial" w:cs="Arial" w:eastAsia="Arial" w:hAnsi="Arial"/>
@@ -20029,7 +20031,7 @@
               <w:spacing w:after="10" w:before="0"/>
               <w:ind w:left="120"/>
             </w:pPr>
-            <w:hyperlink w:history="1" r:id="rIdmdn74768w7b6nk2jpz77r">
+            <w:hyperlink w:history="1" r:id="rIdozpjiz7muxkmg6bu1eyxp">
               <w:r>
                 <w:rPr>
                   <w:rFonts w:ascii="Arial" w:cs="Arial" w:eastAsia="Arial" w:hAnsi="Arial"/>
@@ -20074,7 +20076,7 @@
             <w:pPr>
               <w:spacing w:after="20" w:before="0"/>
             </w:pPr>
-            <w:hyperlink w:history="1" r:id="rId1excwsp9smai5sqfdgimq">
+            <w:hyperlink w:history="1" r:id="rIdze8q-tq2jtd7xsqsrv-c8">
               <w:r>
                 <w:rPr>
                   <w:rFonts w:ascii="Arial" w:cs="Arial" w:eastAsia="Arial" w:hAnsi="Arial"/>
@@ -20107,7 +20109,7 @@
               <w:spacing w:after="10" w:before="0"/>
               <w:ind w:left="120"/>
             </w:pPr>
-            <w:hyperlink w:history="1" r:id="rIdugjjz8mpsfhzsoucbobgt">
+            <w:hyperlink w:history="1" r:id="rIdiqzlrmlh5lubxkvmrxkic">
               <w:r>
                 <w:rPr>
                   <w:rFonts w:ascii="Arial" w:cs="Arial" w:eastAsia="Arial" w:hAnsi="Arial"/>
@@ -20123,7 +20125,7 @@
         </w:tc>
         <w:tc>
           <w:tcPr>
-            <w:tcW w:type="dxa" w:w="2556"/>
+            <w:tcW w:type="dxa" w:w="3324"/>
             <w:shd w:fill="FFFFFF" w:color="auto" w:val="clear"/>
             <w:tcMar>
               <w:top w:type="dxa" w:w="60"/>
@@ -20174,7 +20176,7 @@
         </w:tc>
         <w:tc>
           <w:tcPr>
-            <w:tcW w:type="dxa" w:w="2556"/>
+            <w:tcW w:type="dxa" w:w="2300"/>
             <w:shd w:fill="F2F2F2" w:color="auto" w:val="clear"/>
             <w:tcMar>
               <w:top w:type="dxa" w:w="60"/>
@@ -20206,7 +20208,7 @@
         </w:tc>
         <w:tc>
           <w:tcPr>
-            <w:tcW w:type="dxa" w:w="2556"/>
+            <w:tcW w:type="dxa" w:w="2300"/>
             <w:shd w:fill="FFFFFF" w:color="auto" w:val="clear"/>
             <w:tcMar>
               <w:top w:type="dxa" w:w="60"/>
@@ -21747,11 +21749,11 @@
       </w:tblPr>
       <w:tblGrid>
         <w:gridCol w:w="900"/>
+        <w:gridCol w:w="2300"/>
         <w:gridCol w:w="2556"/>
-        <w:gridCol w:w="2556"/>
-        <w:gridCol w:w="2556"/>
-        <w:gridCol w:w="2556"/>
-        <w:gridCol w:w="2556"/>
+        <w:gridCol w:w="3324"/>
+        <w:gridCol w:w="2300"/>
+        <w:gridCol w:w="2300"/>
       </w:tblGrid>
       <w:tr>
         <w:tc>
@@ -21823,7 +21825,7 @@
         </w:tc>
         <w:tc>
           <w:tcPr>
-            <w:tcW w:type="dxa" w:w="2556"/>
+            <w:tcW w:type="dxa" w:w="2300"/>
             <w:shd w:fill="2E75B6" w:color="auto" w:val="clear"/>
             <w:tcMar>
               <w:top w:type="dxa" w:w="60"/>
@@ -21887,7 +21889,7 @@
         </w:tc>
         <w:tc>
           <w:tcPr>
-            <w:tcW w:type="dxa" w:w="2556"/>
+            <w:tcW w:type="dxa" w:w="3324"/>
             <w:shd w:fill="2E75B6" w:color="auto" w:val="clear"/>
             <w:tcMar>
               <w:top w:type="dxa" w:w="60"/>
@@ -21919,7 +21921,7 @@
         </w:tc>
         <w:tc>
           <w:tcPr>
-            <w:tcW w:type="dxa" w:w="2556"/>
+            <w:tcW w:type="dxa" w:w="2300"/>
             <w:shd w:fill="1F6B75" w:color="auto" w:val="clear"/>
             <w:tcMar>
               <w:top w:type="dxa" w:w="60"/>
@@ -21951,7 +21953,7 @@
         </w:tc>
         <w:tc>
           <w:tcPr>
-            <w:tcW w:type="dxa" w:w="2556"/>
+            <w:tcW w:type="dxa" w:w="2300"/>
             <w:shd w:fill="2E75B6" w:color="auto" w:val="clear"/>
             <w:tcMar>
               <w:top w:type="dxa" w:w="60"/>
@@ -22017,7 +22019,7 @@
         </w:tc>
         <w:tc>
           <w:tcPr>
-            <w:tcW w:type="dxa" w:w="2556"/>
+            <w:tcW w:type="dxa" w:w="2300"/>
             <w:shd w:fill="FFFFFF" w:color="auto" w:val="clear"/>
             <w:tcMar>
               <w:top w:type="dxa" w:w="60"/>
@@ -22117,7 +22119,7 @@
             <w:pPr>
               <w:spacing w:after="20" w:before="0"/>
             </w:pPr>
-            <w:hyperlink w:history="1" r:id="rIdiovy0ghxwqdzkkt52-cdb">
+            <w:hyperlink w:history="1" r:id="rIdxz0_4r0mwtcc4vbzxo9r4">
               <w:r>
                 <w:rPr>
                   <w:rFonts w:ascii="Arial" w:cs="Arial" w:eastAsia="Arial" w:hAnsi="Arial"/>
@@ -22150,7 +22152,7 @@
               <w:spacing w:after="10" w:before="0"/>
               <w:ind w:left="120"/>
             </w:pPr>
-            <w:hyperlink w:history="1" r:id="rIdlm8k2gqsj4_8cjrbkeuzp">
+            <w:hyperlink w:history="1" r:id="rIdw8vohv6hqk2ar4je8qnab">
               <w:r>
                 <w:rPr>
                   <w:rFonts w:ascii="Arial" w:cs="Arial" w:eastAsia="Arial" w:hAnsi="Arial"/>
@@ -22195,7 +22197,7 @@
             <w:pPr>
               <w:spacing w:after="20" w:before="0"/>
             </w:pPr>
-            <w:hyperlink w:history="1" r:id="rIdiydz6pfoaw5dj0k5oyh9x">
+            <w:hyperlink w:history="1" r:id="rIdy77tow9eo17lgkuy7ms3h">
               <w:r>
                 <w:rPr>
                   <w:rFonts w:ascii="Arial" w:cs="Arial" w:eastAsia="Arial" w:hAnsi="Arial"/>
@@ -22228,7 +22230,7 @@
               <w:spacing w:after="10" w:before="0"/>
               <w:ind w:left="120"/>
             </w:pPr>
-            <w:hyperlink w:history="1" r:id="rIdomyiijc69-pquwhdezgfm">
+            <w:hyperlink w:history="1" r:id="rIdt-fpc9aytqmva4vx5evb6">
               <w:r>
                 <w:rPr>
                   <w:rFonts w:ascii="Arial" w:cs="Arial" w:eastAsia="Arial" w:hAnsi="Arial"/>
@@ -22244,7 +22246,7 @@
         </w:tc>
         <w:tc>
           <w:tcPr>
-            <w:tcW w:type="dxa" w:w="2556"/>
+            <w:tcW w:type="dxa" w:w="3324"/>
             <w:shd w:fill="FFFFFF" w:color="auto" w:val="clear"/>
             <w:tcMar>
               <w:top w:type="dxa" w:w="60"/>
@@ -22314,7 +22316,7 @@
         </w:tc>
         <w:tc>
           <w:tcPr>
-            <w:tcW w:type="dxa" w:w="2556"/>
+            <w:tcW w:type="dxa" w:w="2300"/>
             <w:shd w:fill="F2F2F2" w:color="auto" w:val="clear"/>
             <w:tcMar>
               <w:top w:type="dxa" w:w="60"/>
@@ -22365,7 +22367,7 @@
         </w:tc>
         <w:tc>
           <w:tcPr>
-            <w:tcW w:type="dxa" w:w="2556"/>
+            <w:tcW w:type="dxa" w:w="2300"/>
             <w:shd w:fill="FFFFFF" w:color="auto" w:val="clear"/>
             <w:tcMar>
               <w:top w:type="dxa" w:w="60"/>
@@ -22450,7 +22452,7 @@
         </w:tc>
         <w:tc>
           <w:tcPr>
-            <w:tcW w:type="dxa" w:w="2556"/>
+            <w:tcW w:type="dxa" w:w="2300"/>
             <w:shd w:fill="FFFFFF" w:color="auto" w:val="clear"/>
             <w:tcMar>
               <w:top w:type="dxa" w:w="60"/>
@@ -22630,7 +22632,7 @@
             <w:pPr>
               <w:spacing w:after="20" w:before="0"/>
             </w:pPr>
-            <w:hyperlink w:history="1" r:id="rIdct-1sfssztvlxh589wicj">
+            <w:hyperlink w:history="1" r:id="rIdk1pedlvjqio7ktomyguey">
               <w:r>
                 <w:rPr>
                   <w:rFonts w:ascii="Arial" w:cs="Arial" w:eastAsia="Arial" w:hAnsi="Arial"/>
@@ -22663,7 +22665,7 @@
               <w:spacing w:after="10" w:before="0"/>
               <w:ind w:left="120"/>
             </w:pPr>
-            <w:hyperlink w:history="1" r:id="rId2bt_92iaqukankjwsak_b">
+            <w:hyperlink w:history="1" r:id="rIddos8g8fg5yqp4_8hy5m0w">
               <w:r>
                 <w:rPr>
                   <w:rFonts w:ascii="Arial" w:cs="Arial" w:eastAsia="Arial" w:hAnsi="Arial"/>
@@ -22708,7 +22710,7 @@
             <w:pPr>
               <w:spacing w:after="20" w:before="0"/>
             </w:pPr>
-            <w:hyperlink w:history="1" r:id="rIdybkq6gnx4lwvzc_8mnl8q">
+            <w:hyperlink w:history="1" r:id="rIdc8uh5sjvqewrus8qkwgvb">
               <w:r>
                 <w:rPr>
                   <w:rFonts w:ascii="Arial" w:cs="Arial" w:eastAsia="Arial" w:hAnsi="Arial"/>
@@ -22741,7 +22743,7 @@
               <w:spacing w:after="10" w:before="0"/>
               <w:ind w:left="120"/>
             </w:pPr>
-            <w:hyperlink w:history="1" r:id="rIdg4i4hd4e9uubt3oqaxqtk">
+            <w:hyperlink w:history="1" r:id="rIdi1sqmmgyttx3xsmp3q943">
               <w:r>
                 <w:rPr>
                   <w:rFonts w:ascii="Arial" w:cs="Arial" w:eastAsia="Arial" w:hAnsi="Arial"/>
@@ -22757,7 +22759,7 @@
         </w:tc>
         <w:tc>
           <w:tcPr>
-            <w:tcW w:type="dxa" w:w="2556"/>
+            <w:tcW w:type="dxa" w:w="3324"/>
             <w:shd w:fill="FFFFFF" w:color="auto" w:val="clear"/>
             <w:tcMar>
               <w:top w:type="dxa" w:w="60"/>
@@ -22827,7 +22829,7 @@
         </w:tc>
         <w:tc>
           <w:tcPr>
-            <w:tcW w:type="dxa" w:w="2556"/>
+            <w:tcW w:type="dxa" w:w="2300"/>
             <w:shd w:fill="F2F2F2" w:color="auto" w:val="clear"/>
             <w:tcMar>
               <w:top w:type="dxa" w:w="60"/>
@@ -22878,7 +22880,7 @@
         </w:tc>
         <w:tc>
           <w:tcPr>
-            <w:tcW w:type="dxa" w:w="2556"/>
+            <w:tcW w:type="dxa" w:w="2300"/>
             <w:shd w:fill="FFFFFF" w:color="auto" w:val="clear"/>
             <w:tcMar>
               <w:top w:type="dxa" w:w="60"/>
@@ -22982,7 +22984,7 @@
         </w:tc>
         <w:tc>
           <w:tcPr>
-            <w:tcW w:type="dxa" w:w="2556"/>
+            <w:tcW w:type="dxa" w:w="2300"/>
             <w:shd w:fill="FFFFFF" w:color="auto" w:val="clear"/>
             <w:tcMar>
               <w:top w:type="dxa" w:w="60"/>
@@ -23101,7 +23103,7 @@
             <w:pPr>
               <w:spacing w:after="20" w:before="0"/>
             </w:pPr>
-            <w:hyperlink w:history="1" r:id="rId_dbdhkdak9hoqkqtpe4iq">
+            <w:hyperlink w:history="1" r:id="rIdv5egukzbu2wdjrsxmgs9c">
               <w:r>
                 <w:rPr>
                   <w:rFonts w:ascii="Arial" w:cs="Arial" w:eastAsia="Arial" w:hAnsi="Arial"/>
@@ -23134,7 +23136,7 @@
               <w:spacing w:after="10" w:before="0"/>
               <w:ind w:left="120"/>
             </w:pPr>
-            <w:hyperlink w:history="1" r:id="rId9dze--gonlrao19re1yqc">
+            <w:hyperlink w:history="1" r:id="rIdjyv1gbia1qs84yozcctiu">
               <w:r>
                 <w:rPr>
                   <w:rFonts w:ascii="Arial" w:cs="Arial" w:eastAsia="Arial" w:hAnsi="Arial"/>
@@ -23179,7 +23181,7 @@
             <w:pPr>
               <w:spacing w:after="20" w:before="0"/>
             </w:pPr>
-            <w:hyperlink w:history="1" r:id="rIdju48dhtay6k3m4oraivyy">
+            <w:hyperlink w:history="1" r:id="rIdlj24ytu_u4uixuob7avei">
               <w:r>
                 <w:rPr>
                   <w:rFonts w:ascii="Arial" w:cs="Arial" w:eastAsia="Arial" w:hAnsi="Arial"/>
@@ -23212,7 +23214,7 @@
               <w:spacing w:after="10" w:before="0"/>
               <w:ind w:left="120"/>
             </w:pPr>
-            <w:hyperlink w:history="1" r:id="rIdhfvmnmcu6y5xfk1-bsyer">
+            <w:hyperlink w:history="1" r:id="rIdb3t8qe-l2u-kn1j1iywi4">
               <w:r>
                 <w:rPr>
                   <w:rFonts w:ascii="Arial" w:cs="Arial" w:eastAsia="Arial" w:hAnsi="Arial"/>
@@ -23228,7 +23230,7 @@
         </w:tc>
         <w:tc>
           <w:tcPr>
-            <w:tcW w:type="dxa" w:w="2556"/>
+            <w:tcW w:type="dxa" w:w="3324"/>
             <w:shd w:fill="FFFFFF" w:color="auto" w:val="clear"/>
             <w:tcMar>
               <w:top w:type="dxa" w:w="60"/>
@@ -23298,7 +23300,7 @@
         </w:tc>
         <w:tc>
           <w:tcPr>
-            <w:tcW w:type="dxa" w:w="2556"/>
+            <w:tcW w:type="dxa" w:w="2300"/>
             <w:shd w:fill="F2F2F2" w:color="auto" w:val="clear"/>
             <w:tcMar>
               <w:top w:type="dxa" w:w="60"/>
@@ -23330,7 +23332,7 @@
         </w:tc>
         <w:tc>
           <w:tcPr>
-            <w:tcW w:type="dxa" w:w="2556"/>
+            <w:tcW w:type="dxa" w:w="2300"/>
             <w:shd w:fill="FFFFFF" w:color="auto" w:val="clear"/>
             <w:tcMar>
               <w:top w:type="dxa" w:w="60"/>
@@ -23415,7 +23417,7 @@
         </w:tc>
         <w:tc>
           <w:tcPr>
-            <w:tcW w:type="dxa" w:w="2556"/>
+            <w:tcW w:type="dxa" w:w="2300"/>
             <w:shd w:fill="FFFFFF" w:color="auto" w:val="clear"/>
             <w:tcMar>
               <w:top w:type="dxa" w:w="60"/>
@@ -23553,7 +23555,7 @@
             <w:pPr>
               <w:spacing w:after="20" w:before="0"/>
             </w:pPr>
-            <w:hyperlink w:history="1" r:id="rIddkzkhivyiss7ogx9x5pdv">
+            <w:hyperlink w:history="1" r:id="rIdh9u6glcqqwmyyyjev9ll9">
               <w:r>
                 <w:rPr>
                   <w:rFonts w:ascii="Arial" w:cs="Arial" w:eastAsia="Arial" w:hAnsi="Arial"/>
@@ -23586,7 +23588,7 @@
               <w:spacing w:after="10" w:before="0"/>
               <w:ind w:left="120"/>
             </w:pPr>
-            <w:hyperlink w:history="1" r:id="rId7oql3erpvaz6mrpklc0su">
+            <w:hyperlink w:history="1" r:id="rIdnpcvlk9j7iabvkuyy78ps">
               <w:r>
                 <w:rPr>
                   <w:rFonts w:ascii="Arial" w:cs="Arial" w:eastAsia="Arial" w:hAnsi="Arial"/>
@@ -23631,7 +23633,7 @@
             <w:pPr>
               <w:spacing w:after="20" w:before="0"/>
             </w:pPr>
-            <w:hyperlink w:history="1" r:id="rIdd0cwmukizr8q16r-pt8tl">
+            <w:hyperlink w:history="1" r:id="rIdxvywpm6buz7mqdq7o2dgq">
               <w:r>
                 <w:rPr>
                   <w:rFonts w:ascii="Arial" w:cs="Arial" w:eastAsia="Arial" w:hAnsi="Arial"/>
@@ -23664,7 +23666,7 @@
               <w:spacing w:after="10" w:before="0"/>
               <w:ind w:left="120"/>
             </w:pPr>
-            <w:hyperlink w:history="1" r:id="rId5d-vcu_fznuxzsawktggs">
+            <w:hyperlink w:history="1" r:id="rIdt0jp0_7kue9_yfcdbinvv">
               <w:r>
                 <w:rPr>
                   <w:rFonts w:ascii="Arial" w:cs="Arial" w:eastAsia="Arial" w:hAnsi="Arial"/>
@@ -23680,7 +23682,7 @@
         </w:tc>
         <w:tc>
           <w:tcPr>
-            <w:tcW w:type="dxa" w:w="2556"/>
+            <w:tcW w:type="dxa" w:w="3324"/>
             <w:shd w:fill="FFFFFF" w:color="auto" w:val="clear"/>
             <w:tcMar>
               <w:top w:type="dxa" w:w="60"/>
@@ -23750,7 +23752,7 @@
         </w:tc>
         <w:tc>
           <w:tcPr>
-            <w:tcW w:type="dxa" w:w="2556"/>
+            <w:tcW w:type="dxa" w:w="2300"/>
             <w:shd w:fill="F2F2F2" w:color="auto" w:val="clear"/>
             <w:tcMar>
               <w:top w:type="dxa" w:w="60"/>
@@ -23782,7 +23784,7 @@
         </w:tc>
         <w:tc>
           <w:tcPr>
-            <w:tcW w:type="dxa" w:w="2556"/>
+            <w:tcW w:type="dxa" w:w="2300"/>
             <w:shd w:fill="FFFFFF" w:color="auto" w:val="clear"/>
             <w:tcMar>
               <w:top w:type="dxa" w:w="60"/>
@@ -23848,7 +23850,7 @@
         </w:tc>
         <w:tc>
           <w:tcPr>
-            <w:tcW w:type="dxa" w:w="2556"/>
+            <w:tcW w:type="dxa" w:w="2300"/>
             <w:shd w:fill="FFFFFF" w:color="auto" w:val="clear"/>
             <w:tcMar>
               <w:top w:type="dxa" w:w="60"/>
@@ -23948,7 +23950,7 @@
             <w:pPr>
               <w:spacing w:after="20" w:before="0"/>
             </w:pPr>
-            <w:hyperlink w:history="1" r:id="rIdofoxahjsxd2cvjsn7gijd">
+            <w:hyperlink w:history="1" r:id="rIdxyavmzrkikx3ltxclfca5">
               <w:r>
                 <w:rPr>
                   <w:rFonts w:ascii="Arial" w:cs="Arial" w:eastAsia="Arial" w:hAnsi="Arial"/>
@@ -23981,7 +23983,7 @@
               <w:spacing w:after="10" w:before="0"/>
               <w:ind w:left="120"/>
             </w:pPr>
-            <w:hyperlink w:history="1" r:id="rIdmcqt2oi-yxmxq9oa1a-y5">
+            <w:hyperlink w:history="1" r:id="rId1fmuz3fqevqlyw7uislcb">
               <w:r>
                 <w:rPr>
                   <w:rFonts w:ascii="Arial" w:cs="Arial" w:eastAsia="Arial" w:hAnsi="Arial"/>
@@ -24026,7 +24028,7 @@
             <w:pPr>
               <w:spacing w:after="20" w:before="0"/>
             </w:pPr>
-            <w:hyperlink w:history="1" r:id="rId4d4sboocgwagpkzlnlhtj">
+            <w:hyperlink w:history="1" r:id="rIdje9upmujvataktuztl_jo">
               <w:r>
                 <w:rPr>
                   <w:rFonts w:ascii="Arial" w:cs="Arial" w:eastAsia="Arial" w:hAnsi="Arial"/>
@@ -24059,7 +24061,7 @@
               <w:spacing w:after="10" w:before="0"/>
               <w:ind w:left="120"/>
             </w:pPr>
-            <w:hyperlink w:history="1" r:id="rIdfdjsxlcsuv98zchxeoymi">
+            <w:hyperlink w:history="1" r:id="rIdcdxo5vrtcklqaahkloy8s">
               <w:r>
                 <w:rPr>
                   <w:rFonts w:ascii="Arial" w:cs="Arial" w:eastAsia="Arial" w:hAnsi="Arial"/>
@@ -24075,7 +24077,7 @@
         </w:tc>
         <w:tc>
           <w:tcPr>
-            <w:tcW w:type="dxa" w:w="2556"/>
+            <w:tcW w:type="dxa" w:w="3324"/>
             <w:shd w:fill="FFFFFF" w:color="auto" w:val="clear"/>
             <w:tcMar>
               <w:top w:type="dxa" w:w="60"/>
@@ -24145,7 +24147,7 @@
         </w:tc>
         <w:tc>
           <w:tcPr>
-            <w:tcW w:type="dxa" w:w="2556"/>
+            <w:tcW w:type="dxa" w:w="2300"/>
             <w:shd w:fill="F2F2F2" w:color="auto" w:val="clear"/>
             <w:tcMar>
               <w:top w:type="dxa" w:w="60"/>
@@ -24177,7 +24179,7 @@
         </w:tc>
         <w:tc>
           <w:tcPr>
-            <w:tcW w:type="dxa" w:w="2556"/>
+            <w:tcW w:type="dxa" w:w="2300"/>
             <w:shd w:fill="FFFFFF" w:color="auto" w:val="clear"/>
             <w:tcMar>
               <w:top w:type="dxa" w:w="60"/>

--- a/data/outputs/docx/Grade 10 Bio/Bio 1.1/Biology_Introduction_CBE_LessonSequence.docx
+++ b/data/outputs/docx/Grade 10 Bio/Bio 1.1/Biology_Introduction_CBE_LessonSequence.docx
@@ -459,6 +459,153 @@
                 <w:sz w:val="18"/>
                 <w:szCs w:val="18"/>
               </w:rPr>
+              <w:t xml:space="preserve">Sub-Strand Content</w:t>
+            </w:r>
+          </w:p>
+        </w:tc>
+        <w:tc>
+          <w:tcPr>
+            <w:tcW w:type="dxa" w:w="10680"/>
+            <w:shd w:fill="FFFFFF" w:color="auto" w:val="clear"/>
+            <w:tcMar>
+              <w:top w:type="dxa" w:w="60"/>
+              <w:left w:type="dxa" w:w="120"/>
+              <w:bottom w:type="dxa" w:w="60"/>
+              <w:right w:type="dxa" w:w="120"/>
+            </w:tcMar>
+            <w:vAlign w:val="top"/>
+          </w:tcPr>
+          <w:p>
+            <w:pPr>
+              <w:spacing w:after="30" w:before="0"/>
+              <w:ind w:left="360" w:hanging="180"/>
+              <w:jc w:val="left"/>
+            </w:pPr>
+            <w:r>
+              <w:rPr>
+                <w:rFonts w:ascii="Arial" w:cs="Arial" w:eastAsia="Arial" w:hAnsi="Arial"/>
+                <w:b w:val="false"/>
+                <w:bCs w:val="false"/>
+                <w:i w:val="false"/>
+                <w:iCs w:val="false"/>
+                <w:color w:val="000000"/>
+                <w:sz w:val="18"/>
+                <w:szCs w:val="18"/>
+              </w:rPr>
+              <w:t xml:space="preserve">–  Meaning and importance of Biology as a science</w:t>
+            </w:r>
+          </w:p>
+          <w:p>
+            <w:pPr>
+              <w:spacing w:after="30" w:before="0"/>
+              <w:ind w:left="360" w:hanging="180"/>
+              <w:jc w:val="left"/>
+            </w:pPr>
+            <w:r>
+              <w:rPr>
+                <w:rFonts w:ascii="Arial" w:cs="Arial" w:eastAsia="Arial" w:hAnsi="Arial"/>
+                <w:b w:val="false"/>
+                <w:bCs w:val="false"/>
+                <w:i w:val="false"/>
+                <w:iCs w:val="false"/>
+                <w:color w:val="000000"/>
+                <w:sz w:val="18"/>
+                <w:szCs w:val="18"/>
+              </w:rPr>
+              <w:t xml:space="preserve">–  Branches and fields of study in Biology (e.g. botany, zoology, microbiology, genetics, ecology)</w:t>
+            </w:r>
+          </w:p>
+          <w:p>
+            <w:pPr>
+              <w:spacing w:after="30" w:before="0"/>
+              <w:ind w:left="360" w:hanging="180"/>
+              <w:jc w:val="left"/>
+            </w:pPr>
+            <w:r>
+              <w:rPr>
+                <w:rFonts w:ascii="Arial" w:cs="Arial" w:eastAsia="Arial" w:hAnsi="Arial"/>
+                <w:b w:val="false"/>
+                <w:bCs w:val="false"/>
+                <w:i w:val="false"/>
+                <w:iCs w:val="false"/>
+                <w:color w:val="000000"/>
+                <w:sz w:val="18"/>
+                <w:szCs w:val="18"/>
+              </w:rPr>
+              <w:t xml:space="preserve">–  Application of Biology in everyday life: agriculture, medicine, industry, and the environment</w:t>
+            </w:r>
+          </w:p>
+          <w:p>
+            <w:pPr>
+              <w:spacing w:after="30" w:before="0"/>
+              <w:ind w:left="360" w:hanging="180"/>
+              <w:jc w:val="left"/>
+            </w:pPr>
+            <w:r>
+              <w:rPr>
+                <w:rFonts w:ascii="Arial" w:cs="Arial" w:eastAsia="Arial" w:hAnsi="Arial"/>
+                <w:b w:val="false"/>
+                <w:bCs w:val="false"/>
+                <w:i w:val="false"/>
+                <w:iCs w:val="false"/>
+                <w:color w:val="000000"/>
+                <w:sz w:val="18"/>
+                <w:szCs w:val="18"/>
+              </w:rPr>
+              <w:t xml:space="preserve">–  Career opportunities related to Biology and the work of Kenyan scientists</w:t>
+            </w:r>
+          </w:p>
+          <w:p>
+            <w:pPr>
+              <w:spacing w:after="30" w:before="0"/>
+              <w:ind w:left="360" w:hanging="180"/>
+              <w:jc w:val="left"/>
+            </w:pPr>
+            <w:r>
+              <w:rPr>
+                <w:rFonts w:ascii="Arial" w:cs="Arial" w:eastAsia="Arial" w:hAnsi="Arial"/>
+                <w:b w:val="false"/>
+                <w:bCs w:val="false"/>
+                <w:i w:val="false"/>
+                <w:iCs w:val="false"/>
+                <w:color w:val="000000"/>
+                <w:sz w:val="18"/>
+                <w:szCs w:val="18"/>
+              </w:rPr>
+              <w:t xml:space="preserve">–  Biology and technology: modern tools used to solve real-world problems</w:t>
+            </w:r>
+          </w:p>
+        </w:tc>
+      </w:tr>
+      <w:tr>
+        <w:tc>
+          <w:tcPr>
+            <w:tcW w:type="dxa" w:w="3000"/>
+            <w:shd w:fill="D5E8F0" w:color="auto" w:val="clear"/>
+            <w:tcMar>
+              <w:top w:type="dxa" w:w="60"/>
+              <w:left w:type="dxa" w:w="120"/>
+              <w:bottom w:type="dxa" w:w="60"/>
+              <w:right w:type="dxa" w:w="120"/>
+            </w:tcMar>
+            <w:vAlign w:val="top"/>
+          </w:tcPr>
+          <w:p>
+            <w:pPr>
+              <w:spacing w:after="40" w:before="0"/>
+              <w:jc w:val="left"/>
+            </w:pPr>
+            <w:r>
+              <w:rPr>
+                <w:rFonts w:ascii="Arial" w:cs="Arial" w:eastAsia="Arial" w:hAnsi="Arial"/>
+                <w:b/>
+                <w:bCs/>
+                <w:i w:val="false"/>
+                <w:iCs w:val="false"/>
+                <w:color w:val="000000"/>
+                <w:sz w:val="18"/>
+                <w:szCs w:val="18"/>
+              </w:rPr>
               <w:t xml:space="preserve">Learning Outcomes</w:t>
             </w:r>
           </w:p>
@@ -3445,7 +3592,7 @@
             <w:pPr>
               <w:spacing w:after="20" w:before="0"/>
             </w:pPr>
-            <w:hyperlink w:history="1" r:id="rId75u4rl8sr9cou3oeyxrzw">
+            <w:hyperlink w:history="1" r:id="rIdkozwknfehyb6754qoeh7d">
               <w:r>
                 <w:rPr>
                   <w:rFonts w:ascii="Arial" w:cs="Arial" w:eastAsia="Arial" w:hAnsi="Arial"/>
@@ -3478,7 +3625,7 @@
               <w:spacing w:after="10" w:before="0"/>
               <w:ind w:left="120"/>
             </w:pPr>
-            <w:hyperlink w:history="1" r:id="rIdeg3etec0i1aoco_9irlfn">
+            <w:hyperlink w:history="1" r:id="rIddrk1ixbihtqzfajtwtryo">
               <w:r>
                 <w:rPr>
                   <w:rFonts w:ascii="Arial" w:cs="Arial" w:eastAsia="Arial" w:hAnsi="Arial"/>
@@ -3523,7 +3670,7 @@
             <w:pPr>
               <w:spacing w:after="20" w:before="0"/>
             </w:pPr>
-            <w:hyperlink w:history="1" r:id="rIdu2rliwm71r-twmgt4brhy">
+            <w:hyperlink w:history="1" r:id="rIde_8ffmxn6oeb2p7z8sraw">
               <w:r>
                 <w:rPr>
                   <w:rFonts w:ascii="Arial" w:cs="Arial" w:eastAsia="Arial" w:hAnsi="Arial"/>
@@ -3556,7 +3703,7 @@
               <w:spacing w:after="10" w:before="0"/>
               <w:ind w:left="120"/>
             </w:pPr>
-            <w:hyperlink w:history="1" r:id="rIdxqphn2wslp9trbyetml_f">
+            <w:hyperlink w:history="1" r:id="rIddvheyhmzfa-60dtyf_ve6">
               <w:r>
                 <w:rPr>
                   <w:rFonts w:ascii="Arial" w:cs="Arial" w:eastAsia="Arial" w:hAnsi="Arial"/>
@@ -3859,7 +4006,7 @@
             <w:pPr>
               <w:spacing w:after="20" w:before="0"/>
             </w:pPr>
-            <w:hyperlink w:history="1" r:id="rIdek9qf22ga3z3p1wrfkfn0">
+            <w:hyperlink w:history="1" r:id="rIdopjfks66m2xwsstswh91-">
               <w:r>
                 <w:rPr>
                   <w:rFonts w:ascii="Arial" w:cs="Arial" w:eastAsia="Arial" w:hAnsi="Arial"/>
@@ -3892,7 +4039,7 @@
               <w:spacing w:after="10" w:before="0"/>
               <w:ind w:left="120"/>
             </w:pPr>
-            <w:hyperlink w:history="1" r:id="rIdourdqfokmnb5prvn87ozr">
+            <w:hyperlink w:history="1" r:id="rIdkben-52cynw4qylvs2d4g">
               <w:r>
                 <w:rPr>
                   <w:rFonts w:ascii="Arial" w:cs="Arial" w:eastAsia="Arial" w:hAnsi="Arial"/>
@@ -3937,7 +4084,7 @@
             <w:pPr>
               <w:spacing w:after="20" w:before="0"/>
             </w:pPr>
-            <w:hyperlink w:history="1" r:id="rIdrvnrb6b_dnwrfl048jgek">
+            <w:hyperlink w:history="1" r:id="rIdf-rvlj_rujmx-qkd-ucm3">
               <w:r>
                 <w:rPr>
                   <w:rFonts w:ascii="Arial" w:cs="Arial" w:eastAsia="Arial" w:hAnsi="Arial"/>
@@ -3970,7 +4117,7 @@
               <w:spacing w:after="10" w:before="0"/>
               <w:ind w:left="120"/>
             </w:pPr>
-            <w:hyperlink w:history="1" r:id="rIdrcspb3mh_adqovuf5bwcm">
+            <w:hyperlink w:history="1" r:id="rIdw0_61p9xj44sqgyv3neup">
               <w:r>
                 <w:rPr>
                   <w:rFonts w:ascii="Arial" w:cs="Arial" w:eastAsia="Arial" w:hAnsi="Arial"/>
@@ -4273,7 +4420,7 @@
             <w:pPr>
               <w:spacing w:after="20" w:before="0"/>
             </w:pPr>
-            <w:hyperlink w:history="1" r:id="rIdlu64mbaa6ilhyaf3dgbv0">
+            <w:hyperlink w:history="1" r:id="rIduopfpccdbyj2vfbwwxvhe">
               <w:r>
                 <w:rPr>
                   <w:rFonts w:ascii="Arial" w:cs="Arial" w:eastAsia="Arial" w:hAnsi="Arial"/>
@@ -4306,7 +4453,7 @@
               <w:spacing w:after="10" w:before="0"/>
               <w:ind w:left="120"/>
             </w:pPr>
-            <w:hyperlink w:history="1" r:id="rIdmeonuaxm0zxvtxkg8-xg7">
+            <w:hyperlink w:history="1" r:id="rIdtx3jp6-o60rlajnyftaql">
               <w:r>
                 <w:rPr>
                   <w:rFonts w:ascii="Arial" w:cs="Arial" w:eastAsia="Arial" w:hAnsi="Arial"/>
@@ -4351,7 +4498,7 @@
             <w:pPr>
               <w:spacing w:after="20" w:before="0"/>
             </w:pPr>
-            <w:hyperlink w:history="1" r:id="rIdpyqjvdeeh3whfh6e_zvuv">
+            <w:hyperlink w:history="1" r:id="rIdeel6_4xj9n2i-t5ghq2g4">
               <w:r>
                 <w:rPr>
                   <w:rFonts w:ascii="Arial" w:cs="Arial" w:eastAsia="Arial" w:hAnsi="Arial"/>
@@ -4384,7 +4531,7 @@
               <w:spacing w:after="10" w:before="0"/>
               <w:ind w:left="120"/>
             </w:pPr>
-            <w:hyperlink w:history="1" r:id="rIdrbjbpowdi_p2qkcxfwxks">
+            <w:hyperlink w:history="1" r:id="rIdvxiecvas_t9gn9fjsi3g4">
               <w:r>
                 <w:rPr>
                   <w:rFonts w:ascii="Arial" w:cs="Arial" w:eastAsia="Arial" w:hAnsi="Arial"/>
@@ -4668,7 +4815,7 @@
             <w:pPr>
               <w:spacing w:after="20" w:before="0"/>
             </w:pPr>
-            <w:hyperlink w:history="1" r:id="rIdfee_s9kpbbu2j0smrqiqj">
+            <w:hyperlink w:history="1" r:id="rIdvdai_pmkqe8nelwgmvan6">
               <w:r>
                 <w:rPr>
                   <w:rFonts w:ascii="Arial" w:cs="Arial" w:eastAsia="Arial" w:hAnsi="Arial"/>
@@ -4701,7 +4848,7 @@
               <w:spacing w:after="10" w:before="0"/>
               <w:ind w:left="120"/>
             </w:pPr>
-            <w:hyperlink w:history="1" r:id="rIdtzxcy29jb-ht5chdejhlc">
+            <w:hyperlink w:history="1" r:id="rId6pgbsxbs6d22r0v6e6xq9">
               <w:r>
                 <w:rPr>
                   <w:rFonts w:ascii="Arial" w:cs="Arial" w:eastAsia="Arial" w:hAnsi="Arial"/>
@@ -4746,7 +4893,7 @@
             <w:pPr>
               <w:spacing w:after="20" w:before="0"/>
             </w:pPr>
-            <w:hyperlink w:history="1" r:id="rIdwm5251ypm0cuv73l2zrnt">
+            <w:hyperlink w:history="1" r:id="rIdybrsa6tqdr8cylollqjzl">
               <w:r>
                 <w:rPr>
                   <w:rFonts w:ascii="Arial" w:cs="Arial" w:eastAsia="Arial" w:hAnsi="Arial"/>
@@ -4779,7 +4926,7 @@
               <w:spacing w:after="10" w:before="0"/>
               <w:ind w:left="120"/>
             </w:pPr>
-            <w:hyperlink w:history="1" r:id="rIdk9p5y3skx__mpzoqrgkgx">
+            <w:hyperlink w:history="1" r:id="rId_i5ejmhkwnosbotqakabj">
               <w:r>
                 <w:rPr>
                   <w:rFonts w:ascii="Arial" w:cs="Arial" w:eastAsia="Arial" w:hAnsi="Arial"/>
@@ -5101,7 +5248,7 @@
             <w:pPr>
               <w:spacing w:after="20" w:before="0"/>
             </w:pPr>
-            <w:hyperlink w:history="1" r:id="rIdg-6aeyij1rih3yiqhjf_q">
+            <w:hyperlink w:history="1" r:id="rIdphck_d0oq_kyphk0b9dfn">
               <w:r>
                 <w:rPr>
                   <w:rFonts w:ascii="Arial" w:cs="Arial" w:eastAsia="Arial" w:hAnsi="Arial"/>
@@ -5134,7 +5281,7 @@
               <w:spacing w:after="10" w:before="0"/>
               <w:ind w:left="120"/>
             </w:pPr>
-            <w:hyperlink w:history="1" r:id="rId382lgft_j1t6dh-pltu-y">
+            <w:hyperlink w:history="1" r:id="rIdnemdsnywuvgcrx6btetjl">
               <w:r>
                 <w:rPr>
                   <w:rFonts w:ascii="Arial" w:cs="Arial" w:eastAsia="Arial" w:hAnsi="Arial"/>
@@ -5179,7 +5326,7 @@
             <w:pPr>
               <w:spacing w:after="20" w:before="0"/>
             </w:pPr>
-            <w:hyperlink w:history="1" r:id="rIdefdrsql6yk-fzxgoayymu">
+            <w:hyperlink w:history="1" r:id="rIdcsc2tj8zfetcywxclxwp-">
               <w:r>
                 <w:rPr>
                   <w:rFonts w:ascii="Arial" w:cs="Arial" w:eastAsia="Arial" w:hAnsi="Arial"/>
@@ -5212,7 +5359,7 @@
               <w:spacing w:after="10" w:before="0"/>
               <w:ind w:left="120"/>
             </w:pPr>
-            <w:hyperlink w:history="1" r:id="rIdsxjjwtgwt9ckt2vu9ysie">
+            <w:hyperlink w:history="1" r:id="rIdlv-iuhklmonab1nn_3ttb">
               <w:r>
                 <w:rPr>
                   <w:rFonts w:ascii="Arial" w:cs="Arial" w:eastAsia="Arial" w:hAnsi="Arial"/>
@@ -7221,7 +7368,7 @@
             <w:pPr>
               <w:spacing w:after="20" w:before="0"/>
             </w:pPr>
-            <w:hyperlink w:history="1" r:id="rId3bqprx7_k1bzfv4bgwzok">
+            <w:hyperlink w:history="1" r:id="rId6wlaca63ijjlk9glxoehq">
               <w:r>
                 <w:rPr>
                   <w:rFonts w:ascii="Arial" w:cs="Arial" w:eastAsia="Arial" w:hAnsi="Arial"/>
@@ -7254,7 +7401,7 @@
               <w:spacing w:after="10" w:before="0"/>
               <w:ind w:left="120"/>
             </w:pPr>
-            <w:hyperlink w:history="1" r:id="rIdfb_uxhnip09slozblf-73">
+            <w:hyperlink w:history="1" r:id="rIdxzomkhht8n2w0k9ioajyr">
               <w:r>
                 <w:rPr>
                   <w:rFonts w:ascii="Arial" w:cs="Arial" w:eastAsia="Arial" w:hAnsi="Arial"/>
@@ -7299,7 +7446,7 @@
             <w:pPr>
               <w:spacing w:after="20" w:before="0"/>
             </w:pPr>
-            <w:hyperlink w:history="1" r:id="rId46jvdsm43cqzhkdwsh-kn">
+            <w:hyperlink w:history="1" r:id="rIdsrignh-f7_vtx6o_vxd5v">
               <w:r>
                 <w:rPr>
                   <w:rFonts w:ascii="Arial" w:cs="Arial" w:eastAsia="Arial" w:hAnsi="Arial"/>
@@ -7332,7 +7479,7 @@
               <w:spacing w:after="10" w:before="0"/>
               <w:ind w:left="120"/>
             </w:pPr>
-            <w:hyperlink w:history="1" r:id="rIdpfcclgmzeiu2wrtmofrvg">
+            <w:hyperlink w:history="1" r:id="rIdkc-dqjk4l_krme3cubqky">
               <w:r>
                 <w:rPr>
                   <w:rFonts w:ascii="Arial" w:cs="Arial" w:eastAsia="Arial" w:hAnsi="Arial"/>
@@ -7616,7 +7763,7 @@
             <w:pPr>
               <w:spacing w:after="20" w:before="0"/>
             </w:pPr>
-            <w:hyperlink w:history="1" r:id="rIdnyyzzpvobsq-vfxaa2oca">
+            <w:hyperlink w:history="1" r:id="rIdrrpqbzmorcv0fqhb68zv5">
               <w:r>
                 <w:rPr>
                   <w:rFonts w:ascii="Arial" w:cs="Arial" w:eastAsia="Arial" w:hAnsi="Arial"/>
@@ -7649,7 +7796,7 @@
               <w:spacing w:after="10" w:before="0"/>
               <w:ind w:left="120"/>
             </w:pPr>
-            <w:hyperlink w:history="1" r:id="rIdfc33waw76ia0-b4qeitgf">
+            <w:hyperlink w:history="1" r:id="rId0--binvuxn21_4ew2dt9m">
               <w:r>
                 <w:rPr>
                   <w:rFonts w:ascii="Arial" w:cs="Arial" w:eastAsia="Arial" w:hAnsi="Arial"/>
@@ -7694,7 +7841,7 @@
             <w:pPr>
               <w:spacing w:after="20" w:before="0"/>
             </w:pPr>
-            <w:hyperlink w:history="1" r:id="rIdc4arvupctmwwmapjqlqdk">
+            <w:hyperlink w:history="1" r:id="rIdizjizctpz43phnnc-w7pc">
               <w:r>
                 <w:rPr>
                   <w:rFonts w:ascii="Arial" w:cs="Arial" w:eastAsia="Arial" w:hAnsi="Arial"/>
@@ -7727,7 +7874,7 @@
               <w:spacing w:after="10" w:before="0"/>
               <w:ind w:left="120"/>
             </w:pPr>
-            <w:hyperlink w:history="1" r:id="rIdkaahwdjrvv_5nbb4vyuf7">
+            <w:hyperlink w:history="1" r:id="rIdnmmc-bhvcn6nj7cx8ywvt">
               <w:r>
                 <w:rPr>
                   <w:rFonts w:ascii="Arial" w:cs="Arial" w:eastAsia="Arial" w:hAnsi="Arial"/>
@@ -8030,7 +8177,7 @@
             <w:pPr>
               <w:spacing w:after="20" w:before="0"/>
             </w:pPr>
-            <w:hyperlink w:history="1" r:id="rIdx_fdoewewyfou6dtbsjbq">
+            <w:hyperlink w:history="1" r:id="rIdrn7r6dg_2t-h5cs_eho0d">
               <w:r>
                 <w:rPr>
                   <w:rFonts w:ascii="Arial" w:cs="Arial" w:eastAsia="Arial" w:hAnsi="Arial"/>
@@ -8063,7 +8210,7 @@
               <w:spacing w:after="10" w:before="0"/>
               <w:ind w:left="120"/>
             </w:pPr>
-            <w:hyperlink w:history="1" r:id="rIdgjdprx_8mxp_pcuhiflro">
+            <w:hyperlink w:history="1" r:id="rId7sn1m_ougtwniqsmgf14n">
               <w:r>
                 <w:rPr>
                   <w:rFonts w:ascii="Arial" w:cs="Arial" w:eastAsia="Arial" w:hAnsi="Arial"/>
@@ -8108,7 +8255,7 @@
             <w:pPr>
               <w:spacing w:after="20" w:before="0"/>
             </w:pPr>
-            <w:hyperlink w:history="1" r:id="rId0_ce6wazfxy8-whcmgdc5">
+            <w:hyperlink w:history="1" r:id="rIdr7kjdaogkfgpnqvt616m1">
               <w:r>
                 <w:rPr>
                   <w:rFonts w:ascii="Arial" w:cs="Arial" w:eastAsia="Arial" w:hAnsi="Arial"/>
@@ -8141,7 +8288,7 @@
               <w:spacing w:after="10" w:before="0"/>
               <w:ind w:left="120"/>
             </w:pPr>
-            <w:hyperlink w:history="1" r:id="rIdor5esnlcvyxkytoo4glee">
+            <w:hyperlink w:history="1" r:id="rIdtquavaionxvv4qwmmolv3">
               <w:r>
                 <w:rPr>
                   <w:rFonts w:ascii="Arial" w:cs="Arial" w:eastAsia="Arial" w:hAnsi="Arial"/>
@@ -8444,7 +8591,7 @@
             <w:pPr>
               <w:spacing w:after="20" w:before="0"/>
             </w:pPr>
-            <w:hyperlink w:history="1" r:id="rId7bhonoa_piifawnmpxm4m">
+            <w:hyperlink w:history="1" r:id="rId4jmhos3srbakorr_9u7-q">
               <w:r>
                 <w:rPr>
                   <w:rFonts w:ascii="Arial" w:cs="Arial" w:eastAsia="Arial" w:hAnsi="Arial"/>
@@ -8477,7 +8624,7 @@
               <w:spacing w:after="10" w:before="0"/>
               <w:ind w:left="120"/>
             </w:pPr>
-            <w:hyperlink w:history="1" r:id="rIdijezb3xo-yzfvtomkohvh">
+            <w:hyperlink w:history="1" r:id="rIdg1o_v5frwqptyrjxrq5b0">
               <w:r>
                 <w:rPr>
                   <w:rFonts w:ascii="Arial" w:cs="Arial" w:eastAsia="Arial" w:hAnsi="Arial"/>
@@ -8522,7 +8669,7 @@
             <w:pPr>
               <w:spacing w:after="20" w:before="0"/>
             </w:pPr>
-            <w:hyperlink w:history="1" r:id="rId-bkshc-gi6zhjv4pbrdm-">
+            <w:hyperlink w:history="1" r:id="rIdwgtr3ekspqrrg9-9yfzoz">
               <w:r>
                 <w:rPr>
                   <w:rFonts w:ascii="Arial" w:cs="Arial" w:eastAsia="Arial" w:hAnsi="Arial"/>
@@ -8555,7 +8702,7 @@
               <w:spacing w:after="10" w:before="0"/>
               <w:ind w:left="120"/>
             </w:pPr>
-            <w:hyperlink w:history="1" r:id="rIdiwv9uliu38vke_c7tcwuc">
+            <w:hyperlink w:history="1" r:id="rId446kwevmhwmz5oko6ixr8">
               <w:r>
                 <w:rPr>
                   <w:rFonts w:ascii="Arial" w:cs="Arial" w:eastAsia="Arial" w:hAnsi="Arial"/>
@@ -8782,7 +8929,7 @@
             <w:pPr>
               <w:spacing w:after="20" w:before="0"/>
             </w:pPr>
-            <w:hyperlink w:history="1" r:id="rIdw0owpwslc9l1hk_4bfwzk">
+            <w:hyperlink w:history="1" r:id="rIdjvshkxhkj79pwxdarstbr">
               <w:r>
                 <w:rPr>
                   <w:rFonts w:ascii="Arial" w:cs="Arial" w:eastAsia="Arial" w:hAnsi="Arial"/>
@@ -8815,7 +8962,7 @@
               <w:spacing w:after="10" w:before="0"/>
               <w:ind w:left="120"/>
             </w:pPr>
-            <w:hyperlink w:history="1" r:id="rIdnirv5px9k3jiwiklkna8k">
+            <w:hyperlink w:history="1" r:id="rIdskxboxtnz-svpzih7ht22">
               <w:r>
                 <w:rPr>
                   <w:rFonts w:ascii="Arial" w:cs="Arial" w:eastAsia="Arial" w:hAnsi="Arial"/>
@@ -8860,7 +9007,7 @@
             <w:pPr>
               <w:spacing w:after="20" w:before="0"/>
             </w:pPr>
-            <w:hyperlink w:history="1" r:id="rIdnh0fpcej0z8hyaywxxrnf">
+            <w:hyperlink w:history="1" r:id="rIdjwslng9y-jk3ff186lua0">
               <w:r>
                 <w:rPr>
                   <w:rFonts w:ascii="Arial" w:cs="Arial" w:eastAsia="Arial" w:hAnsi="Arial"/>
@@ -8893,7 +9040,7 @@
               <w:spacing w:after="10" w:before="0"/>
               <w:ind w:left="120"/>
             </w:pPr>
-            <w:hyperlink w:history="1" r:id="rIds99rgzorxeyamvirmiroe">
+            <w:hyperlink w:history="1" r:id="rIde2lbn7xtlu4dherb8qguq">
               <w:r>
                 <w:rPr>
                   <w:rFonts w:ascii="Arial" w:cs="Arial" w:eastAsia="Arial" w:hAnsi="Arial"/>
@@ -10903,7 +11050,7 @@
             <w:pPr>
               <w:spacing w:after="20" w:before="0"/>
             </w:pPr>
-            <w:hyperlink w:history="1" r:id="rIdkkjimxkssfkan80yd05fb">
+            <w:hyperlink w:history="1" r:id="rIdooiuc9g6ixmazzvtd3ler">
               <w:r>
                 <w:rPr>
                   <w:rFonts w:ascii="Arial" w:cs="Arial" w:eastAsia="Arial" w:hAnsi="Arial"/>
@@ -10936,7 +11083,7 @@
               <w:spacing w:after="10" w:before="0"/>
               <w:ind w:left="120"/>
             </w:pPr>
-            <w:hyperlink w:history="1" r:id="rId_cfjw2d1wtbiwifh341ef">
+            <w:hyperlink w:history="1" r:id="rIddaj94ohzb7dqfxxcagay-">
               <w:r>
                 <w:rPr>
                   <w:rFonts w:ascii="Arial" w:cs="Arial" w:eastAsia="Arial" w:hAnsi="Arial"/>
@@ -10981,7 +11128,7 @@
             <w:pPr>
               <w:spacing w:after="20" w:before="0"/>
             </w:pPr>
-            <w:hyperlink w:history="1" r:id="rId0v9dwonomdzjmjbrgz_oy">
+            <w:hyperlink w:history="1" r:id="rIdeq2shtroxco54379mibmm">
               <w:r>
                 <w:rPr>
                   <w:rFonts w:ascii="Arial" w:cs="Arial" w:eastAsia="Arial" w:hAnsi="Arial"/>
@@ -11014,7 +11161,7 @@
               <w:spacing w:after="10" w:before="0"/>
               <w:ind w:left="120"/>
             </w:pPr>
-            <w:hyperlink w:history="1" r:id="rId5vynvkgj4bzoyz3jg0tiu">
+            <w:hyperlink w:history="1" r:id="rIdlb0wzpuow90oqw1jbi8l9">
               <w:r>
                 <w:rPr>
                   <w:rFonts w:ascii="Arial" w:cs="Arial" w:eastAsia="Arial" w:hAnsi="Arial"/>
@@ -11355,7 +11502,7 @@
             <w:pPr>
               <w:spacing w:after="20" w:before="0"/>
             </w:pPr>
-            <w:hyperlink w:history="1" r:id="rIdm-vardl_ppkrbmmdpjehf">
+            <w:hyperlink w:history="1" r:id="rIdrtu2wu0cly1gufdj7uycb">
               <w:r>
                 <w:rPr>
                   <w:rFonts w:ascii="Arial" w:cs="Arial" w:eastAsia="Arial" w:hAnsi="Arial"/>
@@ -11388,7 +11535,7 @@
               <w:spacing w:after="10" w:before="0"/>
               <w:ind w:left="120"/>
             </w:pPr>
-            <w:hyperlink w:history="1" r:id="rId1ct9c5ftm6m4qmz8me-aj">
+            <w:hyperlink w:history="1" r:id="rIdswyxyikxhpzgix_hlx7yg">
               <w:r>
                 <w:rPr>
                   <w:rFonts w:ascii="Arial" w:cs="Arial" w:eastAsia="Arial" w:hAnsi="Arial"/>
@@ -11433,7 +11580,7 @@
             <w:pPr>
               <w:spacing w:after="20" w:before="0"/>
             </w:pPr>
-            <w:hyperlink w:history="1" r:id="rIdybmmqvbk9xog0f3ctap94">
+            <w:hyperlink w:history="1" r:id="rIdm0he8rq3n17ruahfc7lid">
               <w:r>
                 <w:rPr>
                   <w:rFonts w:ascii="Arial" w:cs="Arial" w:eastAsia="Arial" w:hAnsi="Arial"/>
@@ -11466,7 +11613,7 @@
               <w:spacing w:after="10" w:before="0"/>
               <w:ind w:left="120"/>
             </w:pPr>
-            <w:hyperlink w:history="1" r:id="rIdx9m8pj8saicuwpcf-v-xs">
+            <w:hyperlink w:history="1" r:id="rId8n3xr1ia4anirn_qzueqo">
               <w:r>
                 <w:rPr>
                   <w:rFonts w:ascii="Arial" w:cs="Arial" w:eastAsia="Arial" w:hAnsi="Arial"/>
@@ -11750,7 +11897,7 @@
             <w:pPr>
               <w:spacing w:after="20" w:before="0"/>
             </w:pPr>
-            <w:hyperlink w:history="1" r:id="rId0vhbwkxgzh3gfagcsc2sr">
+            <w:hyperlink w:history="1" r:id="rIdxdrr-4thyvoklv3ydaark">
               <w:r>
                 <w:rPr>
                   <w:rFonts w:ascii="Arial" w:cs="Arial" w:eastAsia="Arial" w:hAnsi="Arial"/>
@@ -11783,7 +11930,7 @@
               <w:spacing w:after="10" w:before="0"/>
               <w:ind w:left="120"/>
             </w:pPr>
-            <w:hyperlink w:history="1" r:id="rIdajehck01kquhu4x5tifrv">
+            <w:hyperlink w:history="1" r:id="rIdufn623dfbfwdecnew7orl">
               <w:r>
                 <w:rPr>
                   <w:rFonts w:ascii="Arial" w:cs="Arial" w:eastAsia="Arial" w:hAnsi="Arial"/>
@@ -11828,7 +11975,7 @@
             <w:pPr>
               <w:spacing w:after="20" w:before="0"/>
             </w:pPr>
-            <w:hyperlink w:history="1" r:id="rIdcw0zk9sxogi6vmz-rjxxx">
+            <w:hyperlink w:history="1" r:id="rIdf4ux2th1cdwrnrglcf6mt">
               <w:r>
                 <w:rPr>
                   <w:rFonts w:ascii="Arial" w:cs="Arial" w:eastAsia="Arial" w:hAnsi="Arial"/>
@@ -11861,7 +12008,7 @@
               <w:spacing w:after="10" w:before="0"/>
               <w:ind w:left="120"/>
             </w:pPr>
-            <w:hyperlink w:history="1" r:id="rIdpvbweitblc7i6opqn5upn">
+            <w:hyperlink w:history="1" r:id="rIdcoqsj1hgdajm6qonhjope">
               <w:r>
                 <w:rPr>
                   <w:rFonts w:ascii="Arial" w:cs="Arial" w:eastAsia="Arial" w:hAnsi="Arial"/>
@@ -12145,7 +12292,7 @@
             <w:pPr>
               <w:spacing w:after="20" w:before="0"/>
             </w:pPr>
-            <w:hyperlink w:history="1" r:id="rIdowsdmlxajpbdydyfyfv7p">
+            <w:hyperlink w:history="1" r:id="rIdpini0_b9iuct-t-jlnend">
               <w:r>
                 <w:rPr>
                   <w:rFonts w:ascii="Arial" w:cs="Arial" w:eastAsia="Arial" w:hAnsi="Arial"/>
@@ -12178,7 +12325,7 @@
               <w:spacing w:after="10" w:before="0"/>
               <w:ind w:left="120"/>
             </w:pPr>
-            <w:hyperlink w:history="1" r:id="rIds7t6ghyj6bpl1dqjpd5d5">
+            <w:hyperlink w:history="1" r:id="rIdodbi5qcbw_scq4vq4xigm">
               <w:r>
                 <w:rPr>
                   <w:rFonts w:ascii="Arial" w:cs="Arial" w:eastAsia="Arial" w:hAnsi="Arial"/>
@@ -12223,7 +12370,7 @@
             <w:pPr>
               <w:spacing w:after="20" w:before="0"/>
             </w:pPr>
-            <w:hyperlink w:history="1" r:id="rIdioeh2sc5k--vbd2d9qg_k">
+            <w:hyperlink w:history="1" r:id="rIdzugpvm3xrhuao34axxuls">
               <w:r>
                 <w:rPr>
                   <w:rFonts w:ascii="Arial" w:cs="Arial" w:eastAsia="Arial" w:hAnsi="Arial"/>
@@ -12256,7 +12403,7 @@
               <w:spacing w:after="10" w:before="0"/>
               <w:ind w:left="120"/>
             </w:pPr>
-            <w:hyperlink w:history="1" r:id="rId9gkhnlbbx_s6lj-1pgvur">
+            <w:hyperlink w:history="1" r:id="rIdnuhb8k_nwffujh3pkqqth">
               <w:r>
                 <w:rPr>
                   <w:rFonts w:ascii="Arial" w:cs="Arial" w:eastAsia="Arial" w:hAnsi="Arial"/>
@@ -12483,7 +12630,7 @@
             <w:pPr>
               <w:spacing w:after="20" w:before="0"/>
             </w:pPr>
-            <w:hyperlink w:history="1" r:id="rIduq7y-_hlohoj4w6xaxnrn">
+            <w:hyperlink w:history="1" r:id="rId7jaueaep_hkiez1qwatos">
               <w:r>
                 <w:rPr>
                   <w:rFonts w:ascii="Arial" w:cs="Arial" w:eastAsia="Arial" w:hAnsi="Arial"/>
@@ -12516,7 +12663,7 @@
               <w:spacing w:after="10" w:before="0"/>
               <w:ind w:left="120"/>
             </w:pPr>
-            <w:hyperlink w:history="1" r:id="rIdccob1-iw5-sunezuofgxw">
+            <w:hyperlink w:history="1" r:id="rIdynmbhc0gs8lrlgwr0tf8b">
               <w:r>
                 <w:rPr>
                   <w:rFonts w:ascii="Arial" w:cs="Arial" w:eastAsia="Arial" w:hAnsi="Arial"/>
@@ -12561,7 +12708,7 @@
             <w:pPr>
               <w:spacing w:after="20" w:before="0"/>
             </w:pPr>
-            <w:hyperlink w:history="1" r:id="rIdwqnb15ilxel7y3doizvba">
+            <w:hyperlink w:history="1" r:id="rIdsfyyfj8u21u-vdkubhnho">
               <w:r>
                 <w:rPr>
                   <w:rFonts w:ascii="Arial" w:cs="Arial" w:eastAsia="Arial" w:hAnsi="Arial"/>
@@ -12594,7 +12741,7 @@
               <w:spacing w:after="10" w:before="0"/>
               <w:ind w:left="120"/>
             </w:pPr>
-            <w:hyperlink w:history="1" r:id="rIdjxzgerqpcmdxeucb3jdua">
+            <w:hyperlink w:history="1" r:id="rIdwdl85uxcxcjxsdqa2bpey">
               <w:r>
                 <w:rPr>
                   <w:rFonts w:ascii="Arial" w:cs="Arial" w:eastAsia="Arial" w:hAnsi="Arial"/>
@@ -14584,7 +14731,7 @@
             <w:pPr>
               <w:spacing w:after="20" w:before="0"/>
             </w:pPr>
-            <w:hyperlink w:history="1" r:id="rIdny_ihxnw2osqer0kx4v0m">
+            <w:hyperlink w:history="1" r:id="rIdw_7ntss2iobpxfkvwoddj">
               <w:r>
                 <w:rPr>
                   <w:rFonts w:ascii="Arial" w:cs="Arial" w:eastAsia="Arial" w:hAnsi="Arial"/>
@@ -14617,7 +14764,7 @@
               <w:spacing w:after="10" w:before="0"/>
               <w:ind w:left="120"/>
             </w:pPr>
-            <w:hyperlink w:history="1" r:id="rId1vtqsqybjuca6h2saorht">
+            <w:hyperlink w:history="1" r:id="rId3wrkloxt-t9cbop-pum0t">
               <w:r>
                 <w:rPr>
                   <w:rFonts w:ascii="Arial" w:cs="Arial" w:eastAsia="Arial" w:hAnsi="Arial"/>
@@ -14662,7 +14809,7 @@
             <w:pPr>
               <w:spacing w:after="20" w:before="0"/>
             </w:pPr>
-            <w:hyperlink w:history="1" r:id="rId0rhfwwq5nssm9eoxzbkrp">
+            <w:hyperlink w:history="1" r:id="rIdxskjqxtxupptshtss3hbf">
               <w:r>
                 <w:rPr>
                   <w:rFonts w:ascii="Arial" w:cs="Arial" w:eastAsia="Arial" w:hAnsi="Arial"/>
@@ -14695,7 +14842,7 @@
               <w:spacing w:after="10" w:before="0"/>
               <w:ind w:left="120"/>
             </w:pPr>
-            <w:hyperlink w:history="1" r:id="rIdoubufjwvwsz3djd3p0r-f">
+            <w:hyperlink w:history="1" r:id="rIdnelupcfdfue8gfdrovfiy">
               <w:r>
                 <w:rPr>
                   <w:rFonts w:ascii="Arial" w:cs="Arial" w:eastAsia="Arial" w:hAnsi="Arial"/>
@@ -15074,7 +15221,7 @@
             <w:pPr>
               <w:spacing w:after="20" w:before="0"/>
             </w:pPr>
-            <w:hyperlink w:history="1" r:id="rId5_0jnf_qlgk-ucvuhkrjx">
+            <w:hyperlink w:history="1" r:id="rIdsyltu8j8tf1app5gi3nqu">
               <w:r>
                 <w:rPr>
                   <w:rFonts w:ascii="Arial" w:cs="Arial" w:eastAsia="Arial" w:hAnsi="Arial"/>
@@ -15107,7 +15254,7 @@
               <w:spacing w:after="10" w:before="0"/>
               <w:ind w:left="120"/>
             </w:pPr>
-            <w:hyperlink w:history="1" r:id="rIdwwfkauiqaiyicd_id540y">
+            <w:hyperlink w:history="1" r:id="rIdv7ypxjguhpbkw0xwbwihk">
               <w:r>
                 <w:rPr>
                   <w:rFonts w:ascii="Arial" w:cs="Arial" w:eastAsia="Arial" w:hAnsi="Arial"/>
@@ -15152,7 +15299,7 @@
             <w:pPr>
               <w:spacing w:after="20" w:before="0"/>
             </w:pPr>
-            <w:hyperlink w:history="1" r:id="rId0bvmeio8xijcsou5f5jwp">
+            <w:hyperlink w:history="1" r:id="rIdaoigmuzv0guvgkvhrrbqj">
               <w:r>
                 <w:rPr>
                   <w:rFonts w:ascii="Arial" w:cs="Arial" w:eastAsia="Arial" w:hAnsi="Arial"/>
@@ -15185,7 +15332,7 @@
               <w:spacing w:after="10" w:before="0"/>
               <w:ind w:left="120"/>
             </w:pPr>
-            <w:hyperlink w:history="1" r:id="rIdf6eha6qo3km0l1q1a2vk_">
+            <w:hyperlink w:history="1" r:id="rId4l3oo4dmbz-ohndlz6erj">
               <w:r>
                 <w:rPr>
                   <w:rFonts w:ascii="Arial" w:cs="Arial" w:eastAsia="Arial" w:hAnsi="Arial"/>
@@ -15545,7 +15692,7 @@
             <w:pPr>
               <w:spacing w:after="20" w:before="0"/>
             </w:pPr>
-            <w:hyperlink w:history="1" r:id="rId1trhep6cwrs7jlieljk6l">
+            <w:hyperlink w:history="1" r:id="rIdyf7h8-hdrdeyvd_x_5jbt">
               <w:r>
                 <w:rPr>
                   <w:rFonts w:ascii="Arial" w:cs="Arial" w:eastAsia="Arial" w:hAnsi="Arial"/>
@@ -15578,7 +15725,7 @@
               <w:spacing w:after="10" w:before="0"/>
               <w:ind w:left="120"/>
             </w:pPr>
-            <w:hyperlink w:history="1" r:id="rIdlh_oiqhe2v2iz_dm4pcbn">
+            <w:hyperlink w:history="1" r:id="rIduoaq1gwuh1rto9ykpmaop">
               <w:r>
                 <w:rPr>
                   <w:rFonts w:ascii="Arial" w:cs="Arial" w:eastAsia="Arial" w:hAnsi="Arial"/>
@@ -15623,7 +15770,7 @@
             <w:pPr>
               <w:spacing w:after="20" w:before="0"/>
             </w:pPr>
-            <w:hyperlink w:history="1" r:id="rIdzghzb-voe_geb5ei_cegn">
+            <w:hyperlink w:history="1" r:id="rIdg7odyegmb_du0iwjpggtz">
               <w:r>
                 <w:rPr>
                   <w:rFonts w:ascii="Arial" w:cs="Arial" w:eastAsia="Arial" w:hAnsi="Arial"/>
@@ -15656,7 +15803,7 @@
               <w:spacing w:after="10" w:before="0"/>
               <w:ind w:left="120"/>
             </w:pPr>
-            <w:hyperlink w:history="1" r:id="rIdevegluuyaww7w9l_u1r_l">
+            <w:hyperlink w:history="1" r:id="rIdu-i3cdpofbkagwrvprjt2">
               <w:r>
                 <w:rPr>
                   <w:rFonts w:ascii="Arial" w:cs="Arial" w:eastAsia="Arial" w:hAnsi="Arial"/>
@@ -15978,7 +16125,7 @@
             <w:pPr>
               <w:spacing w:after="20" w:before="0"/>
             </w:pPr>
-            <w:hyperlink w:history="1" r:id="rId_ng7qxnbb3le-ttqyasv3">
+            <w:hyperlink w:history="1" r:id="rId_9ac9xanffyvwuny62ecc">
               <w:r>
                 <w:rPr>
                   <w:rFonts w:ascii="Arial" w:cs="Arial" w:eastAsia="Arial" w:hAnsi="Arial"/>
@@ -16011,7 +16158,7 @@
               <w:spacing w:after="10" w:before="0"/>
               <w:ind w:left="120"/>
             </w:pPr>
-            <w:hyperlink w:history="1" r:id="rIdxdggotq9yhscinmxwxrv6">
+            <w:hyperlink w:history="1" r:id="rIddzuxa6iwd2da4pv9b7ni4">
               <w:r>
                 <w:rPr>
                   <w:rFonts w:ascii="Arial" w:cs="Arial" w:eastAsia="Arial" w:hAnsi="Arial"/>
@@ -16056,7 +16203,7 @@
             <w:pPr>
               <w:spacing w:after="20" w:before="0"/>
             </w:pPr>
-            <w:hyperlink w:history="1" r:id="rId7o3baapn0i0amttq1z8ov">
+            <w:hyperlink w:history="1" r:id="rId6uur9hypocgkdqwsuvnsw">
               <w:r>
                 <w:rPr>
                   <w:rFonts w:ascii="Arial" w:cs="Arial" w:eastAsia="Arial" w:hAnsi="Arial"/>
@@ -16089,7 +16236,7 @@
               <w:spacing w:after="10" w:before="0"/>
               <w:ind w:left="120"/>
             </w:pPr>
-            <w:hyperlink w:history="1" r:id="rIdxzq4in-oxdhhnlt-cv60x">
+            <w:hyperlink w:history="1" r:id="rIddlo7knaecgasunawckxis">
               <w:r>
                 <w:rPr>
                   <w:rFonts w:ascii="Arial" w:cs="Arial" w:eastAsia="Arial" w:hAnsi="Arial"/>
@@ -16316,7 +16463,7 @@
             <w:pPr>
               <w:spacing w:after="20" w:before="0"/>
             </w:pPr>
-            <w:hyperlink w:history="1" r:id="rIdmkbkwqhhghlwh9yzcwcvf">
+            <w:hyperlink w:history="1" r:id="rIdi3-c0g3fzygnthfjtu_0y">
               <w:r>
                 <w:rPr>
                   <w:rFonts w:ascii="Arial" w:cs="Arial" w:eastAsia="Arial" w:hAnsi="Arial"/>
@@ -16349,7 +16496,7 @@
               <w:spacing w:after="10" w:before="0"/>
               <w:ind w:left="120"/>
             </w:pPr>
-            <w:hyperlink w:history="1" r:id="rIdy2rm9xrhvdgxrrxxqgimw">
+            <w:hyperlink w:history="1" r:id="rIdlvsarckg9vtxmspkns_28">
               <w:r>
                 <w:rPr>
                   <w:rFonts w:ascii="Arial" w:cs="Arial" w:eastAsia="Arial" w:hAnsi="Arial"/>
@@ -16394,7 +16541,7 @@
             <w:pPr>
               <w:spacing w:after="20" w:before="0"/>
             </w:pPr>
-            <w:hyperlink w:history="1" r:id="rId12ug9zajlkztpd9ttws45">
+            <w:hyperlink w:history="1" r:id="rIdxhsmx-entrhswzspmb8zz">
               <w:r>
                 <w:rPr>
                   <w:rFonts w:ascii="Arial" w:cs="Arial" w:eastAsia="Arial" w:hAnsi="Arial"/>
@@ -16427,7 +16574,7 @@
               <w:spacing w:after="10" w:before="0"/>
               <w:ind w:left="120"/>
             </w:pPr>
-            <w:hyperlink w:history="1" r:id="rIdcpycvqyvgdagx2s2oqwjs">
+            <w:hyperlink w:history="1" r:id="rIdoazixbylg4upswzpnwfjd">
               <w:r>
                 <w:rPr>
                   <w:rFonts w:ascii="Arial" w:cs="Arial" w:eastAsia="Arial" w:hAnsi="Arial"/>
@@ -18418,7 +18565,7 @@
             <w:pPr>
               <w:spacing w:after="20" w:before="0"/>
             </w:pPr>
-            <w:hyperlink w:history="1" r:id="rIdwdznop95cgggb8uuluc6f">
+            <w:hyperlink w:history="1" r:id="rIdcwxewxjs8fsue1bbbfiqw">
               <w:r>
                 <w:rPr>
                   <w:rFonts w:ascii="Arial" w:cs="Arial" w:eastAsia="Arial" w:hAnsi="Arial"/>
@@ -18451,7 +18598,7 @@
               <w:spacing w:after="10" w:before="0"/>
               <w:ind w:left="120"/>
             </w:pPr>
-            <w:hyperlink w:history="1" r:id="rIdj80psqnxdritkpn5esx4l">
+            <w:hyperlink w:history="1" r:id="rIdhkrqq7yw7-wqcggau42c5">
               <w:r>
                 <w:rPr>
                   <w:rFonts w:ascii="Arial" w:cs="Arial" w:eastAsia="Arial" w:hAnsi="Arial"/>
@@ -18496,7 +18643,7 @@
             <w:pPr>
               <w:spacing w:after="20" w:before="0"/>
             </w:pPr>
-            <w:hyperlink w:history="1" r:id="rIdziar-zk7ocz1b-pikmkik">
+            <w:hyperlink w:history="1" r:id="rIdrxeqpsmrcqbwyzitmoood">
               <w:r>
                 <w:rPr>
                   <w:rFonts w:ascii="Arial" w:cs="Arial" w:eastAsia="Arial" w:hAnsi="Arial"/>
@@ -18529,7 +18676,7 @@
               <w:spacing w:after="10" w:before="0"/>
               <w:ind w:left="120"/>
             </w:pPr>
-            <w:hyperlink w:history="1" r:id="rId_sks82gp3hvy-xfmzqpdh">
+            <w:hyperlink w:history="1" r:id="rIdodsx2rmql1qqklbcxwmsy">
               <w:r>
                 <w:rPr>
                   <w:rFonts w:ascii="Arial" w:cs="Arial" w:eastAsia="Arial" w:hAnsi="Arial"/>
@@ -18851,7 +18998,7 @@
             <w:pPr>
               <w:spacing w:after="20" w:before="0"/>
             </w:pPr>
-            <w:hyperlink w:history="1" r:id="rIdp1hzzusryhi7gvfzuyb5j">
+            <w:hyperlink w:history="1" r:id="rIdxti7ylr7sp8p8dr-ej9z9">
               <w:r>
                 <w:rPr>
                   <w:rFonts w:ascii="Arial" w:cs="Arial" w:eastAsia="Arial" w:hAnsi="Arial"/>
@@ -18884,7 +19031,7 @@
               <w:spacing w:after="10" w:before="0"/>
               <w:ind w:left="120"/>
             </w:pPr>
-            <w:hyperlink w:history="1" r:id="rId89ksztkdkfyb9anfz6tdx">
+            <w:hyperlink w:history="1" r:id="rIdh20dgsrwqcgj3unmrt3lf">
               <w:r>
                 <w:rPr>
                   <w:rFonts w:ascii="Arial" w:cs="Arial" w:eastAsia="Arial" w:hAnsi="Arial"/>
@@ -18929,7 +19076,7 @@
             <w:pPr>
               <w:spacing w:after="20" w:before="0"/>
             </w:pPr>
-            <w:hyperlink w:history="1" r:id="rIdc3bixi2yfmrhla3rwwdue">
+            <w:hyperlink w:history="1" r:id="rId4y0tv-tswtiymtu-l2nzk">
               <w:r>
                 <w:rPr>
                   <w:rFonts w:ascii="Arial" w:cs="Arial" w:eastAsia="Arial" w:hAnsi="Arial"/>
@@ -18962,7 +19109,7 @@
               <w:spacing w:after="10" w:before="0"/>
               <w:ind w:left="120"/>
             </w:pPr>
-            <w:hyperlink w:history="1" r:id="rIdty0le6gfghkq-hgibuxnj">
+            <w:hyperlink w:history="1" r:id="rIdxtsgn4bnlwimqk9yv4acb">
               <w:r>
                 <w:rPr>
                   <w:rFonts w:ascii="Arial" w:cs="Arial" w:eastAsia="Arial" w:hAnsi="Arial"/>
@@ -19265,7 +19412,7 @@
             <w:pPr>
               <w:spacing w:after="20" w:before="0"/>
             </w:pPr>
-            <w:hyperlink w:history="1" r:id="rIdvtjyypuadwz4irkrau-ak">
+            <w:hyperlink w:history="1" r:id="rId3yakcmjkrzjo2uzilsm61">
               <w:r>
                 <w:rPr>
                   <w:rFonts w:ascii="Arial" w:cs="Arial" w:eastAsia="Arial" w:hAnsi="Arial"/>
@@ -19298,7 +19445,7 @@
               <w:spacing w:after="10" w:before="0"/>
               <w:ind w:left="120"/>
             </w:pPr>
-            <w:hyperlink w:history="1" r:id="rId9yogydaik6ezcogkjtt4k">
+            <w:hyperlink w:history="1" r:id="rIdrn3uc2oeyw__gixcog-jm">
               <w:r>
                 <w:rPr>
                   <w:rFonts w:ascii="Arial" w:cs="Arial" w:eastAsia="Arial" w:hAnsi="Arial"/>
@@ -19343,7 +19490,7 @@
             <w:pPr>
               <w:spacing w:after="20" w:before="0"/>
             </w:pPr>
-            <w:hyperlink w:history="1" r:id="rIdgex2cqnkwr-wkleitheir">
+            <w:hyperlink w:history="1" r:id="rIdu1jornu1scfrzy5nmulkt">
               <w:r>
                 <w:rPr>
                   <w:rFonts w:ascii="Arial" w:cs="Arial" w:eastAsia="Arial" w:hAnsi="Arial"/>
@@ -19376,7 +19523,7 @@
               <w:spacing w:after="10" w:before="0"/>
               <w:ind w:left="120"/>
             </w:pPr>
-            <w:hyperlink w:history="1" r:id="rIdjzq19v7d_itabqnlljqfc">
+            <w:hyperlink w:history="1" r:id="rId274xij3luc8uxsgb6ekdk">
               <w:r>
                 <w:rPr>
                   <w:rFonts w:ascii="Arial" w:cs="Arial" w:eastAsia="Arial" w:hAnsi="Arial"/>
@@ -19660,7 +19807,7 @@
             <w:pPr>
               <w:spacing w:after="20" w:before="0"/>
             </w:pPr>
-            <w:hyperlink w:history="1" r:id="rIduysqjfnqlnts-qybe8aoa">
+            <w:hyperlink w:history="1" r:id="rIdbhfuayokducvievxkxwpi">
               <w:r>
                 <w:rPr>
                   <w:rFonts w:ascii="Arial" w:cs="Arial" w:eastAsia="Arial" w:hAnsi="Arial"/>
@@ -19693,7 +19840,7 @@
               <w:spacing w:after="10" w:before="0"/>
               <w:ind w:left="120"/>
             </w:pPr>
-            <w:hyperlink w:history="1" r:id="rIdkp6lv-vvwcjxllsy1rhv-">
+            <w:hyperlink w:history="1" r:id="rIdg2zk3f-v1ssccf9rwmfz5">
               <w:r>
                 <w:rPr>
                   <w:rFonts w:ascii="Arial" w:cs="Arial" w:eastAsia="Arial" w:hAnsi="Arial"/>
@@ -19738,7 +19885,7 @@
             <w:pPr>
               <w:spacing w:after="20" w:before="0"/>
             </w:pPr>
-            <w:hyperlink w:history="1" r:id="rIdpt5wdmoeimspedd2dicqs">
+            <w:hyperlink w:history="1" r:id="rId6d3ef5pls5fvdk40ybtes">
               <w:r>
                 <w:rPr>
                   <w:rFonts w:ascii="Arial" w:cs="Arial" w:eastAsia="Arial" w:hAnsi="Arial"/>
@@ -19771,7 +19918,7 @@
               <w:spacing w:after="10" w:before="0"/>
               <w:ind w:left="120"/>
             </w:pPr>
-            <w:hyperlink w:history="1" r:id="rIdatpgwonh6o_2-7iboymyb">
+            <w:hyperlink w:history="1" r:id="rIdctxf_t17d3kyviwr9p5df">
               <w:r>
                 <w:rPr>
                   <w:rFonts w:ascii="Arial" w:cs="Arial" w:eastAsia="Arial" w:hAnsi="Arial"/>
@@ -19998,7 +20145,7 @@
             <w:pPr>
               <w:spacing w:after="20" w:before="0"/>
             </w:pPr>
-            <w:hyperlink w:history="1" r:id="rIdot-iafk_bejsklvzphjn9">
+            <w:hyperlink w:history="1" r:id="rIdli-1lefr2nv_io441rnp7">
               <w:r>
                 <w:rPr>
                   <w:rFonts w:ascii="Arial" w:cs="Arial" w:eastAsia="Arial" w:hAnsi="Arial"/>
@@ -20031,7 +20178,7 @@
               <w:spacing w:after="10" w:before="0"/>
               <w:ind w:left="120"/>
             </w:pPr>
-            <w:hyperlink w:history="1" r:id="rIdozpjiz7muxkmg6bu1eyxp">
+            <w:hyperlink w:history="1" r:id="rIdf4t-wqgfdgve0dqjacgvm">
               <w:r>
                 <w:rPr>
                   <w:rFonts w:ascii="Arial" w:cs="Arial" w:eastAsia="Arial" w:hAnsi="Arial"/>
@@ -20076,7 +20223,7 @@
             <w:pPr>
               <w:spacing w:after="20" w:before="0"/>
             </w:pPr>
-            <w:hyperlink w:history="1" r:id="rIdze8q-tq2jtd7xsqsrv-c8">
+            <w:hyperlink w:history="1" r:id="rId5ej2i1qbyrwsbt0naarus">
               <w:r>
                 <w:rPr>
                   <w:rFonts w:ascii="Arial" w:cs="Arial" w:eastAsia="Arial" w:hAnsi="Arial"/>
@@ -20109,7 +20256,7 @@
               <w:spacing w:after="10" w:before="0"/>
               <w:ind w:left="120"/>
             </w:pPr>
-            <w:hyperlink w:history="1" r:id="rIdiqzlrmlh5lubxkvmrxkic">
+            <w:hyperlink w:history="1" r:id="rIdhyeej0oufttug1gusrc7y">
               <w:r>
                 <w:rPr>
                   <w:rFonts w:ascii="Arial" w:cs="Arial" w:eastAsia="Arial" w:hAnsi="Arial"/>
@@ -22119,7 +22266,7 @@
             <w:pPr>
               <w:spacing w:after="20" w:before="0"/>
             </w:pPr>
-            <w:hyperlink w:history="1" r:id="rIdxz0_4r0mwtcc4vbzxo9r4">
+            <w:hyperlink w:history="1" r:id="rIdgicremumdoul-sjdjvj4q">
               <w:r>
                 <w:rPr>
                   <w:rFonts w:ascii="Arial" w:cs="Arial" w:eastAsia="Arial" w:hAnsi="Arial"/>
@@ -22152,7 +22299,7 @@
               <w:spacing w:after="10" w:before="0"/>
               <w:ind w:left="120"/>
             </w:pPr>
-            <w:hyperlink w:history="1" r:id="rIdw8vohv6hqk2ar4je8qnab">
+            <w:hyperlink w:history="1" r:id="rIdmgyatjw5nrvzniwikd-dw">
               <w:r>
                 <w:rPr>
                   <w:rFonts w:ascii="Arial" w:cs="Arial" w:eastAsia="Arial" w:hAnsi="Arial"/>
@@ -22197,7 +22344,7 @@
             <w:pPr>
               <w:spacing w:after="20" w:before="0"/>
             </w:pPr>
-            <w:hyperlink w:history="1" r:id="rIdy77tow9eo17lgkuy7ms3h">
+            <w:hyperlink w:history="1" r:id="rId22zu7acojc1kr_lnhiz2i">
               <w:r>
                 <w:rPr>
                   <w:rFonts w:ascii="Arial" w:cs="Arial" w:eastAsia="Arial" w:hAnsi="Arial"/>
@@ -22230,7 +22377,7 @@
               <w:spacing w:after="10" w:before="0"/>
               <w:ind w:left="120"/>
             </w:pPr>
-            <w:hyperlink w:history="1" r:id="rIdt-fpc9aytqmva4vx5evb6">
+            <w:hyperlink w:history="1" r:id="rIdol3kwoy5jjr3muqcofhuy">
               <w:r>
                 <w:rPr>
                   <w:rFonts w:ascii="Arial" w:cs="Arial" w:eastAsia="Arial" w:hAnsi="Arial"/>
@@ -22632,7 +22779,7 @@
             <w:pPr>
               <w:spacing w:after="20" w:before="0"/>
             </w:pPr>
-            <w:hyperlink w:history="1" r:id="rIdk1pedlvjqio7ktomyguey">
+            <w:hyperlink w:history="1" r:id="rIdhzmejesu8ihzp1dw3gcjk">
               <w:r>
                 <w:rPr>
                   <w:rFonts w:ascii="Arial" w:cs="Arial" w:eastAsia="Arial" w:hAnsi="Arial"/>
@@ -22665,7 +22812,7 @@
               <w:spacing w:after="10" w:before="0"/>
               <w:ind w:left="120"/>
             </w:pPr>
-            <w:hyperlink w:history="1" r:id="rIddos8g8fg5yqp4_8hy5m0w">
+            <w:hyperlink w:history="1" r:id="rIdpj2xo__cx25z5qthlhdr0">
               <w:r>
                 <w:rPr>
                   <w:rFonts w:ascii="Arial" w:cs="Arial" w:eastAsia="Arial" w:hAnsi="Arial"/>
@@ -22710,7 +22857,7 @@
             <w:pPr>
               <w:spacing w:after="20" w:before="0"/>
             </w:pPr>
-            <w:hyperlink w:history="1" r:id="rIdc8uh5sjvqewrus8qkwgvb">
+            <w:hyperlink w:history="1" r:id="rIdamspezxivsyrdxthftlsq">
               <w:r>
                 <w:rPr>
                   <w:rFonts w:ascii="Arial" w:cs="Arial" w:eastAsia="Arial" w:hAnsi="Arial"/>
@@ -22743,7 +22890,7 @@
               <w:spacing w:after="10" w:before="0"/>
               <w:ind w:left="120"/>
             </w:pPr>
-            <w:hyperlink w:history="1" r:id="rIdi1sqmmgyttx3xsmp3q943">
+            <w:hyperlink w:history="1" r:id="rIdwbpgpsh0bvgy3hauzys4y">
               <w:r>
                 <w:rPr>
                   <w:rFonts w:ascii="Arial" w:cs="Arial" w:eastAsia="Arial" w:hAnsi="Arial"/>
@@ -23103,7 +23250,7 @@
             <w:pPr>
               <w:spacing w:after="20" w:before="0"/>
             </w:pPr>
-            <w:hyperlink w:history="1" r:id="rIdv5egukzbu2wdjrsxmgs9c">
+            <w:hyperlink w:history="1" r:id="rIdolrgu7ode3130yby4ka7h">
               <w:r>
                 <w:rPr>
                   <w:rFonts w:ascii="Arial" w:cs="Arial" w:eastAsia="Arial" w:hAnsi="Arial"/>
@@ -23136,7 +23283,7 @@
               <w:spacing w:after="10" w:before="0"/>
               <w:ind w:left="120"/>
             </w:pPr>
-            <w:hyperlink w:history="1" r:id="rIdjyv1gbia1qs84yozcctiu">
+            <w:hyperlink w:history="1" r:id="rIdu4grbimqgc4ih28nyk7u8">
               <w:r>
                 <w:rPr>
                   <w:rFonts w:ascii="Arial" w:cs="Arial" w:eastAsia="Arial" w:hAnsi="Arial"/>
@@ -23181,7 +23328,7 @@
             <w:pPr>
               <w:spacing w:after="20" w:before="0"/>
             </w:pPr>
-            <w:hyperlink w:history="1" r:id="rIdlj24ytu_u4uixuob7avei">
+            <w:hyperlink w:history="1" r:id="rIdzjbvnv_yw3mkmm6xe2jas">
               <w:r>
                 <w:rPr>
                   <w:rFonts w:ascii="Arial" w:cs="Arial" w:eastAsia="Arial" w:hAnsi="Arial"/>
@@ -23214,7 +23361,7 @@
               <w:spacing w:after="10" w:before="0"/>
               <w:ind w:left="120"/>
             </w:pPr>
-            <w:hyperlink w:history="1" r:id="rIdb3t8qe-l2u-kn1j1iywi4">
+            <w:hyperlink w:history="1" r:id="rId0m1cknaewrku2g1qryhxy">
               <w:r>
                 <w:rPr>
                   <w:rFonts w:ascii="Arial" w:cs="Arial" w:eastAsia="Arial" w:hAnsi="Arial"/>
@@ -23555,7 +23702,7 @@
             <w:pPr>
               <w:spacing w:after="20" w:before="0"/>
             </w:pPr>
-            <w:hyperlink w:history="1" r:id="rIdh9u6glcqqwmyyyjev9ll9">
+            <w:hyperlink w:history="1" r:id="rId1aezq0sif7e2pwbv_ayp6">
               <w:r>
                 <w:rPr>
                   <w:rFonts w:ascii="Arial" w:cs="Arial" w:eastAsia="Arial" w:hAnsi="Arial"/>
@@ -23588,7 +23735,7 @@
               <w:spacing w:after="10" w:before="0"/>
               <w:ind w:left="120"/>
             </w:pPr>
-            <w:hyperlink w:history="1" r:id="rIdnpcvlk9j7iabvkuyy78ps">
+            <w:hyperlink w:history="1" r:id="rIdzn8bq84ejr2kurvkjz3rz">
               <w:r>
                 <w:rPr>
                   <w:rFonts w:ascii="Arial" w:cs="Arial" w:eastAsia="Arial" w:hAnsi="Arial"/>
@@ -23633,7 +23780,7 @@
             <w:pPr>
               <w:spacing w:after="20" w:before="0"/>
             </w:pPr>
-            <w:hyperlink w:history="1" r:id="rIdxvywpm6buz7mqdq7o2dgq">
+            <w:hyperlink w:history="1" r:id="rIddveqfmw8vcz5jbwwovm_j">
               <w:r>
                 <w:rPr>
                   <w:rFonts w:ascii="Arial" w:cs="Arial" w:eastAsia="Arial" w:hAnsi="Arial"/>
@@ -23666,7 +23813,7 @@
               <w:spacing w:after="10" w:before="0"/>
               <w:ind w:left="120"/>
             </w:pPr>
-            <w:hyperlink w:history="1" r:id="rIdt0jp0_7kue9_yfcdbinvv">
+            <w:hyperlink w:history="1" r:id="rIdf-ywd4vmadwws0ht15gnq">
               <w:r>
                 <w:rPr>
                   <w:rFonts w:ascii="Arial" w:cs="Arial" w:eastAsia="Arial" w:hAnsi="Arial"/>
@@ -23950,7 +24097,7 @@
             <w:pPr>
               <w:spacing w:after="20" w:before="0"/>
             </w:pPr>
-            <w:hyperlink w:history="1" r:id="rIdxyavmzrkikx3ltxclfca5">
+            <w:hyperlink w:history="1" r:id="rIdawvz5iahexpm4scpso_jf">
               <w:r>
                 <w:rPr>
                   <w:rFonts w:ascii="Arial" w:cs="Arial" w:eastAsia="Arial" w:hAnsi="Arial"/>
@@ -23983,7 +24130,7 @@
               <w:spacing w:after="10" w:before="0"/>
               <w:ind w:left="120"/>
             </w:pPr>
-            <w:hyperlink w:history="1" r:id="rId1fmuz3fqevqlyw7uislcb">
+            <w:hyperlink w:history="1" r:id="rIdiqveruth5zfny853ms8cd">
               <w:r>
                 <w:rPr>
                   <w:rFonts w:ascii="Arial" w:cs="Arial" w:eastAsia="Arial" w:hAnsi="Arial"/>
@@ -24028,7 +24175,7 @@
             <w:pPr>
               <w:spacing w:after="20" w:before="0"/>
             </w:pPr>
-            <w:hyperlink w:history="1" r:id="rIdje9upmujvataktuztl_jo">
+            <w:hyperlink w:history="1" r:id="rIdf2pd25fht3tnk7dhaohi1">
               <w:r>
                 <w:rPr>
                   <w:rFonts w:ascii="Arial" w:cs="Arial" w:eastAsia="Arial" w:hAnsi="Arial"/>
@@ -24061,7 +24208,7 @@
               <w:spacing w:after="10" w:before="0"/>
               <w:ind w:left="120"/>
             </w:pPr>
-            <w:hyperlink w:history="1" r:id="rIdcdxo5vrtcklqaahkloy8s">
+            <w:hyperlink w:history="1" r:id="rIdrguaqv3va7qbahopjvm1o">
               <w:r>
                 <w:rPr>
                   <w:rFonts w:ascii="Arial" w:cs="Arial" w:eastAsia="Arial" w:hAnsi="Arial"/>

--- a/data/outputs/docx/Grade 10 Bio/Bio 1.1/Biology_Introduction_CBE_LessonSequence.docx
+++ b/data/outputs/docx/Grade 10 Bio/Bio 1.1/Biology_Introduction_CBE_LessonSequence.docx
@@ -3592,7 +3592,7 @@
             <w:pPr>
               <w:spacing w:after="20" w:before="0"/>
             </w:pPr>
-            <w:hyperlink w:history="1" r:id="rIdkozwknfehyb6754qoeh7d">
+            <w:hyperlink w:history="1" r:id="rId5fr2mtjkw2kisdaiqdvjk">
               <w:r>
                 <w:rPr>
                   <w:rFonts w:ascii="Arial" w:cs="Arial" w:eastAsia="Arial" w:hAnsi="Arial"/>
@@ -3625,7 +3625,7 @@
               <w:spacing w:after="10" w:before="0"/>
               <w:ind w:left="120"/>
             </w:pPr>
-            <w:hyperlink w:history="1" r:id="rIddrk1ixbihtqzfajtwtryo">
+            <w:hyperlink w:history="1" r:id="rId5kfukecldj2tunf72m09f">
               <w:r>
                 <w:rPr>
                   <w:rFonts w:ascii="Arial" w:cs="Arial" w:eastAsia="Arial" w:hAnsi="Arial"/>
@@ -3670,7 +3670,7 @@
             <w:pPr>
               <w:spacing w:after="20" w:before="0"/>
             </w:pPr>
-            <w:hyperlink w:history="1" r:id="rIde_8ffmxn6oeb2p7z8sraw">
+            <w:hyperlink w:history="1" r:id="rIdwficy4xqmgptpj3_nqzdb">
               <w:r>
                 <w:rPr>
                   <w:rFonts w:ascii="Arial" w:cs="Arial" w:eastAsia="Arial" w:hAnsi="Arial"/>
@@ -3703,7 +3703,7 @@
               <w:spacing w:after="10" w:before="0"/>
               <w:ind w:left="120"/>
             </w:pPr>
-            <w:hyperlink w:history="1" r:id="rIddvheyhmzfa-60dtyf_ve6">
+            <w:hyperlink w:history="1" r:id="rIdk_pbb6bsev52gdym0exvi">
               <w:r>
                 <w:rPr>
                   <w:rFonts w:ascii="Arial" w:cs="Arial" w:eastAsia="Arial" w:hAnsi="Arial"/>
@@ -4006,7 +4006,7 @@
             <w:pPr>
               <w:spacing w:after="20" w:before="0"/>
             </w:pPr>
-            <w:hyperlink w:history="1" r:id="rIdopjfks66m2xwsstswh91-">
+            <w:hyperlink w:history="1" r:id="rIdq6fukmzfvemik3ii_h6wv">
               <w:r>
                 <w:rPr>
                   <w:rFonts w:ascii="Arial" w:cs="Arial" w:eastAsia="Arial" w:hAnsi="Arial"/>
@@ -4039,7 +4039,7 @@
               <w:spacing w:after="10" w:before="0"/>
               <w:ind w:left="120"/>
             </w:pPr>
-            <w:hyperlink w:history="1" r:id="rIdkben-52cynw4qylvs2d4g">
+            <w:hyperlink w:history="1" r:id="rIdb-thl586q88nbegv9ixn_">
               <w:r>
                 <w:rPr>
                   <w:rFonts w:ascii="Arial" w:cs="Arial" w:eastAsia="Arial" w:hAnsi="Arial"/>
@@ -4084,7 +4084,7 @@
             <w:pPr>
               <w:spacing w:after="20" w:before="0"/>
             </w:pPr>
-            <w:hyperlink w:history="1" r:id="rIdf-rvlj_rujmx-qkd-ucm3">
+            <w:hyperlink w:history="1" r:id="rIdhwesav5dvqpwc9tb__4ie">
               <w:r>
                 <w:rPr>
                   <w:rFonts w:ascii="Arial" w:cs="Arial" w:eastAsia="Arial" w:hAnsi="Arial"/>
@@ -4117,7 +4117,7 @@
               <w:spacing w:after="10" w:before="0"/>
               <w:ind w:left="120"/>
             </w:pPr>
-            <w:hyperlink w:history="1" r:id="rIdw0_61p9xj44sqgyv3neup">
+            <w:hyperlink w:history="1" r:id="rIdqq5h0n5ofo9qtm9yird_z">
               <w:r>
                 <w:rPr>
                   <w:rFonts w:ascii="Arial" w:cs="Arial" w:eastAsia="Arial" w:hAnsi="Arial"/>
@@ -4420,7 +4420,7 @@
             <w:pPr>
               <w:spacing w:after="20" w:before="0"/>
             </w:pPr>
-            <w:hyperlink w:history="1" r:id="rIduopfpccdbyj2vfbwwxvhe">
+            <w:hyperlink w:history="1" r:id="rIdpwr0lyg1fjagsiew2fufp">
               <w:r>
                 <w:rPr>
                   <w:rFonts w:ascii="Arial" w:cs="Arial" w:eastAsia="Arial" w:hAnsi="Arial"/>
@@ -4453,7 +4453,7 @@
               <w:spacing w:after="10" w:before="0"/>
               <w:ind w:left="120"/>
             </w:pPr>
-            <w:hyperlink w:history="1" r:id="rIdtx3jp6-o60rlajnyftaql">
+            <w:hyperlink w:history="1" r:id="rIdfjht3-dagmdplmwrnrau5">
               <w:r>
                 <w:rPr>
                   <w:rFonts w:ascii="Arial" w:cs="Arial" w:eastAsia="Arial" w:hAnsi="Arial"/>
@@ -4498,7 +4498,7 @@
             <w:pPr>
               <w:spacing w:after="20" w:before="0"/>
             </w:pPr>
-            <w:hyperlink w:history="1" r:id="rIdeel6_4xj9n2i-t5ghq2g4">
+            <w:hyperlink w:history="1" r:id="rIdbeas_sajxvsrjznwiocgo">
               <w:r>
                 <w:rPr>
                   <w:rFonts w:ascii="Arial" w:cs="Arial" w:eastAsia="Arial" w:hAnsi="Arial"/>
@@ -4531,7 +4531,7 @@
               <w:spacing w:after="10" w:before="0"/>
               <w:ind w:left="120"/>
             </w:pPr>
-            <w:hyperlink w:history="1" r:id="rIdvxiecvas_t9gn9fjsi3g4">
+            <w:hyperlink w:history="1" r:id="rIdxdisztrdopz2xy1_uvz5d">
               <w:r>
                 <w:rPr>
                   <w:rFonts w:ascii="Arial" w:cs="Arial" w:eastAsia="Arial" w:hAnsi="Arial"/>
@@ -4815,7 +4815,7 @@
             <w:pPr>
               <w:spacing w:after="20" w:before="0"/>
             </w:pPr>
-            <w:hyperlink w:history="1" r:id="rIdvdai_pmkqe8nelwgmvan6">
+            <w:hyperlink w:history="1" r:id="rId04najtlabjcvybl5cpk_t">
               <w:r>
                 <w:rPr>
                   <w:rFonts w:ascii="Arial" w:cs="Arial" w:eastAsia="Arial" w:hAnsi="Arial"/>
@@ -4848,7 +4848,7 @@
               <w:spacing w:after="10" w:before="0"/>
               <w:ind w:left="120"/>
             </w:pPr>
-            <w:hyperlink w:history="1" r:id="rId6pgbsxbs6d22r0v6e6xq9">
+            <w:hyperlink w:history="1" r:id="rId-uvgztqawrj-1uov0hkqm">
               <w:r>
                 <w:rPr>
                   <w:rFonts w:ascii="Arial" w:cs="Arial" w:eastAsia="Arial" w:hAnsi="Arial"/>
@@ -4893,7 +4893,7 @@
             <w:pPr>
               <w:spacing w:after="20" w:before="0"/>
             </w:pPr>
-            <w:hyperlink w:history="1" r:id="rIdybrsa6tqdr8cylollqjzl">
+            <w:hyperlink w:history="1" r:id="rIdmiij5r1ticgassm8ucbe-">
               <w:r>
                 <w:rPr>
                   <w:rFonts w:ascii="Arial" w:cs="Arial" w:eastAsia="Arial" w:hAnsi="Arial"/>
@@ -4926,7 +4926,7 @@
               <w:spacing w:after="10" w:before="0"/>
               <w:ind w:left="120"/>
             </w:pPr>
-            <w:hyperlink w:history="1" r:id="rId_i5ejmhkwnosbotqakabj">
+            <w:hyperlink w:history="1" r:id="rIdutyojcickmpcrqhp8p1ny">
               <w:r>
                 <w:rPr>
                   <w:rFonts w:ascii="Arial" w:cs="Arial" w:eastAsia="Arial" w:hAnsi="Arial"/>
@@ -5248,7 +5248,7 @@
             <w:pPr>
               <w:spacing w:after="20" w:before="0"/>
             </w:pPr>
-            <w:hyperlink w:history="1" r:id="rIdphck_d0oq_kyphk0b9dfn">
+            <w:hyperlink w:history="1" r:id="rId5ngp1i86pqqa7mc0oz8ja">
               <w:r>
                 <w:rPr>
                   <w:rFonts w:ascii="Arial" w:cs="Arial" w:eastAsia="Arial" w:hAnsi="Arial"/>
@@ -5281,7 +5281,7 @@
               <w:spacing w:after="10" w:before="0"/>
               <w:ind w:left="120"/>
             </w:pPr>
-            <w:hyperlink w:history="1" r:id="rIdnemdsnywuvgcrx6btetjl">
+            <w:hyperlink w:history="1" r:id="rIdbgyzm4vhai8mlaawnabgh">
               <w:r>
                 <w:rPr>
                   <w:rFonts w:ascii="Arial" w:cs="Arial" w:eastAsia="Arial" w:hAnsi="Arial"/>
@@ -5326,7 +5326,7 @@
             <w:pPr>
               <w:spacing w:after="20" w:before="0"/>
             </w:pPr>
-            <w:hyperlink w:history="1" r:id="rIdcsc2tj8zfetcywxclxwp-">
+            <w:hyperlink w:history="1" r:id="rIdenwyhzw81azhxcoj4tnvn">
               <w:r>
                 <w:rPr>
                   <w:rFonts w:ascii="Arial" w:cs="Arial" w:eastAsia="Arial" w:hAnsi="Arial"/>
@@ -5359,7 +5359,7 @@
               <w:spacing w:after="10" w:before="0"/>
               <w:ind w:left="120"/>
             </w:pPr>
-            <w:hyperlink w:history="1" r:id="rIdlv-iuhklmonab1nn_3ttb">
+            <w:hyperlink w:history="1" r:id="rId6peedqc50bkz7yjiyfjdl">
               <w:r>
                 <w:rPr>
                   <w:rFonts w:ascii="Arial" w:cs="Arial" w:eastAsia="Arial" w:hAnsi="Arial"/>
@@ -7368,7 +7368,7 @@
             <w:pPr>
               <w:spacing w:after="20" w:before="0"/>
             </w:pPr>
-            <w:hyperlink w:history="1" r:id="rId6wlaca63ijjlk9glxoehq">
+            <w:hyperlink w:history="1" r:id="rIds3qfufcfcxr0ot2a8thdu">
               <w:r>
                 <w:rPr>
                   <w:rFonts w:ascii="Arial" w:cs="Arial" w:eastAsia="Arial" w:hAnsi="Arial"/>
@@ -7401,7 +7401,7 @@
               <w:spacing w:after="10" w:before="0"/>
               <w:ind w:left="120"/>
             </w:pPr>
-            <w:hyperlink w:history="1" r:id="rIdxzomkhht8n2w0k9ioajyr">
+            <w:hyperlink w:history="1" r:id="rIdh1ab7-xip5vwqulhorjij">
               <w:r>
                 <w:rPr>
                   <w:rFonts w:ascii="Arial" w:cs="Arial" w:eastAsia="Arial" w:hAnsi="Arial"/>
@@ -7446,7 +7446,7 @@
             <w:pPr>
               <w:spacing w:after="20" w:before="0"/>
             </w:pPr>
-            <w:hyperlink w:history="1" r:id="rIdsrignh-f7_vtx6o_vxd5v">
+            <w:hyperlink w:history="1" r:id="rIdp_vzl-im0kfbdh-ie9fid">
               <w:r>
                 <w:rPr>
                   <w:rFonts w:ascii="Arial" w:cs="Arial" w:eastAsia="Arial" w:hAnsi="Arial"/>
@@ -7479,7 +7479,7 @@
               <w:spacing w:after="10" w:before="0"/>
               <w:ind w:left="120"/>
             </w:pPr>
-            <w:hyperlink w:history="1" r:id="rIdkc-dqjk4l_krme3cubqky">
+            <w:hyperlink w:history="1" r:id="rIdz4ruqhask6y0lo3mdvici">
               <w:r>
                 <w:rPr>
                   <w:rFonts w:ascii="Arial" w:cs="Arial" w:eastAsia="Arial" w:hAnsi="Arial"/>
@@ -7763,7 +7763,7 @@
             <w:pPr>
               <w:spacing w:after="20" w:before="0"/>
             </w:pPr>
-            <w:hyperlink w:history="1" r:id="rIdrrpqbzmorcv0fqhb68zv5">
+            <w:hyperlink w:history="1" r:id="rIdl5fkiqexmlxcwyhkaqz_g">
               <w:r>
                 <w:rPr>
                   <w:rFonts w:ascii="Arial" w:cs="Arial" w:eastAsia="Arial" w:hAnsi="Arial"/>
@@ -7796,7 +7796,7 @@
               <w:spacing w:after="10" w:before="0"/>
               <w:ind w:left="120"/>
             </w:pPr>
-            <w:hyperlink w:history="1" r:id="rId0--binvuxn21_4ew2dt9m">
+            <w:hyperlink w:history="1" r:id="rIdrs_n0numpmss_jmc_oiit">
               <w:r>
                 <w:rPr>
                   <w:rFonts w:ascii="Arial" w:cs="Arial" w:eastAsia="Arial" w:hAnsi="Arial"/>
@@ -7841,7 +7841,7 @@
             <w:pPr>
               <w:spacing w:after="20" w:before="0"/>
             </w:pPr>
-            <w:hyperlink w:history="1" r:id="rIdizjizctpz43phnnc-w7pc">
+            <w:hyperlink w:history="1" r:id="rIdvgsvm5xi3d1_vmtq1a2-w">
               <w:r>
                 <w:rPr>
                   <w:rFonts w:ascii="Arial" w:cs="Arial" w:eastAsia="Arial" w:hAnsi="Arial"/>
@@ -7874,7 +7874,7 @@
               <w:spacing w:after="10" w:before="0"/>
               <w:ind w:left="120"/>
             </w:pPr>
-            <w:hyperlink w:history="1" r:id="rIdnmmc-bhvcn6nj7cx8ywvt">
+            <w:hyperlink w:history="1" r:id="rIdebvkrons_cp5ovsmocsjs">
               <w:r>
                 <w:rPr>
                   <w:rFonts w:ascii="Arial" w:cs="Arial" w:eastAsia="Arial" w:hAnsi="Arial"/>
@@ -8177,7 +8177,7 @@
             <w:pPr>
               <w:spacing w:after="20" w:before="0"/>
             </w:pPr>
-            <w:hyperlink w:history="1" r:id="rIdrn7r6dg_2t-h5cs_eho0d">
+            <w:hyperlink w:history="1" r:id="rIdbss1e44xf_ict73tyjspx">
               <w:r>
                 <w:rPr>
                   <w:rFonts w:ascii="Arial" w:cs="Arial" w:eastAsia="Arial" w:hAnsi="Arial"/>
@@ -8210,7 +8210,7 @@
               <w:spacing w:after="10" w:before="0"/>
               <w:ind w:left="120"/>
             </w:pPr>
-            <w:hyperlink w:history="1" r:id="rId7sn1m_ougtwniqsmgf14n">
+            <w:hyperlink w:history="1" r:id="rIdx3vysbiahn4ehdqpezgrr">
               <w:r>
                 <w:rPr>
                   <w:rFonts w:ascii="Arial" w:cs="Arial" w:eastAsia="Arial" w:hAnsi="Arial"/>
@@ -8255,7 +8255,7 @@
             <w:pPr>
               <w:spacing w:after="20" w:before="0"/>
             </w:pPr>
-            <w:hyperlink w:history="1" r:id="rIdr7kjdaogkfgpnqvt616m1">
+            <w:hyperlink w:history="1" r:id="rIdwhvk-dtarhs9uenvzp4bm">
               <w:r>
                 <w:rPr>
                   <w:rFonts w:ascii="Arial" w:cs="Arial" w:eastAsia="Arial" w:hAnsi="Arial"/>
@@ -8288,7 +8288,7 @@
               <w:spacing w:after="10" w:before="0"/>
               <w:ind w:left="120"/>
             </w:pPr>
-            <w:hyperlink w:history="1" r:id="rIdtquavaionxvv4qwmmolv3">
+            <w:hyperlink w:history="1" r:id="rIdi1ecbconmznggwr8yuqgd">
               <w:r>
                 <w:rPr>
                   <w:rFonts w:ascii="Arial" w:cs="Arial" w:eastAsia="Arial" w:hAnsi="Arial"/>
@@ -8591,7 +8591,7 @@
             <w:pPr>
               <w:spacing w:after="20" w:before="0"/>
             </w:pPr>
-            <w:hyperlink w:history="1" r:id="rId4jmhos3srbakorr_9u7-q">
+            <w:hyperlink w:history="1" r:id="rIdzeqdizzkw7qckqmodd2pl">
               <w:r>
                 <w:rPr>
                   <w:rFonts w:ascii="Arial" w:cs="Arial" w:eastAsia="Arial" w:hAnsi="Arial"/>
@@ -8624,7 +8624,7 @@
               <w:spacing w:after="10" w:before="0"/>
               <w:ind w:left="120"/>
             </w:pPr>
-            <w:hyperlink w:history="1" r:id="rIdg1o_v5frwqptyrjxrq5b0">
+            <w:hyperlink w:history="1" r:id="rIdslryt3s1enlwnolhldq5j">
               <w:r>
                 <w:rPr>
                   <w:rFonts w:ascii="Arial" w:cs="Arial" w:eastAsia="Arial" w:hAnsi="Arial"/>
@@ -8669,7 +8669,7 @@
             <w:pPr>
               <w:spacing w:after="20" w:before="0"/>
             </w:pPr>
-            <w:hyperlink w:history="1" r:id="rIdwgtr3ekspqrrg9-9yfzoz">
+            <w:hyperlink w:history="1" r:id="rIdehusjqdy1h6su_zdaafl0">
               <w:r>
                 <w:rPr>
                   <w:rFonts w:ascii="Arial" w:cs="Arial" w:eastAsia="Arial" w:hAnsi="Arial"/>
@@ -8702,7 +8702,7 @@
               <w:spacing w:after="10" w:before="0"/>
               <w:ind w:left="120"/>
             </w:pPr>
-            <w:hyperlink w:history="1" r:id="rId446kwevmhwmz5oko6ixr8">
+            <w:hyperlink w:history="1" r:id="rIdg9pfzof-te1siuoe3tb2i">
               <w:r>
                 <w:rPr>
                   <w:rFonts w:ascii="Arial" w:cs="Arial" w:eastAsia="Arial" w:hAnsi="Arial"/>
@@ -8929,7 +8929,7 @@
             <w:pPr>
               <w:spacing w:after="20" w:before="0"/>
             </w:pPr>
-            <w:hyperlink w:history="1" r:id="rIdjvshkxhkj79pwxdarstbr">
+            <w:hyperlink w:history="1" r:id="rIdywqzortdr5ky9wqno1qda">
               <w:r>
                 <w:rPr>
                   <w:rFonts w:ascii="Arial" w:cs="Arial" w:eastAsia="Arial" w:hAnsi="Arial"/>
@@ -8962,7 +8962,7 @@
               <w:spacing w:after="10" w:before="0"/>
               <w:ind w:left="120"/>
             </w:pPr>
-            <w:hyperlink w:history="1" r:id="rIdskxboxtnz-svpzih7ht22">
+            <w:hyperlink w:history="1" r:id="rId0jref3xxcnhrkcknpd1j9">
               <w:r>
                 <w:rPr>
                   <w:rFonts w:ascii="Arial" w:cs="Arial" w:eastAsia="Arial" w:hAnsi="Arial"/>
@@ -9007,7 +9007,7 @@
             <w:pPr>
               <w:spacing w:after="20" w:before="0"/>
             </w:pPr>
-            <w:hyperlink w:history="1" r:id="rIdjwslng9y-jk3ff186lua0">
+            <w:hyperlink w:history="1" r:id="rId95ksdii1jzoewbjtje05t">
               <w:r>
                 <w:rPr>
                   <w:rFonts w:ascii="Arial" w:cs="Arial" w:eastAsia="Arial" w:hAnsi="Arial"/>
@@ -9040,7 +9040,7 @@
               <w:spacing w:after="10" w:before="0"/>
               <w:ind w:left="120"/>
             </w:pPr>
-            <w:hyperlink w:history="1" r:id="rIde2lbn7xtlu4dherb8qguq">
+            <w:hyperlink w:history="1" r:id="rIdqto-mjmwjdj48vhu5xdp3">
               <w:r>
                 <w:rPr>
                   <w:rFonts w:ascii="Arial" w:cs="Arial" w:eastAsia="Arial" w:hAnsi="Arial"/>
@@ -11050,7 +11050,7 @@
             <w:pPr>
               <w:spacing w:after="20" w:before="0"/>
             </w:pPr>
-            <w:hyperlink w:history="1" r:id="rIdooiuc9g6ixmazzvtd3ler">
+            <w:hyperlink w:history="1" r:id="rIdkqqdaeyzhez6k0v88ykga">
               <w:r>
                 <w:rPr>
                   <w:rFonts w:ascii="Arial" w:cs="Arial" w:eastAsia="Arial" w:hAnsi="Arial"/>
@@ -11083,7 +11083,7 @@
               <w:spacing w:after="10" w:before="0"/>
               <w:ind w:left="120"/>
             </w:pPr>
-            <w:hyperlink w:history="1" r:id="rIddaj94ohzb7dqfxxcagay-">
+            <w:hyperlink w:history="1" r:id="rId9fswpblviheqxx2m7t_ym">
               <w:r>
                 <w:rPr>
                   <w:rFonts w:ascii="Arial" w:cs="Arial" w:eastAsia="Arial" w:hAnsi="Arial"/>
@@ -11128,7 +11128,7 @@
             <w:pPr>
               <w:spacing w:after="20" w:before="0"/>
             </w:pPr>
-            <w:hyperlink w:history="1" r:id="rIdeq2shtroxco54379mibmm">
+            <w:hyperlink w:history="1" r:id="rIdqrcxzivpfphafdlge5fwe">
               <w:r>
                 <w:rPr>
                   <w:rFonts w:ascii="Arial" w:cs="Arial" w:eastAsia="Arial" w:hAnsi="Arial"/>
@@ -11161,7 +11161,7 @@
               <w:spacing w:after="10" w:before="0"/>
               <w:ind w:left="120"/>
             </w:pPr>
-            <w:hyperlink w:history="1" r:id="rIdlb0wzpuow90oqw1jbi8l9">
+            <w:hyperlink w:history="1" r:id="rIdabcw-oxz2v7suipwwo4mp">
               <w:r>
                 <w:rPr>
                   <w:rFonts w:ascii="Arial" w:cs="Arial" w:eastAsia="Arial" w:hAnsi="Arial"/>
@@ -11502,7 +11502,7 @@
             <w:pPr>
               <w:spacing w:after="20" w:before="0"/>
             </w:pPr>
-            <w:hyperlink w:history="1" r:id="rIdrtu2wu0cly1gufdj7uycb">
+            <w:hyperlink w:history="1" r:id="rIdaayhxcijqgccvx95sexg-">
               <w:r>
                 <w:rPr>
                   <w:rFonts w:ascii="Arial" w:cs="Arial" w:eastAsia="Arial" w:hAnsi="Arial"/>
@@ -11535,7 +11535,7 @@
               <w:spacing w:after="10" w:before="0"/>
               <w:ind w:left="120"/>
             </w:pPr>
-            <w:hyperlink w:history="1" r:id="rIdswyxyikxhpzgix_hlx7yg">
+            <w:hyperlink w:history="1" r:id="rIdbso3_ozb117vpbcyyefaq">
               <w:r>
                 <w:rPr>
                   <w:rFonts w:ascii="Arial" w:cs="Arial" w:eastAsia="Arial" w:hAnsi="Arial"/>
@@ -11580,7 +11580,7 @@
             <w:pPr>
               <w:spacing w:after="20" w:before="0"/>
             </w:pPr>
-            <w:hyperlink w:history="1" r:id="rIdm0he8rq3n17ruahfc7lid">
+            <w:hyperlink w:history="1" r:id="rIdh5qfylwrjxrsx-du3hgyf">
               <w:r>
                 <w:rPr>
                   <w:rFonts w:ascii="Arial" w:cs="Arial" w:eastAsia="Arial" w:hAnsi="Arial"/>
@@ -11613,7 +11613,7 @@
               <w:spacing w:after="10" w:before="0"/>
               <w:ind w:left="120"/>
             </w:pPr>
-            <w:hyperlink w:history="1" r:id="rId8n3xr1ia4anirn_qzueqo">
+            <w:hyperlink w:history="1" r:id="rIdq4xqysuomi6_lnzpuyt4x">
               <w:r>
                 <w:rPr>
                   <w:rFonts w:ascii="Arial" w:cs="Arial" w:eastAsia="Arial" w:hAnsi="Arial"/>
@@ -11897,7 +11897,7 @@
             <w:pPr>
               <w:spacing w:after="20" w:before="0"/>
             </w:pPr>
-            <w:hyperlink w:history="1" r:id="rIdxdrr-4thyvoklv3ydaark">
+            <w:hyperlink w:history="1" r:id="rIdmsrw4fqlefyxplcfputjj">
               <w:r>
                 <w:rPr>
                   <w:rFonts w:ascii="Arial" w:cs="Arial" w:eastAsia="Arial" w:hAnsi="Arial"/>
@@ -11930,7 +11930,7 @@
               <w:spacing w:after="10" w:before="0"/>
               <w:ind w:left="120"/>
             </w:pPr>
-            <w:hyperlink w:history="1" r:id="rIdufn623dfbfwdecnew7orl">
+            <w:hyperlink w:history="1" r:id="rId7-f8cvlvej8kh92t4jjb7">
               <w:r>
                 <w:rPr>
                   <w:rFonts w:ascii="Arial" w:cs="Arial" w:eastAsia="Arial" w:hAnsi="Arial"/>
@@ -11975,7 +11975,7 @@
             <w:pPr>
               <w:spacing w:after="20" w:before="0"/>
             </w:pPr>
-            <w:hyperlink w:history="1" r:id="rIdf4ux2th1cdwrnrglcf6mt">
+            <w:hyperlink w:history="1" r:id="rIdlp89yl6xyg4dicuplahi4">
               <w:r>
                 <w:rPr>
                   <w:rFonts w:ascii="Arial" w:cs="Arial" w:eastAsia="Arial" w:hAnsi="Arial"/>
@@ -12008,7 +12008,7 @@
               <w:spacing w:after="10" w:before="0"/>
               <w:ind w:left="120"/>
             </w:pPr>
-            <w:hyperlink w:history="1" r:id="rIdcoqsj1hgdajm6qonhjope">
+            <w:hyperlink w:history="1" r:id="rIdquek9pg1tomguftyfv6y-">
               <w:r>
                 <w:rPr>
                   <w:rFonts w:ascii="Arial" w:cs="Arial" w:eastAsia="Arial" w:hAnsi="Arial"/>
@@ -12292,7 +12292,7 @@
             <w:pPr>
               <w:spacing w:after="20" w:before="0"/>
             </w:pPr>
-            <w:hyperlink w:history="1" r:id="rIdpini0_b9iuct-t-jlnend">
+            <w:hyperlink w:history="1" r:id="rIdj6ntybqspx1-r8qe-ml7n">
               <w:r>
                 <w:rPr>
                   <w:rFonts w:ascii="Arial" w:cs="Arial" w:eastAsia="Arial" w:hAnsi="Arial"/>
@@ -12325,7 +12325,7 @@
               <w:spacing w:after="10" w:before="0"/>
               <w:ind w:left="120"/>
             </w:pPr>
-            <w:hyperlink w:history="1" r:id="rIdodbi5qcbw_scq4vq4xigm">
+            <w:hyperlink w:history="1" r:id="rIddf2tybbrkdf_h1ncask6k">
               <w:r>
                 <w:rPr>
                   <w:rFonts w:ascii="Arial" w:cs="Arial" w:eastAsia="Arial" w:hAnsi="Arial"/>
@@ -12370,7 +12370,7 @@
             <w:pPr>
               <w:spacing w:after="20" w:before="0"/>
             </w:pPr>
-            <w:hyperlink w:history="1" r:id="rIdzugpvm3xrhuao34axxuls">
+            <w:hyperlink w:history="1" r:id="rIdhj1vf_n3jnmqpy_vujpy5">
               <w:r>
                 <w:rPr>
                   <w:rFonts w:ascii="Arial" w:cs="Arial" w:eastAsia="Arial" w:hAnsi="Arial"/>
@@ -12403,7 +12403,7 @@
               <w:spacing w:after="10" w:before="0"/>
               <w:ind w:left="120"/>
             </w:pPr>
-            <w:hyperlink w:history="1" r:id="rIdnuhb8k_nwffujh3pkqqth">
+            <w:hyperlink w:history="1" r:id="rIdplgv5opkoebcih65tfbkx">
               <w:r>
                 <w:rPr>
                   <w:rFonts w:ascii="Arial" w:cs="Arial" w:eastAsia="Arial" w:hAnsi="Arial"/>
@@ -12630,7 +12630,7 @@
             <w:pPr>
               <w:spacing w:after="20" w:before="0"/>
             </w:pPr>
-            <w:hyperlink w:history="1" r:id="rId7jaueaep_hkiez1qwatos">
+            <w:hyperlink w:history="1" r:id="rIdsgysd8wt-y-w6xjrdmmlr">
               <w:r>
                 <w:rPr>
                   <w:rFonts w:ascii="Arial" w:cs="Arial" w:eastAsia="Arial" w:hAnsi="Arial"/>
@@ -12663,7 +12663,7 @@
               <w:spacing w:after="10" w:before="0"/>
               <w:ind w:left="120"/>
             </w:pPr>
-            <w:hyperlink w:history="1" r:id="rIdynmbhc0gs8lrlgwr0tf8b">
+            <w:hyperlink w:history="1" r:id="rIdhxvncj2amgznuayfpqpd-">
               <w:r>
                 <w:rPr>
                   <w:rFonts w:ascii="Arial" w:cs="Arial" w:eastAsia="Arial" w:hAnsi="Arial"/>
@@ -12708,7 +12708,7 @@
             <w:pPr>
               <w:spacing w:after="20" w:before="0"/>
             </w:pPr>
-            <w:hyperlink w:history="1" r:id="rIdsfyyfj8u21u-vdkubhnho">
+            <w:hyperlink w:history="1" r:id="rIdp4h8t70nyesjl69mnw2au">
               <w:r>
                 <w:rPr>
                   <w:rFonts w:ascii="Arial" w:cs="Arial" w:eastAsia="Arial" w:hAnsi="Arial"/>
@@ -12741,7 +12741,7 @@
               <w:spacing w:after="10" w:before="0"/>
               <w:ind w:left="120"/>
             </w:pPr>
-            <w:hyperlink w:history="1" r:id="rIdwdl85uxcxcjxsdqa2bpey">
+            <w:hyperlink w:history="1" r:id="rId5lvsndvqgjrso7dajfqf2">
               <w:r>
                 <w:rPr>
                   <w:rFonts w:ascii="Arial" w:cs="Arial" w:eastAsia="Arial" w:hAnsi="Arial"/>
@@ -14731,7 +14731,7 @@
             <w:pPr>
               <w:spacing w:after="20" w:before="0"/>
             </w:pPr>
-            <w:hyperlink w:history="1" r:id="rIdw_7ntss2iobpxfkvwoddj">
+            <w:hyperlink w:history="1" r:id="rIdhlfkfma0u1ko9asp_udst">
               <w:r>
                 <w:rPr>
                   <w:rFonts w:ascii="Arial" w:cs="Arial" w:eastAsia="Arial" w:hAnsi="Arial"/>
@@ -14764,7 +14764,7 @@
               <w:spacing w:after="10" w:before="0"/>
               <w:ind w:left="120"/>
             </w:pPr>
-            <w:hyperlink w:history="1" r:id="rId3wrkloxt-t9cbop-pum0t">
+            <w:hyperlink w:history="1" r:id="rIdodtwbq1-igj-gdrxitrbq">
               <w:r>
                 <w:rPr>
                   <w:rFonts w:ascii="Arial" w:cs="Arial" w:eastAsia="Arial" w:hAnsi="Arial"/>
@@ -14809,7 +14809,7 @@
             <w:pPr>
               <w:spacing w:after="20" w:before="0"/>
             </w:pPr>
-            <w:hyperlink w:history="1" r:id="rIdxskjqxtxupptshtss3hbf">
+            <w:hyperlink w:history="1" r:id="rId-p5viz-djnxmgikfmjy0i">
               <w:r>
                 <w:rPr>
                   <w:rFonts w:ascii="Arial" w:cs="Arial" w:eastAsia="Arial" w:hAnsi="Arial"/>
@@ -14842,7 +14842,7 @@
               <w:spacing w:after="10" w:before="0"/>
               <w:ind w:left="120"/>
             </w:pPr>
-            <w:hyperlink w:history="1" r:id="rIdnelupcfdfue8gfdrovfiy">
+            <w:hyperlink w:history="1" r:id="rIdvs2yxymros3sof7_qu-v1">
               <w:r>
                 <w:rPr>
                   <w:rFonts w:ascii="Arial" w:cs="Arial" w:eastAsia="Arial" w:hAnsi="Arial"/>
@@ -15221,7 +15221,7 @@
             <w:pPr>
               <w:spacing w:after="20" w:before="0"/>
             </w:pPr>
-            <w:hyperlink w:history="1" r:id="rIdsyltu8j8tf1app5gi3nqu">
+            <w:hyperlink w:history="1" r:id="rId99hkaly9al91xkw8ctzks">
               <w:r>
                 <w:rPr>
                   <w:rFonts w:ascii="Arial" w:cs="Arial" w:eastAsia="Arial" w:hAnsi="Arial"/>
@@ -15254,7 +15254,7 @@
               <w:spacing w:after="10" w:before="0"/>
               <w:ind w:left="120"/>
             </w:pPr>
-            <w:hyperlink w:history="1" r:id="rIdv7ypxjguhpbkw0xwbwihk">
+            <w:hyperlink w:history="1" r:id="rIdijprcx472eqrqx7ahrzvs">
               <w:r>
                 <w:rPr>
                   <w:rFonts w:ascii="Arial" w:cs="Arial" w:eastAsia="Arial" w:hAnsi="Arial"/>
@@ -15299,7 +15299,7 @@
             <w:pPr>
               <w:spacing w:after="20" w:before="0"/>
             </w:pPr>
-            <w:hyperlink w:history="1" r:id="rIdaoigmuzv0guvgkvhrrbqj">
+            <w:hyperlink w:history="1" r:id="rIdhzsly1tpzehjuo0tkgrmr">
               <w:r>
                 <w:rPr>
                   <w:rFonts w:ascii="Arial" w:cs="Arial" w:eastAsia="Arial" w:hAnsi="Arial"/>
@@ -15332,7 +15332,7 @@
               <w:spacing w:after="10" w:before="0"/>
               <w:ind w:left="120"/>
             </w:pPr>
-            <w:hyperlink w:history="1" r:id="rId4l3oo4dmbz-ohndlz6erj">
+            <w:hyperlink w:history="1" r:id="rIdg9yqhvjlp_q2odmadhl3s">
               <w:r>
                 <w:rPr>
                   <w:rFonts w:ascii="Arial" w:cs="Arial" w:eastAsia="Arial" w:hAnsi="Arial"/>
@@ -15692,7 +15692,7 @@
             <w:pPr>
               <w:spacing w:after="20" w:before="0"/>
             </w:pPr>
-            <w:hyperlink w:history="1" r:id="rIdyf7h8-hdrdeyvd_x_5jbt">
+            <w:hyperlink w:history="1" r:id="rIdbr93xyx-booyhd_fkketu">
               <w:r>
                 <w:rPr>
                   <w:rFonts w:ascii="Arial" w:cs="Arial" w:eastAsia="Arial" w:hAnsi="Arial"/>
@@ -15725,7 +15725,7 @@
               <w:spacing w:after="10" w:before="0"/>
               <w:ind w:left="120"/>
             </w:pPr>
-            <w:hyperlink w:history="1" r:id="rIduoaq1gwuh1rto9ykpmaop">
+            <w:hyperlink w:history="1" r:id="rIdydxckrjtjz92pcvhn06uu">
               <w:r>
                 <w:rPr>
                   <w:rFonts w:ascii="Arial" w:cs="Arial" w:eastAsia="Arial" w:hAnsi="Arial"/>
@@ -15770,7 +15770,7 @@
             <w:pPr>
               <w:spacing w:after="20" w:before="0"/>
             </w:pPr>
-            <w:hyperlink w:history="1" r:id="rIdg7odyegmb_du0iwjpggtz">
+            <w:hyperlink w:history="1" r:id="rIdele39yi8ht_rzfaf7qfrf">
               <w:r>
                 <w:rPr>
                   <w:rFonts w:ascii="Arial" w:cs="Arial" w:eastAsia="Arial" w:hAnsi="Arial"/>
@@ -15803,7 +15803,7 @@
               <w:spacing w:after="10" w:before="0"/>
               <w:ind w:left="120"/>
             </w:pPr>
-            <w:hyperlink w:history="1" r:id="rIdu-i3cdpofbkagwrvprjt2">
+            <w:hyperlink w:history="1" r:id="rIduo7tujhstj8qtpuqo_fop">
               <w:r>
                 <w:rPr>
                   <w:rFonts w:ascii="Arial" w:cs="Arial" w:eastAsia="Arial" w:hAnsi="Arial"/>
@@ -16125,7 +16125,7 @@
             <w:pPr>
               <w:spacing w:after="20" w:before="0"/>
             </w:pPr>
-            <w:hyperlink w:history="1" r:id="rId_9ac9xanffyvwuny62ecc">
+            <w:hyperlink w:history="1" r:id="rIdf0nyz3tcckmi_slueqofc">
               <w:r>
                 <w:rPr>
                   <w:rFonts w:ascii="Arial" w:cs="Arial" w:eastAsia="Arial" w:hAnsi="Arial"/>
@@ -16158,7 +16158,7 @@
               <w:spacing w:after="10" w:before="0"/>
               <w:ind w:left="120"/>
             </w:pPr>
-            <w:hyperlink w:history="1" r:id="rIddzuxa6iwd2da4pv9b7ni4">
+            <w:hyperlink w:history="1" r:id="rId_m6j4rquek9n26xwczimp">
               <w:r>
                 <w:rPr>
                   <w:rFonts w:ascii="Arial" w:cs="Arial" w:eastAsia="Arial" w:hAnsi="Arial"/>
@@ -16203,7 +16203,7 @@
             <w:pPr>
               <w:spacing w:after="20" w:before="0"/>
             </w:pPr>
-            <w:hyperlink w:history="1" r:id="rId6uur9hypocgkdqwsuvnsw">
+            <w:hyperlink w:history="1" r:id="rIdduhha4ib2v-seo6v_nman">
               <w:r>
                 <w:rPr>
                   <w:rFonts w:ascii="Arial" w:cs="Arial" w:eastAsia="Arial" w:hAnsi="Arial"/>
@@ -16236,7 +16236,7 @@
               <w:spacing w:after="10" w:before="0"/>
               <w:ind w:left="120"/>
             </w:pPr>
-            <w:hyperlink w:history="1" r:id="rIddlo7knaecgasunawckxis">
+            <w:hyperlink w:history="1" r:id="rIdijt25yclkyhdiwpvzcit_">
               <w:r>
                 <w:rPr>
                   <w:rFonts w:ascii="Arial" w:cs="Arial" w:eastAsia="Arial" w:hAnsi="Arial"/>
@@ -16463,7 +16463,7 @@
             <w:pPr>
               <w:spacing w:after="20" w:before="0"/>
             </w:pPr>
-            <w:hyperlink w:history="1" r:id="rIdi3-c0g3fzygnthfjtu_0y">
+            <w:hyperlink w:history="1" r:id="rIdiegc0lwqmqcx-4lrizgrk">
               <w:r>
                 <w:rPr>
                   <w:rFonts w:ascii="Arial" w:cs="Arial" w:eastAsia="Arial" w:hAnsi="Arial"/>
@@ -16496,7 +16496,7 @@
               <w:spacing w:after="10" w:before="0"/>
               <w:ind w:left="120"/>
             </w:pPr>
-            <w:hyperlink w:history="1" r:id="rIdlvsarckg9vtxmspkns_28">
+            <w:hyperlink w:history="1" r:id="rIderxurbw8ebx_7qtga5www">
               <w:r>
                 <w:rPr>
                   <w:rFonts w:ascii="Arial" w:cs="Arial" w:eastAsia="Arial" w:hAnsi="Arial"/>
@@ -16541,7 +16541,7 @@
             <w:pPr>
               <w:spacing w:after="20" w:before="0"/>
             </w:pPr>
-            <w:hyperlink w:history="1" r:id="rIdxhsmx-entrhswzspmb8zz">
+            <w:hyperlink w:history="1" r:id="rIdxir41nwcyyl1dgnroe77a">
               <w:r>
                 <w:rPr>
                   <w:rFonts w:ascii="Arial" w:cs="Arial" w:eastAsia="Arial" w:hAnsi="Arial"/>
@@ -16574,7 +16574,7 @@
               <w:spacing w:after="10" w:before="0"/>
               <w:ind w:left="120"/>
             </w:pPr>
-            <w:hyperlink w:history="1" r:id="rIdoazixbylg4upswzpnwfjd">
+            <w:hyperlink w:history="1" r:id="rIdl71u2ajmj5qcqxjern6rw">
               <w:r>
                 <w:rPr>
                   <w:rFonts w:ascii="Arial" w:cs="Arial" w:eastAsia="Arial" w:hAnsi="Arial"/>
@@ -18565,7 +18565,7 @@
             <w:pPr>
               <w:spacing w:after="20" w:before="0"/>
             </w:pPr>
-            <w:hyperlink w:history="1" r:id="rIdcwxewxjs8fsue1bbbfiqw">
+            <w:hyperlink w:history="1" r:id="rIdth3gnbzgt3ovrayvailfp">
               <w:r>
                 <w:rPr>
                   <w:rFonts w:ascii="Arial" w:cs="Arial" w:eastAsia="Arial" w:hAnsi="Arial"/>
@@ -18598,7 +18598,7 @@
               <w:spacing w:after="10" w:before="0"/>
               <w:ind w:left="120"/>
             </w:pPr>
-            <w:hyperlink w:history="1" r:id="rIdhkrqq7yw7-wqcggau42c5">
+            <w:hyperlink w:history="1" r:id="rId5dds8xyr91q4iekaah5b5">
               <w:r>
                 <w:rPr>
                   <w:rFonts w:ascii="Arial" w:cs="Arial" w:eastAsia="Arial" w:hAnsi="Arial"/>
@@ -18643,7 +18643,7 @@
             <w:pPr>
               <w:spacing w:after="20" w:before="0"/>
             </w:pPr>
-            <w:hyperlink w:history="1" r:id="rIdrxeqpsmrcqbwyzitmoood">
+            <w:hyperlink w:history="1" r:id="rIdipps53dage1u1ivtfh9en">
               <w:r>
                 <w:rPr>
                   <w:rFonts w:ascii="Arial" w:cs="Arial" w:eastAsia="Arial" w:hAnsi="Arial"/>
@@ -18676,7 +18676,7 @@
               <w:spacing w:after="10" w:before="0"/>
               <w:ind w:left="120"/>
             </w:pPr>
-            <w:hyperlink w:history="1" r:id="rIdodsx2rmql1qqklbcxwmsy">
+            <w:hyperlink w:history="1" r:id="rId_v3b1jtpuodaaadssiomv">
               <w:r>
                 <w:rPr>
                   <w:rFonts w:ascii="Arial" w:cs="Arial" w:eastAsia="Arial" w:hAnsi="Arial"/>
@@ -18998,7 +18998,7 @@
             <w:pPr>
               <w:spacing w:after="20" w:before="0"/>
             </w:pPr>
-            <w:hyperlink w:history="1" r:id="rIdxti7ylr7sp8p8dr-ej9z9">
+            <w:hyperlink w:history="1" r:id="rId186c1_6reqw121vfxpfpv">
               <w:r>
                 <w:rPr>
                   <w:rFonts w:ascii="Arial" w:cs="Arial" w:eastAsia="Arial" w:hAnsi="Arial"/>
@@ -19031,7 +19031,7 @@
               <w:spacing w:after="10" w:before="0"/>
               <w:ind w:left="120"/>
             </w:pPr>
-            <w:hyperlink w:history="1" r:id="rIdh20dgsrwqcgj3unmrt3lf">
+            <w:hyperlink w:history="1" r:id="rIdr9hvhavwybi5bdo_n_ned">
               <w:r>
                 <w:rPr>
                   <w:rFonts w:ascii="Arial" w:cs="Arial" w:eastAsia="Arial" w:hAnsi="Arial"/>
@@ -19076,7 +19076,7 @@
             <w:pPr>
               <w:spacing w:after="20" w:before="0"/>
             </w:pPr>
-            <w:hyperlink w:history="1" r:id="rId4y0tv-tswtiymtu-l2nzk">
+            <w:hyperlink w:history="1" r:id="rIdxbk-iegd4banyxncgh4pc">
               <w:r>
                 <w:rPr>
                   <w:rFonts w:ascii="Arial" w:cs="Arial" w:eastAsia="Arial" w:hAnsi="Arial"/>
@@ -19109,7 +19109,7 @@
               <w:spacing w:after="10" w:before="0"/>
               <w:ind w:left="120"/>
             </w:pPr>
-            <w:hyperlink w:history="1" r:id="rIdxtsgn4bnlwimqk9yv4acb">
+            <w:hyperlink w:history="1" r:id="rIdnfmuaubnlqg9io3iblmei">
               <w:r>
                 <w:rPr>
                   <w:rFonts w:ascii="Arial" w:cs="Arial" w:eastAsia="Arial" w:hAnsi="Arial"/>
@@ -19412,7 +19412,7 @@
             <w:pPr>
               <w:spacing w:after="20" w:before="0"/>
             </w:pPr>
-            <w:hyperlink w:history="1" r:id="rId3yakcmjkrzjo2uzilsm61">
+            <w:hyperlink w:history="1" r:id="rIdskbcwf26rbp3fitnxhgjs">
               <w:r>
                 <w:rPr>
                   <w:rFonts w:ascii="Arial" w:cs="Arial" w:eastAsia="Arial" w:hAnsi="Arial"/>
@@ -19445,7 +19445,7 @@
               <w:spacing w:after="10" w:before="0"/>
               <w:ind w:left="120"/>
             </w:pPr>
-            <w:hyperlink w:history="1" r:id="rIdrn3uc2oeyw__gixcog-jm">
+            <w:hyperlink w:history="1" r:id="rId50a3hzolvvjyhjyvk2iam">
               <w:r>
                 <w:rPr>
                   <w:rFonts w:ascii="Arial" w:cs="Arial" w:eastAsia="Arial" w:hAnsi="Arial"/>
@@ -19490,7 +19490,7 @@
             <w:pPr>
               <w:spacing w:after="20" w:before="0"/>
             </w:pPr>
-            <w:hyperlink w:history="1" r:id="rIdu1jornu1scfrzy5nmulkt">
+            <w:hyperlink w:history="1" r:id="rIda8mzrgiqbvzsd3vhi9cm6">
               <w:r>
                 <w:rPr>
                   <w:rFonts w:ascii="Arial" w:cs="Arial" w:eastAsia="Arial" w:hAnsi="Arial"/>
@@ -19523,7 +19523,7 @@
               <w:spacing w:after="10" w:before="0"/>
               <w:ind w:left="120"/>
             </w:pPr>
-            <w:hyperlink w:history="1" r:id="rId274xij3luc8uxsgb6ekdk">
+            <w:hyperlink w:history="1" r:id="rIdnkecoyxv_evvodeil5csc">
               <w:r>
                 <w:rPr>
                   <w:rFonts w:ascii="Arial" w:cs="Arial" w:eastAsia="Arial" w:hAnsi="Arial"/>
@@ -19807,7 +19807,7 @@
             <w:pPr>
               <w:spacing w:after="20" w:before="0"/>
             </w:pPr>
-            <w:hyperlink w:history="1" r:id="rIdbhfuayokducvievxkxwpi">
+            <w:hyperlink w:history="1" r:id="rIdg-2onmlhu8921beiu326m">
               <w:r>
                 <w:rPr>
                   <w:rFonts w:ascii="Arial" w:cs="Arial" w:eastAsia="Arial" w:hAnsi="Arial"/>
@@ -19840,7 +19840,7 @@
               <w:spacing w:after="10" w:before="0"/>
               <w:ind w:left="120"/>
             </w:pPr>
-            <w:hyperlink w:history="1" r:id="rIdg2zk3f-v1ssccf9rwmfz5">
+            <w:hyperlink w:history="1" r:id="rId0ttu2my4x7g9aalqmnmqf">
               <w:r>
                 <w:rPr>
                   <w:rFonts w:ascii="Arial" w:cs="Arial" w:eastAsia="Arial" w:hAnsi="Arial"/>
@@ -19885,7 +19885,7 @@
             <w:pPr>
               <w:spacing w:after="20" w:before="0"/>
             </w:pPr>
-            <w:hyperlink w:history="1" r:id="rId6d3ef5pls5fvdk40ybtes">
+            <w:hyperlink w:history="1" r:id="rId204rrqfbqlzh_30bt7e9w">
               <w:r>
                 <w:rPr>
                   <w:rFonts w:ascii="Arial" w:cs="Arial" w:eastAsia="Arial" w:hAnsi="Arial"/>
@@ -19918,7 +19918,7 @@
               <w:spacing w:after="10" w:before="0"/>
               <w:ind w:left="120"/>
             </w:pPr>
-            <w:hyperlink w:history="1" r:id="rIdctxf_t17d3kyviwr9p5df">
+            <w:hyperlink w:history="1" r:id="rIddcz0h8wwljtpokkq0kddb">
               <w:r>
                 <w:rPr>
                   <w:rFonts w:ascii="Arial" w:cs="Arial" w:eastAsia="Arial" w:hAnsi="Arial"/>
@@ -20145,7 +20145,7 @@
             <w:pPr>
               <w:spacing w:after="20" w:before="0"/>
             </w:pPr>
-            <w:hyperlink w:history="1" r:id="rIdli-1lefr2nv_io441rnp7">
+            <w:hyperlink w:history="1" r:id="rIdfshpl1a8f34_d0b7pdgv4">
               <w:r>
                 <w:rPr>
                   <w:rFonts w:ascii="Arial" w:cs="Arial" w:eastAsia="Arial" w:hAnsi="Arial"/>
@@ -20178,7 +20178,7 @@
               <w:spacing w:after="10" w:before="0"/>
               <w:ind w:left="120"/>
             </w:pPr>
-            <w:hyperlink w:history="1" r:id="rIdf4t-wqgfdgve0dqjacgvm">
+            <w:hyperlink w:history="1" r:id="rIdkqvptxafbev8boi9vwxmo">
               <w:r>
                 <w:rPr>
                   <w:rFonts w:ascii="Arial" w:cs="Arial" w:eastAsia="Arial" w:hAnsi="Arial"/>
@@ -20223,7 +20223,7 @@
             <w:pPr>
               <w:spacing w:after="20" w:before="0"/>
             </w:pPr>
-            <w:hyperlink w:history="1" r:id="rId5ej2i1qbyrwsbt0naarus">
+            <w:hyperlink w:history="1" r:id="rId1o5recdeepzmbejutl9vg">
               <w:r>
                 <w:rPr>
                   <w:rFonts w:ascii="Arial" w:cs="Arial" w:eastAsia="Arial" w:hAnsi="Arial"/>
@@ -20256,7 +20256,7 @@
               <w:spacing w:after="10" w:before="0"/>
               <w:ind w:left="120"/>
             </w:pPr>
-            <w:hyperlink w:history="1" r:id="rIdhyeej0oufttug1gusrc7y">
+            <w:hyperlink w:history="1" r:id="rIdddpmdsa8c16jfjxhfdflw">
               <w:r>
                 <w:rPr>
                   <w:rFonts w:ascii="Arial" w:cs="Arial" w:eastAsia="Arial" w:hAnsi="Arial"/>
@@ -22266,7 +22266,7 @@
             <w:pPr>
               <w:spacing w:after="20" w:before="0"/>
             </w:pPr>
-            <w:hyperlink w:history="1" r:id="rIdgicremumdoul-sjdjvj4q">
+            <w:hyperlink w:history="1" r:id="rIdkikmn2rkorzszfztbwo2w">
               <w:r>
                 <w:rPr>
                   <w:rFonts w:ascii="Arial" w:cs="Arial" w:eastAsia="Arial" w:hAnsi="Arial"/>
@@ -22299,7 +22299,7 @@
               <w:spacing w:after="10" w:before="0"/>
               <w:ind w:left="120"/>
             </w:pPr>
-            <w:hyperlink w:history="1" r:id="rIdmgyatjw5nrvzniwikd-dw">
+            <w:hyperlink w:history="1" r:id="rIdebnqbl-uztnsw0bcraxtc">
               <w:r>
                 <w:rPr>
                   <w:rFonts w:ascii="Arial" w:cs="Arial" w:eastAsia="Arial" w:hAnsi="Arial"/>
@@ -22344,7 +22344,7 @@
             <w:pPr>
               <w:spacing w:after="20" w:before="0"/>
             </w:pPr>
-            <w:hyperlink w:history="1" r:id="rId22zu7acojc1kr_lnhiz2i">
+            <w:hyperlink w:history="1" r:id="rIdu16a4lbqa6j328c3vuszo">
               <w:r>
                 <w:rPr>
                   <w:rFonts w:ascii="Arial" w:cs="Arial" w:eastAsia="Arial" w:hAnsi="Arial"/>
@@ -22377,7 +22377,7 @@
               <w:spacing w:after="10" w:before="0"/>
               <w:ind w:left="120"/>
             </w:pPr>
-            <w:hyperlink w:history="1" r:id="rIdol3kwoy5jjr3muqcofhuy">
+            <w:hyperlink w:history="1" r:id="rIdmfh2cljjuu1fnpw4abfqg">
               <w:r>
                 <w:rPr>
                   <w:rFonts w:ascii="Arial" w:cs="Arial" w:eastAsia="Arial" w:hAnsi="Arial"/>
@@ -22779,7 +22779,7 @@
             <w:pPr>
               <w:spacing w:after="20" w:before="0"/>
             </w:pPr>
-            <w:hyperlink w:history="1" r:id="rIdhzmejesu8ihzp1dw3gcjk">
+            <w:hyperlink w:history="1" r:id="rIdkedm_2fqbqleff8pflddg">
               <w:r>
                 <w:rPr>
                   <w:rFonts w:ascii="Arial" w:cs="Arial" w:eastAsia="Arial" w:hAnsi="Arial"/>
@@ -22812,7 +22812,7 @@
               <w:spacing w:after="10" w:before="0"/>
               <w:ind w:left="120"/>
             </w:pPr>
-            <w:hyperlink w:history="1" r:id="rIdpj2xo__cx25z5qthlhdr0">
+            <w:hyperlink w:history="1" r:id="rIdcxx9wfn8iciqfda3uwmlh">
               <w:r>
                 <w:rPr>
                   <w:rFonts w:ascii="Arial" w:cs="Arial" w:eastAsia="Arial" w:hAnsi="Arial"/>
@@ -22857,7 +22857,7 @@
             <w:pPr>
               <w:spacing w:after="20" w:before="0"/>
             </w:pPr>
-            <w:hyperlink w:history="1" r:id="rIdamspezxivsyrdxthftlsq">
+            <w:hyperlink w:history="1" r:id="rIddwblvzpin6yz_ni3agzeo">
               <w:r>
                 <w:rPr>
                   <w:rFonts w:ascii="Arial" w:cs="Arial" w:eastAsia="Arial" w:hAnsi="Arial"/>
@@ -22890,7 +22890,7 @@
               <w:spacing w:after="10" w:before="0"/>
               <w:ind w:left="120"/>
             </w:pPr>
-            <w:hyperlink w:history="1" r:id="rIdwbpgpsh0bvgy3hauzys4y">
+            <w:hyperlink w:history="1" r:id="rIdmxo-vywrlst335ei7ljfe">
               <w:r>
                 <w:rPr>
                   <w:rFonts w:ascii="Arial" w:cs="Arial" w:eastAsia="Arial" w:hAnsi="Arial"/>
@@ -23250,7 +23250,7 @@
             <w:pPr>
               <w:spacing w:after="20" w:before="0"/>
             </w:pPr>
-            <w:hyperlink w:history="1" r:id="rIdolrgu7ode3130yby4ka7h">
+            <w:hyperlink w:history="1" r:id="rIdwwq34lbkeenhgkzim4o31">
               <w:r>
                 <w:rPr>
                   <w:rFonts w:ascii="Arial" w:cs="Arial" w:eastAsia="Arial" w:hAnsi="Arial"/>
@@ -23283,7 +23283,7 @@
               <w:spacing w:after="10" w:before="0"/>
               <w:ind w:left="120"/>
             </w:pPr>
-            <w:hyperlink w:history="1" r:id="rIdu4grbimqgc4ih28nyk7u8">
+            <w:hyperlink w:history="1" r:id="rId6a6u1bhzmcpc6q13xzuod">
               <w:r>
                 <w:rPr>
                   <w:rFonts w:ascii="Arial" w:cs="Arial" w:eastAsia="Arial" w:hAnsi="Arial"/>
@@ -23328,7 +23328,7 @@
             <w:pPr>
               <w:spacing w:after="20" w:before="0"/>
             </w:pPr>
-            <w:hyperlink w:history="1" r:id="rIdzjbvnv_yw3mkmm6xe2jas">
+            <w:hyperlink w:history="1" r:id="rId1ydd5yxvzrv1_q9uaznsg">
               <w:r>
                 <w:rPr>
                   <w:rFonts w:ascii="Arial" w:cs="Arial" w:eastAsia="Arial" w:hAnsi="Arial"/>
@@ -23361,7 +23361,7 @@
               <w:spacing w:after="10" w:before="0"/>
               <w:ind w:left="120"/>
             </w:pPr>
-            <w:hyperlink w:history="1" r:id="rId0m1cknaewrku2g1qryhxy">
+            <w:hyperlink w:history="1" r:id="rIdkahggjyltptelfrx8n9ir">
               <w:r>
                 <w:rPr>
                   <w:rFonts w:ascii="Arial" w:cs="Arial" w:eastAsia="Arial" w:hAnsi="Arial"/>
@@ -23702,7 +23702,7 @@
             <w:pPr>
               <w:spacing w:after="20" w:before="0"/>
             </w:pPr>
-            <w:hyperlink w:history="1" r:id="rId1aezq0sif7e2pwbv_ayp6">
+            <w:hyperlink w:history="1" r:id="rIdd-brosckmzrbkds5c6u6r">
               <w:r>
                 <w:rPr>
                   <w:rFonts w:ascii="Arial" w:cs="Arial" w:eastAsia="Arial" w:hAnsi="Arial"/>
@@ -23735,7 +23735,7 @@
               <w:spacing w:after="10" w:before="0"/>
               <w:ind w:left="120"/>
             </w:pPr>
-            <w:hyperlink w:history="1" r:id="rIdzn8bq84ejr2kurvkjz3rz">
+            <w:hyperlink w:history="1" r:id="rIdulxwujxsheha6zc9csxo1">
               <w:r>
                 <w:rPr>
                   <w:rFonts w:ascii="Arial" w:cs="Arial" w:eastAsia="Arial" w:hAnsi="Arial"/>
@@ -23780,7 +23780,7 @@
             <w:pPr>
               <w:spacing w:after="20" w:before="0"/>
             </w:pPr>
-            <w:hyperlink w:history="1" r:id="rIddveqfmw8vcz5jbwwovm_j">
+            <w:hyperlink w:history="1" r:id="rIdi1xs7jjtamnsnrbvy-mja">
               <w:r>
                 <w:rPr>
                   <w:rFonts w:ascii="Arial" w:cs="Arial" w:eastAsia="Arial" w:hAnsi="Arial"/>
@@ -23813,7 +23813,7 @@
               <w:spacing w:after="10" w:before="0"/>
               <w:ind w:left="120"/>
             </w:pPr>
-            <w:hyperlink w:history="1" r:id="rIdf-ywd4vmadwws0ht15gnq">
+            <w:hyperlink w:history="1" r:id="rIdtrotcgjmjicot6na0qybh">
               <w:r>
                 <w:rPr>
                   <w:rFonts w:ascii="Arial" w:cs="Arial" w:eastAsia="Arial" w:hAnsi="Arial"/>
@@ -24097,7 +24097,7 @@
             <w:pPr>
               <w:spacing w:after="20" w:before="0"/>
             </w:pPr>
-            <w:hyperlink w:history="1" r:id="rIdawvz5iahexpm4scpso_jf">
+            <w:hyperlink w:history="1" r:id="rIdlfcpsctwzdx8u886t4ubr">
               <w:r>
                 <w:rPr>
                   <w:rFonts w:ascii="Arial" w:cs="Arial" w:eastAsia="Arial" w:hAnsi="Arial"/>
@@ -24130,7 +24130,7 @@
               <w:spacing w:after="10" w:before="0"/>
               <w:ind w:left="120"/>
             </w:pPr>
-            <w:hyperlink w:history="1" r:id="rIdiqveruth5zfny853ms8cd">
+            <w:hyperlink w:history="1" r:id="rIdpm9kbh0l0-rxi7pxuhysk">
               <w:r>
                 <w:rPr>
                   <w:rFonts w:ascii="Arial" w:cs="Arial" w:eastAsia="Arial" w:hAnsi="Arial"/>
@@ -24175,7 +24175,7 @@
             <w:pPr>
               <w:spacing w:after="20" w:before="0"/>
             </w:pPr>
-            <w:hyperlink w:history="1" r:id="rIdf2pd25fht3tnk7dhaohi1">
+            <w:hyperlink w:history="1" r:id="rIdcow2cy-mnyrohszwz0gqz">
               <w:r>
                 <w:rPr>
                   <w:rFonts w:ascii="Arial" w:cs="Arial" w:eastAsia="Arial" w:hAnsi="Arial"/>
@@ -24208,7 +24208,7 @@
               <w:spacing w:after="10" w:before="0"/>
               <w:ind w:left="120"/>
             </w:pPr>
-            <w:hyperlink w:history="1" r:id="rIdrguaqv3va7qbahopjvm1o">
+            <w:hyperlink w:history="1" r:id="rId9-ajdbzg3upgeyk9gnoy6">
               <w:r>
                 <w:rPr>
                   <w:rFonts w:ascii="Arial" w:cs="Arial" w:eastAsia="Arial" w:hAnsi="Arial"/>

--- a/data/outputs/docx/Grade 10 Bio/Bio 1.1/Biology_Introduction_CBE_LessonSequence.docx
+++ b/data/outputs/docx/Grade 10 Bio/Bio 1.1/Biology_Introduction_CBE_LessonSequence.docx
@@ -3592,7 +3592,7 @@
             <w:pPr>
               <w:spacing w:after="20" w:before="0"/>
             </w:pPr>
-            <w:hyperlink w:history="1" r:id="rId5fr2mtjkw2kisdaiqdvjk">
+            <w:hyperlink w:history="1" r:id="rId86utkjoxpztac7vdltfx-">
               <w:r>
                 <w:rPr>
                   <w:rFonts w:ascii="Arial" w:cs="Arial" w:eastAsia="Arial" w:hAnsi="Arial"/>
@@ -3625,7 +3625,7 @@
               <w:spacing w:after="10" w:before="0"/>
               <w:ind w:left="120"/>
             </w:pPr>
-            <w:hyperlink w:history="1" r:id="rId5kfukecldj2tunf72m09f">
+            <w:hyperlink w:history="1" r:id="rIdxqjxrzsazda1y83tw31k8">
               <w:r>
                 <w:rPr>
                   <w:rFonts w:ascii="Arial" w:cs="Arial" w:eastAsia="Arial" w:hAnsi="Arial"/>
@@ -3670,7 +3670,7 @@
             <w:pPr>
               <w:spacing w:after="20" w:before="0"/>
             </w:pPr>
-            <w:hyperlink w:history="1" r:id="rIdwficy4xqmgptpj3_nqzdb">
+            <w:hyperlink w:history="1" r:id="rIddx6wyhp3kikogzi0a-dv5">
               <w:r>
                 <w:rPr>
                   <w:rFonts w:ascii="Arial" w:cs="Arial" w:eastAsia="Arial" w:hAnsi="Arial"/>
@@ -3703,7 +3703,7 @@
               <w:spacing w:after="10" w:before="0"/>
               <w:ind w:left="120"/>
             </w:pPr>
-            <w:hyperlink w:history="1" r:id="rIdk_pbb6bsev52gdym0exvi">
+            <w:hyperlink w:history="1" r:id="rIdlsal9iegfnaglsujzqykx">
               <w:r>
                 <w:rPr>
                   <w:rFonts w:ascii="Arial" w:cs="Arial" w:eastAsia="Arial" w:hAnsi="Arial"/>
@@ -4006,7 +4006,7 @@
             <w:pPr>
               <w:spacing w:after="20" w:before="0"/>
             </w:pPr>
-            <w:hyperlink w:history="1" r:id="rIdq6fukmzfvemik3ii_h6wv">
+            <w:hyperlink w:history="1" r:id="rIdiq1gir6xmby0uonp-mmfv">
               <w:r>
                 <w:rPr>
                   <w:rFonts w:ascii="Arial" w:cs="Arial" w:eastAsia="Arial" w:hAnsi="Arial"/>
@@ -4039,7 +4039,7 @@
               <w:spacing w:after="10" w:before="0"/>
               <w:ind w:left="120"/>
             </w:pPr>
-            <w:hyperlink w:history="1" r:id="rIdb-thl586q88nbegv9ixn_">
+            <w:hyperlink w:history="1" r:id="rIdscmazkxoddllnsktqmwom">
               <w:r>
                 <w:rPr>
                   <w:rFonts w:ascii="Arial" w:cs="Arial" w:eastAsia="Arial" w:hAnsi="Arial"/>
@@ -4084,7 +4084,7 @@
             <w:pPr>
               <w:spacing w:after="20" w:before="0"/>
             </w:pPr>
-            <w:hyperlink w:history="1" r:id="rIdhwesav5dvqpwc9tb__4ie">
+            <w:hyperlink w:history="1" r:id="rIdpibbgjzja2fyoesxckeof">
               <w:r>
                 <w:rPr>
                   <w:rFonts w:ascii="Arial" w:cs="Arial" w:eastAsia="Arial" w:hAnsi="Arial"/>
@@ -4117,7 +4117,7 @@
               <w:spacing w:after="10" w:before="0"/>
               <w:ind w:left="120"/>
             </w:pPr>
-            <w:hyperlink w:history="1" r:id="rIdqq5h0n5ofo9qtm9yird_z">
+            <w:hyperlink w:history="1" r:id="rIddhiqykv1v1ieim4ccswlt">
               <w:r>
                 <w:rPr>
                   <w:rFonts w:ascii="Arial" w:cs="Arial" w:eastAsia="Arial" w:hAnsi="Arial"/>
@@ -4420,7 +4420,7 @@
             <w:pPr>
               <w:spacing w:after="20" w:before="0"/>
             </w:pPr>
-            <w:hyperlink w:history="1" r:id="rIdpwr0lyg1fjagsiew2fufp">
+            <w:hyperlink w:history="1" r:id="rIdl2vefuakdlumk_vsqyttr">
               <w:r>
                 <w:rPr>
                   <w:rFonts w:ascii="Arial" w:cs="Arial" w:eastAsia="Arial" w:hAnsi="Arial"/>
@@ -4453,7 +4453,7 @@
               <w:spacing w:after="10" w:before="0"/>
               <w:ind w:left="120"/>
             </w:pPr>
-            <w:hyperlink w:history="1" r:id="rIdfjht3-dagmdplmwrnrau5">
+            <w:hyperlink w:history="1" r:id="rIddb3xajxhgo1a8nt7t92g0">
               <w:r>
                 <w:rPr>
                   <w:rFonts w:ascii="Arial" w:cs="Arial" w:eastAsia="Arial" w:hAnsi="Arial"/>
@@ -4498,7 +4498,7 @@
             <w:pPr>
               <w:spacing w:after="20" w:before="0"/>
             </w:pPr>
-            <w:hyperlink w:history="1" r:id="rIdbeas_sajxvsrjznwiocgo">
+            <w:hyperlink w:history="1" r:id="rIdfefqmf9hbpuxt9tbocabh">
               <w:r>
                 <w:rPr>
                   <w:rFonts w:ascii="Arial" w:cs="Arial" w:eastAsia="Arial" w:hAnsi="Arial"/>
@@ -4531,7 +4531,7 @@
               <w:spacing w:after="10" w:before="0"/>
               <w:ind w:left="120"/>
             </w:pPr>
-            <w:hyperlink w:history="1" r:id="rIdxdisztrdopz2xy1_uvz5d">
+            <w:hyperlink w:history="1" r:id="rId2kytaga5qalnytg1zkopw">
               <w:r>
                 <w:rPr>
                   <w:rFonts w:ascii="Arial" w:cs="Arial" w:eastAsia="Arial" w:hAnsi="Arial"/>
@@ -4815,7 +4815,7 @@
             <w:pPr>
               <w:spacing w:after="20" w:before="0"/>
             </w:pPr>
-            <w:hyperlink w:history="1" r:id="rId04najtlabjcvybl5cpk_t">
+            <w:hyperlink w:history="1" r:id="rIdkuk2wrdqjbnk6tfb8xiwp">
               <w:r>
                 <w:rPr>
                   <w:rFonts w:ascii="Arial" w:cs="Arial" w:eastAsia="Arial" w:hAnsi="Arial"/>
@@ -4848,7 +4848,7 @@
               <w:spacing w:after="10" w:before="0"/>
               <w:ind w:left="120"/>
             </w:pPr>
-            <w:hyperlink w:history="1" r:id="rId-uvgztqawrj-1uov0hkqm">
+            <w:hyperlink w:history="1" r:id="rId17lguijciadkj9uzthlue">
               <w:r>
                 <w:rPr>
                   <w:rFonts w:ascii="Arial" w:cs="Arial" w:eastAsia="Arial" w:hAnsi="Arial"/>
@@ -4893,7 +4893,7 @@
             <w:pPr>
               <w:spacing w:after="20" w:before="0"/>
             </w:pPr>
-            <w:hyperlink w:history="1" r:id="rIdmiij5r1ticgassm8ucbe-">
+            <w:hyperlink w:history="1" r:id="rId_7i3tr64foeakksy3tqpd">
               <w:r>
                 <w:rPr>
                   <w:rFonts w:ascii="Arial" w:cs="Arial" w:eastAsia="Arial" w:hAnsi="Arial"/>
@@ -4926,7 +4926,7 @@
               <w:spacing w:after="10" w:before="0"/>
               <w:ind w:left="120"/>
             </w:pPr>
-            <w:hyperlink w:history="1" r:id="rIdutyojcickmpcrqhp8p1ny">
+            <w:hyperlink w:history="1" r:id="rIdinsrgez9vxonxrpa0bmr2">
               <w:r>
                 <w:rPr>
                   <w:rFonts w:ascii="Arial" w:cs="Arial" w:eastAsia="Arial" w:hAnsi="Arial"/>
@@ -5248,7 +5248,7 @@
             <w:pPr>
               <w:spacing w:after="20" w:before="0"/>
             </w:pPr>
-            <w:hyperlink w:history="1" r:id="rId5ngp1i86pqqa7mc0oz8ja">
+            <w:hyperlink w:history="1" r:id="rIdijworjvgu_76dm4hh1qsy">
               <w:r>
                 <w:rPr>
                   <w:rFonts w:ascii="Arial" w:cs="Arial" w:eastAsia="Arial" w:hAnsi="Arial"/>
@@ -5281,7 +5281,7 @@
               <w:spacing w:after="10" w:before="0"/>
               <w:ind w:left="120"/>
             </w:pPr>
-            <w:hyperlink w:history="1" r:id="rIdbgyzm4vhai8mlaawnabgh">
+            <w:hyperlink w:history="1" r:id="rIdspd3auqojd2p0uojrjxa9">
               <w:r>
                 <w:rPr>
                   <w:rFonts w:ascii="Arial" w:cs="Arial" w:eastAsia="Arial" w:hAnsi="Arial"/>
@@ -5326,7 +5326,7 @@
             <w:pPr>
               <w:spacing w:after="20" w:before="0"/>
             </w:pPr>
-            <w:hyperlink w:history="1" r:id="rIdenwyhzw81azhxcoj4tnvn">
+            <w:hyperlink w:history="1" r:id="rId6qkvw0ipnc-h5dddf9jpo">
               <w:r>
                 <w:rPr>
                   <w:rFonts w:ascii="Arial" w:cs="Arial" w:eastAsia="Arial" w:hAnsi="Arial"/>
@@ -5359,7 +5359,7 @@
               <w:spacing w:after="10" w:before="0"/>
               <w:ind w:left="120"/>
             </w:pPr>
-            <w:hyperlink w:history="1" r:id="rId6peedqc50bkz7yjiyfjdl">
+            <w:hyperlink w:history="1" r:id="rIdxlzxgwb9_no3gkt7uvh5c">
               <w:r>
                 <w:rPr>
                   <w:rFonts w:ascii="Arial" w:cs="Arial" w:eastAsia="Arial" w:hAnsi="Arial"/>
@@ -7368,7 +7368,7 @@
             <w:pPr>
               <w:spacing w:after="20" w:before="0"/>
             </w:pPr>
-            <w:hyperlink w:history="1" r:id="rIds3qfufcfcxr0ot2a8thdu">
+            <w:hyperlink w:history="1" r:id="rId53brvfdqdmf1n1_qoj4tn">
               <w:r>
                 <w:rPr>
                   <w:rFonts w:ascii="Arial" w:cs="Arial" w:eastAsia="Arial" w:hAnsi="Arial"/>
@@ -7401,7 +7401,7 @@
               <w:spacing w:after="10" w:before="0"/>
               <w:ind w:left="120"/>
             </w:pPr>
-            <w:hyperlink w:history="1" r:id="rIdh1ab7-xip5vwqulhorjij">
+            <w:hyperlink w:history="1" r:id="rId2vw7ccv93nmct20dct3hp">
               <w:r>
                 <w:rPr>
                   <w:rFonts w:ascii="Arial" w:cs="Arial" w:eastAsia="Arial" w:hAnsi="Arial"/>
@@ -7446,7 +7446,7 @@
             <w:pPr>
               <w:spacing w:after="20" w:before="0"/>
             </w:pPr>
-            <w:hyperlink w:history="1" r:id="rIdp_vzl-im0kfbdh-ie9fid">
+            <w:hyperlink w:history="1" r:id="rId__1zhb3gdpxmrqcaakydg">
               <w:r>
                 <w:rPr>
                   <w:rFonts w:ascii="Arial" w:cs="Arial" w:eastAsia="Arial" w:hAnsi="Arial"/>
@@ -7479,7 +7479,7 @@
               <w:spacing w:after="10" w:before="0"/>
               <w:ind w:left="120"/>
             </w:pPr>
-            <w:hyperlink w:history="1" r:id="rIdz4ruqhask6y0lo3mdvici">
+            <w:hyperlink w:history="1" r:id="rIdryn0e6_cgarsypihdbvqn">
               <w:r>
                 <w:rPr>
                   <w:rFonts w:ascii="Arial" w:cs="Arial" w:eastAsia="Arial" w:hAnsi="Arial"/>
@@ -7763,7 +7763,7 @@
             <w:pPr>
               <w:spacing w:after="20" w:before="0"/>
             </w:pPr>
-            <w:hyperlink w:history="1" r:id="rIdl5fkiqexmlxcwyhkaqz_g">
+            <w:hyperlink w:history="1" r:id="rIdi8de_gtt2sqnyb7hvfcds">
               <w:r>
                 <w:rPr>
                   <w:rFonts w:ascii="Arial" w:cs="Arial" w:eastAsia="Arial" w:hAnsi="Arial"/>
@@ -7796,7 +7796,7 @@
               <w:spacing w:after="10" w:before="0"/>
               <w:ind w:left="120"/>
             </w:pPr>
-            <w:hyperlink w:history="1" r:id="rIdrs_n0numpmss_jmc_oiit">
+            <w:hyperlink w:history="1" r:id="rIdnm0kdac09cfvsrfe15k_n">
               <w:r>
                 <w:rPr>
                   <w:rFonts w:ascii="Arial" w:cs="Arial" w:eastAsia="Arial" w:hAnsi="Arial"/>
@@ -7841,7 +7841,7 @@
             <w:pPr>
               <w:spacing w:after="20" w:before="0"/>
             </w:pPr>
-            <w:hyperlink w:history="1" r:id="rIdvgsvm5xi3d1_vmtq1a2-w">
+            <w:hyperlink w:history="1" r:id="rIdb5bolryezvmjgrzsbuz2b">
               <w:r>
                 <w:rPr>
                   <w:rFonts w:ascii="Arial" w:cs="Arial" w:eastAsia="Arial" w:hAnsi="Arial"/>
@@ -7874,7 +7874,7 @@
               <w:spacing w:after="10" w:before="0"/>
               <w:ind w:left="120"/>
             </w:pPr>
-            <w:hyperlink w:history="1" r:id="rIdebvkrons_cp5ovsmocsjs">
+            <w:hyperlink w:history="1" r:id="rIdefzvltlzi9njxxydhw4oc">
               <w:r>
                 <w:rPr>
                   <w:rFonts w:ascii="Arial" w:cs="Arial" w:eastAsia="Arial" w:hAnsi="Arial"/>
@@ -8177,7 +8177,7 @@
             <w:pPr>
               <w:spacing w:after="20" w:before="0"/>
             </w:pPr>
-            <w:hyperlink w:history="1" r:id="rIdbss1e44xf_ict73tyjspx">
+            <w:hyperlink w:history="1" r:id="rIdusslejcl82asupln024lc">
               <w:r>
                 <w:rPr>
                   <w:rFonts w:ascii="Arial" w:cs="Arial" w:eastAsia="Arial" w:hAnsi="Arial"/>
@@ -8210,7 +8210,7 @@
               <w:spacing w:after="10" w:before="0"/>
               <w:ind w:left="120"/>
             </w:pPr>
-            <w:hyperlink w:history="1" r:id="rIdx3vysbiahn4ehdqpezgrr">
+            <w:hyperlink w:history="1" r:id="rId2v5p2y1tdufcpyewe-4i3">
               <w:r>
                 <w:rPr>
                   <w:rFonts w:ascii="Arial" w:cs="Arial" w:eastAsia="Arial" w:hAnsi="Arial"/>
@@ -8255,7 +8255,7 @@
             <w:pPr>
               <w:spacing w:after="20" w:before="0"/>
             </w:pPr>
-            <w:hyperlink w:history="1" r:id="rIdwhvk-dtarhs9uenvzp4bm">
+            <w:hyperlink w:history="1" r:id="rIdhl6i26e1d0ubt78on2n3o">
               <w:r>
                 <w:rPr>
                   <w:rFonts w:ascii="Arial" w:cs="Arial" w:eastAsia="Arial" w:hAnsi="Arial"/>
@@ -8288,7 +8288,7 @@
               <w:spacing w:after="10" w:before="0"/>
               <w:ind w:left="120"/>
             </w:pPr>
-            <w:hyperlink w:history="1" r:id="rIdi1ecbconmznggwr8yuqgd">
+            <w:hyperlink w:history="1" r:id="rIdkwdedcvlm6oyve_sdhpyx">
               <w:r>
                 <w:rPr>
                   <w:rFonts w:ascii="Arial" w:cs="Arial" w:eastAsia="Arial" w:hAnsi="Arial"/>
@@ -8591,7 +8591,7 @@
             <w:pPr>
               <w:spacing w:after="20" w:before="0"/>
             </w:pPr>
-            <w:hyperlink w:history="1" r:id="rIdzeqdizzkw7qckqmodd2pl">
+            <w:hyperlink w:history="1" r:id="rIdsw9pzwaalt01vnllvbc6j">
               <w:r>
                 <w:rPr>
                   <w:rFonts w:ascii="Arial" w:cs="Arial" w:eastAsia="Arial" w:hAnsi="Arial"/>
@@ -8624,7 +8624,7 @@
               <w:spacing w:after="10" w:before="0"/>
               <w:ind w:left="120"/>
             </w:pPr>
-            <w:hyperlink w:history="1" r:id="rIdslryt3s1enlwnolhldq5j">
+            <w:hyperlink w:history="1" r:id="rIdcponcsuhxz1fdziskfn6f">
               <w:r>
                 <w:rPr>
                   <w:rFonts w:ascii="Arial" w:cs="Arial" w:eastAsia="Arial" w:hAnsi="Arial"/>
@@ -8669,7 +8669,7 @@
             <w:pPr>
               <w:spacing w:after="20" w:before="0"/>
             </w:pPr>
-            <w:hyperlink w:history="1" r:id="rIdehusjqdy1h6su_zdaafl0">
+            <w:hyperlink w:history="1" r:id="rIdpnjxw2swowlruhv3ckd5j">
               <w:r>
                 <w:rPr>
                   <w:rFonts w:ascii="Arial" w:cs="Arial" w:eastAsia="Arial" w:hAnsi="Arial"/>
@@ -8702,7 +8702,7 @@
               <w:spacing w:after="10" w:before="0"/>
               <w:ind w:left="120"/>
             </w:pPr>
-            <w:hyperlink w:history="1" r:id="rIdg9pfzof-te1siuoe3tb2i">
+            <w:hyperlink w:history="1" r:id="rIdyjnnsnndktjofm6g4tgko">
               <w:r>
                 <w:rPr>
                   <w:rFonts w:ascii="Arial" w:cs="Arial" w:eastAsia="Arial" w:hAnsi="Arial"/>
@@ -8929,7 +8929,7 @@
             <w:pPr>
               <w:spacing w:after="20" w:before="0"/>
             </w:pPr>
-            <w:hyperlink w:history="1" r:id="rIdywqzortdr5ky9wqno1qda">
+            <w:hyperlink w:history="1" r:id="rIdz9tfushizd4zjl8h0ty1a">
               <w:r>
                 <w:rPr>
                   <w:rFonts w:ascii="Arial" w:cs="Arial" w:eastAsia="Arial" w:hAnsi="Arial"/>
@@ -8962,7 +8962,7 @@
               <w:spacing w:after="10" w:before="0"/>
               <w:ind w:left="120"/>
             </w:pPr>
-            <w:hyperlink w:history="1" r:id="rId0jref3xxcnhrkcknpd1j9">
+            <w:hyperlink w:history="1" r:id="rIdvhler86ggv8bvxzvinrzg">
               <w:r>
                 <w:rPr>
                   <w:rFonts w:ascii="Arial" w:cs="Arial" w:eastAsia="Arial" w:hAnsi="Arial"/>
@@ -9007,7 +9007,7 @@
             <w:pPr>
               <w:spacing w:after="20" w:before="0"/>
             </w:pPr>
-            <w:hyperlink w:history="1" r:id="rId95ksdii1jzoewbjtje05t">
+            <w:hyperlink w:history="1" r:id="rIdrhublcxizvh5yeohdq9k8">
               <w:r>
                 <w:rPr>
                   <w:rFonts w:ascii="Arial" w:cs="Arial" w:eastAsia="Arial" w:hAnsi="Arial"/>
@@ -9040,7 +9040,7 @@
               <w:spacing w:after="10" w:before="0"/>
               <w:ind w:left="120"/>
             </w:pPr>
-            <w:hyperlink w:history="1" r:id="rIdqto-mjmwjdj48vhu5xdp3">
+            <w:hyperlink w:history="1" r:id="rIdor3xktywa9qptlapfsi8v">
               <w:r>
                 <w:rPr>
                   <w:rFonts w:ascii="Arial" w:cs="Arial" w:eastAsia="Arial" w:hAnsi="Arial"/>
@@ -11050,7 +11050,7 @@
             <w:pPr>
               <w:spacing w:after="20" w:before="0"/>
             </w:pPr>
-            <w:hyperlink w:history="1" r:id="rIdkqqdaeyzhez6k0v88ykga">
+            <w:hyperlink w:history="1" r:id="rIdgpzwbm8pt41jvgg19lggr">
               <w:r>
                 <w:rPr>
                   <w:rFonts w:ascii="Arial" w:cs="Arial" w:eastAsia="Arial" w:hAnsi="Arial"/>
@@ -11083,7 +11083,7 @@
               <w:spacing w:after="10" w:before="0"/>
               <w:ind w:left="120"/>
             </w:pPr>
-            <w:hyperlink w:history="1" r:id="rId9fswpblviheqxx2m7t_ym">
+            <w:hyperlink w:history="1" r:id="rIdafmmuqdn9yrdose3kv2ix">
               <w:r>
                 <w:rPr>
                   <w:rFonts w:ascii="Arial" w:cs="Arial" w:eastAsia="Arial" w:hAnsi="Arial"/>
@@ -11128,7 +11128,7 @@
             <w:pPr>
               <w:spacing w:after="20" w:before="0"/>
             </w:pPr>
-            <w:hyperlink w:history="1" r:id="rIdqrcxzivpfphafdlge5fwe">
+            <w:hyperlink w:history="1" r:id="rId3f2yr0tdc2nrxyhnwbwyo">
               <w:r>
                 <w:rPr>
                   <w:rFonts w:ascii="Arial" w:cs="Arial" w:eastAsia="Arial" w:hAnsi="Arial"/>
@@ -11161,7 +11161,7 @@
               <w:spacing w:after="10" w:before="0"/>
               <w:ind w:left="120"/>
             </w:pPr>
-            <w:hyperlink w:history="1" r:id="rIdabcw-oxz2v7suipwwo4mp">
+            <w:hyperlink w:history="1" r:id="rIdehfhgrll8df9flfa-naaz">
               <w:r>
                 <w:rPr>
                   <w:rFonts w:ascii="Arial" w:cs="Arial" w:eastAsia="Arial" w:hAnsi="Arial"/>
@@ -11502,7 +11502,7 @@
             <w:pPr>
               <w:spacing w:after="20" w:before="0"/>
             </w:pPr>
-            <w:hyperlink w:history="1" r:id="rIdaayhxcijqgccvx95sexg-">
+            <w:hyperlink w:history="1" r:id="rIdmj0_jx1n73osqimfzoskm">
               <w:r>
                 <w:rPr>
                   <w:rFonts w:ascii="Arial" w:cs="Arial" w:eastAsia="Arial" w:hAnsi="Arial"/>
@@ -11535,7 +11535,7 @@
               <w:spacing w:after="10" w:before="0"/>
               <w:ind w:left="120"/>
             </w:pPr>
-            <w:hyperlink w:history="1" r:id="rIdbso3_ozb117vpbcyyefaq">
+            <w:hyperlink w:history="1" r:id="rIdv5nqeiygxhpkmi0szijq2">
               <w:r>
                 <w:rPr>
                   <w:rFonts w:ascii="Arial" w:cs="Arial" w:eastAsia="Arial" w:hAnsi="Arial"/>
@@ -11580,7 +11580,7 @@
             <w:pPr>
               <w:spacing w:after="20" w:before="0"/>
             </w:pPr>
-            <w:hyperlink w:history="1" r:id="rIdh5qfylwrjxrsx-du3hgyf">
+            <w:hyperlink w:history="1" r:id="rIdexezvsfswjlxof7q9ud1a">
               <w:r>
                 <w:rPr>
                   <w:rFonts w:ascii="Arial" w:cs="Arial" w:eastAsia="Arial" w:hAnsi="Arial"/>
@@ -11613,7 +11613,7 @@
               <w:spacing w:after="10" w:before="0"/>
               <w:ind w:left="120"/>
             </w:pPr>
-            <w:hyperlink w:history="1" r:id="rIdq4xqysuomi6_lnzpuyt4x">
+            <w:hyperlink w:history="1" r:id="rIdwu2rtyljglabg-1l3y_25">
               <w:r>
                 <w:rPr>
                   <w:rFonts w:ascii="Arial" w:cs="Arial" w:eastAsia="Arial" w:hAnsi="Arial"/>
@@ -11897,7 +11897,7 @@
             <w:pPr>
               <w:spacing w:after="20" w:before="0"/>
             </w:pPr>
-            <w:hyperlink w:history="1" r:id="rIdmsrw4fqlefyxplcfputjj">
+            <w:hyperlink w:history="1" r:id="rIdaixrerstew5h71vtxz-zf">
               <w:r>
                 <w:rPr>
                   <w:rFonts w:ascii="Arial" w:cs="Arial" w:eastAsia="Arial" w:hAnsi="Arial"/>
@@ -11930,7 +11930,7 @@
               <w:spacing w:after="10" w:before="0"/>
               <w:ind w:left="120"/>
             </w:pPr>
-            <w:hyperlink w:history="1" r:id="rId7-f8cvlvej8kh92t4jjb7">
+            <w:hyperlink w:history="1" r:id="rIdihew_n3hbvijqv19tcxt9">
               <w:r>
                 <w:rPr>
                   <w:rFonts w:ascii="Arial" w:cs="Arial" w:eastAsia="Arial" w:hAnsi="Arial"/>
@@ -11975,7 +11975,7 @@
             <w:pPr>
               <w:spacing w:after="20" w:before="0"/>
             </w:pPr>
-            <w:hyperlink w:history="1" r:id="rIdlp89yl6xyg4dicuplahi4">
+            <w:hyperlink w:history="1" r:id="rIdcxh16fp4jml4dzb3e6ys2">
               <w:r>
                 <w:rPr>
                   <w:rFonts w:ascii="Arial" w:cs="Arial" w:eastAsia="Arial" w:hAnsi="Arial"/>
@@ -12008,7 +12008,7 @@
               <w:spacing w:after="10" w:before="0"/>
               <w:ind w:left="120"/>
             </w:pPr>
-            <w:hyperlink w:history="1" r:id="rIdquek9pg1tomguftyfv6y-">
+            <w:hyperlink w:history="1" r:id="rIdnqegh8qvevbodbkvpg4j0">
               <w:r>
                 <w:rPr>
                   <w:rFonts w:ascii="Arial" w:cs="Arial" w:eastAsia="Arial" w:hAnsi="Arial"/>
@@ -12292,7 +12292,7 @@
             <w:pPr>
               <w:spacing w:after="20" w:before="0"/>
             </w:pPr>
-            <w:hyperlink w:history="1" r:id="rIdj6ntybqspx1-r8qe-ml7n">
+            <w:hyperlink w:history="1" r:id="rIdls4zogv-habksnzaxlse1">
               <w:r>
                 <w:rPr>
                   <w:rFonts w:ascii="Arial" w:cs="Arial" w:eastAsia="Arial" w:hAnsi="Arial"/>
@@ -12325,7 +12325,7 @@
               <w:spacing w:after="10" w:before="0"/>
               <w:ind w:left="120"/>
             </w:pPr>
-            <w:hyperlink w:history="1" r:id="rIddf2tybbrkdf_h1ncask6k">
+            <w:hyperlink w:history="1" r:id="rIdjyv8u5dupfmhbux4vjilh">
               <w:r>
                 <w:rPr>
                   <w:rFonts w:ascii="Arial" w:cs="Arial" w:eastAsia="Arial" w:hAnsi="Arial"/>
@@ -12370,7 +12370,7 @@
             <w:pPr>
               <w:spacing w:after="20" w:before="0"/>
             </w:pPr>
-            <w:hyperlink w:history="1" r:id="rIdhj1vf_n3jnmqpy_vujpy5">
+            <w:hyperlink w:history="1" r:id="rIdsr0zqvi3wb07gneraszwr">
               <w:r>
                 <w:rPr>
                   <w:rFonts w:ascii="Arial" w:cs="Arial" w:eastAsia="Arial" w:hAnsi="Arial"/>
@@ -12403,7 +12403,7 @@
               <w:spacing w:after="10" w:before="0"/>
               <w:ind w:left="120"/>
             </w:pPr>
-            <w:hyperlink w:history="1" r:id="rIdplgv5opkoebcih65tfbkx">
+            <w:hyperlink w:history="1" r:id="rId9amkbh-adglr28nxu2oms">
               <w:r>
                 <w:rPr>
                   <w:rFonts w:ascii="Arial" w:cs="Arial" w:eastAsia="Arial" w:hAnsi="Arial"/>
@@ -12630,7 +12630,7 @@
             <w:pPr>
               <w:spacing w:after="20" w:before="0"/>
             </w:pPr>
-            <w:hyperlink w:history="1" r:id="rIdsgysd8wt-y-w6xjrdmmlr">
+            <w:hyperlink w:history="1" r:id="rIdshra-nxnbuvvojw8krq8l">
               <w:r>
                 <w:rPr>
                   <w:rFonts w:ascii="Arial" w:cs="Arial" w:eastAsia="Arial" w:hAnsi="Arial"/>
@@ -12663,7 +12663,7 @@
               <w:spacing w:after="10" w:before="0"/>
               <w:ind w:left="120"/>
             </w:pPr>
-            <w:hyperlink w:history="1" r:id="rIdhxvncj2amgznuayfpqpd-">
+            <w:hyperlink w:history="1" r:id="rId2xdokgjzqtk-0gvxhv4o_">
               <w:r>
                 <w:rPr>
                   <w:rFonts w:ascii="Arial" w:cs="Arial" w:eastAsia="Arial" w:hAnsi="Arial"/>
@@ -12708,7 +12708,7 @@
             <w:pPr>
               <w:spacing w:after="20" w:before="0"/>
             </w:pPr>
-            <w:hyperlink w:history="1" r:id="rIdp4h8t70nyesjl69mnw2au">
+            <w:hyperlink w:history="1" r:id="rId5fdfltwc4y8pz2mpv-iii">
               <w:r>
                 <w:rPr>
                   <w:rFonts w:ascii="Arial" w:cs="Arial" w:eastAsia="Arial" w:hAnsi="Arial"/>
@@ -12741,7 +12741,7 @@
               <w:spacing w:after="10" w:before="0"/>
               <w:ind w:left="120"/>
             </w:pPr>
-            <w:hyperlink w:history="1" r:id="rId5lvsndvqgjrso7dajfqf2">
+            <w:hyperlink w:history="1" r:id="rIdgvrubqb5xych1p40-dv4z">
               <w:r>
                 <w:rPr>
                   <w:rFonts w:ascii="Arial" w:cs="Arial" w:eastAsia="Arial" w:hAnsi="Arial"/>
@@ -14731,7 +14731,7 @@
             <w:pPr>
               <w:spacing w:after="20" w:before="0"/>
             </w:pPr>
-            <w:hyperlink w:history="1" r:id="rIdhlfkfma0u1ko9asp_udst">
+            <w:hyperlink w:history="1" r:id="rIdvqt_zhg9deor1axlfpqtt">
               <w:r>
                 <w:rPr>
                   <w:rFonts w:ascii="Arial" w:cs="Arial" w:eastAsia="Arial" w:hAnsi="Arial"/>
@@ -14764,7 +14764,7 @@
               <w:spacing w:after="10" w:before="0"/>
               <w:ind w:left="120"/>
             </w:pPr>
-            <w:hyperlink w:history="1" r:id="rIdodtwbq1-igj-gdrxitrbq">
+            <w:hyperlink w:history="1" r:id="rIdimrgp5cugnuqllnabid5u">
               <w:r>
                 <w:rPr>
                   <w:rFonts w:ascii="Arial" w:cs="Arial" w:eastAsia="Arial" w:hAnsi="Arial"/>
@@ -14809,7 +14809,7 @@
             <w:pPr>
               <w:spacing w:after="20" w:before="0"/>
             </w:pPr>
-            <w:hyperlink w:history="1" r:id="rId-p5viz-djnxmgikfmjy0i">
+            <w:hyperlink w:history="1" r:id="rId7vkb2tsetsp4zx-fae-kq">
               <w:r>
                 <w:rPr>
                   <w:rFonts w:ascii="Arial" w:cs="Arial" w:eastAsia="Arial" w:hAnsi="Arial"/>
@@ -14842,7 +14842,7 @@
               <w:spacing w:after="10" w:before="0"/>
               <w:ind w:left="120"/>
             </w:pPr>
-            <w:hyperlink w:history="1" r:id="rIdvs2yxymros3sof7_qu-v1">
+            <w:hyperlink w:history="1" r:id="rIdcblyvhwmmpdkoc_gyjsdi">
               <w:r>
                 <w:rPr>
                   <w:rFonts w:ascii="Arial" w:cs="Arial" w:eastAsia="Arial" w:hAnsi="Arial"/>
@@ -15221,7 +15221,7 @@
             <w:pPr>
               <w:spacing w:after="20" w:before="0"/>
             </w:pPr>
-            <w:hyperlink w:history="1" r:id="rId99hkaly9al91xkw8ctzks">
+            <w:hyperlink w:history="1" r:id="rIdmnpfkb4fmf06mihmiusii">
               <w:r>
                 <w:rPr>
                   <w:rFonts w:ascii="Arial" w:cs="Arial" w:eastAsia="Arial" w:hAnsi="Arial"/>
@@ -15254,7 +15254,7 @@
               <w:spacing w:after="10" w:before="0"/>
               <w:ind w:left="120"/>
             </w:pPr>
-            <w:hyperlink w:history="1" r:id="rIdijprcx472eqrqx7ahrzvs">
+            <w:hyperlink w:history="1" r:id="rIdf87dfj7a4bsavywjcddib">
               <w:r>
                 <w:rPr>
                   <w:rFonts w:ascii="Arial" w:cs="Arial" w:eastAsia="Arial" w:hAnsi="Arial"/>
@@ -15299,7 +15299,7 @@
             <w:pPr>
               <w:spacing w:after="20" w:before="0"/>
             </w:pPr>
-            <w:hyperlink w:history="1" r:id="rIdhzsly1tpzehjuo0tkgrmr">
+            <w:hyperlink w:history="1" r:id="rId-ujgxestududngtvog49k">
               <w:r>
                 <w:rPr>
                   <w:rFonts w:ascii="Arial" w:cs="Arial" w:eastAsia="Arial" w:hAnsi="Arial"/>
@@ -15332,7 +15332,7 @@
               <w:spacing w:after="10" w:before="0"/>
               <w:ind w:left="120"/>
             </w:pPr>
-            <w:hyperlink w:history="1" r:id="rIdg9yqhvjlp_q2odmadhl3s">
+            <w:hyperlink w:history="1" r:id="rIdtp1_ogmbijsudwzs4m-o0">
               <w:r>
                 <w:rPr>
                   <w:rFonts w:ascii="Arial" w:cs="Arial" w:eastAsia="Arial" w:hAnsi="Arial"/>
@@ -15692,7 +15692,7 @@
             <w:pPr>
               <w:spacing w:after="20" w:before="0"/>
             </w:pPr>
-            <w:hyperlink w:history="1" r:id="rIdbr93xyx-booyhd_fkketu">
+            <w:hyperlink w:history="1" r:id="rIdbmpad8kmcbjrld7wzi4d6">
               <w:r>
                 <w:rPr>
                   <w:rFonts w:ascii="Arial" w:cs="Arial" w:eastAsia="Arial" w:hAnsi="Arial"/>
@@ -15725,7 +15725,7 @@
               <w:spacing w:after="10" w:before="0"/>
               <w:ind w:left="120"/>
             </w:pPr>
-            <w:hyperlink w:history="1" r:id="rIdydxckrjtjz92pcvhn06uu">
+            <w:hyperlink w:history="1" r:id="rIdujxtd-9fvaslpfihixy07">
               <w:r>
                 <w:rPr>
                   <w:rFonts w:ascii="Arial" w:cs="Arial" w:eastAsia="Arial" w:hAnsi="Arial"/>
@@ -15770,7 +15770,7 @@
             <w:pPr>
               <w:spacing w:after="20" w:before="0"/>
             </w:pPr>
-            <w:hyperlink w:history="1" r:id="rIdele39yi8ht_rzfaf7qfrf">
+            <w:hyperlink w:history="1" r:id="rId0nagipjj2lss6ikvfzurx">
               <w:r>
                 <w:rPr>
                   <w:rFonts w:ascii="Arial" w:cs="Arial" w:eastAsia="Arial" w:hAnsi="Arial"/>
@@ -15803,7 +15803,7 @@
               <w:spacing w:after="10" w:before="0"/>
               <w:ind w:left="120"/>
             </w:pPr>
-            <w:hyperlink w:history="1" r:id="rIduo7tujhstj8qtpuqo_fop">
+            <w:hyperlink w:history="1" r:id="rIdgrevfghdfnv_lqzkqs0pi">
               <w:r>
                 <w:rPr>
                   <w:rFonts w:ascii="Arial" w:cs="Arial" w:eastAsia="Arial" w:hAnsi="Arial"/>
@@ -16125,7 +16125,7 @@
             <w:pPr>
               <w:spacing w:after="20" w:before="0"/>
             </w:pPr>
-            <w:hyperlink w:history="1" r:id="rIdf0nyz3tcckmi_slueqofc">
+            <w:hyperlink w:history="1" r:id="rIdp1gr2sh-rb2zbeqyic-_v">
               <w:r>
                 <w:rPr>
                   <w:rFonts w:ascii="Arial" w:cs="Arial" w:eastAsia="Arial" w:hAnsi="Arial"/>
@@ -16158,7 +16158,7 @@
               <w:spacing w:after="10" w:before="0"/>
               <w:ind w:left="120"/>
             </w:pPr>
-            <w:hyperlink w:history="1" r:id="rId_m6j4rquek9n26xwczimp">
+            <w:hyperlink w:history="1" r:id="rIdohfg2tzrwb8ottcwi3gb8">
               <w:r>
                 <w:rPr>
                   <w:rFonts w:ascii="Arial" w:cs="Arial" w:eastAsia="Arial" w:hAnsi="Arial"/>
@@ -16203,7 +16203,7 @@
             <w:pPr>
               <w:spacing w:after="20" w:before="0"/>
             </w:pPr>
-            <w:hyperlink w:history="1" r:id="rIdduhha4ib2v-seo6v_nman">
+            <w:hyperlink w:history="1" r:id="rIde_odsvp9dfarpunaaiicj">
               <w:r>
                 <w:rPr>
                   <w:rFonts w:ascii="Arial" w:cs="Arial" w:eastAsia="Arial" w:hAnsi="Arial"/>
@@ -16236,7 +16236,7 @@
               <w:spacing w:after="10" w:before="0"/>
               <w:ind w:left="120"/>
             </w:pPr>
-            <w:hyperlink w:history="1" r:id="rIdijt25yclkyhdiwpvzcit_">
+            <w:hyperlink w:history="1" r:id="rIdlyrj6wmcxlh_kz1x9efhm">
               <w:r>
                 <w:rPr>
                   <w:rFonts w:ascii="Arial" w:cs="Arial" w:eastAsia="Arial" w:hAnsi="Arial"/>
@@ -16463,7 +16463,7 @@
             <w:pPr>
               <w:spacing w:after="20" w:before="0"/>
             </w:pPr>
-            <w:hyperlink w:history="1" r:id="rIdiegc0lwqmqcx-4lrizgrk">
+            <w:hyperlink w:history="1" r:id="rId0v5csb4ws_zqkhtz-ffpk">
               <w:r>
                 <w:rPr>
                   <w:rFonts w:ascii="Arial" w:cs="Arial" w:eastAsia="Arial" w:hAnsi="Arial"/>
@@ -16496,7 +16496,7 @@
               <w:spacing w:after="10" w:before="0"/>
               <w:ind w:left="120"/>
             </w:pPr>
-            <w:hyperlink w:history="1" r:id="rIderxurbw8ebx_7qtga5www">
+            <w:hyperlink w:history="1" r:id="rIdunvspslc-easx-shpqkgf">
               <w:r>
                 <w:rPr>
                   <w:rFonts w:ascii="Arial" w:cs="Arial" w:eastAsia="Arial" w:hAnsi="Arial"/>
@@ -16541,7 +16541,7 @@
             <w:pPr>
               <w:spacing w:after="20" w:before="0"/>
             </w:pPr>
-            <w:hyperlink w:history="1" r:id="rIdxir41nwcyyl1dgnroe77a">
+            <w:hyperlink w:history="1" r:id="rIdoxectxnbss9kbi-4g-h1b">
               <w:r>
                 <w:rPr>
                   <w:rFonts w:ascii="Arial" w:cs="Arial" w:eastAsia="Arial" w:hAnsi="Arial"/>
@@ -16574,7 +16574,7 @@
               <w:spacing w:after="10" w:before="0"/>
               <w:ind w:left="120"/>
             </w:pPr>
-            <w:hyperlink w:history="1" r:id="rIdl71u2ajmj5qcqxjern6rw">
+            <w:hyperlink w:history="1" r:id="rIdlmjljadupmgt1gp50ruyr">
               <w:r>
                 <w:rPr>
                   <w:rFonts w:ascii="Arial" w:cs="Arial" w:eastAsia="Arial" w:hAnsi="Arial"/>
@@ -18565,7 +18565,7 @@
             <w:pPr>
               <w:spacing w:after="20" w:before="0"/>
             </w:pPr>
-            <w:hyperlink w:history="1" r:id="rIdth3gnbzgt3ovrayvailfp">
+            <w:hyperlink w:history="1" r:id="rIdkimxb7ltgktk2xdlcstiq">
               <w:r>
                 <w:rPr>
                   <w:rFonts w:ascii="Arial" w:cs="Arial" w:eastAsia="Arial" w:hAnsi="Arial"/>
@@ -18598,7 +18598,7 @@
               <w:spacing w:after="10" w:before="0"/>
               <w:ind w:left="120"/>
             </w:pPr>
-            <w:hyperlink w:history="1" r:id="rId5dds8xyr91q4iekaah5b5">
+            <w:hyperlink w:history="1" r:id="rId0g2qnlul7isqrvxwpmft4">
               <w:r>
                 <w:rPr>
                   <w:rFonts w:ascii="Arial" w:cs="Arial" w:eastAsia="Arial" w:hAnsi="Arial"/>
@@ -18643,7 +18643,7 @@
             <w:pPr>
               <w:spacing w:after="20" w:before="0"/>
             </w:pPr>
-            <w:hyperlink w:history="1" r:id="rIdipps53dage1u1ivtfh9en">
+            <w:hyperlink w:history="1" r:id="rIdtr_immgm1hkxqwcuhk7ez">
               <w:r>
                 <w:rPr>
                   <w:rFonts w:ascii="Arial" w:cs="Arial" w:eastAsia="Arial" w:hAnsi="Arial"/>
@@ -18676,7 +18676,7 @@
               <w:spacing w:after="10" w:before="0"/>
               <w:ind w:left="120"/>
             </w:pPr>
-            <w:hyperlink w:history="1" r:id="rId_v3b1jtpuodaaadssiomv">
+            <w:hyperlink w:history="1" r:id="rIdtn9q0onxpxzhgafkhxqzp">
               <w:r>
                 <w:rPr>
                   <w:rFonts w:ascii="Arial" w:cs="Arial" w:eastAsia="Arial" w:hAnsi="Arial"/>
@@ -18998,7 +18998,7 @@
             <w:pPr>
               <w:spacing w:after="20" w:before="0"/>
             </w:pPr>
-            <w:hyperlink w:history="1" r:id="rId186c1_6reqw121vfxpfpv">
+            <w:hyperlink w:history="1" r:id="rIdernggjiyis7bjpeiq2pch">
               <w:r>
                 <w:rPr>
                   <w:rFonts w:ascii="Arial" w:cs="Arial" w:eastAsia="Arial" w:hAnsi="Arial"/>
@@ -19031,7 +19031,7 @@
               <w:spacing w:after="10" w:before="0"/>
               <w:ind w:left="120"/>
             </w:pPr>
-            <w:hyperlink w:history="1" r:id="rIdr9hvhavwybi5bdo_n_ned">
+            <w:hyperlink w:history="1" r:id="rIdzwqy6p-obnurhu7btecgv">
               <w:r>
                 <w:rPr>
                   <w:rFonts w:ascii="Arial" w:cs="Arial" w:eastAsia="Arial" w:hAnsi="Arial"/>
@@ -19076,7 +19076,7 @@
             <w:pPr>
               <w:spacing w:after="20" w:before="0"/>
             </w:pPr>
-            <w:hyperlink w:history="1" r:id="rIdxbk-iegd4banyxncgh4pc">
+            <w:hyperlink w:history="1" r:id="rIdeentuwdo3iatmxjp9nvm_">
               <w:r>
                 <w:rPr>
                   <w:rFonts w:ascii="Arial" w:cs="Arial" w:eastAsia="Arial" w:hAnsi="Arial"/>
@@ -19109,7 +19109,7 @@
               <w:spacing w:after="10" w:before="0"/>
               <w:ind w:left="120"/>
             </w:pPr>
-            <w:hyperlink w:history="1" r:id="rIdnfmuaubnlqg9io3iblmei">
+            <w:hyperlink w:history="1" r:id="rIduth0o7hoyxkxdkpb4q5y5">
               <w:r>
                 <w:rPr>
                   <w:rFonts w:ascii="Arial" w:cs="Arial" w:eastAsia="Arial" w:hAnsi="Arial"/>
@@ -19412,7 +19412,7 @@
             <w:pPr>
               <w:spacing w:after="20" w:before="0"/>
             </w:pPr>
-            <w:hyperlink w:history="1" r:id="rIdskbcwf26rbp3fitnxhgjs">
+            <w:hyperlink w:history="1" r:id="rIdutwm4bvhqqbuxjw_udb0s">
               <w:r>
                 <w:rPr>
                   <w:rFonts w:ascii="Arial" w:cs="Arial" w:eastAsia="Arial" w:hAnsi="Arial"/>
@@ -19445,7 +19445,7 @@
               <w:spacing w:after="10" w:before="0"/>
               <w:ind w:left="120"/>
             </w:pPr>
-            <w:hyperlink w:history="1" r:id="rId50a3hzolvvjyhjyvk2iam">
+            <w:hyperlink w:history="1" r:id="rId7qlgc1tsazoro1nixm341">
               <w:r>
                 <w:rPr>
                   <w:rFonts w:ascii="Arial" w:cs="Arial" w:eastAsia="Arial" w:hAnsi="Arial"/>
@@ -19490,7 +19490,7 @@
             <w:pPr>
               <w:spacing w:after="20" w:before="0"/>
             </w:pPr>
-            <w:hyperlink w:history="1" r:id="rIda8mzrgiqbvzsd3vhi9cm6">
+            <w:hyperlink w:history="1" r:id="rIdtaq5uxxnmt6k5tsvlv3zo">
               <w:r>
                 <w:rPr>
                   <w:rFonts w:ascii="Arial" w:cs="Arial" w:eastAsia="Arial" w:hAnsi="Arial"/>
@@ -19523,7 +19523,7 @@
               <w:spacing w:after="10" w:before="0"/>
               <w:ind w:left="120"/>
             </w:pPr>
-            <w:hyperlink w:history="1" r:id="rIdnkecoyxv_evvodeil5csc">
+            <w:hyperlink w:history="1" r:id="rIdqnafc5peapjgafg12ow7u">
               <w:r>
                 <w:rPr>
                   <w:rFonts w:ascii="Arial" w:cs="Arial" w:eastAsia="Arial" w:hAnsi="Arial"/>
@@ -19807,7 +19807,7 @@
             <w:pPr>
               <w:spacing w:after="20" w:before="0"/>
             </w:pPr>
-            <w:hyperlink w:history="1" r:id="rIdg-2onmlhu8921beiu326m">
+            <w:hyperlink w:history="1" r:id="rIdtsxxecoi-irk3pxj_yje5">
               <w:r>
                 <w:rPr>
                   <w:rFonts w:ascii="Arial" w:cs="Arial" w:eastAsia="Arial" w:hAnsi="Arial"/>
@@ -19840,7 +19840,7 @@
               <w:spacing w:after="10" w:before="0"/>
               <w:ind w:left="120"/>
             </w:pPr>
-            <w:hyperlink w:history="1" r:id="rId0ttu2my4x7g9aalqmnmqf">
+            <w:hyperlink w:history="1" r:id="rIdadzg254ry9cebpcr_5rqq">
               <w:r>
                 <w:rPr>
                   <w:rFonts w:ascii="Arial" w:cs="Arial" w:eastAsia="Arial" w:hAnsi="Arial"/>
@@ -19885,7 +19885,7 @@
             <w:pPr>
               <w:spacing w:after="20" w:before="0"/>
             </w:pPr>
-            <w:hyperlink w:history="1" r:id="rId204rrqfbqlzh_30bt7e9w">
+            <w:hyperlink w:history="1" r:id="rIdtwaqlrnm2ishinzw5hk2a">
               <w:r>
                 <w:rPr>
                   <w:rFonts w:ascii="Arial" w:cs="Arial" w:eastAsia="Arial" w:hAnsi="Arial"/>
@@ -19918,7 +19918,7 @@
               <w:spacing w:after="10" w:before="0"/>
               <w:ind w:left="120"/>
             </w:pPr>
-            <w:hyperlink w:history="1" r:id="rIddcz0h8wwljtpokkq0kddb">
+            <w:hyperlink w:history="1" r:id="rIdbrvanwtkodquoir7wnd33">
               <w:r>
                 <w:rPr>
                   <w:rFonts w:ascii="Arial" w:cs="Arial" w:eastAsia="Arial" w:hAnsi="Arial"/>
@@ -20145,7 +20145,7 @@
             <w:pPr>
               <w:spacing w:after="20" w:before="0"/>
             </w:pPr>
-            <w:hyperlink w:history="1" r:id="rIdfshpl1a8f34_d0b7pdgv4">
+            <w:hyperlink w:history="1" r:id="rIddghzqbmwifppt8vqaaz7z">
               <w:r>
                 <w:rPr>
                   <w:rFonts w:ascii="Arial" w:cs="Arial" w:eastAsia="Arial" w:hAnsi="Arial"/>
@@ -20178,7 +20178,7 @@
               <w:spacing w:after="10" w:before="0"/>
               <w:ind w:left="120"/>
             </w:pPr>
-            <w:hyperlink w:history="1" r:id="rIdkqvptxafbev8boi9vwxmo">
+            <w:hyperlink w:history="1" r:id="rId85bxmk0qdkd1vewksepma">
               <w:r>
                 <w:rPr>
                   <w:rFonts w:ascii="Arial" w:cs="Arial" w:eastAsia="Arial" w:hAnsi="Arial"/>
@@ -20223,7 +20223,7 @@
             <w:pPr>
               <w:spacing w:after="20" w:before="0"/>
             </w:pPr>
-            <w:hyperlink w:history="1" r:id="rId1o5recdeepzmbejutl9vg">
+            <w:hyperlink w:history="1" r:id="rId4prk6gzil7yoa1ea32ehk">
               <w:r>
                 <w:rPr>
                   <w:rFonts w:ascii="Arial" w:cs="Arial" w:eastAsia="Arial" w:hAnsi="Arial"/>
@@ -20256,7 +20256,7 @@
               <w:spacing w:after="10" w:before="0"/>
               <w:ind w:left="120"/>
             </w:pPr>
-            <w:hyperlink w:history="1" r:id="rIdddpmdsa8c16jfjxhfdflw">
+            <w:hyperlink w:history="1" r:id="rIdvsuogmgkbjsiaptwtxgwv">
               <w:r>
                 <w:rPr>
                   <w:rFonts w:ascii="Arial" w:cs="Arial" w:eastAsia="Arial" w:hAnsi="Arial"/>
@@ -22266,7 +22266,7 @@
             <w:pPr>
               <w:spacing w:after="20" w:before="0"/>
             </w:pPr>
-            <w:hyperlink w:history="1" r:id="rIdkikmn2rkorzszfztbwo2w">
+            <w:hyperlink w:history="1" r:id="rIdmsm3unfmqwqdbveehf2sg">
               <w:r>
                 <w:rPr>
                   <w:rFonts w:ascii="Arial" w:cs="Arial" w:eastAsia="Arial" w:hAnsi="Arial"/>
@@ -22299,7 +22299,7 @@
               <w:spacing w:after="10" w:before="0"/>
               <w:ind w:left="120"/>
             </w:pPr>
-            <w:hyperlink w:history="1" r:id="rIdebnqbl-uztnsw0bcraxtc">
+            <w:hyperlink w:history="1" r:id="rIdvtu6he5czgttlhqvkurrk">
               <w:r>
                 <w:rPr>
                   <w:rFonts w:ascii="Arial" w:cs="Arial" w:eastAsia="Arial" w:hAnsi="Arial"/>
@@ -22344,7 +22344,7 @@
             <w:pPr>
               <w:spacing w:after="20" w:before="0"/>
             </w:pPr>
-            <w:hyperlink w:history="1" r:id="rIdu16a4lbqa6j328c3vuszo">
+            <w:hyperlink w:history="1" r:id="rIddepqmenv08pdoioc_fm6k">
               <w:r>
                 <w:rPr>
                   <w:rFonts w:ascii="Arial" w:cs="Arial" w:eastAsia="Arial" w:hAnsi="Arial"/>
@@ -22377,7 +22377,7 @@
               <w:spacing w:after="10" w:before="0"/>
               <w:ind w:left="120"/>
             </w:pPr>
-            <w:hyperlink w:history="1" r:id="rIdmfh2cljjuu1fnpw4abfqg">
+            <w:hyperlink w:history="1" r:id="rIdxwblnajfzkqfuk27hcpfg">
               <w:r>
                 <w:rPr>
                   <w:rFonts w:ascii="Arial" w:cs="Arial" w:eastAsia="Arial" w:hAnsi="Arial"/>
@@ -22779,7 +22779,7 @@
             <w:pPr>
               <w:spacing w:after="20" w:before="0"/>
             </w:pPr>
-            <w:hyperlink w:history="1" r:id="rIdkedm_2fqbqleff8pflddg">
+            <w:hyperlink w:history="1" r:id="rIdwpfa0hf16vbacghxl2jho">
               <w:r>
                 <w:rPr>
                   <w:rFonts w:ascii="Arial" w:cs="Arial" w:eastAsia="Arial" w:hAnsi="Arial"/>
@@ -22812,7 +22812,7 @@
               <w:spacing w:after="10" w:before="0"/>
               <w:ind w:left="120"/>
             </w:pPr>
-            <w:hyperlink w:history="1" r:id="rIdcxx9wfn8iciqfda3uwmlh">
+            <w:hyperlink w:history="1" r:id="rIdl9xydmb108ypg2a48qg4r">
               <w:r>
                 <w:rPr>
                   <w:rFonts w:ascii="Arial" w:cs="Arial" w:eastAsia="Arial" w:hAnsi="Arial"/>
@@ -22857,7 +22857,7 @@
             <w:pPr>
               <w:spacing w:after="20" w:before="0"/>
             </w:pPr>
-            <w:hyperlink w:history="1" r:id="rIddwblvzpin6yz_ni3agzeo">
+            <w:hyperlink w:history="1" r:id="rId_et5ncm3tjiirgrsgmg9i">
               <w:r>
                 <w:rPr>
                   <w:rFonts w:ascii="Arial" w:cs="Arial" w:eastAsia="Arial" w:hAnsi="Arial"/>
@@ -22890,7 +22890,7 @@
               <w:spacing w:after="10" w:before="0"/>
               <w:ind w:left="120"/>
             </w:pPr>
-            <w:hyperlink w:history="1" r:id="rIdmxo-vywrlst335ei7ljfe">
+            <w:hyperlink w:history="1" r:id="rIdg5lqfrbdezarpuhcuc1zs">
               <w:r>
                 <w:rPr>
                   <w:rFonts w:ascii="Arial" w:cs="Arial" w:eastAsia="Arial" w:hAnsi="Arial"/>
@@ -23250,7 +23250,7 @@
             <w:pPr>
               <w:spacing w:after="20" w:before="0"/>
             </w:pPr>
-            <w:hyperlink w:history="1" r:id="rIdwwq34lbkeenhgkzim4o31">
+            <w:hyperlink w:history="1" r:id="rIdmghqzbgc-bstsyjisnwnj">
               <w:r>
                 <w:rPr>
                   <w:rFonts w:ascii="Arial" w:cs="Arial" w:eastAsia="Arial" w:hAnsi="Arial"/>
@@ -23283,7 +23283,7 @@
               <w:spacing w:after="10" w:before="0"/>
               <w:ind w:left="120"/>
             </w:pPr>
-            <w:hyperlink w:history="1" r:id="rId6a6u1bhzmcpc6q13xzuod">
+            <w:hyperlink w:history="1" r:id="rIdqleodnsixkchvfzhptgi7">
               <w:r>
                 <w:rPr>
                   <w:rFonts w:ascii="Arial" w:cs="Arial" w:eastAsia="Arial" w:hAnsi="Arial"/>
@@ -23328,7 +23328,7 @@
             <w:pPr>
               <w:spacing w:after="20" w:before="0"/>
             </w:pPr>
-            <w:hyperlink w:history="1" r:id="rId1ydd5yxvzrv1_q9uaznsg">
+            <w:hyperlink w:history="1" r:id="rId9mjfqncw54egprrwbz37k">
               <w:r>
                 <w:rPr>
                   <w:rFonts w:ascii="Arial" w:cs="Arial" w:eastAsia="Arial" w:hAnsi="Arial"/>
@@ -23361,7 +23361,7 @@
               <w:spacing w:after="10" w:before="0"/>
               <w:ind w:left="120"/>
             </w:pPr>
-            <w:hyperlink w:history="1" r:id="rIdkahggjyltptelfrx8n9ir">
+            <w:hyperlink w:history="1" r:id="rIdzbvvkvnq9iqdnljcinh3k">
               <w:r>
                 <w:rPr>
                   <w:rFonts w:ascii="Arial" w:cs="Arial" w:eastAsia="Arial" w:hAnsi="Arial"/>
@@ -23702,7 +23702,7 @@
             <w:pPr>
               <w:spacing w:after="20" w:before="0"/>
             </w:pPr>
-            <w:hyperlink w:history="1" r:id="rIdd-brosckmzrbkds5c6u6r">
+            <w:hyperlink w:history="1" r:id="rIdrao6ylc4snbdhtnupk_or">
               <w:r>
                 <w:rPr>
                   <w:rFonts w:ascii="Arial" w:cs="Arial" w:eastAsia="Arial" w:hAnsi="Arial"/>
@@ -23735,7 +23735,7 @@
               <w:spacing w:after="10" w:before="0"/>
               <w:ind w:left="120"/>
             </w:pPr>
-            <w:hyperlink w:history="1" r:id="rIdulxwujxsheha6zc9csxo1">
+            <w:hyperlink w:history="1" r:id="rIdtvqjujd8mqdjhzyglyn6n">
               <w:r>
                 <w:rPr>
                   <w:rFonts w:ascii="Arial" w:cs="Arial" w:eastAsia="Arial" w:hAnsi="Arial"/>
@@ -23780,7 +23780,7 @@
             <w:pPr>
               <w:spacing w:after="20" w:before="0"/>
             </w:pPr>
-            <w:hyperlink w:history="1" r:id="rIdi1xs7jjtamnsnrbvy-mja">
+            <w:hyperlink w:history="1" r:id="rId3dhcr9jbcj_uajlc0twys">
               <w:r>
                 <w:rPr>
                   <w:rFonts w:ascii="Arial" w:cs="Arial" w:eastAsia="Arial" w:hAnsi="Arial"/>
@@ -23813,7 +23813,7 @@
               <w:spacing w:after="10" w:before="0"/>
               <w:ind w:left="120"/>
             </w:pPr>
-            <w:hyperlink w:history="1" r:id="rIdtrotcgjmjicot6na0qybh">
+            <w:hyperlink w:history="1" r:id="rIdfiibddc3d-q5_mwxwlnsr">
               <w:r>
                 <w:rPr>
                   <w:rFonts w:ascii="Arial" w:cs="Arial" w:eastAsia="Arial" w:hAnsi="Arial"/>
@@ -24097,7 +24097,7 @@
             <w:pPr>
               <w:spacing w:after="20" w:before="0"/>
             </w:pPr>
-            <w:hyperlink w:history="1" r:id="rIdlfcpsctwzdx8u886t4ubr">
+            <w:hyperlink w:history="1" r:id="rIdlewutqqqdgadf1uasam2k">
               <w:r>
                 <w:rPr>
                   <w:rFonts w:ascii="Arial" w:cs="Arial" w:eastAsia="Arial" w:hAnsi="Arial"/>
@@ -24130,7 +24130,7 @@
               <w:spacing w:after="10" w:before="0"/>
               <w:ind w:left="120"/>
             </w:pPr>
-            <w:hyperlink w:history="1" r:id="rIdpm9kbh0l0-rxi7pxuhysk">
+            <w:hyperlink w:history="1" r:id="rId0sxxytoofaojmikux5bap">
               <w:r>
                 <w:rPr>
                   <w:rFonts w:ascii="Arial" w:cs="Arial" w:eastAsia="Arial" w:hAnsi="Arial"/>
@@ -24175,7 +24175,7 @@
             <w:pPr>
               <w:spacing w:after="20" w:before="0"/>
             </w:pPr>
-            <w:hyperlink w:history="1" r:id="rIdcow2cy-mnyrohszwz0gqz">
+            <w:hyperlink w:history="1" r:id="rIdsnzcxlgu4fxxoldzucg1v">
               <w:r>
                 <w:rPr>
                   <w:rFonts w:ascii="Arial" w:cs="Arial" w:eastAsia="Arial" w:hAnsi="Arial"/>
@@ -24208,7 +24208,7 @@
               <w:spacing w:after="10" w:before="0"/>
               <w:ind w:left="120"/>
             </w:pPr>
-            <w:hyperlink w:history="1" r:id="rId9-ajdbzg3upgeyk9gnoy6">
+            <w:hyperlink w:history="1" r:id="rIdikiqbvctbo4gqahgcvrtr">
               <w:r>
                 <w:rPr>
                   <w:rFonts w:ascii="Arial" w:cs="Arial" w:eastAsia="Arial" w:hAnsi="Arial"/>

--- a/data/outputs/docx/Grade 10 Bio/Bio 1.1/Biology_Introduction_CBE_LessonSequence.docx
+++ b/data/outputs/docx/Grade 10 Bio/Bio 1.1/Biology_Introduction_CBE_LessonSequence.docx
@@ -3259,18 +3259,17 @@
         <w:tblLayout w:type="fixed"/>
       </w:tblPr>
       <w:tblGrid>
-        <w:gridCol w:w="900"/>
-        <w:gridCol w:w="2300"/>
-        <w:gridCol w:w="2556"/>
-        <w:gridCol w:w="3324"/>
-        <w:gridCol w:w="2300"/>
-        <w:gridCol w:w="2300"/>
+        <w:gridCol w:w="1520"/>
+        <w:gridCol w:w="3040"/>
+        <w:gridCol w:w="3040"/>
+        <w:gridCol w:w="3040"/>
+        <w:gridCol w:w="3040"/>
       </w:tblGrid>
       <w:tr>
         <w:tc>
           <w:tcPr>
             <w:tcW w:type="dxa" w:w="13680"/>
-            <w:gridSpan w:val="6"/>
+            <w:gridSpan w:val="5"/>
             <w:shd w:fill="1F6B75" w:color="auto" w:val="clear"/>
             <w:tcMar>
               <w:top w:type="dxa" w:w="60"/>
@@ -3304,7 +3303,7 @@
       <w:tr>
         <w:tc>
           <w:tcPr>
-            <w:tcW w:type="dxa" w:w="900"/>
+            <w:tcW w:type="dxa" w:w="1520"/>
             <w:shd w:fill="1F3864" w:color="auto" w:val="clear"/>
             <w:tcMar>
               <w:top w:type="dxa" w:w="60"/>
@@ -3336,7 +3335,7 @@
         </w:tc>
         <w:tc>
           <w:tcPr>
-            <w:tcW w:type="dxa" w:w="2300"/>
+            <w:tcW w:type="dxa" w:w="3040"/>
             <w:shd w:fill="2E75B6" w:color="auto" w:val="clear"/>
             <w:tcMar>
               <w:top w:type="dxa" w:w="60"/>
@@ -3368,8 +3367,8 @@
         </w:tc>
         <w:tc>
           <w:tcPr>
-            <w:tcW w:type="dxa" w:w="2556"/>
-            <w:shd w:fill="1F6B75" w:color="auto" w:val="clear"/>
+            <w:tcW w:type="dxa" w:w="3040"/>
+            <w:shd w:fill="2E75B6" w:color="auto" w:val="clear"/>
             <w:tcMar>
               <w:top w:type="dxa" w:w="60"/>
               <w:left w:type="dxa" w:w="120"/>
@@ -3394,14 +3393,14 @@
                 <w:sz w:val="18"/>
                 <w:szCs w:val="18"/>
               </w:rPr>
-              <w:t xml:space="preserve">Resource</w:t>
-            </w:r>
-          </w:p>
-        </w:tc>
-        <w:tc>
-          <w:tcPr>
-            <w:tcW w:type="dxa" w:w="3324"/>
-            <w:shd w:fill="2E75B6" w:color="auto" w:val="clear"/>
+              <w:t xml:space="preserve">Teacher Moves</w:t>
+            </w:r>
+          </w:p>
+        </w:tc>
+        <w:tc>
+          <w:tcPr>
+            <w:tcW w:type="dxa" w:w="3040"/>
+            <w:shd w:fill="1F6B75" w:color="auto" w:val="clear"/>
             <w:tcMar>
               <w:top w:type="dxa" w:w="60"/>
               <w:left w:type="dxa" w:w="120"/>
@@ -3426,14 +3425,14 @@
                 <w:sz w:val="18"/>
                 <w:szCs w:val="18"/>
               </w:rPr>
-              <w:t xml:space="preserve">Teacher Moves</w:t>
-            </w:r>
-          </w:p>
-        </w:tc>
-        <w:tc>
-          <w:tcPr>
-            <w:tcW w:type="dxa" w:w="2300"/>
-            <w:shd w:fill="1F6B75" w:color="auto" w:val="clear"/>
+              <w:t xml:space="preserve">Sensemaking Strategy</w:t>
+            </w:r>
+          </w:p>
+        </w:tc>
+        <w:tc>
+          <w:tcPr>
+            <w:tcW w:type="dxa" w:w="3040"/>
+            <w:shd w:fill="2E75B6" w:color="auto" w:val="clear"/>
             <w:tcMar>
               <w:top w:type="dxa" w:w="60"/>
               <w:left w:type="dxa" w:w="120"/>
@@ -3458,14 +3457,16 @@
                 <w:sz w:val="18"/>
                 <w:szCs w:val="18"/>
               </w:rPr>
-              <w:t xml:space="preserve">Sensemaking Strategy</w:t>
-            </w:r>
-          </w:p>
-        </w:tc>
-        <w:tc>
-          <w:tcPr>
-            <w:tcW w:type="dxa" w:w="2300"/>
-            <w:shd w:fill="2E75B6" w:color="auto" w:val="clear"/>
+              <w:t xml:space="preserve">Formative Assessment Strategy</w:t>
+            </w:r>
+          </w:p>
+        </w:tc>
+      </w:tr>
+      <w:tr>
+        <w:tc>
+          <w:tcPr>
+            <w:tcW w:type="dxa" w:w="1520"/>
+            <w:shd w:fill="EAD1F5" w:color="auto" w:val="clear"/>
             <w:tcMar>
               <w:top w:type="dxa" w:w="60"/>
               <w:left w:type="dxa" w:w="120"/>
@@ -3486,40 +3487,6 @@
                 <w:bCs/>
                 <w:i w:val="false"/>
                 <w:iCs w:val="false"/>
-                <w:color w:val="FFFFFF"/>
-                <w:sz w:val="18"/>
-                <w:szCs w:val="18"/>
-              </w:rPr>
-              <w:t xml:space="preserve">Formative Assessment Strategy</w:t>
-            </w:r>
-          </w:p>
-        </w:tc>
-      </w:tr>
-      <w:tr>
-        <w:tc>
-          <w:tcPr>
-            <w:tcW w:type="dxa" w:w="900"/>
-            <w:shd w:fill="EAD1F5" w:color="auto" w:val="clear"/>
-            <w:tcMar>
-              <w:top w:type="dxa" w:w="60"/>
-              <w:left w:type="dxa" w:w="120"/>
-              <w:bottom w:type="dxa" w:w="60"/>
-              <w:right w:type="dxa" w:w="120"/>
-            </w:tcMar>
-            <w:vAlign w:val="top"/>
-          </w:tcPr>
-          <w:p>
-            <w:pPr>
-              <w:spacing w:after="40" w:before="0"/>
-              <w:jc w:val="left"/>
-            </w:pPr>
-            <w:r>
-              <w:rPr>
-                <w:rFonts w:ascii="Arial" w:cs="Arial" w:eastAsia="Arial" w:hAnsi="Arial"/>
-                <w:b/>
-                <w:bCs/>
-                <w:i w:val="false"/>
-                <w:iCs w:val="false"/>
                 <w:color w:val="000000"/>
                 <w:sz w:val="18"/>
                 <w:szCs w:val="18"/>
@@ -3527,51 +3494,6 @@
               <w:t xml:space="preserve">Predict Phase</w:t>
             </w:r>
           </w:p>
-        </w:tc>
-        <w:tc>
-          <w:tcPr>
-            <w:tcW w:type="dxa" w:w="2300"/>
-            <w:shd w:fill="FFFFFF" w:color="auto" w:val="clear"/>
-            <w:tcMar>
-              <w:top w:type="dxa" w:w="60"/>
-              <w:left w:type="dxa" w:w="120"/>
-              <w:bottom w:type="dxa" w:w="60"/>
-              <w:right w:type="dxa" w:w="120"/>
-            </w:tcMar>
-            <w:vAlign w:val="top"/>
-          </w:tcPr>
-          <w:p>
-            <w:pPr>
-              <w:spacing w:after="40" w:before="0"/>
-              <w:jc w:val="left"/>
-            </w:pPr>
-            <w:r>
-              <w:rPr>
-                <w:rFonts w:ascii="Arial" w:cs="Arial" w:eastAsia="Arial" w:hAnsi="Arial"/>
-                <w:b w:val="false"/>
-                <w:bCs w:val="false"/>
-                <w:i w:val="false"/>
-                <w:iCs w:val="false"/>
-                <w:color w:val="000000"/>
-                <w:sz w:val="18"/>
-                <w:szCs w:val="18"/>
-              </w:rPr>
-              <w:t xml:space="preserve">Students view the 4-image sequence in silence (healthy field → destroyed field → armyworm → spread map). Individually write: (1) What do I notice? (2) What is causing this? (3) What do I think biology is?</w:t>
-            </w:r>
-          </w:p>
-        </w:tc>
-        <w:tc>
-          <w:tcPr>
-            <w:tcW w:type="dxa" w:w="2556"/>
-            <w:shd w:fill="F2F2F2" w:color="auto" w:val="clear"/>
-            <w:tcMar>
-              <w:top w:type="dxa" w:w="60"/>
-              <w:left w:type="dxa" w:w="120"/>
-              <w:bottom w:type="dxa" w:w="60"/>
-              <w:right w:type="dxa" w:w="120"/>
-            </w:tcMar>
-            <w:vAlign w:val="top"/>
-          </w:tcPr>
           <w:p>
             <w:pPr>
               <w:spacing w:after="20" w:before="0"/>
@@ -3592,7 +3514,7 @@
             <w:pPr>
               <w:spacing w:after="20" w:before="0"/>
             </w:pPr>
-            <w:hyperlink w:history="1" r:id="rId86utkjoxpztac7vdltfx-">
+            <w:hyperlink w:history="1" r:id="rIdsltmzo6h4m2uc7qygjukq">
               <w:r>
                 <w:rPr>
                   <w:rFonts w:ascii="Arial" w:cs="Arial" w:eastAsia="Arial" w:hAnsi="Arial"/>
@@ -3625,7 +3547,7 @@
               <w:spacing w:after="10" w:before="0"/>
               <w:ind w:left="120"/>
             </w:pPr>
-            <w:hyperlink w:history="1" r:id="rIdxqjxrzsazda1y83tw31k8">
+            <w:hyperlink w:history="1" r:id="rIdmsqxypw5vzr0ycoovdgs2">
               <w:r>
                 <w:rPr>
                   <w:rFonts w:ascii="Arial" w:cs="Arial" w:eastAsia="Arial" w:hAnsi="Arial"/>
@@ -3670,7 +3592,7 @@
             <w:pPr>
               <w:spacing w:after="20" w:before="0"/>
             </w:pPr>
-            <w:hyperlink w:history="1" r:id="rIddx6wyhp3kikogzi0a-dv5">
+            <w:hyperlink w:history="1" r:id="rIdpzct_h2albmlewc-qtdcz">
               <w:r>
                 <w:rPr>
                   <w:rFonts w:ascii="Arial" w:cs="Arial" w:eastAsia="Arial" w:hAnsi="Arial"/>
@@ -3703,7 +3625,7 @@
               <w:spacing w:after="10" w:before="0"/>
               <w:ind w:left="120"/>
             </w:pPr>
-            <w:hyperlink w:history="1" r:id="rIdlsal9iegfnaglsujzqykx">
+            <w:hyperlink w:history="1" r:id="rIduusqu0ect9hy83oufphre">
               <w:r>
                 <w:rPr>
                   <w:rFonts w:ascii="Arial" w:cs="Arial" w:eastAsia="Arial" w:hAnsi="Arial"/>
@@ -3719,7 +3641,7 @@
         </w:tc>
         <w:tc>
           <w:tcPr>
-            <w:tcW w:type="dxa" w:w="3324"/>
+            <w:tcW w:type="dxa" w:w="3040"/>
             <w:shd w:fill="FFFFFF" w:color="auto" w:val="clear"/>
             <w:tcMar>
               <w:top w:type="dxa" w:w="60"/>
@@ -3745,6 +3667,38 @@
                 <w:sz w:val="18"/>
                 <w:szCs w:val="18"/>
               </w:rPr>
+              <w:t xml:space="preserve">Students view the 4-image sequence in silence (healthy field → destroyed field → armyworm → spread map). Individually write: (1) What do I notice? (2) What is causing this? (3) What do I think biology is?</w:t>
+            </w:r>
+          </w:p>
+        </w:tc>
+        <w:tc>
+          <w:tcPr>
+            <w:tcW w:type="dxa" w:w="3040"/>
+            <w:shd w:fill="F2F2F2" w:color="auto" w:val="clear"/>
+            <w:tcMar>
+              <w:top w:type="dxa" w:w="60"/>
+              <w:left w:type="dxa" w:w="120"/>
+              <w:bottom w:type="dxa" w:w="60"/>
+              <w:right w:type="dxa" w:w="120"/>
+            </w:tcMar>
+            <w:vAlign w:val="top"/>
+          </w:tcPr>
+          <w:p>
+            <w:pPr>
+              <w:spacing w:after="40" w:before="0"/>
+              <w:jc w:val="left"/>
+            </w:pPr>
+            <w:r>
+              <w:rPr>
+                <w:rFonts w:ascii="Arial" w:cs="Arial" w:eastAsia="Arial" w:hAnsi="Arial"/>
+                <w:b w:val="false"/>
+                <w:bCs w:val="false"/>
+                <w:i w:val="false"/>
+                <w:iCs w:val="false"/>
+                <w:color w:val="000000"/>
+                <w:sz w:val="18"/>
+                <w:szCs w:val="18"/>
+              </w:rPr>
               <w:t xml:space="preserve">"Look at these images. Do NOT talk yet. Just observe."</w:t>
             </w:r>
           </w:p>
@@ -3808,59 +3762,59 @@
         </w:tc>
         <w:tc>
           <w:tcPr>
-            <w:tcW w:type="dxa" w:w="2300"/>
+            <w:tcW w:type="dxa" w:w="3040"/>
+            <w:shd w:fill="FFFFFF" w:color="auto" w:val="clear"/>
+            <w:tcMar>
+              <w:top w:type="dxa" w:w="60"/>
+              <w:left w:type="dxa" w:w="120"/>
+              <w:bottom w:type="dxa" w:w="60"/>
+              <w:right w:type="dxa" w:w="120"/>
+            </w:tcMar>
+            <w:vAlign w:val="top"/>
+          </w:tcPr>
+          <w:p>
+            <w:pPr>
+              <w:spacing w:after="40" w:before="0"/>
+              <w:jc w:val="left"/>
+            </w:pPr>
+            <w:r>
+              <w:rPr>
+                <w:rFonts w:ascii="Arial" w:cs="Arial" w:eastAsia="Arial" w:hAnsi="Arial"/>
+                <w:b w:val="false"/>
+                <w:bCs w:val="false"/>
+                <w:i w:val="false"/>
+                <w:iCs w:val="false"/>
+                <w:color w:val="000000"/>
+                <w:sz w:val="18"/>
+                <w:szCs w:val="18"/>
+              </w:rPr>
+              <w:t xml:space="preserve">POE — PREDICT:</w:t>
+            </w:r>
+          </w:p>
+          <w:p>
+            <w:pPr>
+              <w:spacing w:after="40" w:before="0"/>
+              <w:jc w:val="left"/>
+            </w:pPr>
+            <w:r>
+              <w:rPr>
+                <w:rFonts w:ascii="Arial" w:cs="Arial" w:eastAsia="Arial" w:hAnsi="Arial"/>
+                <w:b w:val="false"/>
+                <w:bCs w:val="false"/>
+                <w:i w:val="false"/>
+                <w:iCs w:val="false"/>
+                <w:color w:val="000000"/>
+                <w:sz w:val="18"/>
+                <w:szCs w:val="18"/>
+              </w:rPr>
+              <w:t xml:space="preserve">Students must commit to a prediction before any instruction. Personal connection (family farming) makes the phenomenon emotionally real.</w:t>
+            </w:r>
+          </w:p>
+        </w:tc>
+        <w:tc>
+          <w:tcPr>
+            <w:tcW w:type="dxa" w:w="3040"/>
             <w:shd w:fill="F2F2F2" w:color="auto" w:val="clear"/>
-            <w:tcMar>
-              <w:top w:type="dxa" w:w="60"/>
-              <w:left w:type="dxa" w:w="120"/>
-              <w:bottom w:type="dxa" w:w="60"/>
-              <w:right w:type="dxa" w:w="120"/>
-            </w:tcMar>
-            <w:vAlign w:val="top"/>
-          </w:tcPr>
-          <w:p>
-            <w:pPr>
-              <w:spacing w:after="40" w:before="0"/>
-              <w:jc w:val="left"/>
-            </w:pPr>
-            <w:r>
-              <w:rPr>
-                <w:rFonts w:ascii="Arial" w:cs="Arial" w:eastAsia="Arial" w:hAnsi="Arial"/>
-                <w:b w:val="false"/>
-                <w:bCs w:val="false"/>
-                <w:i w:val="false"/>
-                <w:iCs w:val="false"/>
-                <w:color w:val="000000"/>
-                <w:sz w:val="18"/>
-                <w:szCs w:val="18"/>
-              </w:rPr>
-              <w:t xml:space="preserve">POE — PREDICT:</w:t>
-            </w:r>
-          </w:p>
-          <w:p>
-            <w:pPr>
-              <w:spacing w:after="40" w:before="0"/>
-              <w:jc w:val="left"/>
-            </w:pPr>
-            <w:r>
-              <w:rPr>
-                <w:rFonts w:ascii="Arial" w:cs="Arial" w:eastAsia="Arial" w:hAnsi="Arial"/>
-                <w:b w:val="false"/>
-                <w:bCs w:val="false"/>
-                <w:i w:val="false"/>
-                <w:iCs w:val="false"/>
-                <w:color w:val="000000"/>
-                <w:sz w:val="18"/>
-                <w:szCs w:val="18"/>
-              </w:rPr>
-              <w:t xml:space="preserve">Students must commit to a prediction before any instruction. Personal connection (family farming) makes the phenomenon emotionally real.</w:t>
-            </w:r>
-          </w:p>
-        </w:tc>
-        <w:tc>
-          <w:tcPr>
-            <w:tcW w:type="dxa" w:w="2300"/>
-            <w:shd w:fill="FFFFFF" w:color="auto" w:val="clear"/>
             <w:tcMar>
               <w:top w:type="dxa" w:w="60"/>
               <w:left w:type="dxa" w:w="120"/>
@@ -3912,7 +3866,7 @@
       <w:tr>
         <w:tc>
           <w:tcPr>
-            <w:tcW w:type="dxa" w:w="900"/>
+            <w:tcW w:type="dxa" w:w="1520"/>
             <w:shd w:fill="D9EEF1" w:color="auto" w:val="clear"/>
             <w:tcMar>
               <w:top w:type="dxa" w:w="60"/>
@@ -3941,51 +3895,6 @@
               <w:t xml:space="preserve">Observe Phase</w:t>
             </w:r>
           </w:p>
-        </w:tc>
-        <w:tc>
-          <w:tcPr>
-            <w:tcW w:type="dxa" w:w="2300"/>
-            <w:shd w:fill="FFFFFF" w:color="auto" w:val="clear"/>
-            <w:tcMar>
-              <w:top w:type="dxa" w:w="60"/>
-              <w:left w:type="dxa" w:w="120"/>
-              <w:bottom w:type="dxa" w:w="60"/>
-              <w:right w:type="dxa" w:w="120"/>
-            </w:tcMar>
-            <w:vAlign w:val="top"/>
-          </w:tcPr>
-          <w:p>
-            <w:pPr>
-              <w:spacing w:after="40" w:before="0"/>
-              <w:jc w:val="left"/>
-            </w:pPr>
-            <w:r>
-              <w:rPr>
-                <w:rFonts w:ascii="Arial" w:cs="Arial" w:eastAsia="Arial" w:hAnsi="Arial"/>
-                <w:b w:val="false"/>
-                <w:bCs w:val="false"/>
-                <w:i w:val="false"/>
-                <w:iCs w:val="false"/>
-                <w:color w:val="000000"/>
-                <w:sz w:val="18"/>
-                <w:szCs w:val="18"/>
-              </w:rPr>
-              <w:t xml:space="preserve">Think-Pair-Share: Partners compare observations. Class shares — teacher records ALL ideas on board without evaluation. "What questions do you have?" Students generate questions freely.</w:t>
-            </w:r>
-          </w:p>
-        </w:tc>
-        <w:tc>
-          <w:tcPr>
-            <w:tcW w:type="dxa" w:w="2556"/>
-            <w:shd w:fill="F2F2F2" w:color="auto" w:val="clear"/>
-            <w:tcMar>
-              <w:top w:type="dxa" w:w="60"/>
-              <w:left w:type="dxa" w:w="120"/>
-              <w:bottom w:type="dxa" w:w="60"/>
-              <w:right w:type="dxa" w:w="120"/>
-            </w:tcMar>
-            <w:vAlign w:val="top"/>
-          </w:tcPr>
           <w:p>
             <w:pPr>
               <w:spacing w:after="20" w:before="0"/>
@@ -4006,7 +3915,7 @@
             <w:pPr>
               <w:spacing w:after="20" w:before="0"/>
             </w:pPr>
-            <w:hyperlink w:history="1" r:id="rIdiq1gir6xmby0uonp-mmfv">
+            <w:hyperlink w:history="1" r:id="rIdum2xoa-do_fpi4lvmkfes">
               <w:r>
                 <w:rPr>
                   <w:rFonts w:ascii="Arial" w:cs="Arial" w:eastAsia="Arial" w:hAnsi="Arial"/>
@@ -4039,7 +3948,7 @@
               <w:spacing w:after="10" w:before="0"/>
               <w:ind w:left="120"/>
             </w:pPr>
-            <w:hyperlink w:history="1" r:id="rIdscmazkxoddllnsktqmwom">
+            <w:hyperlink w:history="1" r:id="rIdojlexmryxxubk0-cfmr0y">
               <w:r>
                 <w:rPr>
                   <w:rFonts w:ascii="Arial" w:cs="Arial" w:eastAsia="Arial" w:hAnsi="Arial"/>
@@ -4084,7 +3993,7 @@
             <w:pPr>
               <w:spacing w:after="20" w:before="0"/>
             </w:pPr>
-            <w:hyperlink w:history="1" r:id="rIdpibbgjzja2fyoesxckeof">
+            <w:hyperlink w:history="1" r:id="rIddzc-autswzlrklmz8onej">
               <w:r>
                 <w:rPr>
                   <w:rFonts w:ascii="Arial" w:cs="Arial" w:eastAsia="Arial" w:hAnsi="Arial"/>
@@ -4117,7 +4026,7 @@
               <w:spacing w:after="10" w:before="0"/>
               <w:ind w:left="120"/>
             </w:pPr>
-            <w:hyperlink w:history="1" r:id="rIddhiqykv1v1ieim4ccswlt">
+            <w:hyperlink w:history="1" r:id="rIdyksu1iu3exzerddyryzjg">
               <w:r>
                 <w:rPr>
                   <w:rFonts w:ascii="Arial" w:cs="Arial" w:eastAsia="Arial" w:hAnsi="Arial"/>
@@ -4133,7 +4042,7 @@
         </w:tc>
         <w:tc>
           <w:tcPr>
-            <w:tcW w:type="dxa" w:w="3324"/>
+            <w:tcW w:type="dxa" w:w="3040"/>
             <w:shd w:fill="FFFFFF" w:color="auto" w:val="clear"/>
             <w:tcMar>
               <w:top w:type="dxa" w:w="60"/>
@@ -4159,6 +4068,38 @@
                 <w:sz w:val="18"/>
                 <w:szCs w:val="18"/>
               </w:rPr>
+              <w:t xml:space="preserve">Think-Pair-Share: Partners compare observations. Class shares — teacher records ALL ideas on board without evaluation. "What questions do you have?" Students generate questions freely.</w:t>
+            </w:r>
+          </w:p>
+        </w:tc>
+        <w:tc>
+          <w:tcPr>
+            <w:tcW w:type="dxa" w:w="3040"/>
+            <w:shd w:fill="F2F2F2" w:color="auto" w:val="clear"/>
+            <w:tcMar>
+              <w:top w:type="dxa" w:w="60"/>
+              <w:left w:type="dxa" w:w="120"/>
+              <w:bottom w:type="dxa" w:w="60"/>
+              <w:right w:type="dxa" w:w="120"/>
+            </w:tcMar>
+            <w:vAlign w:val="top"/>
+          </w:tcPr>
+          <w:p>
+            <w:pPr>
+              <w:spacing w:after="40" w:before="0"/>
+              <w:jc w:val="left"/>
+            </w:pPr>
+            <w:r>
+              <w:rPr>
+                <w:rFonts w:ascii="Arial" w:cs="Arial" w:eastAsia="Arial" w:hAnsi="Arial"/>
+                <w:b w:val="false"/>
+                <w:bCs w:val="false"/>
+                <w:i w:val="false"/>
+                <w:iCs w:val="false"/>
+                <w:color w:val="000000"/>
+                <w:sz w:val="18"/>
+                <w:szCs w:val="18"/>
+              </w:rPr>
               <w:t xml:space="preserve">"Share one thing your partner noticed that you did not."</w:t>
             </w:r>
           </w:p>
@@ -4222,59 +4163,59 @@
         </w:tc>
         <w:tc>
           <w:tcPr>
-            <w:tcW w:type="dxa" w:w="2300"/>
+            <w:tcW w:type="dxa" w:w="3040"/>
+            <w:shd w:fill="FFFFFF" w:color="auto" w:val="clear"/>
+            <w:tcMar>
+              <w:top w:type="dxa" w:w="60"/>
+              <w:left w:type="dxa" w:w="120"/>
+              <w:bottom w:type="dxa" w:w="60"/>
+              <w:right w:type="dxa" w:w="120"/>
+            </w:tcMar>
+            <w:vAlign w:val="top"/>
+          </w:tcPr>
+          <w:p>
+            <w:pPr>
+              <w:spacing w:after="40" w:before="0"/>
+              <w:jc w:val="left"/>
+            </w:pPr>
+            <w:r>
+              <w:rPr>
+                <w:rFonts w:ascii="Arial" w:cs="Arial" w:eastAsia="Arial" w:hAnsi="Arial"/>
+                <w:b w:val="false"/>
+                <w:bCs w:val="false"/>
+                <w:i w:val="false"/>
+                <w:iCs w:val="false"/>
+                <w:color w:val="000000"/>
+                <w:sz w:val="18"/>
+                <w:szCs w:val="18"/>
+              </w:rPr>
+              <w:t xml:space="preserve">Think-Pair-Share:</w:t>
+            </w:r>
+          </w:p>
+          <w:p>
+            <w:pPr>
+              <w:spacing w:after="40" w:before="0"/>
+              <w:jc w:val="left"/>
+            </w:pPr>
+            <w:r>
+              <w:rPr>
+                <w:rFonts w:ascii="Arial" w:cs="Arial" w:eastAsia="Arial" w:hAnsi="Arial"/>
+                <w:b w:val="false"/>
+                <w:bCs w:val="false"/>
+                <w:i w:val="false"/>
+                <w:iCs w:val="false"/>
+                <w:color w:val="000000"/>
+                <w:sz w:val="18"/>
+                <w:szCs w:val="18"/>
+              </w:rPr>
+              <w:t xml:space="preserve">Surfacing prior knowledge WITHOUT judgment. Teacher records wrong ideas alongside right ones — all are valuable.</w:t>
+            </w:r>
+          </w:p>
+        </w:tc>
+        <w:tc>
+          <w:tcPr>
+            <w:tcW w:type="dxa" w:w="3040"/>
             <w:shd w:fill="F2F2F2" w:color="auto" w:val="clear"/>
-            <w:tcMar>
-              <w:top w:type="dxa" w:w="60"/>
-              <w:left w:type="dxa" w:w="120"/>
-              <w:bottom w:type="dxa" w:w="60"/>
-              <w:right w:type="dxa" w:w="120"/>
-            </w:tcMar>
-            <w:vAlign w:val="top"/>
-          </w:tcPr>
-          <w:p>
-            <w:pPr>
-              <w:spacing w:after="40" w:before="0"/>
-              <w:jc w:val="left"/>
-            </w:pPr>
-            <w:r>
-              <w:rPr>
-                <w:rFonts w:ascii="Arial" w:cs="Arial" w:eastAsia="Arial" w:hAnsi="Arial"/>
-                <w:b w:val="false"/>
-                <w:bCs w:val="false"/>
-                <w:i w:val="false"/>
-                <w:iCs w:val="false"/>
-                <w:color w:val="000000"/>
-                <w:sz w:val="18"/>
-                <w:szCs w:val="18"/>
-              </w:rPr>
-              <w:t xml:space="preserve">Think-Pair-Share:</w:t>
-            </w:r>
-          </w:p>
-          <w:p>
-            <w:pPr>
-              <w:spacing w:after="40" w:before="0"/>
-              <w:jc w:val="left"/>
-            </w:pPr>
-            <w:r>
-              <w:rPr>
-                <w:rFonts w:ascii="Arial" w:cs="Arial" w:eastAsia="Arial" w:hAnsi="Arial"/>
-                <w:b w:val="false"/>
-                <w:bCs w:val="false"/>
-                <w:i w:val="false"/>
-                <w:iCs w:val="false"/>
-                <w:color w:val="000000"/>
-                <w:sz w:val="18"/>
-                <w:szCs w:val="18"/>
-              </w:rPr>
-              <w:t xml:space="preserve">Surfacing prior knowledge WITHOUT judgment. Teacher records wrong ideas alongside right ones — all are valuable.</w:t>
-            </w:r>
-          </w:p>
-        </w:tc>
-        <w:tc>
-          <w:tcPr>
-            <w:tcW w:type="dxa" w:w="2300"/>
-            <w:shd w:fill="FFFFFF" w:color="auto" w:val="clear"/>
             <w:tcMar>
               <w:top w:type="dxa" w:w="60"/>
               <w:left w:type="dxa" w:w="120"/>
@@ -4326,7 +4267,7 @@
       <w:tr>
         <w:tc>
           <w:tcPr>
-            <w:tcW w:type="dxa" w:w="900"/>
+            <w:tcW w:type="dxa" w:w="1520"/>
             <w:shd w:fill="E2EFDA" w:color="auto" w:val="clear"/>
             <w:tcMar>
               <w:top w:type="dxa" w:w="60"/>
@@ -4355,51 +4296,6 @@
               <w:t xml:space="preserve">Explain Phase</w:t>
             </w:r>
           </w:p>
-        </w:tc>
-        <w:tc>
-          <w:tcPr>
-            <w:tcW w:type="dxa" w:w="2300"/>
-            <w:shd w:fill="FFFFFF" w:color="auto" w:val="clear"/>
-            <w:tcMar>
-              <w:top w:type="dxa" w:w="60"/>
-              <w:left w:type="dxa" w:w="120"/>
-              <w:bottom w:type="dxa" w:w="60"/>
-              <w:right w:type="dxa" w:w="120"/>
-            </w:tcMar>
-            <w:vAlign w:val="top"/>
-          </w:tcPr>
-          <w:p>
-            <w:pPr>
-              <w:spacing w:after="40" w:before="0"/>
-              <w:jc w:val="left"/>
-            </w:pPr>
-            <w:r>
-              <w:rPr>
-                <w:rFonts w:ascii="Arial" w:cs="Arial" w:eastAsia="Arial" w:hAnsi="Arial"/>
-                <w:b w:val="false"/>
-                <w:bCs w:val="false"/>
-                <w:i w:val="false"/>
-                <w:iCs w:val="false"/>
-                <w:color w:val="000000"/>
-                <w:sz w:val="18"/>
-                <w:szCs w:val="18"/>
-              </w:rPr>
-              <w:t xml:space="preserve">Teacher introduces: "This is called the fall armyworm. It came from the Americas. Scientists from SIX different areas of biology had to work together to understand and fight it. Let's look at what those areas are." Brief introduction: biology = scientific study of living things. Preview of 6 fields that helped: entomology, ecology, genetics, biochemistry, microbiology, agriculture.</w:t>
-            </w:r>
-          </w:p>
-        </w:tc>
-        <w:tc>
-          <w:tcPr>
-            <w:tcW w:type="dxa" w:w="2556"/>
-            <w:shd w:fill="F2F2F2" w:color="auto" w:val="clear"/>
-            <w:tcMar>
-              <w:top w:type="dxa" w:w="60"/>
-              <w:left w:type="dxa" w:w="120"/>
-              <w:bottom w:type="dxa" w:w="60"/>
-              <w:right w:type="dxa" w:w="120"/>
-            </w:tcMar>
-            <w:vAlign w:val="top"/>
-          </w:tcPr>
           <w:p>
             <w:pPr>
               <w:spacing w:after="20" w:before="0"/>
@@ -4420,7 +4316,7 @@
             <w:pPr>
               <w:spacing w:after="20" w:before="0"/>
             </w:pPr>
-            <w:hyperlink w:history="1" r:id="rIdl2vefuakdlumk_vsqyttr">
+            <w:hyperlink w:history="1" r:id="rIddgzn26i2h6yra-9z3zgm6">
               <w:r>
                 <w:rPr>
                   <w:rFonts w:ascii="Arial" w:cs="Arial" w:eastAsia="Arial" w:hAnsi="Arial"/>
@@ -4453,7 +4349,7 @@
               <w:spacing w:after="10" w:before="0"/>
               <w:ind w:left="120"/>
             </w:pPr>
-            <w:hyperlink w:history="1" r:id="rIddb3xajxhgo1a8nt7t92g0">
+            <w:hyperlink w:history="1" r:id="rIdmbiuioqpjcafrn77g4bee">
               <w:r>
                 <w:rPr>
                   <w:rFonts w:ascii="Arial" w:cs="Arial" w:eastAsia="Arial" w:hAnsi="Arial"/>
@@ -4498,7 +4394,7 @@
             <w:pPr>
               <w:spacing w:after="20" w:before="0"/>
             </w:pPr>
-            <w:hyperlink w:history="1" r:id="rIdfefqmf9hbpuxt9tbocabh">
+            <w:hyperlink w:history="1" r:id="rIdfxruo5h-m5rfiwbnnlcen">
               <w:r>
                 <w:rPr>
                   <w:rFonts w:ascii="Arial" w:cs="Arial" w:eastAsia="Arial" w:hAnsi="Arial"/>
@@ -4531,7 +4427,7 @@
               <w:spacing w:after="10" w:before="0"/>
               <w:ind w:left="120"/>
             </w:pPr>
-            <w:hyperlink w:history="1" r:id="rId2kytaga5qalnytg1zkopw">
+            <w:hyperlink w:history="1" r:id="rIdoxdkouyy4_dan9v4qzubo">
               <w:r>
                 <w:rPr>
                   <w:rFonts w:ascii="Arial" w:cs="Arial" w:eastAsia="Arial" w:hAnsi="Arial"/>
@@ -4547,7 +4443,7 @@
         </w:tc>
         <w:tc>
           <w:tcPr>
-            <w:tcW w:type="dxa" w:w="3324"/>
+            <w:tcW w:type="dxa" w:w="3040"/>
             <w:shd w:fill="FFFFFF" w:color="auto" w:val="clear"/>
             <w:tcMar>
               <w:top w:type="dxa" w:w="60"/>
@@ -4573,6 +4469,38 @@
                 <w:sz w:val="18"/>
                 <w:szCs w:val="18"/>
               </w:rPr>
+              <w:t xml:space="preserve">Teacher introduces: "This is called the fall armyworm. It came from the Americas. Scientists from SIX different areas of biology had to work together to understand and fight it. Let's look at what those areas are." Brief introduction: biology = scientific study of living things. Preview of 6 fields that helped: entomology, ecology, genetics, biochemistry, microbiology, agriculture.</w:t>
+            </w:r>
+          </w:p>
+        </w:tc>
+        <w:tc>
+          <w:tcPr>
+            <w:tcW w:type="dxa" w:w="3040"/>
+            <w:shd w:fill="F2F2F2" w:color="auto" w:val="clear"/>
+            <w:tcMar>
+              <w:top w:type="dxa" w:w="60"/>
+              <w:left w:type="dxa" w:w="120"/>
+              <w:bottom w:type="dxa" w:w="60"/>
+              <w:right w:type="dxa" w:w="120"/>
+            </w:tcMar>
+            <w:vAlign w:val="top"/>
+          </w:tcPr>
+          <w:p>
+            <w:pPr>
+              <w:spacing w:after="40" w:before="0"/>
+              <w:jc w:val="left"/>
+            </w:pPr>
+            <w:r>
+              <w:rPr>
+                <w:rFonts w:ascii="Arial" w:cs="Arial" w:eastAsia="Arial" w:hAnsi="Arial"/>
+                <w:b w:val="false"/>
+                <w:bCs w:val="false"/>
+                <w:i w:val="false"/>
+                <w:iCs w:val="false"/>
+                <w:color w:val="000000"/>
+                <w:sz w:val="18"/>
+                <w:szCs w:val="18"/>
+              </w:rPr>
               <w:t xml:space="preserve">"Six different types of biologists worked on this problem. Here is what each one studies."</w:t>
             </w:r>
           </w:p>
@@ -4636,59 +4564,59 @@
         </w:tc>
         <w:tc>
           <w:tcPr>
-            <w:tcW w:type="dxa" w:w="2300"/>
+            <w:tcW w:type="dxa" w:w="3040"/>
+            <w:shd w:fill="FFFFFF" w:color="auto" w:val="clear"/>
+            <w:tcMar>
+              <w:top w:type="dxa" w:w="60"/>
+              <w:left w:type="dxa" w:w="120"/>
+              <w:bottom w:type="dxa" w:w="60"/>
+              <w:right w:type="dxa" w:w="120"/>
+            </w:tcMar>
+            <w:vAlign w:val="top"/>
+          </w:tcPr>
+          <w:p>
+            <w:pPr>
+              <w:spacing w:after="40" w:before="0"/>
+              <w:jc w:val="left"/>
+            </w:pPr>
+            <w:r>
+              <w:rPr>
+                <w:rFonts w:ascii="Arial" w:cs="Arial" w:eastAsia="Arial" w:hAnsi="Arial"/>
+                <w:b w:val="false"/>
+                <w:bCs w:val="false"/>
+                <w:i w:val="false"/>
+                <w:iCs w:val="false"/>
+                <w:color w:val="000000"/>
+                <w:sz w:val="18"/>
+                <w:szCs w:val="18"/>
+              </w:rPr>
+              <w:t xml:space="preserve">Preview Framework:</w:t>
+            </w:r>
+          </w:p>
+          <w:p>
+            <w:pPr>
+              <w:spacing w:after="40" w:before="0"/>
+              <w:jc w:val="left"/>
+            </w:pPr>
+            <w:r>
+              <w:rPr>
+                <w:rFonts w:ascii="Arial" w:cs="Arial" w:eastAsia="Arial" w:hAnsi="Arial"/>
+                <w:b w:val="false"/>
+                <w:bCs w:val="false"/>
+                <w:i w:val="false"/>
+                <w:iCs w:val="false"/>
+                <w:color w:val="000000"/>
+                <w:sz w:val="18"/>
+                <w:szCs w:val="18"/>
+              </w:rPr>
+              <w:t xml:space="preserve">Students see the unit's whole arc from Lesson 1. This reduces cognitive load — they know where the unit is going.</w:t>
+            </w:r>
+          </w:p>
+        </w:tc>
+        <w:tc>
+          <w:tcPr>
+            <w:tcW w:type="dxa" w:w="3040"/>
             <w:shd w:fill="F2F2F2" w:color="auto" w:val="clear"/>
-            <w:tcMar>
-              <w:top w:type="dxa" w:w="60"/>
-              <w:left w:type="dxa" w:w="120"/>
-              <w:bottom w:type="dxa" w:w="60"/>
-              <w:right w:type="dxa" w:w="120"/>
-            </w:tcMar>
-            <w:vAlign w:val="top"/>
-          </w:tcPr>
-          <w:p>
-            <w:pPr>
-              <w:spacing w:after="40" w:before="0"/>
-              <w:jc w:val="left"/>
-            </w:pPr>
-            <w:r>
-              <w:rPr>
-                <w:rFonts w:ascii="Arial" w:cs="Arial" w:eastAsia="Arial" w:hAnsi="Arial"/>
-                <w:b w:val="false"/>
-                <w:bCs w:val="false"/>
-                <w:i w:val="false"/>
-                <w:iCs w:val="false"/>
-                <w:color w:val="000000"/>
-                <w:sz w:val="18"/>
-                <w:szCs w:val="18"/>
-              </w:rPr>
-              <w:t xml:space="preserve">Preview Framework:</w:t>
-            </w:r>
-          </w:p>
-          <w:p>
-            <w:pPr>
-              <w:spacing w:after="40" w:before="0"/>
-              <w:jc w:val="left"/>
-            </w:pPr>
-            <w:r>
-              <w:rPr>
-                <w:rFonts w:ascii="Arial" w:cs="Arial" w:eastAsia="Arial" w:hAnsi="Arial"/>
-                <w:b w:val="false"/>
-                <w:bCs w:val="false"/>
-                <w:i w:val="false"/>
-                <w:iCs w:val="false"/>
-                <w:color w:val="000000"/>
-                <w:sz w:val="18"/>
-                <w:szCs w:val="18"/>
-              </w:rPr>
-              <w:t xml:space="preserve">Students see the unit's whole arc from Lesson 1. This reduces cognitive load — they know where the unit is going.</w:t>
-            </w:r>
-          </w:p>
-        </w:tc>
-        <w:tc>
-          <w:tcPr>
-            <w:tcW w:type="dxa" w:w="2300"/>
-            <w:shd w:fill="FFFFFF" w:color="auto" w:val="clear"/>
             <w:tcMar>
               <w:top w:type="dxa" w:w="60"/>
               <w:left w:type="dxa" w:w="120"/>
@@ -4721,7 +4649,7 @@
       <w:tr>
         <w:tc>
           <w:tcPr>
-            <w:tcW w:type="dxa" w:w="900"/>
+            <w:tcW w:type="dxa" w:w="1520"/>
             <w:shd w:fill="FCE4D6" w:color="auto" w:val="clear"/>
             <w:tcMar>
               <w:top w:type="dxa" w:w="60"/>
@@ -4750,51 +4678,6 @@
               <w:t xml:space="preserve">Driving Question Board (DQB) Creation</w:t>
             </w:r>
           </w:p>
-        </w:tc>
-        <w:tc>
-          <w:tcPr>
-            <w:tcW w:type="dxa" w:w="2300"/>
-            <w:shd w:fill="FFFFFF" w:color="auto" w:val="clear"/>
-            <w:tcMar>
-              <w:top w:type="dxa" w:w="60"/>
-              <w:left w:type="dxa" w:w="120"/>
-              <w:bottom w:type="dxa" w:w="60"/>
-              <w:right w:type="dxa" w:w="120"/>
-            </w:tcMar>
-            <w:vAlign w:val="top"/>
-          </w:tcPr>
-          <w:p>
-            <w:pPr>
-              <w:spacing w:after="40" w:before="0"/>
-              <w:jc w:val="left"/>
-            </w:pPr>
-            <w:r>
-              <w:rPr>
-                <w:rFonts w:ascii="Arial" w:cs="Arial" w:eastAsia="Arial" w:hAnsi="Arial"/>
-                <w:b w:val="false"/>
-                <w:bCs w:val="false"/>
-                <w:i w:val="false"/>
-                <w:iCs w:val="false"/>
-                <w:color w:val="000000"/>
-                <w:sz w:val="18"/>
-                <w:szCs w:val="18"/>
-              </w:rPr>
-              <w:t xml:space="preserve">Each student writes 1–2 questions on sticky notes. Categories: WHY (the armyworm causes damage), HOW (biologists study/fight it), WHAT (biology fields/careers). Students post questions on the class DQB.</w:t>
-            </w:r>
-          </w:p>
-        </w:tc>
-        <w:tc>
-          <w:tcPr>
-            <w:tcW w:type="dxa" w:w="2556"/>
-            <w:shd w:fill="F2F2F2" w:color="auto" w:val="clear"/>
-            <w:tcMar>
-              <w:top w:type="dxa" w:w="60"/>
-              <w:left w:type="dxa" w:w="120"/>
-              <w:bottom w:type="dxa" w:w="60"/>
-              <w:right w:type="dxa" w:w="120"/>
-            </w:tcMar>
-            <w:vAlign w:val="top"/>
-          </w:tcPr>
           <w:p>
             <w:pPr>
               <w:spacing w:after="20" w:before="0"/>
@@ -4815,7 +4698,7 @@
             <w:pPr>
               <w:spacing w:after="20" w:before="0"/>
             </w:pPr>
-            <w:hyperlink w:history="1" r:id="rIdkuk2wrdqjbnk6tfb8xiwp">
+            <w:hyperlink w:history="1" r:id="rIdzfurwdyyrptu3qfwlzfkf">
               <w:r>
                 <w:rPr>
                   <w:rFonts w:ascii="Arial" w:cs="Arial" w:eastAsia="Arial" w:hAnsi="Arial"/>
@@ -4848,7 +4731,7 @@
               <w:spacing w:after="10" w:before="0"/>
               <w:ind w:left="120"/>
             </w:pPr>
-            <w:hyperlink w:history="1" r:id="rId17lguijciadkj9uzthlue">
+            <w:hyperlink w:history="1" r:id="rIdulkapc68uczy5xduyf_am">
               <w:r>
                 <w:rPr>
                   <w:rFonts w:ascii="Arial" w:cs="Arial" w:eastAsia="Arial" w:hAnsi="Arial"/>
@@ -4893,7 +4776,7 @@
             <w:pPr>
               <w:spacing w:after="20" w:before="0"/>
             </w:pPr>
-            <w:hyperlink w:history="1" r:id="rId_7i3tr64foeakksy3tqpd">
+            <w:hyperlink w:history="1" r:id="rIdkzrxlkgyoruunixpggeag">
               <w:r>
                 <w:rPr>
                   <w:rFonts w:ascii="Arial" w:cs="Arial" w:eastAsia="Arial" w:hAnsi="Arial"/>
@@ -4926,7 +4809,7 @@
               <w:spacing w:after="10" w:before="0"/>
               <w:ind w:left="120"/>
             </w:pPr>
-            <w:hyperlink w:history="1" r:id="rIdinsrgez9vxonxrpa0bmr2">
+            <w:hyperlink w:history="1" r:id="rIdp9g9yspx0jy6ig44lqpem">
               <w:r>
                 <w:rPr>
                   <w:rFonts w:ascii="Arial" w:cs="Arial" w:eastAsia="Arial" w:hAnsi="Arial"/>
@@ -4942,7 +4825,7 @@
         </w:tc>
         <w:tc>
           <w:tcPr>
-            <w:tcW w:type="dxa" w:w="3324"/>
+            <w:tcW w:type="dxa" w:w="3040"/>
             <w:shd w:fill="FFFFFF" w:color="auto" w:val="clear"/>
             <w:tcMar>
               <w:top w:type="dxa" w:w="60"/>
@@ -4968,6 +4851,38 @@
                 <w:sz w:val="18"/>
                 <w:szCs w:val="18"/>
               </w:rPr>
+              <w:t xml:space="preserve">Each student writes 1–2 questions on sticky notes. Categories: WHY (the armyworm causes damage), HOW (biologists study/fight it), WHAT (biology fields/careers). Students post questions on the class DQB.</w:t>
+            </w:r>
+          </w:p>
+        </w:tc>
+        <w:tc>
+          <w:tcPr>
+            <w:tcW w:type="dxa" w:w="3040"/>
+            <w:shd w:fill="F2F2F2" w:color="auto" w:val="clear"/>
+            <w:tcMar>
+              <w:top w:type="dxa" w:w="60"/>
+              <w:left w:type="dxa" w:w="120"/>
+              <w:bottom w:type="dxa" w:w="60"/>
+              <w:right w:type="dxa" w:w="120"/>
+            </w:tcMar>
+            <w:vAlign w:val="top"/>
+          </w:tcPr>
+          <w:p>
+            <w:pPr>
+              <w:spacing w:after="40" w:before="0"/>
+              <w:jc w:val="left"/>
+            </w:pPr>
+            <w:r>
+              <w:rPr>
+                <w:rFonts w:ascii="Arial" w:cs="Arial" w:eastAsia="Arial" w:hAnsi="Arial"/>
+                <w:b w:val="false"/>
+                <w:bCs w:val="false"/>
+                <w:i w:val="false"/>
+                <w:iCs w:val="false"/>
+                <w:color w:val="000000"/>
+                <w:sz w:val="18"/>
+                <w:szCs w:val="18"/>
+              </w:rPr>
               <w:t xml:space="preserve">"Write your two most burning questions about the armyworm or about biology. One per sticky note."</w:t>
             </w:r>
           </w:p>
@@ -5031,59 +4946,59 @@
         </w:tc>
         <w:tc>
           <w:tcPr>
-            <w:tcW w:type="dxa" w:w="2300"/>
+            <w:tcW w:type="dxa" w:w="3040"/>
+            <w:shd w:fill="FFFFFF" w:color="auto" w:val="clear"/>
+            <w:tcMar>
+              <w:top w:type="dxa" w:w="60"/>
+              <w:left w:type="dxa" w:w="120"/>
+              <w:bottom w:type="dxa" w:w="60"/>
+              <w:right w:type="dxa" w:w="120"/>
+            </w:tcMar>
+            <w:vAlign w:val="top"/>
+          </w:tcPr>
+          <w:p>
+            <w:pPr>
+              <w:spacing w:after="40" w:before="0"/>
+              <w:jc w:val="left"/>
+            </w:pPr>
+            <w:r>
+              <w:rPr>
+                <w:rFonts w:ascii="Arial" w:cs="Arial" w:eastAsia="Arial" w:hAnsi="Arial"/>
+                <w:b w:val="false"/>
+                <w:bCs w:val="false"/>
+                <w:i w:val="false"/>
+                <w:iCs w:val="false"/>
+                <w:color w:val="000000"/>
+                <w:sz w:val="18"/>
+                <w:szCs w:val="18"/>
+              </w:rPr>
+              <w:t xml:space="preserve">Driving Question Board:</w:t>
+            </w:r>
+          </w:p>
+          <w:p>
+            <w:pPr>
+              <w:spacing w:after="40" w:before="0"/>
+              <w:jc w:val="left"/>
+            </w:pPr>
+            <w:r>
+              <w:rPr>
+                <w:rFonts w:ascii="Arial" w:cs="Arial" w:eastAsia="Arial" w:hAnsi="Arial"/>
+                <w:b w:val="false"/>
+                <w:bCs w:val="false"/>
+                <w:i w:val="false"/>
+                <w:iCs w:val="false"/>
+                <w:color w:val="000000"/>
+                <w:sz w:val="18"/>
+                <w:szCs w:val="18"/>
+              </w:rPr>
+              <w:t xml:space="preserve">Students own their questions. The DQB is a living document — questions get answered across all 6 lessons.</w:t>
+            </w:r>
+          </w:p>
+        </w:tc>
+        <w:tc>
+          <w:tcPr>
+            <w:tcW w:type="dxa" w:w="3040"/>
             <w:shd w:fill="F2F2F2" w:color="auto" w:val="clear"/>
-            <w:tcMar>
-              <w:top w:type="dxa" w:w="60"/>
-              <w:left w:type="dxa" w:w="120"/>
-              <w:bottom w:type="dxa" w:w="60"/>
-              <w:right w:type="dxa" w:w="120"/>
-            </w:tcMar>
-            <w:vAlign w:val="top"/>
-          </w:tcPr>
-          <w:p>
-            <w:pPr>
-              <w:spacing w:after="40" w:before="0"/>
-              <w:jc w:val="left"/>
-            </w:pPr>
-            <w:r>
-              <w:rPr>
-                <w:rFonts w:ascii="Arial" w:cs="Arial" w:eastAsia="Arial" w:hAnsi="Arial"/>
-                <w:b w:val="false"/>
-                <w:bCs w:val="false"/>
-                <w:i w:val="false"/>
-                <w:iCs w:val="false"/>
-                <w:color w:val="000000"/>
-                <w:sz w:val="18"/>
-                <w:szCs w:val="18"/>
-              </w:rPr>
-              <w:t xml:space="preserve">Driving Question Board:</w:t>
-            </w:r>
-          </w:p>
-          <w:p>
-            <w:pPr>
-              <w:spacing w:after="40" w:before="0"/>
-              <w:jc w:val="left"/>
-            </w:pPr>
-            <w:r>
-              <w:rPr>
-                <w:rFonts w:ascii="Arial" w:cs="Arial" w:eastAsia="Arial" w:hAnsi="Arial"/>
-                <w:b w:val="false"/>
-                <w:bCs w:val="false"/>
-                <w:i w:val="false"/>
-                <w:iCs w:val="false"/>
-                <w:color w:val="000000"/>
-                <w:sz w:val="18"/>
-                <w:szCs w:val="18"/>
-              </w:rPr>
-              <w:t xml:space="preserve">Students own their questions. The DQB is a living document — questions get answered across all 6 lessons.</w:t>
-            </w:r>
-          </w:p>
-        </w:tc>
-        <w:tc>
-          <w:tcPr>
-            <w:tcW w:type="dxa" w:w="2300"/>
-            <w:shd w:fill="FFFFFF" w:color="auto" w:val="clear"/>
             <w:tcMar>
               <w:top w:type="dxa" w:w="60"/>
               <w:left w:type="dxa" w:w="120"/>
@@ -5154,7 +5069,7 @@
       <w:tr>
         <w:tc>
           <w:tcPr>
-            <w:tcW w:type="dxa" w:w="900"/>
+            <w:tcW w:type="dxa" w:w="1520"/>
             <w:shd w:fill="D5E8F0" w:color="auto" w:val="clear"/>
             <w:tcMar>
               <w:top w:type="dxa" w:w="60"/>
@@ -5183,51 +5098,6 @@
               <w:t xml:space="preserve">Model Building Phase</w:t>
             </w:r>
           </w:p>
-        </w:tc>
-        <w:tc>
-          <w:tcPr>
-            <w:tcW w:type="dxa" w:w="2300"/>
-            <w:shd w:fill="FFFFFF" w:color="auto" w:val="clear"/>
-            <w:tcMar>
-              <w:top w:type="dxa" w:w="60"/>
-              <w:left w:type="dxa" w:w="120"/>
-              <w:bottom w:type="dxa" w:w="60"/>
-              <w:right w:type="dxa" w:w="120"/>
-            </w:tcMar>
-            <w:vAlign w:val="top"/>
-          </w:tcPr>
-          <w:p>
-            <w:pPr>
-              <w:spacing w:after="40" w:before="0"/>
-              <w:jc w:val="left"/>
-            </w:pPr>
-            <w:r>
-              <w:rPr>
-                <w:rFonts w:ascii="Arial" w:cs="Arial" w:eastAsia="Arial" w:hAnsi="Arial"/>
-                <w:b w:val="false"/>
-                <w:bCs w:val="false"/>
-                <w:i w:val="false"/>
-                <w:iCs w:val="false"/>
-                <w:color w:val="000000"/>
-                <w:sz w:val="18"/>
-                <w:szCs w:val="18"/>
-              </w:rPr>
-              <w:t xml:space="preserve">Students draw their INITIAL MODEL: "What is Biology? What does a biologist do?" Label anything they know. Date the model. "This is your starting point. We will improve this model every lesson."</w:t>
-            </w:r>
-          </w:p>
-        </w:tc>
-        <w:tc>
-          <w:tcPr>
-            <w:tcW w:type="dxa" w:w="2556"/>
-            <w:shd w:fill="F2F2F2" w:color="auto" w:val="clear"/>
-            <w:tcMar>
-              <w:top w:type="dxa" w:w="60"/>
-              <w:left w:type="dxa" w:w="120"/>
-              <w:bottom w:type="dxa" w:w="60"/>
-              <w:right w:type="dxa" w:w="120"/>
-            </w:tcMar>
-            <w:vAlign w:val="top"/>
-          </w:tcPr>
           <w:p>
             <w:pPr>
               <w:spacing w:after="20" w:before="0"/>
@@ -5248,7 +5118,7 @@
             <w:pPr>
               <w:spacing w:after="20" w:before="0"/>
             </w:pPr>
-            <w:hyperlink w:history="1" r:id="rIdijworjvgu_76dm4hh1qsy">
+            <w:hyperlink w:history="1" r:id="rId8fnedxmxltndswdrljbo2">
               <w:r>
                 <w:rPr>
                   <w:rFonts w:ascii="Arial" w:cs="Arial" w:eastAsia="Arial" w:hAnsi="Arial"/>
@@ -5281,7 +5151,7 @@
               <w:spacing w:after="10" w:before="0"/>
               <w:ind w:left="120"/>
             </w:pPr>
-            <w:hyperlink w:history="1" r:id="rIdspd3auqojd2p0uojrjxa9">
+            <w:hyperlink w:history="1" r:id="rIdstpqywxuqiw86ehdxyviq">
               <w:r>
                 <w:rPr>
                   <w:rFonts w:ascii="Arial" w:cs="Arial" w:eastAsia="Arial" w:hAnsi="Arial"/>
@@ -5326,7 +5196,7 @@
             <w:pPr>
               <w:spacing w:after="20" w:before="0"/>
             </w:pPr>
-            <w:hyperlink w:history="1" r:id="rId6qkvw0ipnc-h5dddf9jpo">
+            <w:hyperlink w:history="1" r:id="rIdf16r_cy0z2fjqeqfckglp">
               <w:r>
                 <w:rPr>
                   <w:rFonts w:ascii="Arial" w:cs="Arial" w:eastAsia="Arial" w:hAnsi="Arial"/>
@@ -5359,7 +5229,7 @@
               <w:spacing w:after="10" w:before="0"/>
               <w:ind w:left="120"/>
             </w:pPr>
-            <w:hyperlink w:history="1" r:id="rIdxlzxgwb9_no3gkt7uvh5c">
+            <w:hyperlink w:history="1" r:id="rIdzckbejm_z2th5c7p2hmjk">
               <w:r>
                 <w:rPr>
                   <w:rFonts w:ascii="Arial" w:cs="Arial" w:eastAsia="Arial" w:hAnsi="Arial"/>
@@ -5375,7 +5245,7 @@
         </w:tc>
         <w:tc>
           <w:tcPr>
-            <w:tcW w:type="dxa" w:w="3324"/>
+            <w:tcW w:type="dxa" w:w="3040"/>
             <w:shd w:fill="FFFFFF" w:color="auto" w:val="clear"/>
             <w:tcMar>
               <w:top w:type="dxa" w:w="60"/>
@@ -5401,6 +5271,38 @@
                 <w:sz w:val="18"/>
                 <w:szCs w:val="18"/>
               </w:rPr>
+              <w:t xml:space="preserve">Students draw their INITIAL MODEL: "What is Biology? What does a biologist do?" Label anything they know. Date the model. "This is your starting point. We will improve this model every lesson."</w:t>
+            </w:r>
+          </w:p>
+        </w:tc>
+        <w:tc>
+          <w:tcPr>
+            <w:tcW w:type="dxa" w:w="3040"/>
+            <w:shd w:fill="F2F2F2" w:color="auto" w:val="clear"/>
+            <w:tcMar>
+              <w:top w:type="dxa" w:w="60"/>
+              <w:left w:type="dxa" w:w="120"/>
+              <w:bottom w:type="dxa" w:w="60"/>
+              <w:right w:type="dxa" w:w="120"/>
+            </w:tcMar>
+            <w:vAlign w:val="top"/>
+          </w:tcPr>
+          <w:p>
+            <w:pPr>
+              <w:spacing w:after="40" w:before="0"/>
+              <w:jc w:val="left"/>
+            </w:pPr>
+            <w:r>
+              <w:rPr>
+                <w:rFonts w:ascii="Arial" w:cs="Arial" w:eastAsia="Arial" w:hAnsi="Arial"/>
+                <w:b w:val="false"/>
+                <w:bCs w:val="false"/>
+                <w:i w:val="false"/>
+                <w:iCs w:val="false"/>
+                <w:color w:val="000000"/>
+                <w:sz w:val="18"/>
+                <w:szCs w:val="18"/>
+              </w:rPr>
               <w:t xml:space="preserve">"Do not look anything up. Draw what YOU think right now."</w:t>
             </w:r>
           </w:p>
@@ -5445,59 +5347,59 @@
         </w:tc>
         <w:tc>
           <w:tcPr>
-            <w:tcW w:type="dxa" w:w="2300"/>
+            <w:tcW w:type="dxa" w:w="3040"/>
+            <w:shd w:fill="FFFFFF" w:color="auto" w:val="clear"/>
+            <w:tcMar>
+              <w:top w:type="dxa" w:w="60"/>
+              <w:left w:type="dxa" w:w="120"/>
+              <w:bottom w:type="dxa" w:w="60"/>
+              <w:right w:type="dxa" w:w="120"/>
+            </w:tcMar>
+            <w:vAlign w:val="top"/>
+          </w:tcPr>
+          <w:p>
+            <w:pPr>
+              <w:spacing w:after="40" w:before="0"/>
+              <w:jc w:val="left"/>
+            </w:pPr>
+            <w:r>
+              <w:rPr>
+                <w:rFonts w:ascii="Arial" w:cs="Arial" w:eastAsia="Arial" w:hAnsi="Arial"/>
+                <w:b w:val="false"/>
+                <w:bCs w:val="false"/>
+                <w:i w:val="false"/>
+                <w:iCs w:val="false"/>
+                <w:color w:val="000000"/>
+                <w:sz w:val="18"/>
+                <w:szCs w:val="18"/>
+              </w:rPr>
+              <w:t xml:space="preserve">Initial Modelling — externalising current mental model.</w:t>
+            </w:r>
+          </w:p>
+          <w:p>
+            <w:pPr>
+              <w:spacing w:after="40" w:before="0"/>
+              <w:jc w:val="left"/>
+            </w:pPr>
+            <w:r>
+              <w:rPr>
+                <w:rFonts w:ascii="Arial" w:cs="Arial" w:eastAsia="Arial" w:hAnsi="Arial"/>
+                <w:b w:val="false"/>
+                <w:bCs w:val="false"/>
+                <w:i w:val="false"/>
+                <w:iCs w:val="false"/>
+                <w:color w:val="000000"/>
+                <w:sz w:val="18"/>
+                <w:szCs w:val="18"/>
+              </w:rPr>
+              <w:t xml:space="preserve">This is a baseline. Students will revise it after every lesson.</w:t>
+            </w:r>
+          </w:p>
+        </w:tc>
+        <w:tc>
+          <w:tcPr>
+            <w:tcW w:type="dxa" w:w="3040"/>
             <w:shd w:fill="F2F2F2" w:color="auto" w:val="clear"/>
-            <w:tcMar>
-              <w:top w:type="dxa" w:w="60"/>
-              <w:left w:type="dxa" w:w="120"/>
-              <w:bottom w:type="dxa" w:w="60"/>
-              <w:right w:type="dxa" w:w="120"/>
-            </w:tcMar>
-            <w:vAlign w:val="top"/>
-          </w:tcPr>
-          <w:p>
-            <w:pPr>
-              <w:spacing w:after="40" w:before="0"/>
-              <w:jc w:val="left"/>
-            </w:pPr>
-            <w:r>
-              <w:rPr>
-                <w:rFonts w:ascii="Arial" w:cs="Arial" w:eastAsia="Arial" w:hAnsi="Arial"/>
-                <w:b w:val="false"/>
-                <w:bCs w:val="false"/>
-                <w:i w:val="false"/>
-                <w:iCs w:val="false"/>
-                <w:color w:val="000000"/>
-                <w:sz w:val="18"/>
-                <w:szCs w:val="18"/>
-              </w:rPr>
-              <w:t xml:space="preserve">Initial Modelling — externalising current mental model.</w:t>
-            </w:r>
-          </w:p>
-          <w:p>
-            <w:pPr>
-              <w:spacing w:after="40" w:before="0"/>
-              <w:jc w:val="left"/>
-            </w:pPr>
-            <w:r>
-              <w:rPr>
-                <w:rFonts w:ascii="Arial" w:cs="Arial" w:eastAsia="Arial" w:hAnsi="Arial"/>
-                <w:b w:val="false"/>
-                <w:bCs w:val="false"/>
-                <w:i w:val="false"/>
-                <w:iCs w:val="false"/>
-                <w:color w:val="000000"/>
-                <w:sz w:val="18"/>
-                <w:szCs w:val="18"/>
-              </w:rPr>
-              <w:t xml:space="preserve">This is a baseline. Students will revise it after every lesson.</w:t>
-            </w:r>
-          </w:p>
-        </w:tc>
-        <w:tc>
-          <w:tcPr>
-            <w:tcW w:type="dxa" w:w="2300"/>
-            <w:shd w:fill="FFFFFF" w:color="auto" w:val="clear"/>
             <w:tcMar>
               <w:top w:type="dxa" w:w="60"/>
               <w:left w:type="dxa" w:w="120"/>
@@ -7035,18 +6937,17 @@
         <w:tblLayout w:type="fixed"/>
       </w:tblPr>
       <w:tblGrid>
-        <w:gridCol w:w="900"/>
-        <w:gridCol w:w="2300"/>
-        <w:gridCol w:w="2556"/>
-        <w:gridCol w:w="3324"/>
-        <w:gridCol w:w="2300"/>
-        <w:gridCol w:w="2300"/>
+        <w:gridCol w:w="1520"/>
+        <w:gridCol w:w="3040"/>
+        <w:gridCol w:w="3040"/>
+        <w:gridCol w:w="3040"/>
+        <w:gridCol w:w="3040"/>
       </w:tblGrid>
       <w:tr>
         <w:tc>
           <w:tcPr>
             <w:tcW w:type="dxa" w:w="13680"/>
-            <w:gridSpan w:val="6"/>
+            <w:gridSpan w:val="5"/>
             <w:shd w:fill="1F6B75" w:color="auto" w:val="clear"/>
             <w:tcMar>
               <w:top w:type="dxa" w:w="60"/>
@@ -7080,7 +6981,7 @@
       <w:tr>
         <w:tc>
           <w:tcPr>
-            <w:tcW w:type="dxa" w:w="900"/>
+            <w:tcW w:type="dxa" w:w="1520"/>
             <w:shd w:fill="1F3864" w:color="auto" w:val="clear"/>
             <w:tcMar>
               <w:top w:type="dxa" w:w="60"/>
@@ -7112,7 +7013,7 @@
         </w:tc>
         <w:tc>
           <w:tcPr>
-            <w:tcW w:type="dxa" w:w="2300"/>
+            <w:tcW w:type="dxa" w:w="3040"/>
             <w:shd w:fill="2E75B6" w:color="auto" w:val="clear"/>
             <w:tcMar>
               <w:top w:type="dxa" w:w="60"/>
@@ -7144,8 +7045,8 @@
         </w:tc>
         <w:tc>
           <w:tcPr>
-            <w:tcW w:type="dxa" w:w="2556"/>
-            <w:shd w:fill="1F6B75" w:color="auto" w:val="clear"/>
+            <w:tcW w:type="dxa" w:w="3040"/>
+            <w:shd w:fill="2E75B6" w:color="auto" w:val="clear"/>
             <w:tcMar>
               <w:top w:type="dxa" w:w="60"/>
               <w:left w:type="dxa" w:w="120"/>
@@ -7170,14 +7071,14 @@
                 <w:sz w:val="18"/>
                 <w:szCs w:val="18"/>
               </w:rPr>
-              <w:t xml:space="preserve">Resource</w:t>
-            </w:r>
-          </w:p>
-        </w:tc>
-        <w:tc>
-          <w:tcPr>
-            <w:tcW w:type="dxa" w:w="3324"/>
-            <w:shd w:fill="2E75B6" w:color="auto" w:val="clear"/>
+              <w:t xml:space="preserve">Teacher Moves</w:t>
+            </w:r>
+          </w:p>
+        </w:tc>
+        <w:tc>
+          <w:tcPr>
+            <w:tcW w:type="dxa" w:w="3040"/>
+            <w:shd w:fill="1F6B75" w:color="auto" w:val="clear"/>
             <w:tcMar>
               <w:top w:type="dxa" w:w="60"/>
               <w:left w:type="dxa" w:w="120"/>
@@ -7202,14 +7103,14 @@
                 <w:sz w:val="18"/>
                 <w:szCs w:val="18"/>
               </w:rPr>
-              <w:t xml:space="preserve">Teacher Moves</w:t>
-            </w:r>
-          </w:p>
-        </w:tc>
-        <w:tc>
-          <w:tcPr>
-            <w:tcW w:type="dxa" w:w="2300"/>
-            <w:shd w:fill="1F6B75" w:color="auto" w:val="clear"/>
+              <w:t xml:space="preserve">Sensemaking Strategy</w:t>
+            </w:r>
+          </w:p>
+        </w:tc>
+        <w:tc>
+          <w:tcPr>
+            <w:tcW w:type="dxa" w:w="3040"/>
+            <w:shd w:fill="2E75B6" w:color="auto" w:val="clear"/>
             <w:tcMar>
               <w:top w:type="dxa" w:w="60"/>
               <w:left w:type="dxa" w:w="120"/>
@@ -7234,14 +7135,16 @@
                 <w:sz w:val="18"/>
                 <w:szCs w:val="18"/>
               </w:rPr>
-              <w:t xml:space="preserve">Sensemaking Strategy</w:t>
-            </w:r>
-          </w:p>
-        </w:tc>
-        <w:tc>
-          <w:tcPr>
-            <w:tcW w:type="dxa" w:w="2300"/>
-            <w:shd w:fill="2E75B6" w:color="auto" w:val="clear"/>
+              <w:t xml:space="preserve">Formative Assessment Strategy</w:t>
+            </w:r>
+          </w:p>
+        </w:tc>
+      </w:tr>
+      <w:tr>
+        <w:tc>
+          <w:tcPr>
+            <w:tcW w:type="dxa" w:w="1520"/>
+            <w:shd w:fill="EAD1F5" w:color="auto" w:val="clear"/>
             <w:tcMar>
               <w:top w:type="dxa" w:w="60"/>
               <w:left w:type="dxa" w:w="120"/>
@@ -7262,40 +7165,6 @@
                 <w:bCs/>
                 <w:i w:val="false"/>
                 <w:iCs w:val="false"/>
-                <w:color w:val="FFFFFF"/>
-                <w:sz w:val="18"/>
-                <w:szCs w:val="18"/>
-              </w:rPr>
-              <w:t xml:space="preserve">Formative Assessment Strategy</w:t>
-            </w:r>
-          </w:p>
-        </w:tc>
-      </w:tr>
-      <w:tr>
-        <w:tc>
-          <w:tcPr>
-            <w:tcW w:type="dxa" w:w="900"/>
-            <w:shd w:fill="EAD1F5" w:color="auto" w:val="clear"/>
-            <w:tcMar>
-              <w:top w:type="dxa" w:w="60"/>
-              <w:left w:type="dxa" w:w="120"/>
-              <w:bottom w:type="dxa" w:w="60"/>
-              <w:right w:type="dxa" w:w="120"/>
-            </w:tcMar>
-            <w:vAlign w:val="top"/>
-          </w:tcPr>
-          <w:p>
-            <w:pPr>
-              <w:spacing w:after="40" w:before="0"/>
-              <w:jc w:val="left"/>
-            </w:pPr>
-            <w:r>
-              <w:rPr>
-                <w:rFonts w:ascii="Arial" w:cs="Arial" w:eastAsia="Arial" w:hAnsi="Arial"/>
-                <w:b/>
-                <w:bCs/>
-                <w:i w:val="false"/>
-                <w:iCs w:val="false"/>
                 <w:color w:val="000000"/>
                 <w:sz w:val="18"/>
                 <w:szCs w:val="18"/>
@@ -7303,51 +7172,6 @@
               <w:t xml:space="preserve">Predict Phase</w:t>
             </w:r>
           </w:p>
-        </w:tc>
-        <w:tc>
-          <w:tcPr>
-            <w:tcW w:type="dxa" w:w="2300"/>
-            <w:shd w:fill="FFFFFF" w:color="auto" w:val="clear"/>
-            <w:tcMar>
-              <w:top w:type="dxa" w:w="60"/>
-              <w:left w:type="dxa" w:w="120"/>
-              <w:bottom w:type="dxa" w:w="60"/>
-              <w:right w:type="dxa" w:w="120"/>
-            </w:tcMar>
-            <w:vAlign w:val="top"/>
-          </w:tcPr>
-          <w:p>
-            <w:pPr>
-              <w:spacing w:after="40" w:before="0"/>
-              <w:jc w:val="left"/>
-            </w:pPr>
-            <w:r>
-              <w:rPr>
-                <w:rFonts w:ascii="Arial" w:cs="Arial" w:eastAsia="Arial" w:hAnsi="Arial"/>
-                <w:b w:val="false"/>
-                <w:bCs w:val="false"/>
-                <w:i w:val="false"/>
-                <w:iCs w:val="false"/>
-                <w:color w:val="000000"/>
-                <w:sz w:val="18"/>
-                <w:szCs w:val="18"/>
-              </w:rPr>
-              <w:t xml:space="preserve">Students receive 12 field name cards (Botany, Zoology, Taxonomy, etc.). "Before we research — just from the name, what do you THINK each field studies?" Groups sort cards and write brief guesses for each field.</w:t>
-            </w:r>
-          </w:p>
-        </w:tc>
-        <w:tc>
-          <w:tcPr>
-            <w:tcW w:type="dxa" w:w="2556"/>
-            <w:shd w:fill="F2F2F2" w:color="auto" w:val="clear"/>
-            <w:tcMar>
-              <w:top w:type="dxa" w:w="60"/>
-              <w:left w:type="dxa" w:w="120"/>
-              <w:bottom w:type="dxa" w:w="60"/>
-              <w:right w:type="dxa" w:w="120"/>
-            </w:tcMar>
-            <w:vAlign w:val="top"/>
-          </w:tcPr>
           <w:p>
             <w:pPr>
               <w:spacing w:after="20" w:before="0"/>
@@ -7368,7 +7192,7 @@
             <w:pPr>
               <w:spacing w:after="20" w:before="0"/>
             </w:pPr>
-            <w:hyperlink w:history="1" r:id="rId53brvfdqdmf1n1_qoj4tn">
+            <w:hyperlink w:history="1" r:id="rIdvbbwcrrpaczzorolpcxeu">
               <w:r>
                 <w:rPr>
                   <w:rFonts w:ascii="Arial" w:cs="Arial" w:eastAsia="Arial" w:hAnsi="Arial"/>
@@ -7401,7 +7225,7 @@
               <w:spacing w:after="10" w:before="0"/>
               <w:ind w:left="120"/>
             </w:pPr>
-            <w:hyperlink w:history="1" r:id="rId2vw7ccv93nmct20dct3hp">
+            <w:hyperlink w:history="1" r:id="rIdhrigivagkrz-otaw-fg2r">
               <w:r>
                 <w:rPr>
                   <w:rFonts w:ascii="Arial" w:cs="Arial" w:eastAsia="Arial" w:hAnsi="Arial"/>
@@ -7446,7 +7270,7 @@
             <w:pPr>
               <w:spacing w:after="20" w:before="0"/>
             </w:pPr>
-            <w:hyperlink w:history="1" r:id="rId__1zhb3gdpxmrqcaakydg">
+            <w:hyperlink w:history="1" r:id="rIdb_ym8mjdsghktmqjwlnnv">
               <w:r>
                 <w:rPr>
                   <w:rFonts w:ascii="Arial" w:cs="Arial" w:eastAsia="Arial" w:hAnsi="Arial"/>
@@ -7479,7 +7303,7 @@
               <w:spacing w:after="10" w:before="0"/>
               <w:ind w:left="120"/>
             </w:pPr>
-            <w:hyperlink w:history="1" r:id="rIdryn0e6_cgarsypihdbvqn">
+            <w:hyperlink w:history="1" r:id="rIdokqoyqne58fnpies2xsch">
               <w:r>
                 <w:rPr>
                   <w:rFonts w:ascii="Arial" w:cs="Arial" w:eastAsia="Arial" w:hAnsi="Arial"/>
@@ -7495,7 +7319,7 @@
         </w:tc>
         <w:tc>
           <w:tcPr>
-            <w:tcW w:type="dxa" w:w="3324"/>
+            <w:tcW w:type="dxa" w:w="3040"/>
             <w:shd w:fill="FFFFFF" w:color="auto" w:val="clear"/>
             <w:tcMar>
               <w:top w:type="dxa" w:w="60"/>
@@ -7521,6 +7345,38 @@
                 <w:sz w:val="18"/>
                 <w:szCs w:val="18"/>
               </w:rPr>
+              <w:t xml:space="preserve">Students receive 12 field name cards (Botany, Zoology, Taxonomy, etc.). "Before we research — just from the name, what do you THINK each field studies?" Groups sort cards and write brief guesses for each field.</w:t>
+            </w:r>
+          </w:p>
+        </w:tc>
+        <w:tc>
+          <w:tcPr>
+            <w:tcW w:type="dxa" w:w="3040"/>
+            <w:shd w:fill="F2F2F2" w:color="auto" w:val="clear"/>
+            <w:tcMar>
+              <w:top w:type="dxa" w:w="60"/>
+              <w:left w:type="dxa" w:w="120"/>
+              <w:bottom w:type="dxa" w:w="60"/>
+              <w:right w:type="dxa" w:w="120"/>
+            </w:tcMar>
+            <w:vAlign w:val="top"/>
+          </w:tcPr>
+          <w:p>
+            <w:pPr>
+              <w:spacing w:after="40" w:before="0"/>
+              <w:jc w:val="left"/>
+            </w:pPr>
+            <w:r>
+              <w:rPr>
+                <w:rFonts w:ascii="Arial" w:cs="Arial" w:eastAsia="Arial" w:hAnsi="Arial"/>
+                <w:b w:val="false"/>
+                <w:bCs w:val="false"/>
+                <w:i w:val="false"/>
+                <w:iCs w:val="false"/>
+                <w:color w:val="000000"/>
+                <w:sz w:val="18"/>
+                <w:szCs w:val="18"/>
+              </w:rPr>
               <w:t xml:space="preserve">"Just from the word itself — what clues does each name give you?"</w:t>
             </w:r>
           </w:p>
@@ -7565,59 +7421,59 @@
         </w:tc>
         <w:tc>
           <w:tcPr>
-            <w:tcW w:type="dxa" w:w="2300"/>
+            <w:tcW w:type="dxa" w:w="3040"/>
+            <w:shd w:fill="FFFFFF" w:color="auto" w:val="clear"/>
+            <w:tcMar>
+              <w:top w:type="dxa" w:w="60"/>
+              <w:left w:type="dxa" w:w="120"/>
+              <w:bottom w:type="dxa" w:w="60"/>
+              <w:right w:type="dxa" w:w="120"/>
+            </w:tcMar>
+            <w:vAlign w:val="top"/>
+          </w:tcPr>
+          <w:p>
+            <w:pPr>
+              <w:spacing w:after="40" w:before="0"/>
+              <w:jc w:val="left"/>
+            </w:pPr>
+            <w:r>
+              <w:rPr>
+                <w:rFonts w:ascii="Arial" w:cs="Arial" w:eastAsia="Arial" w:hAnsi="Arial"/>
+                <w:b w:val="false"/>
+                <w:bCs w:val="false"/>
+                <w:i w:val="false"/>
+                <w:iCs w:val="false"/>
+                <w:color w:val="000000"/>
+                <w:sz w:val="18"/>
+                <w:szCs w:val="18"/>
+              </w:rPr>
+              <w:t xml:space="preserve">Vocabulary Prediction:</w:t>
+            </w:r>
+          </w:p>
+          <w:p>
+            <w:pPr>
+              <w:spacing w:after="40" w:before="0"/>
+              <w:jc w:val="left"/>
+            </w:pPr>
+            <w:r>
+              <w:rPr>
+                <w:rFonts w:ascii="Arial" w:cs="Arial" w:eastAsia="Arial" w:hAnsi="Arial"/>
+                <w:b w:val="false"/>
+                <w:bCs w:val="false"/>
+                <w:i w:val="false"/>
+                <w:iCs w:val="false"/>
+                <w:color w:val="000000"/>
+                <w:sz w:val="18"/>
+                <w:szCs w:val="18"/>
+              </w:rPr>
+              <w:t xml:space="preserve">Using word roots (Greek/Latin) to predict meanings before research. This builds vocabulary strategies alongside content.</w:t>
+            </w:r>
+          </w:p>
+        </w:tc>
+        <w:tc>
+          <w:tcPr>
+            <w:tcW w:type="dxa" w:w="3040"/>
             <w:shd w:fill="F2F2F2" w:color="auto" w:val="clear"/>
-            <w:tcMar>
-              <w:top w:type="dxa" w:w="60"/>
-              <w:left w:type="dxa" w:w="120"/>
-              <w:bottom w:type="dxa" w:w="60"/>
-              <w:right w:type="dxa" w:w="120"/>
-            </w:tcMar>
-            <w:vAlign w:val="top"/>
-          </w:tcPr>
-          <w:p>
-            <w:pPr>
-              <w:spacing w:after="40" w:before="0"/>
-              <w:jc w:val="left"/>
-            </w:pPr>
-            <w:r>
-              <w:rPr>
-                <w:rFonts w:ascii="Arial" w:cs="Arial" w:eastAsia="Arial" w:hAnsi="Arial"/>
-                <w:b w:val="false"/>
-                <w:bCs w:val="false"/>
-                <w:i w:val="false"/>
-                <w:iCs w:val="false"/>
-                <w:color w:val="000000"/>
-                <w:sz w:val="18"/>
-                <w:szCs w:val="18"/>
-              </w:rPr>
-              <w:t xml:space="preserve">Vocabulary Prediction:</w:t>
-            </w:r>
-          </w:p>
-          <w:p>
-            <w:pPr>
-              <w:spacing w:after="40" w:before="0"/>
-              <w:jc w:val="left"/>
-            </w:pPr>
-            <w:r>
-              <w:rPr>
-                <w:rFonts w:ascii="Arial" w:cs="Arial" w:eastAsia="Arial" w:hAnsi="Arial"/>
-                <w:b w:val="false"/>
-                <w:bCs w:val="false"/>
-                <w:i w:val="false"/>
-                <w:iCs w:val="false"/>
-                <w:color w:val="000000"/>
-                <w:sz w:val="18"/>
-                <w:szCs w:val="18"/>
-              </w:rPr>
-              <w:t xml:space="preserve">Using word roots (Greek/Latin) to predict meanings before research. This builds vocabulary strategies alongside content.</w:t>
-            </w:r>
-          </w:p>
-        </w:tc>
-        <w:tc>
-          <w:tcPr>
-            <w:tcW w:type="dxa" w:w="2300"/>
-            <w:shd w:fill="FFFFFF" w:color="auto" w:val="clear"/>
             <w:tcMar>
               <w:top w:type="dxa" w:w="60"/>
               <w:left w:type="dxa" w:w="120"/>
@@ -7650,7 +7506,7 @@
       <w:tr>
         <w:tc>
           <w:tcPr>
-            <w:tcW w:type="dxa" w:w="900"/>
+            <w:tcW w:type="dxa" w:w="1520"/>
             <w:shd w:fill="D9EEF1" w:color="auto" w:val="clear"/>
             <w:tcMar>
               <w:top w:type="dxa" w:w="60"/>
@@ -7679,70 +7535,6 @@
               <w:t xml:space="preserve">Observe Phase</w:t>
             </w:r>
           </w:p>
-        </w:tc>
-        <w:tc>
-          <w:tcPr>
-            <w:tcW w:type="dxa" w:w="2300"/>
-            <w:shd w:fill="FFFFFF" w:color="auto" w:val="clear"/>
-            <w:tcMar>
-              <w:top w:type="dxa" w:w="60"/>
-              <w:left w:type="dxa" w:w="120"/>
-              <w:bottom w:type="dxa" w:w="60"/>
-              <w:right w:type="dxa" w:w="120"/>
-            </w:tcMar>
-            <w:vAlign w:val="top"/>
-          </w:tcPr>
-          <w:p>
-            <w:pPr>
-              <w:spacing w:after="40" w:before="0"/>
-              <w:jc w:val="left"/>
-            </w:pPr>
-            <w:r>
-              <w:rPr>
-                <w:rFonts w:ascii="Arial" w:cs="Arial" w:eastAsia="Arial" w:hAnsi="Arial"/>
-                <w:b w:val="false"/>
-                <w:bCs w:val="false"/>
-                <w:i w:val="false"/>
-                <w:iCs w:val="false"/>
-                <w:color w:val="000000"/>
-                <w:sz w:val="18"/>
-                <w:szCs w:val="18"/>
-              </w:rPr>
-              <w:t xml:space="preserve">JIGSAW RESEARCH: Expert groups research their assigned fields (3–4 fields each). For each field: (1) What does it study? (2) Who in Kenya does this work? (3) How did it help with the armyworm?</w:t>
-            </w:r>
-          </w:p>
-          <w:p>
-            <w:pPr>
-              <w:spacing w:after="40" w:before="0"/>
-              <w:jc w:val="left"/>
-            </w:pPr>
-            <w:r>
-              <w:rPr>
-                <w:rFonts w:ascii="Arial" w:cs="Arial" w:eastAsia="Arial" w:hAnsi="Arial"/>
-                <w:b w:val="false"/>
-                <w:bCs w:val="false"/>
-                <w:i w:val="false"/>
-                <w:iCs w:val="false"/>
-                <w:color w:val="000000"/>
-                <w:sz w:val="18"/>
-                <w:szCs w:val="18"/>
-              </w:rPr>
-              <w:t xml:space="preserve">Groups A: Botany, Zoology, Taxonomy | Groups B: Anatomy, Physiology, Ecology | Groups C: Biochemistry, Genetics, Microbiology | Groups D: Biotechnology, Parasitology, Entomology</w:t>
-            </w:r>
-          </w:p>
-        </w:tc>
-        <w:tc>
-          <w:tcPr>
-            <w:tcW w:type="dxa" w:w="2556"/>
-            <w:shd w:fill="F2F2F2" w:color="auto" w:val="clear"/>
-            <w:tcMar>
-              <w:top w:type="dxa" w:w="60"/>
-              <w:left w:type="dxa" w:w="120"/>
-              <w:bottom w:type="dxa" w:w="60"/>
-              <w:right w:type="dxa" w:w="120"/>
-            </w:tcMar>
-            <w:vAlign w:val="top"/>
-          </w:tcPr>
           <w:p>
             <w:pPr>
               <w:spacing w:after="20" w:before="0"/>
@@ -7763,7 +7555,7 @@
             <w:pPr>
               <w:spacing w:after="20" w:before="0"/>
             </w:pPr>
-            <w:hyperlink w:history="1" r:id="rIdi8de_gtt2sqnyb7hvfcds">
+            <w:hyperlink w:history="1" r:id="rIdu12okkk1m-nhutrwj8qyr">
               <w:r>
                 <w:rPr>
                   <w:rFonts w:ascii="Arial" w:cs="Arial" w:eastAsia="Arial" w:hAnsi="Arial"/>
@@ -7796,7 +7588,7 @@
               <w:spacing w:after="10" w:before="0"/>
               <w:ind w:left="120"/>
             </w:pPr>
-            <w:hyperlink w:history="1" r:id="rIdnm0kdac09cfvsrfe15k_n">
+            <w:hyperlink w:history="1" r:id="rIdsje4jw5lfdyzuwupqxh3p">
               <w:r>
                 <w:rPr>
                   <w:rFonts w:ascii="Arial" w:cs="Arial" w:eastAsia="Arial" w:hAnsi="Arial"/>
@@ -7841,7 +7633,7 @@
             <w:pPr>
               <w:spacing w:after="20" w:before="0"/>
             </w:pPr>
-            <w:hyperlink w:history="1" r:id="rIdb5bolryezvmjgrzsbuz2b">
+            <w:hyperlink w:history="1" r:id="rIdfcrt2lb4x8fjbhnnkp_ld">
               <w:r>
                 <w:rPr>
                   <w:rFonts w:ascii="Arial" w:cs="Arial" w:eastAsia="Arial" w:hAnsi="Arial"/>
@@ -7874,7 +7666,7 @@
               <w:spacing w:after="10" w:before="0"/>
               <w:ind w:left="120"/>
             </w:pPr>
-            <w:hyperlink w:history="1" r:id="rIdefzvltlzi9njxxydhw4oc">
+            <w:hyperlink w:history="1" r:id="rId7j_k1oxafog-x_sztqsjf">
               <w:r>
                 <w:rPr>
                   <w:rFonts w:ascii="Arial" w:cs="Arial" w:eastAsia="Arial" w:hAnsi="Arial"/>
@@ -7890,7 +7682,7 @@
         </w:tc>
         <w:tc>
           <w:tcPr>
-            <w:tcW w:type="dxa" w:w="3324"/>
+            <w:tcW w:type="dxa" w:w="3040"/>
             <w:shd w:fill="FFFFFF" w:color="auto" w:val="clear"/>
             <w:tcMar>
               <w:top w:type="dxa" w:w="60"/>
@@ -7916,6 +7708,57 @@
                 <w:sz w:val="18"/>
                 <w:szCs w:val="18"/>
               </w:rPr>
+              <w:t xml:space="preserve">JIGSAW RESEARCH: Expert groups research their assigned fields (3–4 fields each). For each field: (1) What does it study? (2) Who in Kenya does this work? (3) How did it help with the armyworm?</w:t>
+            </w:r>
+          </w:p>
+          <w:p>
+            <w:pPr>
+              <w:spacing w:after="40" w:before="0"/>
+              <w:jc w:val="left"/>
+            </w:pPr>
+            <w:r>
+              <w:rPr>
+                <w:rFonts w:ascii="Arial" w:cs="Arial" w:eastAsia="Arial" w:hAnsi="Arial"/>
+                <w:b w:val="false"/>
+                <w:bCs w:val="false"/>
+                <w:i w:val="false"/>
+                <w:iCs w:val="false"/>
+                <w:color w:val="000000"/>
+                <w:sz w:val="18"/>
+                <w:szCs w:val="18"/>
+              </w:rPr>
+              <w:t xml:space="preserve">Groups A: Botany, Zoology, Taxonomy | Groups B: Anatomy, Physiology, Ecology | Groups C: Biochemistry, Genetics, Microbiology | Groups D: Biotechnology, Parasitology, Entomology</w:t>
+            </w:r>
+          </w:p>
+        </w:tc>
+        <w:tc>
+          <w:tcPr>
+            <w:tcW w:type="dxa" w:w="3040"/>
+            <w:shd w:fill="F2F2F2" w:color="auto" w:val="clear"/>
+            <w:tcMar>
+              <w:top w:type="dxa" w:w="60"/>
+              <w:left w:type="dxa" w:w="120"/>
+              <w:bottom w:type="dxa" w:w="60"/>
+              <w:right w:type="dxa" w:w="120"/>
+            </w:tcMar>
+            <w:vAlign w:val="top"/>
+          </w:tcPr>
+          <w:p>
+            <w:pPr>
+              <w:spacing w:after="40" w:before="0"/>
+              <w:jc w:val="left"/>
+            </w:pPr>
+            <w:r>
+              <w:rPr>
+                <w:rFonts w:ascii="Arial" w:cs="Arial" w:eastAsia="Arial" w:hAnsi="Arial"/>
+                <w:b w:val="false"/>
+                <w:bCs w:val="false"/>
+                <w:i w:val="false"/>
+                <w:iCs w:val="false"/>
+                <w:color w:val="000000"/>
+                <w:sz w:val="18"/>
+                <w:szCs w:val="18"/>
+              </w:rPr>
               <w:t xml:space="preserve">"You have 15 minutes. Answer all 3 questions for each of your fields."</w:t>
             </w:r>
           </w:p>
@@ -7960,78 +7803,78 @@
         </w:tc>
         <w:tc>
           <w:tcPr>
-            <w:tcW w:type="dxa" w:w="2300"/>
+            <w:tcW w:type="dxa" w:w="3040"/>
+            <w:shd w:fill="FFFFFF" w:color="auto" w:val="clear"/>
+            <w:tcMar>
+              <w:top w:type="dxa" w:w="60"/>
+              <w:left w:type="dxa" w:w="120"/>
+              <w:bottom w:type="dxa" w:w="60"/>
+              <w:right w:type="dxa" w:w="120"/>
+            </w:tcMar>
+            <w:vAlign w:val="top"/>
+          </w:tcPr>
+          <w:p>
+            <w:pPr>
+              <w:spacing w:after="40" w:before="0"/>
+              <w:jc w:val="left"/>
+            </w:pPr>
+            <w:r>
+              <w:rPr>
+                <w:rFonts w:ascii="Arial" w:cs="Arial" w:eastAsia="Arial" w:hAnsi="Arial"/>
+                <w:b w:val="false"/>
+                <w:bCs w:val="false"/>
+                <w:i w:val="false"/>
+                <w:iCs w:val="false"/>
+                <w:color w:val="000000"/>
+                <w:sz w:val="18"/>
+                <w:szCs w:val="18"/>
+              </w:rPr>
+              <w:t xml:space="preserve">Expert Jigsaw:</w:t>
+            </w:r>
+          </w:p>
+          <w:p>
+            <w:pPr>
+              <w:spacing w:after="40" w:before="0"/>
+              <w:jc w:val="left"/>
+            </w:pPr>
+            <w:r>
+              <w:rPr>
+                <w:rFonts w:ascii="Arial" w:cs="Arial" w:eastAsia="Arial" w:hAnsi="Arial"/>
+                <w:b w:val="false"/>
+                <w:bCs w:val="false"/>
+                <w:i w:val="false"/>
+                <w:iCs w:val="false"/>
+                <w:color w:val="000000"/>
+                <w:sz w:val="18"/>
+                <w:szCs w:val="18"/>
+              </w:rPr>
+              <w:t xml:space="preserve">Each group becomes expert in a set of fields, then teaches the rest of the class.</w:t>
+            </w:r>
+          </w:p>
+          <w:p>
+            <w:pPr>
+              <w:spacing w:after="40" w:before="0"/>
+              <w:jc w:val="left"/>
+            </w:pPr>
+            <w:r>
+              <w:rPr>
+                <w:rFonts w:ascii="Arial" w:cs="Arial" w:eastAsia="Arial" w:hAnsi="Arial"/>
+                <w:b w:val="false"/>
+                <w:bCs w:val="false"/>
+                <w:i w:val="false"/>
+                <w:iCs w:val="false"/>
+                <w:color w:val="000000"/>
+                <w:sz w:val="18"/>
+                <w:szCs w:val="18"/>
+              </w:rPr>
+              <w:t xml:space="preserve">Anchoring to the armyworm gives every field a concrete example.</w:t>
+            </w:r>
+          </w:p>
+        </w:tc>
+        <w:tc>
+          <w:tcPr>
+            <w:tcW w:type="dxa" w:w="3040"/>
             <w:shd w:fill="F2F2F2" w:color="auto" w:val="clear"/>
-            <w:tcMar>
-              <w:top w:type="dxa" w:w="60"/>
-              <w:left w:type="dxa" w:w="120"/>
-              <w:bottom w:type="dxa" w:w="60"/>
-              <w:right w:type="dxa" w:w="120"/>
-            </w:tcMar>
-            <w:vAlign w:val="top"/>
-          </w:tcPr>
-          <w:p>
-            <w:pPr>
-              <w:spacing w:after="40" w:before="0"/>
-              <w:jc w:val="left"/>
-            </w:pPr>
-            <w:r>
-              <w:rPr>
-                <w:rFonts w:ascii="Arial" w:cs="Arial" w:eastAsia="Arial" w:hAnsi="Arial"/>
-                <w:b w:val="false"/>
-                <w:bCs w:val="false"/>
-                <w:i w:val="false"/>
-                <w:iCs w:val="false"/>
-                <w:color w:val="000000"/>
-                <w:sz w:val="18"/>
-                <w:szCs w:val="18"/>
-              </w:rPr>
-              <w:t xml:space="preserve">Expert Jigsaw:</w:t>
-            </w:r>
-          </w:p>
-          <w:p>
-            <w:pPr>
-              <w:spacing w:after="40" w:before="0"/>
-              <w:jc w:val="left"/>
-            </w:pPr>
-            <w:r>
-              <w:rPr>
-                <w:rFonts w:ascii="Arial" w:cs="Arial" w:eastAsia="Arial" w:hAnsi="Arial"/>
-                <w:b w:val="false"/>
-                <w:bCs w:val="false"/>
-                <w:i w:val="false"/>
-                <w:iCs w:val="false"/>
-                <w:color w:val="000000"/>
-                <w:sz w:val="18"/>
-                <w:szCs w:val="18"/>
-              </w:rPr>
-              <w:t xml:space="preserve">Each group becomes expert in a set of fields, then teaches the rest of the class.</w:t>
-            </w:r>
-          </w:p>
-          <w:p>
-            <w:pPr>
-              <w:spacing w:after="40" w:before="0"/>
-              <w:jc w:val="left"/>
-            </w:pPr>
-            <w:r>
-              <w:rPr>
-                <w:rFonts w:ascii="Arial" w:cs="Arial" w:eastAsia="Arial" w:hAnsi="Arial"/>
-                <w:b w:val="false"/>
-                <w:bCs w:val="false"/>
-                <w:i w:val="false"/>
-                <w:iCs w:val="false"/>
-                <w:color w:val="000000"/>
-                <w:sz w:val="18"/>
-                <w:szCs w:val="18"/>
-              </w:rPr>
-              <w:t xml:space="preserve">Anchoring to the armyworm gives every field a concrete example.</w:t>
-            </w:r>
-          </w:p>
-        </w:tc>
-        <w:tc>
-          <w:tcPr>
-            <w:tcW w:type="dxa" w:w="2300"/>
-            <w:shd w:fill="FFFFFF" w:color="auto" w:val="clear"/>
             <w:tcMar>
               <w:top w:type="dxa" w:w="60"/>
               <w:left w:type="dxa" w:w="120"/>
@@ -8083,7 +7926,7 @@
       <w:tr>
         <w:tc>
           <w:tcPr>
-            <w:tcW w:type="dxa" w:w="900"/>
+            <w:tcW w:type="dxa" w:w="1520"/>
             <w:shd w:fill="E2EFDA" w:color="auto" w:val="clear"/>
             <w:tcMar>
               <w:top w:type="dxa" w:w="60"/>
@@ -8112,51 +7955,6 @@
               <w:t xml:space="preserve">Explain Phase</w:t>
             </w:r>
           </w:p>
-        </w:tc>
-        <w:tc>
-          <w:tcPr>
-            <w:tcW w:type="dxa" w:w="2300"/>
-            <w:shd w:fill="FFFFFF" w:color="auto" w:val="clear"/>
-            <w:tcMar>
-              <w:top w:type="dxa" w:w="60"/>
-              <w:left w:type="dxa" w:w="120"/>
-              <w:bottom w:type="dxa" w:w="60"/>
-              <w:right w:type="dxa" w:w="120"/>
-            </w:tcMar>
-            <w:vAlign w:val="top"/>
-          </w:tcPr>
-          <w:p>
-            <w:pPr>
-              <w:spacing w:after="40" w:before="0"/>
-              <w:jc w:val="left"/>
-            </w:pPr>
-            <w:r>
-              <w:rPr>
-                <w:rFonts w:ascii="Arial" w:cs="Arial" w:eastAsia="Arial" w:hAnsi="Arial"/>
-                <w:b w:val="false"/>
-                <w:bCs w:val="false"/>
-                <w:i w:val="false"/>
-                <w:iCs w:val="false"/>
-                <w:color w:val="000000"/>
-                <w:sz w:val="18"/>
-                <w:szCs w:val="18"/>
-              </w:rPr>
-              <w:t xml:space="preserve">Home groups reconvene — each expert teaches their fields. Class builds a shared Biology Fields Map: large paper with armyworm image in the centre, 12 fields radiating outward, careers at the edges. "Which 6 fields do you think contributed most to solving the armyworm crisis?"</w:t>
-            </w:r>
-          </w:p>
-        </w:tc>
-        <w:tc>
-          <w:tcPr>
-            <w:tcW w:type="dxa" w:w="2556"/>
-            <w:shd w:fill="F2F2F2" w:color="auto" w:val="clear"/>
-            <w:tcMar>
-              <w:top w:type="dxa" w:w="60"/>
-              <w:left w:type="dxa" w:w="120"/>
-              <w:bottom w:type="dxa" w:w="60"/>
-              <w:right w:type="dxa" w:w="120"/>
-            </w:tcMar>
-            <w:vAlign w:val="top"/>
-          </w:tcPr>
           <w:p>
             <w:pPr>
               <w:spacing w:after="20" w:before="0"/>
@@ -8177,7 +7975,7 @@
             <w:pPr>
               <w:spacing w:after="20" w:before="0"/>
             </w:pPr>
-            <w:hyperlink w:history="1" r:id="rIdusslejcl82asupln024lc">
+            <w:hyperlink w:history="1" r:id="rIdj5c347hwssq9rjm9ousc2">
               <w:r>
                 <w:rPr>
                   <w:rFonts w:ascii="Arial" w:cs="Arial" w:eastAsia="Arial" w:hAnsi="Arial"/>
@@ -8210,7 +8008,7 @@
               <w:spacing w:after="10" w:before="0"/>
               <w:ind w:left="120"/>
             </w:pPr>
-            <w:hyperlink w:history="1" r:id="rId2v5p2y1tdufcpyewe-4i3">
+            <w:hyperlink w:history="1" r:id="rIdtmuty9zjy8kg4lto8azba">
               <w:r>
                 <w:rPr>
                   <w:rFonts w:ascii="Arial" w:cs="Arial" w:eastAsia="Arial" w:hAnsi="Arial"/>
@@ -8255,7 +8053,7 @@
             <w:pPr>
               <w:spacing w:after="20" w:before="0"/>
             </w:pPr>
-            <w:hyperlink w:history="1" r:id="rIdhl6i26e1d0ubt78on2n3o">
+            <w:hyperlink w:history="1" r:id="rIdh4mjy8kgto0tlrcmjsktv">
               <w:r>
                 <w:rPr>
                   <w:rFonts w:ascii="Arial" w:cs="Arial" w:eastAsia="Arial" w:hAnsi="Arial"/>
@@ -8288,7 +8086,7 @@
               <w:spacing w:after="10" w:before="0"/>
               <w:ind w:left="120"/>
             </w:pPr>
-            <w:hyperlink w:history="1" r:id="rIdkwdedcvlm6oyve_sdhpyx">
+            <w:hyperlink w:history="1" r:id="rIdvhurss71df2la__yvk24v">
               <w:r>
                 <w:rPr>
                   <w:rFonts w:ascii="Arial" w:cs="Arial" w:eastAsia="Arial" w:hAnsi="Arial"/>
@@ -8304,7 +8102,7 @@
         </w:tc>
         <w:tc>
           <w:tcPr>
-            <w:tcW w:type="dxa" w:w="3324"/>
+            <w:tcW w:type="dxa" w:w="3040"/>
             <w:shd w:fill="FFFFFF" w:color="auto" w:val="clear"/>
             <w:tcMar>
               <w:top w:type="dxa" w:w="60"/>
@@ -8330,6 +8128,38 @@
                 <w:sz w:val="18"/>
                 <w:szCs w:val="18"/>
               </w:rPr>
+              <w:t xml:space="preserve">Home groups reconvene — each expert teaches their fields. Class builds a shared Biology Fields Map: large paper with armyworm image in the centre, 12 fields radiating outward, careers at the edges. "Which 6 fields do you think contributed most to solving the armyworm crisis?"</w:t>
+            </w:r>
+          </w:p>
+        </w:tc>
+        <w:tc>
+          <w:tcPr>
+            <w:tcW w:type="dxa" w:w="3040"/>
+            <w:shd w:fill="F2F2F2" w:color="auto" w:val="clear"/>
+            <w:tcMar>
+              <w:top w:type="dxa" w:w="60"/>
+              <w:left w:type="dxa" w:w="120"/>
+              <w:bottom w:type="dxa" w:w="60"/>
+              <w:right w:type="dxa" w:w="120"/>
+            </w:tcMar>
+            <w:vAlign w:val="top"/>
+          </w:tcPr>
+          <w:p>
+            <w:pPr>
+              <w:spacing w:after="40" w:before="0"/>
+              <w:jc w:val="left"/>
+            </w:pPr>
+            <w:r>
+              <w:rPr>
+                <w:rFonts w:ascii="Arial" w:cs="Arial" w:eastAsia="Arial" w:hAnsi="Arial"/>
+                <w:b w:val="false"/>
+                <w:bCs w:val="false"/>
+                <w:i w:val="false"/>
+                <w:iCs w:val="false"/>
+                <w:color w:val="000000"/>
+                <w:sz w:val="18"/>
+                <w:szCs w:val="18"/>
+              </w:rPr>
               <w:t xml:space="preserve">"Each expert: teach your fields in 2 minutes. Focus on the armyworm connection."</w:t>
             </w:r>
           </w:p>
@@ -8374,59 +8204,59 @@
         </w:tc>
         <w:tc>
           <w:tcPr>
-            <w:tcW w:type="dxa" w:w="2300"/>
+            <w:tcW w:type="dxa" w:w="3040"/>
+            <w:shd w:fill="FFFFFF" w:color="auto" w:val="clear"/>
+            <w:tcMar>
+              <w:top w:type="dxa" w:w="60"/>
+              <w:left w:type="dxa" w:w="120"/>
+              <w:bottom w:type="dxa" w:w="60"/>
+              <w:right w:type="dxa" w:w="120"/>
+            </w:tcMar>
+            <w:vAlign w:val="top"/>
+          </w:tcPr>
+          <w:p>
+            <w:pPr>
+              <w:spacing w:after="40" w:before="0"/>
+              <w:jc w:val="left"/>
+            </w:pPr>
+            <w:r>
+              <w:rPr>
+                <w:rFonts w:ascii="Arial" w:cs="Arial" w:eastAsia="Arial" w:hAnsi="Arial"/>
+                <w:b w:val="false"/>
+                <w:bCs w:val="false"/>
+                <w:i w:val="false"/>
+                <w:iCs w:val="false"/>
+                <w:color w:val="000000"/>
+                <w:sz w:val="18"/>
+                <w:szCs w:val="18"/>
+              </w:rPr>
+              <w:t xml:space="preserve">Knowledge Mapping:</w:t>
+            </w:r>
+          </w:p>
+          <w:p>
+            <w:pPr>
+              <w:spacing w:after="40" w:before="0"/>
+              <w:jc w:val="left"/>
+            </w:pPr>
+            <w:r>
+              <w:rPr>
+                <w:rFonts w:ascii="Arial" w:cs="Arial" w:eastAsia="Arial" w:hAnsi="Arial"/>
+                <w:b w:val="false"/>
+                <w:bCs w:val="false"/>
+                <w:i w:val="false"/>
+                <w:iCs w:val="false"/>
+                <w:color w:val="000000"/>
+                <w:sz w:val="18"/>
+                <w:szCs w:val="18"/>
+              </w:rPr>
+              <w:t xml:space="preserve">The visual map makes the relationships between fields and the crisis explicit. Students see that science is interconnected, not isolated subjects.</w:t>
+            </w:r>
+          </w:p>
+        </w:tc>
+        <w:tc>
+          <w:tcPr>
+            <w:tcW w:type="dxa" w:w="3040"/>
             <w:shd w:fill="F2F2F2" w:color="auto" w:val="clear"/>
-            <w:tcMar>
-              <w:top w:type="dxa" w:w="60"/>
-              <w:left w:type="dxa" w:w="120"/>
-              <w:bottom w:type="dxa" w:w="60"/>
-              <w:right w:type="dxa" w:w="120"/>
-            </w:tcMar>
-            <w:vAlign w:val="top"/>
-          </w:tcPr>
-          <w:p>
-            <w:pPr>
-              <w:spacing w:after="40" w:before="0"/>
-              <w:jc w:val="left"/>
-            </w:pPr>
-            <w:r>
-              <w:rPr>
-                <w:rFonts w:ascii="Arial" w:cs="Arial" w:eastAsia="Arial" w:hAnsi="Arial"/>
-                <w:b w:val="false"/>
-                <w:bCs w:val="false"/>
-                <w:i w:val="false"/>
-                <w:iCs w:val="false"/>
-                <w:color w:val="000000"/>
-                <w:sz w:val="18"/>
-                <w:szCs w:val="18"/>
-              </w:rPr>
-              <w:t xml:space="preserve">Knowledge Mapping:</w:t>
-            </w:r>
-          </w:p>
-          <w:p>
-            <w:pPr>
-              <w:spacing w:after="40" w:before="0"/>
-              <w:jc w:val="left"/>
-            </w:pPr>
-            <w:r>
-              <w:rPr>
-                <w:rFonts w:ascii="Arial" w:cs="Arial" w:eastAsia="Arial" w:hAnsi="Arial"/>
-                <w:b w:val="false"/>
-                <w:bCs w:val="false"/>
-                <w:i w:val="false"/>
-                <w:iCs w:val="false"/>
-                <w:color w:val="000000"/>
-                <w:sz w:val="18"/>
-                <w:szCs w:val="18"/>
-              </w:rPr>
-              <w:t xml:space="preserve">The visual map makes the relationships between fields and the crisis explicit. Students see that science is interconnected, not isolated subjects.</w:t>
-            </w:r>
-          </w:p>
-        </w:tc>
-        <w:tc>
-          <w:tcPr>
-            <w:tcW w:type="dxa" w:w="2300"/>
-            <w:shd w:fill="FFFFFF" w:color="auto" w:val="clear"/>
             <w:tcMar>
               <w:top w:type="dxa" w:w="60"/>
               <w:left w:type="dxa" w:w="120"/>
@@ -8497,7 +8327,7 @@
       <w:tr>
         <w:tc>
           <w:tcPr>
-            <w:tcW w:type="dxa" w:w="900"/>
+            <w:tcW w:type="dxa" w:w="1520"/>
             <w:shd w:fill="FCE4D6" w:color="auto" w:val="clear"/>
             <w:tcMar>
               <w:top w:type="dxa" w:w="60"/>
@@ -8526,51 +8356,6 @@
               <w:t xml:space="preserve">Driving Question Board (DQB) Creation</w:t>
             </w:r>
           </w:p>
-        </w:tc>
-        <w:tc>
-          <w:tcPr>
-            <w:tcW w:type="dxa" w:w="2300"/>
-            <w:shd w:fill="FFFFFF" w:color="auto" w:val="clear"/>
-            <w:tcMar>
-              <w:top w:type="dxa" w:w="60"/>
-              <w:left w:type="dxa" w:w="120"/>
-              <w:bottom w:type="dxa" w:w="60"/>
-              <w:right w:type="dxa" w:w="120"/>
-            </w:tcMar>
-            <w:vAlign w:val="top"/>
-          </w:tcPr>
-          <w:p>
-            <w:pPr>
-              <w:spacing w:after="40" w:before="0"/>
-              <w:jc w:val="left"/>
-            </w:pPr>
-            <w:r>
-              <w:rPr>
-                <w:rFonts w:ascii="Arial" w:cs="Arial" w:eastAsia="Arial" w:hAnsi="Arial"/>
-                <w:b w:val="false"/>
-                <w:bCs w:val="false"/>
-                <w:i w:val="false"/>
-                <w:iCs w:val="false"/>
-                <w:color w:val="000000"/>
-                <w:sz w:val="18"/>
-                <w:szCs w:val="18"/>
-              </w:rPr>
-              <w:t xml:space="preserve">DQB update: Move answered questions ("What is entomology?", "What fields study insects?") to ANSWERED. Add new questions from the jigsaw: "How do biochemists make pesticides?" "What is Bt bacteria?"</w:t>
-            </w:r>
-          </w:p>
-        </w:tc>
-        <w:tc>
-          <w:tcPr>
-            <w:tcW w:type="dxa" w:w="2556"/>
-            <w:shd w:fill="F2F2F2" w:color="auto" w:val="clear"/>
-            <w:tcMar>
-              <w:top w:type="dxa" w:w="60"/>
-              <w:left w:type="dxa" w:w="120"/>
-              <w:bottom w:type="dxa" w:w="60"/>
-              <w:right w:type="dxa" w:w="120"/>
-            </w:tcMar>
-            <w:vAlign w:val="top"/>
-          </w:tcPr>
           <w:p>
             <w:pPr>
               <w:spacing w:after="20" w:before="0"/>
@@ -8591,7 +8376,7 @@
             <w:pPr>
               <w:spacing w:after="20" w:before="0"/>
             </w:pPr>
-            <w:hyperlink w:history="1" r:id="rIdsw9pzwaalt01vnllvbc6j">
+            <w:hyperlink w:history="1" r:id="rIdyvgtxtz23bxvy3ugux2ek">
               <w:r>
                 <w:rPr>
                   <w:rFonts w:ascii="Arial" w:cs="Arial" w:eastAsia="Arial" w:hAnsi="Arial"/>
@@ -8624,7 +8409,7 @@
               <w:spacing w:after="10" w:before="0"/>
               <w:ind w:left="120"/>
             </w:pPr>
-            <w:hyperlink w:history="1" r:id="rIdcponcsuhxz1fdziskfn6f">
+            <w:hyperlink w:history="1" r:id="rIdagoqh7ct_nw-mma6_kld6">
               <w:r>
                 <w:rPr>
                   <w:rFonts w:ascii="Arial" w:cs="Arial" w:eastAsia="Arial" w:hAnsi="Arial"/>
@@ -8669,7 +8454,7 @@
             <w:pPr>
               <w:spacing w:after="20" w:before="0"/>
             </w:pPr>
-            <w:hyperlink w:history="1" r:id="rIdpnjxw2swowlruhv3ckd5j">
+            <w:hyperlink w:history="1" r:id="rIdm-ag1x6ypuikavxvxn4uu">
               <w:r>
                 <w:rPr>
                   <w:rFonts w:ascii="Arial" w:cs="Arial" w:eastAsia="Arial" w:hAnsi="Arial"/>
@@ -8702,7 +8487,7 @@
               <w:spacing w:after="10" w:before="0"/>
               <w:ind w:left="120"/>
             </w:pPr>
-            <w:hyperlink w:history="1" r:id="rIdyjnnsnndktjofm6g4tgko">
+            <w:hyperlink w:history="1" r:id="rIddctvta2x_bdmy3vluzcza">
               <w:r>
                 <w:rPr>
                   <w:rFonts w:ascii="Arial" w:cs="Arial" w:eastAsia="Arial" w:hAnsi="Arial"/>
@@ -8718,7 +8503,7 @@
         </w:tc>
         <w:tc>
           <w:tcPr>
-            <w:tcW w:type="dxa" w:w="3324"/>
+            <w:tcW w:type="dxa" w:w="3040"/>
             <w:shd w:fill="FFFFFF" w:color="auto" w:val="clear"/>
             <w:tcMar>
               <w:top w:type="dxa" w:w="60"/>
@@ -8744,6 +8529,38 @@
                 <w:sz w:val="18"/>
                 <w:szCs w:val="18"/>
               </w:rPr>
+              <w:t xml:space="preserve">DQB update: Move answered questions ("What is entomology?", "What fields study insects?") to ANSWERED. Add new questions from the jigsaw: "How do biochemists make pesticides?" "What is Bt bacteria?"</w:t>
+            </w:r>
+          </w:p>
+        </w:tc>
+        <w:tc>
+          <w:tcPr>
+            <w:tcW w:type="dxa" w:w="3040"/>
+            <w:shd w:fill="F2F2F2" w:color="auto" w:val="clear"/>
+            <w:tcMar>
+              <w:top w:type="dxa" w:w="60"/>
+              <w:left w:type="dxa" w:w="120"/>
+              <w:bottom w:type="dxa" w:w="60"/>
+              <w:right w:type="dxa" w:w="120"/>
+            </w:tcMar>
+            <w:vAlign w:val="top"/>
+          </w:tcPr>
+          <w:p>
+            <w:pPr>
+              <w:spacing w:after="40" w:before="0"/>
+              <w:jc w:val="left"/>
+            </w:pPr>
+            <w:r>
+              <w:rPr>
+                <w:rFonts w:ascii="Arial" w:cs="Arial" w:eastAsia="Arial" w:hAnsi="Arial"/>
+                <w:b w:val="false"/>
+                <w:bCs w:val="false"/>
+                <w:i w:val="false"/>
+                <w:iCs w:val="false"/>
+                <w:color w:val="000000"/>
+                <w:sz w:val="18"/>
+                <w:szCs w:val="18"/>
+              </w:rPr>
               <w:t xml:space="preserve">"Which Lesson 1 questions can we answer now?" (Review DQB — 3 minutes.)</w:t>
             </w:r>
           </w:p>
@@ -8769,40 +8586,40 @@
         </w:tc>
         <w:tc>
           <w:tcPr>
-            <w:tcW w:type="dxa" w:w="2300"/>
+            <w:tcW w:type="dxa" w:w="3040"/>
+            <w:shd w:fill="FFFFFF" w:color="auto" w:val="clear"/>
+            <w:tcMar>
+              <w:top w:type="dxa" w:w="60"/>
+              <w:left w:type="dxa" w:w="120"/>
+              <w:bottom w:type="dxa" w:w="60"/>
+              <w:right w:type="dxa" w:w="120"/>
+            </w:tcMar>
+            <w:vAlign w:val="top"/>
+          </w:tcPr>
+          <w:p>
+            <w:pPr>
+              <w:spacing w:after="40" w:before="0"/>
+              <w:jc w:val="left"/>
+            </w:pPr>
+            <w:r>
+              <w:rPr>
+                <w:rFonts w:ascii="Arial" w:cs="Arial" w:eastAsia="Arial" w:hAnsi="Arial"/>
+                <w:b w:val="false"/>
+                <w:bCs w:val="false"/>
+                <w:i w:val="false"/>
+                <w:iCs w:val="false"/>
+                <w:color w:val="000000"/>
+                <w:sz w:val="18"/>
+                <w:szCs w:val="18"/>
+              </w:rPr>
+              <w:t xml:space="preserve">DQB Update — students see their knowledge growing: fewer unanswered questions, but also deeper questions arising.</w:t>
+            </w:r>
+          </w:p>
+        </w:tc>
+        <w:tc>
+          <w:tcPr>
+            <w:tcW w:type="dxa" w:w="3040"/>
             <w:shd w:fill="F2F2F2" w:color="auto" w:val="clear"/>
-            <w:tcMar>
-              <w:top w:type="dxa" w:w="60"/>
-              <w:left w:type="dxa" w:w="120"/>
-              <w:bottom w:type="dxa" w:w="60"/>
-              <w:right w:type="dxa" w:w="120"/>
-            </w:tcMar>
-            <w:vAlign w:val="top"/>
-          </w:tcPr>
-          <w:p>
-            <w:pPr>
-              <w:spacing w:after="40" w:before="0"/>
-              <w:jc w:val="left"/>
-            </w:pPr>
-            <w:r>
-              <w:rPr>
-                <w:rFonts w:ascii="Arial" w:cs="Arial" w:eastAsia="Arial" w:hAnsi="Arial"/>
-                <w:b w:val="false"/>
-                <w:bCs w:val="false"/>
-                <w:i w:val="false"/>
-                <w:iCs w:val="false"/>
-                <w:color w:val="000000"/>
-                <w:sz w:val="18"/>
-                <w:szCs w:val="18"/>
-              </w:rPr>
-              <w:t xml:space="preserve">DQB Update — students see their knowledge growing: fewer unanswered questions, but also deeper questions arising.</w:t>
-            </w:r>
-          </w:p>
-        </w:tc>
-        <w:tc>
-          <w:tcPr>
-            <w:tcW w:type="dxa" w:w="2300"/>
-            <w:shd w:fill="FFFFFF" w:color="auto" w:val="clear"/>
             <w:tcMar>
               <w:top w:type="dxa" w:w="60"/>
               <w:left w:type="dxa" w:w="120"/>
@@ -8835,7 +8652,7 @@
       <w:tr>
         <w:tc>
           <w:tcPr>
-            <w:tcW w:type="dxa" w:w="900"/>
+            <w:tcW w:type="dxa" w:w="1520"/>
             <w:shd w:fill="D5E8F0" w:color="auto" w:val="clear"/>
             <w:tcMar>
               <w:top w:type="dxa" w:w="60"/>
@@ -8864,51 +8681,6 @@
               <w:t xml:space="preserve">Model Building Phase</w:t>
             </w:r>
           </w:p>
-        </w:tc>
-        <w:tc>
-          <w:tcPr>
-            <w:tcW w:type="dxa" w:w="2300"/>
-            <w:shd w:fill="FFFFFF" w:color="auto" w:val="clear"/>
-            <w:tcMar>
-              <w:top w:type="dxa" w:w="60"/>
-              <w:left w:type="dxa" w:w="120"/>
-              <w:bottom w:type="dxa" w:w="60"/>
-              <w:right w:type="dxa" w:w="120"/>
-            </w:tcMar>
-            <w:vAlign w:val="top"/>
-          </w:tcPr>
-          <w:p>
-            <w:pPr>
-              <w:spacing w:after="40" w:before="0"/>
-              <w:jc w:val="left"/>
-            </w:pPr>
-            <w:r>
-              <w:rPr>
-                <w:rFonts w:ascii="Arial" w:cs="Arial" w:eastAsia="Arial" w:hAnsi="Arial"/>
-                <w:b w:val="false"/>
-                <w:bCs w:val="false"/>
-                <w:i w:val="false"/>
-                <w:iCs w:val="false"/>
-                <w:color w:val="000000"/>
-                <w:sz w:val="18"/>
-                <w:szCs w:val="18"/>
-              </w:rPr>
-              <w:t xml:space="preserve">Students UPDATE their initial biology model: add the 12 fields as "branches" of biology. Circle the 3 fields they find most interesting. Begin Career Wheel: draw a circle, add the 12 fields radiating outward. Leave space for careers to be added in Lesson 4.</w:t>
-            </w:r>
-          </w:p>
-        </w:tc>
-        <w:tc>
-          <w:tcPr>
-            <w:tcW w:type="dxa" w:w="2556"/>
-            <w:shd w:fill="F2F2F2" w:color="auto" w:val="clear"/>
-            <w:tcMar>
-              <w:top w:type="dxa" w:w="60"/>
-              <w:left w:type="dxa" w:w="120"/>
-              <w:bottom w:type="dxa" w:w="60"/>
-              <w:right w:type="dxa" w:w="120"/>
-            </w:tcMar>
-            <w:vAlign w:val="top"/>
-          </w:tcPr>
           <w:p>
             <w:pPr>
               <w:spacing w:after="20" w:before="0"/>
@@ -8929,7 +8701,7 @@
             <w:pPr>
               <w:spacing w:after="20" w:before="0"/>
             </w:pPr>
-            <w:hyperlink w:history="1" r:id="rIdz9tfushizd4zjl8h0ty1a">
+            <w:hyperlink w:history="1" r:id="rIdyb3xhpfnavkk6ib5qeeqe">
               <w:r>
                 <w:rPr>
                   <w:rFonts w:ascii="Arial" w:cs="Arial" w:eastAsia="Arial" w:hAnsi="Arial"/>
@@ -8962,7 +8734,7 @@
               <w:spacing w:after="10" w:before="0"/>
               <w:ind w:left="120"/>
             </w:pPr>
-            <w:hyperlink w:history="1" r:id="rIdvhler86ggv8bvxzvinrzg">
+            <w:hyperlink w:history="1" r:id="rIdzoelq-wste5f0zv9iqniq">
               <w:r>
                 <w:rPr>
                   <w:rFonts w:ascii="Arial" w:cs="Arial" w:eastAsia="Arial" w:hAnsi="Arial"/>
@@ -9007,7 +8779,7 @@
             <w:pPr>
               <w:spacing w:after="20" w:before="0"/>
             </w:pPr>
-            <w:hyperlink w:history="1" r:id="rIdrhublcxizvh5yeohdq9k8">
+            <w:hyperlink w:history="1" r:id="rIdytgyp0xebhv349rjufjaw">
               <w:r>
                 <w:rPr>
                   <w:rFonts w:ascii="Arial" w:cs="Arial" w:eastAsia="Arial" w:hAnsi="Arial"/>
@@ -9040,7 +8812,7 @@
               <w:spacing w:after="10" w:before="0"/>
               <w:ind w:left="120"/>
             </w:pPr>
-            <w:hyperlink w:history="1" r:id="rIdor3xktywa9qptlapfsi8v">
+            <w:hyperlink w:history="1" r:id="rIdggjxwoxcgrnljfsp9ps49">
               <w:r>
                 <w:rPr>
                   <w:rFonts w:ascii="Arial" w:cs="Arial" w:eastAsia="Arial" w:hAnsi="Arial"/>
@@ -9056,7 +8828,7 @@
         </w:tc>
         <w:tc>
           <w:tcPr>
-            <w:tcW w:type="dxa" w:w="3324"/>
+            <w:tcW w:type="dxa" w:w="3040"/>
             <w:shd w:fill="FFFFFF" w:color="auto" w:val="clear"/>
             <w:tcMar>
               <w:top w:type="dxa" w:w="60"/>
@@ -9082,6 +8854,38 @@
                 <w:sz w:val="18"/>
                 <w:szCs w:val="18"/>
               </w:rPr>
+              <w:t xml:space="preserve">Students UPDATE their initial biology model: add the 12 fields as "branches" of biology. Circle the 3 fields they find most interesting. Begin Career Wheel: draw a circle, add the 12 fields radiating outward. Leave space for careers to be added in Lesson 4.</w:t>
+            </w:r>
+          </w:p>
+        </w:tc>
+        <w:tc>
+          <w:tcPr>
+            <w:tcW w:type="dxa" w:w="3040"/>
+            <w:shd w:fill="F2F2F2" w:color="auto" w:val="clear"/>
+            <w:tcMar>
+              <w:top w:type="dxa" w:w="60"/>
+              <w:left w:type="dxa" w:w="120"/>
+              <w:bottom w:type="dxa" w:w="60"/>
+              <w:right w:type="dxa" w:w="120"/>
+            </w:tcMar>
+            <w:vAlign w:val="top"/>
+          </w:tcPr>
+          <w:p>
+            <w:pPr>
+              <w:spacing w:after="40" w:before="0"/>
+              <w:jc w:val="left"/>
+            </w:pPr>
+            <w:r>
+              <w:rPr>
+                <w:rFonts w:ascii="Arial" w:cs="Arial" w:eastAsia="Arial" w:hAnsi="Arial"/>
+                <w:b w:val="false"/>
+                <w:bCs w:val="false"/>
+                <w:i w:val="false"/>
+                <w:iCs w:val="false"/>
+                <w:color w:val="000000"/>
+                <w:sz w:val="18"/>
+                <w:szCs w:val="18"/>
+              </w:rPr>
               <w:t xml:space="preserve">"Update your model — biology is bigger than you thought, yes?"</w:t>
             </w:r>
           </w:p>
@@ -9126,40 +8930,40 @@
         </w:tc>
         <w:tc>
           <w:tcPr>
-            <w:tcW w:type="dxa" w:w="2300"/>
+            <w:tcW w:type="dxa" w:w="3040"/>
+            <w:shd w:fill="FFFFFF" w:color="auto" w:val="clear"/>
+            <w:tcMar>
+              <w:top w:type="dxa" w:w="60"/>
+              <w:left w:type="dxa" w:w="120"/>
+              <w:bottom w:type="dxa" w:w="60"/>
+              <w:right w:type="dxa" w:w="120"/>
+            </w:tcMar>
+            <w:vAlign w:val="top"/>
+          </w:tcPr>
+          <w:p>
+            <w:pPr>
+              <w:spacing w:after="40" w:before="0"/>
+              <w:jc w:val="left"/>
+            </w:pPr>
+            <w:r>
+              <w:rPr>
+                <w:rFonts w:ascii="Arial" w:cs="Arial" w:eastAsia="Arial" w:hAnsi="Arial"/>
+                <w:b w:val="false"/>
+                <w:bCs w:val="false"/>
+                <w:i w:val="false"/>
+                <w:iCs w:val="false"/>
+                <w:color w:val="000000"/>
+                <w:sz w:val="18"/>
+                <w:szCs w:val="18"/>
+              </w:rPr>
+              <w:t xml:space="preserve">Progressive Model Building — students see their model of biology expanding with each lesson.</w:t>
+            </w:r>
+          </w:p>
+        </w:tc>
+        <w:tc>
+          <w:tcPr>
+            <w:tcW w:type="dxa" w:w="3040"/>
             <w:shd w:fill="F2F2F2" w:color="auto" w:val="clear"/>
-            <w:tcMar>
-              <w:top w:type="dxa" w:w="60"/>
-              <w:left w:type="dxa" w:w="120"/>
-              <w:bottom w:type="dxa" w:w="60"/>
-              <w:right w:type="dxa" w:w="120"/>
-            </w:tcMar>
-            <w:vAlign w:val="top"/>
-          </w:tcPr>
-          <w:p>
-            <w:pPr>
-              <w:spacing w:after="40" w:before="0"/>
-              <w:jc w:val="left"/>
-            </w:pPr>
-            <w:r>
-              <w:rPr>
-                <w:rFonts w:ascii="Arial" w:cs="Arial" w:eastAsia="Arial" w:hAnsi="Arial"/>
-                <w:b w:val="false"/>
-                <w:bCs w:val="false"/>
-                <w:i w:val="false"/>
-                <w:iCs w:val="false"/>
-                <w:color w:val="000000"/>
-                <w:sz w:val="18"/>
-                <w:szCs w:val="18"/>
-              </w:rPr>
-              <w:t xml:space="preserve">Progressive Model Building — students see their model of biology expanding with each lesson.</w:t>
-            </w:r>
-          </w:p>
-        </w:tc>
-        <w:tc>
-          <w:tcPr>
-            <w:tcW w:type="dxa" w:w="2300"/>
-            <w:shd w:fill="FFFFFF" w:color="auto" w:val="clear"/>
             <w:tcMar>
               <w:top w:type="dxa" w:w="60"/>
               <w:left w:type="dxa" w:w="120"/>
@@ -10717,18 +10521,17 @@
         <w:tblLayout w:type="fixed"/>
       </w:tblPr>
       <w:tblGrid>
-        <w:gridCol w:w="900"/>
-        <w:gridCol w:w="2300"/>
-        <w:gridCol w:w="2556"/>
-        <w:gridCol w:w="3324"/>
-        <w:gridCol w:w="2300"/>
-        <w:gridCol w:w="2300"/>
+        <w:gridCol w:w="1520"/>
+        <w:gridCol w:w="3040"/>
+        <w:gridCol w:w="3040"/>
+        <w:gridCol w:w="3040"/>
+        <w:gridCol w:w="3040"/>
       </w:tblGrid>
       <w:tr>
         <w:tc>
           <w:tcPr>
             <w:tcW w:type="dxa" w:w="13680"/>
-            <w:gridSpan w:val="6"/>
+            <w:gridSpan w:val="5"/>
             <w:shd w:fill="1F6B75" w:color="auto" w:val="clear"/>
             <w:tcMar>
               <w:top w:type="dxa" w:w="60"/>
@@ -10762,7 +10565,7 @@
       <w:tr>
         <w:tc>
           <w:tcPr>
-            <w:tcW w:type="dxa" w:w="900"/>
+            <w:tcW w:type="dxa" w:w="1520"/>
             <w:shd w:fill="1F3864" w:color="auto" w:val="clear"/>
             <w:tcMar>
               <w:top w:type="dxa" w:w="60"/>
@@ -10794,7 +10597,7 @@
         </w:tc>
         <w:tc>
           <w:tcPr>
-            <w:tcW w:type="dxa" w:w="2300"/>
+            <w:tcW w:type="dxa" w:w="3040"/>
             <w:shd w:fill="2E75B6" w:color="auto" w:val="clear"/>
             <w:tcMar>
               <w:top w:type="dxa" w:w="60"/>
@@ -10826,8 +10629,8 @@
         </w:tc>
         <w:tc>
           <w:tcPr>
-            <w:tcW w:type="dxa" w:w="2556"/>
-            <w:shd w:fill="1F6B75" w:color="auto" w:val="clear"/>
+            <w:tcW w:type="dxa" w:w="3040"/>
+            <w:shd w:fill="2E75B6" w:color="auto" w:val="clear"/>
             <w:tcMar>
               <w:top w:type="dxa" w:w="60"/>
               <w:left w:type="dxa" w:w="120"/>
@@ -10852,14 +10655,14 @@
                 <w:sz w:val="18"/>
                 <w:szCs w:val="18"/>
               </w:rPr>
-              <w:t xml:space="preserve">Resource</w:t>
-            </w:r>
-          </w:p>
-        </w:tc>
-        <w:tc>
-          <w:tcPr>
-            <w:tcW w:type="dxa" w:w="3324"/>
-            <w:shd w:fill="2E75B6" w:color="auto" w:val="clear"/>
+              <w:t xml:space="preserve">Teacher Moves</w:t>
+            </w:r>
+          </w:p>
+        </w:tc>
+        <w:tc>
+          <w:tcPr>
+            <w:tcW w:type="dxa" w:w="3040"/>
+            <w:shd w:fill="1F6B75" w:color="auto" w:val="clear"/>
             <w:tcMar>
               <w:top w:type="dxa" w:w="60"/>
               <w:left w:type="dxa" w:w="120"/>
@@ -10884,14 +10687,14 @@
                 <w:sz w:val="18"/>
                 <w:szCs w:val="18"/>
               </w:rPr>
-              <w:t xml:space="preserve">Teacher Moves</w:t>
-            </w:r>
-          </w:p>
-        </w:tc>
-        <w:tc>
-          <w:tcPr>
-            <w:tcW w:type="dxa" w:w="2300"/>
-            <w:shd w:fill="1F6B75" w:color="auto" w:val="clear"/>
+              <w:t xml:space="preserve">Sensemaking Strategy</w:t>
+            </w:r>
+          </w:p>
+        </w:tc>
+        <w:tc>
+          <w:tcPr>
+            <w:tcW w:type="dxa" w:w="3040"/>
+            <w:shd w:fill="2E75B6" w:color="auto" w:val="clear"/>
             <w:tcMar>
               <w:top w:type="dxa" w:w="60"/>
               <w:left w:type="dxa" w:w="120"/>
@@ -10916,14 +10719,16 @@
                 <w:sz w:val="18"/>
                 <w:szCs w:val="18"/>
               </w:rPr>
-              <w:t xml:space="preserve">Sensemaking Strategy</w:t>
-            </w:r>
-          </w:p>
-        </w:tc>
-        <w:tc>
-          <w:tcPr>
-            <w:tcW w:type="dxa" w:w="2300"/>
-            <w:shd w:fill="2E75B6" w:color="auto" w:val="clear"/>
+              <w:t xml:space="preserve">Formative Assessment Strategy</w:t>
+            </w:r>
+          </w:p>
+        </w:tc>
+      </w:tr>
+      <w:tr>
+        <w:tc>
+          <w:tcPr>
+            <w:tcW w:type="dxa" w:w="1520"/>
+            <w:shd w:fill="EAD1F5" w:color="auto" w:val="clear"/>
             <w:tcMar>
               <w:top w:type="dxa" w:w="60"/>
               <w:left w:type="dxa" w:w="120"/>
@@ -10944,40 +10749,6 @@
                 <w:bCs/>
                 <w:i w:val="false"/>
                 <w:iCs w:val="false"/>
-                <w:color w:val="FFFFFF"/>
-                <w:sz w:val="18"/>
-                <w:szCs w:val="18"/>
-              </w:rPr>
-              <w:t xml:space="preserve">Formative Assessment Strategy</w:t>
-            </w:r>
-          </w:p>
-        </w:tc>
-      </w:tr>
-      <w:tr>
-        <w:tc>
-          <w:tcPr>
-            <w:tcW w:type="dxa" w:w="900"/>
-            <w:shd w:fill="EAD1F5" w:color="auto" w:val="clear"/>
-            <w:tcMar>
-              <w:top w:type="dxa" w:w="60"/>
-              <w:left w:type="dxa" w:w="120"/>
-              <w:bottom w:type="dxa" w:w="60"/>
-              <w:right w:type="dxa" w:w="120"/>
-            </w:tcMar>
-            <w:vAlign w:val="top"/>
-          </w:tcPr>
-          <w:p>
-            <w:pPr>
-              <w:spacing w:after="40" w:before="0"/>
-              <w:jc w:val="left"/>
-            </w:pPr>
-            <w:r>
-              <w:rPr>
-                <w:rFonts w:ascii="Arial" w:cs="Arial" w:eastAsia="Arial" w:hAnsi="Arial"/>
-                <w:b/>
-                <w:bCs/>
-                <w:i w:val="false"/>
-                <w:iCs w:val="false"/>
                 <w:color w:val="000000"/>
                 <w:sz w:val="18"/>
                 <w:szCs w:val="18"/>
@@ -10985,51 +10756,6 @@
               <w:t xml:space="preserve">Predict Phase</w:t>
             </w:r>
           </w:p>
-        </w:tc>
-        <w:tc>
-          <w:tcPr>
-            <w:tcW w:type="dxa" w:w="2300"/>
-            <w:shd w:fill="FFFFFF" w:color="auto" w:val="clear"/>
-            <w:tcMar>
-              <w:top w:type="dxa" w:w="60"/>
-              <w:left w:type="dxa" w:w="120"/>
-              <w:bottom w:type="dxa" w:w="60"/>
-              <w:right w:type="dxa" w:w="120"/>
-            </w:tcMar>
-            <w:vAlign w:val="top"/>
-          </w:tcPr>
-          <w:p>
-            <w:pPr>
-              <w:spacing w:after="40" w:before="0"/>
-              <w:jc w:val="left"/>
-            </w:pPr>
-            <w:r>
-              <w:rPr>
-                <w:rFonts w:ascii="Arial" w:cs="Arial" w:eastAsia="Arial" w:hAnsi="Arial"/>
-                <w:b w:val="false"/>
-                <w:bCs w:val="false"/>
-                <w:i w:val="false"/>
-                <w:iCs w:val="false"/>
-                <w:color w:val="000000"/>
-                <w:sz w:val="18"/>
-                <w:szCs w:val="18"/>
-              </w:rPr>
-              <w:t xml:space="preserve">"Think about your morning today. From the moment you woke up to arriving at school — how many times did you interact with something that required biology knowledge to produce?" Individual brainstorm (2 minutes). Share with partner.</w:t>
-            </w:r>
-          </w:p>
-        </w:tc>
-        <w:tc>
-          <w:tcPr>
-            <w:tcW w:type="dxa" w:w="2556"/>
-            <w:shd w:fill="F2F2F2" w:color="auto" w:val="clear"/>
-            <w:tcMar>
-              <w:top w:type="dxa" w:w="60"/>
-              <w:left w:type="dxa" w:w="120"/>
-              <w:bottom w:type="dxa" w:w="60"/>
-              <w:right w:type="dxa" w:w="120"/>
-            </w:tcMar>
-            <w:vAlign w:val="top"/>
-          </w:tcPr>
           <w:p>
             <w:pPr>
               <w:spacing w:after="20" w:before="0"/>
@@ -11050,7 +10776,7 @@
             <w:pPr>
               <w:spacing w:after="20" w:before="0"/>
             </w:pPr>
-            <w:hyperlink w:history="1" r:id="rIdgpzwbm8pt41jvgg19lggr">
+            <w:hyperlink w:history="1" r:id="rIdql1p6c0r7acis4ar-0uog">
               <w:r>
                 <w:rPr>
                   <w:rFonts w:ascii="Arial" w:cs="Arial" w:eastAsia="Arial" w:hAnsi="Arial"/>
@@ -11083,7 +10809,7 @@
               <w:spacing w:after="10" w:before="0"/>
               <w:ind w:left="120"/>
             </w:pPr>
-            <w:hyperlink w:history="1" r:id="rIdafmmuqdn9yrdose3kv2ix">
+            <w:hyperlink w:history="1" r:id="rIdpjz83pacw6bqechtl2fci">
               <w:r>
                 <w:rPr>
                   <w:rFonts w:ascii="Arial" w:cs="Arial" w:eastAsia="Arial" w:hAnsi="Arial"/>
@@ -11128,7 +10854,7 @@
             <w:pPr>
               <w:spacing w:after="20" w:before="0"/>
             </w:pPr>
-            <w:hyperlink w:history="1" r:id="rId3f2yr0tdc2nrxyhnwbwyo">
+            <w:hyperlink w:history="1" r:id="rIdexta-ovisucv3nbothzod">
               <w:r>
                 <w:rPr>
                   <w:rFonts w:ascii="Arial" w:cs="Arial" w:eastAsia="Arial" w:hAnsi="Arial"/>
@@ -11161,7 +10887,7 @@
               <w:spacing w:after="10" w:before="0"/>
               <w:ind w:left="120"/>
             </w:pPr>
-            <w:hyperlink w:history="1" r:id="rIdehfhgrll8df9flfa-naaz">
+            <w:hyperlink w:history="1" r:id="rId2tdsctolwyra8nqtqdfbi">
               <w:r>
                 <w:rPr>
                   <w:rFonts w:ascii="Arial" w:cs="Arial" w:eastAsia="Arial" w:hAnsi="Arial"/>
@@ -11177,7 +10903,7 @@
         </w:tc>
         <w:tc>
           <w:tcPr>
-            <w:tcW w:type="dxa" w:w="3324"/>
+            <w:tcW w:type="dxa" w:w="3040"/>
             <w:shd w:fill="FFFFFF" w:color="auto" w:val="clear"/>
             <w:tcMar>
               <w:top w:type="dxa" w:w="60"/>
@@ -11203,6 +10929,38 @@
                 <w:sz w:val="18"/>
                 <w:szCs w:val="18"/>
               </w:rPr>
+              <w:t xml:space="preserve">"Think about your morning today. From the moment you woke up to arriving at school — how many times did you interact with something that required biology knowledge to produce?" Individual brainstorm (2 minutes). Share with partner.</w:t>
+            </w:r>
+          </w:p>
+        </w:tc>
+        <w:tc>
+          <w:tcPr>
+            <w:tcW w:type="dxa" w:w="3040"/>
+            <w:shd w:fill="F2F2F2" w:color="auto" w:val="clear"/>
+            <w:tcMar>
+              <w:top w:type="dxa" w:w="60"/>
+              <w:left w:type="dxa" w:w="120"/>
+              <w:bottom w:type="dxa" w:w="60"/>
+              <w:right w:type="dxa" w:w="120"/>
+            </w:tcMar>
+            <w:vAlign w:val="top"/>
+          </w:tcPr>
+          <w:p>
+            <w:pPr>
+              <w:spacing w:after="40" w:before="0"/>
+              <w:jc w:val="left"/>
+            </w:pPr>
+            <w:r>
+              <w:rPr>
+                <w:rFonts w:ascii="Arial" w:cs="Arial" w:eastAsia="Arial" w:hAnsi="Arial"/>
+                <w:b w:val="false"/>
+                <w:bCs w:val="false"/>
+                <w:i w:val="false"/>
+                <w:iCs w:val="false"/>
+                <w:color w:val="000000"/>
+                <w:sz w:val="18"/>
+                <w:szCs w:val="18"/>
+              </w:rPr>
               <w:t xml:space="preserve">"Your morning routine — how much of it depends on biology? Think carefully."</w:t>
             </w:r>
           </w:p>
@@ -11247,59 +11005,59 @@
         </w:tc>
         <w:tc>
           <w:tcPr>
-            <w:tcW w:type="dxa" w:w="2300"/>
+            <w:tcW w:type="dxa" w:w="3040"/>
+            <w:shd w:fill="FFFFFF" w:color="auto" w:val="clear"/>
+            <w:tcMar>
+              <w:top w:type="dxa" w:w="60"/>
+              <w:left w:type="dxa" w:w="120"/>
+              <w:bottom w:type="dxa" w:w="60"/>
+              <w:right w:type="dxa" w:w="120"/>
+            </w:tcMar>
+            <w:vAlign w:val="top"/>
+          </w:tcPr>
+          <w:p>
+            <w:pPr>
+              <w:spacing w:after="40" w:before="0"/>
+              <w:jc w:val="left"/>
+            </w:pPr>
+            <w:r>
+              <w:rPr>
+                <w:rFonts w:ascii="Arial" w:cs="Arial" w:eastAsia="Arial" w:hAnsi="Arial"/>
+                <w:b w:val="false"/>
+                <w:bCs w:val="false"/>
+                <w:i w:val="false"/>
+                <w:iCs w:val="false"/>
+                <w:color w:val="000000"/>
+                <w:sz w:val="18"/>
+                <w:szCs w:val="18"/>
+              </w:rPr>
+              <w:t xml:space="preserve">Personal Connection:</w:t>
+            </w:r>
+          </w:p>
+          <w:p>
+            <w:pPr>
+              <w:spacing w:after="40" w:before="0"/>
+              <w:jc w:val="left"/>
+            </w:pPr>
+            <w:r>
+              <w:rPr>
+                <w:rFonts w:ascii="Arial" w:cs="Arial" w:eastAsia="Arial" w:hAnsi="Arial"/>
+                <w:b w:val="false"/>
+                <w:bCs w:val="false"/>
+                <w:i w:val="false"/>
+                <w:iCs w:val="false"/>
+                <w:color w:val="000000"/>
+                <w:sz w:val="18"/>
+                <w:szCs w:val="18"/>
+              </w:rPr>
+              <w:t xml:space="preserve">Anchoring biology to the student's own morning makes the abstract concept of "application" tangible.</w:t>
+            </w:r>
+          </w:p>
+        </w:tc>
+        <w:tc>
+          <w:tcPr>
+            <w:tcW w:type="dxa" w:w="3040"/>
             <w:shd w:fill="F2F2F2" w:color="auto" w:val="clear"/>
-            <w:tcMar>
-              <w:top w:type="dxa" w:w="60"/>
-              <w:left w:type="dxa" w:w="120"/>
-              <w:bottom w:type="dxa" w:w="60"/>
-              <w:right w:type="dxa" w:w="120"/>
-            </w:tcMar>
-            <w:vAlign w:val="top"/>
-          </w:tcPr>
-          <w:p>
-            <w:pPr>
-              <w:spacing w:after="40" w:before="0"/>
-              <w:jc w:val="left"/>
-            </w:pPr>
-            <w:r>
-              <w:rPr>
-                <w:rFonts w:ascii="Arial" w:cs="Arial" w:eastAsia="Arial" w:hAnsi="Arial"/>
-                <w:b w:val="false"/>
-                <w:bCs w:val="false"/>
-                <w:i w:val="false"/>
-                <w:iCs w:val="false"/>
-                <w:color w:val="000000"/>
-                <w:sz w:val="18"/>
-                <w:szCs w:val="18"/>
-              </w:rPr>
-              <w:t xml:space="preserve">Personal Connection:</w:t>
-            </w:r>
-          </w:p>
-          <w:p>
-            <w:pPr>
-              <w:spacing w:after="40" w:before="0"/>
-              <w:jc w:val="left"/>
-            </w:pPr>
-            <w:r>
-              <w:rPr>
-                <w:rFonts w:ascii="Arial" w:cs="Arial" w:eastAsia="Arial" w:hAnsi="Arial"/>
-                <w:b w:val="false"/>
-                <w:bCs w:val="false"/>
-                <w:i w:val="false"/>
-                <w:iCs w:val="false"/>
-                <w:color w:val="000000"/>
-                <w:sz w:val="18"/>
-                <w:szCs w:val="18"/>
-              </w:rPr>
-              <w:t xml:space="preserve">Anchoring biology to the student's own morning makes the abstract concept of "application" tangible.</w:t>
-            </w:r>
-          </w:p>
-        </w:tc>
-        <w:tc>
-          <w:tcPr>
-            <w:tcW w:type="dxa" w:w="2300"/>
-            <w:shd w:fill="FFFFFF" w:color="auto" w:val="clear"/>
             <w:tcMar>
               <w:top w:type="dxa" w:w="60"/>
               <w:left w:type="dxa" w:w="120"/>
@@ -11332,7 +11090,7 @@
       <w:tr>
         <w:tc>
           <w:tcPr>
-            <w:tcW w:type="dxa" w:w="900"/>
+            <w:tcW w:type="dxa" w:w="1520"/>
             <w:shd w:fill="D9EEF1" w:color="auto" w:val="clear"/>
             <w:tcMar>
               <w:top w:type="dxa" w:w="60"/>
@@ -11361,127 +11119,6 @@
               <w:t xml:space="preserve">Observe Phase</w:t>
             </w:r>
           </w:p>
-        </w:tc>
-        <w:tc>
-          <w:tcPr>
-            <w:tcW w:type="dxa" w:w="2300"/>
-            <w:shd w:fill="FFFFFF" w:color="auto" w:val="clear"/>
-            <w:tcMar>
-              <w:top w:type="dxa" w:w="60"/>
-              <w:left w:type="dxa" w:w="120"/>
-              <w:bottom w:type="dxa" w:w="60"/>
-              <w:right w:type="dxa" w:w="120"/>
-            </w:tcMar>
-            <w:vAlign w:val="top"/>
-          </w:tcPr>
-          <w:p>
-            <w:pPr>
-              <w:spacing w:after="40" w:before="0"/>
-              <w:jc w:val="left"/>
-            </w:pPr>
-            <w:r>
-              <w:rPr>
-                <w:rFonts w:ascii="Arial" w:cs="Arial" w:eastAsia="Arial" w:hAnsi="Arial"/>
-                <w:b w:val="false"/>
-                <w:bCs w:val="false"/>
-                <w:i w:val="false"/>
-                <w:iCs w:val="false"/>
-                <w:color w:val="000000"/>
-                <w:sz w:val="18"/>
-                <w:szCs w:val="18"/>
-              </w:rPr>
-              <w:t xml:space="preserve">GROUP RESEARCH: Three groups, each investigating biology applications in one sector:</w:t>
-            </w:r>
-          </w:p>
-          <w:p>
-            <w:pPr>
-              <w:spacing w:after="40" w:before="0"/>
-              <w:jc w:val="left"/>
-            </w:pPr>
-            <w:r>
-              <w:rPr>
-                <w:rFonts w:ascii="Arial" w:cs="Arial" w:eastAsia="Arial" w:hAnsi="Arial"/>
-                <w:b w:val="false"/>
-                <w:bCs w:val="false"/>
-                <w:i w:val="false"/>
-                <w:iCs w:val="false"/>
-                <w:color w:val="000000"/>
-                <w:sz w:val="18"/>
-                <w:szCs w:val="18"/>
-              </w:rPr>
-              <w:t xml:space="preserve">GROUP A — Agriculture: crop improvement, pest management, animal husbandry, fisheries</w:t>
-            </w:r>
-          </w:p>
-          <w:p>
-            <w:pPr>
-              <w:spacing w:after="40" w:before="0"/>
-              <w:jc w:val="left"/>
-            </w:pPr>
-            <w:r>
-              <w:rPr>
-                <w:rFonts w:ascii="Arial" w:cs="Arial" w:eastAsia="Arial" w:hAnsi="Arial"/>
-                <w:b w:val="false"/>
-                <w:bCs w:val="false"/>
-                <w:i w:val="false"/>
-                <w:iCs w:val="false"/>
-                <w:color w:val="000000"/>
-                <w:sz w:val="18"/>
-                <w:szCs w:val="18"/>
-              </w:rPr>
-              <w:t xml:space="preserve">GROUP B — Medicine &amp; Health: disease treatment, vaccines, genetics, nutrition, public health</w:t>
-            </w:r>
-          </w:p>
-          <w:p>
-            <w:pPr>
-              <w:spacing w:after="40" w:before="0"/>
-              <w:jc w:val="left"/>
-            </w:pPr>
-            <w:r>
-              <w:rPr>
-                <w:rFonts w:ascii="Arial" w:cs="Arial" w:eastAsia="Arial" w:hAnsi="Arial"/>
-                <w:b w:val="false"/>
-                <w:bCs w:val="false"/>
-                <w:i w:val="false"/>
-                <w:iCs w:val="false"/>
-                <w:color w:val="000000"/>
-                <w:sz w:val="18"/>
-                <w:szCs w:val="18"/>
-              </w:rPr>
-              <w:t xml:space="preserve">GROUP C — Environment: conservation, pollution management, invasive species, water treatment</w:t>
-            </w:r>
-          </w:p>
-          <w:p>
-            <w:pPr>
-              <w:spacing w:after="40" w:before="0"/>
-              <w:jc w:val="left"/>
-            </w:pPr>
-            <w:r>
-              <w:rPr>
-                <w:rFonts w:ascii="Arial" w:cs="Arial" w:eastAsia="Arial" w:hAnsi="Arial"/>
-                <w:b w:val="false"/>
-                <w:bCs w:val="false"/>
-                <w:i w:val="false"/>
-                <w:iCs w:val="false"/>
-                <w:color w:val="000000"/>
-                <w:sz w:val="18"/>
-                <w:szCs w:val="18"/>
-              </w:rPr>
-              <w:t xml:space="preserve">Each group finds 5 specific Kenyan examples and answers: What biology field? What application? What impact?</w:t>
-            </w:r>
-          </w:p>
-        </w:tc>
-        <w:tc>
-          <w:tcPr>
-            <w:tcW w:type="dxa" w:w="2556"/>
-            <w:shd w:fill="F2F2F2" w:color="auto" w:val="clear"/>
-            <w:tcMar>
-              <w:top w:type="dxa" w:w="60"/>
-              <w:left w:type="dxa" w:w="120"/>
-              <w:bottom w:type="dxa" w:w="60"/>
-              <w:right w:type="dxa" w:w="120"/>
-            </w:tcMar>
-            <w:vAlign w:val="top"/>
-          </w:tcPr>
           <w:p>
             <w:pPr>
               <w:spacing w:after="20" w:before="0"/>
@@ -11502,7 +11139,7 @@
             <w:pPr>
               <w:spacing w:after="20" w:before="0"/>
             </w:pPr>
-            <w:hyperlink w:history="1" r:id="rIdmj0_jx1n73osqimfzoskm">
+            <w:hyperlink w:history="1" r:id="rId74srhr_wczeh1dqnnssco">
               <w:r>
                 <w:rPr>
                   <w:rFonts w:ascii="Arial" w:cs="Arial" w:eastAsia="Arial" w:hAnsi="Arial"/>
@@ -11535,7 +11172,7 @@
               <w:spacing w:after="10" w:before="0"/>
               <w:ind w:left="120"/>
             </w:pPr>
-            <w:hyperlink w:history="1" r:id="rIdv5nqeiygxhpkmi0szijq2">
+            <w:hyperlink w:history="1" r:id="rIdsbe5ax4uqzj27dvklw_f1">
               <w:r>
                 <w:rPr>
                   <w:rFonts w:ascii="Arial" w:cs="Arial" w:eastAsia="Arial" w:hAnsi="Arial"/>
@@ -11580,7 +11217,7 @@
             <w:pPr>
               <w:spacing w:after="20" w:before="0"/>
             </w:pPr>
-            <w:hyperlink w:history="1" r:id="rIdexezvsfswjlxof7q9ud1a">
+            <w:hyperlink w:history="1" r:id="rIdnlf7yidlbys-uo0vo9_qe">
               <w:r>
                 <w:rPr>
                   <w:rFonts w:ascii="Arial" w:cs="Arial" w:eastAsia="Arial" w:hAnsi="Arial"/>
@@ -11613,7 +11250,7 @@
               <w:spacing w:after="10" w:before="0"/>
               <w:ind w:left="120"/>
             </w:pPr>
-            <w:hyperlink w:history="1" r:id="rIdwu2rtyljglabg-1l3y_25">
+            <w:hyperlink w:history="1" r:id="rIdqm7tuw-kfvv62ldyyhno4">
               <w:r>
                 <w:rPr>
                   <w:rFonts w:ascii="Arial" w:cs="Arial" w:eastAsia="Arial" w:hAnsi="Arial"/>
@@ -11629,7 +11266,7 @@
         </w:tc>
         <w:tc>
           <w:tcPr>
-            <w:tcW w:type="dxa" w:w="3324"/>
+            <w:tcW w:type="dxa" w:w="3040"/>
             <w:shd w:fill="FFFFFF" w:color="auto" w:val="clear"/>
             <w:tcMar>
               <w:top w:type="dxa" w:w="60"/>
@@ -11655,6 +11292,114 @@
                 <w:sz w:val="18"/>
                 <w:szCs w:val="18"/>
               </w:rPr>
+              <w:t xml:space="preserve">GROUP RESEARCH: Three groups, each investigating biology applications in one sector:</w:t>
+            </w:r>
+          </w:p>
+          <w:p>
+            <w:pPr>
+              <w:spacing w:after="40" w:before="0"/>
+              <w:jc w:val="left"/>
+            </w:pPr>
+            <w:r>
+              <w:rPr>
+                <w:rFonts w:ascii="Arial" w:cs="Arial" w:eastAsia="Arial" w:hAnsi="Arial"/>
+                <w:b w:val="false"/>
+                <w:bCs w:val="false"/>
+                <w:i w:val="false"/>
+                <w:iCs w:val="false"/>
+                <w:color w:val="000000"/>
+                <w:sz w:val="18"/>
+                <w:szCs w:val="18"/>
+              </w:rPr>
+              <w:t xml:space="preserve">GROUP A — Agriculture: crop improvement, pest management, animal husbandry, fisheries</w:t>
+            </w:r>
+          </w:p>
+          <w:p>
+            <w:pPr>
+              <w:spacing w:after="40" w:before="0"/>
+              <w:jc w:val="left"/>
+            </w:pPr>
+            <w:r>
+              <w:rPr>
+                <w:rFonts w:ascii="Arial" w:cs="Arial" w:eastAsia="Arial" w:hAnsi="Arial"/>
+                <w:b w:val="false"/>
+                <w:bCs w:val="false"/>
+                <w:i w:val="false"/>
+                <w:iCs w:val="false"/>
+                <w:color w:val="000000"/>
+                <w:sz w:val="18"/>
+                <w:szCs w:val="18"/>
+              </w:rPr>
+              <w:t xml:space="preserve">GROUP B — Medicine &amp; Health: disease treatment, vaccines, genetics, nutrition, public health</w:t>
+            </w:r>
+          </w:p>
+          <w:p>
+            <w:pPr>
+              <w:spacing w:after="40" w:before="0"/>
+              <w:jc w:val="left"/>
+            </w:pPr>
+            <w:r>
+              <w:rPr>
+                <w:rFonts w:ascii="Arial" w:cs="Arial" w:eastAsia="Arial" w:hAnsi="Arial"/>
+                <w:b w:val="false"/>
+                <w:bCs w:val="false"/>
+                <w:i w:val="false"/>
+                <w:iCs w:val="false"/>
+                <w:color w:val="000000"/>
+                <w:sz w:val="18"/>
+                <w:szCs w:val="18"/>
+              </w:rPr>
+              <w:t xml:space="preserve">GROUP C — Environment: conservation, pollution management, invasive species, water treatment</w:t>
+            </w:r>
+          </w:p>
+          <w:p>
+            <w:pPr>
+              <w:spacing w:after="40" w:before="0"/>
+              <w:jc w:val="left"/>
+            </w:pPr>
+            <w:r>
+              <w:rPr>
+                <w:rFonts w:ascii="Arial" w:cs="Arial" w:eastAsia="Arial" w:hAnsi="Arial"/>
+                <w:b w:val="false"/>
+                <w:bCs w:val="false"/>
+                <w:i w:val="false"/>
+                <w:iCs w:val="false"/>
+                <w:color w:val="000000"/>
+                <w:sz w:val="18"/>
+                <w:szCs w:val="18"/>
+              </w:rPr>
+              <w:t xml:space="preserve">Each group finds 5 specific Kenyan examples and answers: What biology field? What application? What impact?</w:t>
+            </w:r>
+          </w:p>
+        </w:tc>
+        <w:tc>
+          <w:tcPr>
+            <w:tcW w:type="dxa" w:w="3040"/>
+            <w:shd w:fill="F2F2F2" w:color="auto" w:val="clear"/>
+            <w:tcMar>
+              <w:top w:type="dxa" w:w="60"/>
+              <w:left w:type="dxa" w:w="120"/>
+              <w:bottom w:type="dxa" w:w="60"/>
+              <w:right w:type="dxa" w:w="120"/>
+            </w:tcMar>
+            <w:vAlign w:val="top"/>
+          </w:tcPr>
+          <w:p>
+            <w:pPr>
+              <w:spacing w:after="40" w:before="0"/>
+              <w:jc w:val="left"/>
+            </w:pPr>
+            <w:r>
+              <w:rPr>
+                <w:rFonts w:ascii="Arial" w:cs="Arial" w:eastAsia="Arial" w:hAnsi="Arial"/>
+                <w:b w:val="false"/>
+                <w:bCs w:val="false"/>
+                <w:i w:val="false"/>
+                <w:iCs w:val="false"/>
+                <w:color w:val="000000"/>
+                <w:sz w:val="18"/>
+                <w:szCs w:val="18"/>
+              </w:rPr>
               <w:t xml:space="preserve">"Find specifically KENYAN examples. Generic answers ("biology is used in medicine") are not enough."</w:t>
             </w:r>
           </w:p>
@@ -11699,59 +11444,59 @@
         </w:tc>
         <w:tc>
           <w:tcPr>
-            <w:tcW w:type="dxa" w:w="2300"/>
+            <w:tcW w:type="dxa" w:w="3040"/>
+            <w:shd w:fill="FFFFFF" w:color="auto" w:val="clear"/>
+            <w:tcMar>
+              <w:top w:type="dxa" w:w="60"/>
+              <w:left w:type="dxa" w:w="120"/>
+              <w:bottom w:type="dxa" w:w="60"/>
+              <w:right w:type="dxa" w:w="120"/>
+            </w:tcMar>
+            <w:vAlign w:val="top"/>
+          </w:tcPr>
+          <w:p>
+            <w:pPr>
+              <w:spacing w:after="40" w:before="0"/>
+              <w:jc w:val="left"/>
+            </w:pPr>
+            <w:r>
+              <w:rPr>
+                <w:rFonts w:ascii="Arial" w:cs="Arial" w:eastAsia="Arial" w:hAnsi="Arial"/>
+                <w:b w:val="false"/>
+                <w:bCs w:val="false"/>
+                <w:i w:val="false"/>
+                <w:iCs w:val="false"/>
+                <w:color w:val="000000"/>
+                <w:sz w:val="18"/>
+                <w:szCs w:val="18"/>
+              </w:rPr>
+              <w:t xml:space="preserve">Kenya-Contextualised Research:</w:t>
+            </w:r>
+          </w:p>
+          <w:p>
+            <w:pPr>
+              <w:spacing w:after="40" w:before="0"/>
+              <w:jc w:val="left"/>
+            </w:pPr>
+            <w:r>
+              <w:rPr>
+                <w:rFonts w:ascii="Arial" w:cs="Arial" w:eastAsia="Arial" w:hAnsi="Arial"/>
+                <w:b w:val="false"/>
+                <w:bCs w:val="false"/>
+                <w:i w:val="false"/>
+                <w:iCs w:val="false"/>
+                <w:color w:val="000000"/>
+                <w:sz w:val="18"/>
+                <w:szCs w:val="18"/>
+              </w:rPr>
+              <w:t xml:space="preserve">Requiring Kenyan examples prevents students from copying generic content. It builds pride in Kenyan science and grounds biology in local reality.</w:t>
+            </w:r>
+          </w:p>
+        </w:tc>
+        <w:tc>
+          <w:tcPr>
+            <w:tcW w:type="dxa" w:w="3040"/>
             <w:shd w:fill="F2F2F2" w:color="auto" w:val="clear"/>
-            <w:tcMar>
-              <w:top w:type="dxa" w:w="60"/>
-              <w:left w:type="dxa" w:w="120"/>
-              <w:bottom w:type="dxa" w:w="60"/>
-              <w:right w:type="dxa" w:w="120"/>
-            </w:tcMar>
-            <w:vAlign w:val="top"/>
-          </w:tcPr>
-          <w:p>
-            <w:pPr>
-              <w:spacing w:after="40" w:before="0"/>
-              <w:jc w:val="left"/>
-            </w:pPr>
-            <w:r>
-              <w:rPr>
-                <w:rFonts w:ascii="Arial" w:cs="Arial" w:eastAsia="Arial" w:hAnsi="Arial"/>
-                <w:b w:val="false"/>
-                <w:bCs w:val="false"/>
-                <w:i w:val="false"/>
-                <w:iCs w:val="false"/>
-                <w:color w:val="000000"/>
-                <w:sz w:val="18"/>
-                <w:szCs w:val="18"/>
-              </w:rPr>
-              <w:t xml:space="preserve">Kenya-Contextualised Research:</w:t>
-            </w:r>
-          </w:p>
-          <w:p>
-            <w:pPr>
-              <w:spacing w:after="40" w:before="0"/>
-              <w:jc w:val="left"/>
-            </w:pPr>
-            <w:r>
-              <w:rPr>
-                <w:rFonts w:ascii="Arial" w:cs="Arial" w:eastAsia="Arial" w:hAnsi="Arial"/>
-                <w:b w:val="false"/>
-                <w:bCs w:val="false"/>
-                <w:i w:val="false"/>
-                <w:iCs w:val="false"/>
-                <w:color w:val="000000"/>
-                <w:sz w:val="18"/>
-                <w:szCs w:val="18"/>
-              </w:rPr>
-              <w:t xml:space="preserve">Requiring Kenyan examples prevents students from copying generic content. It builds pride in Kenyan science and grounds biology in local reality.</w:t>
-            </w:r>
-          </w:p>
-        </w:tc>
-        <w:tc>
-          <w:tcPr>
-            <w:tcW w:type="dxa" w:w="2300"/>
-            <w:shd w:fill="FFFFFF" w:color="auto" w:val="clear"/>
             <w:tcMar>
               <w:top w:type="dxa" w:w="60"/>
               <w:left w:type="dxa" w:w="120"/>
@@ -11803,7 +11548,7 @@
       <w:tr>
         <w:tc>
           <w:tcPr>
-            <w:tcW w:type="dxa" w:w="900"/>
+            <w:tcW w:type="dxa" w:w="1520"/>
             <w:shd w:fill="E2EFDA" w:color="auto" w:val="clear"/>
             <w:tcMar>
               <w:top w:type="dxa" w:w="60"/>
@@ -11832,51 +11577,6 @@
               <w:t xml:space="preserve">Explain Phase</w:t>
             </w:r>
           </w:p>
-        </w:tc>
-        <w:tc>
-          <w:tcPr>
-            <w:tcW w:type="dxa" w:w="2300"/>
-            <w:shd w:fill="FFFFFF" w:color="auto" w:val="clear"/>
-            <w:tcMar>
-              <w:top w:type="dxa" w:w="60"/>
-              <w:left w:type="dxa" w:w="120"/>
-              <w:bottom w:type="dxa" w:w="60"/>
-              <w:right w:type="dxa" w:w="120"/>
-            </w:tcMar>
-            <w:vAlign w:val="top"/>
-          </w:tcPr>
-          <w:p>
-            <w:pPr>
-              <w:spacing w:after="40" w:before="0"/>
-              <w:jc w:val="left"/>
-            </w:pPr>
-            <w:r>
-              <w:rPr>
-                <w:rFonts w:ascii="Arial" w:cs="Arial" w:eastAsia="Arial" w:hAnsi="Arial"/>
-                <w:b w:val="false"/>
-                <w:bCs w:val="false"/>
-                <w:i w:val="false"/>
-                <w:iCs w:val="false"/>
-                <w:color w:val="000000"/>
-                <w:sz w:val="18"/>
-                <w:szCs w:val="18"/>
-              </w:rPr>
-              <w:t xml:space="preserve">GALLERY WALK: Each group posts their 5 examples on the wall. Groups rotate: read, add sticky note comments, mark their favourite example with a star. Whole-class debrief: "Which examples surprised you most? Which showed biology closest to your own life?"</w:t>
-            </w:r>
-          </w:p>
-        </w:tc>
-        <w:tc>
-          <w:tcPr>
-            <w:tcW w:type="dxa" w:w="2556"/>
-            <w:shd w:fill="F2F2F2" w:color="auto" w:val="clear"/>
-            <w:tcMar>
-              <w:top w:type="dxa" w:w="60"/>
-              <w:left w:type="dxa" w:w="120"/>
-              <w:bottom w:type="dxa" w:w="60"/>
-              <w:right w:type="dxa" w:w="120"/>
-            </w:tcMar>
-            <w:vAlign w:val="top"/>
-          </w:tcPr>
           <w:p>
             <w:pPr>
               <w:spacing w:after="20" w:before="0"/>
@@ -11897,7 +11597,7 @@
             <w:pPr>
               <w:spacing w:after="20" w:before="0"/>
             </w:pPr>
-            <w:hyperlink w:history="1" r:id="rIdaixrerstew5h71vtxz-zf">
+            <w:hyperlink w:history="1" r:id="rIdllah-gsro5yizsxckqchs">
               <w:r>
                 <w:rPr>
                   <w:rFonts w:ascii="Arial" w:cs="Arial" w:eastAsia="Arial" w:hAnsi="Arial"/>
@@ -11930,7 +11630,7 @@
               <w:spacing w:after="10" w:before="0"/>
               <w:ind w:left="120"/>
             </w:pPr>
-            <w:hyperlink w:history="1" r:id="rIdihew_n3hbvijqv19tcxt9">
+            <w:hyperlink w:history="1" r:id="rId5bjh9atwcf6h82dnpmdps">
               <w:r>
                 <w:rPr>
                   <w:rFonts w:ascii="Arial" w:cs="Arial" w:eastAsia="Arial" w:hAnsi="Arial"/>
@@ -11975,7 +11675,7 @@
             <w:pPr>
               <w:spacing w:after="20" w:before="0"/>
             </w:pPr>
-            <w:hyperlink w:history="1" r:id="rIdcxh16fp4jml4dzb3e6ys2">
+            <w:hyperlink w:history="1" r:id="rIdyfy64hiz5jk52xpuu1fwe">
               <w:r>
                 <w:rPr>
                   <w:rFonts w:ascii="Arial" w:cs="Arial" w:eastAsia="Arial" w:hAnsi="Arial"/>
@@ -12008,7 +11708,7 @@
               <w:spacing w:after="10" w:before="0"/>
               <w:ind w:left="120"/>
             </w:pPr>
-            <w:hyperlink w:history="1" r:id="rIdnqegh8qvevbodbkvpg4j0">
+            <w:hyperlink w:history="1" r:id="rIdha2gt0wqlcg0i6xx_6qw3">
               <w:r>
                 <w:rPr>
                   <w:rFonts w:ascii="Arial" w:cs="Arial" w:eastAsia="Arial" w:hAnsi="Arial"/>
@@ -12024,7 +11724,7 @@
         </w:tc>
         <w:tc>
           <w:tcPr>
-            <w:tcW w:type="dxa" w:w="3324"/>
+            <w:tcW w:type="dxa" w:w="3040"/>
             <w:shd w:fill="FFFFFF" w:color="auto" w:val="clear"/>
             <w:tcMar>
               <w:top w:type="dxa" w:w="60"/>
@@ -12050,6 +11750,38 @@
                 <w:sz w:val="18"/>
                 <w:szCs w:val="18"/>
               </w:rPr>
+              <w:t xml:space="preserve">GALLERY WALK: Each group posts their 5 examples on the wall. Groups rotate: read, add sticky note comments, mark their favourite example with a star. Whole-class debrief: "Which examples surprised you most? Which showed biology closest to your own life?"</w:t>
+            </w:r>
+          </w:p>
+        </w:tc>
+        <w:tc>
+          <w:tcPr>
+            <w:tcW w:type="dxa" w:w="3040"/>
+            <w:shd w:fill="F2F2F2" w:color="auto" w:val="clear"/>
+            <w:tcMar>
+              <w:top w:type="dxa" w:w="60"/>
+              <w:left w:type="dxa" w:w="120"/>
+              <w:bottom w:type="dxa" w:w="60"/>
+              <w:right w:type="dxa" w:w="120"/>
+            </w:tcMar>
+            <w:vAlign w:val="top"/>
+          </w:tcPr>
+          <w:p>
+            <w:pPr>
+              <w:spacing w:after="40" w:before="0"/>
+              <w:jc w:val="left"/>
+            </w:pPr>
+            <w:r>
+              <w:rPr>
+                <w:rFonts w:ascii="Arial" w:cs="Arial" w:eastAsia="Arial" w:hAnsi="Arial"/>
+                <w:b w:val="false"/>
+                <w:bCs w:val="false"/>
+                <w:i w:val="false"/>
+                <w:iCs w:val="false"/>
+                <w:color w:val="000000"/>
+                <w:sz w:val="18"/>
+                <w:szCs w:val="18"/>
+              </w:rPr>
               <w:t xml:space="preserve">"Walk around. Read every example. Write ONE comment on another group's poster."</w:t>
             </w:r>
           </w:p>
@@ -12094,59 +11826,59 @@
         </w:tc>
         <w:tc>
           <w:tcPr>
-            <w:tcW w:type="dxa" w:w="2300"/>
+            <w:tcW w:type="dxa" w:w="3040"/>
+            <w:shd w:fill="FFFFFF" w:color="auto" w:val="clear"/>
+            <w:tcMar>
+              <w:top w:type="dxa" w:w="60"/>
+              <w:left w:type="dxa" w:w="120"/>
+              <w:bottom w:type="dxa" w:w="60"/>
+              <w:right w:type="dxa" w:w="120"/>
+            </w:tcMar>
+            <w:vAlign w:val="top"/>
+          </w:tcPr>
+          <w:p>
+            <w:pPr>
+              <w:spacing w:after="40" w:before="0"/>
+              <w:jc w:val="left"/>
+            </w:pPr>
+            <w:r>
+              <w:rPr>
+                <w:rFonts w:ascii="Arial" w:cs="Arial" w:eastAsia="Arial" w:hAnsi="Arial"/>
+                <w:b w:val="false"/>
+                <w:bCs w:val="false"/>
+                <w:i w:val="false"/>
+                <w:iCs w:val="false"/>
+                <w:color w:val="000000"/>
+                <w:sz w:val="18"/>
+                <w:szCs w:val="18"/>
+              </w:rPr>
+              <w:t xml:space="preserve">Gallery Walk + Armyworm Return:</w:t>
+            </w:r>
+          </w:p>
+          <w:p>
+            <w:pPr>
+              <w:spacing w:after="40" w:before="0"/>
+              <w:jc w:val="left"/>
+            </w:pPr>
+            <w:r>
+              <w:rPr>
+                <w:rFonts w:ascii="Arial" w:cs="Arial" w:eastAsia="Arial" w:hAnsi="Arial"/>
+                <w:b w:val="false"/>
+                <w:bCs w:val="false"/>
+                <w:i w:val="false"/>
+                <w:iCs w:val="false"/>
+                <w:color w:val="000000"/>
+                <w:sz w:val="18"/>
+                <w:szCs w:val="18"/>
+              </w:rPr>
+              <w:t xml:space="preserve">The return to the armyworm connects the broad survey back to the unit's anchoring phenomenon.</w:t>
+            </w:r>
+          </w:p>
+        </w:tc>
+        <w:tc>
+          <w:tcPr>
+            <w:tcW w:type="dxa" w:w="3040"/>
             <w:shd w:fill="F2F2F2" w:color="auto" w:val="clear"/>
-            <w:tcMar>
-              <w:top w:type="dxa" w:w="60"/>
-              <w:left w:type="dxa" w:w="120"/>
-              <w:bottom w:type="dxa" w:w="60"/>
-              <w:right w:type="dxa" w:w="120"/>
-            </w:tcMar>
-            <w:vAlign w:val="top"/>
-          </w:tcPr>
-          <w:p>
-            <w:pPr>
-              <w:spacing w:after="40" w:before="0"/>
-              <w:jc w:val="left"/>
-            </w:pPr>
-            <w:r>
-              <w:rPr>
-                <w:rFonts w:ascii="Arial" w:cs="Arial" w:eastAsia="Arial" w:hAnsi="Arial"/>
-                <w:b w:val="false"/>
-                <w:bCs w:val="false"/>
-                <w:i w:val="false"/>
-                <w:iCs w:val="false"/>
-                <w:color w:val="000000"/>
-                <w:sz w:val="18"/>
-                <w:szCs w:val="18"/>
-              </w:rPr>
-              <w:t xml:space="preserve">Gallery Walk + Armyworm Return:</w:t>
-            </w:r>
-          </w:p>
-          <w:p>
-            <w:pPr>
-              <w:spacing w:after="40" w:before="0"/>
-              <w:jc w:val="left"/>
-            </w:pPr>
-            <w:r>
-              <w:rPr>
-                <w:rFonts w:ascii="Arial" w:cs="Arial" w:eastAsia="Arial" w:hAnsi="Arial"/>
-                <w:b w:val="false"/>
-                <w:bCs w:val="false"/>
-                <w:i w:val="false"/>
-                <w:iCs w:val="false"/>
-                <w:color w:val="000000"/>
-                <w:sz w:val="18"/>
-                <w:szCs w:val="18"/>
-              </w:rPr>
-              <w:t xml:space="preserve">The return to the armyworm connects the broad survey back to the unit's anchoring phenomenon.</w:t>
-            </w:r>
-          </w:p>
-        </w:tc>
-        <w:tc>
-          <w:tcPr>
-            <w:tcW w:type="dxa" w:w="2300"/>
-            <w:shd w:fill="FFFFFF" w:color="auto" w:val="clear"/>
             <w:tcMar>
               <w:top w:type="dxa" w:w="60"/>
               <w:left w:type="dxa" w:w="120"/>
@@ -12198,7 +11930,7 @@
       <w:tr>
         <w:tc>
           <w:tcPr>
-            <w:tcW w:type="dxa" w:w="900"/>
+            <w:tcW w:type="dxa" w:w="1520"/>
             <w:shd w:fill="FCE4D6" w:color="auto" w:val="clear"/>
             <w:tcMar>
               <w:top w:type="dxa" w:w="60"/>
@@ -12227,51 +11959,6 @@
               <w:t xml:space="preserve">Driving Question Board (DQB) Creation</w:t>
             </w:r>
           </w:p>
-        </w:tc>
-        <w:tc>
-          <w:tcPr>
-            <w:tcW w:type="dxa" w:w="2300"/>
-            <w:shd w:fill="FFFFFF" w:color="auto" w:val="clear"/>
-            <w:tcMar>
-              <w:top w:type="dxa" w:w="60"/>
-              <w:left w:type="dxa" w:w="120"/>
-              <w:bottom w:type="dxa" w:w="60"/>
-              <w:right w:type="dxa" w:w="120"/>
-            </w:tcMar>
-            <w:vAlign w:val="top"/>
-          </w:tcPr>
-          <w:p>
-            <w:pPr>
-              <w:spacing w:after="40" w:before="0"/>
-              <w:jc w:val="left"/>
-            </w:pPr>
-            <w:r>
-              <w:rPr>
-                <w:rFonts w:ascii="Arial" w:cs="Arial" w:eastAsia="Arial" w:hAnsi="Arial"/>
-                <w:b w:val="false"/>
-                <w:bCs w:val="false"/>
-                <w:i w:val="false"/>
-                <w:iCs w:val="false"/>
-                <w:color w:val="000000"/>
-                <w:sz w:val="18"/>
-                <w:szCs w:val="18"/>
-              </w:rPr>
-              <w:t xml:space="preserve">DQB update: Are there any Lesson 1 questions about applications of biology that can now be answered? New questions: "How does Kenya produce tissue culture bananas?" "Who funds biology research in Kenya?"</w:t>
-            </w:r>
-          </w:p>
-        </w:tc>
-        <w:tc>
-          <w:tcPr>
-            <w:tcW w:type="dxa" w:w="2556"/>
-            <w:shd w:fill="F2F2F2" w:color="auto" w:val="clear"/>
-            <w:tcMar>
-              <w:top w:type="dxa" w:w="60"/>
-              <w:left w:type="dxa" w:w="120"/>
-              <w:bottom w:type="dxa" w:w="60"/>
-              <w:right w:type="dxa" w:w="120"/>
-            </w:tcMar>
-            <w:vAlign w:val="top"/>
-          </w:tcPr>
           <w:p>
             <w:pPr>
               <w:spacing w:after="20" w:before="0"/>
@@ -12292,7 +11979,7 @@
             <w:pPr>
               <w:spacing w:after="20" w:before="0"/>
             </w:pPr>
-            <w:hyperlink w:history="1" r:id="rIdls4zogv-habksnzaxlse1">
+            <w:hyperlink w:history="1" r:id="rIdflobewqgfimdggyghiv_h">
               <w:r>
                 <w:rPr>
                   <w:rFonts w:ascii="Arial" w:cs="Arial" w:eastAsia="Arial" w:hAnsi="Arial"/>
@@ -12325,7 +12012,7 @@
               <w:spacing w:after="10" w:before="0"/>
               <w:ind w:left="120"/>
             </w:pPr>
-            <w:hyperlink w:history="1" r:id="rIdjyv8u5dupfmhbux4vjilh">
+            <w:hyperlink w:history="1" r:id="rIdkfmddm3szd1pyb3ztkp8n">
               <w:r>
                 <w:rPr>
                   <w:rFonts w:ascii="Arial" w:cs="Arial" w:eastAsia="Arial" w:hAnsi="Arial"/>
@@ -12370,7 +12057,7 @@
             <w:pPr>
               <w:spacing w:after="20" w:before="0"/>
             </w:pPr>
-            <w:hyperlink w:history="1" r:id="rIdsr0zqvi3wb07gneraszwr">
+            <w:hyperlink w:history="1" r:id="rIdh70xqqhgxwifzphtopnjf">
               <w:r>
                 <w:rPr>
                   <w:rFonts w:ascii="Arial" w:cs="Arial" w:eastAsia="Arial" w:hAnsi="Arial"/>
@@ -12403,7 +12090,7 @@
               <w:spacing w:after="10" w:before="0"/>
               <w:ind w:left="120"/>
             </w:pPr>
-            <w:hyperlink w:history="1" r:id="rId9amkbh-adglr28nxu2oms">
+            <w:hyperlink w:history="1" r:id="rId8rt8tu5l-_9rki7zzjy8x">
               <w:r>
                 <w:rPr>
                   <w:rFonts w:ascii="Arial" w:cs="Arial" w:eastAsia="Arial" w:hAnsi="Arial"/>
@@ -12419,7 +12106,7 @@
         </w:tc>
         <w:tc>
           <w:tcPr>
-            <w:tcW w:type="dxa" w:w="3324"/>
+            <w:tcW w:type="dxa" w:w="3040"/>
             <w:shd w:fill="FFFFFF" w:color="auto" w:val="clear"/>
             <w:tcMar>
               <w:top w:type="dxa" w:w="60"/>
@@ -12445,6 +12132,38 @@
                 <w:sz w:val="18"/>
                 <w:szCs w:val="18"/>
               </w:rPr>
+              <w:t xml:space="preserve">DQB update: Are there any Lesson 1 questions about applications of biology that can now be answered? New questions: "How does Kenya produce tissue culture bananas?" "Who funds biology research in Kenya?"</w:t>
+            </w:r>
+          </w:p>
+        </w:tc>
+        <w:tc>
+          <w:tcPr>
+            <w:tcW w:type="dxa" w:w="3040"/>
+            <w:shd w:fill="F2F2F2" w:color="auto" w:val="clear"/>
+            <w:tcMar>
+              <w:top w:type="dxa" w:w="60"/>
+              <w:left w:type="dxa" w:w="120"/>
+              <w:bottom w:type="dxa" w:w="60"/>
+              <w:right w:type="dxa" w:w="120"/>
+            </w:tcMar>
+            <w:vAlign w:val="top"/>
+          </w:tcPr>
+          <w:p>
+            <w:pPr>
+              <w:spacing w:after="40" w:before="0"/>
+              <w:jc w:val="left"/>
+            </w:pPr>
+            <w:r>
+              <w:rPr>
+                <w:rFonts w:ascii="Arial" w:cs="Arial" w:eastAsia="Arial" w:hAnsi="Arial"/>
+                <w:b w:val="false"/>
+                <w:bCs w:val="false"/>
+                <w:i w:val="false"/>
+                <w:iCs w:val="false"/>
+                <w:color w:val="000000"/>
+                <w:sz w:val="18"/>
+                <w:szCs w:val="18"/>
+              </w:rPr>
               <w:t xml:space="preserve">"Review the DQB — which questions about biology applications can we answer now?"</w:t>
             </w:r>
           </w:p>
@@ -12470,40 +12189,40 @@
         </w:tc>
         <w:tc>
           <w:tcPr>
-            <w:tcW w:type="dxa" w:w="2300"/>
+            <w:tcW w:type="dxa" w:w="3040"/>
+            <w:shd w:fill="FFFFFF" w:color="auto" w:val="clear"/>
+            <w:tcMar>
+              <w:top w:type="dxa" w:w="60"/>
+              <w:left w:type="dxa" w:w="120"/>
+              <w:bottom w:type="dxa" w:w="60"/>
+              <w:right w:type="dxa" w:w="120"/>
+            </w:tcMar>
+            <w:vAlign w:val="top"/>
+          </w:tcPr>
+          <w:p>
+            <w:pPr>
+              <w:spacing w:after="40" w:before="0"/>
+              <w:jc w:val="left"/>
+            </w:pPr>
+            <w:r>
+              <w:rPr>
+                <w:rFonts w:ascii="Arial" w:cs="Arial" w:eastAsia="Arial" w:hAnsi="Arial"/>
+                <w:b w:val="false"/>
+                <w:bCs w:val="false"/>
+                <w:i w:val="false"/>
+                <w:iCs w:val="false"/>
+                <w:color w:val="000000"/>
+                <w:sz w:val="18"/>
+                <w:szCs w:val="18"/>
+              </w:rPr>
+              <w:t xml:space="preserve">DQB Update — students see the breadth of biology applications reflected in their own questions.</w:t>
+            </w:r>
+          </w:p>
+        </w:tc>
+        <w:tc>
+          <w:tcPr>
+            <w:tcW w:type="dxa" w:w="3040"/>
             <w:shd w:fill="F2F2F2" w:color="auto" w:val="clear"/>
-            <w:tcMar>
-              <w:top w:type="dxa" w:w="60"/>
-              <w:left w:type="dxa" w:w="120"/>
-              <w:bottom w:type="dxa" w:w="60"/>
-              <w:right w:type="dxa" w:w="120"/>
-            </w:tcMar>
-            <w:vAlign w:val="top"/>
-          </w:tcPr>
-          <w:p>
-            <w:pPr>
-              <w:spacing w:after="40" w:before="0"/>
-              <w:jc w:val="left"/>
-            </w:pPr>
-            <w:r>
-              <w:rPr>
-                <w:rFonts w:ascii="Arial" w:cs="Arial" w:eastAsia="Arial" w:hAnsi="Arial"/>
-                <w:b w:val="false"/>
-                <w:bCs w:val="false"/>
-                <w:i w:val="false"/>
-                <w:iCs w:val="false"/>
-                <w:color w:val="000000"/>
-                <w:sz w:val="18"/>
-                <w:szCs w:val="18"/>
-              </w:rPr>
-              <w:t xml:space="preserve">DQB Update — students see the breadth of biology applications reflected in their own questions.</w:t>
-            </w:r>
-          </w:p>
-        </w:tc>
-        <w:tc>
-          <w:tcPr>
-            <w:tcW w:type="dxa" w:w="2300"/>
-            <w:shd w:fill="FFFFFF" w:color="auto" w:val="clear"/>
             <w:tcMar>
               <w:top w:type="dxa" w:w="60"/>
               <w:left w:type="dxa" w:w="120"/>
@@ -12536,7 +12255,7 @@
       <w:tr>
         <w:tc>
           <w:tcPr>
-            <w:tcW w:type="dxa" w:w="900"/>
+            <w:tcW w:type="dxa" w:w="1520"/>
             <w:shd w:fill="D5E8F0" w:color="auto" w:val="clear"/>
             <w:tcMar>
               <w:top w:type="dxa" w:w="60"/>
@@ -12565,51 +12284,6 @@
               <w:t xml:space="preserve">Model Building Phase</w:t>
             </w:r>
           </w:p>
-        </w:tc>
-        <w:tc>
-          <w:tcPr>
-            <w:tcW w:type="dxa" w:w="2300"/>
-            <w:shd w:fill="FFFFFF" w:color="auto" w:val="clear"/>
-            <w:tcMar>
-              <w:top w:type="dxa" w:w="60"/>
-              <w:left w:type="dxa" w:w="120"/>
-              <w:bottom w:type="dxa" w:w="60"/>
-              <w:right w:type="dxa" w:w="120"/>
-            </w:tcMar>
-            <w:vAlign w:val="top"/>
-          </w:tcPr>
-          <w:p>
-            <w:pPr>
-              <w:spacing w:after="40" w:before="0"/>
-              <w:jc w:val="left"/>
-            </w:pPr>
-            <w:r>
-              <w:rPr>
-                <w:rFonts w:ascii="Arial" w:cs="Arial" w:eastAsia="Arial" w:hAnsi="Arial"/>
-                <w:b w:val="false"/>
-                <w:bCs w:val="false"/>
-                <w:i w:val="false"/>
-                <w:iCs w:val="false"/>
-                <w:color w:val="000000"/>
-                <w:sz w:val="18"/>
-                <w:szCs w:val="18"/>
-              </w:rPr>
-              <w:t xml:space="preserve">Students UPDATE their model of biology: add the three application sectors (Agriculture, Medicine, Environment) around the outside of the 12-field diagram. Draw arrows connecting fields to applications. "Add one personal example — something in YOUR life that biology explains."</w:t>
-            </w:r>
-          </w:p>
-        </w:tc>
-        <w:tc>
-          <w:tcPr>
-            <w:tcW w:type="dxa" w:w="2556"/>
-            <w:shd w:fill="F2F2F2" w:color="auto" w:val="clear"/>
-            <w:tcMar>
-              <w:top w:type="dxa" w:w="60"/>
-              <w:left w:type="dxa" w:w="120"/>
-              <w:bottom w:type="dxa" w:w="60"/>
-              <w:right w:type="dxa" w:w="120"/>
-            </w:tcMar>
-            <w:vAlign w:val="top"/>
-          </w:tcPr>
           <w:p>
             <w:pPr>
               <w:spacing w:after="20" w:before="0"/>
@@ -12630,7 +12304,7 @@
             <w:pPr>
               <w:spacing w:after="20" w:before="0"/>
             </w:pPr>
-            <w:hyperlink w:history="1" r:id="rIdshra-nxnbuvvojw8krq8l">
+            <w:hyperlink w:history="1" r:id="rId2th3t5o82zdsnke-2eckp">
               <w:r>
                 <w:rPr>
                   <w:rFonts w:ascii="Arial" w:cs="Arial" w:eastAsia="Arial" w:hAnsi="Arial"/>
@@ -12663,7 +12337,7 @@
               <w:spacing w:after="10" w:before="0"/>
               <w:ind w:left="120"/>
             </w:pPr>
-            <w:hyperlink w:history="1" r:id="rId2xdokgjzqtk-0gvxhv4o_">
+            <w:hyperlink w:history="1" r:id="rId-wywre13t0kkbztqxzarc">
               <w:r>
                 <w:rPr>
                   <w:rFonts w:ascii="Arial" w:cs="Arial" w:eastAsia="Arial" w:hAnsi="Arial"/>
@@ -12708,7 +12382,7 @@
             <w:pPr>
               <w:spacing w:after="20" w:before="0"/>
             </w:pPr>
-            <w:hyperlink w:history="1" r:id="rId5fdfltwc4y8pz2mpv-iii">
+            <w:hyperlink w:history="1" r:id="rIdkm_f4hoemnc0zgx-6ryzj">
               <w:r>
                 <w:rPr>
                   <w:rFonts w:ascii="Arial" w:cs="Arial" w:eastAsia="Arial" w:hAnsi="Arial"/>
@@ -12741,7 +12415,7 @@
               <w:spacing w:after="10" w:before="0"/>
               <w:ind w:left="120"/>
             </w:pPr>
-            <w:hyperlink w:history="1" r:id="rIdgvrubqb5xych1p40-dv4z">
+            <w:hyperlink w:history="1" r:id="rId1wbbhhubgh8pirdwvqid1">
               <w:r>
                 <w:rPr>
                   <w:rFonts w:ascii="Arial" w:cs="Arial" w:eastAsia="Arial" w:hAnsi="Arial"/>
@@ -12757,7 +12431,7 @@
         </w:tc>
         <w:tc>
           <w:tcPr>
-            <w:tcW w:type="dxa" w:w="3324"/>
+            <w:tcW w:type="dxa" w:w="3040"/>
             <w:shd w:fill="FFFFFF" w:color="auto" w:val="clear"/>
             <w:tcMar>
               <w:top w:type="dxa" w:w="60"/>
@@ -12783,6 +12457,38 @@
                 <w:sz w:val="18"/>
                 <w:szCs w:val="18"/>
               </w:rPr>
+              <w:t xml:space="preserve">Students UPDATE their model of biology: add the three application sectors (Agriculture, Medicine, Environment) around the outside of the 12-field diagram. Draw arrows connecting fields to applications. "Add one personal example — something in YOUR life that biology explains."</w:t>
+            </w:r>
+          </w:p>
+        </w:tc>
+        <w:tc>
+          <w:tcPr>
+            <w:tcW w:type="dxa" w:w="3040"/>
+            <w:shd w:fill="F2F2F2" w:color="auto" w:val="clear"/>
+            <w:tcMar>
+              <w:top w:type="dxa" w:w="60"/>
+              <w:left w:type="dxa" w:w="120"/>
+              <w:bottom w:type="dxa" w:w="60"/>
+              <w:right w:type="dxa" w:w="120"/>
+            </w:tcMar>
+            <w:vAlign w:val="top"/>
+          </w:tcPr>
+          <w:p>
+            <w:pPr>
+              <w:spacing w:after="40" w:before="0"/>
+              <w:jc w:val="left"/>
+            </w:pPr>
+            <w:r>
+              <w:rPr>
+                <w:rFonts w:ascii="Arial" w:cs="Arial" w:eastAsia="Arial" w:hAnsi="Arial"/>
+                <w:b w:val="false"/>
+                <w:bCs w:val="false"/>
+                <w:i w:val="false"/>
+                <w:iCs w:val="false"/>
+                <w:color w:val="000000"/>
+                <w:sz w:val="18"/>
+                <w:szCs w:val="18"/>
+              </w:rPr>
               <w:t xml:space="preserve">"Add the three application sectors to your model. Connect them to the fields that make them possible."</w:t>
             </w:r>
           </w:p>
@@ -12808,40 +12514,40 @@
         </w:tc>
         <w:tc>
           <w:tcPr>
-            <w:tcW w:type="dxa" w:w="2300"/>
+            <w:tcW w:type="dxa" w:w="3040"/>
+            <w:shd w:fill="FFFFFF" w:color="auto" w:val="clear"/>
+            <w:tcMar>
+              <w:top w:type="dxa" w:w="60"/>
+              <w:left w:type="dxa" w:w="120"/>
+              <w:bottom w:type="dxa" w:w="60"/>
+              <w:right w:type="dxa" w:w="120"/>
+            </w:tcMar>
+            <w:vAlign w:val="top"/>
+          </w:tcPr>
+          <w:p>
+            <w:pPr>
+              <w:spacing w:after="40" w:before="0"/>
+              <w:jc w:val="left"/>
+            </w:pPr>
+            <w:r>
+              <w:rPr>
+                <w:rFonts w:ascii="Arial" w:cs="Arial" w:eastAsia="Arial" w:hAnsi="Arial"/>
+                <w:b w:val="false"/>
+                <w:bCs w:val="false"/>
+                <w:i w:val="false"/>
+                <w:iCs w:val="false"/>
+                <w:color w:val="000000"/>
+                <w:sz w:val="18"/>
+                <w:szCs w:val="18"/>
+              </w:rPr>
+              <w:t xml:space="preserve">Personalised Model — students add something from their own life, making the model uniquely theirs.</w:t>
+            </w:r>
+          </w:p>
+        </w:tc>
+        <w:tc>
+          <w:tcPr>
+            <w:tcW w:type="dxa" w:w="3040"/>
             <w:shd w:fill="F2F2F2" w:color="auto" w:val="clear"/>
-            <w:tcMar>
-              <w:top w:type="dxa" w:w="60"/>
-              <w:left w:type="dxa" w:w="120"/>
-              <w:bottom w:type="dxa" w:w="60"/>
-              <w:right w:type="dxa" w:w="120"/>
-            </w:tcMar>
-            <w:vAlign w:val="top"/>
-          </w:tcPr>
-          <w:p>
-            <w:pPr>
-              <w:spacing w:after="40" w:before="0"/>
-              <w:jc w:val="left"/>
-            </w:pPr>
-            <w:r>
-              <w:rPr>
-                <w:rFonts w:ascii="Arial" w:cs="Arial" w:eastAsia="Arial" w:hAnsi="Arial"/>
-                <w:b w:val="false"/>
-                <w:bCs w:val="false"/>
-                <w:i w:val="false"/>
-                <w:iCs w:val="false"/>
-                <w:color w:val="000000"/>
-                <w:sz w:val="18"/>
-                <w:szCs w:val="18"/>
-              </w:rPr>
-              <w:t xml:space="preserve">Personalised Model — students add something from their own life, making the model uniquely theirs.</w:t>
-            </w:r>
-          </w:p>
-        </w:tc>
-        <w:tc>
-          <w:tcPr>
-            <w:tcW w:type="dxa" w:w="2300"/>
-            <w:shd w:fill="FFFFFF" w:color="auto" w:val="clear"/>
             <w:tcMar>
               <w:top w:type="dxa" w:w="60"/>
               <w:left w:type="dxa" w:w="120"/>
@@ -14360,18 +14066,17 @@
         <w:tblLayout w:type="fixed"/>
       </w:tblPr>
       <w:tblGrid>
-        <w:gridCol w:w="900"/>
-        <w:gridCol w:w="2300"/>
-        <w:gridCol w:w="2556"/>
-        <w:gridCol w:w="3324"/>
-        <w:gridCol w:w="2300"/>
-        <w:gridCol w:w="2300"/>
+        <w:gridCol w:w="1520"/>
+        <w:gridCol w:w="3040"/>
+        <w:gridCol w:w="3040"/>
+        <w:gridCol w:w="3040"/>
+        <w:gridCol w:w="3040"/>
       </w:tblGrid>
       <w:tr>
         <w:tc>
           <w:tcPr>
             <w:tcW w:type="dxa" w:w="13680"/>
-            <w:gridSpan w:val="6"/>
+            <w:gridSpan w:val="5"/>
             <w:shd w:fill="1F6B75" w:color="auto" w:val="clear"/>
             <w:tcMar>
               <w:top w:type="dxa" w:w="60"/>
@@ -14405,7 +14110,7 @@
       <w:tr>
         <w:tc>
           <w:tcPr>
-            <w:tcW w:type="dxa" w:w="900"/>
+            <w:tcW w:type="dxa" w:w="1520"/>
             <w:shd w:fill="1F3864" w:color="auto" w:val="clear"/>
             <w:tcMar>
               <w:top w:type="dxa" w:w="60"/>
@@ -14437,7 +14142,7 @@
         </w:tc>
         <w:tc>
           <w:tcPr>
-            <w:tcW w:type="dxa" w:w="2300"/>
+            <w:tcW w:type="dxa" w:w="3040"/>
             <w:shd w:fill="2E75B6" w:color="auto" w:val="clear"/>
             <w:tcMar>
               <w:top w:type="dxa" w:w="60"/>
@@ -14469,8 +14174,8 @@
         </w:tc>
         <w:tc>
           <w:tcPr>
-            <w:tcW w:type="dxa" w:w="2556"/>
-            <w:shd w:fill="1F6B75" w:color="auto" w:val="clear"/>
+            <w:tcW w:type="dxa" w:w="3040"/>
+            <w:shd w:fill="2E75B6" w:color="auto" w:val="clear"/>
             <w:tcMar>
               <w:top w:type="dxa" w:w="60"/>
               <w:left w:type="dxa" w:w="120"/>
@@ -14495,14 +14200,14 @@
                 <w:sz w:val="18"/>
                 <w:szCs w:val="18"/>
               </w:rPr>
-              <w:t xml:space="preserve">Resource</w:t>
-            </w:r>
-          </w:p>
-        </w:tc>
-        <w:tc>
-          <w:tcPr>
-            <w:tcW w:type="dxa" w:w="3324"/>
-            <w:shd w:fill="2E75B6" w:color="auto" w:val="clear"/>
+              <w:t xml:space="preserve">Teacher Moves</w:t>
+            </w:r>
+          </w:p>
+        </w:tc>
+        <w:tc>
+          <w:tcPr>
+            <w:tcW w:type="dxa" w:w="3040"/>
+            <w:shd w:fill="1F6B75" w:color="auto" w:val="clear"/>
             <w:tcMar>
               <w:top w:type="dxa" w:w="60"/>
               <w:left w:type="dxa" w:w="120"/>
@@ -14527,14 +14232,14 @@
                 <w:sz w:val="18"/>
                 <w:szCs w:val="18"/>
               </w:rPr>
-              <w:t xml:space="preserve">Teacher Moves</w:t>
-            </w:r>
-          </w:p>
-        </w:tc>
-        <w:tc>
-          <w:tcPr>
-            <w:tcW w:type="dxa" w:w="2300"/>
-            <w:shd w:fill="1F6B75" w:color="auto" w:val="clear"/>
+              <w:t xml:space="preserve">Sensemaking Strategy</w:t>
+            </w:r>
+          </w:p>
+        </w:tc>
+        <w:tc>
+          <w:tcPr>
+            <w:tcW w:type="dxa" w:w="3040"/>
+            <w:shd w:fill="2E75B6" w:color="auto" w:val="clear"/>
             <w:tcMar>
               <w:top w:type="dxa" w:w="60"/>
               <w:left w:type="dxa" w:w="120"/>
@@ -14559,14 +14264,16 @@
                 <w:sz w:val="18"/>
                 <w:szCs w:val="18"/>
               </w:rPr>
-              <w:t xml:space="preserve">Sensemaking Strategy</w:t>
-            </w:r>
-          </w:p>
-        </w:tc>
-        <w:tc>
-          <w:tcPr>
-            <w:tcW w:type="dxa" w:w="2300"/>
-            <w:shd w:fill="2E75B6" w:color="auto" w:val="clear"/>
+              <w:t xml:space="preserve">Formative Assessment Strategy</w:t>
+            </w:r>
+          </w:p>
+        </w:tc>
+      </w:tr>
+      <w:tr>
+        <w:tc>
+          <w:tcPr>
+            <w:tcW w:type="dxa" w:w="1520"/>
+            <w:shd w:fill="EAD1F5" w:color="auto" w:val="clear"/>
             <w:tcMar>
               <w:top w:type="dxa" w:w="60"/>
               <w:left w:type="dxa" w:w="120"/>
@@ -14587,40 +14294,6 @@
                 <w:bCs/>
                 <w:i w:val="false"/>
                 <w:iCs w:val="false"/>
-                <w:color w:val="FFFFFF"/>
-                <w:sz w:val="18"/>
-                <w:szCs w:val="18"/>
-              </w:rPr>
-              <w:t xml:space="preserve">Formative Assessment Strategy</w:t>
-            </w:r>
-          </w:p>
-        </w:tc>
-      </w:tr>
-      <w:tr>
-        <w:tc>
-          <w:tcPr>
-            <w:tcW w:type="dxa" w:w="900"/>
-            <w:shd w:fill="EAD1F5" w:color="auto" w:val="clear"/>
-            <w:tcMar>
-              <w:top w:type="dxa" w:w="60"/>
-              <w:left w:type="dxa" w:w="120"/>
-              <w:bottom w:type="dxa" w:w="60"/>
-              <w:right w:type="dxa" w:w="120"/>
-            </w:tcMar>
-            <w:vAlign w:val="top"/>
-          </w:tcPr>
-          <w:p>
-            <w:pPr>
-              <w:spacing w:after="40" w:before="0"/>
-              <w:jc w:val="left"/>
-            </w:pPr>
-            <w:r>
-              <w:rPr>
-                <w:rFonts w:ascii="Arial" w:cs="Arial" w:eastAsia="Arial" w:hAnsi="Arial"/>
-                <w:b/>
-                <w:bCs/>
-                <w:i w:val="false"/>
-                <w:iCs w:val="false"/>
                 <w:color w:val="000000"/>
                 <w:sz w:val="18"/>
                 <w:szCs w:val="18"/>
@@ -14628,89 +14301,6 @@
               <w:t xml:space="preserve">Predict Phase</w:t>
             </w:r>
           </w:p>
-        </w:tc>
-        <w:tc>
-          <w:tcPr>
-            <w:tcW w:type="dxa" w:w="2300"/>
-            <w:shd w:fill="FFFFFF" w:color="auto" w:val="clear"/>
-            <w:tcMar>
-              <w:top w:type="dxa" w:w="60"/>
-              <w:left w:type="dxa" w:w="120"/>
-              <w:bottom w:type="dxa" w:w="60"/>
-              <w:right w:type="dxa" w:w="120"/>
-            </w:tcMar>
-            <w:vAlign w:val="top"/>
-          </w:tcPr>
-          <w:p>
-            <w:pPr>
-              <w:spacing w:after="40" w:before="0"/>
-              <w:jc w:val="left"/>
-            </w:pPr>
-            <w:r>
-              <w:rPr>
-                <w:rFonts w:ascii="Arial" w:cs="Arial" w:eastAsia="Arial" w:hAnsi="Arial"/>
-                <w:b w:val="false"/>
-                <w:bCs w:val="false"/>
-                <w:i w:val="false"/>
-                <w:iCs w:val="false"/>
-                <w:color w:val="000000"/>
-                <w:sz w:val="18"/>
-                <w:szCs w:val="18"/>
-              </w:rPr>
-              <w:t xml:space="preserve">"Without looking anything up — what biology career would YOU choose right now, if you had to?</w:t>
-            </w:r>
-          </w:p>
-          <w:p>
-            <w:pPr>
-              <w:spacing w:after="40" w:before="0"/>
-              <w:jc w:val="left"/>
-            </w:pPr>
-            <w:r>
-              <w:rPr>
-                <w:rFonts w:ascii="Arial" w:cs="Arial" w:eastAsia="Arial" w:hAnsi="Arial"/>
-                <w:b w:val="false"/>
-                <w:bCs w:val="false"/>
-                <w:i w:val="false"/>
-                <w:iCs w:val="false"/>
-                <w:color w:val="000000"/>
-                <w:sz w:val="18"/>
-                <w:szCs w:val="18"/>
-              </w:rPr>
-              <w:t xml:space="preserve">Write it down. Write why. Write what you think you would do every day in that career."</w:t>
-            </w:r>
-          </w:p>
-          <w:p>
-            <w:pPr>
-              <w:spacing w:after="40" w:before="0"/>
-              <w:jc w:val="left"/>
-            </w:pPr>
-            <w:r>
-              <w:rPr>
-                <w:rFonts w:ascii="Arial" w:cs="Arial" w:eastAsia="Arial" w:hAnsi="Arial"/>
-                <w:b w:val="false"/>
-                <w:bCs w:val="false"/>
-                <w:i w:val="false"/>
-                <w:iCs w:val="false"/>
-                <w:color w:val="000000"/>
-                <w:sz w:val="18"/>
-                <w:szCs w:val="18"/>
-              </w:rPr>
-              <w:t xml:space="preserve">Individual 60-second response.</w:t>
-            </w:r>
-          </w:p>
-        </w:tc>
-        <w:tc>
-          <w:tcPr>
-            <w:tcW w:type="dxa" w:w="2556"/>
-            <w:shd w:fill="F2F2F2" w:color="auto" w:val="clear"/>
-            <w:tcMar>
-              <w:top w:type="dxa" w:w="60"/>
-              <w:left w:type="dxa" w:w="120"/>
-              <w:bottom w:type="dxa" w:w="60"/>
-              <w:right w:type="dxa" w:w="120"/>
-            </w:tcMar>
-            <w:vAlign w:val="top"/>
-          </w:tcPr>
           <w:p>
             <w:pPr>
               <w:spacing w:after="20" w:before="0"/>
@@ -14731,7 +14321,7 @@
             <w:pPr>
               <w:spacing w:after="20" w:before="0"/>
             </w:pPr>
-            <w:hyperlink w:history="1" r:id="rIdvqt_zhg9deor1axlfpqtt">
+            <w:hyperlink w:history="1" r:id="rIdtlxinoocaadgf3qsxzzuj">
               <w:r>
                 <w:rPr>
                   <w:rFonts w:ascii="Arial" w:cs="Arial" w:eastAsia="Arial" w:hAnsi="Arial"/>
@@ -14764,7 +14354,7 @@
               <w:spacing w:after="10" w:before="0"/>
               <w:ind w:left="120"/>
             </w:pPr>
-            <w:hyperlink w:history="1" r:id="rIdimrgp5cugnuqllnabid5u">
+            <w:hyperlink w:history="1" r:id="rIdlvglgnkfbdyrts7gu1sp7">
               <w:r>
                 <w:rPr>
                   <w:rFonts w:ascii="Arial" w:cs="Arial" w:eastAsia="Arial" w:hAnsi="Arial"/>
@@ -14809,7 +14399,7 @@
             <w:pPr>
               <w:spacing w:after="20" w:before="0"/>
             </w:pPr>
-            <w:hyperlink w:history="1" r:id="rId7vkb2tsetsp4zx-fae-kq">
+            <w:hyperlink w:history="1" r:id="rId6rj0hbkrhawcqlme9pf8y">
               <w:r>
                 <w:rPr>
                   <w:rFonts w:ascii="Arial" w:cs="Arial" w:eastAsia="Arial" w:hAnsi="Arial"/>
@@ -14842,7 +14432,7 @@
               <w:spacing w:after="10" w:before="0"/>
               <w:ind w:left="120"/>
             </w:pPr>
-            <w:hyperlink w:history="1" r:id="rIdcblyvhwmmpdkoc_gyjsdi">
+            <w:hyperlink w:history="1" r:id="rId82e8k6h0da9tu5r8h6dt5">
               <w:r>
                 <w:rPr>
                   <w:rFonts w:ascii="Arial" w:cs="Arial" w:eastAsia="Arial" w:hAnsi="Arial"/>
@@ -14858,7 +14448,7 @@
         </w:tc>
         <w:tc>
           <w:tcPr>
-            <w:tcW w:type="dxa" w:w="3324"/>
+            <w:tcW w:type="dxa" w:w="3040"/>
             <w:shd w:fill="FFFFFF" w:color="auto" w:val="clear"/>
             <w:tcMar>
               <w:top w:type="dxa" w:w="60"/>
@@ -14884,6 +14474,76 @@
                 <w:sz w:val="18"/>
                 <w:szCs w:val="18"/>
               </w:rPr>
+              <w:t xml:space="preserve">"Without looking anything up — what biology career would YOU choose right now, if you had to?</w:t>
+            </w:r>
+          </w:p>
+          <w:p>
+            <w:pPr>
+              <w:spacing w:after="40" w:before="0"/>
+              <w:jc w:val="left"/>
+            </w:pPr>
+            <w:r>
+              <w:rPr>
+                <w:rFonts w:ascii="Arial" w:cs="Arial" w:eastAsia="Arial" w:hAnsi="Arial"/>
+                <w:b w:val="false"/>
+                <w:bCs w:val="false"/>
+                <w:i w:val="false"/>
+                <w:iCs w:val="false"/>
+                <w:color w:val="000000"/>
+                <w:sz w:val="18"/>
+                <w:szCs w:val="18"/>
+              </w:rPr>
+              <w:t xml:space="preserve">Write it down. Write why. Write what you think you would do every day in that career."</w:t>
+            </w:r>
+          </w:p>
+          <w:p>
+            <w:pPr>
+              <w:spacing w:after="40" w:before="0"/>
+              <w:jc w:val="left"/>
+            </w:pPr>
+            <w:r>
+              <w:rPr>
+                <w:rFonts w:ascii="Arial" w:cs="Arial" w:eastAsia="Arial" w:hAnsi="Arial"/>
+                <w:b w:val="false"/>
+                <w:bCs w:val="false"/>
+                <w:i w:val="false"/>
+                <w:iCs w:val="false"/>
+                <w:color w:val="000000"/>
+                <w:sz w:val="18"/>
+                <w:szCs w:val="18"/>
+              </w:rPr>
+              <w:t xml:space="preserve">Individual 60-second response.</w:t>
+            </w:r>
+          </w:p>
+        </w:tc>
+        <w:tc>
+          <w:tcPr>
+            <w:tcW w:type="dxa" w:w="3040"/>
+            <w:shd w:fill="F2F2F2" w:color="auto" w:val="clear"/>
+            <w:tcMar>
+              <w:top w:type="dxa" w:w="60"/>
+              <w:left w:type="dxa" w:w="120"/>
+              <w:bottom w:type="dxa" w:w="60"/>
+              <w:right w:type="dxa" w:w="120"/>
+            </w:tcMar>
+            <w:vAlign w:val="top"/>
+          </w:tcPr>
+          <w:p>
+            <w:pPr>
+              <w:spacing w:after="40" w:before="0"/>
+              <w:jc w:val="left"/>
+            </w:pPr>
+            <w:r>
+              <w:rPr>
+                <w:rFonts w:ascii="Arial" w:cs="Arial" w:eastAsia="Arial" w:hAnsi="Arial"/>
+                <w:b w:val="false"/>
+                <w:bCs w:val="false"/>
+                <w:i w:val="false"/>
+                <w:iCs w:val="false"/>
+                <w:color w:val="000000"/>
+                <w:sz w:val="18"/>
+                <w:szCs w:val="18"/>
+              </w:rPr>
               <w:t xml:space="preserve">"No wrong answers. First instinct only. Go."</w:t>
             </w:r>
           </w:p>
@@ -14928,59 +14588,59 @@
         </w:tc>
         <w:tc>
           <w:tcPr>
-            <w:tcW w:type="dxa" w:w="2300"/>
+            <w:tcW w:type="dxa" w:w="3040"/>
+            <w:shd w:fill="FFFFFF" w:color="auto" w:val="clear"/>
+            <w:tcMar>
+              <w:top w:type="dxa" w:w="60"/>
+              <w:left w:type="dxa" w:w="120"/>
+              <w:bottom w:type="dxa" w:w="60"/>
+              <w:right w:type="dxa" w:w="120"/>
+            </w:tcMar>
+            <w:vAlign w:val="top"/>
+          </w:tcPr>
+          <w:p>
+            <w:pPr>
+              <w:spacing w:after="40" w:before="0"/>
+              <w:jc w:val="left"/>
+            </w:pPr>
+            <w:r>
+              <w:rPr>
+                <w:rFonts w:ascii="Arial" w:cs="Arial" w:eastAsia="Arial" w:hAnsi="Arial"/>
+                <w:b w:val="false"/>
+                <w:bCs w:val="false"/>
+                <w:i w:val="false"/>
+                <w:iCs w:val="false"/>
+                <w:color w:val="000000"/>
+                <w:sz w:val="18"/>
+                <w:szCs w:val="18"/>
+              </w:rPr>
+              <w:t xml:space="preserve">Self-Efficacy Prompt:</w:t>
+            </w:r>
+          </w:p>
+          <w:p>
+            <w:pPr>
+              <w:spacing w:after="40" w:before="0"/>
+              <w:jc w:val="left"/>
+            </w:pPr>
+            <w:r>
+              <w:rPr>
+                <w:rFonts w:ascii="Arial" w:cs="Arial" w:eastAsia="Arial" w:hAnsi="Arial"/>
+                <w:b w:val="false"/>
+                <w:bCs w:val="false"/>
+                <w:i w:val="false"/>
+                <w:iCs w:val="false"/>
+                <w:color w:val="000000"/>
+                <w:sz w:val="18"/>
+                <w:szCs w:val="18"/>
+              </w:rPr>
+              <w:t xml:space="preserve">Students articulate their own interest before external influences (peers, teacher) shape their response.</w:t>
+            </w:r>
+          </w:p>
+        </w:tc>
+        <w:tc>
+          <w:tcPr>
+            <w:tcW w:type="dxa" w:w="3040"/>
             <w:shd w:fill="F2F2F2" w:color="auto" w:val="clear"/>
-            <w:tcMar>
-              <w:top w:type="dxa" w:w="60"/>
-              <w:left w:type="dxa" w:w="120"/>
-              <w:bottom w:type="dxa" w:w="60"/>
-              <w:right w:type="dxa" w:w="120"/>
-            </w:tcMar>
-            <w:vAlign w:val="top"/>
-          </w:tcPr>
-          <w:p>
-            <w:pPr>
-              <w:spacing w:after="40" w:before="0"/>
-              <w:jc w:val="left"/>
-            </w:pPr>
-            <w:r>
-              <w:rPr>
-                <w:rFonts w:ascii="Arial" w:cs="Arial" w:eastAsia="Arial" w:hAnsi="Arial"/>
-                <w:b w:val="false"/>
-                <w:bCs w:val="false"/>
-                <w:i w:val="false"/>
-                <w:iCs w:val="false"/>
-                <w:color w:val="000000"/>
-                <w:sz w:val="18"/>
-                <w:szCs w:val="18"/>
-              </w:rPr>
-              <w:t xml:space="preserve">Self-Efficacy Prompt:</w:t>
-            </w:r>
-          </w:p>
-          <w:p>
-            <w:pPr>
-              <w:spacing w:after="40" w:before="0"/>
-              <w:jc w:val="left"/>
-            </w:pPr>
-            <w:r>
-              <w:rPr>
-                <w:rFonts w:ascii="Arial" w:cs="Arial" w:eastAsia="Arial" w:hAnsi="Arial"/>
-                <w:b w:val="false"/>
-                <w:bCs w:val="false"/>
-                <w:i w:val="false"/>
-                <w:iCs w:val="false"/>
-                <w:color w:val="000000"/>
-                <w:sz w:val="18"/>
-                <w:szCs w:val="18"/>
-              </w:rPr>
-              <w:t xml:space="preserve">Students articulate their own interest before external influences (peers, teacher) shape their response.</w:t>
-            </w:r>
-          </w:p>
-        </w:tc>
-        <w:tc>
-          <w:tcPr>
-            <w:tcW w:type="dxa" w:w="2300"/>
-            <w:shd w:fill="FFFFFF" w:color="auto" w:val="clear"/>
             <w:tcMar>
               <w:top w:type="dxa" w:w="60"/>
               <w:left w:type="dxa" w:w="120"/>
@@ -15032,7 +14692,7 @@
       <w:tr>
         <w:tc>
           <w:tcPr>
-            <w:tcW w:type="dxa" w:w="900"/>
+            <w:tcW w:type="dxa" w:w="1520"/>
             <w:shd w:fill="D9EEF1" w:color="auto" w:val="clear"/>
             <w:tcMar>
               <w:top w:type="dxa" w:w="60"/>
@@ -15061,146 +14721,6 @@
               <w:t xml:space="preserve">Observe Phase</w:t>
             </w:r>
           </w:p>
-        </w:tc>
-        <w:tc>
-          <w:tcPr>
-            <w:tcW w:type="dxa" w:w="2300"/>
-            <w:shd w:fill="FFFFFF" w:color="auto" w:val="clear"/>
-            <w:tcMar>
-              <w:top w:type="dxa" w:w="60"/>
-              <w:left w:type="dxa" w:w="120"/>
-              <w:bottom w:type="dxa" w:w="60"/>
-              <w:right w:type="dxa" w:w="120"/>
-            </w:tcMar>
-            <w:vAlign w:val="top"/>
-          </w:tcPr>
-          <w:p>
-            <w:pPr>
-              <w:spacing w:after="40" w:before="0"/>
-              <w:jc w:val="left"/>
-            </w:pPr>
-            <w:r>
-              <w:rPr>
-                <w:rFonts w:ascii="Arial" w:cs="Arial" w:eastAsia="Arial" w:hAnsi="Arial"/>
-                <w:b w:val="false"/>
-                <w:bCs w:val="false"/>
-                <w:i w:val="false"/>
-                <w:iCs w:val="false"/>
-                <w:color w:val="000000"/>
-                <w:sz w:val="18"/>
-                <w:szCs w:val="18"/>
-              </w:rPr>
-              <w:t xml:space="preserve">KENYAN SCIENTIST PROFILES: Each group receives 1 scientist profile card:</w:t>
-            </w:r>
-          </w:p>
-          <w:p>
-            <w:pPr>
-              <w:spacing w:after="40" w:before="0"/>
-              <w:jc w:val="left"/>
-            </w:pPr>
-            <w:r>
-              <w:rPr>
-                <w:rFonts w:ascii="Arial" w:cs="Arial" w:eastAsia="Arial" w:hAnsi="Arial"/>
-                <w:b w:val="false"/>
-                <w:bCs w:val="false"/>
-                <w:i w:val="false"/>
-                <w:iCs w:val="false"/>
-                <w:color w:val="000000"/>
-                <w:sz w:val="18"/>
-                <w:szCs w:val="18"/>
-              </w:rPr>
-              <w:t xml:space="preserve">Profile A: Dr. Esther Ngumbi — Kenyan entomologist, studied armyworm and plant-insect interactions at University of Illinois</w:t>
-            </w:r>
-          </w:p>
-          <w:p>
-            <w:pPr>
-              <w:spacing w:after="40" w:before="0"/>
-              <w:jc w:val="left"/>
-            </w:pPr>
-            <w:r>
-              <w:rPr>
-                <w:rFonts w:ascii="Arial" w:cs="Arial" w:eastAsia="Arial" w:hAnsi="Arial"/>
-                <w:b w:val="false"/>
-                <w:bCs w:val="false"/>
-                <w:i w:val="false"/>
-                <w:iCs w:val="false"/>
-                <w:color w:val="000000"/>
-                <w:sz w:val="18"/>
-                <w:szCs w:val="18"/>
-              </w:rPr>
-              <w:t xml:space="preserve">Profile B: Dr. Farouk Mbaruk — Kenyan surgeon/medical scientist, cancer research at Aga Khan Hospital</w:t>
-            </w:r>
-          </w:p>
-          <w:p>
-            <w:pPr>
-              <w:spacing w:after="40" w:before="0"/>
-              <w:jc w:val="left"/>
-            </w:pPr>
-            <w:r>
-              <w:rPr>
-                <w:rFonts w:ascii="Arial" w:cs="Arial" w:eastAsia="Arial" w:hAnsi="Arial"/>
-                <w:b w:val="false"/>
-                <w:bCs w:val="false"/>
-                <w:i w:val="false"/>
-                <w:iCs w:val="false"/>
-                <w:color w:val="000000"/>
-                <w:sz w:val="18"/>
-                <w:szCs w:val="18"/>
-              </w:rPr>
-              <w:t xml:space="preserve">Profile C: Female Kenyan conservation biologist (composite profile) — Maasai Mara wildlife monitoring</w:t>
-            </w:r>
-          </w:p>
-          <w:p>
-            <w:pPr>
-              <w:spacing w:after="40" w:before="0"/>
-              <w:jc w:val="left"/>
-            </w:pPr>
-            <w:r>
-              <w:rPr>
-                <w:rFonts w:ascii="Arial" w:cs="Arial" w:eastAsia="Arial" w:hAnsi="Arial"/>
-                <w:b w:val="false"/>
-                <w:bCs w:val="false"/>
-                <w:i w:val="false"/>
-                <w:iCs w:val="false"/>
-                <w:color w:val="000000"/>
-                <w:sz w:val="18"/>
-                <w:szCs w:val="18"/>
-              </w:rPr>
-              <w:t xml:space="preserve">Profile D: Kenyan biochemist (composite profile) — develops pesticide formulations</w:t>
-            </w:r>
-          </w:p>
-          <w:p>
-            <w:pPr>
-              <w:spacing w:after="40" w:before="0"/>
-              <w:jc w:val="left"/>
-            </w:pPr>
-            <w:r>
-              <w:rPr>
-                <w:rFonts w:ascii="Arial" w:cs="Arial" w:eastAsia="Arial" w:hAnsi="Arial"/>
-                <w:b w:val="false"/>
-                <w:bCs w:val="false"/>
-                <w:i w:val="false"/>
-                <w:iCs w:val="false"/>
-                <w:color w:val="000000"/>
-                <w:sz w:val="18"/>
-                <w:szCs w:val="18"/>
-              </w:rPr>
-              <w:t xml:space="preserve">Groups answer: What field? What did they study? How did they get there? What challenges?</w:t>
-            </w:r>
-          </w:p>
-        </w:tc>
-        <w:tc>
-          <w:tcPr>
-            <w:tcW w:type="dxa" w:w="2556"/>
-            <w:shd w:fill="F2F2F2" w:color="auto" w:val="clear"/>
-            <w:tcMar>
-              <w:top w:type="dxa" w:w="60"/>
-              <w:left w:type="dxa" w:w="120"/>
-              <w:bottom w:type="dxa" w:w="60"/>
-              <w:right w:type="dxa" w:w="120"/>
-            </w:tcMar>
-            <w:vAlign w:val="top"/>
-          </w:tcPr>
           <w:p>
             <w:pPr>
               <w:spacing w:after="20" w:before="0"/>
@@ -15221,7 +14741,7 @@
             <w:pPr>
               <w:spacing w:after="20" w:before="0"/>
             </w:pPr>
-            <w:hyperlink w:history="1" r:id="rIdmnpfkb4fmf06mihmiusii">
+            <w:hyperlink w:history="1" r:id="rIdcam4pxiof21puc3gfjjqa">
               <w:r>
                 <w:rPr>
                   <w:rFonts w:ascii="Arial" w:cs="Arial" w:eastAsia="Arial" w:hAnsi="Arial"/>
@@ -15254,7 +14774,7 @@
               <w:spacing w:after="10" w:before="0"/>
               <w:ind w:left="120"/>
             </w:pPr>
-            <w:hyperlink w:history="1" r:id="rIdf87dfj7a4bsavywjcddib">
+            <w:hyperlink w:history="1" r:id="rIdyy-wmriwgev-uqhclauxx">
               <w:r>
                 <w:rPr>
                   <w:rFonts w:ascii="Arial" w:cs="Arial" w:eastAsia="Arial" w:hAnsi="Arial"/>
@@ -15299,7 +14819,7 @@
             <w:pPr>
               <w:spacing w:after="20" w:before="0"/>
             </w:pPr>
-            <w:hyperlink w:history="1" r:id="rId-ujgxestududngtvog49k">
+            <w:hyperlink w:history="1" r:id="rIdulzdmj3h6ki6in8yldeti">
               <w:r>
                 <w:rPr>
                   <w:rFonts w:ascii="Arial" w:cs="Arial" w:eastAsia="Arial" w:hAnsi="Arial"/>
@@ -15332,7 +14852,7 @@
               <w:spacing w:after="10" w:before="0"/>
               <w:ind w:left="120"/>
             </w:pPr>
-            <w:hyperlink w:history="1" r:id="rIdtp1_ogmbijsudwzs4m-o0">
+            <w:hyperlink w:history="1" r:id="rIdmw8yfwdqyzdi4l_coc3gn">
               <w:r>
                 <w:rPr>
                   <w:rFonts w:ascii="Arial" w:cs="Arial" w:eastAsia="Arial" w:hAnsi="Arial"/>
@@ -15348,7 +14868,7 @@
         </w:tc>
         <w:tc>
           <w:tcPr>
-            <w:tcW w:type="dxa" w:w="3324"/>
+            <w:tcW w:type="dxa" w:w="3040"/>
             <w:shd w:fill="FFFFFF" w:color="auto" w:val="clear"/>
             <w:tcMar>
               <w:top w:type="dxa" w:w="60"/>
@@ -15374,6 +14894,133 @@
                 <w:sz w:val="18"/>
                 <w:szCs w:val="18"/>
               </w:rPr>
+              <w:t xml:space="preserve">KENYAN SCIENTIST PROFILES: Each group receives 1 scientist profile card:</w:t>
+            </w:r>
+          </w:p>
+          <w:p>
+            <w:pPr>
+              <w:spacing w:after="40" w:before="0"/>
+              <w:jc w:val="left"/>
+            </w:pPr>
+            <w:r>
+              <w:rPr>
+                <w:rFonts w:ascii="Arial" w:cs="Arial" w:eastAsia="Arial" w:hAnsi="Arial"/>
+                <w:b w:val="false"/>
+                <w:bCs w:val="false"/>
+                <w:i w:val="false"/>
+                <w:iCs w:val="false"/>
+                <w:color w:val="000000"/>
+                <w:sz w:val="18"/>
+                <w:szCs w:val="18"/>
+              </w:rPr>
+              <w:t xml:space="preserve">Profile A: Dr. Esther Ngumbi — Kenyan entomologist, studied armyworm and plant-insect interactions at University of Illinois</w:t>
+            </w:r>
+          </w:p>
+          <w:p>
+            <w:pPr>
+              <w:spacing w:after="40" w:before="0"/>
+              <w:jc w:val="left"/>
+            </w:pPr>
+            <w:r>
+              <w:rPr>
+                <w:rFonts w:ascii="Arial" w:cs="Arial" w:eastAsia="Arial" w:hAnsi="Arial"/>
+                <w:b w:val="false"/>
+                <w:bCs w:val="false"/>
+                <w:i w:val="false"/>
+                <w:iCs w:val="false"/>
+                <w:color w:val="000000"/>
+                <w:sz w:val="18"/>
+                <w:szCs w:val="18"/>
+              </w:rPr>
+              <w:t xml:space="preserve">Profile B: Dr. Farouk Mbaruk — Kenyan surgeon/medical scientist, cancer research at Aga Khan Hospital</w:t>
+            </w:r>
+          </w:p>
+          <w:p>
+            <w:pPr>
+              <w:spacing w:after="40" w:before="0"/>
+              <w:jc w:val="left"/>
+            </w:pPr>
+            <w:r>
+              <w:rPr>
+                <w:rFonts w:ascii="Arial" w:cs="Arial" w:eastAsia="Arial" w:hAnsi="Arial"/>
+                <w:b w:val="false"/>
+                <w:bCs w:val="false"/>
+                <w:i w:val="false"/>
+                <w:iCs w:val="false"/>
+                <w:color w:val="000000"/>
+                <w:sz w:val="18"/>
+                <w:szCs w:val="18"/>
+              </w:rPr>
+              <w:t xml:space="preserve">Profile C: Female Kenyan conservation biologist (composite profile) — Maasai Mara wildlife monitoring</w:t>
+            </w:r>
+          </w:p>
+          <w:p>
+            <w:pPr>
+              <w:spacing w:after="40" w:before="0"/>
+              <w:jc w:val="left"/>
+            </w:pPr>
+            <w:r>
+              <w:rPr>
+                <w:rFonts w:ascii="Arial" w:cs="Arial" w:eastAsia="Arial" w:hAnsi="Arial"/>
+                <w:b w:val="false"/>
+                <w:bCs w:val="false"/>
+                <w:i w:val="false"/>
+                <w:iCs w:val="false"/>
+                <w:color w:val="000000"/>
+                <w:sz w:val="18"/>
+                <w:szCs w:val="18"/>
+              </w:rPr>
+              <w:t xml:space="preserve">Profile D: Kenyan biochemist (composite profile) — develops pesticide formulations</w:t>
+            </w:r>
+          </w:p>
+          <w:p>
+            <w:pPr>
+              <w:spacing w:after="40" w:before="0"/>
+              <w:jc w:val="left"/>
+            </w:pPr>
+            <w:r>
+              <w:rPr>
+                <w:rFonts w:ascii="Arial" w:cs="Arial" w:eastAsia="Arial" w:hAnsi="Arial"/>
+                <w:b w:val="false"/>
+                <w:bCs w:val="false"/>
+                <w:i w:val="false"/>
+                <w:iCs w:val="false"/>
+                <w:color w:val="000000"/>
+                <w:sz w:val="18"/>
+                <w:szCs w:val="18"/>
+              </w:rPr>
+              <w:t xml:space="preserve">Groups answer: What field? What did they study? How did they get there? What challenges?</w:t>
+            </w:r>
+          </w:p>
+        </w:tc>
+        <w:tc>
+          <w:tcPr>
+            <w:tcW w:type="dxa" w:w="3040"/>
+            <w:shd w:fill="F2F2F2" w:color="auto" w:val="clear"/>
+            <w:tcMar>
+              <w:top w:type="dxa" w:w="60"/>
+              <w:left w:type="dxa" w:w="120"/>
+              <w:bottom w:type="dxa" w:w="60"/>
+              <w:right w:type="dxa" w:w="120"/>
+            </w:tcMar>
+            <w:vAlign w:val="top"/>
+          </w:tcPr>
+          <w:p>
+            <w:pPr>
+              <w:spacing w:after="40" w:before="0"/>
+              <w:jc w:val="left"/>
+            </w:pPr>
+            <w:r>
+              <w:rPr>
+                <w:rFonts w:ascii="Arial" w:cs="Arial" w:eastAsia="Arial" w:hAnsi="Arial"/>
+                <w:b w:val="false"/>
+                <w:bCs w:val="false"/>
+                <w:i w:val="false"/>
+                <w:iCs w:val="false"/>
+                <w:color w:val="000000"/>
+                <w:sz w:val="18"/>
+                <w:szCs w:val="18"/>
+              </w:rPr>
               <w:t xml:space="preserve">"Read the profile. Imagine this person's daily work. What would you find exciting? Challenging?"</w:t>
             </w:r>
           </w:p>
@@ -15418,59 +15065,59 @@
         </w:tc>
         <w:tc>
           <w:tcPr>
-            <w:tcW w:type="dxa" w:w="2300"/>
+            <w:tcW w:type="dxa" w:w="3040"/>
+            <w:shd w:fill="FFFFFF" w:color="auto" w:val="clear"/>
+            <w:tcMar>
+              <w:top w:type="dxa" w:w="60"/>
+              <w:left w:type="dxa" w:w="120"/>
+              <w:bottom w:type="dxa" w:w="60"/>
+              <w:right w:type="dxa" w:w="120"/>
+            </w:tcMar>
+            <w:vAlign w:val="top"/>
+          </w:tcPr>
+          <w:p>
+            <w:pPr>
+              <w:spacing w:after="40" w:before="0"/>
+              <w:jc w:val="left"/>
+            </w:pPr>
+            <w:r>
+              <w:rPr>
+                <w:rFonts w:ascii="Arial" w:cs="Arial" w:eastAsia="Arial" w:hAnsi="Arial"/>
+                <w:b w:val="false"/>
+                <w:bCs w:val="false"/>
+                <w:i w:val="false"/>
+                <w:iCs w:val="false"/>
+                <w:color w:val="000000"/>
+                <w:sz w:val="18"/>
+                <w:szCs w:val="18"/>
+              </w:rPr>
+              <w:t xml:space="preserve">Role Model Profiling:</w:t>
+            </w:r>
+          </w:p>
+          <w:p>
+            <w:pPr>
+              <w:spacing w:after="40" w:before="0"/>
+              <w:jc w:val="left"/>
+            </w:pPr>
+            <w:r>
+              <w:rPr>
+                <w:rFonts w:ascii="Arial" w:cs="Arial" w:eastAsia="Arial" w:hAnsi="Arial"/>
+                <w:b w:val="false"/>
+                <w:bCs w:val="false"/>
+                <w:i w:val="false"/>
+                <w:iCs w:val="false"/>
+                <w:color w:val="000000"/>
+                <w:sz w:val="18"/>
+                <w:szCs w:val="18"/>
+              </w:rPr>
+              <w:t xml:space="preserve">Research shows students are more likely to pursue careers where they see people like themselves. Kenyan-specific profiles are essential.</w:t>
+            </w:r>
+          </w:p>
+        </w:tc>
+        <w:tc>
+          <w:tcPr>
+            <w:tcW w:type="dxa" w:w="3040"/>
             <w:shd w:fill="F2F2F2" w:color="auto" w:val="clear"/>
-            <w:tcMar>
-              <w:top w:type="dxa" w:w="60"/>
-              <w:left w:type="dxa" w:w="120"/>
-              <w:bottom w:type="dxa" w:w="60"/>
-              <w:right w:type="dxa" w:w="120"/>
-            </w:tcMar>
-            <w:vAlign w:val="top"/>
-          </w:tcPr>
-          <w:p>
-            <w:pPr>
-              <w:spacing w:after="40" w:before="0"/>
-              <w:jc w:val="left"/>
-            </w:pPr>
-            <w:r>
-              <w:rPr>
-                <w:rFonts w:ascii="Arial" w:cs="Arial" w:eastAsia="Arial" w:hAnsi="Arial"/>
-                <w:b w:val="false"/>
-                <w:bCs w:val="false"/>
-                <w:i w:val="false"/>
-                <w:iCs w:val="false"/>
-                <w:color w:val="000000"/>
-                <w:sz w:val="18"/>
-                <w:szCs w:val="18"/>
-              </w:rPr>
-              <w:t xml:space="preserve">Role Model Profiling:</w:t>
-            </w:r>
-          </w:p>
-          <w:p>
-            <w:pPr>
-              <w:spacing w:after="40" w:before="0"/>
-              <w:jc w:val="left"/>
-            </w:pPr>
-            <w:r>
-              <w:rPr>
-                <w:rFonts w:ascii="Arial" w:cs="Arial" w:eastAsia="Arial" w:hAnsi="Arial"/>
-                <w:b w:val="false"/>
-                <w:bCs w:val="false"/>
-                <w:i w:val="false"/>
-                <w:iCs w:val="false"/>
-                <w:color w:val="000000"/>
-                <w:sz w:val="18"/>
-                <w:szCs w:val="18"/>
-              </w:rPr>
-              <w:t xml:space="preserve">Research shows students are more likely to pursue careers where they see people like themselves. Kenyan-specific profiles are essential.</w:t>
-            </w:r>
-          </w:p>
-        </w:tc>
-        <w:tc>
-          <w:tcPr>
-            <w:tcW w:type="dxa" w:w="2300"/>
-            <w:shd w:fill="FFFFFF" w:color="auto" w:val="clear"/>
             <w:tcMar>
               <w:top w:type="dxa" w:w="60"/>
               <w:left w:type="dxa" w:w="120"/>
@@ -15522,7 +15169,7 @@
       <w:tr>
         <w:tc>
           <w:tcPr>
-            <w:tcW w:type="dxa" w:w="900"/>
+            <w:tcW w:type="dxa" w:w="1520"/>
             <w:shd w:fill="E2EFDA" w:color="auto" w:val="clear"/>
             <w:tcMar>
               <w:top w:type="dxa" w:w="60"/>
@@ -15551,127 +15198,6 @@
               <w:t xml:space="preserve">Explain Phase</w:t>
             </w:r>
           </w:p>
-        </w:tc>
-        <w:tc>
-          <w:tcPr>
-            <w:tcW w:type="dxa" w:w="2300"/>
-            <w:shd w:fill="FFFFFF" w:color="auto" w:val="clear"/>
-            <w:tcMar>
-              <w:top w:type="dxa" w:w="60"/>
-              <w:left w:type="dxa" w:w="120"/>
-              <w:bottom w:type="dxa" w:w="60"/>
-              <w:right w:type="dxa" w:w="120"/>
-            </w:tcMar>
-            <w:vAlign w:val="top"/>
-          </w:tcPr>
-          <w:p>
-            <w:pPr>
-              <w:spacing w:after="40" w:before="0"/>
-              <w:jc w:val="left"/>
-            </w:pPr>
-            <w:r>
-              <w:rPr>
-                <w:rFonts w:ascii="Arial" w:cs="Arial" w:eastAsia="Arial" w:hAnsi="Arial"/>
-                <w:b w:val="false"/>
-                <w:bCs w:val="false"/>
-                <w:i w:val="false"/>
-                <w:iCs w:val="false"/>
-                <w:color w:val="000000"/>
-                <w:sz w:val="18"/>
-                <w:szCs w:val="18"/>
-              </w:rPr>
-              <w:t xml:space="preserve">WHOLE CLASS: Career choice factors discussion.</w:t>
-            </w:r>
-          </w:p>
-          <w:p>
-            <w:pPr>
-              <w:spacing w:after="40" w:before="0"/>
-              <w:jc w:val="left"/>
-            </w:pPr>
-            <w:r>
-              <w:rPr>
-                <w:rFonts w:ascii="Arial" w:cs="Arial" w:eastAsia="Arial" w:hAnsi="Arial"/>
-                <w:b w:val="false"/>
-                <w:bCs w:val="false"/>
-                <w:i w:val="false"/>
-                <w:iCs w:val="false"/>
-                <w:color w:val="000000"/>
-                <w:sz w:val="18"/>
-                <w:szCs w:val="18"/>
-              </w:rPr>
-              <w:t xml:space="preserve">"What factors SHOULD influence your biology career choice?"</w:t>
-            </w:r>
-          </w:p>
-          <w:p>
-            <w:pPr>
-              <w:spacing w:after="40" w:before="0"/>
-              <w:jc w:val="left"/>
-            </w:pPr>
-            <w:r>
-              <w:rPr>
-                <w:rFonts w:ascii="Arial" w:cs="Arial" w:eastAsia="Arial" w:hAnsi="Arial"/>
-                <w:b w:val="false"/>
-                <w:bCs w:val="false"/>
-                <w:i w:val="false"/>
-                <w:iCs w:val="false"/>
-                <w:color w:val="000000"/>
-                <w:sz w:val="18"/>
-                <w:szCs w:val="18"/>
-              </w:rPr>
-              <w:t xml:space="preserve">"What factors should NOT?"</w:t>
-            </w:r>
-          </w:p>
-          <w:p>
-            <w:pPr>
-              <w:spacing w:after="40" w:before="0"/>
-              <w:jc w:val="left"/>
-            </w:pPr>
-            <w:r>
-              <w:rPr>
-                <w:rFonts w:ascii="Arial" w:cs="Arial" w:eastAsia="Arial" w:hAnsi="Arial"/>
-                <w:b w:val="false"/>
-                <w:bCs w:val="false"/>
-                <w:i w:val="false"/>
-                <w:iCs w:val="false"/>
-                <w:color w:val="000000"/>
-                <w:sz w:val="18"/>
-                <w:szCs w:val="18"/>
-              </w:rPr>
-              <w:t xml:space="preserve">Class creates two columns on the board: SHOULD / SHOULD NOT.</w:t>
-            </w:r>
-          </w:p>
-          <w:p>
-            <w:pPr>
-              <w:spacing w:after="40" w:before="0"/>
-              <w:jc w:val="left"/>
-            </w:pPr>
-            <w:r>
-              <w:rPr>
-                <w:rFonts w:ascii="Arial" w:cs="Arial" w:eastAsia="Arial" w:hAnsi="Arial"/>
-                <w:b w:val="false"/>
-                <w:bCs w:val="false"/>
-                <w:i w:val="false"/>
-                <w:iCs w:val="false"/>
-                <w:color w:val="000000"/>
-                <w:sz w:val="18"/>
-                <w:szCs w:val="18"/>
-              </w:rPr>
-              <w:t xml:space="preserve">Students complete their career wheel: 12 fields → specific careers written at the outer rim.</w:t>
-            </w:r>
-          </w:p>
-        </w:tc>
-        <w:tc>
-          <w:tcPr>
-            <w:tcW w:type="dxa" w:w="2556"/>
-            <w:shd w:fill="F2F2F2" w:color="auto" w:val="clear"/>
-            <w:tcMar>
-              <w:top w:type="dxa" w:w="60"/>
-              <w:left w:type="dxa" w:w="120"/>
-              <w:bottom w:type="dxa" w:w="60"/>
-              <w:right w:type="dxa" w:w="120"/>
-            </w:tcMar>
-            <w:vAlign w:val="top"/>
-          </w:tcPr>
           <w:p>
             <w:pPr>
               <w:spacing w:after="20" w:before="0"/>
@@ -15692,7 +15218,7 @@
             <w:pPr>
               <w:spacing w:after="20" w:before="0"/>
             </w:pPr>
-            <w:hyperlink w:history="1" r:id="rIdbmpad8kmcbjrld7wzi4d6">
+            <w:hyperlink w:history="1" r:id="rId6zfb8gfvru9rlk5gmi867">
               <w:r>
                 <w:rPr>
                   <w:rFonts w:ascii="Arial" w:cs="Arial" w:eastAsia="Arial" w:hAnsi="Arial"/>
@@ -15725,7 +15251,7 @@
               <w:spacing w:after="10" w:before="0"/>
               <w:ind w:left="120"/>
             </w:pPr>
-            <w:hyperlink w:history="1" r:id="rIdujxtd-9fvaslpfihixy07">
+            <w:hyperlink w:history="1" r:id="rIdbd6_uh8tbnrhlwrrzneiu">
               <w:r>
                 <w:rPr>
                   <w:rFonts w:ascii="Arial" w:cs="Arial" w:eastAsia="Arial" w:hAnsi="Arial"/>
@@ -15770,7 +15296,7 @@
             <w:pPr>
               <w:spacing w:after="20" w:before="0"/>
             </w:pPr>
-            <w:hyperlink w:history="1" r:id="rId0nagipjj2lss6ikvfzurx">
+            <w:hyperlink w:history="1" r:id="rIdq1olqhykwzurkocvdffxj">
               <w:r>
                 <w:rPr>
                   <w:rFonts w:ascii="Arial" w:cs="Arial" w:eastAsia="Arial" w:hAnsi="Arial"/>
@@ -15803,7 +15329,7 @@
               <w:spacing w:after="10" w:before="0"/>
               <w:ind w:left="120"/>
             </w:pPr>
-            <w:hyperlink w:history="1" r:id="rIdgrevfghdfnv_lqzkqs0pi">
+            <w:hyperlink w:history="1" r:id="rIdaq91cszka3ajaoaflo2oa">
               <w:r>
                 <w:rPr>
                   <w:rFonts w:ascii="Arial" w:cs="Arial" w:eastAsia="Arial" w:hAnsi="Arial"/>
@@ -15819,7 +15345,7 @@
         </w:tc>
         <w:tc>
           <w:tcPr>
-            <w:tcW w:type="dxa" w:w="3324"/>
+            <w:tcW w:type="dxa" w:w="3040"/>
             <w:shd w:fill="FFFFFF" w:color="auto" w:val="clear"/>
             <w:tcMar>
               <w:top w:type="dxa" w:w="60"/>
@@ -15845,6 +15371,114 @@
                 <w:sz w:val="18"/>
                 <w:szCs w:val="18"/>
               </w:rPr>
+              <w:t xml:space="preserve">WHOLE CLASS: Career choice factors discussion.</w:t>
+            </w:r>
+          </w:p>
+          <w:p>
+            <w:pPr>
+              <w:spacing w:after="40" w:before="0"/>
+              <w:jc w:val="left"/>
+            </w:pPr>
+            <w:r>
+              <w:rPr>
+                <w:rFonts w:ascii="Arial" w:cs="Arial" w:eastAsia="Arial" w:hAnsi="Arial"/>
+                <w:b w:val="false"/>
+                <w:bCs w:val="false"/>
+                <w:i w:val="false"/>
+                <w:iCs w:val="false"/>
+                <w:color w:val="000000"/>
+                <w:sz w:val="18"/>
+                <w:szCs w:val="18"/>
+              </w:rPr>
+              <w:t xml:space="preserve">"What factors SHOULD influence your biology career choice?"</w:t>
+            </w:r>
+          </w:p>
+          <w:p>
+            <w:pPr>
+              <w:spacing w:after="40" w:before="0"/>
+              <w:jc w:val="left"/>
+            </w:pPr>
+            <w:r>
+              <w:rPr>
+                <w:rFonts w:ascii="Arial" w:cs="Arial" w:eastAsia="Arial" w:hAnsi="Arial"/>
+                <w:b w:val="false"/>
+                <w:bCs w:val="false"/>
+                <w:i w:val="false"/>
+                <w:iCs w:val="false"/>
+                <w:color w:val="000000"/>
+                <w:sz w:val="18"/>
+                <w:szCs w:val="18"/>
+              </w:rPr>
+              <w:t xml:space="preserve">"What factors should NOT?"</w:t>
+            </w:r>
+          </w:p>
+          <w:p>
+            <w:pPr>
+              <w:spacing w:after="40" w:before="0"/>
+              <w:jc w:val="left"/>
+            </w:pPr>
+            <w:r>
+              <w:rPr>
+                <w:rFonts w:ascii="Arial" w:cs="Arial" w:eastAsia="Arial" w:hAnsi="Arial"/>
+                <w:b w:val="false"/>
+                <w:bCs w:val="false"/>
+                <w:i w:val="false"/>
+                <w:iCs w:val="false"/>
+                <w:color w:val="000000"/>
+                <w:sz w:val="18"/>
+                <w:szCs w:val="18"/>
+              </w:rPr>
+              <w:t xml:space="preserve">Class creates two columns on the board: SHOULD / SHOULD NOT.</w:t>
+            </w:r>
+          </w:p>
+          <w:p>
+            <w:pPr>
+              <w:spacing w:after="40" w:before="0"/>
+              <w:jc w:val="left"/>
+            </w:pPr>
+            <w:r>
+              <w:rPr>
+                <w:rFonts w:ascii="Arial" w:cs="Arial" w:eastAsia="Arial" w:hAnsi="Arial"/>
+                <w:b w:val="false"/>
+                <w:bCs w:val="false"/>
+                <w:i w:val="false"/>
+                <w:iCs w:val="false"/>
+                <w:color w:val="000000"/>
+                <w:sz w:val="18"/>
+                <w:szCs w:val="18"/>
+              </w:rPr>
+              <w:t xml:space="preserve">Students complete their career wheel: 12 fields → specific careers written at the outer rim.</w:t>
+            </w:r>
+          </w:p>
+        </w:tc>
+        <w:tc>
+          <w:tcPr>
+            <w:tcW w:type="dxa" w:w="3040"/>
+            <w:shd w:fill="F2F2F2" w:color="auto" w:val="clear"/>
+            <w:tcMar>
+              <w:top w:type="dxa" w:w="60"/>
+              <w:left w:type="dxa" w:w="120"/>
+              <w:bottom w:type="dxa" w:w="60"/>
+              <w:right w:type="dxa" w:w="120"/>
+            </w:tcMar>
+            <w:vAlign w:val="top"/>
+          </w:tcPr>
+          <w:p>
+            <w:pPr>
+              <w:spacing w:after="40" w:before="0"/>
+              <w:jc w:val="left"/>
+            </w:pPr>
+            <w:r>
+              <w:rPr>
+                <w:rFonts w:ascii="Arial" w:cs="Arial" w:eastAsia="Arial" w:hAnsi="Arial"/>
+                <w:b w:val="false"/>
+                <w:bCs w:val="false"/>
+                <w:i w:val="false"/>
+                <w:iCs w:val="false"/>
+                <w:color w:val="000000"/>
+                <w:sz w:val="18"/>
+                <w:szCs w:val="18"/>
+              </w:rPr>
               <w:t xml:space="preserve">"What should influence your career choice? Call out ideas."</w:t>
             </w:r>
           </w:p>
@@ -15927,59 +15561,59 @@
         </w:tc>
         <w:tc>
           <w:tcPr>
-            <w:tcW w:type="dxa" w:w="2300"/>
+            <w:tcW w:type="dxa" w:w="3040"/>
+            <w:shd w:fill="FFFFFF" w:color="auto" w:val="clear"/>
+            <w:tcMar>
+              <w:top w:type="dxa" w:w="60"/>
+              <w:left w:type="dxa" w:w="120"/>
+              <w:bottom w:type="dxa" w:w="60"/>
+              <w:right w:type="dxa" w:w="120"/>
+            </w:tcMar>
+            <w:vAlign w:val="top"/>
+          </w:tcPr>
+          <w:p>
+            <w:pPr>
+              <w:spacing w:after="40" w:before="0"/>
+              <w:jc w:val="left"/>
+            </w:pPr>
+            <w:r>
+              <w:rPr>
+                <w:rFonts w:ascii="Arial" w:cs="Arial" w:eastAsia="Arial" w:hAnsi="Arial"/>
+                <w:b w:val="false"/>
+                <w:bCs w:val="false"/>
+                <w:i w:val="false"/>
+                <w:iCs w:val="false"/>
+                <w:color w:val="000000"/>
+                <w:sz w:val="18"/>
+                <w:szCs w:val="18"/>
+              </w:rPr>
+              <w:t xml:space="preserve">Structured Controversy:</w:t>
+            </w:r>
+          </w:p>
+          <w:p>
+            <w:pPr>
+              <w:spacing w:after="40" w:before="0"/>
+              <w:jc w:val="left"/>
+            </w:pPr>
+            <w:r>
+              <w:rPr>
+                <w:rFonts w:ascii="Arial" w:cs="Arial" w:eastAsia="Arial" w:hAnsi="Arial"/>
+                <w:b w:val="false"/>
+                <w:bCs w:val="false"/>
+                <w:i w:val="false"/>
+                <w:iCs w:val="false"/>
+                <w:color w:val="000000"/>
+                <w:sz w:val="18"/>
+                <w:szCs w:val="18"/>
+              </w:rPr>
+              <w:t xml:space="preserve">Students examine cultural assumptions that may limit career choices. This is explicitly mandated by KICD as a PCI.</w:t>
+            </w:r>
+          </w:p>
+        </w:tc>
+        <w:tc>
+          <w:tcPr>
+            <w:tcW w:type="dxa" w:w="3040"/>
             <w:shd w:fill="F2F2F2" w:color="auto" w:val="clear"/>
-            <w:tcMar>
-              <w:top w:type="dxa" w:w="60"/>
-              <w:left w:type="dxa" w:w="120"/>
-              <w:bottom w:type="dxa" w:w="60"/>
-              <w:right w:type="dxa" w:w="120"/>
-            </w:tcMar>
-            <w:vAlign w:val="top"/>
-          </w:tcPr>
-          <w:p>
-            <w:pPr>
-              <w:spacing w:after="40" w:before="0"/>
-              <w:jc w:val="left"/>
-            </w:pPr>
-            <w:r>
-              <w:rPr>
-                <w:rFonts w:ascii="Arial" w:cs="Arial" w:eastAsia="Arial" w:hAnsi="Arial"/>
-                <w:b w:val="false"/>
-                <w:bCs w:val="false"/>
-                <w:i w:val="false"/>
-                <w:iCs w:val="false"/>
-                <w:color w:val="000000"/>
-                <w:sz w:val="18"/>
-                <w:szCs w:val="18"/>
-              </w:rPr>
-              <w:t xml:space="preserve">Structured Controversy:</w:t>
-            </w:r>
-          </w:p>
-          <w:p>
-            <w:pPr>
-              <w:spacing w:after="40" w:before="0"/>
-              <w:jc w:val="left"/>
-            </w:pPr>
-            <w:r>
-              <w:rPr>
-                <w:rFonts w:ascii="Arial" w:cs="Arial" w:eastAsia="Arial" w:hAnsi="Arial"/>
-                <w:b w:val="false"/>
-                <w:bCs w:val="false"/>
-                <w:i w:val="false"/>
-                <w:iCs w:val="false"/>
-                <w:color w:val="000000"/>
-                <w:sz w:val="18"/>
-                <w:szCs w:val="18"/>
-              </w:rPr>
-              <w:t xml:space="preserve">Students examine cultural assumptions that may limit career choices. This is explicitly mandated by KICD as a PCI.</w:t>
-            </w:r>
-          </w:p>
-        </w:tc>
-        <w:tc>
-          <w:tcPr>
-            <w:tcW w:type="dxa" w:w="2300"/>
-            <w:shd w:fill="FFFFFF" w:color="auto" w:val="clear"/>
             <w:tcMar>
               <w:top w:type="dxa" w:w="60"/>
               <w:left w:type="dxa" w:w="120"/>
@@ -16031,7 +15665,7 @@
       <w:tr>
         <w:tc>
           <w:tcPr>
-            <w:tcW w:type="dxa" w:w="900"/>
+            <w:tcW w:type="dxa" w:w="1520"/>
             <w:shd w:fill="FCE4D6" w:color="auto" w:val="clear"/>
             <w:tcMar>
               <w:top w:type="dxa" w:w="60"/>
@@ -16060,51 +15694,6 @@
               <w:t xml:space="preserve">Driving Question Board (DQB) Creation</w:t>
             </w:r>
           </w:p>
-        </w:tc>
-        <w:tc>
-          <w:tcPr>
-            <w:tcW w:type="dxa" w:w="2300"/>
-            <w:shd w:fill="FFFFFF" w:color="auto" w:val="clear"/>
-            <w:tcMar>
-              <w:top w:type="dxa" w:w="60"/>
-              <w:left w:type="dxa" w:w="120"/>
-              <w:bottom w:type="dxa" w:w="60"/>
-              <w:right w:type="dxa" w:w="120"/>
-            </w:tcMar>
-            <w:vAlign w:val="top"/>
-          </w:tcPr>
-          <w:p>
-            <w:pPr>
-              <w:spacing w:after="40" w:before="0"/>
-              <w:jc w:val="left"/>
-            </w:pPr>
-            <w:r>
-              <w:rPr>
-                <w:rFonts w:ascii="Arial" w:cs="Arial" w:eastAsia="Arial" w:hAnsi="Arial"/>
-                <w:b w:val="false"/>
-                <w:bCs w:val="false"/>
-                <w:i w:val="false"/>
-                <w:iCs w:val="false"/>
-                <w:color w:val="000000"/>
-                <w:sz w:val="18"/>
-                <w:szCs w:val="18"/>
-              </w:rPr>
-              <w:t xml:space="preserve">DQB update: Move career-related questions from Lesson 1 to ANSWERED. Add new: "How do I become an entomologist in Kenya?" "Which universities offer ecology degrees?" "Can I combine biology and technology?"</w:t>
-            </w:r>
-          </w:p>
-        </w:tc>
-        <w:tc>
-          <w:tcPr>
-            <w:tcW w:type="dxa" w:w="2556"/>
-            <w:shd w:fill="F2F2F2" w:color="auto" w:val="clear"/>
-            <w:tcMar>
-              <w:top w:type="dxa" w:w="60"/>
-              <w:left w:type="dxa" w:w="120"/>
-              <w:bottom w:type="dxa" w:w="60"/>
-              <w:right w:type="dxa" w:w="120"/>
-            </w:tcMar>
-            <w:vAlign w:val="top"/>
-          </w:tcPr>
           <w:p>
             <w:pPr>
               <w:spacing w:after="20" w:before="0"/>
@@ -16125,7 +15714,7 @@
             <w:pPr>
               <w:spacing w:after="20" w:before="0"/>
             </w:pPr>
-            <w:hyperlink w:history="1" r:id="rIdp1gr2sh-rb2zbeqyic-_v">
+            <w:hyperlink w:history="1" r:id="rIdq63ki_qsoeocq5n-k9ksk">
               <w:r>
                 <w:rPr>
                   <w:rFonts w:ascii="Arial" w:cs="Arial" w:eastAsia="Arial" w:hAnsi="Arial"/>
@@ -16158,7 +15747,7 @@
               <w:spacing w:after="10" w:before="0"/>
               <w:ind w:left="120"/>
             </w:pPr>
-            <w:hyperlink w:history="1" r:id="rIdohfg2tzrwb8ottcwi3gb8">
+            <w:hyperlink w:history="1" r:id="rIdzzzbffvrmwlgh99rxeqno">
               <w:r>
                 <w:rPr>
                   <w:rFonts w:ascii="Arial" w:cs="Arial" w:eastAsia="Arial" w:hAnsi="Arial"/>
@@ -16203,7 +15792,7 @@
             <w:pPr>
               <w:spacing w:after="20" w:before="0"/>
             </w:pPr>
-            <w:hyperlink w:history="1" r:id="rIde_odsvp9dfarpunaaiicj">
+            <w:hyperlink w:history="1" r:id="rId4lhazlet8rqhhqw1svdp6">
               <w:r>
                 <w:rPr>
                   <w:rFonts w:ascii="Arial" w:cs="Arial" w:eastAsia="Arial" w:hAnsi="Arial"/>
@@ -16236,7 +15825,7 @@
               <w:spacing w:after="10" w:before="0"/>
               <w:ind w:left="120"/>
             </w:pPr>
-            <w:hyperlink w:history="1" r:id="rIdlyrj6wmcxlh_kz1x9efhm">
+            <w:hyperlink w:history="1" r:id="rIdwxly9tpeizqre0_gevpvv">
               <w:r>
                 <w:rPr>
                   <w:rFonts w:ascii="Arial" w:cs="Arial" w:eastAsia="Arial" w:hAnsi="Arial"/>
@@ -16252,7 +15841,7 @@
         </w:tc>
         <w:tc>
           <w:tcPr>
-            <w:tcW w:type="dxa" w:w="3324"/>
+            <w:tcW w:type="dxa" w:w="3040"/>
             <w:shd w:fill="FFFFFF" w:color="auto" w:val="clear"/>
             <w:tcMar>
               <w:top w:type="dxa" w:w="60"/>
@@ -16278,6 +15867,38 @@
                 <w:sz w:val="18"/>
                 <w:szCs w:val="18"/>
               </w:rPr>
+              <w:t xml:space="preserve">DQB update: Move career-related questions from Lesson 1 to ANSWERED. Add new: "How do I become an entomologist in Kenya?" "Which universities offer ecology degrees?" "Can I combine biology and technology?"</w:t>
+            </w:r>
+          </w:p>
+        </w:tc>
+        <w:tc>
+          <w:tcPr>
+            <w:tcW w:type="dxa" w:w="3040"/>
+            <w:shd w:fill="F2F2F2" w:color="auto" w:val="clear"/>
+            <w:tcMar>
+              <w:top w:type="dxa" w:w="60"/>
+              <w:left w:type="dxa" w:w="120"/>
+              <w:bottom w:type="dxa" w:w="60"/>
+              <w:right w:type="dxa" w:w="120"/>
+            </w:tcMar>
+            <w:vAlign w:val="top"/>
+          </w:tcPr>
+          <w:p>
+            <w:pPr>
+              <w:spacing w:after="40" w:before="0"/>
+              <w:jc w:val="left"/>
+            </w:pPr>
+            <w:r>
+              <w:rPr>
+                <w:rFonts w:ascii="Arial" w:cs="Arial" w:eastAsia="Arial" w:hAnsi="Arial"/>
+                <w:b w:val="false"/>
+                <w:bCs w:val="false"/>
+                <w:i w:val="false"/>
+                <w:iCs w:val="false"/>
+                <w:color w:val="000000"/>
+                <w:sz w:val="18"/>
+                <w:szCs w:val="18"/>
+              </w:rPr>
               <w:t xml:space="preserve">"Career questions from Day 1 — can we answer them now?"</w:t>
             </w:r>
           </w:p>
@@ -16303,40 +15924,40 @@
         </w:tc>
         <w:tc>
           <w:tcPr>
-            <w:tcW w:type="dxa" w:w="2300"/>
+            <w:tcW w:type="dxa" w:w="3040"/>
+            <w:shd w:fill="FFFFFF" w:color="auto" w:val="clear"/>
+            <w:tcMar>
+              <w:top w:type="dxa" w:w="60"/>
+              <w:left w:type="dxa" w:w="120"/>
+              <w:bottom w:type="dxa" w:w="60"/>
+              <w:right w:type="dxa" w:w="120"/>
+            </w:tcMar>
+            <w:vAlign w:val="top"/>
+          </w:tcPr>
+          <w:p>
+            <w:pPr>
+              <w:spacing w:after="40" w:before="0"/>
+              <w:jc w:val="left"/>
+            </w:pPr>
+            <w:r>
+              <w:rPr>
+                <w:rFonts w:ascii="Arial" w:cs="Arial" w:eastAsia="Arial" w:hAnsi="Arial"/>
+                <w:b w:val="false"/>
+                <w:bCs w:val="false"/>
+                <w:i w:val="false"/>
+                <w:iCs w:val="false"/>
+                <w:color w:val="000000"/>
+                <w:sz w:val="18"/>
+                <w:szCs w:val="18"/>
+              </w:rPr>
+              <w:t xml:space="preserve">DQB as Career Planning Tool — students begin to use the DQB for genuine self-exploration.</w:t>
+            </w:r>
+          </w:p>
+        </w:tc>
+        <w:tc>
+          <w:tcPr>
+            <w:tcW w:type="dxa" w:w="3040"/>
             <w:shd w:fill="F2F2F2" w:color="auto" w:val="clear"/>
-            <w:tcMar>
-              <w:top w:type="dxa" w:w="60"/>
-              <w:left w:type="dxa" w:w="120"/>
-              <w:bottom w:type="dxa" w:w="60"/>
-              <w:right w:type="dxa" w:w="120"/>
-            </w:tcMar>
-            <w:vAlign w:val="top"/>
-          </w:tcPr>
-          <w:p>
-            <w:pPr>
-              <w:spacing w:after="40" w:before="0"/>
-              <w:jc w:val="left"/>
-            </w:pPr>
-            <w:r>
-              <w:rPr>
-                <w:rFonts w:ascii="Arial" w:cs="Arial" w:eastAsia="Arial" w:hAnsi="Arial"/>
-                <w:b w:val="false"/>
-                <w:bCs w:val="false"/>
-                <w:i w:val="false"/>
-                <w:iCs w:val="false"/>
-                <w:color w:val="000000"/>
-                <w:sz w:val="18"/>
-                <w:szCs w:val="18"/>
-              </w:rPr>
-              <w:t xml:space="preserve">DQB as Career Planning Tool — students begin to use the DQB for genuine self-exploration.</w:t>
-            </w:r>
-          </w:p>
-        </w:tc>
-        <w:tc>
-          <w:tcPr>
-            <w:tcW w:type="dxa" w:w="2300"/>
-            <w:shd w:fill="FFFFFF" w:color="auto" w:val="clear"/>
             <w:tcMar>
               <w:top w:type="dxa" w:w="60"/>
               <w:left w:type="dxa" w:w="120"/>
@@ -16369,7 +15990,7 @@
       <w:tr>
         <w:tc>
           <w:tcPr>
-            <w:tcW w:type="dxa" w:w="900"/>
+            <w:tcW w:type="dxa" w:w="1520"/>
             <w:shd w:fill="D5E8F0" w:color="auto" w:val="clear"/>
             <w:tcMar>
               <w:top w:type="dxa" w:w="60"/>
@@ -16398,51 +16019,6 @@
               <w:t xml:space="preserve">Model Building Phase</w:t>
             </w:r>
           </w:p>
-        </w:tc>
-        <w:tc>
-          <w:tcPr>
-            <w:tcW w:type="dxa" w:w="2300"/>
-            <w:shd w:fill="FFFFFF" w:color="auto" w:val="clear"/>
-            <w:tcMar>
-              <w:top w:type="dxa" w:w="60"/>
-              <w:left w:type="dxa" w:w="120"/>
-              <w:bottom w:type="dxa" w:w="60"/>
-              <w:right w:type="dxa" w:w="120"/>
-            </w:tcMar>
-            <w:vAlign w:val="top"/>
-          </w:tcPr>
-          <w:p>
-            <w:pPr>
-              <w:spacing w:after="40" w:before="0"/>
-              <w:jc w:val="left"/>
-            </w:pPr>
-            <w:r>
-              <w:rPr>
-                <w:rFonts w:ascii="Arial" w:cs="Arial" w:eastAsia="Arial" w:hAnsi="Arial"/>
-                <w:b w:val="false"/>
-                <w:bCs w:val="false"/>
-                <w:i w:val="false"/>
-                <w:iCs w:val="false"/>
-                <w:color w:val="000000"/>
-                <w:sz w:val="18"/>
-                <w:szCs w:val="18"/>
-              </w:rPr>
-              <w:t xml:space="preserve">Students COMPLETE their career wheel: 12 biology fields, careers at outer ring, personal STAR on the career they are most drawn to. Write beside the star: "I am drawn to this because..."</w:t>
-            </w:r>
-          </w:p>
-        </w:tc>
-        <w:tc>
-          <w:tcPr>
-            <w:tcW w:type="dxa" w:w="2556"/>
-            <w:shd w:fill="F2F2F2" w:color="auto" w:val="clear"/>
-            <w:tcMar>
-              <w:top w:type="dxa" w:w="60"/>
-              <w:left w:type="dxa" w:w="120"/>
-              <w:bottom w:type="dxa" w:w="60"/>
-              <w:right w:type="dxa" w:w="120"/>
-            </w:tcMar>
-            <w:vAlign w:val="top"/>
-          </w:tcPr>
           <w:p>
             <w:pPr>
               <w:spacing w:after="20" w:before="0"/>
@@ -16463,7 +16039,7 @@
             <w:pPr>
               <w:spacing w:after="20" w:before="0"/>
             </w:pPr>
-            <w:hyperlink w:history="1" r:id="rId0v5csb4ws_zqkhtz-ffpk">
+            <w:hyperlink w:history="1" r:id="rIdfonrmcfwxuuckpasppbal">
               <w:r>
                 <w:rPr>
                   <w:rFonts w:ascii="Arial" w:cs="Arial" w:eastAsia="Arial" w:hAnsi="Arial"/>
@@ -16496,7 +16072,7 @@
               <w:spacing w:after="10" w:before="0"/>
               <w:ind w:left="120"/>
             </w:pPr>
-            <w:hyperlink w:history="1" r:id="rIdunvspslc-easx-shpqkgf">
+            <w:hyperlink w:history="1" r:id="rIdz_etjnrkihms7ulrbeigf">
               <w:r>
                 <w:rPr>
                   <w:rFonts w:ascii="Arial" w:cs="Arial" w:eastAsia="Arial" w:hAnsi="Arial"/>
@@ -16541,7 +16117,7 @@
             <w:pPr>
               <w:spacing w:after="20" w:before="0"/>
             </w:pPr>
-            <w:hyperlink w:history="1" r:id="rIdoxectxnbss9kbi-4g-h1b">
+            <w:hyperlink w:history="1" r:id="rId7cmznppgqkrhrlog4jcnx">
               <w:r>
                 <w:rPr>
                   <w:rFonts w:ascii="Arial" w:cs="Arial" w:eastAsia="Arial" w:hAnsi="Arial"/>
@@ -16574,7 +16150,7 @@
               <w:spacing w:after="10" w:before="0"/>
               <w:ind w:left="120"/>
             </w:pPr>
-            <w:hyperlink w:history="1" r:id="rIdlmjljadupmgt1gp50ruyr">
+            <w:hyperlink w:history="1" r:id="rIddmrhdilptje_wlytnfqoy">
               <w:r>
                 <w:rPr>
                   <w:rFonts w:ascii="Arial" w:cs="Arial" w:eastAsia="Arial" w:hAnsi="Arial"/>
@@ -16590,7 +16166,7 @@
         </w:tc>
         <w:tc>
           <w:tcPr>
-            <w:tcW w:type="dxa" w:w="3324"/>
+            <w:tcW w:type="dxa" w:w="3040"/>
             <w:shd w:fill="FFFFFF" w:color="auto" w:val="clear"/>
             <w:tcMar>
               <w:top w:type="dxa" w:w="60"/>
@@ -16616,6 +16192,38 @@
                 <w:sz w:val="18"/>
                 <w:szCs w:val="18"/>
               </w:rPr>
+              <w:t xml:space="preserve">Students COMPLETE their career wheel: 12 biology fields, careers at outer ring, personal STAR on the career they are most drawn to. Write beside the star: "I am drawn to this because..."</w:t>
+            </w:r>
+          </w:p>
+        </w:tc>
+        <w:tc>
+          <w:tcPr>
+            <w:tcW w:type="dxa" w:w="3040"/>
+            <w:shd w:fill="F2F2F2" w:color="auto" w:val="clear"/>
+            <w:tcMar>
+              <w:top w:type="dxa" w:w="60"/>
+              <w:left w:type="dxa" w:w="120"/>
+              <w:bottom w:type="dxa" w:w="60"/>
+              <w:right w:type="dxa" w:w="120"/>
+            </w:tcMar>
+            <w:vAlign w:val="top"/>
+          </w:tcPr>
+          <w:p>
+            <w:pPr>
+              <w:spacing w:after="40" w:before="0"/>
+              <w:jc w:val="left"/>
+            </w:pPr>
+            <w:r>
+              <w:rPr>
+                <w:rFonts w:ascii="Arial" w:cs="Arial" w:eastAsia="Arial" w:hAnsi="Arial"/>
+                <w:b w:val="false"/>
+                <w:bCs w:val="false"/>
+                <w:i w:val="false"/>
+                <w:iCs w:val="false"/>
+                <w:color w:val="000000"/>
+                <w:sz w:val="18"/>
+                <w:szCs w:val="18"/>
+              </w:rPr>
               <w:t xml:space="preserve">"Complete your career wheel today. This stays in your portfolio."</w:t>
             </w:r>
           </w:p>
@@ -16641,40 +16249,40 @@
         </w:tc>
         <w:tc>
           <w:tcPr>
-            <w:tcW w:type="dxa" w:w="2300"/>
+            <w:tcW w:type="dxa" w:w="3040"/>
+            <w:shd w:fill="FFFFFF" w:color="auto" w:val="clear"/>
+            <w:tcMar>
+              <w:top w:type="dxa" w:w="60"/>
+              <w:left w:type="dxa" w:w="120"/>
+              <w:bottom w:type="dxa" w:w="60"/>
+              <w:right w:type="dxa" w:w="120"/>
+            </w:tcMar>
+            <w:vAlign w:val="top"/>
+          </w:tcPr>
+          <w:p>
+            <w:pPr>
+              <w:spacing w:after="40" w:before="0"/>
+              <w:jc w:val="left"/>
+            </w:pPr>
+            <w:r>
+              <w:rPr>
+                <w:rFonts w:ascii="Arial" w:cs="Arial" w:eastAsia="Arial" w:hAnsi="Arial"/>
+                <w:b w:val="false"/>
+                <w:bCs w:val="false"/>
+                <w:i w:val="false"/>
+                <w:iCs w:val="false"/>
+                <w:color w:val="000000"/>
+                <w:sz w:val="18"/>
+                <w:szCs w:val="18"/>
+              </w:rPr>
+              <w:t xml:space="preserve">Self-Reflection Model: students articulate personal interest alongside any perceived barriers.</w:t>
+            </w:r>
+          </w:p>
+        </w:tc>
+        <w:tc>
+          <w:tcPr>
+            <w:tcW w:type="dxa" w:w="3040"/>
             <w:shd w:fill="F2F2F2" w:color="auto" w:val="clear"/>
-            <w:tcMar>
-              <w:top w:type="dxa" w:w="60"/>
-              <w:left w:type="dxa" w:w="120"/>
-              <w:bottom w:type="dxa" w:w="60"/>
-              <w:right w:type="dxa" w:w="120"/>
-            </w:tcMar>
-            <w:vAlign w:val="top"/>
-          </w:tcPr>
-          <w:p>
-            <w:pPr>
-              <w:spacing w:after="40" w:before="0"/>
-              <w:jc w:val="left"/>
-            </w:pPr>
-            <w:r>
-              <w:rPr>
-                <w:rFonts w:ascii="Arial" w:cs="Arial" w:eastAsia="Arial" w:hAnsi="Arial"/>
-                <w:b w:val="false"/>
-                <w:bCs w:val="false"/>
-                <w:i w:val="false"/>
-                <w:iCs w:val="false"/>
-                <w:color w:val="000000"/>
-                <w:sz w:val="18"/>
-                <w:szCs w:val="18"/>
-              </w:rPr>
-              <w:t xml:space="preserve">Self-Reflection Model: students articulate personal interest alongside any perceived barriers.</w:t>
-            </w:r>
-          </w:p>
-        </w:tc>
-        <w:tc>
-          <w:tcPr>
-            <w:tcW w:type="dxa" w:w="2300"/>
-            <w:shd w:fill="FFFFFF" w:color="auto" w:val="clear"/>
             <w:tcMar>
               <w:top w:type="dxa" w:w="60"/>
               <w:left w:type="dxa" w:w="120"/>
@@ -18232,18 +17840,17 @@
         <w:tblLayout w:type="fixed"/>
       </w:tblPr>
       <w:tblGrid>
-        <w:gridCol w:w="900"/>
-        <w:gridCol w:w="2300"/>
-        <w:gridCol w:w="2556"/>
-        <w:gridCol w:w="3324"/>
-        <w:gridCol w:w="2300"/>
-        <w:gridCol w:w="2300"/>
+        <w:gridCol w:w="1520"/>
+        <w:gridCol w:w="3040"/>
+        <w:gridCol w:w="3040"/>
+        <w:gridCol w:w="3040"/>
+        <w:gridCol w:w="3040"/>
       </w:tblGrid>
       <w:tr>
         <w:tc>
           <w:tcPr>
             <w:tcW w:type="dxa" w:w="13680"/>
-            <w:gridSpan w:val="6"/>
+            <w:gridSpan w:val="5"/>
             <w:shd w:fill="1F6B75" w:color="auto" w:val="clear"/>
             <w:tcMar>
               <w:top w:type="dxa" w:w="60"/>
@@ -18277,7 +17884,7 @@
       <w:tr>
         <w:tc>
           <w:tcPr>
-            <w:tcW w:type="dxa" w:w="900"/>
+            <w:tcW w:type="dxa" w:w="1520"/>
             <w:shd w:fill="1F3864" w:color="auto" w:val="clear"/>
             <w:tcMar>
               <w:top w:type="dxa" w:w="60"/>
@@ -18309,7 +17916,7 @@
         </w:tc>
         <w:tc>
           <w:tcPr>
-            <w:tcW w:type="dxa" w:w="2300"/>
+            <w:tcW w:type="dxa" w:w="3040"/>
             <w:shd w:fill="2E75B6" w:color="auto" w:val="clear"/>
             <w:tcMar>
               <w:top w:type="dxa" w:w="60"/>
@@ -18341,8 +17948,8 @@
         </w:tc>
         <w:tc>
           <w:tcPr>
-            <w:tcW w:type="dxa" w:w="2556"/>
-            <w:shd w:fill="1F6B75" w:color="auto" w:val="clear"/>
+            <w:tcW w:type="dxa" w:w="3040"/>
+            <w:shd w:fill="2E75B6" w:color="auto" w:val="clear"/>
             <w:tcMar>
               <w:top w:type="dxa" w:w="60"/>
               <w:left w:type="dxa" w:w="120"/>
@@ -18367,14 +17974,14 @@
                 <w:sz w:val="18"/>
                 <w:szCs w:val="18"/>
               </w:rPr>
-              <w:t xml:space="preserve">Resource</w:t>
-            </w:r>
-          </w:p>
-        </w:tc>
-        <w:tc>
-          <w:tcPr>
-            <w:tcW w:type="dxa" w:w="3324"/>
-            <w:shd w:fill="2E75B6" w:color="auto" w:val="clear"/>
+              <w:t xml:space="preserve">Teacher Moves</w:t>
+            </w:r>
+          </w:p>
+        </w:tc>
+        <w:tc>
+          <w:tcPr>
+            <w:tcW w:type="dxa" w:w="3040"/>
+            <w:shd w:fill="1F6B75" w:color="auto" w:val="clear"/>
             <w:tcMar>
               <w:top w:type="dxa" w:w="60"/>
               <w:left w:type="dxa" w:w="120"/>
@@ -18399,14 +18006,14 @@
                 <w:sz w:val="18"/>
                 <w:szCs w:val="18"/>
               </w:rPr>
-              <w:t xml:space="preserve">Teacher Moves</w:t>
-            </w:r>
-          </w:p>
-        </w:tc>
-        <w:tc>
-          <w:tcPr>
-            <w:tcW w:type="dxa" w:w="2300"/>
-            <w:shd w:fill="1F6B75" w:color="auto" w:val="clear"/>
+              <w:t xml:space="preserve">Sensemaking Strategy</w:t>
+            </w:r>
+          </w:p>
+        </w:tc>
+        <w:tc>
+          <w:tcPr>
+            <w:tcW w:type="dxa" w:w="3040"/>
+            <w:shd w:fill="2E75B6" w:color="auto" w:val="clear"/>
             <w:tcMar>
               <w:top w:type="dxa" w:w="60"/>
               <w:left w:type="dxa" w:w="120"/>
@@ -18431,14 +18038,16 @@
                 <w:sz w:val="18"/>
                 <w:szCs w:val="18"/>
               </w:rPr>
-              <w:t xml:space="preserve">Sensemaking Strategy</w:t>
-            </w:r>
-          </w:p>
-        </w:tc>
-        <w:tc>
-          <w:tcPr>
-            <w:tcW w:type="dxa" w:w="2300"/>
-            <w:shd w:fill="2E75B6" w:color="auto" w:val="clear"/>
+              <w:t xml:space="preserve">Formative Assessment Strategy</w:t>
+            </w:r>
+          </w:p>
+        </w:tc>
+      </w:tr>
+      <w:tr>
+        <w:tc>
+          <w:tcPr>
+            <w:tcW w:type="dxa" w:w="1520"/>
+            <w:shd w:fill="EAD1F5" w:color="auto" w:val="clear"/>
             <w:tcMar>
               <w:top w:type="dxa" w:w="60"/>
               <w:left w:type="dxa" w:w="120"/>
@@ -18459,40 +18068,6 @@
                 <w:bCs/>
                 <w:i w:val="false"/>
                 <w:iCs w:val="false"/>
-                <w:color w:val="FFFFFF"/>
-                <w:sz w:val="18"/>
-                <w:szCs w:val="18"/>
-              </w:rPr>
-              <w:t xml:space="preserve">Formative Assessment Strategy</w:t>
-            </w:r>
-          </w:p>
-        </w:tc>
-      </w:tr>
-      <w:tr>
-        <w:tc>
-          <w:tcPr>
-            <w:tcW w:type="dxa" w:w="900"/>
-            <w:shd w:fill="EAD1F5" w:color="auto" w:val="clear"/>
-            <w:tcMar>
-              <w:top w:type="dxa" w:w="60"/>
-              <w:left w:type="dxa" w:w="120"/>
-              <w:bottom w:type="dxa" w:w="60"/>
-              <w:right w:type="dxa" w:w="120"/>
-            </w:tcMar>
-            <w:vAlign w:val="top"/>
-          </w:tcPr>
-          <w:p>
-            <w:pPr>
-              <w:spacing w:after="40" w:before="0"/>
-              <w:jc w:val="left"/>
-            </w:pPr>
-            <w:r>
-              <w:rPr>
-                <w:rFonts w:ascii="Arial" w:cs="Arial" w:eastAsia="Arial" w:hAnsi="Arial"/>
-                <w:b/>
-                <w:bCs/>
-                <w:i w:val="false"/>
-                <w:iCs w:val="false"/>
                 <w:color w:val="000000"/>
                 <w:sz w:val="18"/>
                 <w:szCs w:val="18"/>
@@ -18500,51 +18075,6 @@
               <w:t xml:space="preserve">Predict Phase</w:t>
             </w:r>
           </w:p>
-        </w:tc>
-        <w:tc>
-          <w:tcPr>
-            <w:tcW w:type="dxa" w:w="2300"/>
-            <w:shd w:fill="FFFFFF" w:color="auto" w:val="clear"/>
-            <w:tcMar>
-              <w:top w:type="dxa" w:w="60"/>
-              <w:left w:type="dxa" w:w="120"/>
-              <w:bottom w:type="dxa" w:w="60"/>
-              <w:right w:type="dxa" w:w="120"/>
-            </w:tcMar>
-            <w:vAlign w:val="top"/>
-          </w:tcPr>
-          <w:p>
-            <w:pPr>
-              <w:spacing w:after="40" w:before="0"/>
-              <w:jc w:val="left"/>
-            </w:pPr>
-            <w:r>
-              <w:rPr>
-                <w:rFonts w:ascii="Arial" w:cs="Arial" w:eastAsia="Arial" w:hAnsi="Arial"/>
-                <w:b w:val="false"/>
-                <w:bCs w:val="false"/>
-                <w:i w:val="false"/>
-                <w:iCs w:val="false"/>
-                <w:color w:val="000000"/>
-                <w:sz w:val="18"/>
-                <w:szCs w:val="18"/>
-              </w:rPr>
-              <w:t xml:space="preserve">"In 2017, the armyworm spread across all 47 counties in weeks. How did scientists track it so quickly across such a large area? What technology could help? Predict 3 tools or technologies a biologist might use."</w:t>
-            </w:r>
-          </w:p>
-        </w:tc>
-        <w:tc>
-          <w:tcPr>
-            <w:tcW w:type="dxa" w:w="2556"/>
-            <w:shd w:fill="F2F2F2" w:color="auto" w:val="clear"/>
-            <w:tcMar>
-              <w:top w:type="dxa" w:w="60"/>
-              <w:left w:type="dxa" w:w="120"/>
-              <w:bottom w:type="dxa" w:w="60"/>
-              <w:right w:type="dxa" w:w="120"/>
-            </w:tcMar>
-            <w:vAlign w:val="top"/>
-          </w:tcPr>
           <w:p>
             <w:pPr>
               <w:spacing w:after="20" w:before="0"/>
@@ -18565,7 +18095,7 @@
             <w:pPr>
               <w:spacing w:after="20" w:before="0"/>
             </w:pPr>
-            <w:hyperlink w:history="1" r:id="rIdkimxb7ltgktk2xdlcstiq">
+            <w:hyperlink w:history="1" r:id="rIdqpti3qgpas7n9cgtp3bjg">
               <w:r>
                 <w:rPr>
                   <w:rFonts w:ascii="Arial" w:cs="Arial" w:eastAsia="Arial" w:hAnsi="Arial"/>
@@ -18598,7 +18128,7 @@
               <w:spacing w:after="10" w:before="0"/>
               <w:ind w:left="120"/>
             </w:pPr>
-            <w:hyperlink w:history="1" r:id="rId0g2qnlul7isqrvxwpmft4">
+            <w:hyperlink w:history="1" r:id="rIdtf0rlwy5vhyj3jey--uy8">
               <w:r>
                 <w:rPr>
                   <w:rFonts w:ascii="Arial" w:cs="Arial" w:eastAsia="Arial" w:hAnsi="Arial"/>
@@ -18643,7 +18173,7 @@
             <w:pPr>
               <w:spacing w:after="20" w:before="0"/>
             </w:pPr>
-            <w:hyperlink w:history="1" r:id="rIdtr_immgm1hkxqwcuhk7ez">
+            <w:hyperlink w:history="1" r:id="rIdb6cqyh6gtvdmby-zmqb4j">
               <w:r>
                 <w:rPr>
                   <w:rFonts w:ascii="Arial" w:cs="Arial" w:eastAsia="Arial" w:hAnsi="Arial"/>
@@ -18676,7 +18206,7 @@
               <w:spacing w:after="10" w:before="0"/>
               <w:ind w:left="120"/>
             </w:pPr>
-            <w:hyperlink w:history="1" r:id="rIdtn9q0onxpxzhgafkhxqzp">
+            <w:hyperlink w:history="1" r:id="rIdjy9ee3qrezg0xunuvsqzk">
               <w:r>
                 <w:rPr>
                   <w:rFonts w:ascii="Arial" w:cs="Arial" w:eastAsia="Arial" w:hAnsi="Arial"/>
@@ -18692,7 +18222,7 @@
         </w:tc>
         <w:tc>
           <w:tcPr>
-            <w:tcW w:type="dxa" w:w="3324"/>
+            <w:tcW w:type="dxa" w:w="3040"/>
             <w:shd w:fill="FFFFFF" w:color="auto" w:val="clear"/>
             <w:tcMar>
               <w:top w:type="dxa" w:w="60"/>
@@ -18718,6 +18248,38 @@
                 <w:sz w:val="18"/>
                 <w:szCs w:val="18"/>
               </w:rPr>
+              <w:t xml:space="preserve">"In 2017, the armyworm spread across all 47 counties in weeks. How did scientists track it so quickly across such a large area? What technology could help? Predict 3 tools or technologies a biologist might use."</w:t>
+            </w:r>
+          </w:p>
+        </w:tc>
+        <w:tc>
+          <w:tcPr>
+            <w:tcW w:type="dxa" w:w="3040"/>
+            <w:shd w:fill="F2F2F2" w:color="auto" w:val="clear"/>
+            <w:tcMar>
+              <w:top w:type="dxa" w:w="60"/>
+              <w:left w:type="dxa" w:w="120"/>
+              <w:bottom w:type="dxa" w:w="60"/>
+              <w:right w:type="dxa" w:w="120"/>
+            </w:tcMar>
+            <w:vAlign w:val="top"/>
+          </w:tcPr>
+          <w:p>
+            <w:pPr>
+              <w:spacing w:after="40" w:before="0"/>
+              <w:jc w:val="left"/>
+            </w:pPr>
+            <w:r>
+              <w:rPr>
+                <w:rFonts w:ascii="Arial" w:cs="Arial" w:eastAsia="Arial" w:hAnsi="Arial"/>
+                <w:b w:val="false"/>
+                <w:bCs w:val="false"/>
+                <w:i w:val="false"/>
+                <w:iCs w:val="false"/>
+                <w:color w:val="000000"/>
+                <w:sz w:val="18"/>
+                <w:szCs w:val="18"/>
+              </w:rPr>
               <w:t xml:space="preserve">"Think: what technology do YOU use every day? Could any of that be used in biology?"</w:t>
             </w:r>
           </w:p>
@@ -18762,59 +18324,59 @@
         </w:tc>
         <w:tc>
           <w:tcPr>
-            <w:tcW w:type="dxa" w:w="2300"/>
+            <w:tcW w:type="dxa" w:w="3040"/>
+            <w:shd w:fill="FFFFFF" w:color="auto" w:val="clear"/>
+            <w:tcMar>
+              <w:top w:type="dxa" w:w="60"/>
+              <w:left w:type="dxa" w:w="120"/>
+              <w:bottom w:type="dxa" w:w="60"/>
+              <w:right w:type="dxa" w:w="120"/>
+            </w:tcMar>
+            <w:vAlign w:val="top"/>
+          </w:tcPr>
+          <w:p>
+            <w:pPr>
+              <w:spacing w:after="40" w:before="0"/>
+              <w:jc w:val="left"/>
+            </w:pPr>
+            <w:r>
+              <w:rPr>
+                <w:rFonts w:ascii="Arial" w:cs="Arial" w:eastAsia="Arial" w:hAnsi="Arial"/>
+                <w:b w:val="false"/>
+                <w:bCs w:val="false"/>
+                <w:i w:val="false"/>
+                <w:iCs w:val="false"/>
+                <w:color w:val="000000"/>
+                <w:sz w:val="18"/>
+                <w:szCs w:val="18"/>
+              </w:rPr>
+              <w:t xml:space="preserve">Technology Prediction:</w:t>
+            </w:r>
+          </w:p>
+          <w:p>
+            <w:pPr>
+              <w:spacing w:after="40" w:before="0"/>
+              <w:jc w:val="left"/>
+            </w:pPr>
+            <w:r>
+              <w:rPr>
+                <w:rFonts w:ascii="Arial" w:cs="Arial" w:eastAsia="Arial" w:hAnsi="Arial"/>
+                <w:b w:val="false"/>
+                <w:bCs w:val="false"/>
+                <w:i w:val="false"/>
+                <w:iCs w:val="false"/>
+                <w:color w:val="000000"/>
+                <w:sz w:val="18"/>
+                <w:szCs w:val="18"/>
+              </w:rPr>
+              <w:t xml:space="preserve">Students transfer knowledge of familiar technology (smartphones, internet) to a biology context.</w:t>
+            </w:r>
+          </w:p>
+        </w:tc>
+        <w:tc>
+          <w:tcPr>
+            <w:tcW w:type="dxa" w:w="3040"/>
             <w:shd w:fill="F2F2F2" w:color="auto" w:val="clear"/>
-            <w:tcMar>
-              <w:top w:type="dxa" w:w="60"/>
-              <w:left w:type="dxa" w:w="120"/>
-              <w:bottom w:type="dxa" w:w="60"/>
-              <w:right w:type="dxa" w:w="120"/>
-            </w:tcMar>
-            <w:vAlign w:val="top"/>
-          </w:tcPr>
-          <w:p>
-            <w:pPr>
-              <w:spacing w:after="40" w:before="0"/>
-              <w:jc w:val="left"/>
-            </w:pPr>
-            <w:r>
-              <w:rPr>
-                <w:rFonts w:ascii="Arial" w:cs="Arial" w:eastAsia="Arial" w:hAnsi="Arial"/>
-                <w:b w:val="false"/>
-                <w:bCs w:val="false"/>
-                <w:i w:val="false"/>
-                <w:iCs w:val="false"/>
-                <w:color w:val="000000"/>
-                <w:sz w:val="18"/>
-                <w:szCs w:val="18"/>
-              </w:rPr>
-              <w:t xml:space="preserve">Technology Prediction:</w:t>
-            </w:r>
-          </w:p>
-          <w:p>
-            <w:pPr>
-              <w:spacing w:after="40" w:before="0"/>
-              <w:jc w:val="left"/>
-            </w:pPr>
-            <w:r>
-              <w:rPr>
-                <w:rFonts w:ascii="Arial" w:cs="Arial" w:eastAsia="Arial" w:hAnsi="Arial"/>
-                <w:b w:val="false"/>
-                <w:bCs w:val="false"/>
-                <w:i w:val="false"/>
-                <w:iCs w:val="false"/>
-                <w:color w:val="000000"/>
-                <w:sz w:val="18"/>
-                <w:szCs w:val="18"/>
-              </w:rPr>
-              <w:t xml:space="preserve">Students transfer knowledge of familiar technology (smartphones, internet) to a biology context.</w:t>
-            </w:r>
-          </w:p>
-        </w:tc>
-        <w:tc>
-          <w:tcPr>
-            <w:tcW w:type="dxa" w:w="2300"/>
-            <w:shd w:fill="FFFFFF" w:color="auto" w:val="clear"/>
             <w:tcMar>
               <w:top w:type="dxa" w:w="60"/>
               <w:left w:type="dxa" w:w="120"/>
@@ -18847,7 +18409,7 @@
       <w:tr>
         <w:tc>
           <w:tcPr>
-            <w:tcW w:type="dxa" w:w="900"/>
+            <w:tcW w:type="dxa" w:w="1520"/>
             <w:shd w:fill="D9EEF1" w:color="auto" w:val="clear"/>
             <w:tcMar>
               <w:top w:type="dxa" w:w="60"/>
@@ -18876,108 +18438,6 @@
               <w:t xml:space="preserve">Observe Phase</w:t>
             </w:r>
           </w:p>
-        </w:tc>
-        <w:tc>
-          <w:tcPr>
-            <w:tcW w:type="dxa" w:w="2300"/>
-            <w:shd w:fill="FFFFFF" w:color="auto" w:val="clear"/>
-            <w:tcMar>
-              <w:top w:type="dxa" w:w="60"/>
-              <w:left w:type="dxa" w:w="120"/>
-              <w:bottom w:type="dxa" w:w="60"/>
-              <w:right w:type="dxa" w:w="120"/>
-            </w:tcMar>
-            <w:vAlign w:val="top"/>
-          </w:tcPr>
-          <w:p>
-            <w:pPr>
-              <w:spacing w:after="40" w:before="0"/>
-              <w:jc w:val="left"/>
-            </w:pPr>
-            <w:r>
-              <w:rPr>
-                <w:rFonts w:ascii="Arial" w:cs="Arial" w:eastAsia="Arial" w:hAnsi="Arial"/>
-                <w:b w:val="false"/>
-                <w:bCs w:val="false"/>
-                <w:i w:val="false"/>
-                <w:iCs w:val="false"/>
-                <w:color w:val="000000"/>
-                <w:sz w:val="18"/>
-                <w:szCs w:val="18"/>
-              </w:rPr>
-              <w:t xml:space="preserve">THREE STATIONS (rotate every 8 minutes):</w:t>
-            </w:r>
-          </w:p>
-          <w:p>
-            <w:pPr>
-              <w:spacing w:after="40" w:before="0"/>
-              <w:jc w:val="left"/>
-            </w:pPr>
-            <w:r>
-              <w:rPr>
-                <w:rFonts w:ascii="Arial" w:cs="Arial" w:eastAsia="Arial" w:hAnsi="Arial"/>
-                <w:b w:val="false"/>
-                <w:bCs w:val="false"/>
-                <w:i w:val="false"/>
-                <w:iCs w:val="false"/>
-                <w:color w:val="000000"/>
-                <w:sz w:val="18"/>
-                <w:szCs w:val="18"/>
-              </w:rPr>
-              <w:t xml:space="preserve">Station 1 — Digital Tools: Explore the iNaturalist app (offline demo) and a GPS tracking example. How are these used in biology fieldwork?</w:t>
-            </w:r>
-          </w:p>
-          <w:p>
-            <w:pPr>
-              <w:spacing w:after="40" w:before="0"/>
-              <w:jc w:val="left"/>
-            </w:pPr>
-            <w:r>
-              <w:rPr>
-                <w:rFonts w:ascii="Arial" w:cs="Arial" w:eastAsia="Arial" w:hAnsi="Arial"/>
-                <w:b w:val="false"/>
-                <w:bCs w:val="false"/>
-                <w:i w:val="false"/>
-                <w:iCs w:val="false"/>
-                <w:color w:val="000000"/>
-                <w:sz w:val="18"/>
-                <w:szCs w:val="18"/>
-              </w:rPr>
-              <w:t xml:space="preserve">Station 2 — Biotechnology: Read a case study on tissue culture bananas in Kenya and Bt (Bacillus thuringiensis) biological pest control used against armyworm.</w:t>
-            </w:r>
-          </w:p>
-          <w:p>
-            <w:pPr>
-              <w:spacing w:after="40" w:before="0"/>
-              <w:jc w:val="left"/>
-            </w:pPr>
-            <w:r>
-              <w:rPr>
-                <w:rFonts w:ascii="Arial" w:cs="Arial" w:eastAsia="Arial" w:hAnsi="Arial"/>
-                <w:b w:val="false"/>
-                <w:bCs w:val="false"/>
-                <w:i w:val="false"/>
-                <w:iCs w:val="false"/>
-                <w:color w:val="000000"/>
-                <w:sz w:val="18"/>
-                <w:szCs w:val="18"/>
-              </w:rPr>
-              <w:t xml:space="preserve">Station 3 — Data Science: Look at a map of armyworm spread data collected from farmer SMS reports. How does data collection enable rapid scientific response?</w:t>
-            </w:r>
-          </w:p>
-        </w:tc>
-        <w:tc>
-          <w:tcPr>
-            <w:tcW w:type="dxa" w:w="2556"/>
-            <w:shd w:fill="F2F2F2" w:color="auto" w:val="clear"/>
-            <w:tcMar>
-              <w:top w:type="dxa" w:w="60"/>
-              <w:left w:type="dxa" w:w="120"/>
-              <w:bottom w:type="dxa" w:w="60"/>
-              <w:right w:type="dxa" w:w="120"/>
-            </w:tcMar>
-            <w:vAlign w:val="top"/>
-          </w:tcPr>
           <w:p>
             <w:pPr>
               <w:spacing w:after="20" w:before="0"/>
@@ -18998,7 +18458,7 @@
             <w:pPr>
               <w:spacing w:after="20" w:before="0"/>
             </w:pPr>
-            <w:hyperlink w:history="1" r:id="rIdernggjiyis7bjpeiq2pch">
+            <w:hyperlink w:history="1" r:id="rIdhyefcocsrznzjh6rfrlkl">
               <w:r>
                 <w:rPr>
                   <w:rFonts w:ascii="Arial" w:cs="Arial" w:eastAsia="Arial" w:hAnsi="Arial"/>
@@ -19031,7 +18491,7 @@
               <w:spacing w:after="10" w:before="0"/>
               <w:ind w:left="120"/>
             </w:pPr>
-            <w:hyperlink w:history="1" r:id="rIdzwqy6p-obnurhu7btecgv">
+            <w:hyperlink w:history="1" r:id="rId4ka6tt-k4movkzgmou5fd">
               <w:r>
                 <w:rPr>
                   <w:rFonts w:ascii="Arial" w:cs="Arial" w:eastAsia="Arial" w:hAnsi="Arial"/>
@@ -19076,7 +18536,7 @@
             <w:pPr>
               <w:spacing w:after="20" w:before="0"/>
             </w:pPr>
-            <w:hyperlink w:history="1" r:id="rIdeentuwdo3iatmxjp9nvm_">
+            <w:hyperlink w:history="1" r:id="rIda6hbbpkhzuxhb7fb8w4oh">
               <w:r>
                 <w:rPr>
                   <w:rFonts w:ascii="Arial" w:cs="Arial" w:eastAsia="Arial" w:hAnsi="Arial"/>
@@ -19109,7 +18569,7 @@
               <w:spacing w:after="10" w:before="0"/>
               <w:ind w:left="120"/>
             </w:pPr>
-            <w:hyperlink w:history="1" r:id="rIduth0o7hoyxkxdkpb4q5y5">
+            <w:hyperlink w:history="1" r:id="rIdgdjzpuesn5gd6twmedxda">
               <w:r>
                 <w:rPr>
                   <w:rFonts w:ascii="Arial" w:cs="Arial" w:eastAsia="Arial" w:hAnsi="Arial"/>
@@ -19125,7 +18585,7 @@
         </w:tc>
         <w:tc>
           <w:tcPr>
-            <w:tcW w:type="dxa" w:w="3324"/>
+            <w:tcW w:type="dxa" w:w="3040"/>
             <w:shd w:fill="FFFFFF" w:color="auto" w:val="clear"/>
             <w:tcMar>
               <w:top w:type="dxa" w:w="60"/>
@@ -19151,6 +18611,95 @@
                 <w:sz w:val="18"/>
                 <w:szCs w:val="18"/>
               </w:rPr>
+              <w:t xml:space="preserve">THREE STATIONS (rotate every 8 minutes):</w:t>
+            </w:r>
+          </w:p>
+          <w:p>
+            <w:pPr>
+              <w:spacing w:after="40" w:before="0"/>
+              <w:jc w:val="left"/>
+            </w:pPr>
+            <w:r>
+              <w:rPr>
+                <w:rFonts w:ascii="Arial" w:cs="Arial" w:eastAsia="Arial" w:hAnsi="Arial"/>
+                <w:b w:val="false"/>
+                <w:bCs w:val="false"/>
+                <w:i w:val="false"/>
+                <w:iCs w:val="false"/>
+                <w:color w:val="000000"/>
+                <w:sz w:val="18"/>
+                <w:szCs w:val="18"/>
+              </w:rPr>
+              <w:t xml:space="preserve">Station 1 — Digital Tools: Explore the iNaturalist app (offline demo) and a GPS tracking example. How are these used in biology fieldwork?</w:t>
+            </w:r>
+          </w:p>
+          <w:p>
+            <w:pPr>
+              <w:spacing w:after="40" w:before="0"/>
+              <w:jc w:val="left"/>
+            </w:pPr>
+            <w:r>
+              <w:rPr>
+                <w:rFonts w:ascii="Arial" w:cs="Arial" w:eastAsia="Arial" w:hAnsi="Arial"/>
+                <w:b w:val="false"/>
+                <w:bCs w:val="false"/>
+                <w:i w:val="false"/>
+                <w:iCs w:val="false"/>
+                <w:color w:val="000000"/>
+                <w:sz w:val="18"/>
+                <w:szCs w:val="18"/>
+              </w:rPr>
+              <w:t xml:space="preserve">Station 2 — Biotechnology: Read a case study on tissue culture bananas in Kenya and Bt (Bacillus thuringiensis) biological pest control used against armyworm.</w:t>
+            </w:r>
+          </w:p>
+          <w:p>
+            <w:pPr>
+              <w:spacing w:after="40" w:before="0"/>
+              <w:jc w:val="left"/>
+            </w:pPr>
+            <w:r>
+              <w:rPr>
+                <w:rFonts w:ascii="Arial" w:cs="Arial" w:eastAsia="Arial" w:hAnsi="Arial"/>
+                <w:b w:val="false"/>
+                <w:bCs w:val="false"/>
+                <w:i w:val="false"/>
+                <w:iCs w:val="false"/>
+                <w:color w:val="000000"/>
+                <w:sz w:val="18"/>
+                <w:szCs w:val="18"/>
+              </w:rPr>
+              <w:t xml:space="preserve">Station 3 — Data Science: Look at a map of armyworm spread data collected from farmer SMS reports. How does data collection enable rapid scientific response?</w:t>
+            </w:r>
+          </w:p>
+        </w:tc>
+        <w:tc>
+          <w:tcPr>
+            <w:tcW w:type="dxa" w:w="3040"/>
+            <w:shd w:fill="F2F2F2" w:color="auto" w:val="clear"/>
+            <w:tcMar>
+              <w:top w:type="dxa" w:w="60"/>
+              <w:left w:type="dxa" w:w="120"/>
+              <w:bottom w:type="dxa" w:w="60"/>
+              <w:right w:type="dxa" w:w="120"/>
+            </w:tcMar>
+            <w:vAlign w:val="top"/>
+          </w:tcPr>
+          <w:p>
+            <w:pPr>
+              <w:spacing w:after="40" w:before="0"/>
+              <w:jc w:val="left"/>
+            </w:pPr>
+            <w:r>
+              <w:rPr>
+                <w:rFonts w:ascii="Arial" w:cs="Arial" w:eastAsia="Arial" w:hAnsi="Arial"/>
+                <w:b w:val="false"/>
+                <w:bCs w:val="false"/>
+                <w:i w:val="false"/>
+                <w:iCs w:val="false"/>
+                <w:color w:val="000000"/>
+                <w:sz w:val="18"/>
+                <w:szCs w:val="18"/>
+              </w:rPr>
               <w:t xml:space="preserve">Brief intro at each station: "What is this tool? What biology question does it help answer?"</w:t>
             </w:r>
           </w:p>
@@ -19195,59 +18744,59 @@
         </w:tc>
         <w:tc>
           <w:tcPr>
-            <w:tcW w:type="dxa" w:w="2300"/>
+            <w:tcW w:type="dxa" w:w="3040"/>
+            <w:shd w:fill="FFFFFF" w:color="auto" w:val="clear"/>
+            <w:tcMar>
+              <w:top w:type="dxa" w:w="60"/>
+              <w:left w:type="dxa" w:w="120"/>
+              <w:bottom w:type="dxa" w:w="60"/>
+              <w:right w:type="dxa" w:w="120"/>
+            </w:tcMar>
+            <w:vAlign w:val="top"/>
+          </w:tcPr>
+          <w:p>
+            <w:pPr>
+              <w:spacing w:after="40" w:before="0"/>
+              <w:jc w:val="left"/>
+            </w:pPr>
+            <w:r>
+              <w:rPr>
+                <w:rFonts w:ascii="Arial" w:cs="Arial" w:eastAsia="Arial" w:hAnsi="Arial"/>
+                <w:b w:val="false"/>
+                <w:bCs w:val="false"/>
+                <w:i w:val="false"/>
+                <w:iCs w:val="false"/>
+                <w:color w:val="000000"/>
+                <w:sz w:val="18"/>
+                <w:szCs w:val="18"/>
+              </w:rPr>
+              <w:t xml:space="preserve">Station Rotation:</w:t>
+            </w:r>
+          </w:p>
+          <w:p>
+            <w:pPr>
+              <w:spacing w:after="40" w:before="0"/>
+              <w:jc w:val="left"/>
+            </w:pPr>
+            <w:r>
+              <w:rPr>
+                <w:rFonts w:ascii="Arial" w:cs="Arial" w:eastAsia="Arial" w:hAnsi="Arial"/>
+                <w:b w:val="false"/>
+                <w:bCs w:val="false"/>
+                <w:i w:val="false"/>
+                <w:iCs w:val="false"/>
+                <w:color w:val="000000"/>
+                <w:sz w:val="18"/>
+                <w:szCs w:val="18"/>
+              </w:rPr>
+              <w:t xml:space="preserve">Three different modalities (app demo, reading, data analysis) in one lesson. Students process technology from multiple angles.</w:t>
+            </w:r>
+          </w:p>
+        </w:tc>
+        <w:tc>
+          <w:tcPr>
+            <w:tcW w:type="dxa" w:w="3040"/>
             <w:shd w:fill="F2F2F2" w:color="auto" w:val="clear"/>
-            <w:tcMar>
-              <w:top w:type="dxa" w:w="60"/>
-              <w:left w:type="dxa" w:w="120"/>
-              <w:bottom w:type="dxa" w:w="60"/>
-              <w:right w:type="dxa" w:w="120"/>
-            </w:tcMar>
-            <w:vAlign w:val="top"/>
-          </w:tcPr>
-          <w:p>
-            <w:pPr>
-              <w:spacing w:after="40" w:before="0"/>
-              <w:jc w:val="left"/>
-            </w:pPr>
-            <w:r>
-              <w:rPr>
-                <w:rFonts w:ascii="Arial" w:cs="Arial" w:eastAsia="Arial" w:hAnsi="Arial"/>
-                <w:b w:val="false"/>
-                <w:bCs w:val="false"/>
-                <w:i w:val="false"/>
-                <w:iCs w:val="false"/>
-                <w:color w:val="000000"/>
-                <w:sz w:val="18"/>
-                <w:szCs w:val="18"/>
-              </w:rPr>
-              <w:t xml:space="preserve">Station Rotation:</w:t>
-            </w:r>
-          </w:p>
-          <w:p>
-            <w:pPr>
-              <w:spacing w:after="40" w:before="0"/>
-              <w:jc w:val="left"/>
-            </w:pPr>
-            <w:r>
-              <w:rPr>
-                <w:rFonts w:ascii="Arial" w:cs="Arial" w:eastAsia="Arial" w:hAnsi="Arial"/>
-                <w:b w:val="false"/>
-                <w:bCs w:val="false"/>
-                <w:i w:val="false"/>
-                <w:iCs w:val="false"/>
-                <w:color w:val="000000"/>
-                <w:sz w:val="18"/>
-                <w:szCs w:val="18"/>
-              </w:rPr>
-              <w:t xml:space="preserve">Three different modalities (app demo, reading, data analysis) in one lesson. Students process technology from multiple angles.</w:t>
-            </w:r>
-          </w:p>
-        </w:tc>
-        <w:tc>
-          <w:tcPr>
-            <w:tcW w:type="dxa" w:w="2300"/>
-            <w:shd w:fill="FFFFFF" w:color="auto" w:val="clear"/>
             <w:tcMar>
               <w:top w:type="dxa" w:w="60"/>
               <w:left w:type="dxa" w:w="120"/>
@@ -19299,7 +18848,7 @@
       <w:tr>
         <w:tc>
           <w:tcPr>
-            <w:tcW w:type="dxa" w:w="900"/>
+            <w:tcW w:type="dxa" w:w="1520"/>
             <w:shd w:fill="E2EFDA" w:color="auto" w:val="clear"/>
             <w:tcMar>
               <w:top w:type="dxa" w:w="60"/>
@@ -19328,70 +18877,6 @@
               <w:t xml:space="preserve">Explain Phase</w:t>
             </w:r>
           </w:p>
-        </w:tc>
-        <w:tc>
-          <w:tcPr>
-            <w:tcW w:type="dxa" w:w="2300"/>
-            <w:shd w:fill="FFFFFF" w:color="auto" w:val="clear"/>
-            <w:tcMar>
-              <w:top w:type="dxa" w:w="60"/>
-              <w:left w:type="dxa" w:w="120"/>
-              <w:bottom w:type="dxa" w:w="60"/>
-              <w:right w:type="dxa" w:w="120"/>
-            </w:tcMar>
-            <w:vAlign w:val="top"/>
-          </w:tcPr>
-          <w:p>
-            <w:pPr>
-              <w:spacing w:after="40" w:before="0"/>
-              <w:jc w:val="left"/>
-            </w:pPr>
-            <w:r>
-              <w:rPr>
-                <w:rFonts w:ascii="Arial" w:cs="Arial" w:eastAsia="Arial" w:hAnsi="Arial"/>
-                <w:b w:val="false"/>
-                <w:bCs w:val="false"/>
-                <w:i w:val="false"/>
-                <w:iCs w:val="false"/>
-                <w:color w:val="000000"/>
-                <w:sz w:val="18"/>
-                <w:szCs w:val="18"/>
-              </w:rPr>
-              <w:t xml:space="preserve">Whole-class discussion: "Is biotechnology always good? Let's think about GM crops in Kenya."</w:t>
-            </w:r>
-          </w:p>
-          <w:p>
-            <w:pPr>
-              <w:spacing w:after="40" w:before="0"/>
-              <w:jc w:val="left"/>
-            </w:pPr>
-            <w:r>
-              <w:rPr>
-                <w:rFonts w:ascii="Arial" w:cs="Arial" w:eastAsia="Arial" w:hAnsi="Arial"/>
-                <w:b w:val="false"/>
-                <w:bCs w:val="false"/>
-                <w:i w:val="false"/>
-                <w:iCs w:val="false"/>
-                <w:color w:val="000000"/>
-                <w:sz w:val="18"/>
-                <w:szCs w:val="18"/>
-              </w:rPr>
-              <w:t xml:space="preserve">Students hear both sides: scientific consensus (safe, productive) and public concerns (cultural, economic, environmental). "What biology knowledge do you need to evaluate this debate?"</w:t>
-            </w:r>
-          </w:p>
-        </w:tc>
-        <w:tc>
-          <w:tcPr>
-            <w:tcW w:type="dxa" w:w="2556"/>
-            <w:shd w:fill="F2F2F2" w:color="auto" w:val="clear"/>
-            <w:tcMar>
-              <w:top w:type="dxa" w:w="60"/>
-              <w:left w:type="dxa" w:w="120"/>
-              <w:bottom w:type="dxa" w:w="60"/>
-              <w:right w:type="dxa" w:w="120"/>
-            </w:tcMar>
-            <w:vAlign w:val="top"/>
-          </w:tcPr>
           <w:p>
             <w:pPr>
               <w:spacing w:after="20" w:before="0"/>
@@ -19412,7 +18897,7 @@
             <w:pPr>
               <w:spacing w:after="20" w:before="0"/>
             </w:pPr>
-            <w:hyperlink w:history="1" r:id="rIdutwm4bvhqqbuxjw_udb0s">
+            <w:hyperlink w:history="1" r:id="rIdn0vulx1fxulccmzeqbtk4">
               <w:r>
                 <w:rPr>
                   <w:rFonts w:ascii="Arial" w:cs="Arial" w:eastAsia="Arial" w:hAnsi="Arial"/>
@@ -19445,7 +18930,7 @@
               <w:spacing w:after="10" w:before="0"/>
               <w:ind w:left="120"/>
             </w:pPr>
-            <w:hyperlink w:history="1" r:id="rId7qlgc1tsazoro1nixm341">
+            <w:hyperlink w:history="1" r:id="rId42rnblv1rabmtks6swrlh">
               <w:r>
                 <w:rPr>
                   <w:rFonts w:ascii="Arial" w:cs="Arial" w:eastAsia="Arial" w:hAnsi="Arial"/>
@@ -19490,7 +18975,7 @@
             <w:pPr>
               <w:spacing w:after="20" w:before="0"/>
             </w:pPr>
-            <w:hyperlink w:history="1" r:id="rIdtaq5uxxnmt6k5tsvlv3zo">
+            <w:hyperlink w:history="1" r:id="rIdquy3lndt0vvu8um39-frp">
               <w:r>
                 <w:rPr>
                   <w:rFonts w:ascii="Arial" w:cs="Arial" w:eastAsia="Arial" w:hAnsi="Arial"/>
@@ -19523,7 +19008,7 @@
               <w:spacing w:after="10" w:before="0"/>
               <w:ind w:left="120"/>
             </w:pPr>
-            <w:hyperlink w:history="1" r:id="rIdqnafc5peapjgafg12ow7u">
+            <w:hyperlink w:history="1" r:id="rId4suartdci4o6erozklcbq">
               <w:r>
                 <w:rPr>
                   <w:rFonts w:ascii="Arial" w:cs="Arial" w:eastAsia="Arial" w:hAnsi="Arial"/>
@@ -19539,7 +19024,7 @@
         </w:tc>
         <w:tc>
           <w:tcPr>
-            <w:tcW w:type="dxa" w:w="3324"/>
+            <w:tcW w:type="dxa" w:w="3040"/>
             <w:shd w:fill="FFFFFF" w:color="auto" w:val="clear"/>
             <w:tcMar>
               <w:top w:type="dxa" w:w="60"/>
@@ -19565,6 +19050,57 @@
                 <w:sz w:val="18"/>
                 <w:szCs w:val="18"/>
               </w:rPr>
+              <w:t xml:space="preserve">Whole-class discussion: "Is biotechnology always good? Let's think about GM crops in Kenya."</w:t>
+            </w:r>
+          </w:p>
+          <w:p>
+            <w:pPr>
+              <w:spacing w:after="40" w:before="0"/>
+              <w:jc w:val="left"/>
+            </w:pPr>
+            <w:r>
+              <w:rPr>
+                <w:rFonts w:ascii="Arial" w:cs="Arial" w:eastAsia="Arial" w:hAnsi="Arial"/>
+                <w:b w:val="false"/>
+                <w:bCs w:val="false"/>
+                <w:i w:val="false"/>
+                <w:iCs w:val="false"/>
+                <w:color w:val="000000"/>
+                <w:sz w:val="18"/>
+                <w:szCs w:val="18"/>
+              </w:rPr>
+              <w:t xml:space="preserve">Students hear both sides: scientific consensus (safe, productive) and public concerns (cultural, economic, environmental). "What biology knowledge do you need to evaluate this debate?"</w:t>
+            </w:r>
+          </w:p>
+        </w:tc>
+        <w:tc>
+          <w:tcPr>
+            <w:tcW w:type="dxa" w:w="3040"/>
+            <w:shd w:fill="F2F2F2" w:color="auto" w:val="clear"/>
+            <w:tcMar>
+              <w:top w:type="dxa" w:w="60"/>
+              <w:left w:type="dxa" w:w="120"/>
+              <w:bottom w:type="dxa" w:w="60"/>
+              <w:right w:type="dxa" w:w="120"/>
+            </w:tcMar>
+            <w:vAlign w:val="top"/>
+          </w:tcPr>
+          <w:p>
+            <w:pPr>
+              <w:spacing w:after="40" w:before="0"/>
+              <w:jc w:val="left"/>
+            </w:pPr>
+            <w:r>
+              <w:rPr>
+                <w:rFonts w:ascii="Arial" w:cs="Arial" w:eastAsia="Arial" w:hAnsi="Arial"/>
+                <w:b w:val="false"/>
+                <w:bCs w:val="false"/>
+                <w:i w:val="false"/>
+                <w:iCs w:val="false"/>
+                <w:color w:val="000000"/>
+                <w:sz w:val="18"/>
+                <w:szCs w:val="18"/>
+              </w:rPr>
               <w:t xml:space="preserve">"I want you to argue BOTH sides. Not what you personally believe — both sides."</w:t>
             </w:r>
           </w:p>
@@ -19609,59 +19145,59 @@
         </w:tc>
         <w:tc>
           <w:tcPr>
-            <w:tcW w:type="dxa" w:w="2300"/>
+            <w:tcW w:type="dxa" w:w="3040"/>
+            <w:shd w:fill="FFFFFF" w:color="auto" w:val="clear"/>
+            <w:tcMar>
+              <w:top w:type="dxa" w:w="60"/>
+              <w:left w:type="dxa" w:w="120"/>
+              <w:bottom w:type="dxa" w:w="60"/>
+              <w:right w:type="dxa" w:w="120"/>
+            </w:tcMar>
+            <w:vAlign w:val="top"/>
+          </w:tcPr>
+          <w:p>
+            <w:pPr>
+              <w:spacing w:after="40" w:before="0"/>
+              <w:jc w:val="left"/>
+            </w:pPr>
+            <w:r>
+              <w:rPr>
+                <w:rFonts w:ascii="Arial" w:cs="Arial" w:eastAsia="Arial" w:hAnsi="Arial"/>
+                <w:b w:val="false"/>
+                <w:bCs w:val="false"/>
+                <w:i w:val="false"/>
+                <w:iCs w:val="false"/>
+                <w:color w:val="000000"/>
+                <w:sz w:val="18"/>
+                <w:szCs w:val="18"/>
+              </w:rPr>
+              <w:t xml:space="preserve">Structured Academic Controversy:</w:t>
+            </w:r>
+          </w:p>
+          <w:p>
+            <w:pPr>
+              <w:spacing w:after="40" w:before="0"/>
+              <w:jc w:val="left"/>
+            </w:pPr>
+            <w:r>
+              <w:rPr>
+                <w:rFonts w:ascii="Arial" w:cs="Arial" w:eastAsia="Arial" w:hAnsi="Arial"/>
+                <w:b w:val="false"/>
+                <w:bCs w:val="false"/>
+                <w:i w:val="false"/>
+                <w:iCs w:val="false"/>
+                <w:color w:val="000000"/>
+                <w:sz w:val="18"/>
+                <w:szCs w:val="18"/>
+              </w:rPr>
+              <w:t xml:space="preserve">Students argue both sides of a real Kenyan science debate. This develops critical thinking AND shows why biology knowledge matters for citizenship.</w:t>
+            </w:r>
+          </w:p>
+        </w:tc>
+        <w:tc>
+          <w:tcPr>
+            <w:tcW w:type="dxa" w:w="3040"/>
             <w:shd w:fill="F2F2F2" w:color="auto" w:val="clear"/>
-            <w:tcMar>
-              <w:top w:type="dxa" w:w="60"/>
-              <w:left w:type="dxa" w:w="120"/>
-              <w:bottom w:type="dxa" w:w="60"/>
-              <w:right w:type="dxa" w:w="120"/>
-            </w:tcMar>
-            <w:vAlign w:val="top"/>
-          </w:tcPr>
-          <w:p>
-            <w:pPr>
-              <w:spacing w:after="40" w:before="0"/>
-              <w:jc w:val="left"/>
-            </w:pPr>
-            <w:r>
-              <w:rPr>
-                <w:rFonts w:ascii="Arial" w:cs="Arial" w:eastAsia="Arial" w:hAnsi="Arial"/>
-                <w:b w:val="false"/>
-                <w:bCs w:val="false"/>
-                <w:i w:val="false"/>
-                <w:iCs w:val="false"/>
-                <w:color w:val="000000"/>
-                <w:sz w:val="18"/>
-                <w:szCs w:val="18"/>
-              </w:rPr>
-              <w:t xml:space="preserve">Structured Academic Controversy:</w:t>
-            </w:r>
-          </w:p>
-          <w:p>
-            <w:pPr>
-              <w:spacing w:after="40" w:before="0"/>
-              <w:jc w:val="left"/>
-            </w:pPr>
-            <w:r>
-              <w:rPr>
-                <w:rFonts w:ascii="Arial" w:cs="Arial" w:eastAsia="Arial" w:hAnsi="Arial"/>
-                <w:b w:val="false"/>
-                <w:bCs w:val="false"/>
-                <w:i w:val="false"/>
-                <w:iCs w:val="false"/>
-                <w:color w:val="000000"/>
-                <w:sz w:val="18"/>
-                <w:szCs w:val="18"/>
-              </w:rPr>
-              <w:t xml:space="preserve">Students argue both sides of a real Kenyan science debate. This develops critical thinking AND shows why biology knowledge matters for citizenship.</w:t>
-            </w:r>
-          </w:p>
-        </w:tc>
-        <w:tc>
-          <w:tcPr>
-            <w:tcW w:type="dxa" w:w="2300"/>
-            <w:shd w:fill="FFFFFF" w:color="auto" w:val="clear"/>
             <w:tcMar>
               <w:top w:type="dxa" w:w="60"/>
               <w:left w:type="dxa" w:w="120"/>
@@ -19713,7 +19249,7 @@
       <w:tr>
         <w:tc>
           <w:tcPr>
-            <w:tcW w:type="dxa" w:w="900"/>
+            <w:tcW w:type="dxa" w:w="1520"/>
             <w:shd w:fill="FCE4D6" w:color="auto" w:val="clear"/>
             <w:tcMar>
               <w:top w:type="dxa" w:w="60"/>
@@ -19742,51 +19278,6 @@
               <w:t xml:space="preserve">Driving Question Board (DQB) Creation</w:t>
             </w:r>
           </w:p>
-        </w:tc>
-        <w:tc>
-          <w:tcPr>
-            <w:tcW w:type="dxa" w:w="2300"/>
-            <w:shd w:fill="FFFFFF" w:color="auto" w:val="clear"/>
-            <w:tcMar>
-              <w:top w:type="dxa" w:w="60"/>
-              <w:left w:type="dxa" w:w="120"/>
-              <w:bottom w:type="dxa" w:w="60"/>
-              <w:right w:type="dxa" w:w="120"/>
-            </w:tcMar>
-            <w:vAlign w:val="top"/>
-          </w:tcPr>
-          <w:p>
-            <w:pPr>
-              <w:spacing w:after="40" w:before="0"/>
-              <w:jc w:val="left"/>
-            </w:pPr>
-            <w:r>
-              <w:rPr>
-                <w:rFonts w:ascii="Arial" w:cs="Arial" w:eastAsia="Arial" w:hAnsi="Arial"/>
-                <w:b w:val="false"/>
-                <w:bCs w:val="false"/>
-                <w:i w:val="false"/>
-                <w:iCs w:val="false"/>
-                <w:color w:val="000000"/>
-                <w:sz w:val="18"/>
-                <w:szCs w:val="18"/>
-              </w:rPr>
-              <w:t xml:space="preserve">DQB update: Move technology-related questions to ANSWERED ("How did they track the armyworm?"). Add new: "Are GM crops safe for Kenya?" "What biology and tech careers can I combine?"</w:t>
-            </w:r>
-          </w:p>
-        </w:tc>
-        <w:tc>
-          <w:tcPr>
-            <w:tcW w:type="dxa" w:w="2556"/>
-            <w:shd w:fill="F2F2F2" w:color="auto" w:val="clear"/>
-            <w:tcMar>
-              <w:top w:type="dxa" w:w="60"/>
-              <w:left w:type="dxa" w:w="120"/>
-              <w:bottom w:type="dxa" w:w="60"/>
-              <w:right w:type="dxa" w:w="120"/>
-            </w:tcMar>
-            <w:vAlign w:val="top"/>
-          </w:tcPr>
           <w:p>
             <w:pPr>
               <w:spacing w:after="20" w:before="0"/>
@@ -19807,7 +19298,7 @@
             <w:pPr>
               <w:spacing w:after="20" w:before="0"/>
             </w:pPr>
-            <w:hyperlink w:history="1" r:id="rIdtsxxecoi-irk3pxj_yje5">
+            <w:hyperlink w:history="1" r:id="rIdw6v_kdu3otx_wb7nt9dqu">
               <w:r>
                 <w:rPr>
                   <w:rFonts w:ascii="Arial" w:cs="Arial" w:eastAsia="Arial" w:hAnsi="Arial"/>
@@ -19840,7 +19331,7 @@
               <w:spacing w:after="10" w:before="0"/>
               <w:ind w:left="120"/>
             </w:pPr>
-            <w:hyperlink w:history="1" r:id="rIdadzg254ry9cebpcr_5rqq">
+            <w:hyperlink w:history="1" r:id="rId1imqhyggarva-befzbiji">
               <w:r>
                 <w:rPr>
                   <w:rFonts w:ascii="Arial" w:cs="Arial" w:eastAsia="Arial" w:hAnsi="Arial"/>
@@ -19885,7 +19376,7 @@
             <w:pPr>
               <w:spacing w:after="20" w:before="0"/>
             </w:pPr>
-            <w:hyperlink w:history="1" r:id="rIdtwaqlrnm2ishinzw5hk2a">
+            <w:hyperlink w:history="1" r:id="rIdxe3jo4ujqnesd9_f3n9ba">
               <w:r>
                 <w:rPr>
                   <w:rFonts w:ascii="Arial" w:cs="Arial" w:eastAsia="Arial" w:hAnsi="Arial"/>
@@ -19918,7 +19409,7 @@
               <w:spacing w:after="10" w:before="0"/>
               <w:ind w:left="120"/>
             </w:pPr>
-            <w:hyperlink w:history="1" r:id="rIdbrvanwtkodquoir7wnd33">
+            <w:hyperlink w:history="1" r:id="rIdgowfw4sj2ul-rbt98y4id">
               <w:r>
                 <w:rPr>
                   <w:rFonts w:ascii="Arial" w:cs="Arial" w:eastAsia="Arial" w:hAnsi="Arial"/>
@@ -19934,7 +19425,7 @@
         </w:tc>
         <w:tc>
           <w:tcPr>
-            <w:tcW w:type="dxa" w:w="3324"/>
+            <w:tcW w:type="dxa" w:w="3040"/>
             <w:shd w:fill="FFFFFF" w:color="auto" w:val="clear"/>
             <w:tcMar>
               <w:top w:type="dxa" w:w="60"/>
@@ -19960,6 +19451,38 @@
                 <w:sz w:val="18"/>
                 <w:szCs w:val="18"/>
               </w:rPr>
+              <w:t xml:space="preserve">DQB update: Move technology-related questions to ANSWERED ("How did they track the armyworm?"). Add new: "Are GM crops safe for Kenya?" "What biology and tech careers can I combine?"</w:t>
+            </w:r>
+          </w:p>
+        </w:tc>
+        <w:tc>
+          <w:tcPr>
+            <w:tcW w:type="dxa" w:w="3040"/>
+            <w:shd w:fill="F2F2F2" w:color="auto" w:val="clear"/>
+            <w:tcMar>
+              <w:top w:type="dxa" w:w="60"/>
+              <w:left w:type="dxa" w:w="120"/>
+              <w:bottom w:type="dxa" w:w="60"/>
+              <w:right w:type="dxa" w:w="120"/>
+            </w:tcMar>
+            <w:vAlign w:val="top"/>
+          </w:tcPr>
+          <w:p>
+            <w:pPr>
+              <w:spacing w:after="40" w:before="0"/>
+              <w:jc w:val="left"/>
+            </w:pPr>
+            <w:r>
+              <w:rPr>
+                <w:rFonts w:ascii="Arial" w:cs="Arial" w:eastAsia="Arial" w:hAnsi="Arial"/>
+                <w:b w:val="false"/>
+                <w:bCs w:val="false"/>
+                <w:i w:val="false"/>
+                <w:iCs w:val="false"/>
+                <w:color w:val="000000"/>
+                <w:sz w:val="18"/>
+                <w:szCs w:val="18"/>
+              </w:rPr>
               <w:t xml:space="preserve">"Which DQB questions can we now answer about technology and biology?"</w:t>
             </w:r>
           </w:p>
@@ -19985,40 +19508,40 @@
         </w:tc>
         <w:tc>
           <w:tcPr>
-            <w:tcW w:type="dxa" w:w="2300"/>
+            <w:tcW w:type="dxa" w:w="3040"/>
+            <w:shd w:fill="FFFFFF" w:color="auto" w:val="clear"/>
+            <w:tcMar>
+              <w:top w:type="dxa" w:w="60"/>
+              <w:left w:type="dxa" w:w="120"/>
+              <w:bottom w:type="dxa" w:w="60"/>
+              <w:right w:type="dxa" w:w="120"/>
+            </w:tcMar>
+            <w:vAlign w:val="top"/>
+          </w:tcPr>
+          <w:p>
+            <w:pPr>
+              <w:spacing w:after="40" w:before="0"/>
+              <w:jc w:val="left"/>
+            </w:pPr>
+            <w:r>
+              <w:rPr>
+                <w:rFonts w:ascii="Arial" w:cs="Arial" w:eastAsia="Arial" w:hAnsi="Arial"/>
+                <w:b w:val="false"/>
+                <w:bCs w:val="false"/>
+                <w:i w:val="false"/>
+                <w:iCs w:val="false"/>
+                <w:color w:val="000000"/>
+                <w:sz w:val="18"/>
+                <w:szCs w:val="18"/>
+              </w:rPr>
+              <w:t xml:space="preserve">DQB Near-Completion: Students can see most original questions are answered — building confidence before Lesson 6 synthesis.</w:t>
+            </w:r>
+          </w:p>
+        </w:tc>
+        <w:tc>
+          <w:tcPr>
+            <w:tcW w:type="dxa" w:w="3040"/>
             <w:shd w:fill="F2F2F2" w:color="auto" w:val="clear"/>
-            <w:tcMar>
-              <w:top w:type="dxa" w:w="60"/>
-              <w:left w:type="dxa" w:w="120"/>
-              <w:bottom w:type="dxa" w:w="60"/>
-              <w:right w:type="dxa" w:w="120"/>
-            </w:tcMar>
-            <w:vAlign w:val="top"/>
-          </w:tcPr>
-          <w:p>
-            <w:pPr>
-              <w:spacing w:after="40" w:before="0"/>
-              <w:jc w:val="left"/>
-            </w:pPr>
-            <w:r>
-              <w:rPr>
-                <w:rFonts w:ascii="Arial" w:cs="Arial" w:eastAsia="Arial" w:hAnsi="Arial"/>
-                <w:b w:val="false"/>
-                <w:bCs w:val="false"/>
-                <w:i w:val="false"/>
-                <w:iCs w:val="false"/>
-                <w:color w:val="000000"/>
-                <w:sz w:val="18"/>
-                <w:szCs w:val="18"/>
-              </w:rPr>
-              <w:t xml:space="preserve">DQB Near-Completion: Students can see most original questions are answered — building confidence before Lesson 6 synthesis.</w:t>
-            </w:r>
-          </w:p>
-        </w:tc>
-        <w:tc>
-          <w:tcPr>
-            <w:tcW w:type="dxa" w:w="2300"/>
-            <w:shd w:fill="FFFFFF" w:color="auto" w:val="clear"/>
             <w:tcMar>
               <w:top w:type="dxa" w:w="60"/>
               <w:left w:type="dxa" w:w="120"/>
@@ -20051,7 +19574,7 @@
       <w:tr>
         <w:tc>
           <w:tcPr>
-            <w:tcW w:type="dxa" w:w="900"/>
+            <w:tcW w:type="dxa" w:w="1520"/>
             <w:shd w:fill="D5E8F0" w:color="auto" w:val="clear"/>
             <w:tcMar>
               <w:top w:type="dxa" w:w="60"/>
@@ -20080,51 +19603,6 @@
               <w:t xml:space="preserve">Model Building Phase</w:t>
             </w:r>
           </w:p>
-        </w:tc>
-        <w:tc>
-          <w:tcPr>
-            <w:tcW w:type="dxa" w:w="2300"/>
-            <w:shd w:fill="FFFFFF" w:color="auto" w:val="clear"/>
-            <w:tcMar>
-              <w:top w:type="dxa" w:w="60"/>
-              <w:left w:type="dxa" w:w="120"/>
-              <w:bottom w:type="dxa" w:w="60"/>
-              <w:right w:type="dxa" w:w="120"/>
-            </w:tcMar>
-            <w:vAlign w:val="top"/>
-          </w:tcPr>
-          <w:p>
-            <w:pPr>
-              <w:spacing w:after="40" w:before="0"/>
-              <w:jc w:val="left"/>
-            </w:pPr>
-            <w:r>
-              <w:rPr>
-                <w:rFonts w:ascii="Arial" w:cs="Arial" w:eastAsia="Arial" w:hAnsi="Arial"/>
-                <w:b w:val="false"/>
-                <w:bCs w:val="false"/>
-                <w:i w:val="false"/>
-                <w:iCs w:val="false"/>
-                <w:color w:val="000000"/>
-                <w:sz w:val="18"/>
-                <w:szCs w:val="18"/>
-              </w:rPr>
-              <w:t xml:space="preserve">Students add a "TECHNOLOGY LAYER" to their biology model: draw a ring around the 12-field diagram showing technologies connected to each field. Annotate career wheel: add "Tech Skills Needed" beside their starred career.</w:t>
-            </w:r>
-          </w:p>
-        </w:tc>
-        <w:tc>
-          <w:tcPr>
-            <w:tcW w:type="dxa" w:w="2556"/>
-            <w:shd w:fill="F2F2F2" w:color="auto" w:val="clear"/>
-            <w:tcMar>
-              <w:top w:type="dxa" w:w="60"/>
-              <w:left w:type="dxa" w:w="120"/>
-              <w:bottom w:type="dxa" w:w="60"/>
-              <w:right w:type="dxa" w:w="120"/>
-            </w:tcMar>
-            <w:vAlign w:val="top"/>
-          </w:tcPr>
           <w:p>
             <w:pPr>
               <w:spacing w:after="20" w:before="0"/>
@@ -20145,7 +19623,7 @@
             <w:pPr>
               <w:spacing w:after="20" w:before="0"/>
             </w:pPr>
-            <w:hyperlink w:history="1" r:id="rIddghzqbmwifppt8vqaaz7z">
+            <w:hyperlink w:history="1" r:id="rId83xvuwvvivn1gpbusbhex">
               <w:r>
                 <w:rPr>
                   <w:rFonts w:ascii="Arial" w:cs="Arial" w:eastAsia="Arial" w:hAnsi="Arial"/>
@@ -20178,7 +19656,7 @@
               <w:spacing w:after="10" w:before="0"/>
               <w:ind w:left="120"/>
             </w:pPr>
-            <w:hyperlink w:history="1" r:id="rId85bxmk0qdkd1vewksepma">
+            <w:hyperlink w:history="1" r:id="rId-xp2egrhcg8xz9ipwjrju">
               <w:r>
                 <w:rPr>
                   <w:rFonts w:ascii="Arial" w:cs="Arial" w:eastAsia="Arial" w:hAnsi="Arial"/>
@@ -20223,7 +19701,7 @@
             <w:pPr>
               <w:spacing w:after="20" w:before="0"/>
             </w:pPr>
-            <w:hyperlink w:history="1" r:id="rId4prk6gzil7yoa1ea32ehk">
+            <w:hyperlink w:history="1" r:id="rIdqgmka3q-perxchfkhzxtb">
               <w:r>
                 <w:rPr>
                   <w:rFonts w:ascii="Arial" w:cs="Arial" w:eastAsia="Arial" w:hAnsi="Arial"/>
@@ -20256,7 +19734,7 @@
               <w:spacing w:after="10" w:before="0"/>
               <w:ind w:left="120"/>
             </w:pPr>
-            <w:hyperlink w:history="1" r:id="rIdvsuogmgkbjsiaptwtxgwv">
+            <w:hyperlink w:history="1" r:id="rIdqcvbiq9yv0hqg4b2xc1gb">
               <w:r>
                 <w:rPr>
                   <w:rFonts w:ascii="Arial" w:cs="Arial" w:eastAsia="Arial" w:hAnsi="Arial"/>
@@ -20272,7 +19750,7 @@
         </w:tc>
         <w:tc>
           <w:tcPr>
-            <w:tcW w:type="dxa" w:w="3324"/>
+            <w:tcW w:type="dxa" w:w="3040"/>
             <w:shd w:fill="FFFFFF" w:color="auto" w:val="clear"/>
             <w:tcMar>
               <w:top w:type="dxa" w:w="60"/>
@@ -20298,6 +19776,38 @@
                 <w:sz w:val="18"/>
                 <w:szCs w:val="18"/>
               </w:rPr>
+              <w:t xml:space="preserve">Students add a "TECHNOLOGY LAYER" to their biology model: draw a ring around the 12-field diagram showing technologies connected to each field. Annotate career wheel: add "Tech Skills Needed" beside their starred career.</w:t>
+            </w:r>
+          </w:p>
+        </w:tc>
+        <w:tc>
+          <w:tcPr>
+            <w:tcW w:type="dxa" w:w="3040"/>
+            <w:shd w:fill="F2F2F2" w:color="auto" w:val="clear"/>
+            <w:tcMar>
+              <w:top w:type="dxa" w:w="60"/>
+              <w:left w:type="dxa" w:w="120"/>
+              <w:bottom w:type="dxa" w:w="60"/>
+              <w:right w:type="dxa" w:w="120"/>
+            </w:tcMar>
+            <w:vAlign w:val="top"/>
+          </w:tcPr>
+          <w:p>
+            <w:pPr>
+              <w:spacing w:after="40" w:before="0"/>
+              <w:jc w:val="left"/>
+            </w:pPr>
+            <w:r>
+              <w:rPr>
+                <w:rFonts w:ascii="Arial" w:cs="Arial" w:eastAsia="Arial" w:hAnsi="Arial"/>
+                <w:b w:val="false"/>
+                <w:bCs w:val="false"/>
+                <w:i w:val="false"/>
+                <w:iCs w:val="false"/>
+                <w:color w:val="000000"/>
+                <w:sz w:val="18"/>
+                <w:szCs w:val="18"/>
+              </w:rPr>
               <w:t xml:space="preserve">"Add technology to your model of biology. Biology does not work without technology any more — show that."</w:t>
             </w:r>
           </w:p>
@@ -20323,40 +19833,40 @@
         </w:tc>
         <w:tc>
           <w:tcPr>
-            <w:tcW w:type="dxa" w:w="2300"/>
+            <w:tcW w:type="dxa" w:w="3040"/>
+            <w:shd w:fill="FFFFFF" w:color="auto" w:val="clear"/>
+            <w:tcMar>
+              <w:top w:type="dxa" w:w="60"/>
+              <w:left w:type="dxa" w:w="120"/>
+              <w:bottom w:type="dxa" w:w="60"/>
+              <w:right w:type="dxa" w:w="120"/>
+            </w:tcMar>
+            <w:vAlign w:val="top"/>
+          </w:tcPr>
+          <w:p>
+            <w:pPr>
+              <w:spacing w:after="40" w:before="0"/>
+              <w:jc w:val="left"/>
+            </w:pPr>
+            <w:r>
+              <w:rPr>
+                <w:rFonts w:ascii="Arial" w:cs="Arial" w:eastAsia="Arial" w:hAnsi="Arial"/>
+                <w:b w:val="false"/>
+                <w:bCs w:val="false"/>
+                <w:i w:val="false"/>
+                <w:iCs w:val="false"/>
+                <w:color w:val="000000"/>
+                <w:sz w:val="18"/>
+                <w:szCs w:val="18"/>
+              </w:rPr>
+              <w:t xml:space="preserve">Model Elaboration: Students see biology expanding to include technology — their model of the field grows more sophisticated.</w:t>
+            </w:r>
+          </w:p>
+        </w:tc>
+        <w:tc>
+          <w:tcPr>
+            <w:tcW w:type="dxa" w:w="3040"/>
             <w:shd w:fill="F2F2F2" w:color="auto" w:val="clear"/>
-            <w:tcMar>
-              <w:top w:type="dxa" w:w="60"/>
-              <w:left w:type="dxa" w:w="120"/>
-              <w:bottom w:type="dxa" w:w="60"/>
-              <w:right w:type="dxa" w:w="120"/>
-            </w:tcMar>
-            <w:vAlign w:val="top"/>
-          </w:tcPr>
-          <w:p>
-            <w:pPr>
-              <w:spacing w:after="40" w:before="0"/>
-              <w:jc w:val="left"/>
-            </w:pPr>
-            <w:r>
-              <w:rPr>
-                <w:rFonts w:ascii="Arial" w:cs="Arial" w:eastAsia="Arial" w:hAnsi="Arial"/>
-                <w:b w:val="false"/>
-                <w:bCs w:val="false"/>
-                <w:i w:val="false"/>
-                <w:iCs w:val="false"/>
-                <w:color w:val="000000"/>
-                <w:sz w:val="18"/>
-                <w:szCs w:val="18"/>
-              </w:rPr>
-              <w:t xml:space="preserve">Model Elaboration: Students see biology expanding to include technology — their model of the field grows more sophisticated.</w:t>
-            </w:r>
-          </w:p>
-        </w:tc>
-        <w:tc>
-          <w:tcPr>
-            <w:tcW w:type="dxa" w:w="2300"/>
-            <w:shd w:fill="FFFFFF" w:color="auto" w:val="clear"/>
             <w:tcMar>
               <w:top w:type="dxa" w:w="60"/>
               <w:left w:type="dxa" w:w="120"/>
@@ -21895,18 +21405,17 @@
         <w:tblLayout w:type="fixed"/>
       </w:tblPr>
       <w:tblGrid>
-        <w:gridCol w:w="900"/>
-        <w:gridCol w:w="2300"/>
-        <w:gridCol w:w="2556"/>
-        <w:gridCol w:w="3324"/>
-        <w:gridCol w:w="2300"/>
-        <w:gridCol w:w="2300"/>
+        <w:gridCol w:w="1520"/>
+        <w:gridCol w:w="3040"/>
+        <w:gridCol w:w="3040"/>
+        <w:gridCol w:w="3040"/>
+        <w:gridCol w:w="3040"/>
       </w:tblGrid>
       <w:tr>
         <w:tc>
           <w:tcPr>
             <w:tcW w:type="dxa" w:w="13680"/>
-            <w:gridSpan w:val="6"/>
+            <w:gridSpan w:val="5"/>
             <w:shd w:fill="1F6B75" w:color="auto" w:val="clear"/>
             <w:tcMar>
               <w:top w:type="dxa" w:w="60"/>
@@ -21940,7 +21449,7 @@
       <w:tr>
         <w:tc>
           <w:tcPr>
-            <w:tcW w:type="dxa" w:w="900"/>
+            <w:tcW w:type="dxa" w:w="1520"/>
             <w:shd w:fill="1F3864" w:color="auto" w:val="clear"/>
             <w:tcMar>
               <w:top w:type="dxa" w:w="60"/>
@@ -21972,7 +21481,7 @@
         </w:tc>
         <w:tc>
           <w:tcPr>
-            <w:tcW w:type="dxa" w:w="2300"/>
+            <w:tcW w:type="dxa" w:w="3040"/>
             <w:shd w:fill="2E75B6" w:color="auto" w:val="clear"/>
             <w:tcMar>
               <w:top w:type="dxa" w:w="60"/>
@@ -22004,8 +21513,8 @@
         </w:tc>
         <w:tc>
           <w:tcPr>
-            <w:tcW w:type="dxa" w:w="2556"/>
-            <w:shd w:fill="1F6B75" w:color="auto" w:val="clear"/>
+            <w:tcW w:type="dxa" w:w="3040"/>
+            <w:shd w:fill="2E75B6" w:color="auto" w:val="clear"/>
             <w:tcMar>
               <w:top w:type="dxa" w:w="60"/>
               <w:left w:type="dxa" w:w="120"/>
@@ -22030,14 +21539,14 @@
                 <w:sz w:val="18"/>
                 <w:szCs w:val="18"/>
               </w:rPr>
-              <w:t xml:space="preserve">Resource</w:t>
-            </w:r>
-          </w:p>
-        </w:tc>
-        <w:tc>
-          <w:tcPr>
-            <w:tcW w:type="dxa" w:w="3324"/>
-            <w:shd w:fill="2E75B6" w:color="auto" w:val="clear"/>
+              <w:t xml:space="preserve">Teacher Moves</w:t>
+            </w:r>
+          </w:p>
+        </w:tc>
+        <w:tc>
+          <w:tcPr>
+            <w:tcW w:type="dxa" w:w="3040"/>
+            <w:shd w:fill="1F6B75" w:color="auto" w:val="clear"/>
             <w:tcMar>
               <w:top w:type="dxa" w:w="60"/>
               <w:left w:type="dxa" w:w="120"/>
@@ -22062,14 +21571,14 @@
                 <w:sz w:val="18"/>
                 <w:szCs w:val="18"/>
               </w:rPr>
-              <w:t xml:space="preserve">Teacher Moves</w:t>
-            </w:r>
-          </w:p>
-        </w:tc>
-        <w:tc>
-          <w:tcPr>
-            <w:tcW w:type="dxa" w:w="2300"/>
-            <w:shd w:fill="1F6B75" w:color="auto" w:val="clear"/>
+              <w:t xml:space="preserve">Sensemaking Strategy</w:t>
+            </w:r>
+          </w:p>
+        </w:tc>
+        <w:tc>
+          <w:tcPr>
+            <w:tcW w:type="dxa" w:w="3040"/>
+            <w:shd w:fill="2E75B6" w:color="auto" w:val="clear"/>
             <w:tcMar>
               <w:top w:type="dxa" w:w="60"/>
               <w:left w:type="dxa" w:w="120"/>
@@ -22094,14 +21603,16 @@
                 <w:sz w:val="18"/>
                 <w:szCs w:val="18"/>
               </w:rPr>
-              <w:t xml:space="preserve">Sensemaking Strategy</w:t>
-            </w:r>
-          </w:p>
-        </w:tc>
-        <w:tc>
-          <w:tcPr>
-            <w:tcW w:type="dxa" w:w="2300"/>
-            <w:shd w:fill="2E75B6" w:color="auto" w:val="clear"/>
+              <w:t xml:space="preserve">Formative Assessment Strategy</w:t>
+            </w:r>
+          </w:p>
+        </w:tc>
+      </w:tr>
+      <w:tr>
+        <w:tc>
+          <w:tcPr>
+            <w:tcW w:type="dxa" w:w="1520"/>
+            <w:shd w:fill="EAD1F5" w:color="auto" w:val="clear"/>
             <w:tcMar>
               <w:top w:type="dxa" w:w="60"/>
               <w:left w:type="dxa" w:w="120"/>
@@ -22122,40 +21633,6 @@
                 <w:bCs/>
                 <w:i w:val="false"/>
                 <w:iCs w:val="false"/>
-                <w:color w:val="FFFFFF"/>
-                <w:sz w:val="18"/>
-                <w:szCs w:val="18"/>
-              </w:rPr>
-              <w:t xml:space="preserve">Formative Assessment Strategy</w:t>
-            </w:r>
-          </w:p>
-        </w:tc>
-      </w:tr>
-      <w:tr>
-        <w:tc>
-          <w:tcPr>
-            <w:tcW w:type="dxa" w:w="900"/>
-            <w:shd w:fill="EAD1F5" w:color="auto" w:val="clear"/>
-            <w:tcMar>
-              <w:top w:type="dxa" w:w="60"/>
-              <w:left w:type="dxa" w:w="120"/>
-              <w:bottom w:type="dxa" w:w="60"/>
-              <w:right w:type="dxa" w:w="120"/>
-            </w:tcMar>
-            <w:vAlign w:val="top"/>
-          </w:tcPr>
-          <w:p>
-            <w:pPr>
-              <w:spacing w:after="40" w:before="0"/>
-              <w:jc w:val="left"/>
-            </w:pPr>
-            <w:r>
-              <w:rPr>
-                <w:rFonts w:ascii="Arial" w:cs="Arial" w:eastAsia="Arial" w:hAnsi="Arial"/>
-                <w:b/>
-                <w:bCs/>
-                <w:i w:val="false"/>
-                <w:iCs w:val="false"/>
                 <w:color w:val="000000"/>
                 <w:sz w:val="18"/>
                 <w:szCs w:val="18"/>
@@ -22163,89 +21640,6 @@
               <w:t xml:space="preserve">Predict Phase</w:t>
             </w:r>
           </w:p>
-        </w:tc>
-        <w:tc>
-          <w:tcPr>
-            <w:tcW w:type="dxa" w:w="2300"/>
-            <w:shd w:fill="FFFFFF" w:color="auto" w:val="clear"/>
-            <w:tcMar>
-              <w:top w:type="dxa" w:w="60"/>
-              <w:left w:type="dxa" w:w="120"/>
-              <w:bottom w:type="dxa" w:w="60"/>
-              <w:right w:type="dxa" w:w="120"/>
-            </w:tcMar>
-            <w:vAlign w:val="top"/>
-          </w:tcPr>
-          <w:p>
-            <w:pPr>
-              <w:spacing w:after="40" w:before="0"/>
-              <w:jc w:val="left"/>
-            </w:pPr>
-            <w:r>
-              <w:rPr>
-                <w:rFonts w:ascii="Arial" w:cs="Arial" w:eastAsia="Arial" w:hAnsi="Arial"/>
-                <w:b w:val="false"/>
-                <w:bCs w:val="false"/>
-                <w:i w:val="false"/>
-                <w:iCs w:val="false"/>
-                <w:color w:val="000000"/>
-                <w:sz w:val="18"/>
-                <w:szCs w:val="18"/>
-              </w:rPr>
-              <w:t xml:space="preserve">"We are going back to where we started. Look at the armyworm images from Lesson 1."</w:t>
-            </w:r>
-          </w:p>
-          <w:p>
-            <w:pPr>
-              <w:spacing w:after="40" w:before="0"/>
-              <w:jc w:val="left"/>
-            </w:pPr>
-            <w:r>
-              <w:rPr>
-                <w:rFonts w:ascii="Arial" w:cs="Arial" w:eastAsia="Arial" w:hAnsi="Arial"/>
-                <w:b w:val="false"/>
-                <w:bCs w:val="false"/>
-                <w:i w:val="false"/>
-                <w:iCs w:val="false"/>
-                <w:color w:val="000000"/>
-                <w:sz w:val="18"/>
-                <w:szCs w:val="18"/>
-              </w:rPr>
-              <w:t xml:space="preserve">"In 60 seconds — tell your partner EVERYTHING you now know about what is happening in these images."</w:t>
-            </w:r>
-          </w:p>
-          <w:p>
-            <w:pPr>
-              <w:spacing w:after="40" w:before="0"/>
-              <w:jc w:val="left"/>
-            </w:pPr>
-            <w:r>
-              <w:rPr>
-                <w:rFonts w:ascii="Arial" w:cs="Arial" w:eastAsia="Arial" w:hAnsi="Arial"/>
-                <w:b w:val="false"/>
-                <w:bCs w:val="false"/>
-                <w:i w:val="false"/>
-                <w:iCs w:val="false"/>
-                <w:color w:val="000000"/>
-                <w:sz w:val="18"/>
-                <w:szCs w:val="18"/>
-              </w:rPr>
-              <w:t xml:space="preserve">"How much more can you say than in Lesson 1?"</w:t>
-            </w:r>
-          </w:p>
-        </w:tc>
-        <w:tc>
-          <w:tcPr>
-            <w:tcW w:type="dxa" w:w="2556"/>
-            <w:shd w:fill="F2F2F2" w:color="auto" w:val="clear"/>
-            <w:tcMar>
-              <w:top w:type="dxa" w:w="60"/>
-              <w:left w:type="dxa" w:w="120"/>
-              <w:bottom w:type="dxa" w:w="60"/>
-              <w:right w:type="dxa" w:w="120"/>
-            </w:tcMar>
-            <w:vAlign w:val="top"/>
-          </w:tcPr>
           <w:p>
             <w:pPr>
               <w:spacing w:after="20" w:before="0"/>
@@ -22266,7 +21660,7 @@
             <w:pPr>
               <w:spacing w:after="20" w:before="0"/>
             </w:pPr>
-            <w:hyperlink w:history="1" r:id="rIdmsm3unfmqwqdbveehf2sg">
+            <w:hyperlink w:history="1" r:id="rIdls1ea7bu5fge69vwkwf-e">
               <w:r>
                 <w:rPr>
                   <w:rFonts w:ascii="Arial" w:cs="Arial" w:eastAsia="Arial" w:hAnsi="Arial"/>
@@ -22299,7 +21693,7 @@
               <w:spacing w:after="10" w:before="0"/>
               <w:ind w:left="120"/>
             </w:pPr>
-            <w:hyperlink w:history="1" r:id="rIdvtu6he5czgttlhqvkurrk">
+            <w:hyperlink w:history="1" r:id="rId-7mwvzisoyfhr6xs28xcv">
               <w:r>
                 <w:rPr>
                   <w:rFonts w:ascii="Arial" w:cs="Arial" w:eastAsia="Arial" w:hAnsi="Arial"/>
@@ -22344,7 +21738,7 @@
             <w:pPr>
               <w:spacing w:after="20" w:before="0"/>
             </w:pPr>
-            <w:hyperlink w:history="1" r:id="rIddepqmenv08pdoioc_fm6k">
+            <w:hyperlink w:history="1" r:id="rId3ppccaujklnippagmhgpe">
               <w:r>
                 <w:rPr>
                   <w:rFonts w:ascii="Arial" w:cs="Arial" w:eastAsia="Arial" w:hAnsi="Arial"/>
@@ -22377,7 +21771,7 @@
               <w:spacing w:after="10" w:before="0"/>
               <w:ind w:left="120"/>
             </w:pPr>
-            <w:hyperlink w:history="1" r:id="rIdxwblnajfzkqfuk27hcpfg">
+            <w:hyperlink w:history="1" r:id="rIdrtjxivfe1bryxohsgwfex">
               <w:r>
                 <w:rPr>
                   <w:rFonts w:ascii="Arial" w:cs="Arial" w:eastAsia="Arial" w:hAnsi="Arial"/>
@@ -22393,7 +21787,7 @@
         </w:tc>
         <w:tc>
           <w:tcPr>
-            <w:tcW w:type="dxa" w:w="3324"/>
+            <w:tcW w:type="dxa" w:w="3040"/>
             <w:shd w:fill="FFFFFF" w:color="auto" w:val="clear"/>
             <w:tcMar>
               <w:top w:type="dxa" w:w="60"/>
@@ -22419,6 +21813,76 @@
                 <w:sz w:val="18"/>
                 <w:szCs w:val="18"/>
               </w:rPr>
+              <w:t xml:space="preserve">"We are going back to where we started. Look at the armyworm images from Lesson 1."</w:t>
+            </w:r>
+          </w:p>
+          <w:p>
+            <w:pPr>
+              <w:spacing w:after="40" w:before="0"/>
+              <w:jc w:val="left"/>
+            </w:pPr>
+            <w:r>
+              <w:rPr>
+                <w:rFonts w:ascii="Arial" w:cs="Arial" w:eastAsia="Arial" w:hAnsi="Arial"/>
+                <w:b w:val="false"/>
+                <w:bCs w:val="false"/>
+                <w:i w:val="false"/>
+                <w:iCs w:val="false"/>
+                <w:color w:val="000000"/>
+                <w:sz w:val="18"/>
+                <w:szCs w:val="18"/>
+              </w:rPr>
+              <w:t xml:space="preserve">"In 60 seconds — tell your partner EVERYTHING you now know about what is happening in these images."</w:t>
+            </w:r>
+          </w:p>
+          <w:p>
+            <w:pPr>
+              <w:spacing w:after="40" w:before="0"/>
+              <w:jc w:val="left"/>
+            </w:pPr>
+            <w:r>
+              <w:rPr>
+                <w:rFonts w:ascii="Arial" w:cs="Arial" w:eastAsia="Arial" w:hAnsi="Arial"/>
+                <w:b w:val="false"/>
+                <w:bCs w:val="false"/>
+                <w:i w:val="false"/>
+                <w:iCs w:val="false"/>
+                <w:color w:val="000000"/>
+                <w:sz w:val="18"/>
+                <w:szCs w:val="18"/>
+              </w:rPr>
+              <w:t xml:space="preserve">"How much more can you say than in Lesson 1?"</w:t>
+            </w:r>
+          </w:p>
+        </w:tc>
+        <w:tc>
+          <w:tcPr>
+            <w:tcW w:type="dxa" w:w="3040"/>
+            <w:shd w:fill="F2F2F2" w:color="auto" w:val="clear"/>
+            <w:tcMar>
+              <w:top w:type="dxa" w:w="60"/>
+              <w:left w:type="dxa" w:w="120"/>
+              <w:bottom w:type="dxa" w:w="60"/>
+              <w:right w:type="dxa" w:w="120"/>
+            </w:tcMar>
+            <w:vAlign w:val="top"/>
+          </w:tcPr>
+          <w:p>
+            <w:pPr>
+              <w:spacing w:after="40" w:before="0"/>
+              <w:jc w:val="left"/>
+            </w:pPr>
+            <w:r>
+              <w:rPr>
+                <w:rFonts w:ascii="Arial" w:cs="Arial" w:eastAsia="Arial" w:hAnsi="Arial"/>
+                <w:b w:val="false"/>
+                <w:bCs w:val="false"/>
+                <w:i w:val="false"/>
+                <w:iCs w:val="false"/>
+                <w:color w:val="000000"/>
+                <w:sz w:val="18"/>
+                <w:szCs w:val="18"/>
+              </w:rPr>
               <w:t xml:space="preserve">"Same images. Different you. Go — narrate everything you know."</w:t>
             </w:r>
           </w:p>
@@ -22463,59 +21927,59 @@
         </w:tc>
         <w:tc>
           <w:tcPr>
-            <w:tcW w:type="dxa" w:w="2300"/>
+            <w:tcW w:type="dxa" w:w="3040"/>
+            <w:shd w:fill="FFFFFF" w:color="auto" w:val="clear"/>
+            <w:tcMar>
+              <w:top w:type="dxa" w:w="60"/>
+              <w:left w:type="dxa" w:w="120"/>
+              <w:bottom w:type="dxa" w:w="60"/>
+              <w:right w:type="dxa" w:w="120"/>
+            </w:tcMar>
+            <w:vAlign w:val="top"/>
+          </w:tcPr>
+          <w:p>
+            <w:pPr>
+              <w:spacing w:after="40" w:before="0"/>
+              <w:jc w:val="left"/>
+            </w:pPr>
+            <w:r>
+              <w:rPr>
+                <w:rFonts w:ascii="Arial" w:cs="Arial" w:eastAsia="Arial" w:hAnsi="Arial"/>
+                <w:b w:val="false"/>
+                <w:bCs w:val="false"/>
+                <w:i w:val="false"/>
+                <w:iCs w:val="false"/>
+                <w:color w:val="000000"/>
+                <w:sz w:val="18"/>
+                <w:szCs w:val="18"/>
+              </w:rPr>
+              <w:t xml:space="preserve">Return to Phenomenon:</w:t>
+            </w:r>
+          </w:p>
+          <w:p>
+            <w:pPr>
+              <w:spacing w:after="40" w:before="0"/>
+              <w:jc w:val="left"/>
+            </w:pPr>
+            <w:r>
+              <w:rPr>
+                <w:rFonts w:ascii="Arial" w:cs="Arial" w:eastAsia="Arial" w:hAnsi="Arial"/>
+                <w:b w:val="false"/>
+                <w:bCs w:val="false"/>
+                <w:i w:val="false"/>
+                <w:iCs w:val="false"/>
+                <w:color w:val="000000"/>
+                <w:sz w:val="18"/>
+                <w:szCs w:val="18"/>
+              </w:rPr>
+              <w:t xml:space="preserve">Students experience their own growth. The contrast between Lesson 1 confusion and now competence is motivating and memorable.</w:t>
+            </w:r>
+          </w:p>
+        </w:tc>
+        <w:tc>
+          <w:tcPr>
+            <w:tcW w:type="dxa" w:w="3040"/>
             <w:shd w:fill="F2F2F2" w:color="auto" w:val="clear"/>
-            <w:tcMar>
-              <w:top w:type="dxa" w:w="60"/>
-              <w:left w:type="dxa" w:w="120"/>
-              <w:bottom w:type="dxa" w:w="60"/>
-              <w:right w:type="dxa" w:w="120"/>
-            </w:tcMar>
-            <w:vAlign w:val="top"/>
-          </w:tcPr>
-          <w:p>
-            <w:pPr>
-              <w:spacing w:after="40" w:before="0"/>
-              <w:jc w:val="left"/>
-            </w:pPr>
-            <w:r>
-              <w:rPr>
-                <w:rFonts w:ascii="Arial" w:cs="Arial" w:eastAsia="Arial" w:hAnsi="Arial"/>
-                <w:b w:val="false"/>
-                <w:bCs w:val="false"/>
-                <w:i w:val="false"/>
-                <w:iCs w:val="false"/>
-                <w:color w:val="000000"/>
-                <w:sz w:val="18"/>
-                <w:szCs w:val="18"/>
-              </w:rPr>
-              <w:t xml:space="preserve">Return to Phenomenon:</w:t>
-            </w:r>
-          </w:p>
-          <w:p>
-            <w:pPr>
-              <w:spacing w:after="40" w:before="0"/>
-              <w:jc w:val="left"/>
-            </w:pPr>
-            <w:r>
-              <w:rPr>
-                <w:rFonts w:ascii="Arial" w:cs="Arial" w:eastAsia="Arial" w:hAnsi="Arial"/>
-                <w:b w:val="false"/>
-                <w:bCs w:val="false"/>
-                <w:i w:val="false"/>
-                <w:iCs w:val="false"/>
-                <w:color w:val="000000"/>
-                <w:sz w:val="18"/>
-                <w:szCs w:val="18"/>
-              </w:rPr>
-              <w:t xml:space="preserve">Students experience their own growth. The contrast between Lesson 1 confusion and now competence is motivating and memorable.</w:t>
-            </w:r>
-          </w:p>
-        </w:tc>
-        <w:tc>
-          <w:tcPr>
-            <w:tcW w:type="dxa" w:w="2300"/>
-            <w:shd w:fill="FFFFFF" w:color="auto" w:val="clear"/>
             <w:tcMar>
               <w:top w:type="dxa" w:w="60"/>
               <w:left w:type="dxa" w:w="120"/>
@@ -22567,7 +22031,7 @@
       <w:tr>
         <w:tc>
           <w:tcPr>
-            <w:tcW w:type="dxa" w:w="900"/>
+            <w:tcW w:type="dxa" w:w="1520"/>
             <w:shd w:fill="D9EEF1" w:color="auto" w:val="clear"/>
             <w:tcMar>
               <w:top w:type="dxa" w:w="60"/>
@@ -22596,169 +22060,6 @@
               <w:t xml:space="preserve">Observe Phase</w:t>
             </w:r>
           </w:p>
-        </w:tc>
-        <w:tc>
-          <w:tcPr>
-            <w:tcW w:type="dxa" w:w="2300"/>
-            <w:shd w:fill="FFFFFF" w:color="auto" w:val="clear"/>
-            <w:tcMar>
-              <w:top w:type="dxa" w:w="60"/>
-              <w:left w:type="dxa" w:w="120"/>
-              <w:bottom w:type="dxa" w:w="60"/>
-              <w:right w:type="dxa" w:w="120"/>
-            </w:tcMar>
-            <w:vAlign w:val="top"/>
-          </w:tcPr>
-          <w:p>
-            <w:pPr>
-              <w:spacing w:after="40" w:before="0"/>
-              <w:jc w:val="left"/>
-            </w:pPr>
-            <w:r>
-              <w:rPr>
-                <w:rFonts w:ascii="Arial" w:cs="Arial" w:eastAsia="Arial" w:hAnsi="Arial"/>
-                <w:b w:val="false"/>
-                <w:bCs w:val="false"/>
-                <w:i w:val="false"/>
-                <w:iCs w:val="false"/>
-                <w:color w:val="000000"/>
-                <w:sz w:val="18"/>
-                <w:szCs w:val="18"/>
-              </w:rPr>
-              <w:t xml:space="preserve">FINAL EXPLANATION WRITING (30 minutes):</w:t>
-            </w:r>
-          </w:p>
-          <w:p>
-            <w:pPr>
-              <w:spacing w:after="40" w:before="0"/>
-              <w:jc w:val="left"/>
-            </w:pPr>
-            <w:r>
-              <w:rPr>
-                <w:rFonts w:ascii="Arial" w:cs="Arial" w:eastAsia="Arial" w:hAnsi="Arial"/>
-                <w:b w:val="false"/>
-                <w:bCs w:val="false"/>
-                <w:i w:val="false"/>
-                <w:iCs w:val="false"/>
-                <w:color w:val="000000"/>
-                <w:sz w:val="18"/>
-                <w:szCs w:val="18"/>
-              </w:rPr>
-              <w:t xml:space="preserve">Students write a complete answer to "Why is it important to study Biology?" using:</w:t>
-            </w:r>
-          </w:p>
-          <w:p>
-            <w:pPr>
-              <w:spacing w:after="30" w:before="0"/>
-              <w:ind w:left="360" w:hanging="180"/>
-              <w:jc w:val="left"/>
-            </w:pPr>
-            <w:r>
-              <w:rPr>
-                <w:rFonts w:ascii="Arial" w:cs="Arial" w:eastAsia="Arial" w:hAnsi="Arial"/>
-                <w:b w:val="false"/>
-                <w:bCs w:val="false"/>
-                <w:i w:val="false"/>
-                <w:iCs w:val="false"/>
-                <w:color w:val="000000"/>
-                <w:sz w:val="18"/>
-                <w:szCs w:val="18"/>
-              </w:rPr>
-              <w:t xml:space="preserve">–  Their Summary Table (all 5 lessons)</w:t>
-            </w:r>
-          </w:p>
-          <w:p>
-            <w:pPr>
-              <w:spacing w:after="30" w:before="0"/>
-              <w:ind w:left="360" w:hanging="180"/>
-              <w:jc w:val="left"/>
-            </w:pPr>
-            <w:r>
-              <w:rPr>
-                <w:rFonts w:ascii="Arial" w:cs="Arial" w:eastAsia="Arial" w:hAnsi="Arial"/>
-                <w:b w:val="false"/>
-                <w:bCs w:val="false"/>
-                <w:i w:val="false"/>
-                <w:iCs w:val="false"/>
-                <w:color w:val="000000"/>
-                <w:sz w:val="18"/>
-                <w:szCs w:val="18"/>
-              </w:rPr>
-              <w:t xml:space="preserve">–  Their completed career wheel</w:t>
-            </w:r>
-          </w:p>
-          <w:p>
-            <w:pPr>
-              <w:spacing w:after="30" w:before="0"/>
-              <w:ind w:left="360" w:hanging="180"/>
-              <w:jc w:val="left"/>
-            </w:pPr>
-            <w:r>
-              <w:rPr>
-                <w:rFonts w:ascii="Arial" w:cs="Arial" w:eastAsia="Arial" w:hAnsi="Arial"/>
-                <w:b w:val="false"/>
-                <w:bCs w:val="false"/>
-                <w:i w:val="false"/>
-                <w:iCs w:val="false"/>
-                <w:color w:val="000000"/>
-                <w:sz w:val="18"/>
-                <w:szCs w:val="18"/>
-              </w:rPr>
-              <w:t xml:space="preserve">–  Their biology model (Lessons 1–5)</w:t>
-            </w:r>
-          </w:p>
-          <w:p>
-            <w:pPr>
-              <w:spacing w:after="30" w:before="0"/>
-              <w:ind w:left="360" w:hanging="180"/>
-              <w:jc w:val="left"/>
-            </w:pPr>
-            <w:r>
-              <w:rPr>
-                <w:rFonts w:ascii="Arial" w:cs="Arial" w:eastAsia="Arial" w:hAnsi="Arial"/>
-                <w:b w:val="false"/>
-                <w:bCs w:val="false"/>
-                <w:i w:val="false"/>
-                <w:iCs w:val="false"/>
-                <w:color w:val="000000"/>
-                <w:sz w:val="18"/>
-                <w:szCs w:val="18"/>
-              </w:rPr>
-              <w:t xml:space="preserve">–  Evidence from the armyworm case study</w:t>
-            </w:r>
-          </w:p>
-          <w:p>
-            <w:pPr>
-              <w:spacing w:after="40" w:before="0"/>
-              <w:jc w:val="left"/>
-            </w:pPr>
-            <w:r>
-              <w:rPr>
-                <w:rFonts w:ascii="Arial" w:cs="Arial" w:eastAsia="Arial" w:hAnsi="Arial"/>
-                <w:b w:val="false"/>
-                <w:bCs w:val="false"/>
-                <w:i w:val="false"/>
-                <w:iCs w:val="false"/>
-                <w:color w:val="000000"/>
-                <w:sz w:val="18"/>
-                <w:szCs w:val="18"/>
-              </w:rPr>
-              <w:t xml:space="preserve">Structure: (1) What is biology? (2) Why does it matter for Kenya? (3) What careers does it open? (4) Personal reflection.</w:t>
-            </w:r>
-          </w:p>
-        </w:tc>
-        <w:tc>
-          <w:tcPr>
-            <w:tcW w:type="dxa" w:w="2556"/>
-            <w:shd w:fill="F2F2F2" w:color="auto" w:val="clear"/>
-            <w:tcMar>
-              <w:top w:type="dxa" w:w="60"/>
-              <w:left w:type="dxa" w:w="120"/>
-              <w:bottom w:type="dxa" w:w="60"/>
-              <w:right w:type="dxa" w:w="120"/>
-            </w:tcMar>
-            <w:vAlign w:val="top"/>
-          </w:tcPr>
           <w:p>
             <w:pPr>
               <w:spacing w:after="20" w:before="0"/>
@@ -22779,7 +22080,7 @@
             <w:pPr>
               <w:spacing w:after="20" w:before="0"/>
             </w:pPr>
-            <w:hyperlink w:history="1" r:id="rIdwpfa0hf16vbacghxl2jho">
+            <w:hyperlink w:history="1" r:id="rIdijthq35ewxdh_skv38fer">
               <w:r>
                 <w:rPr>
                   <w:rFonts w:ascii="Arial" w:cs="Arial" w:eastAsia="Arial" w:hAnsi="Arial"/>
@@ -22812,7 +22113,7 @@
               <w:spacing w:after="10" w:before="0"/>
               <w:ind w:left="120"/>
             </w:pPr>
-            <w:hyperlink w:history="1" r:id="rIdl9xydmb108ypg2a48qg4r">
+            <w:hyperlink w:history="1" r:id="rIdjso88xle3im0u0iwe4n0r">
               <w:r>
                 <w:rPr>
                   <w:rFonts w:ascii="Arial" w:cs="Arial" w:eastAsia="Arial" w:hAnsi="Arial"/>
@@ -22857,7 +22158,7 @@
             <w:pPr>
               <w:spacing w:after="20" w:before="0"/>
             </w:pPr>
-            <w:hyperlink w:history="1" r:id="rId_et5ncm3tjiirgrsgmg9i">
+            <w:hyperlink w:history="1" r:id="rIdeyfsbd4xipvrehjgd7su3">
               <w:r>
                 <w:rPr>
                   <w:rFonts w:ascii="Arial" w:cs="Arial" w:eastAsia="Arial" w:hAnsi="Arial"/>
@@ -22890,7 +22191,7 @@
               <w:spacing w:after="10" w:before="0"/>
               <w:ind w:left="120"/>
             </w:pPr>
-            <w:hyperlink w:history="1" r:id="rIdg5lqfrbdezarpuhcuc1zs">
+            <w:hyperlink w:history="1" r:id="rIdyvlgznr-n35wxvsq3c5dr">
               <w:r>
                 <w:rPr>
                   <w:rFonts w:ascii="Arial" w:cs="Arial" w:eastAsia="Arial" w:hAnsi="Arial"/>
@@ -22906,7 +22207,7 @@
         </w:tc>
         <w:tc>
           <w:tcPr>
-            <w:tcW w:type="dxa" w:w="3324"/>
+            <w:tcW w:type="dxa" w:w="3040"/>
             <w:shd w:fill="FFFFFF" w:color="auto" w:val="clear"/>
             <w:tcMar>
               <w:top w:type="dxa" w:w="60"/>
@@ -22932,6 +22233,156 @@
                 <w:sz w:val="18"/>
                 <w:szCs w:val="18"/>
               </w:rPr>
+              <w:t xml:space="preserve">FINAL EXPLANATION WRITING (30 minutes):</w:t>
+            </w:r>
+          </w:p>
+          <w:p>
+            <w:pPr>
+              <w:spacing w:after="40" w:before="0"/>
+              <w:jc w:val="left"/>
+            </w:pPr>
+            <w:r>
+              <w:rPr>
+                <w:rFonts w:ascii="Arial" w:cs="Arial" w:eastAsia="Arial" w:hAnsi="Arial"/>
+                <w:b w:val="false"/>
+                <w:bCs w:val="false"/>
+                <w:i w:val="false"/>
+                <w:iCs w:val="false"/>
+                <w:color w:val="000000"/>
+                <w:sz w:val="18"/>
+                <w:szCs w:val="18"/>
+              </w:rPr>
+              <w:t xml:space="preserve">Students write a complete answer to "Why is it important to study Biology?" using:</w:t>
+            </w:r>
+          </w:p>
+          <w:p>
+            <w:pPr>
+              <w:spacing w:after="30" w:before="0"/>
+              <w:ind w:left="360" w:hanging="180"/>
+              <w:jc w:val="left"/>
+            </w:pPr>
+            <w:r>
+              <w:rPr>
+                <w:rFonts w:ascii="Arial" w:cs="Arial" w:eastAsia="Arial" w:hAnsi="Arial"/>
+                <w:b w:val="false"/>
+                <w:bCs w:val="false"/>
+                <w:i w:val="false"/>
+                <w:iCs w:val="false"/>
+                <w:color w:val="000000"/>
+                <w:sz w:val="18"/>
+                <w:szCs w:val="18"/>
+              </w:rPr>
+              <w:t xml:space="preserve">–  Their Summary Table (all 5 lessons)</w:t>
+            </w:r>
+          </w:p>
+          <w:p>
+            <w:pPr>
+              <w:spacing w:after="30" w:before="0"/>
+              <w:ind w:left="360" w:hanging="180"/>
+              <w:jc w:val="left"/>
+            </w:pPr>
+            <w:r>
+              <w:rPr>
+                <w:rFonts w:ascii="Arial" w:cs="Arial" w:eastAsia="Arial" w:hAnsi="Arial"/>
+                <w:b w:val="false"/>
+                <w:bCs w:val="false"/>
+                <w:i w:val="false"/>
+                <w:iCs w:val="false"/>
+                <w:color w:val="000000"/>
+                <w:sz w:val="18"/>
+                <w:szCs w:val="18"/>
+              </w:rPr>
+              <w:t xml:space="preserve">–  Their completed career wheel</w:t>
+            </w:r>
+          </w:p>
+          <w:p>
+            <w:pPr>
+              <w:spacing w:after="30" w:before="0"/>
+              <w:ind w:left="360" w:hanging="180"/>
+              <w:jc w:val="left"/>
+            </w:pPr>
+            <w:r>
+              <w:rPr>
+                <w:rFonts w:ascii="Arial" w:cs="Arial" w:eastAsia="Arial" w:hAnsi="Arial"/>
+                <w:b w:val="false"/>
+                <w:bCs w:val="false"/>
+                <w:i w:val="false"/>
+                <w:iCs w:val="false"/>
+                <w:color w:val="000000"/>
+                <w:sz w:val="18"/>
+                <w:szCs w:val="18"/>
+              </w:rPr>
+              <w:t xml:space="preserve">–  Their biology model (Lessons 1–5)</w:t>
+            </w:r>
+          </w:p>
+          <w:p>
+            <w:pPr>
+              <w:spacing w:after="30" w:before="0"/>
+              <w:ind w:left="360" w:hanging="180"/>
+              <w:jc w:val="left"/>
+            </w:pPr>
+            <w:r>
+              <w:rPr>
+                <w:rFonts w:ascii="Arial" w:cs="Arial" w:eastAsia="Arial" w:hAnsi="Arial"/>
+                <w:b w:val="false"/>
+                <w:bCs w:val="false"/>
+                <w:i w:val="false"/>
+                <w:iCs w:val="false"/>
+                <w:color w:val="000000"/>
+                <w:sz w:val="18"/>
+                <w:szCs w:val="18"/>
+              </w:rPr>
+              <w:t xml:space="preserve">–  Evidence from the armyworm case study</w:t>
+            </w:r>
+          </w:p>
+          <w:p>
+            <w:pPr>
+              <w:spacing w:after="40" w:before="0"/>
+              <w:jc w:val="left"/>
+            </w:pPr>
+            <w:r>
+              <w:rPr>
+                <w:rFonts w:ascii="Arial" w:cs="Arial" w:eastAsia="Arial" w:hAnsi="Arial"/>
+                <w:b w:val="false"/>
+                <w:bCs w:val="false"/>
+                <w:i w:val="false"/>
+                <w:iCs w:val="false"/>
+                <w:color w:val="000000"/>
+                <w:sz w:val="18"/>
+                <w:szCs w:val="18"/>
+              </w:rPr>
+              <w:t xml:space="preserve">Structure: (1) What is biology? (2) Why does it matter for Kenya? (3) What careers does it open? (4) Personal reflection.</w:t>
+            </w:r>
+          </w:p>
+        </w:tc>
+        <w:tc>
+          <w:tcPr>
+            <w:tcW w:type="dxa" w:w="3040"/>
+            <w:shd w:fill="F2F2F2" w:color="auto" w:val="clear"/>
+            <w:tcMar>
+              <w:top w:type="dxa" w:w="60"/>
+              <w:left w:type="dxa" w:w="120"/>
+              <w:bottom w:type="dxa" w:w="60"/>
+              <w:right w:type="dxa" w:w="120"/>
+            </w:tcMar>
+            <w:vAlign w:val="top"/>
+          </w:tcPr>
+          <w:p>
+            <w:pPr>
+              <w:spacing w:after="40" w:before="0"/>
+              <w:jc w:val="left"/>
+            </w:pPr>
+            <w:r>
+              <w:rPr>
+                <w:rFonts w:ascii="Arial" w:cs="Arial" w:eastAsia="Arial" w:hAnsi="Arial"/>
+                <w:b w:val="false"/>
+                <w:bCs w:val="false"/>
+                <w:i w:val="false"/>
+                <w:iCs w:val="false"/>
+                <w:color w:val="000000"/>
+                <w:sz w:val="18"/>
+                <w:szCs w:val="18"/>
+              </w:rPr>
               <w:t xml:space="preserve">"Use everything. Reference lessons by name: 'In Lesson 3, I learned...' 'The armyworm case shows...'"</w:t>
             </w:r>
           </w:p>
@@ -22976,59 +22427,59 @@
         </w:tc>
         <w:tc>
           <w:tcPr>
-            <w:tcW w:type="dxa" w:w="2300"/>
+            <w:tcW w:type="dxa" w:w="3040"/>
+            <w:shd w:fill="FFFFFF" w:color="auto" w:val="clear"/>
+            <w:tcMar>
+              <w:top w:type="dxa" w:w="60"/>
+              <w:left w:type="dxa" w:w="120"/>
+              <w:bottom w:type="dxa" w:w="60"/>
+              <w:right w:type="dxa" w:w="120"/>
+            </w:tcMar>
+            <w:vAlign w:val="top"/>
+          </w:tcPr>
+          <w:p>
+            <w:pPr>
+              <w:spacing w:after="40" w:before="0"/>
+              <w:jc w:val="left"/>
+            </w:pPr>
+            <w:r>
+              <w:rPr>
+                <w:rFonts w:ascii="Arial" w:cs="Arial" w:eastAsia="Arial" w:hAnsi="Arial"/>
+                <w:b w:val="false"/>
+                <w:bCs w:val="false"/>
+                <w:i w:val="false"/>
+                <w:iCs w:val="false"/>
+                <w:color w:val="000000"/>
+                <w:sz w:val="18"/>
+                <w:szCs w:val="18"/>
+              </w:rPr>
+              <w:t xml:space="preserve">Synthesis Writing:</w:t>
+            </w:r>
+          </w:p>
+          <w:p>
+            <w:pPr>
+              <w:spacing w:after="40" w:before="0"/>
+              <w:jc w:val="left"/>
+            </w:pPr>
+            <w:r>
+              <w:rPr>
+                <w:rFonts w:ascii="Arial" w:cs="Arial" w:eastAsia="Arial" w:hAnsi="Arial"/>
+                <w:b w:val="false"/>
+                <w:bCs w:val="false"/>
+                <w:i w:val="false"/>
+                <w:iCs w:val="false"/>
+                <w:color w:val="000000"/>
+                <w:sz w:val="18"/>
+                <w:szCs w:val="18"/>
+              </w:rPr>
+              <w:t xml:space="preserve">Writing forces integration of all prior learning. The structured template (4-part) guides without constraining.</w:t>
+            </w:r>
+          </w:p>
+        </w:tc>
+        <w:tc>
+          <w:tcPr>
+            <w:tcW w:type="dxa" w:w="3040"/>
             <w:shd w:fill="F2F2F2" w:color="auto" w:val="clear"/>
-            <w:tcMar>
-              <w:top w:type="dxa" w:w="60"/>
-              <w:left w:type="dxa" w:w="120"/>
-              <w:bottom w:type="dxa" w:w="60"/>
-              <w:right w:type="dxa" w:w="120"/>
-            </w:tcMar>
-            <w:vAlign w:val="top"/>
-          </w:tcPr>
-          <w:p>
-            <w:pPr>
-              <w:spacing w:after="40" w:before="0"/>
-              <w:jc w:val="left"/>
-            </w:pPr>
-            <w:r>
-              <w:rPr>
-                <w:rFonts w:ascii="Arial" w:cs="Arial" w:eastAsia="Arial" w:hAnsi="Arial"/>
-                <w:b w:val="false"/>
-                <w:bCs w:val="false"/>
-                <w:i w:val="false"/>
-                <w:iCs w:val="false"/>
-                <w:color w:val="000000"/>
-                <w:sz w:val="18"/>
-                <w:szCs w:val="18"/>
-              </w:rPr>
-              <w:t xml:space="preserve">Synthesis Writing:</w:t>
-            </w:r>
-          </w:p>
-          <w:p>
-            <w:pPr>
-              <w:spacing w:after="40" w:before="0"/>
-              <w:jc w:val="left"/>
-            </w:pPr>
-            <w:r>
-              <w:rPr>
-                <w:rFonts w:ascii="Arial" w:cs="Arial" w:eastAsia="Arial" w:hAnsi="Arial"/>
-                <w:b w:val="false"/>
-                <w:bCs w:val="false"/>
-                <w:i w:val="false"/>
-                <w:iCs w:val="false"/>
-                <w:color w:val="000000"/>
-                <w:sz w:val="18"/>
-                <w:szCs w:val="18"/>
-              </w:rPr>
-              <w:t xml:space="preserve">Writing forces integration of all prior learning. The structured template (4-part) guides without constraining.</w:t>
-            </w:r>
-          </w:p>
-        </w:tc>
-        <w:tc>
-          <w:tcPr>
-            <w:tcW w:type="dxa" w:w="2300"/>
-            <w:shd w:fill="FFFFFF" w:color="auto" w:val="clear"/>
             <w:tcMar>
               <w:top w:type="dxa" w:w="60"/>
               <w:left w:type="dxa" w:w="120"/>
@@ -23099,7 +22550,7 @@
       <w:tr>
         <w:tc>
           <w:tcPr>
-            <w:tcW w:type="dxa" w:w="900"/>
+            <w:tcW w:type="dxa" w:w="1520"/>
             <w:shd w:fill="E2EFDA" w:color="auto" w:val="clear"/>
             <w:tcMar>
               <w:top w:type="dxa" w:w="60"/>
@@ -23128,108 +22579,6 @@
               <w:t xml:space="preserve">Explain Phase</w:t>
             </w:r>
           </w:p>
-        </w:tc>
-        <w:tc>
-          <w:tcPr>
-            <w:tcW w:type="dxa" w:w="2300"/>
-            <w:shd w:fill="FFFFFF" w:color="auto" w:val="clear"/>
-            <w:tcMar>
-              <w:top w:type="dxa" w:w="60"/>
-              <w:left w:type="dxa" w:w="120"/>
-              <w:bottom w:type="dxa" w:w="60"/>
-              <w:right w:type="dxa" w:w="120"/>
-            </w:tcMar>
-            <w:vAlign w:val="top"/>
-          </w:tcPr>
-          <w:p>
-            <w:pPr>
-              <w:spacing w:after="40" w:before="0"/>
-              <w:jc w:val="left"/>
-            </w:pPr>
-            <w:r>
-              <w:rPr>
-                <w:rFonts w:ascii="Arial" w:cs="Arial" w:eastAsia="Arial" w:hAnsi="Arial"/>
-                <w:b w:val="false"/>
-                <w:bCs w:val="false"/>
-                <w:i w:val="false"/>
-                <w:iCs w:val="false"/>
-                <w:color w:val="000000"/>
-                <w:sz w:val="18"/>
-                <w:szCs w:val="18"/>
-              </w:rPr>
-              <w:t xml:space="preserve">CAREER WHEEL PRESENTATIONS (pairs):</w:t>
-            </w:r>
-          </w:p>
-          <w:p>
-            <w:pPr>
-              <w:spacing w:after="40" w:before="0"/>
-              <w:jc w:val="left"/>
-            </w:pPr>
-            <w:r>
-              <w:rPr>
-                <w:rFonts w:ascii="Arial" w:cs="Arial" w:eastAsia="Arial" w:hAnsi="Arial"/>
-                <w:b w:val="false"/>
-                <w:bCs w:val="false"/>
-                <w:i w:val="false"/>
-                <w:iCs w:val="false"/>
-                <w:color w:val="000000"/>
-                <w:sz w:val="18"/>
-                <w:szCs w:val="18"/>
-              </w:rPr>
-              <w:t xml:space="preserve">Each student presents their career wheel to a partner (2 minutes each):</w:t>
-            </w:r>
-          </w:p>
-          <w:p>
-            <w:pPr>
-              <w:spacing w:after="40" w:before="0"/>
-              <w:jc w:val="left"/>
-            </w:pPr>
-            <w:r>
-              <w:rPr>
-                <w:rFonts w:ascii="Arial" w:cs="Arial" w:eastAsia="Arial" w:hAnsi="Arial"/>
-                <w:b w:val="false"/>
-                <w:bCs w:val="false"/>
-                <w:i w:val="false"/>
-                <w:iCs w:val="false"/>
-                <w:color w:val="000000"/>
-                <w:sz w:val="18"/>
-                <w:szCs w:val="18"/>
-              </w:rPr>
-              <w:t xml:space="preserve">"Here are the 12 fields. Here is the career I am most interested in. Here is why. Here is the biology knowledge and technology skill I would need."</w:t>
-            </w:r>
-          </w:p>
-          <w:p>
-            <w:pPr>
-              <w:spacing w:after="40" w:before="0"/>
-              <w:jc w:val="left"/>
-            </w:pPr>
-            <w:r>
-              <w:rPr>
-                <w:rFonts w:ascii="Arial" w:cs="Arial" w:eastAsia="Arial" w:hAnsi="Arial"/>
-                <w:b w:val="false"/>
-                <w:bCs w:val="false"/>
-                <w:i w:val="false"/>
-                <w:iCs w:val="false"/>
-                <w:color w:val="000000"/>
-                <w:sz w:val="18"/>
-                <w:szCs w:val="18"/>
-              </w:rPr>
-              <w:t xml:space="preserve">Partner gives one piece of positive feedback and one question.</w:t>
-            </w:r>
-          </w:p>
-        </w:tc>
-        <w:tc>
-          <w:tcPr>
-            <w:tcW w:type="dxa" w:w="2556"/>
-            <w:shd w:fill="F2F2F2" w:color="auto" w:val="clear"/>
-            <w:tcMar>
-              <w:top w:type="dxa" w:w="60"/>
-              <w:left w:type="dxa" w:w="120"/>
-              <w:bottom w:type="dxa" w:w="60"/>
-              <w:right w:type="dxa" w:w="120"/>
-            </w:tcMar>
-            <w:vAlign w:val="top"/>
-          </w:tcPr>
           <w:p>
             <w:pPr>
               <w:spacing w:after="20" w:before="0"/>
@@ -23250,7 +22599,7 @@
             <w:pPr>
               <w:spacing w:after="20" w:before="0"/>
             </w:pPr>
-            <w:hyperlink w:history="1" r:id="rIdmghqzbgc-bstsyjisnwnj">
+            <w:hyperlink w:history="1" r:id="rIdn6z0m_zmgexfkvhqjnujp">
               <w:r>
                 <w:rPr>
                   <w:rFonts w:ascii="Arial" w:cs="Arial" w:eastAsia="Arial" w:hAnsi="Arial"/>
@@ -23283,7 +22632,7 @@
               <w:spacing w:after="10" w:before="0"/>
               <w:ind w:left="120"/>
             </w:pPr>
-            <w:hyperlink w:history="1" r:id="rIdqleodnsixkchvfzhptgi7">
+            <w:hyperlink w:history="1" r:id="rIddrs8oam7gfvy1ri-wl2a3">
               <w:r>
                 <w:rPr>
                   <w:rFonts w:ascii="Arial" w:cs="Arial" w:eastAsia="Arial" w:hAnsi="Arial"/>
@@ -23328,7 +22677,7 @@
             <w:pPr>
               <w:spacing w:after="20" w:before="0"/>
             </w:pPr>
-            <w:hyperlink w:history="1" r:id="rId9mjfqncw54egprrwbz37k">
+            <w:hyperlink w:history="1" r:id="rIdnknampbcfngclatglfj_5">
               <w:r>
                 <w:rPr>
                   <w:rFonts w:ascii="Arial" w:cs="Arial" w:eastAsia="Arial" w:hAnsi="Arial"/>
@@ -23361,7 +22710,7 @@
               <w:spacing w:after="10" w:before="0"/>
               <w:ind w:left="120"/>
             </w:pPr>
-            <w:hyperlink w:history="1" r:id="rIdzbvvkvnq9iqdnljcinh3k">
+            <w:hyperlink w:history="1" r:id="rId6sr0q2c4dscq2umb8mj_z">
               <w:r>
                 <w:rPr>
                   <w:rFonts w:ascii="Arial" w:cs="Arial" w:eastAsia="Arial" w:hAnsi="Arial"/>
@@ -23377,7 +22726,7 @@
         </w:tc>
         <w:tc>
           <w:tcPr>
-            <w:tcW w:type="dxa" w:w="3324"/>
+            <w:tcW w:type="dxa" w:w="3040"/>
             <w:shd w:fill="FFFFFF" w:color="auto" w:val="clear"/>
             <w:tcMar>
               <w:top w:type="dxa" w:w="60"/>
@@ -23403,6 +22752,95 @@
                 <w:sz w:val="18"/>
                 <w:szCs w:val="18"/>
               </w:rPr>
+              <w:t xml:space="preserve">CAREER WHEEL PRESENTATIONS (pairs):</w:t>
+            </w:r>
+          </w:p>
+          <w:p>
+            <w:pPr>
+              <w:spacing w:after="40" w:before="0"/>
+              <w:jc w:val="left"/>
+            </w:pPr>
+            <w:r>
+              <w:rPr>
+                <w:rFonts w:ascii="Arial" w:cs="Arial" w:eastAsia="Arial" w:hAnsi="Arial"/>
+                <w:b w:val="false"/>
+                <w:bCs w:val="false"/>
+                <w:i w:val="false"/>
+                <w:iCs w:val="false"/>
+                <w:color w:val="000000"/>
+                <w:sz w:val="18"/>
+                <w:szCs w:val="18"/>
+              </w:rPr>
+              <w:t xml:space="preserve">Each student presents their career wheel to a partner (2 minutes each):</w:t>
+            </w:r>
+          </w:p>
+          <w:p>
+            <w:pPr>
+              <w:spacing w:after="40" w:before="0"/>
+              <w:jc w:val="left"/>
+            </w:pPr>
+            <w:r>
+              <w:rPr>
+                <w:rFonts w:ascii="Arial" w:cs="Arial" w:eastAsia="Arial" w:hAnsi="Arial"/>
+                <w:b w:val="false"/>
+                <w:bCs w:val="false"/>
+                <w:i w:val="false"/>
+                <w:iCs w:val="false"/>
+                <w:color w:val="000000"/>
+                <w:sz w:val="18"/>
+                <w:szCs w:val="18"/>
+              </w:rPr>
+              <w:t xml:space="preserve">"Here are the 12 fields. Here is the career I am most interested in. Here is why. Here is the biology knowledge and technology skill I would need."</w:t>
+            </w:r>
+          </w:p>
+          <w:p>
+            <w:pPr>
+              <w:spacing w:after="40" w:before="0"/>
+              <w:jc w:val="left"/>
+            </w:pPr>
+            <w:r>
+              <w:rPr>
+                <w:rFonts w:ascii="Arial" w:cs="Arial" w:eastAsia="Arial" w:hAnsi="Arial"/>
+                <w:b w:val="false"/>
+                <w:bCs w:val="false"/>
+                <w:i w:val="false"/>
+                <w:iCs w:val="false"/>
+                <w:color w:val="000000"/>
+                <w:sz w:val="18"/>
+                <w:szCs w:val="18"/>
+              </w:rPr>
+              <w:t xml:space="preserve">Partner gives one piece of positive feedback and one question.</w:t>
+            </w:r>
+          </w:p>
+        </w:tc>
+        <w:tc>
+          <w:tcPr>
+            <w:tcW w:type="dxa" w:w="3040"/>
+            <w:shd w:fill="F2F2F2" w:color="auto" w:val="clear"/>
+            <w:tcMar>
+              <w:top w:type="dxa" w:w="60"/>
+              <w:left w:type="dxa" w:w="120"/>
+              <w:bottom w:type="dxa" w:w="60"/>
+              <w:right w:type="dxa" w:w="120"/>
+            </w:tcMar>
+            <w:vAlign w:val="top"/>
+          </w:tcPr>
+          <w:p>
+            <w:pPr>
+              <w:spacing w:after="40" w:before="0"/>
+              <w:jc w:val="left"/>
+            </w:pPr>
+            <w:r>
+              <w:rPr>
+                <w:rFonts w:ascii="Arial" w:cs="Arial" w:eastAsia="Arial" w:hAnsi="Arial"/>
+                <w:b w:val="false"/>
+                <w:bCs w:val="false"/>
+                <w:i w:val="false"/>
+                <w:iCs w:val="false"/>
+                <w:color w:val="000000"/>
+                <w:sz w:val="18"/>
+                <w:szCs w:val="18"/>
+              </w:rPr>
               <w:t xml:space="preserve">"2 minutes to present. Partner: listen, then give feedback: one thing you found interesting, one question."</w:t>
             </w:r>
           </w:p>
@@ -23447,40 +22885,40 @@
         </w:tc>
         <w:tc>
           <w:tcPr>
-            <w:tcW w:type="dxa" w:w="2300"/>
+            <w:tcW w:type="dxa" w:w="3040"/>
+            <w:shd w:fill="FFFFFF" w:color="auto" w:val="clear"/>
+            <w:tcMar>
+              <w:top w:type="dxa" w:w="60"/>
+              <w:left w:type="dxa" w:w="120"/>
+              <w:bottom w:type="dxa" w:w="60"/>
+              <w:right w:type="dxa" w:w="120"/>
+            </w:tcMar>
+            <w:vAlign w:val="top"/>
+          </w:tcPr>
+          <w:p>
+            <w:pPr>
+              <w:spacing w:after="40" w:before="0"/>
+              <w:jc w:val="left"/>
+            </w:pPr>
+            <w:r>
+              <w:rPr>
+                <w:rFonts w:ascii="Arial" w:cs="Arial" w:eastAsia="Arial" w:hAnsi="Arial"/>
+                <w:b w:val="false"/>
+                <w:bCs w:val="false"/>
+                <w:i w:val="false"/>
+                <w:iCs w:val="false"/>
+                <w:color w:val="000000"/>
+                <w:sz w:val="18"/>
+                <w:szCs w:val="18"/>
+              </w:rPr>
+              <w:t xml:space="preserve">Peer Teaching — presenting to a partner requires consolidation and articulation of understanding.</w:t>
+            </w:r>
+          </w:p>
+        </w:tc>
+        <w:tc>
+          <w:tcPr>
+            <w:tcW w:type="dxa" w:w="3040"/>
             <w:shd w:fill="F2F2F2" w:color="auto" w:val="clear"/>
-            <w:tcMar>
-              <w:top w:type="dxa" w:w="60"/>
-              <w:left w:type="dxa" w:w="120"/>
-              <w:bottom w:type="dxa" w:w="60"/>
-              <w:right w:type="dxa" w:w="120"/>
-            </w:tcMar>
-            <w:vAlign w:val="top"/>
-          </w:tcPr>
-          <w:p>
-            <w:pPr>
-              <w:spacing w:after="40" w:before="0"/>
-              <w:jc w:val="left"/>
-            </w:pPr>
-            <w:r>
-              <w:rPr>
-                <w:rFonts w:ascii="Arial" w:cs="Arial" w:eastAsia="Arial" w:hAnsi="Arial"/>
-                <w:b w:val="false"/>
-                <w:bCs w:val="false"/>
-                <w:i w:val="false"/>
-                <w:iCs w:val="false"/>
-                <w:color w:val="000000"/>
-                <w:sz w:val="18"/>
-                <w:szCs w:val="18"/>
-              </w:rPr>
-              <w:t xml:space="preserve">Peer Teaching — presenting to a partner requires consolidation and articulation of understanding.</w:t>
-            </w:r>
-          </w:p>
-        </w:tc>
-        <w:tc>
-          <w:tcPr>
-            <w:tcW w:type="dxa" w:w="2300"/>
-            <w:shd w:fill="FFFFFF" w:color="auto" w:val="clear"/>
             <w:tcMar>
               <w:top w:type="dxa" w:w="60"/>
               <w:left w:type="dxa" w:w="120"/>
@@ -23532,7 +22970,7 @@
       <w:tr>
         <w:tc>
           <w:tcPr>
-            <w:tcW w:type="dxa" w:w="900"/>
+            <w:tcW w:type="dxa" w:w="1520"/>
             <w:shd w:fill="FCE4D6" w:color="auto" w:val="clear"/>
             <w:tcMar>
               <w:top w:type="dxa" w:w="60"/>
@@ -23561,127 +22999,6 @@
               <w:t xml:space="preserve">Driving Question Board (DQB) Creation</w:t>
             </w:r>
           </w:p>
-        </w:tc>
-        <w:tc>
-          <w:tcPr>
-            <w:tcW w:type="dxa" w:w="2300"/>
-            <w:shd w:fill="FFFFFF" w:color="auto" w:val="clear"/>
-            <w:tcMar>
-              <w:top w:type="dxa" w:w="60"/>
-              <w:left w:type="dxa" w:w="120"/>
-              <w:bottom w:type="dxa" w:w="60"/>
-              <w:right w:type="dxa" w:w="120"/>
-            </w:tcMar>
-            <w:vAlign w:val="top"/>
-          </w:tcPr>
-          <w:p>
-            <w:pPr>
-              <w:spacing w:after="40" w:before="0"/>
-              <w:jc w:val="left"/>
-            </w:pPr>
-            <w:r>
-              <w:rPr>
-                <w:rFonts w:ascii="Arial" w:cs="Arial" w:eastAsia="Arial" w:hAnsi="Arial"/>
-                <w:b w:val="false"/>
-                <w:bCs w:val="false"/>
-                <w:i w:val="false"/>
-                <w:iCs w:val="false"/>
-                <w:color w:val="000000"/>
-                <w:sz w:val="18"/>
-                <w:szCs w:val="18"/>
-              </w:rPr>
-              <w:t xml:space="preserve">FINAL DQB REVIEW:</w:t>
-            </w:r>
-          </w:p>
-          <w:p>
-            <w:pPr>
-              <w:spacing w:after="40" w:before="0"/>
-              <w:jc w:val="left"/>
-            </w:pPr>
-            <w:r>
-              <w:rPr>
-                <w:rFonts w:ascii="Arial" w:cs="Arial" w:eastAsia="Arial" w:hAnsi="Arial"/>
-                <w:b w:val="false"/>
-                <w:bCs w:val="false"/>
-                <w:i w:val="false"/>
-                <w:iCs w:val="false"/>
-                <w:color w:val="000000"/>
-                <w:sz w:val="18"/>
-                <w:szCs w:val="18"/>
-              </w:rPr>
-              <w:t xml:space="preserve">Every student writes one card: "I can now answer the driving question. The answer is:..."</w:t>
-            </w:r>
-          </w:p>
-          <w:p>
-            <w:pPr>
-              <w:spacing w:after="40" w:before="0"/>
-              <w:jc w:val="left"/>
-            </w:pPr>
-            <w:r>
-              <w:rPr>
-                <w:rFonts w:ascii="Arial" w:cs="Arial" w:eastAsia="Arial" w:hAnsi="Arial"/>
-                <w:b w:val="false"/>
-                <w:bCs w:val="false"/>
-                <w:i w:val="false"/>
-                <w:iCs w:val="false"/>
-                <w:color w:val="000000"/>
-                <w:sz w:val="18"/>
-                <w:szCs w:val="18"/>
-              </w:rPr>
-              <w:t xml:space="preserve">Cards posted on DQB. Teacher reads 4–5 aloud.</w:t>
-            </w:r>
-          </w:p>
-          <w:p>
-            <w:pPr>
-              <w:spacing w:after="40" w:before="0"/>
-              <w:jc w:val="left"/>
-            </w:pPr>
-            <w:r>
-              <w:rPr>
-                <w:rFonts w:ascii="Arial" w:cs="Arial" w:eastAsia="Arial" w:hAnsi="Arial"/>
-                <w:b w:val="false"/>
-                <w:bCs w:val="false"/>
-                <w:i w:val="false"/>
-                <w:iCs w:val="false"/>
-                <w:color w:val="000000"/>
-                <w:sz w:val="18"/>
-                <w:szCs w:val="18"/>
-              </w:rPr>
-              <w:t xml:space="preserve">Every remaining question moved to ANSWERED.</w:t>
-            </w:r>
-          </w:p>
-          <w:p>
-            <w:pPr>
-              <w:spacing w:after="40" w:before="0"/>
-              <w:jc w:val="left"/>
-            </w:pPr>
-            <w:r>
-              <w:rPr>
-                <w:rFonts w:ascii="Arial" w:cs="Arial" w:eastAsia="Arial" w:hAnsi="Arial"/>
-                <w:b w:val="false"/>
-                <w:bCs w:val="false"/>
-                <w:i w:val="false"/>
-                <w:iCs w:val="false"/>
-                <w:color w:val="000000"/>
-                <w:sz w:val="18"/>
-                <w:szCs w:val="18"/>
-              </w:rPr>
-              <w:t xml:space="preserve">"If there are questions still unanswered — those are invitations to study more biology."</w:t>
-            </w:r>
-          </w:p>
-        </w:tc>
-        <w:tc>
-          <w:tcPr>
-            <w:tcW w:type="dxa" w:w="2556"/>
-            <w:shd w:fill="F2F2F2" w:color="auto" w:val="clear"/>
-            <w:tcMar>
-              <w:top w:type="dxa" w:w="60"/>
-              <w:left w:type="dxa" w:w="120"/>
-              <w:bottom w:type="dxa" w:w="60"/>
-              <w:right w:type="dxa" w:w="120"/>
-            </w:tcMar>
-            <w:vAlign w:val="top"/>
-          </w:tcPr>
           <w:p>
             <w:pPr>
               <w:spacing w:after="20" w:before="0"/>
@@ -23702,7 +23019,7 @@
             <w:pPr>
               <w:spacing w:after="20" w:before="0"/>
             </w:pPr>
-            <w:hyperlink w:history="1" r:id="rIdrao6ylc4snbdhtnupk_or">
+            <w:hyperlink w:history="1" r:id="rIdsmt3npps6spk7pi_4a2hj">
               <w:r>
                 <w:rPr>
                   <w:rFonts w:ascii="Arial" w:cs="Arial" w:eastAsia="Arial" w:hAnsi="Arial"/>
@@ -23735,7 +23052,7 @@
               <w:spacing w:after="10" w:before="0"/>
               <w:ind w:left="120"/>
             </w:pPr>
-            <w:hyperlink w:history="1" r:id="rIdtvqjujd8mqdjhzyglyn6n">
+            <w:hyperlink w:history="1" r:id="rIdt9idyus1phw3t9ji-jawi">
               <w:r>
                 <w:rPr>
                   <w:rFonts w:ascii="Arial" w:cs="Arial" w:eastAsia="Arial" w:hAnsi="Arial"/>
@@ -23780,7 +23097,7 @@
             <w:pPr>
               <w:spacing w:after="20" w:before="0"/>
             </w:pPr>
-            <w:hyperlink w:history="1" r:id="rId3dhcr9jbcj_uajlc0twys">
+            <w:hyperlink w:history="1" r:id="rIdc_66-m7uinin3dic3ecum">
               <w:r>
                 <w:rPr>
                   <w:rFonts w:ascii="Arial" w:cs="Arial" w:eastAsia="Arial" w:hAnsi="Arial"/>
@@ -23813,7 +23130,7 @@
               <w:spacing w:after="10" w:before="0"/>
               <w:ind w:left="120"/>
             </w:pPr>
-            <w:hyperlink w:history="1" r:id="rIdfiibddc3d-q5_mwxwlnsr">
+            <w:hyperlink w:history="1" r:id="rIdwr_twshj0j1uzlyhu4fku">
               <w:r>
                 <w:rPr>
                   <w:rFonts w:ascii="Arial" w:cs="Arial" w:eastAsia="Arial" w:hAnsi="Arial"/>
@@ -23829,7 +23146,7 @@
         </w:tc>
         <w:tc>
           <w:tcPr>
-            <w:tcW w:type="dxa" w:w="3324"/>
+            <w:tcW w:type="dxa" w:w="3040"/>
             <w:shd w:fill="FFFFFF" w:color="auto" w:val="clear"/>
             <w:tcMar>
               <w:top w:type="dxa" w:w="60"/>
@@ -23855,6 +23172,114 @@
                 <w:sz w:val="18"/>
                 <w:szCs w:val="18"/>
               </w:rPr>
+              <w:t xml:space="preserve">FINAL DQB REVIEW:</w:t>
+            </w:r>
+          </w:p>
+          <w:p>
+            <w:pPr>
+              <w:spacing w:after="40" w:before="0"/>
+              <w:jc w:val="left"/>
+            </w:pPr>
+            <w:r>
+              <w:rPr>
+                <w:rFonts w:ascii="Arial" w:cs="Arial" w:eastAsia="Arial" w:hAnsi="Arial"/>
+                <w:b w:val="false"/>
+                <w:bCs w:val="false"/>
+                <w:i w:val="false"/>
+                <w:iCs w:val="false"/>
+                <w:color w:val="000000"/>
+                <w:sz w:val="18"/>
+                <w:szCs w:val="18"/>
+              </w:rPr>
+              <w:t xml:space="preserve">Every student writes one card: "I can now answer the driving question. The answer is:..."</w:t>
+            </w:r>
+          </w:p>
+          <w:p>
+            <w:pPr>
+              <w:spacing w:after="40" w:before="0"/>
+              <w:jc w:val="left"/>
+            </w:pPr>
+            <w:r>
+              <w:rPr>
+                <w:rFonts w:ascii="Arial" w:cs="Arial" w:eastAsia="Arial" w:hAnsi="Arial"/>
+                <w:b w:val="false"/>
+                <w:bCs w:val="false"/>
+                <w:i w:val="false"/>
+                <w:iCs w:val="false"/>
+                <w:color w:val="000000"/>
+                <w:sz w:val="18"/>
+                <w:szCs w:val="18"/>
+              </w:rPr>
+              <w:t xml:space="preserve">Cards posted on DQB. Teacher reads 4–5 aloud.</w:t>
+            </w:r>
+          </w:p>
+          <w:p>
+            <w:pPr>
+              <w:spacing w:after="40" w:before="0"/>
+              <w:jc w:val="left"/>
+            </w:pPr>
+            <w:r>
+              <w:rPr>
+                <w:rFonts w:ascii="Arial" w:cs="Arial" w:eastAsia="Arial" w:hAnsi="Arial"/>
+                <w:b w:val="false"/>
+                <w:bCs w:val="false"/>
+                <w:i w:val="false"/>
+                <w:iCs w:val="false"/>
+                <w:color w:val="000000"/>
+                <w:sz w:val="18"/>
+                <w:szCs w:val="18"/>
+              </w:rPr>
+              <w:t xml:space="preserve">Every remaining question moved to ANSWERED.</w:t>
+            </w:r>
+          </w:p>
+          <w:p>
+            <w:pPr>
+              <w:spacing w:after="40" w:before="0"/>
+              <w:jc w:val="left"/>
+            </w:pPr>
+            <w:r>
+              <w:rPr>
+                <w:rFonts w:ascii="Arial" w:cs="Arial" w:eastAsia="Arial" w:hAnsi="Arial"/>
+                <w:b w:val="false"/>
+                <w:bCs w:val="false"/>
+                <w:i w:val="false"/>
+                <w:iCs w:val="false"/>
+                <w:color w:val="000000"/>
+                <w:sz w:val="18"/>
+                <w:szCs w:val="18"/>
+              </w:rPr>
+              <w:t xml:space="preserve">"If there are questions still unanswered — those are invitations to study more biology."</w:t>
+            </w:r>
+          </w:p>
+        </w:tc>
+        <w:tc>
+          <w:tcPr>
+            <w:tcW w:type="dxa" w:w="3040"/>
+            <w:shd w:fill="F2F2F2" w:color="auto" w:val="clear"/>
+            <w:tcMar>
+              <w:top w:type="dxa" w:w="60"/>
+              <w:left w:type="dxa" w:w="120"/>
+              <w:bottom w:type="dxa" w:w="60"/>
+              <w:right w:type="dxa" w:w="120"/>
+            </w:tcMar>
+            <w:vAlign w:val="top"/>
+          </w:tcPr>
+          <w:p>
+            <w:pPr>
+              <w:spacing w:after="40" w:before="0"/>
+              <w:jc w:val="left"/>
+            </w:pPr>
+            <w:r>
+              <w:rPr>
+                <w:rFonts w:ascii="Arial" w:cs="Arial" w:eastAsia="Arial" w:hAnsi="Arial"/>
+                <w:b w:val="false"/>
+                <w:bCs w:val="false"/>
+                <w:i w:val="false"/>
+                <w:iCs w:val="false"/>
+                <w:color w:val="000000"/>
+                <w:sz w:val="18"/>
+                <w:szCs w:val="18"/>
+              </w:rPr>
               <w:t xml:space="preserve">"Write your one-sentence answer to 'Why is it important to study Biology?' Be specific. Be Kenyan."</w:t>
             </w:r>
           </w:p>
@@ -23899,40 +23324,40 @@
         </w:tc>
         <w:tc>
           <w:tcPr>
-            <w:tcW w:type="dxa" w:w="2300"/>
+            <w:tcW w:type="dxa" w:w="3040"/>
+            <w:shd w:fill="FFFFFF" w:color="auto" w:val="clear"/>
+            <w:tcMar>
+              <w:top w:type="dxa" w:w="60"/>
+              <w:left w:type="dxa" w:w="120"/>
+              <w:bottom w:type="dxa" w:w="60"/>
+              <w:right w:type="dxa" w:w="120"/>
+            </w:tcMar>
+            <w:vAlign w:val="top"/>
+          </w:tcPr>
+          <w:p>
+            <w:pPr>
+              <w:spacing w:after="40" w:before="0"/>
+              <w:jc w:val="left"/>
+            </w:pPr>
+            <w:r>
+              <w:rPr>
+                <w:rFonts w:ascii="Arial" w:cs="Arial" w:eastAsia="Arial" w:hAnsi="Arial"/>
+                <w:b w:val="false"/>
+                <w:bCs w:val="false"/>
+                <w:i w:val="false"/>
+                <w:iCs w:val="false"/>
+                <w:color w:val="000000"/>
+                <w:sz w:val="18"/>
+                <w:szCs w:val="18"/>
+              </w:rPr>
+              <w:t xml:space="preserve">DQB Culmination — closing the board gives students concrete evidence of their own learning journey.</w:t>
+            </w:r>
+          </w:p>
+        </w:tc>
+        <w:tc>
+          <w:tcPr>
+            <w:tcW w:type="dxa" w:w="3040"/>
             <w:shd w:fill="F2F2F2" w:color="auto" w:val="clear"/>
-            <w:tcMar>
-              <w:top w:type="dxa" w:w="60"/>
-              <w:left w:type="dxa" w:w="120"/>
-              <w:bottom w:type="dxa" w:w="60"/>
-              <w:right w:type="dxa" w:w="120"/>
-            </w:tcMar>
-            <w:vAlign w:val="top"/>
-          </w:tcPr>
-          <w:p>
-            <w:pPr>
-              <w:spacing w:after="40" w:before="0"/>
-              <w:jc w:val="left"/>
-            </w:pPr>
-            <w:r>
-              <w:rPr>
-                <w:rFonts w:ascii="Arial" w:cs="Arial" w:eastAsia="Arial" w:hAnsi="Arial"/>
-                <w:b w:val="false"/>
-                <w:bCs w:val="false"/>
-                <w:i w:val="false"/>
-                <w:iCs w:val="false"/>
-                <w:color w:val="000000"/>
-                <w:sz w:val="18"/>
-                <w:szCs w:val="18"/>
-              </w:rPr>
-              <w:t xml:space="preserve">DQB Culmination — closing the board gives students concrete evidence of their own learning journey.</w:t>
-            </w:r>
-          </w:p>
-        </w:tc>
-        <w:tc>
-          <w:tcPr>
-            <w:tcW w:type="dxa" w:w="2300"/>
-            <w:shd w:fill="FFFFFF" w:color="auto" w:val="clear"/>
             <w:tcMar>
               <w:top w:type="dxa" w:w="60"/>
               <w:left w:type="dxa" w:w="120"/>
@@ -23965,7 +23390,7 @@
       <w:tr>
         <w:tc>
           <w:tcPr>
-            <w:tcW w:type="dxa" w:w="900"/>
+            <w:tcW w:type="dxa" w:w="1520"/>
             <w:shd w:fill="D5E8F0" w:color="auto" w:val="clear"/>
             <w:tcMar>
               <w:top w:type="dxa" w:w="60"/>
@@ -23994,89 +23419,6 @@
               <w:t xml:space="preserve">Model Building Phase</w:t>
             </w:r>
           </w:p>
-        </w:tc>
-        <w:tc>
-          <w:tcPr>
-            <w:tcW w:type="dxa" w:w="2300"/>
-            <w:shd w:fill="FFFFFF" w:color="auto" w:val="clear"/>
-            <w:tcMar>
-              <w:top w:type="dxa" w:w="60"/>
-              <w:left w:type="dxa" w:w="120"/>
-              <w:bottom w:type="dxa" w:w="60"/>
-              <w:right w:type="dxa" w:w="120"/>
-            </w:tcMar>
-            <w:vAlign w:val="top"/>
-          </w:tcPr>
-          <w:p>
-            <w:pPr>
-              <w:spacing w:after="40" w:before="0"/>
-              <w:jc w:val="left"/>
-            </w:pPr>
-            <w:r>
-              <w:rPr>
-                <w:rFonts w:ascii="Arial" w:cs="Arial" w:eastAsia="Arial" w:hAnsi="Arial"/>
-                <w:b w:val="false"/>
-                <w:bCs w:val="false"/>
-                <w:i w:val="false"/>
-                <w:iCs w:val="false"/>
-                <w:color w:val="000000"/>
-                <w:sz w:val="18"/>
-                <w:szCs w:val="18"/>
-              </w:rPr>
-              <w:t xml:space="preserve">FINAL MODEL:</w:t>
-            </w:r>
-          </w:p>
-          <w:p>
-            <w:pPr>
-              <w:spacing w:after="40" w:before="0"/>
-              <w:jc w:val="left"/>
-            </w:pPr>
-            <w:r>
-              <w:rPr>
-                <w:rFonts w:ascii="Arial" w:cs="Arial" w:eastAsia="Arial" w:hAnsi="Arial"/>
-                <w:b w:val="false"/>
-                <w:bCs w:val="false"/>
-                <w:i w:val="false"/>
-                <w:iCs w:val="false"/>
-                <w:color w:val="000000"/>
-                <w:sz w:val="18"/>
-                <w:szCs w:val="18"/>
-              </w:rPr>
-              <w:t xml:space="preserve">Students draw their FINAL model of biology — showing: 12 fields, 3 application sectors, technology layer, careers, and their personal starred career. Compare to Lesson 1 initial model side by side.</w:t>
-            </w:r>
-          </w:p>
-          <w:p>
-            <w:pPr>
-              <w:spacing w:after="40" w:before="0"/>
-              <w:jc w:val="left"/>
-            </w:pPr>
-            <w:r>
-              <w:rPr>
-                <w:rFonts w:ascii="Arial" w:cs="Arial" w:eastAsia="Arial" w:hAnsi="Arial"/>
-                <w:b w:val="false"/>
-                <w:bCs w:val="false"/>
-                <w:i w:val="false"/>
-                <w:iCs w:val="false"/>
-                <w:color w:val="000000"/>
-                <w:sz w:val="18"/>
-                <w:szCs w:val="18"/>
-              </w:rPr>
-              <w:t xml:space="preserve">"Write 3 sentences: My understanding of biology changed because..."</w:t>
-            </w:r>
-          </w:p>
-        </w:tc>
-        <w:tc>
-          <w:tcPr>
-            <w:tcW w:type="dxa" w:w="2556"/>
-            <w:shd w:fill="F2F2F2" w:color="auto" w:val="clear"/>
-            <w:tcMar>
-              <w:top w:type="dxa" w:w="60"/>
-              <w:left w:type="dxa" w:w="120"/>
-              <w:bottom w:type="dxa" w:w="60"/>
-              <w:right w:type="dxa" w:w="120"/>
-            </w:tcMar>
-            <w:vAlign w:val="top"/>
-          </w:tcPr>
           <w:p>
             <w:pPr>
               <w:spacing w:after="20" w:before="0"/>
@@ -24097,7 +23439,7 @@
             <w:pPr>
               <w:spacing w:after="20" w:before="0"/>
             </w:pPr>
-            <w:hyperlink w:history="1" r:id="rIdlewutqqqdgadf1uasam2k">
+            <w:hyperlink w:history="1" r:id="rIdpe1uotcblzqnoaougdxsg">
               <w:r>
                 <w:rPr>
                   <w:rFonts w:ascii="Arial" w:cs="Arial" w:eastAsia="Arial" w:hAnsi="Arial"/>
@@ -24130,7 +23472,7 @@
               <w:spacing w:after="10" w:before="0"/>
               <w:ind w:left="120"/>
             </w:pPr>
-            <w:hyperlink w:history="1" r:id="rId0sxxytoofaojmikux5bap">
+            <w:hyperlink w:history="1" r:id="rIdllui25buvibxjptztgpfg">
               <w:r>
                 <w:rPr>
                   <w:rFonts w:ascii="Arial" w:cs="Arial" w:eastAsia="Arial" w:hAnsi="Arial"/>
@@ -24175,7 +23517,7 @@
             <w:pPr>
               <w:spacing w:after="20" w:before="0"/>
             </w:pPr>
-            <w:hyperlink w:history="1" r:id="rIdsnzcxlgu4fxxoldzucg1v">
+            <w:hyperlink w:history="1" r:id="rIdy-iapsqwo9eguogh1vcap">
               <w:r>
                 <w:rPr>
                   <w:rFonts w:ascii="Arial" w:cs="Arial" w:eastAsia="Arial" w:hAnsi="Arial"/>
@@ -24208,7 +23550,7 @@
               <w:spacing w:after="10" w:before="0"/>
               <w:ind w:left="120"/>
             </w:pPr>
-            <w:hyperlink w:history="1" r:id="rIdikiqbvctbo4gqahgcvrtr">
+            <w:hyperlink w:history="1" r:id="rIdlxoqga2cnzqmaiodaclfi">
               <w:r>
                 <w:rPr>
                   <w:rFonts w:ascii="Arial" w:cs="Arial" w:eastAsia="Arial" w:hAnsi="Arial"/>
@@ -24224,7 +23566,7 @@
         </w:tc>
         <w:tc>
           <w:tcPr>
-            <w:tcW w:type="dxa" w:w="3324"/>
+            <w:tcW w:type="dxa" w:w="3040"/>
             <w:shd w:fill="FFFFFF" w:color="auto" w:val="clear"/>
             <w:tcMar>
               <w:top w:type="dxa" w:w="60"/>
@@ -24250,6 +23592,76 @@
                 <w:sz w:val="18"/>
                 <w:szCs w:val="18"/>
               </w:rPr>
+              <w:t xml:space="preserve">FINAL MODEL:</w:t>
+            </w:r>
+          </w:p>
+          <w:p>
+            <w:pPr>
+              <w:spacing w:after="40" w:before="0"/>
+              <w:jc w:val="left"/>
+            </w:pPr>
+            <w:r>
+              <w:rPr>
+                <w:rFonts w:ascii="Arial" w:cs="Arial" w:eastAsia="Arial" w:hAnsi="Arial"/>
+                <w:b w:val="false"/>
+                <w:bCs w:val="false"/>
+                <w:i w:val="false"/>
+                <w:iCs w:val="false"/>
+                <w:color w:val="000000"/>
+                <w:sz w:val="18"/>
+                <w:szCs w:val="18"/>
+              </w:rPr>
+              <w:t xml:space="preserve">Students draw their FINAL model of biology — showing: 12 fields, 3 application sectors, technology layer, careers, and their personal starred career. Compare to Lesson 1 initial model side by side.</w:t>
+            </w:r>
+          </w:p>
+          <w:p>
+            <w:pPr>
+              <w:spacing w:after="40" w:before="0"/>
+              <w:jc w:val="left"/>
+            </w:pPr>
+            <w:r>
+              <w:rPr>
+                <w:rFonts w:ascii="Arial" w:cs="Arial" w:eastAsia="Arial" w:hAnsi="Arial"/>
+                <w:b w:val="false"/>
+                <w:bCs w:val="false"/>
+                <w:i w:val="false"/>
+                <w:iCs w:val="false"/>
+                <w:color w:val="000000"/>
+                <w:sz w:val="18"/>
+                <w:szCs w:val="18"/>
+              </w:rPr>
+              <w:t xml:space="preserve">"Write 3 sentences: My understanding of biology changed because..."</w:t>
+            </w:r>
+          </w:p>
+        </w:tc>
+        <w:tc>
+          <w:tcPr>
+            <w:tcW w:type="dxa" w:w="3040"/>
+            <w:shd w:fill="F2F2F2" w:color="auto" w:val="clear"/>
+            <w:tcMar>
+              <w:top w:type="dxa" w:w="60"/>
+              <w:left w:type="dxa" w:w="120"/>
+              <w:bottom w:type="dxa" w:w="60"/>
+              <w:right w:type="dxa" w:w="120"/>
+            </w:tcMar>
+            <w:vAlign w:val="top"/>
+          </w:tcPr>
+          <w:p>
+            <w:pPr>
+              <w:spacing w:after="40" w:before="0"/>
+              <w:jc w:val="left"/>
+            </w:pPr>
+            <w:r>
+              <w:rPr>
+                <w:rFonts w:ascii="Arial" w:cs="Arial" w:eastAsia="Arial" w:hAnsi="Arial"/>
+                <w:b w:val="false"/>
+                <w:bCs w:val="false"/>
+                <w:i w:val="false"/>
+                <w:iCs w:val="false"/>
+                <w:color w:val="000000"/>
+                <w:sz w:val="18"/>
+                <w:szCs w:val="18"/>
+              </w:rPr>
               <w:t xml:space="preserve">"Draw your final model. It should look very different from Lesson 1. Show everything."</w:t>
             </w:r>
           </w:p>
@@ -24294,40 +23706,40 @@
         </w:tc>
         <w:tc>
           <w:tcPr>
-            <w:tcW w:type="dxa" w:w="2300"/>
+            <w:tcW w:type="dxa" w:w="3040"/>
+            <w:shd w:fill="FFFFFF" w:color="auto" w:val="clear"/>
+            <w:tcMar>
+              <w:top w:type="dxa" w:w="60"/>
+              <w:left w:type="dxa" w:w="120"/>
+              <w:bottom w:type="dxa" w:w="60"/>
+              <w:right w:type="dxa" w:w="120"/>
+            </w:tcMar>
+            <w:vAlign w:val="top"/>
+          </w:tcPr>
+          <w:p>
+            <w:pPr>
+              <w:spacing w:after="40" w:before="0"/>
+              <w:jc w:val="left"/>
+            </w:pPr>
+            <w:r>
+              <w:rPr>
+                <w:rFonts w:ascii="Arial" w:cs="Arial" w:eastAsia="Arial" w:hAnsi="Arial"/>
+                <w:b w:val="false"/>
+                <w:bCs w:val="false"/>
+                <w:i w:val="false"/>
+                <w:iCs w:val="false"/>
+                <w:color w:val="000000"/>
+                <w:sz w:val="18"/>
+                <w:szCs w:val="18"/>
+              </w:rPr>
+              <w:t xml:space="preserve">Model Comparison Reflection: Students explicitly see and articulate their own conceptual growth.</w:t>
+            </w:r>
+          </w:p>
+        </w:tc>
+        <w:tc>
+          <w:tcPr>
+            <w:tcW w:type="dxa" w:w="3040"/>
             <w:shd w:fill="F2F2F2" w:color="auto" w:val="clear"/>
-            <w:tcMar>
-              <w:top w:type="dxa" w:w="60"/>
-              <w:left w:type="dxa" w:w="120"/>
-              <w:bottom w:type="dxa" w:w="60"/>
-              <w:right w:type="dxa" w:w="120"/>
-            </w:tcMar>
-            <w:vAlign w:val="top"/>
-          </w:tcPr>
-          <w:p>
-            <w:pPr>
-              <w:spacing w:after="40" w:before="0"/>
-              <w:jc w:val="left"/>
-            </w:pPr>
-            <w:r>
-              <w:rPr>
-                <w:rFonts w:ascii="Arial" w:cs="Arial" w:eastAsia="Arial" w:hAnsi="Arial"/>
-                <w:b w:val="false"/>
-                <w:bCs w:val="false"/>
-                <w:i w:val="false"/>
-                <w:iCs w:val="false"/>
-                <w:color w:val="000000"/>
-                <w:sz w:val="18"/>
-                <w:szCs w:val="18"/>
-              </w:rPr>
-              <w:t xml:space="preserve">Model Comparison Reflection: Students explicitly see and articulate their own conceptual growth.</w:t>
-            </w:r>
-          </w:p>
-        </w:tc>
-        <w:tc>
-          <w:tcPr>
-            <w:tcW w:type="dxa" w:w="2300"/>
-            <w:shd w:fill="FFFFFF" w:color="auto" w:val="clear"/>
             <w:tcMar>
               <w:top w:type="dxa" w:w="60"/>
               <w:left w:type="dxa" w:w="120"/>
